--- a/Projekta_darba_sagatave.docx
+++ b/Projekta_darba_sagatave.docx
@@ -40,13 +40,8 @@
       </w:r>
       <w:r>
         <w:br/>
-        <w:t xml:space="preserve">Darba vadītājs: Kalvis </w:t>
-      </w:r>
-      <w:proofErr w:type="spellStart"/>
-      <w:r>
-        <w:t>Kincis</w:t>
-      </w:r>
-      <w:proofErr w:type="spellEnd"/>
+        <w:t>Darba vadītājs: Kalvis Kincis</w:t>
+      </w:r>
     </w:p>
     <w:p>
       <w:pPr>
@@ -122,7 +117,7 @@
           <w:r>
             <w:fldChar w:fldCharType="separate"/>
           </w:r>
-          <w:hyperlink w:anchor="_Toc226301700" w:history="1">
+          <w:hyperlink w:anchor="_Toc226374735" w:history="1">
             <w:r>
               <w:rPr>
                 <w:rStyle w:val="Hipersaite"/>
@@ -149,7 +144,7 @@
                 <w:noProof/>
                 <w:webHidden/>
               </w:rPr>
-              <w:instrText xml:space="preserve"> PAGEREF _Toc226301700 \h </w:instrText>
+              <w:instrText xml:space="preserve"> PAGEREF _Toc226374735 \h </w:instrText>
             </w:r>
             <w:r>
               <w:rPr>
@@ -192,7 +187,7 @@
               <w:lang w:eastAsia="lv-LV"/>
             </w:rPr>
           </w:pPr>
-          <w:hyperlink w:anchor="_Toc226301701" w:history="1">
+          <w:hyperlink w:anchor="_Toc226374736" w:history="1">
             <w:r>
               <w:rPr>
                 <w:rStyle w:val="Hipersaite"/>
@@ -219,7 +214,7 @@
                 <w:noProof/>
                 <w:webHidden/>
               </w:rPr>
-              <w:instrText xml:space="preserve"> PAGEREF _Toc226301701 \h </w:instrText>
+              <w:instrText xml:space="preserve"> PAGEREF _Toc226374736 \h </w:instrText>
             </w:r>
             <w:r>
               <w:rPr>
@@ -262,7 +257,7 @@
               <w:lang w:eastAsia="lv-LV"/>
             </w:rPr>
           </w:pPr>
-          <w:hyperlink w:anchor="_Toc226301702" w:history="1">
+          <w:hyperlink w:anchor="_Toc226374737" w:history="1">
             <w:r>
               <w:rPr>
                 <w:rStyle w:val="Hipersaite"/>
@@ -289,7 +284,7 @@
                 <w:noProof/>
                 <w:webHidden/>
               </w:rPr>
-              <w:instrText xml:space="preserve"> PAGEREF _Toc226301702 \h </w:instrText>
+              <w:instrText xml:space="preserve"> PAGEREF _Toc226374737 \h </w:instrText>
             </w:r>
             <w:r>
               <w:rPr>
@@ -332,7 +327,7 @@
               <w:lang w:eastAsia="lv-LV"/>
             </w:rPr>
           </w:pPr>
-          <w:hyperlink w:anchor="_Toc226301703" w:history="1">
+          <w:hyperlink w:anchor="_Toc226374738" w:history="1">
             <w:r>
               <w:rPr>
                 <w:rStyle w:val="Hipersaite"/>
@@ -359,7 +354,7 @@
                 <w:noProof/>
                 <w:webHidden/>
               </w:rPr>
-              <w:instrText xml:space="preserve"> PAGEREF _Toc226301703 \h </w:instrText>
+              <w:instrText xml:space="preserve"> PAGEREF _Toc226374738 \h </w:instrText>
             </w:r>
             <w:r>
               <w:rPr>
@@ -402,7 +397,7 @@
               <w:lang w:eastAsia="lv-LV"/>
             </w:rPr>
           </w:pPr>
-          <w:hyperlink w:anchor="_Toc226301704" w:history="1">
+          <w:hyperlink w:anchor="_Toc226374739" w:history="1">
             <w:r>
               <w:rPr>
                 <w:rStyle w:val="Hipersaite"/>
@@ -429,7 +424,7 @@
                 <w:noProof/>
                 <w:webHidden/>
               </w:rPr>
-              <w:instrText xml:space="preserve"> PAGEREF _Toc226301704 \h </w:instrText>
+              <w:instrText xml:space="preserve"> PAGEREF _Toc226374739 \h </w:instrText>
             </w:r>
             <w:r>
               <w:rPr>
@@ -473,7 +468,7 @@
               <w:lang w:eastAsia="lv-LV"/>
             </w:rPr>
           </w:pPr>
-          <w:hyperlink w:anchor="_Toc226301705" w:history="1">
+          <w:hyperlink w:anchor="_Toc226374740" w:history="1">
             <w:r>
               <w:rPr>
                 <w:rStyle w:val="Hipersaite"/>
@@ -515,7 +510,7 @@
                 <w:noProof/>
                 <w:webHidden/>
               </w:rPr>
-              <w:instrText xml:space="preserve"> PAGEREF _Toc226301705 \h </w:instrText>
+              <w:instrText xml:space="preserve"> PAGEREF _Toc226374740 \h </w:instrText>
             </w:r>
             <w:r>
               <w:rPr>
@@ -558,7 +553,7 @@
               <w:lang w:eastAsia="lv-LV"/>
             </w:rPr>
           </w:pPr>
-          <w:hyperlink w:anchor="_Toc226301706" w:history="1">
+          <w:hyperlink w:anchor="_Toc226374741" w:history="1">
             <w:r>
               <w:rPr>
                 <w:rStyle w:val="Hipersaite"/>
@@ -585,7 +580,7 @@
                 <w:noProof/>
                 <w:webHidden/>
               </w:rPr>
-              <w:instrText xml:space="preserve"> PAGEREF _Toc226301706 \h </w:instrText>
+              <w:instrText xml:space="preserve"> PAGEREF _Toc226374741 \h </w:instrText>
             </w:r>
             <w:r>
               <w:rPr>
@@ -629,7 +624,7 @@
               <w:lang w:eastAsia="lv-LV"/>
             </w:rPr>
           </w:pPr>
-          <w:hyperlink w:anchor="_Toc226301707" w:history="1">
+          <w:hyperlink w:anchor="_Toc226374742" w:history="1">
             <w:r>
               <w:rPr>
                 <w:rStyle w:val="Hipersaite"/>
@@ -671,7 +666,7 @@
                 <w:noProof/>
                 <w:webHidden/>
               </w:rPr>
-              <w:instrText xml:space="preserve"> PAGEREF _Toc226301707 \h </w:instrText>
+              <w:instrText xml:space="preserve"> PAGEREF _Toc226374742 \h </w:instrText>
             </w:r>
             <w:r>
               <w:rPr>
@@ -715,7 +710,7 @@
               <w:lang w:eastAsia="lv-LV"/>
             </w:rPr>
           </w:pPr>
-          <w:hyperlink w:anchor="_Toc226301708" w:history="1">
+          <w:hyperlink w:anchor="_Toc226374743" w:history="1">
             <w:r>
               <w:rPr>
                 <w:rStyle w:val="Hipersaite"/>
@@ -757,7 +752,7 @@
                 <w:noProof/>
                 <w:webHidden/>
               </w:rPr>
-              <w:instrText xml:space="preserve"> PAGEREF _Toc226301708 \h </w:instrText>
+              <w:instrText xml:space="preserve"> PAGEREF _Toc226374743 \h </w:instrText>
             </w:r>
             <w:r>
               <w:rPr>
@@ -801,7 +796,7 @@
               <w:lang w:eastAsia="lv-LV"/>
             </w:rPr>
           </w:pPr>
-          <w:hyperlink w:anchor="_Toc226301709" w:history="1">
+          <w:hyperlink w:anchor="_Toc226374744" w:history="1">
             <w:r>
               <w:rPr>
                 <w:rStyle w:val="Hipersaite"/>
@@ -822,6 +817,92 @@
                 <w:rStyle w:val="Hipersaite"/>
                 <w:noProof/>
               </w:rPr>
+              <w:t>Atkļūdošana un vienībtestēšana</w:t>
+            </w:r>
+            <w:r>
+              <w:rPr>
+                <w:noProof/>
+                <w:webHidden/>
+              </w:rPr>
+              <w:tab/>
+            </w:r>
+            <w:r>
+              <w:rPr>
+                <w:noProof/>
+                <w:webHidden/>
+              </w:rPr>
+              <w:fldChar w:fldCharType="begin"/>
+            </w:r>
+            <w:r>
+              <w:rPr>
+                <w:noProof/>
+                <w:webHidden/>
+              </w:rPr>
+              <w:instrText xml:space="preserve"> PAGEREF _Toc226374744 \h </w:instrText>
+            </w:r>
+            <w:r>
+              <w:rPr>
+                <w:noProof/>
+                <w:webHidden/>
+              </w:rPr>
+            </w:r>
+            <w:r>
+              <w:rPr>
+                <w:noProof/>
+                <w:webHidden/>
+              </w:rPr>
+              <w:fldChar w:fldCharType="separate"/>
+            </w:r>
+            <w:r>
+              <w:rPr>
+                <w:noProof/>
+                <w:webHidden/>
+              </w:rPr>
+              <w:t>12</w:t>
+            </w:r>
+            <w:r>
+              <w:rPr>
+                <w:noProof/>
+                <w:webHidden/>
+              </w:rPr>
+              <w:fldChar w:fldCharType="end"/>
+            </w:r>
+          </w:hyperlink>
+        </w:p>
+        <w:p>
+          <w:pPr>
+            <w:pStyle w:val="Saturs1"/>
+            <w:tabs>
+              <w:tab w:val="left" w:pos="1440"/>
+              <w:tab w:val="right" w:leader="dot" w:pos="9060"/>
+            </w:tabs>
+            <w:rPr>
+              <w:rFonts w:asciiTheme="minorHAnsi" w:eastAsiaTheme="minorEastAsia" w:hAnsiTheme="minorHAnsi"/>
+              <w:noProof/>
+              <w:lang w:eastAsia="lv-LV"/>
+            </w:rPr>
+          </w:pPr>
+          <w:hyperlink w:anchor="_Toc226374745" w:history="1">
+            <w:r>
+              <w:rPr>
+                <w:rStyle w:val="Hipersaite"/>
+                <w:noProof/>
+              </w:rPr>
+              <w:t>5.</w:t>
+            </w:r>
+            <w:r>
+              <w:rPr>
+                <w:rFonts w:asciiTheme="minorHAnsi" w:eastAsiaTheme="minorEastAsia" w:hAnsiTheme="minorHAnsi"/>
+                <w:noProof/>
+                <w:lang w:eastAsia="lv-LV"/>
+              </w:rPr>
+              <w:tab/>
+            </w:r>
+            <w:r>
+              <w:rPr>
+                <w:rStyle w:val="Hipersaite"/>
+                <w:noProof/>
+              </w:rPr>
               <w:t>Lietotāja ceļvedis</w:t>
             </w:r>
             <w:r>
@@ -843,7 +924,7 @@
                 <w:noProof/>
                 <w:webHidden/>
               </w:rPr>
-              <w:instrText xml:space="preserve"> PAGEREF _Toc226301709 \h </w:instrText>
+              <w:instrText xml:space="preserve"> PAGEREF _Toc226374745 \h </w:instrText>
             </w:r>
             <w:r>
               <w:rPr>
@@ -863,7 +944,7 @@
                 <w:noProof/>
                 <w:webHidden/>
               </w:rPr>
-              <w:t>9</w:t>
+              <w:t>13</w:t>
             </w:r>
             <w:r>
               <w:rPr>
@@ -886,7 +967,7 @@
               <w:lang w:eastAsia="lv-LV"/>
             </w:rPr>
           </w:pPr>
-          <w:hyperlink w:anchor="_Toc226301710" w:history="1">
+          <w:hyperlink w:anchor="_Toc226374746" w:history="1">
             <w:r>
               <w:rPr>
                 <w:rStyle w:val="Hipersaite"/>
@@ -913,7 +994,7 @@
                 <w:noProof/>
                 <w:webHidden/>
               </w:rPr>
-              <w:instrText xml:space="preserve"> PAGEREF _Toc226301710 \h </w:instrText>
+              <w:instrText xml:space="preserve"> PAGEREF _Toc226374746 \h </w:instrText>
             </w:r>
             <w:r>
               <w:rPr>
@@ -933,7 +1014,7 @@
                 <w:noProof/>
                 <w:webHidden/>
               </w:rPr>
-              <w:t>10</w:t>
+              <w:t>15</w:t>
             </w:r>
             <w:r>
               <w:rPr>
@@ -956,7 +1037,7 @@
               <w:lang w:eastAsia="lv-LV"/>
             </w:rPr>
           </w:pPr>
-          <w:hyperlink w:anchor="_Toc226301711" w:history="1">
+          <w:hyperlink w:anchor="_Toc226374747" w:history="1">
             <w:r>
               <w:rPr>
                 <w:rStyle w:val="Hipersaite"/>
@@ -983,7 +1064,7 @@
                 <w:noProof/>
                 <w:webHidden/>
               </w:rPr>
-              <w:instrText xml:space="preserve"> PAGEREF _Toc226301711 \h </w:instrText>
+              <w:instrText xml:space="preserve"> PAGEREF _Toc226374747 \h </w:instrText>
             </w:r>
             <w:r>
               <w:rPr>
@@ -1003,7 +1084,7 @@
                 <w:noProof/>
                 <w:webHidden/>
               </w:rPr>
-              <w:t>11</w:t>
+              <w:t>16</w:t>
             </w:r>
             <w:r>
               <w:rPr>
@@ -1026,7 +1107,7 @@
               <w:lang w:eastAsia="lv-LV"/>
             </w:rPr>
           </w:pPr>
-          <w:hyperlink w:anchor="_Toc226301712" w:history="1">
+          <w:hyperlink w:anchor="_Toc226374748" w:history="1">
             <w:r>
               <w:rPr>
                 <w:rStyle w:val="Hipersaite"/>
@@ -1053,7 +1134,7 @@
                 <w:noProof/>
                 <w:webHidden/>
               </w:rPr>
-              <w:instrText xml:space="preserve"> PAGEREF _Toc226301712 \h </w:instrText>
+              <w:instrText xml:space="preserve"> PAGEREF _Toc226374748 \h </w:instrText>
             </w:r>
             <w:r>
               <w:rPr>
@@ -1073,7 +1154,7 @@
                 <w:noProof/>
                 <w:webHidden/>
               </w:rPr>
-              <w:t>12</w:t>
+              <w:t>17</w:t>
             </w:r>
             <w:r>
               <w:rPr>
@@ -1115,7 +1196,7 @@
       <w:pPr>
         <w:pStyle w:val="Virsraksts1"/>
       </w:pPr>
-      <w:bookmarkStart w:id="0" w:name="_Toc226301700"/>
+      <w:bookmarkStart w:id="0" w:name="_Toc226374735"/>
       <w:r>
         <w:lastRenderedPageBreak/>
         <w:t>Ievads</w:t>
@@ -1149,7 +1230,7 @@
       <w:pPr>
         <w:pStyle w:val="Virsraksts2"/>
       </w:pPr>
-      <w:bookmarkStart w:id="1" w:name="_Toc226301701"/>
+      <w:bookmarkStart w:id="1" w:name="_Toc226374736"/>
       <w:r>
         <w:t>Darba mērķis</w:t>
       </w:r>
@@ -1164,7 +1245,7 @@
       <w:pPr>
         <w:pStyle w:val="Virsraksts2"/>
       </w:pPr>
-      <w:bookmarkStart w:id="2" w:name="_Toc226301702"/>
+      <w:bookmarkStart w:id="2" w:name="_Toc226374737"/>
       <w:r>
         <w:t>Darba uzdevumi</w:t>
       </w:r>
@@ -1246,7 +1327,7 @@
       <w:pPr>
         <w:pStyle w:val="Virsraksts2"/>
       </w:pPr>
-      <w:bookmarkStart w:id="3" w:name="_Toc226301703"/>
+      <w:bookmarkStart w:id="3" w:name="_Toc226374738"/>
       <w:r>
         <w:t>Caurviju prasmes</w:t>
       </w:r>
@@ -1304,13 +1385,8 @@
         </w:numPr>
         <w:spacing w:line="240" w:lineRule="auto"/>
       </w:pPr>
-      <w:proofErr w:type="spellStart"/>
-      <w:r>
-        <w:t>Pašvadīta</w:t>
-      </w:r>
-      <w:proofErr w:type="spellEnd"/>
-      <w:r>
-        <w:t xml:space="preserve"> mācīšanās</w:t>
+      <w:r>
+        <w:t>Pašvadīta mācīšanās</w:t>
       </w:r>
       <w:r>
         <w:t>:</w:t>
@@ -1338,13 +1414,8 @@
         </w:numPr>
         <w:spacing w:line="240" w:lineRule="auto"/>
       </w:pPr>
-      <w:proofErr w:type="spellStart"/>
-      <w:r>
-        <w:t>Informācijpratība</w:t>
-      </w:r>
-      <w:proofErr w:type="spellEnd"/>
-      <w:r>
-        <w:t xml:space="preserve"> (kritiskā domāšana)</w:t>
+      <w:r>
+        <w:t>Informācijpratība (kritiskā domāšana)</w:t>
       </w:r>
       <w:r>
         <w:t>:</w:t>
@@ -1398,7 +1469,7 @@
       <w:pPr>
         <w:pStyle w:val="Virsraksts2"/>
       </w:pPr>
-      <w:bookmarkStart w:id="4" w:name="_Toc226301704"/>
+      <w:bookmarkStart w:id="4" w:name="_Toc226374739"/>
       <w:r>
         <w:t>Jēdzienu šifrējums</w:t>
       </w:r>
@@ -1482,7 +1553,6 @@
           <w:numId w:val="6"/>
         </w:numPr>
       </w:pPr>
-      <w:proofErr w:type="spellStart"/>
       <w:r>
         <w:rPr>
           <w:b/>
@@ -1490,7 +1560,6 @@
         </w:rPr>
         <w:t>Back-end</w:t>
       </w:r>
-      <w:proofErr w:type="spellEnd"/>
       <w:r>
         <w:t xml:space="preserve"> – </w:t>
       </w:r>
@@ -1526,7 +1595,6 @@
           <w:numId w:val="6"/>
         </w:numPr>
       </w:pPr>
-      <w:proofErr w:type="spellStart"/>
       <w:r>
         <w:rPr>
           <w:b/>
@@ -1534,7 +1602,6 @@
         </w:rPr>
         <w:t>Front-end</w:t>
       </w:r>
-      <w:proofErr w:type="spellEnd"/>
       <w:r>
         <w:t xml:space="preserve"> </w:t>
       </w:r>
@@ -1624,7 +1691,6 @@
           <w:numId w:val="6"/>
         </w:numPr>
       </w:pPr>
-      <w:proofErr w:type="spellStart"/>
       <w:r>
         <w:rPr>
           <w:b/>
@@ -1632,20 +1698,11 @@
         </w:rPr>
         <w:t>JavaScript</w:t>
       </w:r>
-      <w:proofErr w:type="spellEnd"/>
       <w:r>
         <w:t xml:space="preserve"> - </w:t>
       </w:r>
       <w:r>
-        <w:t xml:space="preserve">objektorientēta </w:t>
-      </w:r>
-      <w:proofErr w:type="spellStart"/>
-      <w:r>
-        <w:t>datorprogrammēšanas</w:t>
-      </w:r>
-      <w:proofErr w:type="spellEnd"/>
-      <w:r>
-        <w:t xml:space="preserve"> valoda, ko parasti izmanto, lai tīmekļa pārlūkprogrammās izveidotu interaktīvus efektus.</w:t>
+        <w:t>objektorientēta datorprogrammēšanas valoda, ko parasti izmanto, lai tīmekļa pārlūkprogrammās izveidotu interaktīvus efektus.</w:t>
       </w:r>
     </w:p>
     <w:p>
@@ -1656,7 +1713,6 @@
           <w:numId w:val="6"/>
         </w:numPr>
       </w:pPr>
-      <w:proofErr w:type="spellStart"/>
       <w:r>
         <w:rPr>
           <w:b/>
@@ -1664,20 +1720,11 @@
         </w:rPr>
         <w:t>MySQL</w:t>
       </w:r>
-      <w:proofErr w:type="spellEnd"/>
       <w:r>
         <w:t xml:space="preserve"> - </w:t>
       </w:r>
       <w:r>
-        <w:t xml:space="preserve">izmanto SQL, lai izveidotu un pārvaldītu datu bāzes. Kā relāciju datu bāze </w:t>
-      </w:r>
-      <w:proofErr w:type="spellStart"/>
-      <w:r>
-        <w:t>MySQL</w:t>
-      </w:r>
-      <w:proofErr w:type="spellEnd"/>
-      <w:r>
-        <w:t xml:space="preserve"> saglabā datus</w:t>
+        <w:t>izmanto SQL, lai izveidotu un pārvaldītu datu bāzes. Kā relāciju datu bāze MySQL saglabā datus</w:t>
       </w:r>
       <w:r>
         <w:t>,</w:t>
@@ -1694,7 +1741,6 @@
           <w:numId w:val="6"/>
         </w:numPr>
       </w:pPr>
-      <w:proofErr w:type="spellStart"/>
       <w:r>
         <w:rPr>
           <w:b/>
@@ -1702,7 +1748,6 @@
         </w:rPr>
         <w:t>Pyhton</w:t>
       </w:r>
-      <w:proofErr w:type="spellEnd"/>
       <w:r>
         <w:t xml:space="preserve"> - </w:t>
       </w:r>
@@ -1721,44 +1766,18 @@
           <w:numId w:val="6"/>
         </w:numPr>
       </w:pPr>
-      <w:proofErr w:type="spellStart"/>
       <w:r>
         <w:rPr>
           <w:b/>
           <w:bCs/>
         </w:rPr>
-        <w:t>Python</w:t>
-      </w:r>
-      <w:proofErr w:type="spellEnd"/>
-      <w:r>
-        <w:rPr>
-          <w:b/>
-          <w:bCs/>
-        </w:rPr>
-        <w:t xml:space="preserve"> </w:t>
-      </w:r>
-      <w:proofErr w:type="spellStart"/>
-      <w:r>
-        <w:rPr>
-          <w:b/>
-          <w:bCs/>
-        </w:rPr>
-        <w:t>Flask</w:t>
-      </w:r>
-      <w:proofErr w:type="spellEnd"/>
+        <w:t>Python Flask</w:t>
+      </w:r>
       <w:r>
         <w:t xml:space="preserve"> -</w:t>
       </w:r>
       <w:r>
-        <w:t xml:space="preserve">tīmekļa ietvars, tas ir </w:t>
-      </w:r>
-      <w:proofErr w:type="spellStart"/>
-      <w:r>
-        <w:t>Python</w:t>
-      </w:r>
-      <w:proofErr w:type="spellEnd"/>
-      <w:r>
-        <w:t xml:space="preserve"> modulis, kas ļauj viegli izstrādāt tīmekļa lietojumprogrammas</w:t>
+        <w:t>tīmekļa ietvars, tas ir Python modulis, kas ļauj viegli izstrādāt tīmekļa lietojumprogrammas</w:t>
       </w:r>
     </w:p>
     <w:p>
@@ -1849,48 +1868,16 @@
           <w:b/>
           <w:bCs/>
         </w:rPr>
-        <w:t xml:space="preserve">DB </w:t>
-      </w:r>
-      <w:proofErr w:type="spellStart"/>
-      <w:r>
-        <w:rPr>
-          <w:b/>
-          <w:bCs/>
-        </w:rPr>
-        <w:t>Browser</w:t>
-      </w:r>
-      <w:proofErr w:type="spellEnd"/>
-      <w:r>
-        <w:rPr>
-          <w:b/>
-          <w:bCs/>
-        </w:rPr>
+        <w:t xml:space="preserve">DB Browser </w:t>
+      </w:r>
+      <w:r>
+        <w:t>-</w:t>
+      </w:r>
+      <w:r>
         <w:t xml:space="preserve"> </w:t>
       </w:r>
       <w:r>
-        <w:t>-</w:t>
-      </w:r>
-      <w:r>
-        <w:t xml:space="preserve"> </w:t>
-      </w:r>
-      <w:r>
-        <w:t xml:space="preserve">vizuāla, atvērtā pirmkoda tehnoloģija, ko izmanto, lai izveidotu, izstrādātu un rediģētu datu bāzes failus, kas ir saderīgi ar </w:t>
-      </w:r>
-      <w:proofErr w:type="spellStart"/>
-      <w:r>
-        <w:t>SQLite</w:t>
-      </w:r>
-      <w:proofErr w:type="spellEnd"/>
-      <w:r>
-        <w:t xml:space="preserve">. Šī tehnoloģija ļauj lietotājiem un izstrādātājiem izveidot datu bāzes, meklēt un rediģēt datus, izmantojot izklājlapai līdzīgu </w:t>
-      </w:r>
-      <w:proofErr w:type="spellStart"/>
-      <w:r>
-        <w:t>saskarni</w:t>
-      </w:r>
-      <w:proofErr w:type="spellEnd"/>
-      <w:r>
-        <w:t>.</w:t>
+        <w:t>vizuāla, atvērtā pirmkoda tehnoloģija, ko izmanto, lai izveidotu, izstrādātu un rediģētu datu bāzes failus, kas ir saderīgi ar SQLite. Šī tehnoloģija ļauj lietotājiem un izstrādātājiem izveidot datu bāzes, meklēt un rediģēt datus, izmantojot izklājlapai līdzīgu saskarni.</w:t>
       </w:r>
     </w:p>
     <w:p>
@@ -1901,7 +1888,6 @@
           <w:numId w:val="6"/>
         </w:numPr>
       </w:pPr>
-      <w:proofErr w:type="spellStart"/>
       <w:r>
         <w:rPr>
           <w:b/>
@@ -1909,7 +1895,6 @@
         </w:rPr>
         <w:t>SQLAlchemy</w:t>
       </w:r>
-      <w:proofErr w:type="spellEnd"/>
       <w:r>
         <w:t xml:space="preserve"> </w:t>
       </w:r>
@@ -1917,31 +1902,7 @@
         <w:t>-</w:t>
       </w:r>
       <w:r>
-        <w:t xml:space="preserve"> atvērtā pirmkoda </w:t>
-      </w:r>
-      <w:proofErr w:type="spellStart"/>
-      <w:r>
-        <w:t>Python</w:t>
-      </w:r>
-      <w:proofErr w:type="spellEnd"/>
-      <w:r>
-        <w:t xml:space="preserve"> bibliotēka, kas nodrošina SQL rīkkopu (sauktu par "</w:t>
-      </w:r>
-      <w:proofErr w:type="spellStart"/>
-      <w:r>
-        <w:t>SQLAlchemy</w:t>
-      </w:r>
-      <w:proofErr w:type="spellEnd"/>
-      <w:r>
-        <w:t xml:space="preserve"> </w:t>
-      </w:r>
-      <w:proofErr w:type="spellStart"/>
-      <w:r>
-        <w:t>Core</w:t>
-      </w:r>
-      <w:proofErr w:type="spellEnd"/>
-      <w:r>
-        <w:t>") un objektu relāciju kartētāju (ORM) datu bāzes mijiedarbībai</w:t>
+        <w:t xml:space="preserve"> atvērtā pirmkoda Python bibliotēka, kas nodrošina SQL rīkkopu (sauktu par "SQLAlchemy Core") un objektu relāciju kartētāju (ORM) datu bāzes mijiedarbībai</w:t>
       </w:r>
       <w:r>
         <w:t>.</w:t>
@@ -1962,7 +1923,7 @@
           <w:numId w:val="8"/>
         </w:numPr>
       </w:pPr>
-      <w:bookmarkStart w:id="5" w:name="_Toc226301705"/>
+      <w:bookmarkStart w:id="5" w:name="_Toc226374740"/>
       <w:r>
         <w:t>Pētāmā problēma</w:t>
       </w:r>
@@ -2020,7 +1981,7 @@
       <w:pPr>
         <w:pStyle w:val="Virsraksts2"/>
       </w:pPr>
-      <w:bookmarkStart w:id="6" w:name="_Toc226301706"/>
+      <w:bookmarkStart w:id="6" w:name="_Toc226374741"/>
       <w:r>
         <w:t xml:space="preserve">1.1 </w:t>
       </w:r>
@@ -2070,15 +2031,7 @@
         </w:numPr>
       </w:pPr>
       <w:r>
-        <w:t xml:space="preserve">59% respondenti norādīja, ka būtu gatavi izmantot </w:t>
-      </w:r>
-      <w:proofErr w:type="spellStart"/>
-      <w:r>
-        <w:t>digitalizētu</w:t>
-      </w:r>
-      <w:proofErr w:type="spellEnd"/>
-      <w:r>
-        <w:t xml:space="preserve"> risinājumu</w:t>
+        <w:t>59% respondenti norādīja, ka būtu gatavi izmantot digitalizētu risinājumu</w:t>
       </w:r>
       <w:r>
         <w:t>,</w:t>
@@ -2169,7 +2122,7 @@
           <w:numId w:val="8"/>
         </w:numPr>
       </w:pPr>
-      <w:bookmarkStart w:id="7" w:name="_Toc226301707"/>
+      <w:bookmarkStart w:id="7" w:name="_Toc226374742"/>
       <w:r>
         <w:t>Programatūras prasību specifikācija</w:t>
       </w:r>
@@ -2217,15 +2170,7 @@
         </w:numPr>
       </w:pPr>
       <w:r>
-        <w:t>Autorizācija: šifrētas paroles, unikāli lietotājvārdi iekšējie sistēmas procesi, lai nevar “</w:t>
-      </w:r>
-      <w:proofErr w:type="spellStart"/>
-      <w:r>
-        <w:t>injekcēt</w:t>
-      </w:r>
-      <w:proofErr w:type="spellEnd"/>
-      <w:r>
-        <w:t>” datubāzes datus,</w:t>
+        <w:t>Autorizācija: šifrētas paroles, unikāli lietotājvārdi iekšējie sistēmas procesi, lai nevar “injekcēt” datubāzes datus,</w:t>
       </w:r>
     </w:p>
     <w:p>
@@ -2275,7 +2220,7 @@
           <w:numId w:val="8"/>
         </w:numPr>
       </w:pPr>
-      <w:bookmarkStart w:id="8" w:name="_Toc226301708"/>
+      <w:bookmarkStart w:id="8" w:name="_Toc226374743"/>
       <w:r>
         <w:t>Programmatūras izstrādes plāns</w:t>
       </w:r>
@@ -2283,15 +2228,7 @@
     </w:p>
     <w:p>
       <w:r>
-        <w:t xml:space="preserve">Projekts tika veidots pēc </w:t>
-      </w:r>
-      <w:proofErr w:type="spellStart"/>
-      <w:r>
-        <w:t>Agile</w:t>
-      </w:r>
-      <w:proofErr w:type="spellEnd"/>
-      <w:r>
-        <w:t xml:space="preserve"> jeb Spējā programmatūras izstrādes principiem, jo tas ļauj elastīgi pielāgoties programmas funkcionalitātei pievienojot jaunas funkcijas, kas ļauj nepārtraukti testēt tās funkcionalitāti. </w:t>
+        <w:t xml:space="preserve">Projekts tika veidots pēc Agile jeb Spējā programmatūras izstrādes principiem, jo tas ļauj elastīgi pielāgoties programmas funkcionalitātei pievienojot jaunas funkcijas, kas ļauj nepārtraukti testēt tās funkcionalitāti. </w:t>
       </w:r>
     </w:p>
     <w:p>
@@ -2305,6 +2242,9 @@
         <w:keepNext/>
       </w:pPr>
       <w:r>
+        <w:rPr>
+          <w:noProof/>
+        </w:rPr>
         <w:drawing>
           <wp:inline distT="0" distB="0" distL="0" distR="0" wp14:anchorId="55F1F969" wp14:editId="379792BF">
             <wp:extent cx="5759450" cy="1167130"/>
@@ -2346,33 +2286,26 @@
       <w:pPr>
         <w:pStyle w:val="Parakstszemobjekta"/>
       </w:pPr>
-      <w:r>
-        <w:fldChar w:fldCharType="begin"/>
-      </w:r>
-      <w:r>
-        <w:instrText xml:space="preserve"> SEQ Ilustrācija \* ARABIC </w:instrText>
-      </w:r>
-      <w:r>
-        <w:fldChar w:fldCharType="separate"/>
-      </w:r>
+      <w:fldSimple w:instr=" SEQ Ilustrācija \* ARABIC ">
+        <w:r>
+          <w:rPr>
+            <w:noProof/>
+          </w:rPr>
+          <w:t>1</w:t>
+        </w:r>
+      </w:fldSimple>
+      <w:r>
+        <w:t>. attēls – izstrādes plāns</w:t>
+      </w:r>
+    </w:p>
+    <w:p>
+      <w:pPr>
+        <w:keepNext/>
+      </w:pPr>
       <w:r>
         <w:rPr>
           <w:noProof/>
         </w:rPr>
-        <w:t>1</w:t>
-      </w:r>
-      <w:r>
-        <w:fldChar w:fldCharType="end"/>
-      </w:r>
-      <w:r>
-        <w:t>. attēls – izstrādes plāns</w:t>
-      </w:r>
-    </w:p>
-    <w:p>
-      <w:pPr>
-        <w:keepNext/>
-      </w:pPr>
-      <w:r>
         <w:lastRenderedPageBreak/>
         <w:drawing>
           <wp:inline distT="0" distB="0" distL="0" distR="0" wp14:anchorId="28F2FB34" wp14:editId="6FB792FF">
@@ -2415,39 +2348,32 @@
       <w:pPr>
         <w:pStyle w:val="Parakstszemobjekta"/>
       </w:pPr>
-      <w:r>
-        <w:fldChar w:fldCharType="begin"/>
-      </w:r>
-      <w:r>
-        <w:instrText xml:space="preserve"> SEQ Ilustrācija \* ARABIC </w:instrText>
-      </w:r>
-      <w:r>
-        <w:fldChar w:fldCharType="separate"/>
-      </w:r>
+      <w:fldSimple w:instr=" SEQ Ilustrācija \* ARABIC ">
+        <w:r>
+          <w:rPr>
+            <w:noProof/>
+          </w:rPr>
+          <w:t>2</w:t>
+        </w:r>
+      </w:fldSimple>
+      <w:r>
+        <w:t>. attēls – dokumentācijas izstrāde</w:t>
+      </w:r>
+    </w:p>
+    <w:p>
+      <w:pPr>
+        <w:keepNext/>
+      </w:pPr>
+    </w:p>
+    <w:p/>
+    <w:p>
+      <w:pPr>
+        <w:keepNext/>
+      </w:pPr>
       <w:r>
         <w:rPr>
           <w:noProof/>
         </w:rPr>
-        <w:t>2</w:t>
-      </w:r>
-      <w:r>
-        <w:fldChar w:fldCharType="end"/>
-      </w:r>
-      <w:r>
-        <w:t>. attēls – dokumentācijas izstrāde</w:t>
-      </w:r>
-    </w:p>
-    <w:p>
-      <w:pPr>
-        <w:keepNext/>
-      </w:pPr>
-    </w:p>
-    <w:p/>
-    <w:p>
-      <w:pPr>
-        <w:keepNext/>
-      </w:pPr>
-      <w:r>
         <w:drawing>
           <wp:inline distT="0" distB="0" distL="0" distR="0" wp14:anchorId="1832D4EE" wp14:editId="1BAF62E9">
             <wp:extent cx="5759450" cy="2887345"/>
@@ -2489,39 +2415,27 @@
       <w:pPr>
         <w:pStyle w:val="Parakstszemobjekta"/>
       </w:pPr>
-      <w:r>
-        <w:fldChar w:fldCharType="begin"/>
-      </w:r>
-      <w:r>
-        <w:instrText xml:space="preserve"> SEQ Ilustrācija \* ARABIC </w:instrText>
-      </w:r>
-      <w:r>
-        <w:fldChar w:fldCharType="separate"/>
-      </w:r>
+      <w:fldSimple w:instr=" SEQ Ilustrācija \* ARABIC ">
+        <w:r>
+          <w:rPr>
+            <w:noProof/>
+          </w:rPr>
+          <w:t>3</w:t>
+        </w:r>
+      </w:fldSimple>
+      <w:r>
+        <w:t>. attēls - vienībtestēšana</w:t>
+      </w:r>
+    </w:p>
+    <w:p/>
+    <w:p>
+      <w:pPr>
+        <w:keepNext/>
+      </w:pPr>
       <w:r>
         <w:rPr>
           <w:noProof/>
         </w:rPr>
-        <w:t>3</w:t>
-      </w:r>
-      <w:r>
-        <w:fldChar w:fldCharType="end"/>
-      </w:r>
-      <w:r>
-        <w:t xml:space="preserve">. attēls - </w:t>
-      </w:r>
-      <w:proofErr w:type="spellStart"/>
-      <w:r>
-        <w:t>vienībtestēšana</w:t>
-      </w:r>
-      <w:proofErr w:type="spellEnd"/>
-    </w:p>
-    <w:p/>
-    <w:p>
-      <w:pPr>
-        <w:keepNext/>
-      </w:pPr>
-      <w:r>
         <w:drawing>
           <wp:inline distT="0" distB="0" distL="0" distR="0" wp14:anchorId="064B59A4" wp14:editId="5B734D2D">
             <wp:extent cx="5759450" cy="2192655"/>
@@ -2563,34 +2477,27 @@
       <w:pPr>
         <w:pStyle w:val="Parakstszemobjekta"/>
       </w:pPr>
-      <w:r>
-        <w:fldChar w:fldCharType="begin"/>
-      </w:r>
-      <w:r>
-        <w:instrText xml:space="preserve"> SEQ Ilustrācija \* ARABIC </w:instrText>
-      </w:r>
-      <w:r>
-        <w:fldChar w:fldCharType="separate"/>
-      </w:r>
+      <w:fldSimple w:instr=" SEQ Ilustrācija \* ARABIC ">
+        <w:r>
+          <w:rPr>
+            <w:noProof/>
+          </w:rPr>
+          <w:t>4</w:t>
+        </w:r>
+      </w:fldSimple>
+      <w:r>
+        <w:t>. attēls – problēmas izpēte</w:t>
+      </w:r>
+    </w:p>
+    <w:p/>
+    <w:p>
+      <w:pPr>
+        <w:keepNext/>
+      </w:pPr>
       <w:r>
         <w:rPr>
           <w:noProof/>
         </w:rPr>
-        <w:t>4</w:t>
-      </w:r>
-      <w:r>
-        <w:fldChar w:fldCharType="end"/>
-      </w:r>
-      <w:r>
-        <w:t>. attēls – problēmas izpēte</w:t>
-      </w:r>
-    </w:p>
-    <w:p/>
-    <w:p>
-      <w:pPr>
-        <w:keepNext/>
-      </w:pPr>
-      <w:r>
         <w:drawing>
           <wp:inline distT="0" distB="0" distL="0" distR="0" wp14:anchorId="1C08D32F" wp14:editId="7652B978">
             <wp:extent cx="5759450" cy="4966970"/>
@@ -2632,34 +2539,27 @@
       <w:pPr>
         <w:pStyle w:val="Parakstszemobjekta"/>
       </w:pPr>
-      <w:r>
-        <w:fldChar w:fldCharType="begin"/>
-      </w:r>
-      <w:r>
-        <w:instrText xml:space="preserve"> SEQ Ilustrācija \* ARABIC </w:instrText>
-      </w:r>
-      <w:r>
-        <w:fldChar w:fldCharType="separate"/>
-      </w:r>
+      <w:fldSimple w:instr=" SEQ Ilustrācija \* ARABIC ">
+        <w:r>
+          <w:rPr>
+            <w:noProof/>
+          </w:rPr>
+          <w:t>5</w:t>
+        </w:r>
+      </w:fldSimple>
+      <w:r>
+        <w:t>. attēls – programmatūras specifikācija</w:t>
+      </w:r>
+    </w:p>
+    <w:p/>
+    <w:p>
+      <w:pPr>
+        <w:keepNext/>
+      </w:pPr>
       <w:r>
         <w:rPr>
           <w:noProof/>
         </w:rPr>
-        <w:t>5</w:t>
-      </w:r>
-      <w:r>
-        <w:fldChar w:fldCharType="end"/>
-      </w:r>
-      <w:r>
-        <w:t>. attēls – programmatūras specifikācija</w:t>
-      </w:r>
-    </w:p>
-    <w:p/>
-    <w:p>
-      <w:pPr>
-        <w:keepNext/>
-      </w:pPr>
-      <w:r>
         <w:lastRenderedPageBreak/>
         <w:drawing>
           <wp:inline distT="0" distB="0" distL="0" distR="0" wp14:anchorId="777B91BC" wp14:editId="554E017D">
@@ -2702,34 +2602,27 @@
       <w:pPr>
         <w:pStyle w:val="Parakstszemobjekta"/>
       </w:pPr>
-      <w:r>
-        <w:fldChar w:fldCharType="begin"/>
-      </w:r>
-      <w:r>
-        <w:instrText xml:space="preserve"> SEQ Ilustrācija \* ARABIC </w:instrText>
-      </w:r>
-      <w:r>
-        <w:fldChar w:fldCharType="separate"/>
-      </w:r>
+      <w:fldSimple w:instr=" SEQ Ilustrācija \* ARABIC ">
+        <w:r>
+          <w:rPr>
+            <w:noProof/>
+          </w:rPr>
+          <w:t>6</w:t>
+        </w:r>
+      </w:fldSimple>
+      <w:r>
+        <w:t>. attēls- tehniskā specifikācija</w:t>
+      </w:r>
+    </w:p>
+    <w:p/>
+    <w:p>
+      <w:pPr>
+        <w:keepNext/>
+      </w:pPr>
       <w:r>
         <w:rPr>
           <w:noProof/>
         </w:rPr>
-        <w:t>6</w:t>
-      </w:r>
-      <w:r>
-        <w:fldChar w:fldCharType="end"/>
-      </w:r>
-      <w:r>
-        <w:t>. attēls- tehniskā specifikācija</w:t>
-      </w:r>
-    </w:p>
-    <w:p/>
-    <w:p>
-      <w:pPr>
-        <w:keepNext/>
-      </w:pPr>
-      <w:r>
         <w:lastRenderedPageBreak/>
         <w:drawing>
           <wp:inline distT="0" distB="0" distL="0" distR="0" wp14:anchorId="7AFD1080" wp14:editId="2FC31448">
@@ -2772,30 +2665,413 @@
       <w:pPr>
         <w:pStyle w:val="Parakstszemobjekta"/>
       </w:pPr>
-      <w:r>
-        <w:fldChar w:fldCharType="begin"/>
-      </w:r>
-      <w:r>
-        <w:instrText xml:space="preserve"> SEQ Ilustrācija \* ARABIC </w:instrText>
-      </w:r>
-      <w:r>
-        <w:fldChar w:fldCharType="separate"/>
-      </w:r>
+      <w:fldSimple w:instr=" SEQ Ilustrācija \* ARABIC ">
+        <w:r>
+          <w:rPr>
+            <w:noProof/>
+          </w:rPr>
+          <w:t>7</w:t>
+        </w:r>
+      </w:fldSimple>
+      <w:r>
+        <w:t>. attēls - procesu plūsma</w:t>
+      </w:r>
+    </w:p>
+    <w:p>
+      <w:r>
+        <w:t>Saskarsnes skices:</w:t>
+      </w:r>
+    </w:p>
+    <w:p>
+      <w:pPr>
+        <w:keepNext/>
+      </w:pPr>
       <w:r>
         <w:rPr>
           <w:noProof/>
         </w:rPr>
-        <w:t>7</w:t>
-      </w:r>
-      <w:r>
-        <w:fldChar w:fldCharType="end"/>
-      </w:r>
-      <w:r>
-        <w:t>. attēls - procesu plūsma</w:t>
-      </w:r>
-    </w:p>
-    <w:p/>
-    <w:p/>
+        <w:drawing>
+          <wp:inline distT="0" distB="0" distL="0" distR="0" wp14:anchorId="25FBA652" wp14:editId="2AF516F7">
+            <wp:extent cx="5759450" cy="3751580"/>
+            <wp:effectExtent l="0" t="0" r="0" b="0"/>
+            <wp:docPr id="539691196" name="Attēls 1"/>
+            <wp:cNvGraphicFramePr>
+              <a:graphicFrameLocks xmlns:a="http://schemas.openxmlformats.org/drawingml/2006/main" noChangeAspect="1"/>
+            </wp:cNvGraphicFramePr>
+            <a:graphic xmlns:a="http://schemas.openxmlformats.org/drawingml/2006/main">
+              <a:graphicData uri="http://schemas.openxmlformats.org/drawingml/2006/picture">
+                <pic:pic xmlns:pic="http://schemas.openxmlformats.org/drawingml/2006/picture">
+                  <pic:nvPicPr>
+                    <pic:cNvPr id="539691196" name=""/>
+                    <pic:cNvPicPr/>
+                  </pic:nvPicPr>
+                  <pic:blipFill>
+                    <a:blip r:embed="rId16"/>
+                    <a:stretch>
+                      <a:fillRect/>
+                    </a:stretch>
+                  </pic:blipFill>
+                  <pic:spPr>
+                    <a:xfrm>
+                      <a:off x="0" y="0"/>
+                      <a:ext cx="5759450" cy="3751580"/>
+                    </a:xfrm>
+                    <a:prstGeom prst="rect">
+                      <a:avLst/>
+                    </a:prstGeom>
+                  </pic:spPr>
+                </pic:pic>
+              </a:graphicData>
+            </a:graphic>
+          </wp:inline>
+        </w:drawing>
+      </w:r>
+    </w:p>
+    <w:p>
+      <w:pPr>
+        <w:pStyle w:val="Parakstszemobjekta"/>
+      </w:pPr>
+      <w:fldSimple w:instr=" SEQ Ilustrācija \* ARABIC ">
+        <w:r>
+          <w:rPr>
+            <w:noProof/>
+          </w:rPr>
+          <w:t>8</w:t>
+        </w:r>
+      </w:fldSimple>
+      <w:r>
+        <w:t>. attēls - pieteikšanās lapa</w:t>
+      </w:r>
+    </w:p>
+    <w:p>
+      <w:pPr>
+        <w:keepNext/>
+      </w:pPr>
+      <w:r>
+        <w:rPr>
+          <w:noProof/>
+        </w:rPr>
+        <w:lastRenderedPageBreak/>
+        <w:drawing>
+          <wp:inline distT="0" distB="0" distL="0" distR="0" wp14:anchorId="1854CE26" wp14:editId="485C2223">
+            <wp:extent cx="5759450" cy="3698875"/>
+            <wp:effectExtent l="0" t="0" r="0" b="0"/>
+            <wp:docPr id="363566725" name="Attēls 1"/>
+            <wp:cNvGraphicFramePr>
+              <a:graphicFrameLocks xmlns:a="http://schemas.openxmlformats.org/drawingml/2006/main" noChangeAspect="1"/>
+            </wp:cNvGraphicFramePr>
+            <a:graphic xmlns:a="http://schemas.openxmlformats.org/drawingml/2006/main">
+              <a:graphicData uri="http://schemas.openxmlformats.org/drawingml/2006/picture">
+                <pic:pic xmlns:pic="http://schemas.openxmlformats.org/drawingml/2006/picture">
+                  <pic:nvPicPr>
+                    <pic:cNvPr id="363566725" name=""/>
+                    <pic:cNvPicPr/>
+                  </pic:nvPicPr>
+                  <pic:blipFill>
+                    <a:blip r:embed="rId17"/>
+                    <a:stretch>
+                      <a:fillRect/>
+                    </a:stretch>
+                  </pic:blipFill>
+                  <pic:spPr>
+                    <a:xfrm>
+                      <a:off x="0" y="0"/>
+                      <a:ext cx="5759450" cy="3698875"/>
+                    </a:xfrm>
+                    <a:prstGeom prst="rect">
+                      <a:avLst/>
+                    </a:prstGeom>
+                  </pic:spPr>
+                </pic:pic>
+              </a:graphicData>
+            </a:graphic>
+          </wp:inline>
+        </w:drawing>
+      </w:r>
+    </w:p>
+    <w:p>
+      <w:pPr>
+        <w:pStyle w:val="Parakstszemobjekta"/>
+      </w:pPr>
+      <w:fldSimple w:instr=" SEQ Ilustrācija \* ARABIC ">
+        <w:r>
+          <w:rPr>
+            <w:noProof/>
+          </w:rPr>
+          <w:t>9</w:t>
+        </w:r>
+      </w:fldSimple>
+      <w:r>
+        <w:t>. attēls - skolēna sākumlapa</w:t>
+      </w:r>
+    </w:p>
+    <w:p>
+      <w:pPr>
+        <w:keepNext/>
+      </w:pPr>
+      <w:r>
+        <w:rPr>
+          <w:noProof/>
+        </w:rPr>
+        <w:drawing>
+          <wp:inline distT="0" distB="0" distL="0" distR="0" wp14:anchorId="5331A751" wp14:editId="757033D4">
+            <wp:extent cx="5759450" cy="3698875"/>
+            <wp:effectExtent l="0" t="0" r="0" b="0"/>
+            <wp:docPr id="315490668" name="Attēls 1"/>
+            <wp:cNvGraphicFramePr>
+              <a:graphicFrameLocks xmlns:a="http://schemas.openxmlformats.org/drawingml/2006/main" noChangeAspect="1"/>
+            </wp:cNvGraphicFramePr>
+            <a:graphic xmlns:a="http://schemas.openxmlformats.org/drawingml/2006/main">
+              <a:graphicData uri="http://schemas.openxmlformats.org/drawingml/2006/picture">
+                <pic:pic xmlns:pic="http://schemas.openxmlformats.org/drawingml/2006/picture">
+                  <pic:nvPicPr>
+                    <pic:cNvPr id="315490668" name=""/>
+                    <pic:cNvPicPr/>
+                  </pic:nvPicPr>
+                  <pic:blipFill>
+                    <a:blip r:embed="rId18"/>
+                    <a:stretch>
+                      <a:fillRect/>
+                    </a:stretch>
+                  </pic:blipFill>
+                  <pic:spPr>
+                    <a:xfrm>
+                      <a:off x="0" y="0"/>
+                      <a:ext cx="5759450" cy="3698875"/>
+                    </a:xfrm>
+                    <a:prstGeom prst="rect">
+                      <a:avLst/>
+                    </a:prstGeom>
+                  </pic:spPr>
+                </pic:pic>
+              </a:graphicData>
+            </a:graphic>
+          </wp:inline>
+        </w:drawing>
+      </w:r>
+    </w:p>
+    <w:p>
+      <w:pPr>
+        <w:pStyle w:val="Parakstszemobjekta"/>
+      </w:pPr>
+      <w:fldSimple w:instr=" SEQ Ilustrācija \* ARABIC ">
+        <w:r>
+          <w:rPr>
+            <w:noProof/>
+          </w:rPr>
+          <w:t>10</w:t>
+        </w:r>
+      </w:fldSimple>
+      <w:r>
+        <w:t>. attēls - skolēna pieteikšanās lapa</w:t>
+      </w:r>
+    </w:p>
+    <w:p>
+      <w:pPr>
+        <w:keepNext/>
+      </w:pPr>
+      <w:r>
+        <w:rPr>
+          <w:noProof/>
+        </w:rPr>
+        <w:lastRenderedPageBreak/>
+        <w:drawing>
+          <wp:inline distT="0" distB="0" distL="0" distR="0" wp14:anchorId="18C6DABA" wp14:editId="5422D1F2">
+            <wp:extent cx="5759450" cy="4011295"/>
+            <wp:effectExtent l="0" t="0" r="0" b="0"/>
+            <wp:docPr id="64834579" name="Attēls 1"/>
+            <wp:cNvGraphicFramePr>
+              <a:graphicFrameLocks xmlns:a="http://schemas.openxmlformats.org/drawingml/2006/main" noChangeAspect="1"/>
+            </wp:cNvGraphicFramePr>
+            <a:graphic xmlns:a="http://schemas.openxmlformats.org/drawingml/2006/main">
+              <a:graphicData uri="http://schemas.openxmlformats.org/drawingml/2006/picture">
+                <pic:pic xmlns:pic="http://schemas.openxmlformats.org/drawingml/2006/picture">
+                  <pic:nvPicPr>
+                    <pic:cNvPr id="64834579" name=""/>
+                    <pic:cNvPicPr/>
+                  </pic:nvPicPr>
+                  <pic:blipFill>
+                    <a:blip r:embed="rId19"/>
+                    <a:stretch>
+                      <a:fillRect/>
+                    </a:stretch>
+                  </pic:blipFill>
+                  <pic:spPr>
+                    <a:xfrm>
+                      <a:off x="0" y="0"/>
+                      <a:ext cx="5759450" cy="4011295"/>
+                    </a:xfrm>
+                    <a:prstGeom prst="rect">
+                      <a:avLst/>
+                    </a:prstGeom>
+                  </pic:spPr>
+                </pic:pic>
+              </a:graphicData>
+            </a:graphic>
+          </wp:inline>
+        </w:drawing>
+      </w:r>
+    </w:p>
+    <w:p>
+      <w:pPr>
+        <w:pStyle w:val="Parakstszemobjekta"/>
+      </w:pPr>
+      <w:fldSimple w:instr=" SEQ Ilustrācija \* ARABIC ">
+        <w:r>
+          <w:rPr>
+            <w:noProof/>
+          </w:rPr>
+          <w:t>11</w:t>
+        </w:r>
+      </w:fldSimple>
+      <w:r>
+        <w:t>. attēls - skolotāja sākumlapa</w:t>
+      </w:r>
+    </w:p>
+    <w:p>
+      <w:pPr>
+        <w:keepNext/>
+      </w:pPr>
+      <w:r>
+        <w:rPr>
+          <w:noProof/>
+        </w:rPr>
+        <w:lastRenderedPageBreak/>
+        <w:drawing>
+          <wp:inline distT="0" distB="0" distL="0" distR="0" wp14:anchorId="11855C2A" wp14:editId="7F109D46">
+            <wp:extent cx="5759450" cy="4698365"/>
+            <wp:effectExtent l="0" t="0" r="0" b="0"/>
+            <wp:docPr id="1567087792" name="Attēls 1"/>
+            <wp:cNvGraphicFramePr>
+              <a:graphicFrameLocks xmlns:a="http://schemas.openxmlformats.org/drawingml/2006/main" noChangeAspect="1"/>
+            </wp:cNvGraphicFramePr>
+            <a:graphic xmlns:a="http://schemas.openxmlformats.org/drawingml/2006/main">
+              <a:graphicData uri="http://schemas.openxmlformats.org/drawingml/2006/picture">
+                <pic:pic xmlns:pic="http://schemas.openxmlformats.org/drawingml/2006/picture">
+                  <pic:nvPicPr>
+                    <pic:cNvPr id="1567087792" name=""/>
+                    <pic:cNvPicPr/>
+                  </pic:nvPicPr>
+                  <pic:blipFill>
+                    <a:blip r:embed="rId20"/>
+                    <a:stretch>
+                      <a:fillRect/>
+                    </a:stretch>
+                  </pic:blipFill>
+                  <pic:spPr>
+                    <a:xfrm>
+                      <a:off x="0" y="0"/>
+                      <a:ext cx="5759450" cy="4698365"/>
+                    </a:xfrm>
+                    <a:prstGeom prst="rect">
+                      <a:avLst/>
+                    </a:prstGeom>
+                  </pic:spPr>
+                </pic:pic>
+              </a:graphicData>
+            </a:graphic>
+          </wp:inline>
+        </w:drawing>
+      </w:r>
+    </w:p>
+    <w:p>
+      <w:pPr>
+        <w:pStyle w:val="Parakstszemobjekta"/>
+      </w:pPr>
+      <w:fldSimple w:instr=" SEQ Ilustrācija \* ARABIC ">
+        <w:r>
+          <w:rPr>
+            <w:noProof/>
+          </w:rPr>
+          <w:t>12</w:t>
+        </w:r>
+      </w:fldSimple>
+      <w:r>
+        <w:t>. attēls - administratora sākumlapa</w:t>
+      </w:r>
+    </w:p>
+    <w:p>
+      <w:pPr>
+        <w:rPr>
+          <w:b/>
+          <w:bCs/>
+        </w:rPr>
+      </w:pPr>
+      <w:r>
+        <w:rPr>
+          <w:b/>
+          <w:bCs/>
+        </w:rPr>
+        <w:t>Datubāzes skice:</w:t>
+      </w:r>
+    </w:p>
+    <w:p>
+      <w:pPr>
+        <w:keepNext/>
+      </w:pPr>
+      <w:r>
+        <w:rPr>
+          <w:noProof/>
+        </w:rPr>
+        <w:drawing>
+          <wp:inline distT="0" distB="0" distL="0" distR="0" wp14:anchorId="4F1BC6FD" wp14:editId="23F391DF">
+            <wp:extent cx="5759450" cy="1658620"/>
+            <wp:effectExtent l="0" t="0" r="0" b="0"/>
+            <wp:docPr id="1542399934" name="Attēls 1"/>
+            <wp:cNvGraphicFramePr>
+              <a:graphicFrameLocks xmlns:a="http://schemas.openxmlformats.org/drawingml/2006/main" noChangeAspect="1"/>
+            </wp:cNvGraphicFramePr>
+            <a:graphic xmlns:a="http://schemas.openxmlformats.org/drawingml/2006/main">
+              <a:graphicData uri="http://schemas.openxmlformats.org/drawingml/2006/picture">
+                <pic:pic xmlns:pic="http://schemas.openxmlformats.org/drawingml/2006/picture">
+                  <pic:nvPicPr>
+                    <pic:cNvPr id="1542399934" name="Attēls 1542399934"/>
+                    <pic:cNvPicPr/>
+                  </pic:nvPicPr>
+                  <pic:blipFill>
+                    <a:blip r:embed="rId21" cstate="print">
+                      <a:extLst>
+                        <a:ext uri="{28A0092B-C50C-407E-A947-70E740481C1C}">
+                          <a14:useLocalDpi xmlns:a14="http://schemas.microsoft.com/office/drawing/2010/main" val="0"/>
+                        </a:ext>
+                      </a:extLst>
+                    </a:blip>
+                    <a:stretch>
+                      <a:fillRect/>
+                    </a:stretch>
+                  </pic:blipFill>
+                  <pic:spPr>
+                    <a:xfrm>
+                      <a:off x="0" y="0"/>
+                      <a:ext cx="5759450" cy="1658620"/>
+                    </a:xfrm>
+                    <a:prstGeom prst="rect">
+                      <a:avLst/>
+                    </a:prstGeom>
+                  </pic:spPr>
+                </pic:pic>
+              </a:graphicData>
+            </a:graphic>
+          </wp:inline>
+        </w:drawing>
+      </w:r>
+    </w:p>
+    <w:p>
+      <w:pPr>
+        <w:pStyle w:val="Parakstszemobjekta"/>
+      </w:pPr>
+      <w:fldSimple w:instr=" SEQ Ilustrācija \* ARABIC ">
+        <w:r>
+          <w:rPr>
+            <w:noProof/>
+          </w:rPr>
+          <w:t>13</w:t>
+        </w:r>
+      </w:fldSimple>
+      <w:r>
+        <w:t>. attēls - datubāzes saskarsne</w:t>
+      </w:r>
+    </w:p>
     <w:p>
       <w:pPr>
         <w:pStyle w:val="Virsraksts1"/>
@@ -2804,11 +3080,572 @@
           <w:numId w:val="8"/>
         </w:numPr>
       </w:pPr>
-      <w:bookmarkStart w:id="9" w:name="_Toc226301709"/>
+      <w:bookmarkStart w:id="9" w:name="_Toc226374744"/>
+      <w:r>
+        <w:t>Atkļūdošana un vienībtestēšana</w:t>
+      </w:r>
+      <w:bookmarkEnd w:id="9"/>
+    </w:p>
+    <w:p>
+      <w:pPr>
+        <w:ind w:left="589"/>
+      </w:pPr>
+      <w:r>
+        <w:t xml:space="preserve">Programmas izstrādes laikā regulāri tiek veiktas izmaiņas, kas ir paredzēts Agile projekta laikā. Izstrādes procesā tika izmantota manuāla un automatizēta vienībtestēšana. </w:t>
+      </w:r>
+      <w:r>
+        <w:t>Izstrādes vidē tika aktivizēts</w:t>
+      </w:r>
+      <w:r>
+        <w:t xml:space="preserve"> Flask Debugger</w:t>
+      </w:r>
+      <w:r>
+        <w:t xml:space="preserve"> atkļūdošanas režīms, kas ļāva fiksēt Python kļūdas reāllaikā un analizēt steka izsekojamību (</w:t>
+      </w:r>
+      <w:r>
+        <w:rPr>
+          <w:i/>
+          <w:iCs/>
+        </w:rPr>
+        <w:t>Stack Trace</w:t>
+      </w:r>
+      <w:r>
+        <w:t>).</w:t>
+      </w:r>
+      <w:r>
+        <w:t xml:space="preserve"> </w:t>
+      </w:r>
+      <w:r>
+        <w:t>Tika kontrolēta HTTP pieprasījumu un atbilžu apmaiņa starp klientu un serveri (JSON datu struktūras pārbaude /api/slots maršrutā).</w:t>
+      </w:r>
+      <w:r>
+        <w:t xml:space="preserve"> </w:t>
+      </w:r>
+      <w:r>
+        <w:t>Kritiskajos koda punktos tika pievienota datu izvade terminālī, lai pārbaudītu mainīgo vērtības pirms to saglabāšanas datubāzē.</w:t>
+      </w:r>
+    </w:p>
+    <w:tbl>
+      <w:tblPr>
+        <w:tblStyle w:val="Reatabula1gaia"/>
+        <w:tblW w:w="0" w:type="auto"/>
+        <w:tblInd w:w="905" w:type="dxa"/>
+        <w:tblLook w:val="04A0" w:firstRow="1" w:lastRow="0" w:firstColumn="1" w:lastColumn="0" w:noHBand="0" w:noVBand="1"/>
+      </w:tblPr>
+      <w:tblGrid>
+        <w:gridCol w:w="1812"/>
+        <w:gridCol w:w="1812"/>
+        <w:gridCol w:w="1812"/>
+        <w:gridCol w:w="1812"/>
+      </w:tblGrid>
+      <w:tr>
+        <w:trPr>
+          <w:cnfStyle w:val="100000000000" w:firstRow="1" w:lastRow="0" w:firstColumn="0" w:lastColumn="0" w:oddVBand="0" w:evenVBand="0" w:oddHBand="0" w:evenHBand="0" w:firstRowFirstColumn="0" w:firstRowLastColumn="0" w:lastRowFirstColumn="0" w:lastRowLastColumn="0"/>
+        </w:trPr>
+        <w:tc>
+          <w:tcPr>
+            <w:cnfStyle w:val="001000000000" w:firstRow="0" w:lastRow="0" w:firstColumn="1" w:lastColumn="0" w:oddVBand="0" w:evenVBand="0" w:oddHBand="0" w:evenHBand="0" w:firstRowFirstColumn="0" w:firstRowLastColumn="0" w:lastRowFirstColumn="0" w:lastRowLastColumn="0"/>
+            <w:tcW w:w="1812" w:type="dxa"/>
+            <w:shd w:val="clear" w:color="auto" w:fill="A6A6A6" w:themeFill="background1" w:themeFillShade="A6"/>
+          </w:tcPr>
+          <w:p>
+            <w:pPr>
+              <w:ind w:firstLine="0"/>
+            </w:pPr>
+            <w:r>
+              <w:lastRenderedPageBreak/>
+              <w:t>Tests</w:t>
+            </w:r>
+          </w:p>
+        </w:tc>
+        <w:tc>
+          <w:tcPr>
+            <w:tcW w:w="1812" w:type="dxa"/>
+            <w:shd w:val="clear" w:color="auto" w:fill="A6A6A6" w:themeFill="background1" w:themeFillShade="A6"/>
+          </w:tcPr>
+          <w:p>
+            <w:pPr>
+              <w:ind w:firstLine="0"/>
+              <w:cnfStyle w:val="100000000000" w:firstRow="1" w:lastRow="0" w:firstColumn="0" w:lastColumn="0" w:oddVBand="0" w:evenVBand="0" w:oddHBand="0" w:evenHBand="0" w:firstRowFirstColumn="0" w:firstRowLastColumn="0" w:lastRowFirstColumn="0" w:lastRowLastColumn="0"/>
+            </w:pPr>
+            <w:r>
+              <w:t>Ievades dati</w:t>
+            </w:r>
+          </w:p>
+        </w:tc>
+        <w:tc>
+          <w:tcPr>
+            <w:tcW w:w="1812" w:type="dxa"/>
+            <w:shd w:val="clear" w:color="auto" w:fill="A6A6A6" w:themeFill="background1" w:themeFillShade="A6"/>
+          </w:tcPr>
+          <w:p>
+            <w:pPr>
+              <w:ind w:firstLine="0"/>
+              <w:cnfStyle w:val="100000000000" w:firstRow="1" w:lastRow="0" w:firstColumn="0" w:lastColumn="0" w:oddVBand="0" w:evenVBand="0" w:oddHBand="0" w:evenHBand="0" w:firstRowFirstColumn="0" w:firstRowLastColumn="0" w:lastRowFirstColumn="0" w:lastRowLastColumn="0"/>
+            </w:pPr>
+            <w:r>
+              <w:t>Gaidāmais rezultāts</w:t>
+            </w:r>
+          </w:p>
+        </w:tc>
+        <w:tc>
+          <w:tcPr>
+            <w:tcW w:w="1812" w:type="dxa"/>
+            <w:shd w:val="clear" w:color="auto" w:fill="A6A6A6" w:themeFill="background1" w:themeFillShade="A6"/>
+          </w:tcPr>
+          <w:p>
+            <w:pPr>
+              <w:ind w:firstLine="0"/>
+              <w:cnfStyle w:val="100000000000" w:firstRow="1" w:lastRow="0" w:firstColumn="0" w:lastColumn="0" w:oddVBand="0" w:evenVBand="0" w:oddHBand="0" w:evenHBand="0" w:firstRowFirstColumn="0" w:firstRowLastColumn="0" w:lastRowFirstColumn="0" w:lastRowLastColumn="0"/>
+            </w:pPr>
+            <w:r>
+              <w:t>Rezultāts</w:t>
+            </w:r>
+          </w:p>
+        </w:tc>
+      </w:tr>
+      <w:tr>
+        <w:tc>
+          <w:tcPr>
+            <w:cnfStyle w:val="001000000000" w:firstRow="0" w:lastRow="0" w:firstColumn="1" w:lastColumn="0" w:oddVBand="0" w:evenVBand="0" w:oddHBand="0" w:evenHBand="0" w:firstRowFirstColumn="0" w:firstRowLastColumn="0" w:lastRowFirstColumn="0" w:lastRowLastColumn="0"/>
+            <w:tcW w:w="1812" w:type="dxa"/>
+            <w:shd w:val="clear" w:color="auto" w:fill="F2F2F2" w:themeFill="background1" w:themeFillShade="F2"/>
+          </w:tcPr>
+          <w:p>
+            <w:pPr>
+              <w:ind w:firstLine="0"/>
+              <w:rPr>
+                <w:b w:val="0"/>
+                <w:bCs w:val="0"/>
+              </w:rPr>
+            </w:pPr>
+            <w:r>
+              <w:rPr>
+                <w:b w:val="0"/>
+                <w:bCs w:val="0"/>
+              </w:rPr>
+              <w:t>Lietotāja autorizācija</w:t>
+            </w:r>
+          </w:p>
+        </w:tc>
+        <w:tc>
+          <w:tcPr>
+            <w:tcW w:w="1812" w:type="dxa"/>
+            <w:shd w:val="clear" w:color="auto" w:fill="F2F2F2" w:themeFill="background1" w:themeFillShade="F2"/>
+          </w:tcPr>
+          <w:p>
+            <w:pPr>
+              <w:ind w:firstLine="0"/>
+              <w:cnfStyle w:val="000000000000" w:firstRow="0" w:lastRow="0" w:firstColumn="0" w:lastColumn="0" w:oddVBand="0" w:evenVBand="0" w:oddHBand="0" w:evenHBand="0" w:firstRowFirstColumn="0" w:firstRowLastColumn="0" w:lastRowFirstColumn="0" w:lastRowLastColumn="0"/>
+            </w:pPr>
+            <w:r>
+              <w:t>Pareizs lietotājvārds un parole</w:t>
+            </w:r>
+          </w:p>
+        </w:tc>
+        <w:tc>
+          <w:tcPr>
+            <w:tcW w:w="1812" w:type="dxa"/>
+            <w:shd w:val="clear" w:color="auto" w:fill="F2F2F2" w:themeFill="background1" w:themeFillShade="F2"/>
+          </w:tcPr>
+          <w:p>
+            <w:pPr>
+              <w:ind w:firstLine="0"/>
+              <w:cnfStyle w:val="000000000000" w:firstRow="0" w:lastRow="0" w:firstColumn="0" w:lastColumn="0" w:oddVBand="0" w:evenVBand="0" w:oddHBand="0" w:evenHBand="0" w:firstRowFirstColumn="0" w:firstRowLastColumn="0" w:lastRowFirstColumn="0" w:lastRowLastColumn="0"/>
+            </w:pPr>
+            <w:r>
+              <w:t>Lietotājs tiek novirzīts uz atbilstošo paneli</w:t>
+            </w:r>
+          </w:p>
+        </w:tc>
+        <w:tc>
+          <w:tcPr>
+            <w:tcW w:w="1812" w:type="dxa"/>
+            <w:shd w:val="clear" w:color="auto" w:fill="F2F2F2" w:themeFill="background1" w:themeFillShade="F2"/>
+          </w:tcPr>
+          <w:p>
+            <w:pPr>
+              <w:ind w:firstLine="0"/>
+              <w:cnfStyle w:val="000000000000" w:firstRow="0" w:lastRow="0" w:firstColumn="0" w:lastColumn="0" w:oddVBand="0" w:evenVBand="0" w:oddHBand="0" w:evenHBand="0" w:firstRowFirstColumn="0" w:firstRowLastColumn="0" w:lastRowFirstColumn="0" w:lastRowLastColumn="0"/>
+            </w:pPr>
+            <w:r>
+              <w:t>Sekmīgs</w:t>
+            </w:r>
+          </w:p>
+        </w:tc>
+      </w:tr>
+      <w:tr>
+        <w:tc>
+          <w:tcPr>
+            <w:cnfStyle w:val="001000000000" w:firstRow="0" w:lastRow="0" w:firstColumn="1" w:lastColumn="0" w:oddVBand="0" w:evenVBand="0" w:oddHBand="0" w:evenHBand="0" w:firstRowFirstColumn="0" w:firstRowLastColumn="0" w:lastRowFirstColumn="0" w:lastRowLastColumn="0"/>
+            <w:tcW w:w="1812" w:type="dxa"/>
+            <w:shd w:val="clear" w:color="auto" w:fill="F2F2F2" w:themeFill="background1" w:themeFillShade="F2"/>
+          </w:tcPr>
+          <w:p>
+            <w:pPr>
+              <w:ind w:firstLine="0"/>
+              <w:rPr>
+                <w:b w:val="0"/>
+                <w:bCs w:val="0"/>
+              </w:rPr>
+            </w:pPr>
+            <w:r>
+              <w:rPr>
+                <w:b w:val="0"/>
+                <w:bCs w:val="0"/>
+              </w:rPr>
+              <w:t>Autorizācijas kļūda</w:t>
+            </w:r>
+          </w:p>
+        </w:tc>
+        <w:tc>
+          <w:tcPr>
+            <w:tcW w:w="1812" w:type="dxa"/>
+            <w:shd w:val="clear" w:color="auto" w:fill="F2F2F2" w:themeFill="background1" w:themeFillShade="F2"/>
+          </w:tcPr>
+          <w:p>
+            <w:pPr>
+              <w:ind w:firstLine="0"/>
+              <w:cnfStyle w:val="000000000000" w:firstRow="0" w:lastRow="0" w:firstColumn="0" w:lastColumn="0" w:oddVBand="0" w:evenVBand="0" w:oddHBand="0" w:evenHBand="0" w:firstRowFirstColumn="0" w:firstRowLastColumn="0" w:lastRowFirstColumn="0" w:lastRowLastColumn="0"/>
+            </w:pPr>
+            <w:r>
+              <w:t>Nepareiza parole esošam klientam</w:t>
+            </w:r>
+          </w:p>
+        </w:tc>
+        <w:tc>
+          <w:tcPr>
+            <w:tcW w:w="1812" w:type="dxa"/>
+            <w:shd w:val="clear" w:color="auto" w:fill="F2F2F2" w:themeFill="background1" w:themeFillShade="F2"/>
+          </w:tcPr>
+          <w:p>
+            <w:pPr>
+              <w:ind w:firstLine="0"/>
+              <w:cnfStyle w:val="000000000000" w:firstRow="0" w:lastRow="0" w:firstColumn="0" w:lastColumn="0" w:oddVBand="0" w:evenVBand="0" w:oddHBand="0" w:evenHBand="0" w:firstRowFirstColumn="0" w:firstRowLastColumn="0" w:lastRowFirstColumn="0" w:lastRowLastColumn="0"/>
+            </w:pPr>
+            <w:r>
+              <w:t>Parādās kļūdas ziņojums, pieeja aizliegta</w:t>
+            </w:r>
+          </w:p>
+        </w:tc>
+        <w:tc>
+          <w:tcPr>
+            <w:tcW w:w="1812" w:type="dxa"/>
+            <w:shd w:val="clear" w:color="auto" w:fill="F2F2F2" w:themeFill="background1" w:themeFillShade="F2"/>
+          </w:tcPr>
+          <w:p>
+            <w:pPr>
+              <w:ind w:firstLine="0"/>
+              <w:cnfStyle w:val="000000000000" w:firstRow="0" w:lastRow="0" w:firstColumn="0" w:lastColumn="0" w:oddVBand="0" w:evenVBand="0" w:oddHBand="0" w:evenHBand="0" w:firstRowFirstColumn="0" w:firstRowLastColumn="0" w:lastRowFirstColumn="0" w:lastRowLastColumn="0"/>
+            </w:pPr>
+            <w:r>
+              <w:t>Sekmīgs</w:t>
+            </w:r>
+          </w:p>
+        </w:tc>
+      </w:tr>
+      <w:tr>
+        <w:tc>
+          <w:tcPr>
+            <w:cnfStyle w:val="001000000000" w:firstRow="0" w:lastRow="0" w:firstColumn="1" w:lastColumn="0" w:oddVBand="0" w:evenVBand="0" w:oddHBand="0" w:evenHBand="0" w:firstRowFirstColumn="0" w:firstRowLastColumn="0" w:lastRowFirstColumn="0" w:lastRowLastColumn="0"/>
+            <w:tcW w:w="1812" w:type="dxa"/>
+            <w:shd w:val="clear" w:color="auto" w:fill="F2F2F2" w:themeFill="background1" w:themeFillShade="F2"/>
+          </w:tcPr>
+          <w:p>
+            <w:pPr>
+              <w:ind w:firstLine="0"/>
+              <w:rPr>
+                <w:b w:val="0"/>
+                <w:bCs w:val="0"/>
+              </w:rPr>
+            </w:pPr>
+            <w:r>
+              <w:rPr>
+                <w:b w:val="0"/>
+                <w:bCs w:val="0"/>
+              </w:rPr>
+              <w:t>Piekļuves kontrole</w:t>
+            </w:r>
+          </w:p>
+        </w:tc>
+        <w:tc>
+          <w:tcPr>
+            <w:tcW w:w="1812" w:type="dxa"/>
+            <w:shd w:val="clear" w:color="auto" w:fill="F2F2F2" w:themeFill="background1" w:themeFillShade="F2"/>
+          </w:tcPr>
+          <w:p>
+            <w:pPr>
+              <w:ind w:firstLine="0"/>
+              <w:cnfStyle w:val="000000000000" w:firstRow="0" w:lastRow="0" w:firstColumn="0" w:lastColumn="0" w:oddVBand="0" w:evenVBand="0" w:oddHBand="0" w:evenHBand="0" w:firstRowFirstColumn="0" w:firstRowLastColumn="0" w:lastRowFirstColumn="0" w:lastRowLastColumn="0"/>
+            </w:pPr>
+            <w:r>
+              <w:t>Skolēns vai Skolotājs meklētājjoslā ievada /admin</w:t>
+            </w:r>
+          </w:p>
+        </w:tc>
+        <w:tc>
+          <w:tcPr>
+            <w:tcW w:w="1812" w:type="dxa"/>
+            <w:shd w:val="clear" w:color="auto" w:fill="F2F2F2" w:themeFill="background1" w:themeFillShade="F2"/>
+          </w:tcPr>
+          <w:p>
+            <w:pPr>
+              <w:ind w:firstLine="0"/>
+              <w:cnfStyle w:val="000000000000" w:firstRow="0" w:lastRow="0" w:firstColumn="0" w:lastColumn="0" w:oddVBand="0" w:evenVBand="0" w:oddHBand="0" w:evenHBand="0" w:firstRowFirstColumn="0" w:firstRowLastColumn="0" w:lastRowFirstColumn="0" w:lastRowLastColumn="0"/>
+            </w:pPr>
+            <w:r>
+              <w:t>Programma novirza skolēnu vai skolotāju uz sākumlapu</w:t>
+            </w:r>
+          </w:p>
+        </w:tc>
+        <w:tc>
+          <w:tcPr>
+            <w:tcW w:w="1812" w:type="dxa"/>
+            <w:shd w:val="clear" w:color="auto" w:fill="F2F2F2" w:themeFill="background1" w:themeFillShade="F2"/>
+          </w:tcPr>
+          <w:p>
+            <w:pPr>
+              <w:ind w:firstLine="0"/>
+              <w:cnfStyle w:val="000000000000" w:firstRow="0" w:lastRow="0" w:firstColumn="0" w:lastColumn="0" w:oddVBand="0" w:evenVBand="0" w:oddHBand="0" w:evenHBand="0" w:firstRowFirstColumn="0" w:firstRowLastColumn="0" w:lastRowFirstColumn="0" w:lastRowLastColumn="0"/>
+            </w:pPr>
+            <w:r>
+              <w:t>Sekmīgs</w:t>
+            </w:r>
+          </w:p>
+        </w:tc>
+      </w:tr>
+      <w:tr>
+        <w:tc>
+          <w:tcPr>
+            <w:cnfStyle w:val="001000000000" w:firstRow="0" w:lastRow="0" w:firstColumn="1" w:lastColumn="0" w:oddVBand="0" w:evenVBand="0" w:oddHBand="0" w:evenHBand="0" w:firstRowFirstColumn="0" w:firstRowLastColumn="0" w:lastRowFirstColumn="0" w:lastRowLastColumn="0"/>
+            <w:tcW w:w="1812" w:type="dxa"/>
+            <w:shd w:val="clear" w:color="auto" w:fill="F2F2F2" w:themeFill="background1" w:themeFillShade="F2"/>
+          </w:tcPr>
+          <w:p>
+            <w:pPr>
+              <w:ind w:firstLine="0"/>
+              <w:rPr>
+                <w:b w:val="0"/>
+                <w:bCs w:val="0"/>
+              </w:rPr>
+            </w:pPr>
+            <w:r>
+              <w:rPr>
+                <w:b w:val="0"/>
+                <w:bCs w:val="0"/>
+              </w:rPr>
+              <w:t>Konsultācijas pieteikšanās</w:t>
+            </w:r>
+          </w:p>
+        </w:tc>
+        <w:tc>
+          <w:tcPr>
+            <w:tcW w:w="1812" w:type="dxa"/>
+            <w:shd w:val="clear" w:color="auto" w:fill="F2F2F2" w:themeFill="background1" w:themeFillShade="F2"/>
+          </w:tcPr>
+          <w:p>
+            <w:pPr>
+              <w:ind w:firstLine="0"/>
+              <w:cnfStyle w:val="000000000000" w:firstRow="0" w:lastRow="0" w:firstColumn="0" w:lastColumn="0" w:oddVBand="0" w:evenVBand="0" w:oddHBand="0" w:evenHBand="0" w:firstRowFirstColumn="0" w:firstRowLastColumn="0" w:lastRowFirstColumn="0" w:lastRowLastColumn="0"/>
+            </w:pPr>
+            <w:r>
+              <w:t xml:space="preserve">Skolēns izvēlās konsultāciju  un ievada iemeslu </w:t>
+            </w:r>
+          </w:p>
+        </w:tc>
+        <w:tc>
+          <w:tcPr>
+            <w:tcW w:w="1812" w:type="dxa"/>
+            <w:shd w:val="clear" w:color="auto" w:fill="F2F2F2" w:themeFill="background1" w:themeFillShade="F2"/>
+          </w:tcPr>
+          <w:p>
+            <w:pPr>
+              <w:ind w:firstLine="0"/>
+              <w:cnfStyle w:val="000000000000" w:firstRow="0" w:lastRow="0" w:firstColumn="0" w:lastColumn="0" w:oddVBand="0" w:evenVBand="0" w:oddHBand="0" w:evenHBand="0" w:firstRowFirstColumn="0" w:firstRowLastColumn="0" w:lastRowFirstColumn="0" w:lastRowLastColumn="0"/>
+            </w:pPr>
+            <w:r>
+              <w:t>Dati tiek saglabāti tabulā</w:t>
+            </w:r>
+          </w:p>
+        </w:tc>
+        <w:tc>
+          <w:tcPr>
+            <w:tcW w:w="1812" w:type="dxa"/>
+            <w:shd w:val="clear" w:color="auto" w:fill="F2F2F2" w:themeFill="background1" w:themeFillShade="F2"/>
+          </w:tcPr>
+          <w:p>
+            <w:pPr>
+              <w:ind w:firstLine="0"/>
+              <w:cnfStyle w:val="000000000000" w:firstRow="0" w:lastRow="0" w:firstColumn="0" w:lastColumn="0" w:oddVBand="0" w:evenVBand="0" w:oddHBand="0" w:evenHBand="0" w:firstRowFirstColumn="0" w:firstRowLastColumn="0" w:lastRowFirstColumn="0" w:lastRowLastColumn="0"/>
+            </w:pPr>
+            <w:r>
+              <w:t>Sekmīgs</w:t>
+            </w:r>
+          </w:p>
+        </w:tc>
+      </w:tr>
+      <w:tr>
+        <w:tc>
+          <w:tcPr>
+            <w:cnfStyle w:val="001000000000" w:firstRow="0" w:lastRow="0" w:firstColumn="1" w:lastColumn="0" w:oddVBand="0" w:evenVBand="0" w:oddHBand="0" w:evenHBand="0" w:firstRowFirstColumn="0" w:firstRowLastColumn="0" w:lastRowFirstColumn="0" w:lastRowLastColumn="0"/>
+            <w:tcW w:w="1812" w:type="dxa"/>
+            <w:shd w:val="clear" w:color="auto" w:fill="F2F2F2" w:themeFill="background1" w:themeFillShade="F2"/>
+          </w:tcPr>
+          <w:p>
+            <w:pPr>
+              <w:ind w:firstLine="0"/>
+              <w:rPr>
+                <w:b w:val="0"/>
+                <w:bCs w:val="0"/>
+              </w:rPr>
+            </w:pPr>
+            <w:r>
+              <w:rPr>
+                <w:b w:val="0"/>
+                <w:bCs w:val="0"/>
+              </w:rPr>
+              <w:t>Datu validācija</w:t>
+            </w:r>
+          </w:p>
+        </w:tc>
+        <w:tc>
+          <w:tcPr>
+            <w:tcW w:w="1812" w:type="dxa"/>
+            <w:shd w:val="clear" w:color="auto" w:fill="F2F2F2" w:themeFill="background1" w:themeFillShade="F2"/>
+          </w:tcPr>
+          <w:p>
+            <w:pPr>
+              <w:ind w:firstLine="0"/>
+              <w:cnfStyle w:val="000000000000" w:firstRow="0" w:lastRow="0" w:firstColumn="0" w:lastColumn="0" w:oddVBand="0" w:evenVBand="0" w:oddHBand="0" w:evenHBand="0" w:firstRowFirstColumn="0" w:firstRowLastColumn="0" w:lastRowFirstColumn="0" w:lastRowLastColumn="0"/>
+            </w:pPr>
+            <w:r>
+              <w:t>Skolēns piesakās uz konsultāciju bez iemesla</w:t>
+            </w:r>
+          </w:p>
+        </w:tc>
+        <w:tc>
+          <w:tcPr>
+            <w:tcW w:w="1812" w:type="dxa"/>
+            <w:shd w:val="clear" w:color="auto" w:fill="F2F2F2" w:themeFill="background1" w:themeFillShade="F2"/>
+          </w:tcPr>
+          <w:p>
+            <w:pPr>
+              <w:ind w:firstLine="0"/>
+              <w:cnfStyle w:val="000000000000" w:firstRow="0" w:lastRow="0" w:firstColumn="0" w:lastColumn="0" w:oddVBand="0" w:evenVBand="0" w:oddHBand="0" w:evenHBand="0" w:firstRowFirstColumn="0" w:firstRowLastColumn="0" w:lastRowFirstColumn="0" w:lastRowLastColumn="0"/>
+            </w:pPr>
+            <w:r>
+              <w:t xml:space="preserve">Programma neļauj pieteikties, </w:t>
+            </w:r>
+            <w:r>
+              <w:t>kļūdas ziņojums</w:t>
+            </w:r>
+          </w:p>
+        </w:tc>
+        <w:tc>
+          <w:tcPr>
+            <w:tcW w:w="1812" w:type="dxa"/>
+            <w:shd w:val="clear" w:color="auto" w:fill="F2F2F2" w:themeFill="background1" w:themeFillShade="F2"/>
+          </w:tcPr>
+          <w:p>
+            <w:pPr>
+              <w:ind w:firstLine="0"/>
+              <w:cnfStyle w:val="000000000000" w:firstRow="0" w:lastRow="0" w:firstColumn="0" w:lastColumn="0" w:oddVBand="0" w:evenVBand="0" w:oddHBand="0" w:evenHBand="0" w:firstRowFirstColumn="0" w:firstRowLastColumn="0" w:lastRowFirstColumn="0" w:lastRowLastColumn="0"/>
+            </w:pPr>
+            <w:r>
+              <w:t>Sekmīgs</w:t>
+            </w:r>
+          </w:p>
+        </w:tc>
+      </w:tr>
+      <w:tr>
+        <w:tc>
+          <w:tcPr>
+            <w:cnfStyle w:val="001000000000" w:firstRow="0" w:lastRow="0" w:firstColumn="1" w:lastColumn="0" w:oddVBand="0" w:evenVBand="0" w:oddHBand="0" w:evenHBand="0" w:firstRowFirstColumn="0" w:firstRowLastColumn="0" w:lastRowFirstColumn="0" w:lastRowLastColumn="0"/>
+            <w:tcW w:w="1812" w:type="dxa"/>
+            <w:shd w:val="clear" w:color="auto" w:fill="F2F2F2" w:themeFill="background1" w:themeFillShade="F2"/>
+          </w:tcPr>
+          <w:p>
+            <w:pPr>
+              <w:ind w:firstLine="0"/>
+              <w:rPr>
+                <w:b w:val="0"/>
+                <w:bCs w:val="0"/>
+              </w:rPr>
+            </w:pPr>
+            <w:r>
+              <w:rPr>
+                <w:b w:val="0"/>
+                <w:bCs w:val="0"/>
+              </w:rPr>
+              <w:t>Konsultāciju vietu skaits</w:t>
+            </w:r>
+          </w:p>
+        </w:tc>
+        <w:tc>
+          <w:tcPr>
+            <w:tcW w:w="1812" w:type="dxa"/>
+            <w:shd w:val="clear" w:color="auto" w:fill="F2F2F2" w:themeFill="background1" w:themeFillShade="F2"/>
+          </w:tcPr>
+          <w:p>
+            <w:pPr>
+              <w:ind w:firstLine="0"/>
+              <w:cnfStyle w:val="000000000000" w:firstRow="0" w:lastRow="0" w:firstColumn="0" w:lastColumn="0" w:oddVBand="0" w:evenVBand="0" w:oddHBand="0" w:evenHBand="0" w:firstRowFirstColumn="0" w:firstRowLastColumn="0" w:lastRowFirstColumn="0" w:lastRowLastColumn="0"/>
+            </w:pPr>
+            <w:r>
+              <w:t>Vietu skaits uz attiecīgo konsultāciju ir piepildīts</w:t>
+            </w:r>
+          </w:p>
+        </w:tc>
+        <w:tc>
+          <w:tcPr>
+            <w:tcW w:w="1812" w:type="dxa"/>
+            <w:shd w:val="clear" w:color="auto" w:fill="F2F2F2" w:themeFill="background1" w:themeFillShade="F2"/>
+          </w:tcPr>
+          <w:p>
+            <w:pPr>
+              <w:ind w:firstLine="0"/>
+              <w:cnfStyle w:val="000000000000" w:firstRow="0" w:lastRow="0" w:firstColumn="0" w:lastColumn="0" w:oddVBand="0" w:evenVBand="0" w:oddHBand="0" w:evenHBand="0" w:firstRowFirstColumn="0" w:firstRowLastColumn="0" w:lastRowFirstColumn="0" w:lastRowLastColumn="0"/>
+            </w:pPr>
+            <w:r>
+              <w:t>Poga “pieteikties” nepilda funkcionalitāti</w:t>
+            </w:r>
+          </w:p>
+        </w:tc>
+        <w:tc>
+          <w:tcPr>
+            <w:tcW w:w="1812" w:type="dxa"/>
+            <w:shd w:val="clear" w:color="auto" w:fill="F2F2F2" w:themeFill="background1" w:themeFillShade="F2"/>
+          </w:tcPr>
+          <w:p>
+            <w:pPr>
+              <w:ind w:firstLine="0"/>
+              <w:cnfStyle w:val="000000000000" w:firstRow="0" w:lastRow="0" w:firstColumn="0" w:lastColumn="0" w:oddVBand="0" w:evenVBand="0" w:oddHBand="0" w:evenHBand="0" w:firstRowFirstColumn="0" w:firstRowLastColumn="0" w:lastRowFirstColumn="0" w:lastRowLastColumn="0"/>
+            </w:pPr>
+            <w:r>
+              <w:t>Sekmīgs</w:t>
+            </w:r>
+          </w:p>
+        </w:tc>
+      </w:tr>
+    </w:tbl>
+    <w:p>
+      <w:pPr>
+        <w:ind w:left="589"/>
+      </w:pPr>
+    </w:p>
+    <w:p>
+      <w:pPr>
+        <w:pStyle w:val="Virsraksts1"/>
+        <w:numPr>
+          <w:ilvl w:val="0"/>
+          <w:numId w:val="8"/>
+        </w:numPr>
+      </w:pPr>
+      <w:bookmarkStart w:id="10" w:name="_Toc226374745"/>
       <w:r>
         <w:t>Lietotāja ceļvedis</w:t>
       </w:r>
-      <w:bookmarkEnd w:id="9"/>
+      <w:bookmarkEnd w:id="10"/>
     </w:p>
     <w:p>
       <w:r>
@@ -2867,16 +3704,7 @@
         </w:numPr>
       </w:pPr>
       <w:r>
-        <w:t xml:space="preserve">Jānospiež poga “Nosūtīt pieteikumu” un gaidīt atbildi no skolotāja </w:t>
-      </w:r>
-      <w:r>
-        <w:t>sākuma</w:t>
-      </w:r>
-      <w:r>
-        <w:t xml:space="preserve"> lapā</w:t>
-      </w:r>
-      <w:r>
-        <w:t xml:space="preserve"> 2. solī</w:t>
+        <w:t>Jānospiež poga “Nosūtīt pieteikumu” un gaidīt atbildi no skolotāja sākuma lapā 2. solī</w:t>
       </w:r>
     </w:p>
     <w:p>
@@ -2917,10 +3745,7 @@
         </w:numPr>
       </w:pPr>
       <w:r>
-        <w:t>Sākuma lapā apstiprina vai noraida skolēnu pieteikumus, ja noraida pieteikumu, tad ir jānorāda iemesls</w:t>
-      </w:r>
-      <w:r>
-        <w:t>.</w:t>
+        <w:t>Sākuma lapā apstiprina vai noraida skolēnu pieteikumus, ja noraida pieteikumu, tad ir jānorāda iemesls.</w:t>
       </w:r>
     </w:p>
     <w:p>
@@ -3010,15 +3835,7 @@
         </w:numPr>
       </w:pPr>
       <w:r>
-        <w:t xml:space="preserve">Pievieno konsultāciju </w:t>
-      </w:r>
-      <w:proofErr w:type="spellStart"/>
-      <w:r>
-        <w:t>uzspiežpt</w:t>
-      </w:r>
-      <w:proofErr w:type="spellEnd"/>
-      <w:r>
-        <w:t xml:space="preserve"> pogu “Saglabāt”.</w:t>
+        <w:t>Pievieno konsultāciju uzspiežpt pogu “Saglabāt”.</w:t>
       </w:r>
     </w:p>
     <w:p>
@@ -3029,21 +3846,9 @@
           <w:numId w:val="16"/>
         </w:numPr>
       </w:pPr>
-      <w:proofErr w:type="spellStart"/>
-      <w:r>
-        <w:t>Sadalā</w:t>
-      </w:r>
-      <w:proofErr w:type="spellEnd"/>
-      <w:r>
-        <w:t xml:space="preserve"> “Esošās konsultācijas” pēc vajadzības var mainīt konsultāciju laiku un dzēst </w:t>
-      </w:r>
-      <w:proofErr w:type="spellStart"/>
-      <w:r>
-        <w:t>kosnultācijas</w:t>
-      </w:r>
-      <w:proofErr w:type="spellEnd"/>
-      <w:r>
-        <w:t xml:space="preserve"> laiku.</w:t>
+      <w:r>
+        <w:lastRenderedPageBreak/>
+        <w:t>Sadalā “Esošās konsultācijas” pēc vajadzības var mainīt konsultāciju laiku un dzēst kosnultācijas laiku.</w:t>
       </w:r>
     </w:p>
     <w:p>
@@ -3066,7 +3871,7 @@
           <w:numId w:val="16"/>
         </w:numPr>
         <w:sectPr>
-          <w:footerReference w:type="default" r:id="rId16"/>
+          <w:footerReference w:type="default" r:id="rId22"/>
           <w:pgSz w:w="11906" w:h="16838"/>
           <w:pgMar w:top="1418" w:right="1418" w:bottom="1418" w:left="1418" w:header="709" w:footer="709" w:gutter="0"/>
           <w:cols w:space="708"/>
@@ -3092,1252 +3897,26 @@
       <w:pPr>
         <w:pStyle w:val="Virsraksts1"/>
       </w:pPr>
-      <w:bookmarkStart w:id="10" w:name="_Toc226301710"/>
+      <w:bookmarkStart w:id="11" w:name="_Toc226374746"/>
       <w:r>
         <w:t>Secinājumi</w:t>
       </w:r>
-      <w:bookmarkEnd w:id="10"/>
+      <w:bookmarkEnd w:id="11"/>
     </w:p>
     <w:p>
       <w:pPr>
         <w:spacing w:after="160"/>
       </w:pPr>
-      <w:proofErr w:type="spellStart"/>
-      <w:r>
-        <w:t>Li</w:t>
-      </w:r>
-      <w:proofErr w:type="spellEnd"/>
-      <w:r>
-        <w:t xml:space="preserve"> </w:t>
-      </w:r>
-      <w:proofErr w:type="spellStart"/>
-      <w:r>
-        <w:t>Europan</w:t>
-      </w:r>
-      <w:proofErr w:type="spellEnd"/>
-      <w:r>
-        <w:t xml:space="preserve"> </w:t>
-      </w:r>
-      <w:proofErr w:type="spellStart"/>
-      <w:r>
-        <w:t>lingues</w:t>
-      </w:r>
-      <w:proofErr w:type="spellEnd"/>
-      <w:r>
-        <w:t xml:space="preserve"> es </w:t>
-      </w:r>
-      <w:proofErr w:type="spellStart"/>
-      <w:r>
-        <w:t>membres</w:t>
-      </w:r>
-      <w:proofErr w:type="spellEnd"/>
-      <w:r>
-        <w:t xml:space="preserve"> </w:t>
-      </w:r>
-      <w:proofErr w:type="spellStart"/>
-      <w:r>
-        <w:t>del</w:t>
-      </w:r>
-      <w:proofErr w:type="spellEnd"/>
-      <w:r>
-        <w:t xml:space="preserve"> </w:t>
-      </w:r>
-      <w:proofErr w:type="spellStart"/>
-      <w:r>
-        <w:t>sam</w:t>
-      </w:r>
-      <w:proofErr w:type="spellEnd"/>
-      <w:r>
-        <w:t xml:space="preserve"> </w:t>
-      </w:r>
-      <w:proofErr w:type="spellStart"/>
-      <w:r>
-        <w:t>familie</w:t>
-      </w:r>
-      <w:proofErr w:type="spellEnd"/>
-      <w:r>
-        <w:t xml:space="preserve">. </w:t>
-      </w:r>
-      <w:proofErr w:type="spellStart"/>
-      <w:r>
-        <w:t>Lor</w:t>
-      </w:r>
-      <w:proofErr w:type="spellEnd"/>
-      <w:r>
-        <w:t xml:space="preserve"> </w:t>
-      </w:r>
-      <w:proofErr w:type="spellStart"/>
-      <w:r>
-        <w:t>separat</w:t>
-      </w:r>
-      <w:proofErr w:type="spellEnd"/>
-      <w:r>
-        <w:t xml:space="preserve"> </w:t>
-      </w:r>
-      <w:proofErr w:type="spellStart"/>
-      <w:r>
-        <w:t>existentie</w:t>
-      </w:r>
-      <w:proofErr w:type="spellEnd"/>
-      <w:r>
-        <w:t xml:space="preserve"> es un </w:t>
-      </w:r>
-      <w:proofErr w:type="spellStart"/>
-      <w:r>
-        <w:t>myth</w:t>
-      </w:r>
-      <w:proofErr w:type="spellEnd"/>
-      <w:r>
-        <w:t xml:space="preserve">. </w:t>
-      </w:r>
-      <w:proofErr w:type="spellStart"/>
-      <w:r>
-        <w:t>Por</w:t>
-      </w:r>
-      <w:proofErr w:type="spellEnd"/>
-      <w:r>
-        <w:t xml:space="preserve"> </w:t>
-      </w:r>
-      <w:proofErr w:type="spellStart"/>
-      <w:r>
-        <w:t>scientie</w:t>
-      </w:r>
-      <w:proofErr w:type="spellEnd"/>
-      <w:r>
-        <w:t xml:space="preserve">, </w:t>
-      </w:r>
-      <w:proofErr w:type="spellStart"/>
-      <w:r>
-        <w:t>musica</w:t>
-      </w:r>
-      <w:proofErr w:type="spellEnd"/>
-      <w:r>
-        <w:t xml:space="preserve">, sport </w:t>
-      </w:r>
-      <w:proofErr w:type="spellStart"/>
-      <w:r>
-        <w:t>etc</w:t>
-      </w:r>
-      <w:proofErr w:type="spellEnd"/>
-      <w:r>
-        <w:t xml:space="preserve">, </w:t>
-      </w:r>
-      <w:proofErr w:type="spellStart"/>
-      <w:r>
-        <w:t>litot</w:t>
-      </w:r>
-      <w:proofErr w:type="spellEnd"/>
-      <w:r>
-        <w:t xml:space="preserve"> </w:t>
-      </w:r>
-      <w:proofErr w:type="spellStart"/>
-      <w:r>
-        <w:t>Europa</w:t>
-      </w:r>
-      <w:proofErr w:type="spellEnd"/>
-      <w:r>
-        <w:t xml:space="preserve"> </w:t>
-      </w:r>
-      <w:proofErr w:type="spellStart"/>
-      <w:r>
-        <w:t>usa</w:t>
-      </w:r>
-      <w:proofErr w:type="spellEnd"/>
-      <w:r>
-        <w:t xml:space="preserve"> li </w:t>
-      </w:r>
-      <w:proofErr w:type="spellStart"/>
-      <w:r>
-        <w:t>sam</w:t>
-      </w:r>
-      <w:proofErr w:type="spellEnd"/>
-      <w:r>
-        <w:t xml:space="preserve"> </w:t>
-      </w:r>
-      <w:proofErr w:type="spellStart"/>
-      <w:r>
-        <w:t>vocabular</w:t>
-      </w:r>
-      <w:proofErr w:type="spellEnd"/>
-      <w:r>
-        <w:t xml:space="preserve">. </w:t>
-      </w:r>
-      <w:proofErr w:type="spellStart"/>
-      <w:r>
-        <w:t>Li</w:t>
-      </w:r>
-      <w:proofErr w:type="spellEnd"/>
-      <w:r>
-        <w:t xml:space="preserve"> </w:t>
-      </w:r>
-      <w:proofErr w:type="spellStart"/>
-      <w:r>
-        <w:t>lingues</w:t>
-      </w:r>
-      <w:proofErr w:type="spellEnd"/>
-      <w:r>
-        <w:t xml:space="preserve"> </w:t>
-      </w:r>
-      <w:proofErr w:type="spellStart"/>
-      <w:r>
-        <w:t>differe</w:t>
-      </w:r>
-      <w:proofErr w:type="spellEnd"/>
-      <w:r>
-        <w:t xml:space="preserve"> </w:t>
-      </w:r>
-      <w:proofErr w:type="spellStart"/>
-      <w:r>
-        <w:t>solmen</w:t>
-      </w:r>
-      <w:proofErr w:type="spellEnd"/>
-      <w:r>
-        <w:t xml:space="preserve"> </w:t>
-      </w:r>
-      <w:proofErr w:type="spellStart"/>
-      <w:r>
-        <w:t>in</w:t>
-      </w:r>
-      <w:proofErr w:type="spellEnd"/>
-      <w:r>
-        <w:t xml:space="preserve"> li </w:t>
-      </w:r>
-      <w:proofErr w:type="spellStart"/>
-      <w:r>
-        <w:t>grammatica</w:t>
-      </w:r>
-      <w:proofErr w:type="spellEnd"/>
-      <w:r>
-        <w:t xml:space="preserve">, li </w:t>
-      </w:r>
-      <w:proofErr w:type="spellStart"/>
-      <w:r>
-        <w:t>pronunciation</w:t>
-      </w:r>
-      <w:proofErr w:type="spellEnd"/>
-      <w:r>
-        <w:t xml:space="preserve"> e li plu </w:t>
-      </w:r>
-      <w:proofErr w:type="spellStart"/>
-      <w:r>
-        <w:t>commun</w:t>
-      </w:r>
-      <w:proofErr w:type="spellEnd"/>
-      <w:r>
-        <w:t xml:space="preserve"> </w:t>
-      </w:r>
-      <w:proofErr w:type="spellStart"/>
-      <w:r>
-        <w:t>vocabules</w:t>
-      </w:r>
-      <w:proofErr w:type="spellEnd"/>
-      <w:r>
-        <w:t xml:space="preserve">. </w:t>
-      </w:r>
-      <w:proofErr w:type="spellStart"/>
-      <w:r>
-        <w:t>Omnicos</w:t>
-      </w:r>
-      <w:proofErr w:type="spellEnd"/>
-      <w:r>
-        <w:t xml:space="preserve"> </w:t>
-      </w:r>
-      <w:proofErr w:type="spellStart"/>
-      <w:r>
-        <w:t>directe</w:t>
-      </w:r>
-      <w:proofErr w:type="spellEnd"/>
-      <w:r>
-        <w:t xml:space="preserve"> </w:t>
-      </w:r>
-      <w:proofErr w:type="spellStart"/>
-      <w:r>
-        <w:t>al</w:t>
-      </w:r>
-      <w:proofErr w:type="spellEnd"/>
-      <w:r>
-        <w:t xml:space="preserve"> </w:t>
-      </w:r>
-      <w:proofErr w:type="spellStart"/>
-      <w:r>
-        <w:t>desirabilite</w:t>
-      </w:r>
-      <w:proofErr w:type="spellEnd"/>
-      <w:r>
-        <w:t xml:space="preserve"> </w:t>
-      </w:r>
-      <w:proofErr w:type="spellStart"/>
-      <w:r>
-        <w:t>de</w:t>
-      </w:r>
-      <w:proofErr w:type="spellEnd"/>
-      <w:r>
-        <w:t xml:space="preserve"> un </w:t>
-      </w:r>
-      <w:proofErr w:type="spellStart"/>
-      <w:r>
-        <w:t>nov</w:t>
-      </w:r>
-      <w:proofErr w:type="spellEnd"/>
-      <w:r>
-        <w:t xml:space="preserve"> </w:t>
-      </w:r>
-      <w:proofErr w:type="spellStart"/>
-      <w:r>
-        <w:t>lingua</w:t>
-      </w:r>
-      <w:proofErr w:type="spellEnd"/>
-      <w:r>
-        <w:t xml:space="preserve"> </w:t>
-      </w:r>
-      <w:proofErr w:type="spellStart"/>
-      <w:r>
-        <w:t>franca</w:t>
-      </w:r>
-      <w:proofErr w:type="spellEnd"/>
-      <w:r>
-        <w:t xml:space="preserve">: </w:t>
-      </w:r>
-      <w:proofErr w:type="spellStart"/>
-      <w:r>
-        <w:t>On</w:t>
-      </w:r>
-      <w:proofErr w:type="spellEnd"/>
-      <w:r>
-        <w:t xml:space="preserve"> </w:t>
-      </w:r>
-      <w:proofErr w:type="spellStart"/>
-      <w:r>
-        <w:t>refusa</w:t>
-      </w:r>
-      <w:proofErr w:type="spellEnd"/>
-      <w:r>
-        <w:t xml:space="preserve"> </w:t>
-      </w:r>
-      <w:proofErr w:type="spellStart"/>
-      <w:r>
-        <w:t>continuar</w:t>
-      </w:r>
-      <w:proofErr w:type="spellEnd"/>
-      <w:r>
-        <w:t xml:space="preserve"> </w:t>
-      </w:r>
-      <w:proofErr w:type="spellStart"/>
-      <w:r>
-        <w:t>payar</w:t>
-      </w:r>
-      <w:proofErr w:type="spellEnd"/>
-      <w:r>
-        <w:t xml:space="preserve"> </w:t>
-      </w:r>
-      <w:proofErr w:type="spellStart"/>
-      <w:r>
-        <w:t>custosi</w:t>
-      </w:r>
-      <w:proofErr w:type="spellEnd"/>
-      <w:r>
-        <w:t xml:space="preserve"> </w:t>
-      </w:r>
-      <w:proofErr w:type="spellStart"/>
-      <w:r>
-        <w:t>traductores</w:t>
-      </w:r>
-      <w:proofErr w:type="spellEnd"/>
-      <w:r>
-        <w:t xml:space="preserve">. </w:t>
-      </w:r>
-      <w:proofErr w:type="spellStart"/>
-      <w:r>
-        <w:t>At</w:t>
-      </w:r>
-      <w:proofErr w:type="spellEnd"/>
-      <w:r>
-        <w:t xml:space="preserve"> </w:t>
-      </w:r>
-      <w:proofErr w:type="spellStart"/>
-      <w:r>
-        <w:t>solmen</w:t>
-      </w:r>
-      <w:proofErr w:type="spellEnd"/>
-      <w:r>
-        <w:t xml:space="preserve"> </w:t>
-      </w:r>
-      <w:proofErr w:type="spellStart"/>
-      <w:r>
-        <w:t>va</w:t>
-      </w:r>
-      <w:proofErr w:type="spellEnd"/>
-      <w:r>
-        <w:t xml:space="preserve"> </w:t>
-      </w:r>
-      <w:proofErr w:type="spellStart"/>
-      <w:r>
-        <w:t>esser</w:t>
-      </w:r>
-      <w:proofErr w:type="spellEnd"/>
-      <w:r>
-        <w:t xml:space="preserve"> </w:t>
-      </w:r>
-      <w:proofErr w:type="spellStart"/>
-      <w:r>
-        <w:t>necessi</w:t>
-      </w:r>
-      <w:proofErr w:type="spellEnd"/>
-      <w:r>
-        <w:t xml:space="preserve"> </w:t>
-      </w:r>
-      <w:proofErr w:type="spellStart"/>
-      <w:r>
-        <w:t>far</w:t>
-      </w:r>
-      <w:proofErr w:type="spellEnd"/>
-      <w:r>
-        <w:t xml:space="preserve"> </w:t>
-      </w:r>
-      <w:proofErr w:type="spellStart"/>
-      <w:r>
-        <w:t>uniform</w:t>
-      </w:r>
-      <w:proofErr w:type="spellEnd"/>
-      <w:r>
-        <w:t xml:space="preserve"> </w:t>
-      </w:r>
-      <w:proofErr w:type="spellStart"/>
-      <w:r>
-        <w:t>grammatica</w:t>
-      </w:r>
-      <w:proofErr w:type="spellEnd"/>
-      <w:r>
-        <w:t xml:space="preserve">, </w:t>
-      </w:r>
-      <w:proofErr w:type="spellStart"/>
-      <w:r>
-        <w:t>pronunciation</w:t>
-      </w:r>
-      <w:proofErr w:type="spellEnd"/>
-      <w:r>
-        <w:t xml:space="preserve"> e plu </w:t>
-      </w:r>
-      <w:proofErr w:type="spellStart"/>
-      <w:r>
-        <w:t>sommun</w:t>
-      </w:r>
-      <w:proofErr w:type="spellEnd"/>
-      <w:r>
-        <w:t xml:space="preserve"> paroles.</w:t>
+      <w:r>
+        <w:t>Li Europan lingues es membres del sam familie. Lor separat existentie es un myth. Por scientie, musica, sport etc, litot Europa usa li sam vocabular. Li lingues differe solmen in li grammatica, li pronunciation e li plu commun vocabules. Omnicos directe al desirabilite de un nov lingua franca: On refusa continuar payar custosi traductores. At solmen va esser necessi far uniform grammatica, pronunciation e plu sommun paroles.</w:t>
       </w:r>
     </w:p>
     <w:p>
       <w:pPr>
         <w:spacing w:after="160"/>
       </w:pPr>
-      <w:proofErr w:type="spellStart"/>
-      <w:r>
-        <w:t>Ma</w:t>
-      </w:r>
-      <w:proofErr w:type="spellEnd"/>
-      <w:r>
-        <w:t xml:space="preserve"> </w:t>
-      </w:r>
-      <w:proofErr w:type="spellStart"/>
-      <w:r>
-        <w:t>quande</w:t>
-      </w:r>
-      <w:proofErr w:type="spellEnd"/>
-      <w:r>
-        <w:t xml:space="preserve"> </w:t>
-      </w:r>
-      <w:proofErr w:type="spellStart"/>
-      <w:r>
-        <w:t>lingues</w:t>
-      </w:r>
-      <w:proofErr w:type="spellEnd"/>
-      <w:r>
-        <w:t xml:space="preserve"> </w:t>
-      </w:r>
-      <w:proofErr w:type="spellStart"/>
-      <w:r>
-        <w:t>coalesce</w:t>
-      </w:r>
-      <w:proofErr w:type="spellEnd"/>
-      <w:r>
-        <w:t xml:space="preserve">, li </w:t>
-      </w:r>
-      <w:proofErr w:type="spellStart"/>
-      <w:r>
-        <w:t>grammatica</w:t>
-      </w:r>
-      <w:proofErr w:type="spellEnd"/>
-      <w:r>
-        <w:t xml:space="preserve"> </w:t>
-      </w:r>
-      <w:proofErr w:type="spellStart"/>
-      <w:r>
-        <w:t>del</w:t>
-      </w:r>
-      <w:proofErr w:type="spellEnd"/>
-      <w:r>
-        <w:t xml:space="preserve"> </w:t>
-      </w:r>
-      <w:proofErr w:type="spellStart"/>
-      <w:r>
-        <w:t>resultant</w:t>
-      </w:r>
-      <w:proofErr w:type="spellEnd"/>
-      <w:r>
-        <w:t xml:space="preserve"> </w:t>
-      </w:r>
-      <w:proofErr w:type="spellStart"/>
-      <w:r>
-        <w:t>lingue</w:t>
-      </w:r>
-      <w:proofErr w:type="spellEnd"/>
-      <w:r>
-        <w:t xml:space="preserve"> es plu </w:t>
-      </w:r>
-      <w:proofErr w:type="spellStart"/>
-      <w:r>
-        <w:t>simplic</w:t>
-      </w:r>
-      <w:proofErr w:type="spellEnd"/>
-      <w:r>
-        <w:t xml:space="preserve"> e </w:t>
-      </w:r>
-      <w:proofErr w:type="spellStart"/>
-      <w:r>
-        <w:t>regulari</w:t>
-      </w:r>
-      <w:proofErr w:type="spellEnd"/>
-      <w:r>
-        <w:t xml:space="preserve"> </w:t>
-      </w:r>
-      <w:proofErr w:type="spellStart"/>
-      <w:r>
-        <w:t>quam</w:t>
-      </w:r>
-      <w:proofErr w:type="spellEnd"/>
-      <w:r>
-        <w:t xml:space="preserve"> </w:t>
-      </w:r>
-      <w:proofErr w:type="spellStart"/>
-      <w:r>
-        <w:t>ti</w:t>
-      </w:r>
-      <w:proofErr w:type="spellEnd"/>
-      <w:r>
-        <w:t xml:space="preserve"> </w:t>
-      </w:r>
-      <w:proofErr w:type="spellStart"/>
-      <w:r>
-        <w:t>del</w:t>
-      </w:r>
-      <w:proofErr w:type="spellEnd"/>
-      <w:r>
-        <w:t xml:space="preserve"> </w:t>
-      </w:r>
-      <w:proofErr w:type="spellStart"/>
-      <w:r>
-        <w:t>coalescent</w:t>
-      </w:r>
-      <w:proofErr w:type="spellEnd"/>
-      <w:r>
-        <w:t xml:space="preserve"> </w:t>
-      </w:r>
-      <w:proofErr w:type="spellStart"/>
-      <w:r>
-        <w:t>lingues</w:t>
-      </w:r>
-      <w:proofErr w:type="spellEnd"/>
-      <w:r>
-        <w:t xml:space="preserve">. </w:t>
-      </w:r>
-      <w:proofErr w:type="spellStart"/>
-      <w:r>
-        <w:t>Li</w:t>
-      </w:r>
-      <w:proofErr w:type="spellEnd"/>
-      <w:r>
-        <w:t xml:space="preserve"> </w:t>
-      </w:r>
-      <w:proofErr w:type="spellStart"/>
-      <w:r>
-        <w:t>nov</w:t>
-      </w:r>
-      <w:proofErr w:type="spellEnd"/>
-      <w:r>
-        <w:t xml:space="preserve"> </w:t>
-      </w:r>
-      <w:proofErr w:type="spellStart"/>
-      <w:r>
-        <w:t>lingua</w:t>
-      </w:r>
-      <w:proofErr w:type="spellEnd"/>
-      <w:r>
-        <w:t xml:space="preserve"> </w:t>
-      </w:r>
-      <w:proofErr w:type="spellStart"/>
-      <w:r>
-        <w:t>franca</w:t>
-      </w:r>
-      <w:proofErr w:type="spellEnd"/>
-      <w:r>
-        <w:t xml:space="preserve"> </w:t>
-      </w:r>
-      <w:proofErr w:type="spellStart"/>
-      <w:r>
-        <w:t>va</w:t>
-      </w:r>
-      <w:proofErr w:type="spellEnd"/>
-      <w:r>
-        <w:t xml:space="preserve"> </w:t>
-      </w:r>
-      <w:proofErr w:type="spellStart"/>
-      <w:r>
-        <w:t>esser</w:t>
-      </w:r>
-      <w:proofErr w:type="spellEnd"/>
-      <w:r>
-        <w:t xml:space="preserve"> plu </w:t>
-      </w:r>
-      <w:proofErr w:type="spellStart"/>
-      <w:r>
-        <w:t>simplic</w:t>
-      </w:r>
-      <w:proofErr w:type="spellEnd"/>
-      <w:r>
-        <w:t xml:space="preserve"> e </w:t>
-      </w:r>
-      <w:proofErr w:type="spellStart"/>
-      <w:r>
-        <w:t>regulari</w:t>
-      </w:r>
-      <w:proofErr w:type="spellEnd"/>
-      <w:r>
-        <w:t xml:space="preserve"> </w:t>
-      </w:r>
-      <w:proofErr w:type="spellStart"/>
-      <w:r>
-        <w:t>quam</w:t>
-      </w:r>
-      <w:proofErr w:type="spellEnd"/>
-      <w:r>
-        <w:t xml:space="preserve"> li </w:t>
-      </w:r>
-      <w:proofErr w:type="spellStart"/>
-      <w:r>
-        <w:t>existent</w:t>
-      </w:r>
-      <w:proofErr w:type="spellEnd"/>
-      <w:r>
-        <w:t xml:space="preserve"> </w:t>
-      </w:r>
-      <w:proofErr w:type="spellStart"/>
-      <w:r>
-        <w:t>Europan</w:t>
-      </w:r>
-      <w:proofErr w:type="spellEnd"/>
-      <w:r>
-        <w:t xml:space="preserve"> </w:t>
-      </w:r>
-      <w:proofErr w:type="spellStart"/>
-      <w:r>
-        <w:t>lingues</w:t>
-      </w:r>
-      <w:proofErr w:type="spellEnd"/>
-      <w:r>
-        <w:t xml:space="preserve">. It </w:t>
-      </w:r>
-      <w:proofErr w:type="spellStart"/>
-      <w:r>
-        <w:t>va</w:t>
-      </w:r>
-      <w:proofErr w:type="spellEnd"/>
-      <w:r>
-        <w:t xml:space="preserve"> </w:t>
-      </w:r>
-      <w:proofErr w:type="spellStart"/>
-      <w:r>
-        <w:t>esser</w:t>
-      </w:r>
-      <w:proofErr w:type="spellEnd"/>
-      <w:r>
-        <w:t xml:space="preserve"> tam </w:t>
-      </w:r>
-      <w:proofErr w:type="spellStart"/>
-      <w:r>
-        <w:t>simplic</w:t>
-      </w:r>
-      <w:proofErr w:type="spellEnd"/>
-      <w:r>
-        <w:t xml:space="preserve"> </w:t>
-      </w:r>
-      <w:proofErr w:type="spellStart"/>
-      <w:r>
-        <w:t>quam</w:t>
-      </w:r>
-      <w:proofErr w:type="spellEnd"/>
-      <w:r>
-        <w:t xml:space="preserve"> </w:t>
-      </w:r>
-      <w:proofErr w:type="spellStart"/>
-      <w:r>
-        <w:t>Occidental</w:t>
-      </w:r>
-      <w:proofErr w:type="spellEnd"/>
-      <w:r>
-        <w:t xml:space="preserve"> </w:t>
-      </w:r>
-      <w:proofErr w:type="spellStart"/>
-      <w:r>
-        <w:t>in</w:t>
-      </w:r>
-      <w:proofErr w:type="spellEnd"/>
-      <w:r>
-        <w:t xml:space="preserve"> </w:t>
-      </w:r>
-      <w:proofErr w:type="spellStart"/>
-      <w:r>
-        <w:t>fact</w:t>
-      </w:r>
-      <w:proofErr w:type="spellEnd"/>
-      <w:r>
-        <w:t xml:space="preserve">, it </w:t>
-      </w:r>
-      <w:proofErr w:type="spellStart"/>
-      <w:r>
-        <w:t>va</w:t>
-      </w:r>
-      <w:proofErr w:type="spellEnd"/>
-      <w:r>
-        <w:t xml:space="preserve"> </w:t>
-      </w:r>
-      <w:proofErr w:type="spellStart"/>
-      <w:r>
-        <w:t>esser</w:t>
-      </w:r>
-      <w:proofErr w:type="spellEnd"/>
-      <w:r>
-        <w:t xml:space="preserve"> </w:t>
-      </w:r>
-      <w:proofErr w:type="spellStart"/>
-      <w:r>
-        <w:t>Occidental</w:t>
-      </w:r>
-      <w:proofErr w:type="spellEnd"/>
-      <w:r>
-        <w:t xml:space="preserve">. A un </w:t>
-      </w:r>
-      <w:proofErr w:type="spellStart"/>
-      <w:r>
-        <w:t>Angleso</w:t>
-      </w:r>
-      <w:proofErr w:type="spellEnd"/>
-      <w:r>
-        <w:t xml:space="preserve"> it </w:t>
-      </w:r>
-      <w:proofErr w:type="spellStart"/>
-      <w:r>
-        <w:t>va</w:t>
-      </w:r>
-      <w:proofErr w:type="spellEnd"/>
-      <w:r>
-        <w:t xml:space="preserve"> </w:t>
-      </w:r>
-      <w:proofErr w:type="spellStart"/>
-      <w:r>
-        <w:t>semblar</w:t>
-      </w:r>
-      <w:proofErr w:type="spellEnd"/>
-      <w:r>
-        <w:t xml:space="preserve"> un </w:t>
-      </w:r>
-      <w:proofErr w:type="spellStart"/>
-      <w:r>
-        <w:t>simplificat</w:t>
-      </w:r>
-      <w:proofErr w:type="spellEnd"/>
-      <w:r>
-        <w:t xml:space="preserve"> </w:t>
-      </w:r>
-      <w:proofErr w:type="spellStart"/>
-      <w:r>
-        <w:t>Angles</w:t>
-      </w:r>
-      <w:proofErr w:type="spellEnd"/>
-      <w:r>
-        <w:t xml:space="preserve">, </w:t>
-      </w:r>
-      <w:proofErr w:type="spellStart"/>
-      <w:r>
-        <w:t>quam</w:t>
-      </w:r>
-      <w:proofErr w:type="spellEnd"/>
-      <w:r>
-        <w:t xml:space="preserve"> un </w:t>
-      </w:r>
-      <w:proofErr w:type="spellStart"/>
-      <w:r>
-        <w:t>skeptic</w:t>
-      </w:r>
-      <w:proofErr w:type="spellEnd"/>
-      <w:r>
-        <w:t xml:space="preserve"> </w:t>
-      </w:r>
-      <w:proofErr w:type="spellStart"/>
-      <w:r>
-        <w:t>Cambridge</w:t>
-      </w:r>
-      <w:proofErr w:type="spellEnd"/>
-      <w:r>
-        <w:t xml:space="preserve"> </w:t>
-      </w:r>
-      <w:proofErr w:type="spellStart"/>
-      <w:r>
-        <w:t>amico</w:t>
-      </w:r>
-      <w:proofErr w:type="spellEnd"/>
-      <w:r>
-        <w:t xml:space="preserve"> </w:t>
-      </w:r>
-      <w:proofErr w:type="spellStart"/>
-      <w:r>
-        <w:t>dit</w:t>
-      </w:r>
-      <w:proofErr w:type="spellEnd"/>
-      <w:r>
-        <w:t xml:space="preserve"> </w:t>
-      </w:r>
-      <w:proofErr w:type="spellStart"/>
-      <w:r>
-        <w:t>me</w:t>
-      </w:r>
-      <w:proofErr w:type="spellEnd"/>
-      <w:r>
-        <w:t xml:space="preserve"> </w:t>
-      </w:r>
-      <w:proofErr w:type="spellStart"/>
-      <w:r>
-        <w:t>que</w:t>
-      </w:r>
-      <w:proofErr w:type="spellEnd"/>
-      <w:r>
-        <w:t xml:space="preserve"> </w:t>
-      </w:r>
-      <w:proofErr w:type="spellStart"/>
-      <w:r>
-        <w:t>Occidental</w:t>
-      </w:r>
-      <w:proofErr w:type="spellEnd"/>
-      <w:r>
-        <w:t xml:space="preserve"> es. </w:t>
-      </w:r>
-      <w:proofErr w:type="spellStart"/>
-      <w:r>
-        <w:t>Li</w:t>
-      </w:r>
-      <w:proofErr w:type="spellEnd"/>
-      <w:r>
-        <w:t xml:space="preserve"> </w:t>
-      </w:r>
-      <w:proofErr w:type="spellStart"/>
-      <w:r>
-        <w:t>Europan</w:t>
-      </w:r>
-      <w:proofErr w:type="spellEnd"/>
-      <w:r>
-        <w:t xml:space="preserve"> </w:t>
-      </w:r>
-      <w:proofErr w:type="spellStart"/>
-      <w:r>
-        <w:t>lingues</w:t>
-      </w:r>
-      <w:proofErr w:type="spellEnd"/>
-      <w:r>
-        <w:t xml:space="preserve"> es </w:t>
-      </w:r>
-      <w:proofErr w:type="spellStart"/>
-      <w:r>
-        <w:t>membres</w:t>
-      </w:r>
-      <w:proofErr w:type="spellEnd"/>
-      <w:r>
-        <w:t xml:space="preserve"> </w:t>
-      </w:r>
-      <w:proofErr w:type="spellStart"/>
-      <w:r>
-        <w:t>del</w:t>
-      </w:r>
-      <w:proofErr w:type="spellEnd"/>
-      <w:r>
-        <w:t xml:space="preserve"> </w:t>
-      </w:r>
-      <w:proofErr w:type="spellStart"/>
-      <w:r>
-        <w:t>sam</w:t>
-      </w:r>
-      <w:proofErr w:type="spellEnd"/>
-      <w:r>
-        <w:t xml:space="preserve"> </w:t>
-      </w:r>
-      <w:proofErr w:type="spellStart"/>
-      <w:r>
-        <w:t>familie</w:t>
-      </w:r>
-      <w:proofErr w:type="spellEnd"/>
-      <w:r>
-        <w:t xml:space="preserve">. </w:t>
-      </w:r>
-      <w:proofErr w:type="spellStart"/>
-      <w:r>
-        <w:t>Lor</w:t>
-      </w:r>
-      <w:proofErr w:type="spellEnd"/>
-      <w:r>
-        <w:t xml:space="preserve"> </w:t>
-      </w:r>
-      <w:proofErr w:type="spellStart"/>
-      <w:r>
-        <w:t>separat</w:t>
-      </w:r>
-      <w:proofErr w:type="spellEnd"/>
-      <w:r>
-        <w:t xml:space="preserve"> </w:t>
-      </w:r>
-      <w:proofErr w:type="spellStart"/>
-      <w:r>
-        <w:t>existentie</w:t>
-      </w:r>
-      <w:proofErr w:type="spellEnd"/>
-      <w:r>
-        <w:t xml:space="preserve"> es un </w:t>
-      </w:r>
-      <w:proofErr w:type="spellStart"/>
-      <w:r>
-        <w:t>myth</w:t>
-      </w:r>
-      <w:proofErr w:type="spellEnd"/>
-      <w:r>
-        <w:t xml:space="preserve">. </w:t>
-      </w:r>
-      <w:proofErr w:type="spellStart"/>
-      <w:r>
-        <w:t>Por</w:t>
-      </w:r>
-      <w:proofErr w:type="spellEnd"/>
-      <w:r>
-        <w:t xml:space="preserve"> </w:t>
-      </w:r>
-      <w:proofErr w:type="spellStart"/>
-      <w:r>
-        <w:t>scientie</w:t>
-      </w:r>
-      <w:proofErr w:type="spellEnd"/>
-      <w:r>
-        <w:t xml:space="preserve">, </w:t>
-      </w:r>
-      <w:proofErr w:type="spellStart"/>
-      <w:r>
-        <w:t>musica</w:t>
-      </w:r>
-      <w:proofErr w:type="spellEnd"/>
-      <w:r>
-        <w:t xml:space="preserve">, sport </w:t>
-      </w:r>
-      <w:proofErr w:type="spellStart"/>
-      <w:r>
-        <w:t>etc</w:t>
-      </w:r>
-      <w:proofErr w:type="spellEnd"/>
-      <w:r>
-        <w:t xml:space="preserve">, </w:t>
-      </w:r>
-      <w:proofErr w:type="spellStart"/>
-      <w:r>
-        <w:t>litot</w:t>
-      </w:r>
-      <w:proofErr w:type="spellEnd"/>
-      <w:r>
-        <w:t xml:space="preserve"> </w:t>
-      </w:r>
-      <w:proofErr w:type="spellStart"/>
-      <w:r>
-        <w:t>Europa</w:t>
-      </w:r>
-      <w:proofErr w:type="spellEnd"/>
-      <w:r>
-        <w:t xml:space="preserve"> </w:t>
-      </w:r>
-      <w:proofErr w:type="spellStart"/>
-      <w:r>
-        <w:t>usa</w:t>
-      </w:r>
-      <w:proofErr w:type="spellEnd"/>
-      <w:r>
-        <w:t xml:space="preserve"> li </w:t>
-      </w:r>
-      <w:proofErr w:type="spellStart"/>
-      <w:r>
-        <w:t>sam</w:t>
-      </w:r>
-      <w:proofErr w:type="spellEnd"/>
-      <w:r>
-        <w:t xml:space="preserve"> </w:t>
-      </w:r>
-      <w:proofErr w:type="spellStart"/>
-      <w:r>
-        <w:t>vocabular</w:t>
-      </w:r>
-      <w:proofErr w:type="spellEnd"/>
-      <w:r>
-        <w:t xml:space="preserve">. </w:t>
-      </w:r>
-      <w:proofErr w:type="spellStart"/>
-      <w:r>
-        <w:t>Li</w:t>
-      </w:r>
-      <w:proofErr w:type="spellEnd"/>
-      <w:r>
-        <w:t xml:space="preserve"> </w:t>
-      </w:r>
-      <w:proofErr w:type="spellStart"/>
-      <w:r>
-        <w:t>lingues</w:t>
-      </w:r>
-      <w:proofErr w:type="spellEnd"/>
-      <w:r>
-        <w:t xml:space="preserve"> </w:t>
-      </w:r>
-      <w:proofErr w:type="spellStart"/>
-      <w:r>
-        <w:t>differe</w:t>
-      </w:r>
-      <w:proofErr w:type="spellEnd"/>
-      <w:r>
-        <w:t xml:space="preserve"> </w:t>
-      </w:r>
-      <w:proofErr w:type="spellStart"/>
-      <w:r>
-        <w:t>solmen</w:t>
-      </w:r>
-      <w:proofErr w:type="spellEnd"/>
-      <w:r>
-        <w:t xml:space="preserve"> </w:t>
-      </w:r>
-      <w:proofErr w:type="spellStart"/>
-      <w:r>
-        <w:t>in</w:t>
-      </w:r>
-      <w:proofErr w:type="spellEnd"/>
-      <w:r>
-        <w:t xml:space="preserve"> li </w:t>
-      </w:r>
-      <w:proofErr w:type="spellStart"/>
-      <w:r>
-        <w:t>grammatica</w:t>
-      </w:r>
-      <w:proofErr w:type="spellEnd"/>
-      <w:r>
-        <w:t xml:space="preserve">, li </w:t>
-      </w:r>
-      <w:proofErr w:type="spellStart"/>
-      <w:r>
-        <w:t>pronunciation</w:t>
-      </w:r>
-      <w:proofErr w:type="spellEnd"/>
-      <w:r>
-        <w:t xml:space="preserve"> e li plu </w:t>
-      </w:r>
-      <w:proofErr w:type="spellStart"/>
-      <w:r>
-        <w:t>commun</w:t>
-      </w:r>
-      <w:proofErr w:type="spellEnd"/>
-      <w:r>
-        <w:t xml:space="preserve"> </w:t>
-      </w:r>
-      <w:proofErr w:type="spellStart"/>
-      <w:r>
-        <w:t>vocabules</w:t>
-      </w:r>
-      <w:proofErr w:type="spellEnd"/>
-      <w:r>
-        <w:t xml:space="preserve">. </w:t>
-      </w:r>
-      <w:proofErr w:type="spellStart"/>
-      <w:r>
-        <w:t>Omnicos</w:t>
-      </w:r>
-      <w:proofErr w:type="spellEnd"/>
-      <w:r>
-        <w:t xml:space="preserve"> </w:t>
-      </w:r>
-      <w:proofErr w:type="spellStart"/>
-      <w:r>
-        <w:t>directe</w:t>
-      </w:r>
-      <w:proofErr w:type="spellEnd"/>
-      <w:r>
-        <w:t xml:space="preserve"> </w:t>
-      </w:r>
-      <w:proofErr w:type="spellStart"/>
-      <w:r>
-        <w:t>al</w:t>
-      </w:r>
-      <w:proofErr w:type="spellEnd"/>
-      <w:r>
-        <w:t xml:space="preserve"> </w:t>
-      </w:r>
-      <w:proofErr w:type="spellStart"/>
-      <w:r>
-        <w:t>desirabilite</w:t>
-      </w:r>
-      <w:proofErr w:type="spellEnd"/>
-      <w:r>
-        <w:t xml:space="preserve"> </w:t>
-      </w:r>
-      <w:proofErr w:type="spellStart"/>
-      <w:r>
-        <w:t>de</w:t>
-      </w:r>
-      <w:proofErr w:type="spellEnd"/>
-      <w:r>
-        <w:t xml:space="preserve"> un </w:t>
-      </w:r>
-      <w:proofErr w:type="spellStart"/>
-      <w:r>
-        <w:t>nov</w:t>
-      </w:r>
-      <w:proofErr w:type="spellEnd"/>
-      <w:r>
-        <w:t xml:space="preserve"> </w:t>
-      </w:r>
-      <w:proofErr w:type="spellStart"/>
-      <w:r>
-        <w:t>lingua</w:t>
-      </w:r>
-      <w:proofErr w:type="spellEnd"/>
-      <w:r>
-        <w:t xml:space="preserve"> </w:t>
-      </w:r>
-      <w:proofErr w:type="spellStart"/>
-      <w:r>
-        <w:t>franca</w:t>
-      </w:r>
-      <w:proofErr w:type="spellEnd"/>
-      <w:r>
-        <w:t xml:space="preserve">: </w:t>
-      </w:r>
-      <w:proofErr w:type="spellStart"/>
-      <w:r>
-        <w:t>On</w:t>
-      </w:r>
-      <w:proofErr w:type="spellEnd"/>
-      <w:r>
-        <w:t xml:space="preserve"> </w:t>
-      </w:r>
-      <w:proofErr w:type="spellStart"/>
-      <w:r>
-        <w:t>refusa</w:t>
-      </w:r>
-      <w:proofErr w:type="spellEnd"/>
-      <w:r>
-        <w:t xml:space="preserve"> </w:t>
-      </w:r>
-      <w:proofErr w:type="spellStart"/>
-      <w:r>
-        <w:t>continuar</w:t>
-      </w:r>
-      <w:proofErr w:type="spellEnd"/>
-      <w:r>
-        <w:t xml:space="preserve"> </w:t>
-      </w:r>
-      <w:proofErr w:type="spellStart"/>
-      <w:r>
-        <w:t>payar</w:t>
-      </w:r>
-      <w:proofErr w:type="spellEnd"/>
-      <w:r>
-        <w:t xml:space="preserve"> </w:t>
-      </w:r>
-      <w:proofErr w:type="spellStart"/>
-      <w:r>
-        <w:t>custosi</w:t>
-      </w:r>
-      <w:proofErr w:type="spellEnd"/>
-      <w:r>
-        <w:t xml:space="preserve"> </w:t>
-      </w:r>
-      <w:proofErr w:type="spellStart"/>
-      <w:r>
-        <w:t>traductores</w:t>
-      </w:r>
-      <w:proofErr w:type="spellEnd"/>
-      <w:r>
-        <w:t xml:space="preserve">. </w:t>
-      </w:r>
-      <w:proofErr w:type="spellStart"/>
-      <w:r>
-        <w:t>At</w:t>
-      </w:r>
-      <w:proofErr w:type="spellEnd"/>
-      <w:r>
-        <w:t xml:space="preserve"> </w:t>
-      </w:r>
-      <w:proofErr w:type="spellStart"/>
-      <w:r>
-        <w:t>solmen</w:t>
-      </w:r>
-      <w:proofErr w:type="spellEnd"/>
-      <w:r>
-        <w:t xml:space="preserve"> </w:t>
-      </w:r>
-      <w:proofErr w:type="spellStart"/>
-      <w:r>
-        <w:t>va</w:t>
-      </w:r>
-      <w:proofErr w:type="spellEnd"/>
-      <w:r>
-        <w:t xml:space="preserve"> </w:t>
-      </w:r>
-      <w:proofErr w:type="spellStart"/>
-      <w:r>
-        <w:t>esser</w:t>
-      </w:r>
-      <w:proofErr w:type="spellEnd"/>
-      <w:r>
-        <w:t xml:space="preserve"> </w:t>
-      </w:r>
-      <w:proofErr w:type="spellStart"/>
-      <w:r>
-        <w:t>necessi</w:t>
-      </w:r>
-      <w:proofErr w:type="spellEnd"/>
-      <w:r>
-        <w:t xml:space="preserve"> </w:t>
-      </w:r>
-      <w:proofErr w:type="spellStart"/>
-      <w:r>
-        <w:t>far</w:t>
-      </w:r>
-      <w:proofErr w:type="spellEnd"/>
-      <w:r>
-        <w:t xml:space="preserve"> </w:t>
-      </w:r>
-      <w:proofErr w:type="spellStart"/>
-      <w:r>
-        <w:t>uniform</w:t>
-      </w:r>
-      <w:proofErr w:type="spellEnd"/>
-      <w:r>
-        <w:t xml:space="preserve"> </w:t>
-      </w:r>
-      <w:proofErr w:type="spellStart"/>
-      <w:r>
-        <w:t>grammatica</w:t>
-      </w:r>
-      <w:proofErr w:type="spellEnd"/>
-      <w:r>
-        <w:t>, p</w:t>
+      <w:r>
+        <w:t>Ma quande lingues coalesce, li grammatica del resultant lingue es plu simplic e regulari quam ti del coalescent lingues. Li nov lingua franca va esser plu simplic e regulari quam li existent Europan lingues. It va esser tam simplic quam Occidental in fact, it va esser Occidental. A un Angleso it va semblar un simplificat Angles, quam un skeptic Cambridge amico dit me que Occidental es. Li Europan lingues es membres del sam familie. Lor separat existentie es un myth. Por scientie, musica, sport etc, litot Europa usa li sam vocabular. Li lingues differe solmen in li grammatica, li pronunciation e li plu commun vocabules. Omnicos directe al desirabilite de un nov lingua franca: On refusa continuar payar custosi traductores. At solmen va esser necessi far uniform grammatica, p</w:t>
       </w:r>
     </w:p>
     <w:p/>
@@ -4352,7 +3931,7 @@
         </w:sectPr>
       </w:pPr>
     </w:p>
-    <w:bookmarkStart w:id="11" w:name="_Toc226301711" w:displacedByCustomXml="next"/>
+    <w:bookmarkStart w:id="12" w:name="_Toc226374747" w:displacedByCustomXml="next"/>
     <w:sdt>
       <w:sdtPr>
         <w:rPr>
@@ -4375,7 +3954,7 @@
           <w:r>
             <w:t>Bibliogrāfija</w:t>
           </w:r>
-          <w:bookmarkEnd w:id="11"/>
+          <w:bookmarkEnd w:id="12"/>
         </w:p>
         <w:sdt>
           <w:sdtPr>
@@ -4455,12 +4034,12 @@
       <w:pPr>
         <w:pStyle w:val="Virsraksts1"/>
       </w:pPr>
-      <w:bookmarkStart w:id="12" w:name="_Toc226301712"/>
+      <w:bookmarkStart w:id="13" w:name="_Toc226374748"/>
       <w:r>
         <w:lastRenderedPageBreak/>
         <w:t>Pielikumi</w:t>
       </w:r>
-      <w:bookmarkEnd w:id="12"/>
+      <w:bookmarkEnd w:id="13"/>
     </w:p>
     <w:p>
       <w:pPr>
@@ -4470,7 +4049,7 @@
           <w:numId w:val="7"/>
         </w:numPr>
       </w:pPr>
-      <w:hyperlink r:id="rId17" w:history="1">
+      <w:hyperlink r:id="rId23" w:history="1">
         <w:r>
           <w:rPr>
             <w:rStyle w:val="Hipersaite"/>
@@ -4487,7 +4066,7 @@
           <w:numId w:val="7"/>
         </w:numPr>
       </w:pPr>
-      <w:hyperlink r:id="rId18" w:history="1">
+      <w:hyperlink r:id="rId24" w:history="1">
         <w:r>
           <w:rPr>
             <w:rStyle w:val="Hipersaite"/>
@@ -4504,7 +4083,7 @@
           <w:numId w:val="7"/>
         </w:numPr>
       </w:pPr>
-      <w:hyperlink r:id="rId19" w:history="1">
+      <w:hyperlink r:id="rId25" w:history="1">
         <w:r>
           <w:rPr>
             <w:rStyle w:val="Hipersaite"/>
@@ -4521,7 +4100,7 @@
           <w:numId w:val="7"/>
         </w:numPr>
       </w:pPr>
-      <w:hyperlink r:id="rId20" w:history="1">
+      <w:hyperlink r:id="rId26" w:history="1">
         <w:r>
           <w:rPr>
             <w:rStyle w:val="Hipersaite"/>
@@ -4538,9 +4117,40 @@
           <w:numId w:val="7"/>
         </w:numPr>
       </w:pPr>
-      <w:r>
-        <w:t>https://github.com/Trip1ns/Konsultaciju-timekllapa</w:t>
-      </w:r>
+      <w:hyperlink r:id="rId27" w:history="1">
+        <w:r>
+          <w:rPr>
+            <w:rStyle w:val="Hipersaite"/>
+          </w:rPr>
+          <w:t>https://github.com/Trip1ns/Konsultaciju-timekllapa</w:t>
+        </w:r>
+      </w:hyperlink>
+    </w:p>
+    <w:p>
+      <w:pPr>
+        <w:pStyle w:val="Sarakstarindkopa"/>
+        <w:numPr>
+          <w:ilvl w:val="0"/>
+          <w:numId w:val="7"/>
+        </w:numPr>
+      </w:pPr>
+      <w:hyperlink r:id="rId28" w:history="1">
+        <w:r>
+          <w:rPr>
+            <w:rStyle w:val="Hipersaite"/>
+          </w:rPr>
+          <w:t>https://drawsql.app/teams/mans-workspace/diagrams/datubazes-shema-2</w:t>
+        </w:r>
+      </w:hyperlink>
+    </w:p>
+    <w:p>
+      <w:pPr>
+        <w:pStyle w:val="Sarakstarindkopa"/>
+        <w:numPr>
+          <w:ilvl w:val="0"/>
+          <w:numId w:val="7"/>
+        </w:numPr>
+      </w:pPr>
     </w:p>
     <w:sectPr>
       <w:pgSz w:w="11906" w:h="16838"/>
@@ -7493,6 +7103,82 @@
       <w:shd w:val="clear" w:color="auto" w:fill="E1DFDD"/>
     </w:rPr>
   </w:style>
+  <w:style w:type="table" w:styleId="Reatabulagaia">
+    <w:name w:val="Grid Table Light"/>
+    <w:basedOn w:val="Parastatabula"/>
+    <w:uiPriority w:val="40"/>
+    <w:rsid w:val="00DD52C1"/>
+    <w:pPr>
+      <w:spacing w:after="0" w:line="240" w:lineRule="auto"/>
+    </w:pPr>
+    <w:tblPr>
+      <w:tblBorders>
+        <w:top w:val="single" w:sz="4" w:space="0" w:color="BFBFBF" w:themeColor="background1" w:themeShade="BF"/>
+        <w:left w:val="single" w:sz="4" w:space="0" w:color="BFBFBF" w:themeColor="background1" w:themeShade="BF"/>
+        <w:bottom w:val="single" w:sz="4" w:space="0" w:color="BFBFBF" w:themeColor="background1" w:themeShade="BF"/>
+        <w:right w:val="single" w:sz="4" w:space="0" w:color="BFBFBF" w:themeColor="background1" w:themeShade="BF"/>
+        <w:insideH w:val="single" w:sz="4" w:space="0" w:color="BFBFBF" w:themeColor="background1" w:themeShade="BF"/>
+        <w:insideV w:val="single" w:sz="4" w:space="0" w:color="BFBFBF" w:themeColor="background1" w:themeShade="BF"/>
+      </w:tblBorders>
+    </w:tblPr>
+  </w:style>
+  <w:style w:type="table" w:styleId="Reatabula1gaia">
+    <w:name w:val="Grid Table 1 Light"/>
+    <w:basedOn w:val="Parastatabula"/>
+    <w:uiPriority w:val="46"/>
+    <w:rsid w:val="00DD52C1"/>
+    <w:pPr>
+      <w:spacing w:after="0" w:line="240" w:lineRule="auto"/>
+    </w:pPr>
+    <w:tblPr>
+      <w:tblStyleRowBandSize w:val="1"/>
+      <w:tblStyleColBandSize w:val="1"/>
+      <w:tblBorders>
+        <w:top w:val="single" w:sz="4" w:space="0" w:color="999999" w:themeColor="text1" w:themeTint="66"/>
+        <w:left w:val="single" w:sz="4" w:space="0" w:color="999999" w:themeColor="text1" w:themeTint="66"/>
+        <w:bottom w:val="single" w:sz="4" w:space="0" w:color="999999" w:themeColor="text1" w:themeTint="66"/>
+        <w:right w:val="single" w:sz="4" w:space="0" w:color="999999" w:themeColor="text1" w:themeTint="66"/>
+        <w:insideH w:val="single" w:sz="4" w:space="0" w:color="999999" w:themeColor="text1" w:themeTint="66"/>
+        <w:insideV w:val="single" w:sz="4" w:space="0" w:color="999999" w:themeColor="text1" w:themeTint="66"/>
+      </w:tblBorders>
+    </w:tblPr>
+    <w:tblStylePr w:type="firstRow">
+      <w:rPr>
+        <w:b/>
+        <w:bCs/>
+      </w:rPr>
+      <w:tblPr/>
+      <w:tcPr>
+        <w:tcBorders>
+          <w:bottom w:val="single" w:sz="12" w:space="0" w:color="666666" w:themeColor="text1" w:themeTint="99"/>
+        </w:tcBorders>
+      </w:tcPr>
+    </w:tblStylePr>
+    <w:tblStylePr w:type="lastRow">
+      <w:rPr>
+        <w:b/>
+        <w:bCs/>
+      </w:rPr>
+      <w:tblPr/>
+      <w:tcPr>
+        <w:tcBorders>
+          <w:top w:val="double" w:sz="2" w:space="0" w:color="666666" w:themeColor="text1" w:themeTint="99"/>
+        </w:tcBorders>
+      </w:tcPr>
+    </w:tblStylePr>
+    <w:tblStylePr w:type="firstCol">
+      <w:rPr>
+        <w:b/>
+        <w:bCs/>
+      </w:rPr>
+    </w:tblStylePr>
+    <w:tblStylePr w:type="lastCol">
+      <w:rPr>
+        <w:b/>
+        <w:bCs/>
+      </w:rPr>
+    </w:tblStylePr>
+  </w:style>
 </w:styles>
 </file>
 

--- a/Projekta_darba_sagatave.docx
+++ b/Projekta_darba_sagatave.docx
@@ -1,6 +1,6 @@
 
 <file path=word/document.xml><?xml version="1.0" encoding="utf-8"?>
-<w:document xmlns:wpc="http://schemas.microsoft.com/office/word/2010/wordprocessingCanvas" xmlns:cx="http://schemas.microsoft.com/office/drawing/2014/chartex" xmlns:cx1="http://schemas.microsoft.com/office/drawing/2015/9/8/chartex" xmlns:cx2="http://schemas.microsoft.com/office/drawing/2015/10/21/chartex" xmlns:cx3="http://schemas.microsoft.com/office/drawing/2016/5/9/chartex" xmlns:cx4="http://schemas.microsoft.com/office/drawing/2016/5/10/chartex" xmlns:cx5="http://schemas.microsoft.com/office/drawing/2016/5/11/chartex" xmlns:cx6="http://schemas.microsoft.com/office/drawing/2016/5/12/chartex" xmlns:cx7="http://schemas.microsoft.com/office/drawing/2016/5/13/chartex" xmlns:cx8="http://schemas.microsoft.com/office/drawing/2016/5/14/chartex" xmlns:mc="http://schemas.openxmlformats.org/markup-compatibility/2006" xmlns:aink="http://schemas.microsoft.com/office/drawing/2016/ink" xmlns:am3d="http://schemas.microsoft.com/office/drawing/2017/model3d" xmlns:o="urn:schemas-microsoft-com:office:office" xmlns:oel="http://schemas.microsoft.com/office/2019/extlst" xmlns:r="http://schemas.openxmlformats.org/officeDocument/2006/relationships" xmlns:m="http://schemas.openxmlformats.org/officeDocument/2006/math" xmlns:v="urn:schemas-microsoft-com:vml" xmlns:wp14="http://schemas.microsoft.com/office/word/2010/wordprocessingDrawing" xmlns:wp="http://schemas.openxmlformats.org/drawingml/2006/wordprocessingDrawing" xmlns:w10="urn:schemas-microsoft-com:office:word" xmlns:w="http://schemas.openxmlformats.org/wordprocessingml/2006/main" xmlns:w14="http://schemas.microsoft.com/office/word/2010/wordml" xmlns:w15="http://schemas.microsoft.com/office/word/2012/wordml" xmlns:w16cex="http://schemas.microsoft.com/office/word/2018/wordml/cex" xmlns:w16cid="http://schemas.microsoft.com/office/word/2016/wordml/cid" xmlns:w16="http://schemas.microsoft.com/office/word/2018/wordml" xmlns:w16du="http://schemas.microsoft.com/office/word/2023/wordml/word16du" xmlns:w16sdtdh="http://schemas.microsoft.com/office/word/2020/wordml/sdtdatahash" xmlns:w16sdtfl="http://schemas.microsoft.com/office/word/2024/wordml/sdtformatlock" xmlns:w16se="http://schemas.microsoft.com/office/word/2015/wordml/symex" xmlns:wpg="http://schemas.microsoft.com/office/word/2010/wordprocessingGroup" xmlns:wpi="http://schemas.microsoft.com/office/word/2010/wordprocessingInk" xmlns:wne="http://schemas.microsoft.com/office/word/2006/wordml" xmlns:wps="http://schemas.microsoft.com/office/word/2010/wordprocessingShape" mc:Ignorable="w14 w15 w16se w16cid w16 w16cex w16sdtdh w16sdtfl w16du wp14">
+<w:document xmlns:wpc="http://schemas.microsoft.com/office/word/2010/wordprocessingCanvas" xmlns:cx="http://schemas.microsoft.com/office/drawing/2014/chartex" xmlns:cx1="http://schemas.microsoft.com/office/drawing/2015/9/8/chartex" xmlns:cx2="http://schemas.microsoft.com/office/drawing/2015/10/21/chartex" xmlns:cx3="http://schemas.microsoft.com/office/drawing/2016/5/9/chartex" xmlns:cx4="http://schemas.microsoft.com/office/drawing/2016/5/10/chartex" xmlns:cx5="http://schemas.microsoft.com/office/drawing/2016/5/11/chartex" xmlns:cx6="http://schemas.microsoft.com/office/drawing/2016/5/12/chartex" xmlns:cx7="http://schemas.microsoft.com/office/drawing/2016/5/13/chartex" xmlns:cx8="http://schemas.microsoft.com/office/drawing/2016/5/14/chartex" xmlns:mc="http://schemas.openxmlformats.org/markup-compatibility/2006" xmlns:aink="http://schemas.microsoft.com/office/drawing/2016/ink" xmlns:am3d="http://schemas.microsoft.com/office/drawing/2017/model3d" xmlns:o="urn:schemas-microsoft-com:office:office" xmlns:r="http://schemas.openxmlformats.org/officeDocument/2006/relationships" xmlns:m="http://schemas.openxmlformats.org/officeDocument/2006/math" xmlns:v="urn:schemas-microsoft-com:vml" xmlns:wp14="http://schemas.microsoft.com/office/word/2010/wordprocessingDrawing" xmlns:wp="http://schemas.openxmlformats.org/drawingml/2006/wordprocessingDrawing" xmlns:w10="urn:schemas-microsoft-com:office:word" xmlns:w="http://schemas.openxmlformats.org/wordprocessingml/2006/main" xmlns:w14="http://schemas.microsoft.com/office/word/2010/wordml" xmlns:w15="http://schemas.microsoft.com/office/word/2012/wordml" xmlns:w16cex="http://schemas.microsoft.com/office/word/2018/wordml/cex" xmlns:w16cid="http://schemas.microsoft.com/office/word/2016/wordml/cid" xmlns:w16="http://schemas.microsoft.com/office/word/2018/wordml" xmlns:w16sdtdh="http://schemas.microsoft.com/office/word/2020/wordml/sdtdatahash" xmlns:w16se="http://schemas.microsoft.com/office/word/2015/wordml/symex" xmlns:wpg="http://schemas.microsoft.com/office/word/2010/wordprocessingGroup" xmlns:wpi="http://schemas.microsoft.com/office/word/2010/wordprocessingInk" xmlns:wne="http://schemas.microsoft.com/office/word/2006/wordml" xmlns:wps="http://schemas.microsoft.com/office/word/2010/wordprocessingShape" mc:Ignorable="w14 w15 w16se w16cid w16 w16cex w16sdtdh wp14">
   <w:body>
     <w:p>
       <w:pPr>
@@ -79,6 +79,7 @@
           <w:docPartUnique/>
         </w:docPartObj>
       </w:sdtPr>
+      <w:sdtEndPr/>
       <w:sdtContent>
         <w:p>
           <w:pPr>
@@ -1223,33 +1224,52 @@
         <w:t xml:space="preserve"> </w:t>
       </w:r>
       <w:r>
-        <w:t>Tīmekļa vietnes var atrast gandrīz jebkuram uzņēmumam, valsts iestādei, visu veidu veikaliem, utt.</w:t>
-      </w:r>
-    </w:p>
-    <w:p>
-      <w:pPr>
-        <w:pStyle w:val="Virsraksts2"/>
-      </w:pPr>
-      <w:bookmarkStart w:id="1" w:name="_Toc226374736"/>
-      <w:r>
-        <w:t>Darba mērķis</w:t>
-      </w:r>
-      <w:bookmarkEnd w:id="1"/>
-    </w:p>
-    <w:p>
-      <w:r>
-        <w:t>Konsultācijas tīmekļa lapas izstrāde nodrošinātu iespēju ērti, viegli un vienkārši skolēniem pieteikties uz skolotāju konsultācijām.</w:t>
-      </w:r>
-    </w:p>
-    <w:p>
-      <w:pPr>
-        <w:pStyle w:val="Virsraksts2"/>
-      </w:pPr>
-      <w:bookmarkStart w:id="2" w:name="_Toc226374737"/>
+        <w:t xml:space="preserve">Tīmekļa vietnes var atrast gandrīz jebkuram uzņēmumam, valsts iestādei, visu veidu veikaliem, </w:t>
+      </w:r>
+      <w:commentRangeStart w:id="1"/>
+      <w:r>
+        <w:t>utt</w:t>
+      </w:r>
+      <w:commentRangeEnd w:id="1"/>
+      <w:r>
+        <w:rPr>
+          <w:rStyle w:val="Komentraatsauce"/>
+        </w:rPr>
+        <w:commentReference w:id="1"/>
+      </w:r>
+      <w:r>
+        <w:t>.</w:t>
+      </w:r>
+    </w:p>
+    <w:p/>
+    <w:p/>
+    <w:p>
+      <w:bookmarkStart w:id="2" w:name="_Toc226374736"/>
+      <w:r>
+        <w:t>Darba</w:t>
+      </w:r>
+      <w:r>
+        <w:t xml:space="preserve"> mērķis</w:t>
+      </w:r>
+      <w:bookmarkEnd w:id="2"/>
+    </w:p>
+    <w:p>
+      <w:r>
+        <w:t>Konsultācijas tīmekļa lapas izstrāde</w:t>
+      </w:r>
+      <w:r>
+        <w:t>, lai</w:t>
+      </w:r>
+      <w:r>
+        <w:t xml:space="preserve"> nodrošinātu iespēju ērti, viegli un vienkārši skolēniem pieteikties uz skolotāju konsultācijām.</w:t>
+      </w:r>
+    </w:p>
+    <w:p>
+      <w:bookmarkStart w:id="3" w:name="_Toc226374737"/>
       <w:r>
         <w:t>Darba uzdevumi</w:t>
       </w:r>
-      <w:bookmarkEnd w:id="2"/>
+      <w:bookmarkEnd w:id="3"/>
     </w:p>
     <w:p>
       <w:pPr>
@@ -1324,14 +1344,11 @@
       </w:r>
     </w:p>
     <w:p>
-      <w:pPr>
-        <w:pStyle w:val="Virsraksts2"/>
-      </w:pPr>
-      <w:bookmarkStart w:id="3" w:name="_Toc226374738"/>
+      <w:bookmarkStart w:id="4" w:name="_Toc226374738"/>
       <w:r>
         <w:t>Caurviju prasmes</w:t>
       </w:r>
-      <w:bookmarkEnd w:id="3"/>
+      <w:bookmarkEnd w:id="4"/>
     </w:p>
     <w:p/>
     <w:p>
@@ -1469,11 +1486,14 @@
       <w:pPr>
         <w:pStyle w:val="Virsraksts2"/>
       </w:pPr>
-      <w:bookmarkStart w:id="4" w:name="_Toc226374739"/>
-      <w:r>
-        <w:t>Jēdzienu šifrējums</w:t>
-      </w:r>
-      <w:bookmarkEnd w:id="4"/>
+      <w:bookmarkStart w:id="5" w:name="_Toc226374739"/>
+      <w:r>
+        <w:t xml:space="preserve">Jēdzienu </w:t>
+      </w:r>
+      <w:bookmarkEnd w:id="5"/>
+      <w:r>
+        <w:t>skaidrojums</w:t>
+      </w:r>
     </w:p>
     <w:p/>
     <w:p>
@@ -1580,7 +1600,6 @@
           <w:b/>
           <w:bCs/>
         </w:rPr>
-        <w:lastRenderedPageBreak/>
         <w:t>Datubāze</w:t>
       </w:r>
       <w:r>
@@ -1600,6 +1619,7 @@
           <w:b/>
           <w:bCs/>
         </w:rPr>
+        <w:lastRenderedPageBreak/>
         <w:t>Front-end</w:t>
       </w:r>
       <w:r>
@@ -1923,11 +1943,11 @@
           <w:numId w:val="8"/>
         </w:numPr>
       </w:pPr>
-      <w:bookmarkStart w:id="5" w:name="_Toc226374740"/>
+      <w:bookmarkStart w:id="6" w:name="_Toc226374740"/>
       <w:r>
         <w:t>Pētāmā problēma</w:t>
       </w:r>
-      <w:bookmarkEnd w:id="5"/>
+      <w:bookmarkEnd w:id="6"/>
     </w:p>
     <w:p>
       <w:r>
@@ -1967,7 +1987,18 @@
         <w:t>.</w:t>
       </w:r>
       <w:r>
-        <w:t xml:space="preserve"> Tādēļ pastāv nepieciešamība izstrādāt pārdomātu konsultāciju tīmekļa lapas dizaina risinājumu, kas uzlabotu lietotāja pieredzi un nodrošinātu ērtu piekļuvi konsultāciju pakalpojumiem</w:t>
+        <w:t xml:space="preserve"> Tādēļ pastāv nepieciešamība izstrādāt pārdomātu konsultāciju tīmekļa lapas dizaina risinājumu, kas uzlabotu lietotāja pieredzi un nodrošinātu ērtu piekļuvi konsultāciju </w:t>
+      </w:r>
+      <w:commentRangeStart w:id="7"/>
+      <w:r>
+        <w:t>pakalpojumiem</w:t>
+      </w:r>
+      <w:commentRangeEnd w:id="7"/>
+      <w:r>
+        <w:rPr>
+          <w:rStyle w:val="Komentraatsauce"/>
+        </w:rPr>
+        <w:commentReference w:id="7"/>
       </w:r>
       <w:r>
         <w:t>.</w:t>
@@ -1981,14 +2012,24 @@
       <w:pPr>
         <w:pStyle w:val="Virsraksts2"/>
       </w:pPr>
-      <w:bookmarkStart w:id="6" w:name="_Toc226374741"/>
+      <w:bookmarkStart w:id="8" w:name="_Toc226374741"/>
+      <w:commentRangeStart w:id="9"/>
       <w:r>
         <w:t xml:space="preserve">1.1 </w:t>
       </w:r>
       <w:r>
         <w:t>Problēmas izpēte un analīze</w:t>
       </w:r>
-      <w:bookmarkEnd w:id="6"/>
+      <w:bookmarkEnd w:id="8"/>
+      <w:commentRangeEnd w:id="9"/>
+      <w:r>
+        <w:rPr>
+          <w:rStyle w:val="Komentraatsauce"/>
+          <w:rFonts w:eastAsiaTheme="minorHAnsi" w:cstheme="minorBidi"/>
+          <w:b w:val="0"/>
+        </w:rPr>
+        <w:commentReference w:id="9"/>
+      </w:r>
     </w:p>
     <w:p>
       <w:pPr>
@@ -2003,7 +2044,6 @@
         <w:ind w:firstLine="0"/>
       </w:pPr>
       <w:r>
-        <w:lastRenderedPageBreak/>
         <w:t>Skolēnu dotajās atbildēs (28) norāda nepieciešamību pēc moderna risinājuma:</w:t>
       </w:r>
     </w:p>
@@ -2031,6 +2071,7 @@
         </w:numPr>
       </w:pPr>
       <w:r>
+        <w:lastRenderedPageBreak/>
         <w:t>59% respondenti norādīja, ka būtu gatavi izmantot digitalizētu risinājumu</w:t>
       </w:r>
       <w:r>
@@ -2122,11 +2163,11 @@
           <w:numId w:val="8"/>
         </w:numPr>
       </w:pPr>
-      <w:bookmarkStart w:id="7" w:name="_Toc226374742"/>
+      <w:bookmarkStart w:id="10" w:name="_Toc226374742"/>
       <w:r>
         <w:t>Programatūras prasību specifikācija</w:t>
       </w:r>
-      <w:bookmarkEnd w:id="7"/>
+      <w:bookmarkEnd w:id="10"/>
     </w:p>
     <w:p>
       <w:pPr>
@@ -2155,7 +2196,13 @@
         </w:numPr>
       </w:pPr>
       <w:r>
-        <w:t>Lomu  pārvaldība: sistēmā jāizveido trīs lomas: administrators(pārvalda lietotājus un konsultāciju laikus),</w:t>
+        <w:t>Lomu  pārvaldība: sistēmā jāizveido trīs lomas: administrators</w:t>
+      </w:r>
+      <w:r>
+        <w:t xml:space="preserve"> </w:t>
+      </w:r>
+      <w:r>
+        <w:t>(pārvalda lietotājus un konsultāciju laikus),</w:t>
       </w:r>
       <w:r>
         <w:t xml:space="preserve"> skolēns un skolotājs,</w:t>
@@ -2170,7 +2217,41 @@
         </w:numPr>
       </w:pPr>
       <w:r>
-        <w:t>Autorizācija: šifrētas paroles, unikāli lietotājvārdi iekšējie sistēmas procesi, lai nevar “injekcēt” datubāzes datus,</w:t>
+        <w:t xml:space="preserve">Autorizācija: </w:t>
+      </w:r>
+      <w:commentRangeStart w:id="11"/>
+      <w:r>
+        <w:t xml:space="preserve">šifrētas </w:t>
+      </w:r>
+      <w:commentRangeEnd w:id="11"/>
+      <w:r>
+        <w:rPr>
+          <w:rStyle w:val="Komentraatsauce"/>
+        </w:rPr>
+        <w:commentReference w:id="11"/>
+      </w:r>
+      <w:r>
+        <w:t>paroles, unikāli lietotājvārdi</w:t>
+      </w:r>
+      <w:r>
+        <w:t>,</w:t>
+      </w:r>
+      <w:r>
+        <w:t xml:space="preserve"> iekšējie sistēmas procesi, </w:t>
+      </w:r>
+      <w:commentRangeStart w:id="12"/>
+      <w:r>
+        <w:t>lai nevar “injekcēt” datubāzes datus</w:t>
+      </w:r>
+      <w:commentRangeEnd w:id="12"/>
+      <w:r>
+        <w:rPr>
+          <w:rStyle w:val="Komentraatsauce"/>
+        </w:rPr>
+        <w:commentReference w:id="12"/>
+      </w:r>
+      <w:r>
+        <w:t>,</w:t>
       </w:r>
     </w:p>
     <w:p>
@@ -2202,14 +2283,106 @@
     </w:p>
     <w:p>
       <w:pPr>
-        <w:pStyle w:val="Sarakstarindkopa"/>
-        <w:numPr>
-          <w:ilvl w:val="0"/>
-          <w:numId w:val="13"/>
-        </w:numPr>
-      </w:pPr>
-      <w:r>
-        <w:t xml:space="preserve">Licence: MIT licence, lai kods ir pieejams un aizstāv autortiesības. </w:t>
+        <w:tabs>
+          <w:tab w:val="right" w:pos="9070"/>
+        </w:tabs>
+        <w:ind w:firstLine="0"/>
+      </w:pPr>
+      <w:commentRangeStart w:id="13"/>
+      <w:r>
+        <w:t>Programmatūras risinājuma l</w:t>
+      </w:r>
+      <w:r>
+        <w:t>icence: MIT licence, lai kods ir pieejams un aizstāv autortiesības.</w:t>
+      </w:r>
+    </w:p>
+    <w:p>
+      <w:pPr>
+        <w:tabs>
+          <w:tab w:val="right" w:pos="9070"/>
+        </w:tabs>
+        <w:ind w:firstLine="0"/>
+      </w:pPr>
+      <w:commentRangeStart w:id="14"/>
+      <w:r>
+        <w:t>!!</w:t>
+      </w:r>
+      <w:r>
+        <w:t xml:space="preserve"> </w:t>
+      </w:r>
+      <w:commentRangeEnd w:id="13"/>
+      <w:r>
+        <w:rPr>
+          <w:rStyle w:val="Komentraatsauce"/>
+        </w:rPr>
+        <w:commentReference w:id="13"/>
+      </w:r>
+      <w:commentRangeEnd w:id="14"/>
+      <w:r>
+        <w:rPr>
+          <w:rStyle w:val="Komentraatsauce"/>
+        </w:rPr>
+        <w:commentReference w:id="14"/>
+      </w:r>
+    </w:p>
+    <w:p>
+      <w:pPr>
+        <w:tabs>
+          <w:tab w:val="right" w:pos="9070"/>
+        </w:tabs>
+        <w:ind w:firstLine="0"/>
+      </w:pPr>
+      <w:commentRangeStart w:id="15"/>
+      <w:r>
+        <w:t>!!!</w:t>
+      </w:r>
+      <w:commentRangeEnd w:id="15"/>
+      <w:r>
+        <w:rPr>
+          <w:rStyle w:val="Komentraatsauce"/>
+        </w:rPr>
+        <w:commentReference w:id="15"/>
+      </w:r>
+    </w:p>
+    <w:p>
+      <w:pPr>
+        <w:tabs>
+          <w:tab w:val="right" w:pos="9070"/>
+        </w:tabs>
+        <w:ind w:firstLine="0"/>
+      </w:pPr>
+      <w:commentRangeStart w:id="16"/>
+      <w:r>
+        <w:t>!!!</w:t>
+      </w:r>
+      <w:commentRangeEnd w:id="16"/>
+      <w:r>
+        <w:rPr>
+          <w:rStyle w:val="Komentraatsauce"/>
+        </w:rPr>
+        <w:commentReference w:id="16"/>
+      </w:r>
+    </w:p>
+    <w:p>
+      <w:pPr>
+        <w:tabs>
+          <w:tab w:val="right" w:pos="9070"/>
+        </w:tabs>
+        <w:ind w:firstLine="0"/>
+      </w:pPr>
+      <w:commentRangeStart w:id="17"/>
+      <w:r>
+        <w:t>!!!</w:t>
+      </w:r>
+      <w:r>
+        <w:tab/>
+      </w:r>
+      <w:commentRangeEnd w:id="17"/>
+      <w:r>
+        <w:rPr>
+          <w:rStyle w:val="Komentraatsauce"/>
+        </w:rPr>
+        <w:commentReference w:id="17"/>
       </w:r>
     </w:p>
     <w:p>
@@ -2220,17 +2393,32 @@
           <w:numId w:val="8"/>
         </w:numPr>
       </w:pPr>
-      <w:bookmarkStart w:id="8" w:name="_Toc226374743"/>
+      <w:bookmarkStart w:id="18" w:name="_Toc226374743"/>
       <w:r>
         <w:t>Programmatūras izstrādes plāns</w:t>
       </w:r>
-      <w:bookmarkEnd w:id="8"/>
-    </w:p>
-    <w:p>
-      <w:r>
-        <w:t xml:space="preserve">Projekts tika veidots pēc Agile jeb Spējā programmatūras izstrādes principiem, jo tas ļauj elastīgi pielāgoties programmas funkcionalitātei pievienojot jaunas funkcijas, kas ļauj nepārtraukti testēt tās funkcionalitāti. </w:t>
-      </w:r>
-    </w:p>
+      <w:bookmarkEnd w:id="18"/>
+    </w:p>
+    <w:p>
+      <w:r>
+        <w:t xml:space="preserve">Projekts tika veidots pēc Agile jeb Spējā programmatūras izstrādes principiem, jo tas ļauj elastīgi pielāgoties programmas funkcionalitātei pievienojot jaunas funkcijas, kas ļauj nepārtraukti testēt tās </w:t>
+      </w:r>
+      <w:commentRangeStart w:id="19"/>
+      <w:r>
+        <w:t>funkcionalitāti</w:t>
+      </w:r>
+      <w:commentRangeEnd w:id="19"/>
+      <w:r>
+        <w:rPr>
+          <w:rStyle w:val="Komentraatsauce"/>
+        </w:rPr>
+        <w:commentReference w:id="19"/>
+      </w:r>
+      <w:r>
+        <w:t xml:space="preserve">. </w:t>
+      </w:r>
+    </w:p>
+    <w:p/>
     <w:p>
       <w:pPr>
         <w:pStyle w:val="Parakstszemobjekta"/>
@@ -2261,7 +2449,7 @@
                     <pic:cNvPicPr/>
                   </pic:nvPicPr>
                   <pic:blipFill>
-                    <a:blip r:embed="rId9"/>
+                    <a:blip r:embed="rId13"/>
                     <a:stretch>
                       <a:fillRect/>
                     </a:stretch>
@@ -2286,14 +2474,27 @@
       <w:pPr>
         <w:pStyle w:val="Parakstszemobjekta"/>
       </w:pPr>
-      <w:fldSimple w:instr=" SEQ Ilustrācija \* ARABIC ">
-        <w:r>
-          <w:rPr>
-            <w:noProof/>
-          </w:rPr>
-          <w:t>1</w:t>
-        </w:r>
-      </w:fldSimple>
+      <w:r>
+        <w:fldChar w:fldCharType="begin"/>
+      </w:r>
+      <w:r>
+        <w:instrText xml:space="preserve"> SEQ Ilustrācija \* ARABIC </w:instrText>
+      </w:r>
+      <w:r>
+        <w:fldChar w:fldCharType="separate"/>
+      </w:r>
+      <w:r>
+        <w:rPr>
+          <w:noProof/>
+        </w:rPr>
+        <w:t>1</w:t>
+      </w:r>
+      <w:r>
+        <w:rPr>
+          <w:noProof/>
+        </w:rPr>
+        <w:fldChar w:fldCharType="end"/>
+      </w:r>
       <w:r>
         <w:t>. attēls – izstrādes plāns</w:t>
       </w:r>
@@ -2323,7 +2524,7 @@
                     <pic:cNvPicPr/>
                   </pic:nvPicPr>
                   <pic:blipFill>
-                    <a:blip r:embed="rId10"/>
+                    <a:blip r:embed="rId14"/>
                     <a:stretch>
                       <a:fillRect/>
                     </a:stretch>
@@ -2348,14 +2549,27 @@
       <w:pPr>
         <w:pStyle w:val="Parakstszemobjekta"/>
       </w:pPr>
-      <w:fldSimple w:instr=" SEQ Ilustrācija \* ARABIC ">
-        <w:r>
-          <w:rPr>
-            <w:noProof/>
-          </w:rPr>
-          <w:t>2</w:t>
-        </w:r>
-      </w:fldSimple>
+      <w:r>
+        <w:fldChar w:fldCharType="begin"/>
+      </w:r>
+      <w:r>
+        <w:instrText xml:space="preserve"> SEQ Ilustrācija \* ARABIC </w:instrText>
+      </w:r>
+      <w:r>
+        <w:fldChar w:fldCharType="separate"/>
+      </w:r>
+      <w:r>
+        <w:rPr>
+          <w:noProof/>
+        </w:rPr>
+        <w:t>2</w:t>
+      </w:r>
+      <w:r>
+        <w:rPr>
+          <w:noProof/>
+        </w:rPr>
+        <w:fldChar w:fldCharType="end"/>
+      </w:r>
       <w:r>
         <w:t>. attēls – dokumentācijas izstrāde</w:t>
       </w:r>
@@ -2390,7 +2604,7 @@
                     <pic:cNvPicPr/>
                   </pic:nvPicPr>
                   <pic:blipFill>
-                    <a:blip r:embed="rId11"/>
+                    <a:blip r:embed="rId15"/>
                     <a:stretch>
                       <a:fillRect/>
                     </a:stretch>
@@ -2415,14 +2629,27 @@
       <w:pPr>
         <w:pStyle w:val="Parakstszemobjekta"/>
       </w:pPr>
-      <w:fldSimple w:instr=" SEQ Ilustrācija \* ARABIC ">
-        <w:r>
-          <w:rPr>
-            <w:noProof/>
-          </w:rPr>
-          <w:t>3</w:t>
-        </w:r>
-      </w:fldSimple>
+      <w:r>
+        <w:fldChar w:fldCharType="begin"/>
+      </w:r>
+      <w:r>
+        <w:instrText xml:space="preserve"> SEQ Ilustrācija \* ARABIC </w:instrText>
+      </w:r>
+      <w:r>
+        <w:fldChar w:fldCharType="separate"/>
+      </w:r>
+      <w:r>
+        <w:rPr>
+          <w:noProof/>
+        </w:rPr>
+        <w:t>3</w:t>
+      </w:r>
+      <w:r>
+        <w:rPr>
+          <w:noProof/>
+        </w:rPr>
+        <w:fldChar w:fldCharType="end"/>
+      </w:r>
       <w:r>
         <w:t>. attēls - vienībtestēšana</w:t>
       </w:r>
@@ -2452,7 +2679,7 @@
                     <pic:cNvPicPr/>
                   </pic:nvPicPr>
                   <pic:blipFill>
-                    <a:blip r:embed="rId12"/>
+                    <a:blip r:embed="rId16"/>
                     <a:stretch>
                       <a:fillRect/>
                     </a:stretch>
@@ -2477,14 +2704,27 @@
       <w:pPr>
         <w:pStyle w:val="Parakstszemobjekta"/>
       </w:pPr>
-      <w:fldSimple w:instr=" SEQ Ilustrācija \* ARABIC ">
-        <w:r>
-          <w:rPr>
-            <w:noProof/>
-          </w:rPr>
-          <w:t>4</w:t>
-        </w:r>
-      </w:fldSimple>
+      <w:r>
+        <w:fldChar w:fldCharType="begin"/>
+      </w:r>
+      <w:r>
+        <w:instrText xml:space="preserve"> SEQ Ilustrācija \* ARABIC </w:instrText>
+      </w:r>
+      <w:r>
+        <w:fldChar w:fldCharType="separate"/>
+      </w:r>
+      <w:r>
+        <w:rPr>
+          <w:noProof/>
+        </w:rPr>
+        <w:t>4</w:t>
+      </w:r>
+      <w:r>
+        <w:rPr>
+          <w:noProof/>
+        </w:rPr>
+        <w:fldChar w:fldCharType="end"/>
+      </w:r>
       <w:r>
         <w:t>. attēls – problēmas izpēte</w:t>
       </w:r>
@@ -2514,7 +2754,7 @@
                     <pic:cNvPicPr/>
                   </pic:nvPicPr>
                   <pic:blipFill>
-                    <a:blip r:embed="rId13"/>
+                    <a:blip r:embed="rId17"/>
                     <a:stretch>
                       <a:fillRect/>
                     </a:stretch>
@@ -2539,14 +2779,30 @@
       <w:pPr>
         <w:pStyle w:val="Parakstszemobjekta"/>
       </w:pPr>
-      <w:fldSimple w:instr=" SEQ Ilustrācija \* ARABIC ">
-        <w:r>
-          <w:rPr>
-            <w:noProof/>
-          </w:rPr>
-          <w:t>5</w:t>
-        </w:r>
-      </w:fldSimple>
+      <w:r>
+        <w:fldChar w:fldCharType="begin"/>
+      </w:r>
+      <w:r>
+        <w:instrText xml:space="preserve"> SE</w:instrText>
+      </w:r>
+      <w:r>
+        <w:instrText xml:space="preserve">Q Ilustrācija \* ARABIC </w:instrText>
+      </w:r>
+      <w:r>
+        <w:fldChar w:fldCharType="separate"/>
+      </w:r>
+      <w:r>
+        <w:rPr>
+          <w:noProof/>
+        </w:rPr>
+        <w:t>5</w:t>
+      </w:r>
+      <w:r>
+        <w:rPr>
+          <w:noProof/>
+        </w:rPr>
+        <w:fldChar w:fldCharType="end"/>
+      </w:r>
       <w:r>
         <w:t>. attēls – programmatūras specifikācija</w:t>
       </w:r>
@@ -2577,7 +2833,7 @@
                     <pic:cNvPicPr/>
                   </pic:nvPicPr>
                   <pic:blipFill>
-                    <a:blip r:embed="rId14"/>
+                    <a:blip r:embed="rId18"/>
                     <a:stretch>
                       <a:fillRect/>
                     </a:stretch>
@@ -2602,14 +2858,27 @@
       <w:pPr>
         <w:pStyle w:val="Parakstszemobjekta"/>
       </w:pPr>
-      <w:fldSimple w:instr=" SEQ Ilustrācija \* ARABIC ">
-        <w:r>
-          <w:rPr>
-            <w:noProof/>
-          </w:rPr>
-          <w:t>6</w:t>
-        </w:r>
-      </w:fldSimple>
+      <w:r>
+        <w:fldChar w:fldCharType="begin"/>
+      </w:r>
+      <w:r>
+        <w:instrText xml:space="preserve"> SEQ Ilustrācija \* ARABIC </w:instrText>
+      </w:r>
+      <w:r>
+        <w:fldChar w:fldCharType="separate"/>
+      </w:r>
+      <w:r>
+        <w:rPr>
+          <w:noProof/>
+        </w:rPr>
+        <w:t>6</w:t>
+      </w:r>
+      <w:r>
+        <w:rPr>
+          <w:noProof/>
+        </w:rPr>
+        <w:fldChar w:fldCharType="end"/>
+      </w:r>
       <w:r>
         <w:t>. attēls- tehniskā specifikācija</w:t>
       </w:r>
@@ -2619,11 +2888,27 @@
       <w:pPr>
         <w:keepNext/>
       </w:pPr>
+      <w:commentRangeStart w:id="20"/>
+      <w:r>
+        <w:lastRenderedPageBreak/>
+        <w:t>!</w:t>
+      </w:r>
+      <w:commentRangeEnd w:id="20"/>
+      <w:r>
+        <w:rPr>
+          <w:rStyle w:val="Komentraatsauce"/>
+        </w:rPr>
+        <w:commentReference w:id="20"/>
+      </w:r>
+    </w:p>
+    <w:p>
+      <w:pPr>
+        <w:keepNext/>
+      </w:pPr>
       <w:r>
         <w:rPr>
           <w:noProof/>
         </w:rPr>
-        <w:lastRenderedPageBreak/>
         <w:drawing>
           <wp:inline distT="0" distB="0" distL="0" distR="0" wp14:anchorId="7AFD1080" wp14:editId="2FC31448">
             <wp:extent cx="5759450" cy="2060575"/>
@@ -2640,7 +2925,7 @@
                     <pic:cNvPicPr/>
                   </pic:nvPicPr>
                   <pic:blipFill>
-                    <a:blip r:embed="rId15"/>
+                    <a:blip r:embed="rId19"/>
                     <a:stretch>
                       <a:fillRect/>
                     </a:stretch>
@@ -2665,21 +2950,42 @@
       <w:pPr>
         <w:pStyle w:val="Parakstszemobjekta"/>
       </w:pPr>
-      <w:fldSimple w:instr=" SEQ Ilustrācija \* ARABIC ">
-        <w:r>
-          <w:rPr>
-            <w:noProof/>
-          </w:rPr>
-          <w:t>7</w:t>
-        </w:r>
-      </w:fldSimple>
+      <w:r>
+        <w:fldChar w:fldCharType="begin"/>
+      </w:r>
+      <w:r>
+        <w:instrText xml:space="preserve"> SEQ Ilustrācija \* ARABIC </w:instrText>
+      </w:r>
+      <w:r>
+        <w:fldChar w:fldCharType="separate"/>
+      </w:r>
+      <w:r>
+        <w:rPr>
+          <w:noProof/>
+        </w:rPr>
+        <w:t>7</w:t>
+      </w:r>
+      <w:r>
+        <w:rPr>
+          <w:noProof/>
+        </w:rPr>
+        <w:fldChar w:fldCharType="end"/>
+      </w:r>
       <w:r>
         <w:t>. attēls - procesu plūsma</w:t>
       </w:r>
     </w:p>
     <w:p>
-      <w:r>
-        <w:t>Saskarsnes skices:</w:t>
+      <w:commentRangeStart w:id="21"/>
+      <w:r>
+        <w:t>Saskarnes skices:</w:t>
+      </w:r>
+      <w:commentRangeEnd w:id="21"/>
+      <w:r>
+        <w:rPr>
+          <w:rStyle w:val="Komentraatsauce"/>
+        </w:rPr>
+        <w:commentReference w:id="21"/>
       </w:r>
     </w:p>
     <w:p>
@@ -2706,7 +3012,7 @@
                     <pic:cNvPicPr/>
                   </pic:nvPicPr>
                   <pic:blipFill>
-                    <a:blip r:embed="rId16"/>
+                    <a:blip r:embed="rId20"/>
                     <a:stretch>
                       <a:fillRect/>
                     </a:stretch>
@@ -2731,14 +3037,27 @@
       <w:pPr>
         <w:pStyle w:val="Parakstszemobjekta"/>
       </w:pPr>
-      <w:fldSimple w:instr=" SEQ Ilustrācija \* ARABIC ">
-        <w:r>
-          <w:rPr>
-            <w:noProof/>
-          </w:rPr>
-          <w:t>8</w:t>
-        </w:r>
-      </w:fldSimple>
+      <w:r>
+        <w:fldChar w:fldCharType="begin"/>
+      </w:r>
+      <w:r>
+        <w:instrText xml:space="preserve"> SEQ Ilustrācija \* ARABIC </w:instrText>
+      </w:r>
+      <w:r>
+        <w:fldChar w:fldCharType="separate"/>
+      </w:r>
+      <w:r>
+        <w:rPr>
+          <w:noProof/>
+        </w:rPr>
+        <w:t>8</w:t>
+      </w:r>
+      <w:r>
+        <w:rPr>
+          <w:noProof/>
+        </w:rPr>
+        <w:fldChar w:fldCharType="end"/>
+      </w:r>
       <w:r>
         <w:t>. attēls - pieteikšanās lapa</w:t>
       </w:r>
@@ -2768,7 +3087,7 @@
                     <pic:cNvPicPr/>
                   </pic:nvPicPr>
                   <pic:blipFill>
-                    <a:blip r:embed="rId17"/>
+                    <a:blip r:embed="rId21"/>
                     <a:stretch>
                       <a:fillRect/>
                     </a:stretch>
@@ -2793,14 +3112,27 @@
       <w:pPr>
         <w:pStyle w:val="Parakstszemobjekta"/>
       </w:pPr>
-      <w:fldSimple w:instr=" SEQ Ilustrācija \* ARABIC ">
-        <w:r>
-          <w:rPr>
-            <w:noProof/>
-          </w:rPr>
-          <w:t>9</w:t>
-        </w:r>
-      </w:fldSimple>
+      <w:r>
+        <w:fldChar w:fldCharType="begin"/>
+      </w:r>
+      <w:r>
+        <w:instrText xml:space="preserve"> SEQ Ilustrācija \* ARABIC </w:instrText>
+      </w:r>
+      <w:r>
+        <w:fldChar w:fldCharType="separate"/>
+      </w:r>
+      <w:r>
+        <w:rPr>
+          <w:noProof/>
+        </w:rPr>
+        <w:t>9</w:t>
+      </w:r>
+      <w:r>
+        <w:rPr>
+          <w:noProof/>
+        </w:rPr>
+        <w:fldChar w:fldCharType="end"/>
+      </w:r>
       <w:r>
         <w:t>. attēls - skolēna sākumlapa</w:t>
       </w:r>
@@ -2829,7 +3161,7 @@
                     <pic:cNvPicPr/>
                   </pic:nvPicPr>
                   <pic:blipFill>
-                    <a:blip r:embed="rId18"/>
+                    <a:blip r:embed="rId22"/>
                     <a:stretch>
                       <a:fillRect/>
                     </a:stretch>
@@ -2854,14 +3186,27 @@
       <w:pPr>
         <w:pStyle w:val="Parakstszemobjekta"/>
       </w:pPr>
-      <w:fldSimple w:instr=" SEQ Ilustrācija \* ARABIC ">
-        <w:r>
-          <w:rPr>
-            <w:noProof/>
-          </w:rPr>
-          <w:t>10</w:t>
-        </w:r>
-      </w:fldSimple>
+      <w:r>
+        <w:fldChar w:fldCharType="begin"/>
+      </w:r>
+      <w:r>
+        <w:instrText xml:space="preserve"> SEQ Ilustrācija \* ARABIC </w:instrText>
+      </w:r>
+      <w:r>
+        <w:fldChar w:fldCharType="separate"/>
+      </w:r>
+      <w:r>
+        <w:rPr>
+          <w:noProof/>
+        </w:rPr>
+        <w:t>10</w:t>
+      </w:r>
+      <w:r>
+        <w:rPr>
+          <w:noProof/>
+        </w:rPr>
+        <w:fldChar w:fldCharType="end"/>
+      </w:r>
       <w:r>
         <w:t>. attēls - skolēna pieteikšanās lapa</w:t>
       </w:r>
@@ -2891,7 +3236,7 @@
                     <pic:cNvPicPr/>
                   </pic:nvPicPr>
                   <pic:blipFill>
-                    <a:blip r:embed="rId19"/>
+                    <a:blip r:embed="rId23"/>
                     <a:stretch>
                       <a:fillRect/>
                     </a:stretch>
@@ -2916,14 +3261,27 @@
       <w:pPr>
         <w:pStyle w:val="Parakstszemobjekta"/>
       </w:pPr>
-      <w:fldSimple w:instr=" SEQ Ilustrācija \* ARABIC ">
-        <w:r>
-          <w:rPr>
-            <w:noProof/>
-          </w:rPr>
-          <w:t>11</w:t>
-        </w:r>
-      </w:fldSimple>
+      <w:r>
+        <w:fldChar w:fldCharType="begin"/>
+      </w:r>
+      <w:r>
+        <w:instrText xml:space="preserve"> SEQ Ilustrācija \* ARABIC </w:instrText>
+      </w:r>
+      <w:r>
+        <w:fldChar w:fldCharType="separate"/>
+      </w:r>
+      <w:r>
+        <w:rPr>
+          <w:noProof/>
+        </w:rPr>
+        <w:t>11</w:t>
+      </w:r>
+      <w:r>
+        <w:rPr>
+          <w:noProof/>
+        </w:rPr>
+        <w:fldChar w:fldCharType="end"/>
+      </w:r>
       <w:r>
         <w:t>. attēls - skolotāja sākumlapa</w:t>
       </w:r>
@@ -2953,7 +3311,7 @@
                     <pic:cNvPicPr/>
                   </pic:nvPicPr>
                   <pic:blipFill>
-                    <a:blip r:embed="rId20"/>
+                    <a:blip r:embed="rId24"/>
                     <a:stretch>
                       <a:fillRect/>
                     </a:stretch>
@@ -2978,14 +3336,27 @@
       <w:pPr>
         <w:pStyle w:val="Parakstszemobjekta"/>
       </w:pPr>
-      <w:fldSimple w:instr=" SEQ Ilustrācija \* ARABIC ">
-        <w:r>
-          <w:rPr>
-            <w:noProof/>
-          </w:rPr>
-          <w:t>12</w:t>
-        </w:r>
-      </w:fldSimple>
+      <w:r>
+        <w:fldChar w:fldCharType="begin"/>
+      </w:r>
+      <w:r>
+        <w:instrText xml:space="preserve"> SEQ Ilustrācija \* ARABIC </w:instrText>
+      </w:r>
+      <w:r>
+        <w:fldChar w:fldCharType="separate"/>
+      </w:r>
+      <w:r>
+        <w:rPr>
+          <w:noProof/>
+        </w:rPr>
+        <w:t>12</w:t>
+      </w:r>
+      <w:r>
+        <w:rPr>
+          <w:noProof/>
+        </w:rPr>
+        <w:fldChar w:fldCharType="end"/>
+      </w:r>
       <w:r>
         <w:t>. attēls - administratora sākumlapa</w:t>
       </w:r>
@@ -3029,7 +3400,7 @@
                     <pic:cNvPicPr/>
                   </pic:nvPicPr>
                   <pic:blipFill>
-                    <a:blip r:embed="rId21" cstate="print">
+                    <a:blip r:embed="rId25" cstate="print">
                       <a:extLst>
                         <a:ext uri="{28A0092B-C50C-407E-A947-70E740481C1C}">
                           <a14:useLocalDpi xmlns:a14="http://schemas.microsoft.com/office/drawing/2010/main" val="0"/>
@@ -3060,14 +3431,27 @@
       <w:pPr>
         <w:pStyle w:val="Parakstszemobjekta"/>
       </w:pPr>
-      <w:fldSimple w:instr=" SEQ Ilustrācija \* ARABIC ">
-        <w:r>
-          <w:rPr>
-            <w:noProof/>
-          </w:rPr>
-          <w:t>13</w:t>
-        </w:r>
-      </w:fldSimple>
+      <w:r>
+        <w:fldChar w:fldCharType="begin"/>
+      </w:r>
+      <w:r>
+        <w:instrText xml:space="preserve"> SEQ Ilustrācija \* ARABIC </w:instrText>
+      </w:r>
+      <w:r>
+        <w:fldChar w:fldCharType="separate"/>
+      </w:r>
+      <w:r>
+        <w:rPr>
+          <w:noProof/>
+        </w:rPr>
+        <w:t>13</w:t>
+      </w:r>
+      <w:r>
+        <w:rPr>
+          <w:noProof/>
+        </w:rPr>
+        <w:fldChar w:fldCharType="end"/>
+      </w:r>
       <w:r>
         <w:t>. attēls - datubāzes saskarsne</w:t>
       </w:r>
@@ -3080,18 +3464,24 @@
           <w:numId w:val="8"/>
         </w:numPr>
       </w:pPr>
-      <w:bookmarkStart w:id="9" w:name="_Toc226374744"/>
+      <w:bookmarkStart w:id="22" w:name="_Toc226374744"/>
       <w:r>
         <w:t>Atkļūdošana un vienībtestēšana</w:t>
       </w:r>
-      <w:bookmarkEnd w:id="9"/>
+      <w:bookmarkEnd w:id="22"/>
     </w:p>
     <w:p>
       <w:pPr>
         <w:ind w:left="589"/>
       </w:pPr>
       <w:r>
-        <w:t xml:space="preserve">Programmas izstrādes laikā regulāri tiek veiktas izmaiņas, kas ir paredzēts Agile projekta laikā. Izstrādes procesā tika izmantota manuāla un automatizēta vienībtestēšana. </w:t>
+        <w:t xml:space="preserve">Programmas izstrādes laikā regulāri tiek veiktas izmaiņas, kas ir paredzēts Agile projekta </w:t>
+      </w:r>
+      <w:r>
+        <w:t>izstrādes metodē</w:t>
+      </w:r>
+      <w:r>
+        <w:t xml:space="preserve">. Izstrādes procesā tika izmantota manuāla un automatizēta vienībtestēšana. </w:t>
       </w:r>
       <w:r>
         <w:t>Izstrādes vidē tika aktivizēts</w:t>
@@ -3238,8 +3628,16 @@
               <w:ind w:firstLine="0"/>
               <w:cnfStyle w:val="000000000000" w:firstRow="0" w:lastRow="0" w:firstColumn="0" w:lastColumn="0" w:oddVBand="0" w:evenVBand="0" w:oddHBand="0" w:evenHBand="0" w:firstRowFirstColumn="0" w:firstRowLastColumn="0" w:lastRowFirstColumn="0" w:lastRowLastColumn="0"/>
             </w:pPr>
+            <w:commentRangeStart w:id="23"/>
             <w:r>
               <w:t>Pareizs lietotājvārds un parole</w:t>
+            </w:r>
+            <w:commentRangeEnd w:id="23"/>
+            <w:r>
+              <w:rPr>
+                <w:rStyle w:val="Komentraatsauce"/>
+              </w:rPr>
+              <w:commentReference w:id="23"/>
             </w:r>
           </w:p>
         </w:tc>
@@ -3379,7 +3777,13 @@
               <w:cnfStyle w:val="000000000000" w:firstRow="0" w:lastRow="0" w:firstColumn="0" w:lastColumn="0" w:oddVBand="0" w:evenVBand="0" w:oddHBand="0" w:evenHBand="0" w:firstRowFirstColumn="0" w:firstRowLastColumn="0" w:lastRowFirstColumn="0" w:lastRowLastColumn="0"/>
             </w:pPr>
             <w:r>
-              <w:t>Skolēns vai Skolotājs meklētājjoslā ievada /admin</w:t>
+              <w:t xml:space="preserve">Skolēns vai Skolotājs </w:t>
+            </w:r>
+            <w:r>
+              <w:t>URL adreses joslā</w:t>
+            </w:r>
+            <w:r>
+              <w:t xml:space="preserve"> ievada /admin</w:t>
             </w:r>
           </w:p>
         </w:tc>
@@ -3641,11 +4045,21 @@
           <w:numId w:val="8"/>
         </w:numPr>
       </w:pPr>
-      <w:bookmarkStart w:id="10" w:name="_Toc226374745"/>
+      <w:bookmarkStart w:id="24" w:name="_Toc226374745"/>
+      <w:commentRangeStart w:id="25"/>
       <w:r>
         <w:t>Lietotāja ceļvedis</w:t>
       </w:r>
-      <w:bookmarkEnd w:id="10"/>
+      <w:bookmarkEnd w:id="24"/>
+      <w:commentRangeEnd w:id="25"/>
+      <w:r>
+        <w:rPr>
+          <w:rStyle w:val="Komentraatsauce"/>
+          <w:rFonts w:eastAsiaTheme="minorHAnsi" w:cstheme="minorBidi"/>
+          <w:b w:val="0"/>
+        </w:rPr>
+        <w:commentReference w:id="25"/>
+      </w:r>
     </w:p>
     <w:p>
       <w:r>
@@ -3835,7 +4249,13 @@
         </w:numPr>
       </w:pPr>
       <w:r>
-        <w:t>Pievieno konsultāciju uzspiežpt pogu “Saglabāt”.</w:t>
+        <w:t>Pievieno konsultāciju uzspiež</w:t>
+      </w:r>
+      <w:r>
+        <w:t>o</w:t>
+      </w:r>
+      <w:r>
+        <w:t>t pogu “Saglabāt”.</w:t>
       </w:r>
     </w:p>
     <w:p>
@@ -3871,7 +4291,7 @@
           <w:numId w:val="16"/>
         </w:numPr>
         <w:sectPr>
-          <w:footerReference w:type="default" r:id="rId22"/>
+          <w:footerReference w:type="default" r:id="rId26"/>
           <w:pgSz w:w="11906" w:h="16838"/>
           <w:pgMar w:top="1418" w:right="1418" w:bottom="1418" w:left="1418" w:header="709" w:footer="709" w:gutter="0"/>
           <w:cols w:space="708"/>
@@ -3897,11 +4317,11 @@
       <w:pPr>
         <w:pStyle w:val="Virsraksts1"/>
       </w:pPr>
-      <w:bookmarkStart w:id="11" w:name="_Toc226374746"/>
+      <w:bookmarkStart w:id="26" w:name="_Toc226374746"/>
       <w:r>
         <w:t>Secinājumi</w:t>
       </w:r>
-      <w:bookmarkEnd w:id="11"/>
+      <w:bookmarkEnd w:id="26"/>
     </w:p>
     <w:p>
       <w:pPr>
@@ -3931,7 +4351,7 @@
         </w:sectPr>
       </w:pPr>
     </w:p>
-    <w:bookmarkStart w:id="12" w:name="_Toc226374747" w:displacedByCustomXml="next"/>
+    <w:bookmarkStart w:id="27" w:name="_Toc226374747" w:displacedByCustomXml="next"/>
     <w:sdt>
       <w:sdtPr>
         <w:rPr>
@@ -3946,6 +4366,7 @@
           <w:docPartUnique/>
         </w:docPartObj>
       </w:sdtPr>
+      <w:sdtEndPr/>
       <w:sdtContent>
         <w:p>
           <w:pPr>
@@ -3954,13 +4375,14 @@
           <w:r>
             <w:t>Bibliogrāfija</w:t>
           </w:r>
-          <w:bookmarkEnd w:id="12"/>
+          <w:bookmarkEnd w:id="27"/>
         </w:p>
         <w:sdt>
           <w:sdtPr>
             <w:id w:val="111145805"/>
             <w:bibliography/>
           </w:sdtPr>
+          <w:sdtEndPr/>
           <w:sdtContent>
             <w:p>
               <w:pPr>
@@ -4034,13 +4456,61 @@
       <w:pPr>
         <w:pStyle w:val="Virsraksts1"/>
       </w:pPr>
-      <w:bookmarkStart w:id="13" w:name="_Toc226374748"/>
+      <w:bookmarkStart w:id="28" w:name="_Toc226374748"/>
       <w:r>
         <w:lastRenderedPageBreak/>
         <w:t>Pielikumi</w:t>
       </w:r>
-      <w:bookmarkEnd w:id="13"/>
-    </w:p>
+      <w:bookmarkEnd w:id="28"/>
+    </w:p>
+    <w:p>
+      <w:r>
+        <w:t>1. pielikums</w:t>
+      </w:r>
+    </w:p>
+    <w:p>
+      <w:r>
+        <w:t>skice</w:t>
+      </w:r>
+    </w:p>
+    <w:p>
+      <w:pPr>
+        <w:spacing w:after="160"/>
+        <w:ind w:firstLine="0"/>
+        <w:jc w:val="left"/>
+      </w:pPr>
+      <w:r>
+        <w:br w:type="page"/>
+      </w:r>
+    </w:p>
+    <w:p>
+      <w:r>
+        <w:lastRenderedPageBreak/>
+        <w:t>2. piel</w:t>
+      </w:r>
+    </w:p>
+    <w:p>
+      <w:r>
+        <w:t>process</w:t>
+      </w:r>
+    </w:p>
+    <w:p>
+      <w:pPr>
+        <w:spacing w:after="160"/>
+        <w:ind w:firstLine="0"/>
+        <w:jc w:val="left"/>
+      </w:pPr>
+      <w:r>
+        <w:br w:type="page"/>
+      </w:r>
+    </w:p>
+    <w:p>
+      <w:r>
+        <w:lastRenderedPageBreak/>
+        <w:t>3. piel.</w:t>
+      </w:r>
+    </w:p>
+    <w:p/>
     <w:p>
       <w:pPr>
         <w:pStyle w:val="Sarakstarindkopa"/>
@@ -4049,7 +4519,7 @@
           <w:numId w:val="7"/>
         </w:numPr>
       </w:pPr>
-      <w:hyperlink r:id="rId23" w:history="1">
+      <w:hyperlink r:id="rId27" w:history="1">
         <w:r>
           <w:rPr>
             <w:rStyle w:val="Hipersaite"/>
@@ -4066,7 +4536,7 @@
           <w:numId w:val="7"/>
         </w:numPr>
       </w:pPr>
-      <w:hyperlink r:id="rId24" w:history="1">
+      <w:hyperlink r:id="rId28" w:history="1">
         <w:r>
           <w:rPr>
             <w:rStyle w:val="Hipersaite"/>
@@ -4083,7 +4553,7 @@
           <w:numId w:val="7"/>
         </w:numPr>
       </w:pPr>
-      <w:hyperlink r:id="rId25" w:history="1">
+      <w:hyperlink r:id="rId29" w:history="1">
         <w:r>
           <w:rPr>
             <w:rStyle w:val="Hipersaite"/>
@@ -4100,7 +4570,7 @@
           <w:numId w:val="7"/>
         </w:numPr>
       </w:pPr>
-      <w:hyperlink r:id="rId26" w:history="1">
+      <w:hyperlink r:id="rId30" w:history="1">
         <w:r>
           <w:rPr>
             <w:rStyle w:val="Hipersaite"/>
@@ -4117,7 +4587,7 @@
           <w:numId w:val="7"/>
         </w:numPr>
       </w:pPr>
-      <w:hyperlink r:id="rId27" w:history="1">
+      <w:hyperlink r:id="rId31" w:history="1">
         <w:r>
           <w:rPr>
             <w:rStyle w:val="Hipersaite"/>
@@ -4134,7 +4604,7 @@
           <w:numId w:val="7"/>
         </w:numPr>
       </w:pPr>
-      <w:hyperlink r:id="rId28" w:history="1">
+      <w:hyperlink r:id="rId32" w:history="1">
         <w:r>
           <w:rPr>
             <w:rStyle w:val="Hipersaite"/>
@@ -4162,8 +4632,364 @@
 </w:document>
 </file>
 
+<file path=word/comments.xml><?xml version="1.0" encoding="utf-8"?>
+<w:comments xmlns:wpc="http://schemas.microsoft.com/office/word/2010/wordprocessingCanvas" xmlns:cx="http://schemas.microsoft.com/office/drawing/2014/chartex" xmlns:cx1="http://schemas.microsoft.com/office/drawing/2015/9/8/chartex" xmlns:cx2="http://schemas.microsoft.com/office/drawing/2015/10/21/chartex" xmlns:cx3="http://schemas.microsoft.com/office/drawing/2016/5/9/chartex" xmlns:cx4="http://schemas.microsoft.com/office/drawing/2016/5/10/chartex" xmlns:cx5="http://schemas.microsoft.com/office/drawing/2016/5/11/chartex" xmlns:cx6="http://schemas.microsoft.com/office/drawing/2016/5/12/chartex" xmlns:cx7="http://schemas.microsoft.com/office/drawing/2016/5/13/chartex" xmlns:cx8="http://schemas.microsoft.com/office/drawing/2016/5/14/chartex" xmlns:mc="http://schemas.openxmlformats.org/markup-compatibility/2006" xmlns:aink="http://schemas.microsoft.com/office/drawing/2016/ink" xmlns:am3d="http://schemas.microsoft.com/office/drawing/2017/model3d" xmlns:o="urn:schemas-microsoft-com:office:office" xmlns:r="http://schemas.openxmlformats.org/officeDocument/2006/relationships" xmlns:m="http://schemas.openxmlformats.org/officeDocument/2006/math" xmlns:v="urn:schemas-microsoft-com:vml" xmlns:wp14="http://schemas.microsoft.com/office/word/2010/wordprocessingDrawing" xmlns:wp="http://schemas.openxmlformats.org/drawingml/2006/wordprocessingDrawing" xmlns:w10="urn:schemas-microsoft-com:office:word" xmlns:w="http://schemas.openxmlformats.org/wordprocessingml/2006/main" xmlns:w14="http://schemas.microsoft.com/office/word/2010/wordml" xmlns:w15="http://schemas.microsoft.com/office/word/2012/wordml" xmlns:w16cex="http://schemas.microsoft.com/office/word/2018/wordml/cex" xmlns:w16cid="http://schemas.microsoft.com/office/word/2016/wordml/cid" xmlns:w16="http://schemas.microsoft.com/office/word/2018/wordml" xmlns:w16sdtdh="http://schemas.microsoft.com/office/word/2020/wordml/sdtdatahash" xmlns:w16se="http://schemas.microsoft.com/office/word/2015/wordml/symex" xmlns:wpg="http://schemas.microsoft.com/office/word/2010/wordprocessingGroup" xmlns:wpi="http://schemas.microsoft.com/office/word/2010/wordprocessingInk" xmlns:wne="http://schemas.microsoft.com/office/word/2006/wordml" xmlns:wps="http://schemas.microsoft.com/office/word/2010/wordprocessingShape" mc:Ignorable="w14 w15 w16se w16cid w16 w16cex w16sdtdh wp14">
+  <w:comment w:id="1" w:author="Kalvis Kincis" w:date="2026-04-08T14:07:00Z" w:initials="KK">
+    <w:p>
+      <w:pPr>
+        <w:pStyle w:val="Komentrateksts"/>
+      </w:pPr>
+      <w:r>
+        <w:rPr>
+          <w:rStyle w:val="Komentraatsauce"/>
+        </w:rPr>
+        <w:annotationRef/>
+      </w:r>
+      <w:r>
+        <w:t>2. rindk. Tīmekļa vietnes un tiešsaistes pakalpojumi izglītībā – skolu tīmekļa vietnes, mācību platformas, e-žurnāli, eksāmenu pieteikumi utt.</w:t>
+      </w:r>
+    </w:p>
+    <w:p>
+      <w:pPr>
+        <w:pStyle w:val="Komentrateksts"/>
+      </w:pPr>
+      <w:r>
+        <w:t>3. rindk. Tomēr ne visi pakalpojumi visās skolās nodrošināti tiešaistē.</w:t>
+      </w:r>
+    </w:p>
+  </w:comment>
+  <w:comment w:id="7" w:author="Kalvis Kincis" w:date="2026-04-08T14:11:00Z" w:initials="KK">
+    <w:p>
+      <w:pPr>
+        <w:pStyle w:val="Komentrateksts"/>
+      </w:pPr>
+      <w:r>
+        <w:rPr>
+          <w:rStyle w:val="Komentraatsauce"/>
+        </w:rPr>
+        <w:annotationRef/>
+      </w:r>
+      <w:r>
+        <w:t>Lai to paveiktu, jāveic lietotāju vajadzību un paradumu izpēte.</w:t>
+      </w:r>
+    </w:p>
+  </w:comment>
+  <w:comment w:id="9" w:author="Kalvis Kincis" w:date="2026-04-08T14:13:00Z" w:initials="KK">
+    <w:p>
+      <w:pPr>
+        <w:pStyle w:val="Komentrateksts"/>
+      </w:pPr>
+      <w:r>
+        <w:rPr>
+          <w:rStyle w:val="Komentraatsauce"/>
+        </w:rPr>
+        <w:annotationRef/>
+      </w:r>
+      <w:r>
+        <w:t>Visdrīzāk bez 1.1. Un secinājumus par skolotāju, skolēnu anketām</w:t>
+      </w:r>
+    </w:p>
+  </w:comment>
+  <w:comment w:id="11" w:author="Kalvis Kincis" w:date="2026-04-08T14:14:00Z" w:initials="KK">
+    <w:p>
+      <w:pPr>
+        <w:pStyle w:val="Komentrateksts"/>
+      </w:pPr>
+      <w:r>
+        <w:rPr>
+          <w:rStyle w:val="Komentraatsauce"/>
+        </w:rPr>
+        <w:annotationRef/>
+      </w:r>
+      <w:r>
+        <w:t>!</w:t>
+      </w:r>
+    </w:p>
+  </w:comment>
+  <w:comment w:id="12" w:author="Kalvis Kincis" w:date="2026-04-08T14:15:00Z" w:initials="KK">
+    <w:p>
+      <w:pPr>
+        <w:pStyle w:val="Komentrateksts"/>
+      </w:pPr>
+      <w:r>
+        <w:rPr>
+          <w:rStyle w:val="Komentraatsauce"/>
+        </w:rPr>
+        <w:annotationRef/>
+      </w:r>
+      <w:r>
+        <w:t>Atbilst labajai praksei DB drošībai, piemēram, nodrošinot pret inject.</w:t>
+      </w:r>
+    </w:p>
+  </w:comment>
+  <w:comment w:id="13" w:author="Kalvis Kincis" w:date="2026-04-08T14:17:00Z" w:initials="KK">
+    <w:p>
+      <w:pPr>
+        <w:pStyle w:val="Komentrateksts"/>
+      </w:pPr>
+      <w:r>
+        <w:rPr>
+          <w:rStyle w:val="Komentraatsauce"/>
+        </w:rPr>
+        <w:annotationRef/>
+      </w:r>
+      <w:r>
+        <w:t>Info avotu par MIT licenci</w:t>
+      </w:r>
+    </w:p>
+  </w:comment>
+  <w:comment w:id="14" w:author="Kalvis Kincis" w:date="2026-04-08T14:29:00Z" w:initials="KK">
+    <w:p>
+      <w:pPr>
+        <w:pStyle w:val="Komentrateksts"/>
+      </w:pPr>
+      <w:r>
+        <w:rPr>
+          <w:rStyle w:val="Komentraatsauce"/>
+        </w:rPr>
+        <w:annotationRef/>
+      </w:r>
+      <w:r>
+        <w:t>Procesu shēma.</w:t>
+      </w:r>
+    </w:p>
+  </w:comment>
+  <w:comment w:id="15" w:author="Kalvis Kincis" w:date="2026-04-08T14:29:00Z" w:initials="KK">
+    <w:p>
+      <w:pPr>
+        <w:pStyle w:val="Komentrateksts"/>
+      </w:pPr>
+      <w:r>
+        <w:rPr>
+          <w:rStyle w:val="Komentraatsauce"/>
+        </w:rPr>
+        <w:annotationRef/>
+      </w:r>
+      <w:r>
+        <w:t>Izmantotās tehnoloģijas.</w:t>
+      </w:r>
+    </w:p>
+  </w:comment>
+  <w:comment w:id="16" w:author="Kalvis Kincis" w:date="2026-04-08T14:31:00Z" w:initials="KK">
+    <w:p>
+      <w:pPr>
+        <w:pStyle w:val="Komentrateksts"/>
+      </w:pPr>
+      <w:r>
+        <w:rPr>
+          <w:rStyle w:val="Komentraatsauce"/>
+        </w:rPr>
+        <w:annotationRef/>
+      </w:r>
+      <w:r>
+        <w:t xml:space="preserve">DB shēma arī šeit. Uzrakstot tabulu </w:t>
+      </w:r>
+      <w:r>
+        <w:t>nosaukumus. UN</w:t>
+      </w:r>
+      <w:r>
+        <w:t xml:space="preserve"> tad sk. attēlu.</w:t>
+      </w:r>
+    </w:p>
+  </w:comment>
+  <w:comment w:id="17" w:author="Kalvis Kincis" w:date="2026-04-08T14:33:00Z" w:initials="KK">
+    <w:p>
+      <w:pPr>
+        <w:pStyle w:val="Komentrateksts"/>
+      </w:pPr>
+      <w:r>
+        <w:rPr>
+          <w:rStyle w:val="Komentraatsauce"/>
+        </w:rPr>
+        <w:annotationRef/>
+      </w:r>
+      <w:r>
+        <w:t>Izmantojot rīku X un par pamatu ņemot procesu shēmu ir izveidots lietotāja saskarnes prototips (wireframe). Sk. pielikumu 2.</w:t>
+      </w:r>
+    </w:p>
+  </w:comment>
+  <w:comment w:id="19" w:author="Kalvis Kincis" w:date="2026-04-08T14:20:00Z" w:initials="KK">
+    <w:p>
+      <w:pPr>
+        <w:pStyle w:val="Komentrateksts"/>
+      </w:pPr>
+      <w:r>
+        <w:rPr>
+          <w:rStyle w:val="Komentraatsauce"/>
+        </w:rPr>
+        <w:annotationRef/>
+      </w:r>
+      <w:r>
+        <w:t>Nosauksi izstrādes soļus (testa 7. jaut.) un vienā, divos teikumos, kas katrā notiek. Pēc tā uzrakstīsi, ka katrs solis grafiski attēlots 1. pielikumā.</w:t>
+      </w:r>
+      <w:r>
+        <w:br/>
+      </w:r>
+      <w:r>
+        <w:br/>
+        <w:t>1. līdz 6. attēlu uz pielikumu (viss kā 1. pielikums). Padomā par secību!</w:t>
+      </w:r>
+      <w:r>
+        <w:br/>
+      </w:r>
+    </w:p>
+  </w:comment>
+  <w:comment w:id="20" w:author="Kalvis Kincis" w:date="2026-04-08T14:26:00Z" w:initials="KK">
+    <w:p>
+      <w:pPr>
+        <w:pStyle w:val="Komentrateksts"/>
+      </w:pPr>
+      <w:r>
+        <w:rPr>
+          <w:rStyle w:val="Komentraatsauce"/>
+        </w:rPr>
+        <w:annotationRef/>
+      </w:r>
+      <w:r>
+        <w:softHyphen/>
+        <w:t>Katrai no specifikācijā minētajām lomām ir sava procesu, informācijas plūsma, kura parādīta X. attēlā. Bet šo varbūt 2. nodaļā. Tāpat arī DB skici.</w:t>
+      </w:r>
+    </w:p>
+  </w:comment>
+  <w:comment w:id="21" w:author="Kalvis Kincis" w:date="2026-04-08T14:34:00Z" w:initials="KK">
+    <w:p>
+      <w:pPr>
+        <w:pStyle w:val="Komentrateksts"/>
+      </w:pPr>
+      <w:r>
+        <w:rPr>
+          <w:rStyle w:val="Komentraatsauce"/>
+        </w:rPr>
+        <w:annotationRef/>
+      </w:r>
+      <w:r>
+        <w:t>Šis viss ir 2. pielikums</w:t>
+      </w:r>
+    </w:p>
+  </w:comment>
+  <w:comment w:id="23" w:author="Kalvis Kincis" w:date="2026-04-08T14:38:00Z" w:initials="KK">
+    <w:p>
+      <w:pPr>
+        <w:pStyle w:val="Komentrateksts"/>
+      </w:pPr>
+      <w:r>
+        <w:rPr>
+          <w:rStyle w:val="Komentraatsauce"/>
+        </w:rPr>
+        <w:annotationRef/>
+      </w:r>
+      <w:r>
+        <w:t>Kas notiek, ja nav ievadīts vispār?</w:t>
+      </w:r>
+    </w:p>
+    <w:p>
+      <w:pPr>
+        <w:pStyle w:val="Komentrateksts"/>
+      </w:pPr>
+    </w:p>
+    <w:p>
+      <w:pPr>
+        <w:pStyle w:val="Komentrateksts"/>
+      </w:pPr>
+      <w:r>
+        <w:t>Skolotājs noraida bez komentāra</w:t>
+      </w:r>
+    </w:p>
+    <w:p>
+      <w:pPr>
+        <w:pStyle w:val="Komentrateksts"/>
+      </w:pPr>
+    </w:p>
+    <w:p>
+      <w:pPr>
+        <w:pStyle w:val="Komentrateksts"/>
+      </w:pPr>
+      <w:r>
+        <w:t>Admin rediģē vai dzēš konsultāciju, uz kuru ir pieteikumi nākotnē.</w:t>
+      </w:r>
+    </w:p>
+  </w:comment>
+  <w:comment w:id="25" w:author="Kalvis Kincis" w:date="2026-04-08T14:43:00Z" w:initials="KK">
+    <w:p>
+      <w:pPr>
+        <w:pStyle w:val="Komentrateksts"/>
+      </w:pPr>
+      <w:r>
+        <w:rPr>
+          <w:rStyle w:val="Komentraatsauce"/>
+        </w:rPr>
+        <w:annotationRef/>
+      </w:r>
+      <w:r>
+        <w:t>Katrai lomai vienu attēlu (ekrānšāviņu no īstās vides).</w:t>
+      </w:r>
+    </w:p>
+  </w:comment>
+</w:comments>
+</file>
+
+<file path=word/commentsExtended.xml><?xml version="1.0" encoding="utf-8"?>
+<w15:commentsEx xmlns:wpc="http://schemas.microsoft.com/office/word/2010/wordprocessingCanvas" xmlns:cx="http://schemas.microsoft.com/office/drawing/2014/chartex" xmlns:cx1="http://schemas.microsoft.com/office/drawing/2015/9/8/chartex" xmlns:cx2="http://schemas.microsoft.com/office/drawing/2015/10/21/chartex" xmlns:cx3="http://schemas.microsoft.com/office/drawing/2016/5/9/chartex" xmlns:cx4="http://schemas.microsoft.com/office/drawing/2016/5/10/chartex" xmlns:cx5="http://schemas.microsoft.com/office/drawing/2016/5/11/chartex" xmlns:cx6="http://schemas.microsoft.com/office/drawing/2016/5/12/chartex" xmlns:cx7="http://schemas.microsoft.com/office/drawing/2016/5/13/chartex" xmlns:cx8="http://schemas.microsoft.com/office/drawing/2016/5/14/chartex" xmlns:mc="http://schemas.openxmlformats.org/markup-compatibility/2006" xmlns:aink="http://schemas.microsoft.com/office/drawing/2016/ink" xmlns:am3d="http://schemas.microsoft.com/office/drawing/2017/model3d" xmlns:o="urn:schemas-microsoft-com:office:office" xmlns:r="http://schemas.openxmlformats.org/officeDocument/2006/relationships" xmlns:m="http://schemas.openxmlformats.org/officeDocument/2006/math" xmlns:v="urn:schemas-microsoft-com:vml" xmlns:wp14="http://schemas.microsoft.com/office/word/2010/wordprocessingDrawing" xmlns:wp="http://schemas.openxmlformats.org/drawingml/2006/wordprocessingDrawing" xmlns:w10="urn:schemas-microsoft-com:office:word" xmlns:w="http://schemas.openxmlformats.org/wordprocessingml/2006/main" xmlns:w14="http://schemas.microsoft.com/office/word/2010/wordml" xmlns:w15="http://schemas.microsoft.com/office/word/2012/wordml" xmlns:w16cex="http://schemas.microsoft.com/office/word/2018/wordml/cex" xmlns:w16cid="http://schemas.microsoft.com/office/word/2016/wordml/cid" xmlns:w16="http://schemas.microsoft.com/office/word/2018/wordml" xmlns:w16sdtdh="http://schemas.microsoft.com/office/word/2020/wordml/sdtdatahash" xmlns:w16se="http://schemas.microsoft.com/office/word/2015/wordml/symex" xmlns:wpg="http://schemas.microsoft.com/office/word/2010/wordprocessingGroup" xmlns:wpi="http://schemas.microsoft.com/office/word/2010/wordprocessingInk" xmlns:wne="http://schemas.microsoft.com/office/word/2006/wordml" xmlns:wps="http://schemas.microsoft.com/office/word/2010/wordprocessingShape" mc:Ignorable="w14 w15 w16se w16cid w16 w16cex w16sdtdh wp14">
+  <w15:commentEx w15:paraId="2981814B" w15:done="0"/>
+  <w15:commentEx w15:paraId="4D8764A7" w15:done="0"/>
+  <w15:commentEx w15:paraId="5C534002" w15:done="0"/>
+  <w15:commentEx w15:paraId="592DBE5D" w15:done="0"/>
+  <w15:commentEx w15:paraId="2366DD3B" w15:done="0"/>
+  <w15:commentEx w15:paraId="7791EF74" w15:done="0"/>
+  <w15:commentEx w15:paraId="1BA38603" w15:done="0"/>
+  <w15:commentEx w15:paraId="1A49F144" w15:done="0"/>
+  <w15:commentEx w15:paraId="09C51306" w15:done="0"/>
+  <w15:commentEx w15:paraId="1EE4B8AD" w15:done="0"/>
+  <w15:commentEx w15:paraId="238141C4" w15:done="0"/>
+  <w15:commentEx w15:paraId="2C112B25" w15:done="0"/>
+  <w15:commentEx w15:paraId="7B97E123" w15:done="0"/>
+  <w15:commentEx w15:paraId="3C43B75D" w15:done="0"/>
+  <w15:commentEx w15:paraId="75D03363" w15:done="0"/>
+</w15:commentsEx>
+</file>
+
+<file path=word/commentsExtensible.xml><?xml version="1.0" encoding="utf-8"?>
+<w16cex:commentsExtensible xmlns:wpc="http://schemas.microsoft.com/office/word/2010/wordprocessingCanvas" xmlns:cx="http://schemas.microsoft.com/office/drawing/2014/chartex" xmlns:cx1="http://schemas.microsoft.com/office/drawing/2015/9/8/chartex" xmlns:cx2="http://schemas.microsoft.com/office/drawing/2015/10/21/chartex" xmlns:cx3="http://schemas.microsoft.com/office/drawing/2016/5/9/chartex" xmlns:cx4="http://schemas.microsoft.com/office/drawing/2016/5/10/chartex" xmlns:cx5="http://schemas.microsoft.com/office/drawing/2016/5/11/chartex" xmlns:cx6="http://schemas.microsoft.com/office/drawing/2016/5/12/chartex" xmlns:cx7="http://schemas.microsoft.com/office/drawing/2016/5/13/chartex" xmlns:cx8="http://schemas.microsoft.com/office/drawing/2016/5/14/chartex" xmlns:mc="http://schemas.openxmlformats.org/markup-compatibility/2006" xmlns:aink="http://schemas.microsoft.com/office/drawing/2016/ink" xmlns:am3d="http://schemas.microsoft.com/office/drawing/2017/model3d" xmlns:o="urn:schemas-microsoft-com:office:office" xmlns:r="http://schemas.openxmlformats.org/officeDocument/2006/relationships" xmlns:m="http://schemas.openxmlformats.org/officeDocument/2006/math" xmlns:v="urn:schemas-microsoft-com:vml" xmlns:wp14="http://schemas.microsoft.com/office/word/2010/wordprocessingDrawing" xmlns:wp="http://schemas.openxmlformats.org/drawingml/2006/wordprocessingDrawing" xmlns:w10="urn:schemas-microsoft-com:office:word" xmlns:w="http://schemas.openxmlformats.org/wordprocessingml/2006/main" xmlns:w14="http://schemas.microsoft.com/office/word/2010/wordml" xmlns:w15="http://schemas.microsoft.com/office/word/2012/wordml" xmlns:w16cex="http://schemas.microsoft.com/office/word/2018/wordml/cex" xmlns:w16cid="http://schemas.microsoft.com/office/word/2016/wordml/cid" xmlns:w16="http://schemas.microsoft.com/office/word/2018/wordml" xmlns:w16sdtdh="http://schemas.microsoft.com/office/word/2020/wordml/sdtdatahash" xmlns:w16se="http://schemas.microsoft.com/office/word/2015/wordml/symex" xmlns:wpg="http://schemas.microsoft.com/office/word/2010/wordprocessingGroup" xmlns:wpi="http://schemas.microsoft.com/office/word/2010/wordprocessingInk" xmlns:wne="http://schemas.microsoft.com/office/word/2006/wordml" xmlns:wps="http://schemas.microsoft.com/office/word/2010/wordprocessingShape" mc:Ignorable="w14 w15 w16se w16cid w16 w16cex w16sdtdh wp14">
+  <w16cex:commentExtensible w16cex:durableId="2D80DF96" w16cex:dateUtc="2026-04-08T11:07:00Z"/>
+  <w16cex:commentExtensible w16cex:durableId="2D80E096" w16cex:dateUtc="2026-04-08T11:11:00Z"/>
+  <w16cex:commentExtensible w16cex:durableId="2D80E112" w16cex:dateUtc="2026-04-08T11:13:00Z"/>
+  <w16cex:commentExtensible w16cex:durableId="2D80E147" w16cex:dateUtc="2026-04-08T11:14:00Z"/>
+  <w16cex:commentExtensible w16cex:durableId="2D80E17C" w16cex:dateUtc="2026-04-08T11:15:00Z"/>
+  <w16cex:commentExtensible w16cex:durableId="2D80E214" w16cex:dateUtc="2026-04-08T11:17:00Z"/>
+  <w16cex:commentExtensible w16cex:durableId="2D80E4C8" w16cex:dateUtc="2026-04-08T11:29:00Z"/>
+  <w16cex:commentExtensible w16cex:durableId="2D80E4DA" w16cex:dateUtc="2026-04-08T11:29:00Z"/>
+  <w16cex:commentExtensible w16cex:durableId="2D80E539" w16cex:dateUtc="2026-04-08T11:31:00Z"/>
+  <w16cex:commentExtensible w16cex:durableId="2D80E5A4" w16cex:dateUtc="2026-04-08T11:33:00Z"/>
+  <w16cex:commentExtensible w16cex:durableId="2D80E2C6" w16cex:dateUtc="2026-04-08T11:20:00Z"/>
+  <w16cex:commentExtensible w16cex:durableId="2D80E418" w16cex:dateUtc="2026-04-08T11:26:00Z"/>
+  <w16cex:commentExtensible w16cex:durableId="2D80E5F3" w16cex:dateUtc="2026-04-08T11:34:00Z"/>
+  <w16cex:commentExtensible w16cex:durableId="2D80E6D9" w16cex:dateUtc="2026-04-08T11:38:00Z"/>
+  <w16cex:commentExtensible w16cex:durableId="2D80E7FB" w16cex:dateUtc="2026-04-08T11:43:00Z"/>
+</w16cex:commentsExtensible>
+</file>
+
+<file path=word/commentsIds.xml><?xml version="1.0" encoding="utf-8"?>
+<w16cid:commentsIds xmlns:wpc="http://schemas.microsoft.com/office/word/2010/wordprocessingCanvas" xmlns:cx="http://schemas.microsoft.com/office/drawing/2014/chartex" xmlns:cx1="http://schemas.microsoft.com/office/drawing/2015/9/8/chartex" xmlns:cx2="http://schemas.microsoft.com/office/drawing/2015/10/21/chartex" xmlns:cx3="http://schemas.microsoft.com/office/drawing/2016/5/9/chartex" xmlns:cx4="http://schemas.microsoft.com/office/drawing/2016/5/10/chartex" xmlns:cx5="http://schemas.microsoft.com/office/drawing/2016/5/11/chartex" xmlns:cx6="http://schemas.microsoft.com/office/drawing/2016/5/12/chartex" xmlns:cx7="http://schemas.microsoft.com/office/drawing/2016/5/13/chartex" xmlns:cx8="http://schemas.microsoft.com/office/drawing/2016/5/14/chartex" xmlns:mc="http://schemas.openxmlformats.org/markup-compatibility/2006" xmlns:aink="http://schemas.microsoft.com/office/drawing/2016/ink" xmlns:am3d="http://schemas.microsoft.com/office/drawing/2017/model3d" xmlns:o="urn:schemas-microsoft-com:office:office" xmlns:r="http://schemas.openxmlformats.org/officeDocument/2006/relationships" xmlns:m="http://schemas.openxmlformats.org/officeDocument/2006/math" xmlns:v="urn:schemas-microsoft-com:vml" xmlns:wp14="http://schemas.microsoft.com/office/word/2010/wordprocessingDrawing" xmlns:wp="http://schemas.openxmlformats.org/drawingml/2006/wordprocessingDrawing" xmlns:w10="urn:schemas-microsoft-com:office:word" xmlns:w="http://schemas.openxmlformats.org/wordprocessingml/2006/main" xmlns:w14="http://schemas.microsoft.com/office/word/2010/wordml" xmlns:w15="http://schemas.microsoft.com/office/word/2012/wordml" xmlns:w16cex="http://schemas.microsoft.com/office/word/2018/wordml/cex" xmlns:w16cid="http://schemas.microsoft.com/office/word/2016/wordml/cid" xmlns:w16="http://schemas.microsoft.com/office/word/2018/wordml" xmlns:w16sdtdh="http://schemas.microsoft.com/office/word/2020/wordml/sdtdatahash" xmlns:w16se="http://schemas.microsoft.com/office/word/2015/wordml/symex" xmlns:wpg="http://schemas.microsoft.com/office/word/2010/wordprocessingGroup" xmlns:wpi="http://schemas.microsoft.com/office/word/2010/wordprocessingInk" xmlns:wne="http://schemas.microsoft.com/office/word/2006/wordml" xmlns:wps="http://schemas.microsoft.com/office/word/2010/wordprocessingShape" mc:Ignorable="w14 w15 w16se w16cid w16 w16cex w16sdtdh wp14">
+  <w16cid:commentId w16cid:paraId="2981814B" w16cid:durableId="2D80DF96"/>
+  <w16cid:commentId w16cid:paraId="4D8764A7" w16cid:durableId="2D80E096"/>
+  <w16cid:commentId w16cid:paraId="5C534002" w16cid:durableId="2D80E112"/>
+  <w16cid:commentId w16cid:paraId="592DBE5D" w16cid:durableId="2D80E147"/>
+  <w16cid:commentId w16cid:paraId="2366DD3B" w16cid:durableId="2D80E17C"/>
+  <w16cid:commentId w16cid:paraId="7791EF74" w16cid:durableId="2D80E214"/>
+  <w16cid:commentId w16cid:paraId="1BA38603" w16cid:durableId="2D80E4C8"/>
+  <w16cid:commentId w16cid:paraId="1A49F144" w16cid:durableId="2D80E4DA"/>
+  <w16cid:commentId w16cid:paraId="09C51306" w16cid:durableId="2D80E539"/>
+  <w16cid:commentId w16cid:paraId="1EE4B8AD" w16cid:durableId="2D80E5A4"/>
+  <w16cid:commentId w16cid:paraId="238141C4" w16cid:durableId="2D80E2C6"/>
+  <w16cid:commentId w16cid:paraId="2C112B25" w16cid:durableId="2D80E418"/>
+  <w16cid:commentId w16cid:paraId="7B97E123" w16cid:durableId="2D80E5F3"/>
+  <w16cid:commentId w16cid:paraId="3C43B75D" w16cid:durableId="2D80E6D9"/>
+  <w16cid:commentId w16cid:paraId="75D03363" w16cid:durableId="2D80E7FB"/>
+</w16cid:commentsIds>
+</file>
+
 <file path=word/endnotes.xml><?xml version="1.0" encoding="utf-8"?>
-<w:endnotes xmlns:wpc="http://schemas.microsoft.com/office/word/2010/wordprocessingCanvas" xmlns:cx="http://schemas.microsoft.com/office/drawing/2014/chartex" xmlns:cx1="http://schemas.microsoft.com/office/drawing/2015/9/8/chartex" xmlns:cx2="http://schemas.microsoft.com/office/drawing/2015/10/21/chartex" xmlns:cx3="http://schemas.microsoft.com/office/drawing/2016/5/9/chartex" xmlns:cx4="http://schemas.microsoft.com/office/drawing/2016/5/10/chartex" xmlns:cx5="http://schemas.microsoft.com/office/drawing/2016/5/11/chartex" xmlns:cx6="http://schemas.microsoft.com/office/drawing/2016/5/12/chartex" xmlns:cx7="http://schemas.microsoft.com/office/drawing/2016/5/13/chartex" xmlns:cx8="http://schemas.microsoft.com/office/drawing/2016/5/14/chartex" xmlns:mc="http://schemas.openxmlformats.org/markup-compatibility/2006" xmlns:aink="http://schemas.microsoft.com/office/drawing/2016/ink" xmlns:am3d="http://schemas.microsoft.com/office/drawing/2017/model3d" xmlns:o="urn:schemas-microsoft-com:office:office" xmlns:oel="http://schemas.microsoft.com/office/2019/extlst" xmlns:r="http://schemas.openxmlformats.org/officeDocument/2006/relationships" xmlns:m="http://schemas.openxmlformats.org/officeDocument/2006/math" xmlns:v="urn:schemas-microsoft-com:vml" xmlns:wp14="http://schemas.microsoft.com/office/word/2010/wordprocessingDrawing" xmlns:wp="http://schemas.openxmlformats.org/drawingml/2006/wordprocessingDrawing" xmlns:w10="urn:schemas-microsoft-com:office:word" xmlns:w="http://schemas.openxmlformats.org/wordprocessingml/2006/main" xmlns:w14="http://schemas.microsoft.com/office/word/2010/wordml" xmlns:w15="http://schemas.microsoft.com/office/word/2012/wordml" xmlns:w16cex="http://schemas.microsoft.com/office/word/2018/wordml/cex" xmlns:w16cid="http://schemas.microsoft.com/office/word/2016/wordml/cid" xmlns:w16="http://schemas.microsoft.com/office/word/2018/wordml" xmlns:w16du="http://schemas.microsoft.com/office/word/2023/wordml/word16du" xmlns:w16sdtdh="http://schemas.microsoft.com/office/word/2020/wordml/sdtdatahash" xmlns:w16sdtfl="http://schemas.microsoft.com/office/word/2024/wordml/sdtformatlock" xmlns:w16se="http://schemas.microsoft.com/office/word/2015/wordml/symex" xmlns:wpg="http://schemas.microsoft.com/office/word/2010/wordprocessingGroup" xmlns:wpi="http://schemas.microsoft.com/office/word/2010/wordprocessingInk" xmlns:wne="http://schemas.microsoft.com/office/word/2006/wordml" xmlns:wps="http://schemas.microsoft.com/office/word/2010/wordprocessingShape" mc:Ignorable="w14 w15 w16se w16cid w16 w16cex w16sdtdh w16sdtfl w16du wp14">
+<w:endnotes xmlns:wpc="http://schemas.microsoft.com/office/word/2010/wordprocessingCanvas" xmlns:cx="http://schemas.microsoft.com/office/drawing/2014/chartex" xmlns:cx1="http://schemas.microsoft.com/office/drawing/2015/9/8/chartex" xmlns:cx2="http://schemas.microsoft.com/office/drawing/2015/10/21/chartex" xmlns:cx3="http://schemas.microsoft.com/office/drawing/2016/5/9/chartex" xmlns:cx4="http://schemas.microsoft.com/office/drawing/2016/5/10/chartex" xmlns:cx5="http://schemas.microsoft.com/office/drawing/2016/5/11/chartex" xmlns:cx6="http://schemas.microsoft.com/office/drawing/2016/5/12/chartex" xmlns:cx7="http://schemas.microsoft.com/office/drawing/2016/5/13/chartex" xmlns:cx8="http://schemas.microsoft.com/office/drawing/2016/5/14/chartex" xmlns:mc="http://schemas.openxmlformats.org/markup-compatibility/2006" xmlns:aink="http://schemas.microsoft.com/office/drawing/2016/ink" xmlns:am3d="http://schemas.microsoft.com/office/drawing/2017/model3d" xmlns:o="urn:schemas-microsoft-com:office:office" xmlns:r="http://schemas.openxmlformats.org/officeDocument/2006/relationships" xmlns:m="http://schemas.openxmlformats.org/officeDocument/2006/math" xmlns:v="urn:schemas-microsoft-com:vml" xmlns:wp14="http://schemas.microsoft.com/office/word/2010/wordprocessingDrawing" xmlns:wp="http://schemas.openxmlformats.org/drawingml/2006/wordprocessingDrawing" xmlns:w10="urn:schemas-microsoft-com:office:word" xmlns:w="http://schemas.openxmlformats.org/wordprocessingml/2006/main" xmlns:w14="http://schemas.microsoft.com/office/word/2010/wordml" xmlns:w15="http://schemas.microsoft.com/office/word/2012/wordml" xmlns:w16cex="http://schemas.microsoft.com/office/word/2018/wordml/cex" xmlns:w16cid="http://schemas.microsoft.com/office/word/2016/wordml/cid" xmlns:w16="http://schemas.microsoft.com/office/word/2018/wordml" xmlns:w16sdtdh="http://schemas.microsoft.com/office/word/2020/wordml/sdtdatahash" xmlns:w16se="http://schemas.microsoft.com/office/word/2015/wordml/symex" xmlns:wpg="http://schemas.microsoft.com/office/word/2010/wordprocessingGroup" xmlns:wpi="http://schemas.microsoft.com/office/word/2010/wordprocessingInk" xmlns:wne="http://schemas.microsoft.com/office/word/2006/wordml" xmlns:wps="http://schemas.microsoft.com/office/word/2010/wordprocessingShape" mc:Ignorable="w14 w15 w16se w16cid w16 w16cex w16sdtdh wp14">
   <w:endnote w:type="separator" w:id="-1">
     <w:p>
       <w:pPr>
@@ -4188,7 +5014,7 @@
 </file>
 
 <file path=word/footer1.xml><?xml version="1.0" encoding="utf-8"?>
-<w:ftr xmlns:wpc="http://schemas.microsoft.com/office/word/2010/wordprocessingCanvas" xmlns:cx="http://schemas.microsoft.com/office/drawing/2014/chartex" xmlns:cx1="http://schemas.microsoft.com/office/drawing/2015/9/8/chartex" xmlns:cx2="http://schemas.microsoft.com/office/drawing/2015/10/21/chartex" xmlns:cx3="http://schemas.microsoft.com/office/drawing/2016/5/9/chartex" xmlns:cx4="http://schemas.microsoft.com/office/drawing/2016/5/10/chartex" xmlns:cx5="http://schemas.microsoft.com/office/drawing/2016/5/11/chartex" xmlns:cx6="http://schemas.microsoft.com/office/drawing/2016/5/12/chartex" xmlns:cx7="http://schemas.microsoft.com/office/drawing/2016/5/13/chartex" xmlns:cx8="http://schemas.microsoft.com/office/drawing/2016/5/14/chartex" xmlns:mc="http://schemas.openxmlformats.org/markup-compatibility/2006" xmlns:aink="http://schemas.microsoft.com/office/drawing/2016/ink" xmlns:am3d="http://schemas.microsoft.com/office/drawing/2017/model3d" xmlns:o="urn:schemas-microsoft-com:office:office" xmlns:oel="http://schemas.microsoft.com/office/2019/extlst" xmlns:r="http://schemas.openxmlformats.org/officeDocument/2006/relationships" xmlns:m="http://schemas.openxmlformats.org/officeDocument/2006/math" xmlns:v="urn:schemas-microsoft-com:vml" xmlns:wp14="http://schemas.microsoft.com/office/word/2010/wordprocessingDrawing" xmlns:wp="http://schemas.openxmlformats.org/drawingml/2006/wordprocessingDrawing" xmlns:w10="urn:schemas-microsoft-com:office:word" xmlns:w="http://schemas.openxmlformats.org/wordprocessingml/2006/main" xmlns:w14="http://schemas.microsoft.com/office/word/2010/wordml" xmlns:w15="http://schemas.microsoft.com/office/word/2012/wordml" xmlns:w16cex="http://schemas.microsoft.com/office/word/2018/wordml/cex" xmlns:w16cid="http://schemas.microsoft.com/office/word/2016/wordml/cid" xmlns:w16="http://schemas.microsoft.com/office/word/2018/wordml" xmlns:w16du="http://schemas.microsoft.com/office/word/2023/wordml/word16du" xmlns:w16sdtdh="http://schemas.microsoft.com/office/word/2020/wordml/sdtdatahash" xmlns:w16sdtfl="http://schemas.microsoft.com/office/word/2024/wordml/sdtformatlock" xmlns:w16se="http://schemas.microsoft.com/office/word/2015/wordml/symex" xmlns:wpg="http://schemas.microsoft.com/office/word/2010/wordprocessingGroup" xmlns:wpi="http://schemas.microsoft.com/office/word/2010/wordprocessingInk" xmlns:wne="http://schemas.microsoft.com/office/word/2006/wordml" xmlns:wps="http://schemas.microsoft.com/office/word/2010/wordprocessingShape" mc:Ignorable="w14 w15 w16se w16cid w16 w16cex w16sdtdh w16sdtfl w16du wp14">
+<w:ftr xmlns:wpc="http://schemas.microsoft.com/office/word/2010/wordprocessingCanvas" xmlns:cx="http://schemas.microsoft.com/office/drawing/2014/chartex" xmlns:cx1="http://schemas.microsoft.com/office/drawing/2015/9/8/chartex" xmlns:cx2="http://schemas.microsoft.com/office/drawing/2015/10/21/chartex" xmlns:cx3="http://schemas.microsoft.com/office/drawing/2016/5/9/chartex" xmlns:cx4="http://schemas.microsoft.com/office/drawing/2016/5/10/chartex" xmlns:cx5="http://schemas.microsoft.com/office/drawing/2016/5/11/chartex" xmlns:cx6="http://schemas.microsoft.com/office/drawing/2016/5/12/chartex" xmlns:cx7="http://schemas.microsoft.com/office/drawing/2016/5/13/chartex" xmlns:cx8="http://schemas.microsoft.com/office/drawing/2016/5/14/chartex" xmlns:mc="http://schemas.openxmlformats.org/markup-compatibility/2006" xmlns:aink="http://schemas.microsoft.com/office/drawing/2016/ink" xmlns:am3d="http://schemas.microsoft.com/office/drawing/2017/model3d" xmlns:o="urn:schemas-microsoft-com:office:office" xmlns:r="http://schemas.openxmlformats.org/officeDocument/2006/relationships" xmlns:m="http://schemas.openxmlformats.org/officeDocument/2006/math" xmlns:v="urn:schemas-microsoft-com:vml" xmlns:wp14="http://schemas.microsoft.com/office/word/2010/wordprocessingDrawing" xmlns:wp="http://schemas.openxmlformats.org/drawingml/2006/wordprocessingDrawing" xmlns:w10="urn:schemas-microsoft-com:office:word" xmlns:w="http://schemas.openxmlformats.org/wordprocessingml/2006/main" xmlns:w14="http://schemas.microsoft.com/office/word/2010/wordml" xmlns:w15="http://schemas.microsoft.com/office/word/2012/wordml" xmlns:w16cex="http://schemas.microsoft.com/office/word/2018/wordml/cex" xmlns:w16cid="http://schemas.microsoft.com/office/word/2016/wordml/cid" xmlns:w16="http://schemas.microsoft.com/office/word/2018/wordml" xmlns:w16sdtdh="http://schemas.microsoft.com/office/word/2020/wordml/sdtdatahash" xmlns:w16se="http://schemas.microsoft.com/office/word/2015/wordml/symex" xmlns:wpg="http://schemas.microsoft.com/office/word/2010/wordprocessingGroup" xmlns:wpi="http://schemas.microsoft.com/office/word/2010/wordprocessingInk" xmlns:wne="http://schemas.microsoft.com/office/word/2006/wordml" xmlns:wps="http://schemas.microsoft.com/office/word/2010/wordprocessingShape" mc:Ignorable="w14 w15 w16se w16cid w16 w16cex w16sdtdh wp14">
   <w:p>
     <w:pPr>
       <w:pStyle w:val="Kjene"/>
@@ -4204,7 +5030,7 @@
 </file>
 
 <file path=word/footer2.xml><?xml version="1.0" encoding="utf-8"?>
-<w:ftr xmlns:wpc="http://schemas.microsoft.com/office/word/2010/wordprocessingCanvas" xmlns:cx="http://schemas.microsoft.com/office/drawing/2014/chartex" xmlns:cx1="http://schemas.microsoft.com/office/drawing/2015/9/8/chartex" xmlns:cx2="http://schemas.microsoft.com/office/drawing/2015/10/21/chartex" xmlns:cx3="http://schemas.microsoft.com/office/drawing/2016/5/9/chartex" xmlns:cx4="http://schemas.microsoft.com/office/drawing/2016/5/10/chartex" xmlns:cx5="http://schemas.microsoft.com/office/drawing/2016/5/11/chartex" xmlns:cx6="http://schemas.microsoft.com/office/drawing/2016/5/12/chartex" xmlns:cx7="http://schemas.microsoft.com/office/drawing/2016/5/13/chartex" xmlns:cx8="http://schemas.microsoft.com/office/drawing/2016/5/14/chartex" xmlns:mc="http://schemas.openxmlformats.org/markup-compatibility/2006" xmlns:aink="http://schemas.microsoft.com/office/drawing/2016/ink" xmlns:am3d="http://schemas.microsoft.com/office/drawing/2017/model3d" xmlns:o="urn:schemas-microsoft-com:office:office" xmlns:oel="http://schemas.microsoft.com/office/2019/extlst" xmlns:r="http://schemas.openxmlformats.org/officeDocument/2006/relationships" xmlns:m="http://schemas.openxmlformats.org/officeDocument/2006/math" xmlns:v="urn:schemas-microsoft-com:vml" xmlns:wp14="http://schemas.microsoft.com/office/word/2010/wordprocessingDrawing" xmlns:wp="http://schemas.openxmlformats.org/drawingml/2006/wordprocessingDrawing" xmlns:w10="urn:schemas-microsoft-com:office:word" xmlns:w="http://schemas.openxmlformats.org/wordprocessingml/2006/main" xmlns:w14="http://schemas.microsoft.com/office/word/2010/wordml" xmlns:w15="http://schemas.microsoft.com/office/word/2012/wordml" xmlns:w16cex="http://schemas.microsoft.com/office/word/2018/wordml/cex" xmlns:w16cid="http://schemas.microsoft.com/office/word/2016/wordml/cid" xmlns:w16="http://schemas.microsoft.com/office/word/2018/wordml" xmlns:w16du="http://schemas.microsoft.com/office/word/2023/wordml/word16du" xmlns:w16sdtdh="http://schemas.microsoft.com/office/word/2020/wordml/sdtdatahash" xmlns:w16sdtfl="http://schemas.microsoft.com/office/word/2024/wordml/sdtformatlock" xmlns:w16se="http://schemas.microsoft.com/office/word/2015/wordml/symex" xmlns:wpg="http://schemas.microsoft.com/office/word/2010/wordprocessingGroup" xmlns:wpi="http://schemas.microsoft.com/office/word/2010/wordprocessingInk" xmlns:wne="http://schemas.microsoft.com/office/word/2006/wordml" xmlns:wps="http://schemas.microsoft.com/office/word/2010/wordprocessingShape" mc:Ignorable="w14 w15 w16se w16cid w16 w16cex w16sdtdh w16sdtfl w16du wp14">
+<w:ftr xmlns:wpc="http://schemas.microsoft.com/office/word/2010/wordprocessingCanvas" xmlns:cx="http://schemas.microsoft.com/office/drawing/2014/chartex" xmlns:cx1="http://schemas.microsoft.com/office/drawing/2015/9/8/chartex" xmlns:cx2="http://schemas.microsoft.com/office/drawing/2015/10/21/chartex" xmlns:cx3="http://schemas.microsoft.com/office/drawing/2016/5/9/chartex" xmlns:cx4="http://schemas.microsoft.com/office/drawing/2016/5/10/chartex" xmlns:cx5="http://schemas.microsoft.com/office/drawing/2016/5/11/chartex" xmlns:cx6="http://schemas.microsoft.com/office/drawing/2016/5/12/chartex" xmlns:cx7="http://schemas.microsoft.com/office/drawing/2016/5/13/chartex" xmlns:cx8="http://schemas.microsoft.com/office/drawing/2016/5/14/chartex" xmlns:mc="http://schemas.openxmlformats.org/markup-compatibility/2006" xmlns:aink="http://schemas.microsoft.com/office/drawing/2016/ink" xmlns:am3d="http://schemas.microsoft.com/office/drawing/2017/model3d" xmlns:o="urn:schemas-microsoft-com:office:office" xmlns:r="http://schemas.openxmlformats.org/officeDocument/2006/relationships" xmlns:m="http://schemas.openxmlformats.org/officeDocument/2006/math" xmlns:v="urn:schemas-microsoft-com:vml" xmlns:wp14="http://schemas.microsoft.com/office/word/2010/wordprocessingDrawing" xmlns:wp="http://schemas.openxmlformats.org/drawingml/2006/wordprocessingDrawing" xmlns:w10="urn:schemas-microsoft-com:office:word" xmlns:w="http://schemas.openxmlformats.org/wordprocessingml/2006/main" xmlns:w14="http://schemas.microsoft.com/office/word/2010/wordml" xmlns:w15="http://schemas.microsoft.com/office/word/2012/wordml" xmlns:w16cex="http://schemas.microsoft.com/office/word/2018/wordml/cex" xmlns:w16cid="http://schemas.microsoft.com/office/word/2016/wordml/cid" xmlns:w16="http://schemas.microsoft.com/office/word/2018/wordml" xmlns:w16sdtdh="http://schemas.microsoft.com/office/word/2020/wordml/sdtdatahash" xmlns:w16se="http://schemas.microsoft.com/office/word/2015/wordml/symex" xmlns:wpg="http://schemas.microsoft.com/office/word/2010/wordprocessingGroup" xmlns:wpi="http://schemas.microsoft.com/office/word/2010/wordprocessingInk" xmlns:wne="http://schemas.microsoft.com/office/word/2006/wordml" xmlns:wps="http://schemas.microsoft.com/office/word/2010/wordprocessingShape" mc:Ignorable="w14 w15 w16se w16cid w16 w16cex w16sdtdh wp14">
   <w:sdt>
     <w:sdtPr>
       <w:id w:val="2017180790"/>
@@ -4213,6 +5039,7 @@
         <w:docPartUnique/>
       </w:docPartObj>
     </w:sdtPr>
+    <w:sdtEndPr/>
     <w:sdtContent>
       <w:p>
         <w:pPr>
@@ -4246,7 +5073,7 @@
 </file>
 
 <file path=word/footnotes.xml><?xml version="1.0" encoding="utf-8"?>
-<w:footnotes xmlns:wpc="http://schemas.microsoft.com/office/word/2010/wordprocessingCanvas" xmlns:cx="http://schemas.microsoft.com/office/drawing/2014/chartex" xmlns:cx1="http://schemas.microsoft.com/office/drawing/2015/9/8/chartex" xmlns:cx2="http://schemas.microsoft.com/office/drawing/2015/10/21/chartex" xmlns:cx3="http://schemas.microsoft.com/office/drawing/2016/5/9/chartex" xmlns:cx4="http://schemas.microsoft.com/office/drawing/2016/5/10/chartex" xmlns:cx5="http://schemas.microsoft.com/office/drawing/2016/5/11/chartex" xmlns:cx6="http://schemas.microsoft.com/office/drawing/2016/5/12/chartex" xmlns:cx7="http://schemas.microsoft.com/office/drawing/2016/5/13/chartex" xmlns:cx8="http://schemas.microsoft.com/office/drawing/2016/5/14/chartex" xmlns:mc="http://schemas.openxmlformats.org/markup-compatibility/2006" xmlns:aink="http://schemas.microsoft.com/office/drawing/2016/ink" xmlns:am3d="http://schemas.microsoft.com/office/drawing/2017/model3d" xmlns:o="urn:schemas-microsoft-com:office:office" xmlns:oel="http://schemas.microsoft.com/office/2019/extlst" xmlns:r="http://schemas.openxmlformats.org/officeDocument/2006/relationships" xmlns:m="http://schemas.openxmlformats.org/officeDocument/2006/math" xmlns:v="urn:schemas-microsoft-com:vml" xmlns:wp14="http://schemas.microsoft.com/office/word/2010/wordprocessingDrawing" xmlns:wp="http://schemas.openxmlformats.org/drawingml/2006/wordprocessingDrawing" xmlns:w10="urn:schemas-microsoft-com:office:word" xmlns:w="http://schemas.openxmlformats.org/wordprocessingml/2006/main" xmlns:w14="http://schemas.microsoft.com/office/word/2010/wordml" xmlns:w15="http://schemas.microsoft.com/office/word/2012/wordml" xmlns:w16cex="http://schemas.microsoft.com/office/word/2018/wordml/cex" xmlns:w16cid="http://schemas.microsoft.com/office/word/2016/wordml/cid" xmlns:w16="http://schemas.microsoft.com/office/word/2018/wordml" xmlns:w16du="http://schemas.microsoft.com/office/word/2023/wordml/word16du" xmlns:w16sdtdh="http://schemas.microsoft.com/office/word/2020/wordml/sdtdatahash" xmlns:w16sdtfl="http://schemas.microsoft.com/office/word/2024/wordml/sdtformatlock" xmlns:w16se="http://schemas.microsoft.com/office/word/2015/wordml/symex" xmlns:wpg="http://schemas.microsoft.com/office/word/2010/wordprocessingGroup" xmlns:wpi="http://schemas.microsoft.com/office/word/2010/wordprocessingInk" xmlns:wne="http://schemas.microsoft.com/office/word/2006/wordml" xmlns:wps="http://schemas.microsoft.com/office/word/2010/wordprocessingShape" mc:Ignorable="w14 w15 w16se w16cid w16 w16cex w16sdtdh w16sdtfl w16du wp14">
+<w:footnotes xmlns:wpc="http://schemas.microsoft.com/office/word/2010/wordprocessingCanvas" xmlns:cx="http://schemas.microsoft.com/office/drawing/2014/chartex" xmlns:cx1="http://schemas.microsoft.com/office/drawing/2015/9/8/chartex" xmlns:cx2="http://schemas.microsoft.com/office/drawing/2015/10/21/chartex" xmlns:cx3="http://schemas.microsoft.com/office/drawing/2016/5/9/chartex" xmlns:cx4="http://schemas.microsoft.com/office/drawing/2016/5/10/chartex" xmlns:cx5="http://schemas.microsoft.com/office/drawing/2016/5/11/chartex" xmlns:cx6="http://schemas.microsoft.com/office/drawing/2016/5/12/chartex" xmlns:cx7="http://schemas.microsoft.com/office/drawing/2016/5/13/chartex" xmlns:cx8="http://schemas.microsoft.com/office/drawing/2016/5/14/chartex" xmlns:mc="http://schemas.openxmlformats.org/markup-compatibility/2006" xmlns:aink="http://schemas.microsoft.com/office/drawing/2016/ink" xmlns:am3d="http://schemas.microsoft.com/office/drawing/2017/model3d" xmlns:o="urn:schemas-microsoft-com:office:office" xmlns:r="http://schemas.openxmlformats.org/officeDocument/2006/relationships" xmlns:m="http://schemas.openxmlformats.org/officeDocument/2006/math" xmlns:v="urn:schemas-microsoft-com:vml" xmlns:wp14="http://schemas.microsoft.com/office/word/2010/wordprocessingDrawing" xmlns:wp="http://schemas.openxmlformats.org/drawingml/2006/wordprocessingDrawing" xmlns:w10="urn:schemas-microsoft-com:office:word" xmlns:w="http://schemas.openxmlformats.org/wordprocessingml/2006/main" xmlns:w14="http://schemas.microsoft.com/office/word/2010/wordml" xmlns:w15="http://schemas.microsoft.com/office/word/2012/wordml" xmlns:w16cex="http://schemas.microsoft.com/office/word/2018/wordml/cex" xmlns:w16cid="http://schemas.microsoft.com/office/word/2016/wordml/cid" xmlns:w16="http://schemas.microsoft.com/office/word/2018/wordml" xmlns:w16sdtdh="http://schemas.microsoft.com/office/word/2020/wordml/sdtdatahash" xmlns:w16se="http://schemas.microsoft.com/office/word/2015/wordml/symex" xmlns:wpg="http://schemas.microsoft.com/office/word/2010/wordprocessingGroup" xmlns:wpi="http://schemas.microsoft.com/office/word/2010/wordprocessingInk" xmlns:wne="http://schemas.microsoft.com/office/word/2006/wordml" xmlns:wps="http://schemas.microsoft.com/office/word/2010/wordprocessingShape" mc:Ignorable="w14 w15 w16se w16cid w16 w16cex w16sdtdh wp14">
   <w:footnote w:type="separator" w:id="-1">
     <w:p>
       <w:pPr>
@@ -4271,7 +5098,7 @@
 </file>
 
 <file path=word/numbering.xml><?xml version="1.0" encoding="utf-8"?>
-<w:numbering xmlns:wpc="http://schemas.microsoft.com/office/word/2010/wordprocessingCanvas" xmlns:cx="http://schemas.microsoft.com/office/drawing/2014/chartex" xmlns:cx1="http://schemas.microsoft.com/office/drawing/2015/9/8/chartex" xmlns:cx2="http://schemas.microsoft.com/office/drawing/2015/10/21/chartex" xmlns:cx3="http://schemas.microsoft.com/office/drawing/2016/5/9/chartex" xmlns:cx4="http://schemas.microsoft.com/office/drawing/2016/5/10/chartex" xmlns:cx5="http://schemas.microsoft.com/office/drawing/2016/5/11/chartex" xmlns:cx6="http://schemas.microsoft.com/office/drawing/2016/5/12/chartex" xmlns:cx7="http://schemas.microsoft.com/office/drawing/2016/5/13/chartex" xmlns:cx8="http://schemas.microsoft.com/office/drawing/2016/5/14/chartex" xmlns:mc="http://schemas.openxmlformats.org/markup-compatibility/2006" xmlns:aink="http://schemas.microsoft.com/office/drawing/2016/ink" xmlns:am3d="http://schemas.microsoft.com/office/drawing/2017/model3d" xmlns:o="urn:schemas-microsoft-com:office:office" xmlns:oel="http://schemas.microsoft.com/office/2019/extlst" xmlns:r="http://schemas.openxmlformats.org/officeDocument/2006/relationships" xmlns:m="http://schemas.openxmlformats.org/officeDocument/2006/math" xmlns:v="urn:schemas-microsoft-com:vml" xmlns:wp14="http://schemas.microsoft.com/office/word/2010/wordprocessingDrawing" xmlns:wp="http://schemas.openxmlformats.org/drawingml/2006/wordprocessingDrawing" xmlns:w10="urn:schemas-microsoft-com:office:word" xmlns:w="http://schemas.openxmlformats.org/wordprocessingml/2006/main" xmlns:w14="http://schemas.microsoft.com/office/word/2010/wordml" xmlns:w15="http://schemas.microsoft.com/office/word/2012/wordml" xmlns:w16cex="http://schemas.microsoft.com/office/word/2018/wordml/cex" xmlns:w16cid="http://schemas.microsoft.com/office/word/2016/wordml/cid" xmlns:w16="http://schemas.microsoft.com/office/word/2018/wordml" xmlns:w16du="http://schemas.microsoft.com/office/word/2023/wordml/word16du" xmlns:w16sdtdh="http://schemas.microsoft.com/office/word/2020/wordml/sdtdatahash" xmlns:w16sdtfl="http://schemas.microsoft.com/office/word/2024/wordml/sdtformatlock" xmlns:w16se="http://schemas.microsoft.com/office/word/2015/wordml/symex" xmlns:wpg="http://schemas.microsoft.com/office/word/2010/wordprocessingGroup" xmlns:wpi="http://schemas.microsoft.com/office/word/2010/wordprocessingInk" xmlns:wne="http://schemas.microsoft.com/office/word/2006/wordml" xmlns:wps="http://schemas.microsoft.com/office/word/2010/wordprocessingShape" mc:Ignorable="w14 w15 w16se w16cid w16 w16cex w16sdtdh w16sdtfl w16du wp14">
+<w:numbering xmlns:wpc="http://schemas.microsoft.com/office/word/2010/wordprocessingCanvas" xmlns:cx="http://schemas.microsoft.com/office/drawing/2014/chartex" xmlns:cx1="http://schemas.microsoft.com/office/drawing/2015/9/8/chartex" xmlns:cx2="http://schemas.microsoft.com/office/drawing/2015/10/21/chartex" xmlns:cx3="http://schemas.microsoft.com/office/drawing/2016/5/9/chartex" xmlns:cx4="http://schemas.microsoft.com/office/drawing/2016/5/10/chartex" xmlns:cx5="http://schemas.microsoft.com/office/drawing/2016/5/11/chartex" xmlns:cx6="http://schemas.microsoft.com/office/drawing/2016/5/12/chartex" xmlns:cx7="http://schemas.microsoft.com/office/drawing/2016/5/13/chartex" xmlns:cx8="http://schemas.microsoft.com/office/drawing/2016/5/14/chartex" xmlns:mc="http://schemas.openxmlformats.org/markup-compatibility/2006" xmlns:aink="http://schemas.microsoft.com/office/drawing/2016/ink" xmlns:am3d="http://schemas.microsoft.com/office/drawing/2017/model3d" xmlns:o="urn:schemas-microsoft-com:office:office" xmlns:r="http://schemas.openxmlformats.org/officeDocument/2006/relationships" xmlns:m="http://schemas.openxmlformats.org/officeDocument/2006/math" xmlns:v="urn:schemas-microsoft-com:vml" xmlns:wp14="http://schemas.microsoft.com/office/word/2010/wordprocessingDrawing" xmlns:wp="http://schemas.openxmlformats.org/drawingml/2006/wordprocessingDrawing" xmlns:w10="urn:schemas-microsoft-com:office:word" xmlns:w="http://schemas.openxmlformats.org/wordprocessingml/2006/main" xmlns:w14="http://schemas.microsoft.com/office/word/2010/wordml" xmlns:w15="http://schemas.microsoft.com/office/word/2012/wordml" xmlns:w16cex="http://schemas.microsoft.com/office/word/2018/wordml/cex" xmlns:w16cid="http://schemas.microsoft.com/office/word/2016/wordml/cid" xmlns:w16="http://schemas.microsoft.com/office/word/2018/wordml" xmlns:w16sdtdh="http://schemas.microsoft.com/office/word/2020/wordml/sdtdatahash" xmlns:w16se="http://schemas.microsoft.com/office/word/2015/wordml/symex" xmlns:wpg="http://schemas.microsoft.com/office/word/2010/wordprocessingGroup" xmlns:wpi="http://schemas.microsoft.com/office/word/2010/wordprocessingInk" xmlns:wne="http://schemas.microsoft.com/office/word/2006/wordml" xmlns:wps="http://schemas.microsoft.com/office/word/2010/wordprocessingShape" mc:Ignorable="w14 w15 w16se w16cid w16 w16cex w16sdtdh wp14">
   <w:abstractNum w:abstractNumId="0" w15:restartNumberingAfterBreak="0">
     <w:nsid w:val="0B5F7F33"/>
     <w:multiLevelType w:val="multilevel"/>
@@ -5968,59 +6795,67 @@
       </w:rPr>
     </w:lvl>
   </w:abstractNum>
-  <w:num w:numId="1" w16cid:durableId="1481851633">
+  <w:num w:numId="1">
     <w:abstractNumId w:val="0"/>
   </w:num>
-  <w:num w:numId="2" w16cid:durableId="1147623471">
+  <w:num w:numId="2">
     <w:abstractNumId w:val="6"/>
   </w:num>
-  <w:num w:numId="3" w16cid:durableId="865749682">
+  <w:num w:numId="3">
     <w:abstractNumId w:val="12"/>
   </w:num>
-  <w:num w:numId="4" w16cid:durableId="785732722">
+  <w:num w:numId="4">
     <w:abstractNumId w:val="13"/>
   </w:num>
-  <w:num w:numId="5" w16cid:durableId="587424369">
+  <w:num w:numId="5">
     <w:abstractNumId w:val="9"/>
   </w:num>
-  <w:num w:numId="6" w16cid:durableId="1141965337">
+  <w:num w:numId="6">
     <w:abstractNumId w:val="3"/>
   </w:num>
-  <w:num w:numId="7" w16cid:durableId="1384983575">
+  <w:num w:numId="7">
     <w:abstractNumId w:val="14"/>
   </w:num>
-  <w:num w:numId="8" w16cid:durableId="1554846395">
+  <w:num w:numId="8">
     <w:abstractNumId w:val="8"/>
   </w:num>
-  <w:num w:numId="9" w16cid:durableId="210459480">
+  <w:num w:numId="9">
     <w:abstractNumId w:val="15"/>
   </w:num>
-  <w:num w:numId="10" w16cid:durableId="958489757">
+  <w:num w:numId="10">
     <w:abstractNumId w:val="1"/>
   </w:num>
-  <w:num w:numId="11" w16cid:durableId="220868532">
+  <w:num w:numId="11">
     <w:abstractNumId w:val="7"/>
   </w:num>
-  <w:num w:numId="12" w16cid:durableId="1715234543">
+  <w:num w:numId="12">
     <w:abstractNumId w:val="4"/>
   </w:num>
-  <w:num w:numId="13" w16cid:durableId="2039118104">
+  <w:num w:numId="13">
     <w:abstractNumId w:val="11"/>
   </w:num>
-  <w:num w:numId="14" w16cid:durableId="672226414">
+  <w:num w:numId="14">
     <w:abstractNumId w:val="5"/>
   </w:num>
-  <w:num w:numId="15" w16cid:durableId="1422289257">
+  <w:num w:numId="15">
     <w:abstractNumId w:val="2"/>
   </w:num>
-  <w:num w:numId="16" w16cid:durableId="304048940">
+  <w:num w:numId="16">
     <w:abstractNumId w:val="10"/>
   </w:num>
 </w:numbering>
 </file>
 
+<file path=word/people.xml><?xml version="1.0" encoding="utf-8"?>
+<w15:people xmlns:wpc="http://schemas.microsoft.com/office/word/2010/wordprocessingCanvas" xmlns:cx="http://schemas.microsoft.com/office/drawing/2014/chartex" xmlns:cx1="http://schemas.microsoft.com/office/drawing/2015/9/8/chartex" xmlns:cx2="http://schemas.microsoft.com/office/drawing/2015/10/21/chartex" xmlns:cx3="http://schemas.microsoft.com/office/drawing/2016/5/9/chartex" xmlns:cx4="http://schemas.microsoft.com/office/drawing/2016/5/10/chartex" xmlns:cx5="http://schemas.microsoft.com/office/drawing/2016/5/11/chartex" xmlns:cx6="http://schemas.microsoft.com/office/drawing/2016/5/12/chartex" xmlns:cx7="http://schemas.microsoft.com/office/drawing/2016/5/13/chartex" xmlns:cx8="http://schemas.microsoft.com/office/drawing/2016/5/14/chartex" xmlns:mc="http://schemas.openxmlformats.org/markup-compatibility/2006" xmlns:aink="http://schemas.microsoft.com/office/drawing/2016/ink" xmlns:am3d="http://schemas.microsoft.com/office/drawing/2017/model3d" xmlns:o="urn:schemas-microsoft-com:office:office" xmlns:r="http://schemas.openxmlformats.org/officeDocument/2006/relationships" xmlns:m="http://schemas.openxmlformats.org/officeDocument/2006/math" xmlns:v="urn:schemas-microsoft-com:vml" xmlns:wp14="http://schemas.microsoft.com/office/word/2010/wordprocessingDrawing" xmlns:wp="http://schemas.openxmlformats.org/drawingml/2006/wordprocessingDrawing" xmlns:w10="urn:schemas-microsoft-com:office:word" xmlns:w="http://schemas.openxmlformats.org/wordprocessingml/2006/main" xmlns:w14="http://schemas.microsoft.com/office/word/2010/wordml" xmlns:w15="http://schemas.microsoft.com/office/word/2012/wordml" xmlns:w16cex="http://schemas.microsoft.com/office/word/2018/wordml/cex" xmlns:w16cid="http://schemas.microsoft.com/office/word/2016/wordml/cid" xmlns:w16="http://schemas.microsoft.com/office/word/2018/wordml" xmlns:w16sdtdh="http://schemas.microsoft.com/office/word/2020/wordml/sdtdatahash" xmlns:w16se="http://schemas.microsoft.com/office/word/2015/wordml/symex" xmlns:wpg="http://schemas.microsoft.com/office/word/2010/wordprocessingGroup" xmlns:wpi="http://schemas.microsoft.com/office/word/2010/wordprocessingInk" xmlns:wne="http://schemas.microsoft.com/office/word/2006/wordml" xmlns:wps="http://schemas.microsoft.com/office/word/2010/wordprocessingShape" mc:Ignorable="w14 w15 w16se w16cid w16 w16cex w16sdtdh wp14">
+  <w15:person w15:author="Kalvis Kincis">
+    <w15:presenceInfo w15:providerId="AD" w15:userId="S::kkincis@edu.riga.lv::f73362b4-6916-4cb2-86ec-fedbf6605d93"/>
+  </w15:person>
+</w15:people>
+</file>
+
 <file path=word/styles.xml><?xml version="1.0" encoding="utf-8"?>
-<w:styles xmlns:mc="http://schemas.openxmlformats.org/markup-compatibility/2006" xmlns:r="http://schemas.openxmlformats.org/officeDocument/2006/relationships" xmlns:w="http://schemas.openxmlformats.org/wordprocessingml/2006/main" xmlns:w14="http://schemas.microsoft.com/office/word/2010/wordml" xmlns:w15="http://schemas.microsoft.com/office/word/2012/wordml" xmlns:w16cex="http://schemas.microsoft.com/office/word/2018/wordml/cex" xmlns:w16cid="http://schemas.microsoft.com/office/word/2016/wordml/cid" xmlns:w16="http://schemas.microsoft.com/office/word/2018/wordml" xmlns:w16du="http://schemas.microsoft.com/office/word/2023/wordml/word16du" xmlns:w16sdtdh="http://schemas.microsoft.com/office/word/2020/wordml/sdtdatahash" xmlns:w16sdtfl="http://schemas.microsoft.com/office/word/2024/wordml/sdtformatlock" xmlns:w16se="http://schemas.microsoft.com/office/word/2015/wordml/symex" mc:Ignorable="w14 w15 w16se w16cid w16 w16cex w16sdtdh w16sdtfl w16du">
+<w:styles xmlns:mc="http://schemas.openxmlformats.org/markup-compatibility/2006" xmlns:r="http://schemas.openxmlformats.org/officeDocument/2006/relationships" xmlns:w="http://schemas.openxmlformats.org/wordprocessingml/2006/main" xmlns:w14="http://schemas.microsoft.com/office/word/2010/wordml" xmlns:w15="http://schemas.microsoft.com/office/word/2012/wordml" xmlns:w16cex="http://schemas.microsoft.com/office/word/2018/wordml/cex" xmlns:w16cid="http://schemas.microsoft.com/office/word/2016/wordml/cid" xmlns:w16="http://schemas.microsoft.com/office/word/2018/wordml" xmlns:w16sdtdh="http://schemas.microsoft.com/office/word/2020/wordml/sdtdatahash" xmlns:w16se="http://schemas.microsoft.com/office/word/2015/wordml/symex" mc:Ignorable="w14 w15 w16se w16cid w16 w16cex w16sdtdh">
   <w:docDefaults>
     <w:rPrDefault>
       <w:rPr>
@@ -6623,7 +7458,6 @@
   <w:style w:type="character" w:default="1" w:styleId="Noklusjumarindkopasfonts">
     <w:name w:val="Default Paragraph Font"/>
     <w:uiPriority w:val="1"/>
-    <w:semiHidden/>
     <w:unhideWhenUsed/>
   </w:style>
   <w:style w:type="table" w:default="1" w:styleId="Parastatabula">
@@ -7179,6 +8013,76 @@
       </w:rPr>
     </w:tblStylePr>
   </w:style>
+  <w:style w:type="character" w:styleId="Komentraatsauce">
+    <w:name w:val="annotation reference"/>
+    <w:basedOn w:val="Noklusjumarindkopasfonts"/>
+    <w:uiPriority w:val="99"/>
+    <w:semiHidden/>
+    <w:unhideWhenUsed/>
+    <w:rsid w:val="00780352"/>
+    <w:rPr>
+      <w:sz w:val="16"/>
+      <w:szCs w:val="16"/>
+    </w:rPr>
+  </w:style>
+  <w:style w:type="paragraph" w:styleId="Komentrateksts">
+    <w:name w:val="annotation text"/>
+    <w:basedOn w:val="Parasts"/>
+    <w:link w:val="KomentratekstsRakstz"/>
+    <w:uiPriority w:val="99"/>
+    <w:semiHidden/>
+    <w:unhideWhenUsed/>
+    <w:rsid w:val="00780352"/>
+    <w:pPr>
+      <w:spacing w:line="240" w:lineRule="auto"/>
+    </w:pPr>
+    <w:rPr>
+      <w:sz w:val="20"/>
+      <w:szCs w:val="20"/>
+    </w:rPr>
+  </w:style>
+  <w:style w:type="character" w:customStyle="1" w:styleId="KomentratekstsRakstz">
+    <w:name w:val="Komentāra teksts Rakstz."/>
+    <w:basedOn w:val="Noklusjumarindkopasfonts"/>
+    <w:link w:val="Komentrateksts"/>
+    <w:uiPriority w:val="99"/>
+    <w:semiHidden/>
+    <w:rsid w:val="00780352"/>
+    <w:rPr>
+      <w:rFonts w:ascii="Times New Roman" w:hAnsi="Times New Roman"/>
+      <w:sz w:val="20"/>
+      <w:szCs w:val="20"/>
+    </w:rPr>
+  </w:style>
+  <w:style w:type="paragraph" w:styleId="Komentratma">
+    <w:name w:val="annotation subject"/>
+    <w:basedOn w:val="Komentrateksts"/>
+    <w:next w:val="Komentrateksts"/>
+    <w:link w:val="KomentratmaRakstz"/>
+    <w:uiPriority w:val="99"/>
+    <w:semiHidden/>
+    <w:unhideWhenUsed/>
+    <w:rsid w:val="00780352"/>
+    <w:rPr>
+      <w:b/>
+      <w:bCs/>
+    </w:rPr>
+  </w:style>
+  <w:style w:type="character" w:customStyle="1" w:styleId="KomentratmaRakstz">
+    <w:name w:val="Komentāra tēma Rakstz."/>
+    <w:basedOn w:val="KomentratekstsRakstz"/>
+    <w:link w:val="Komentratma"/>
+    <w:uiPriority w:val="99"/>
+    <w:semiHidden/>
+    <w:rsid w:val="00780352"/>
+    <w:rPr>
+      <w:rFonts w:ascii="Times New Roman" w:hAnsi="Times New Roman"/>
+      <w:b/>
+      <w:bCs/>
+      <w:sz w:val="20"/>
+      <w:szCs w:val="20"/>
+    </w:rPr>
+  </w:style>
 </w:styles>
 </file>
 

--- a/Projekta_darba_sagatave.docx
+++ b/Projekta_darba_sagatave.docx
@@ -1,6 +1,6 @@
 
 <file path=word/document.xml><?xml version="1.0" encoding="utf-8"?>
-<w:document xmlns:wpc="http://schemas.microsoft.com/office/word/2010/wordprocessingCanvas" xmlns:cx="http://schemas.microsoft.com/office/drawing/2014/chartex" xmlns:cx1="http://schemas.microsoft.com/office/drawing/2015/9/8/chartex" xmlns:cx2="http://schemas.microsoft.com/office/drawing/2015/10/21/chartex" xmlns:cx3="http://schemas.microsoft.com/office/drawing/2016/5/9/chartex" xmlns:cx4="http://schemas.microsoft.com/office/drawing/2016/5/10/chartex" xmlns:cx5="http://schemas.microsoft.com/office/drawing/2016/5/11/chartex" xmlns:cx6="http://schemas.microsoft.com/office/drawing/2016/5/12/chartex" xmlns:cx7="http://schemas.microsoft.com/office/drawing/2016/5/13/chartex" xmlns:cx8="http://schemas.microsoft.com/office/drawing/2016/5/14/chartex" xmlns:mc="http://schemas.openxmlformats.org/markup-compatibility/2006" xmlns:aink="http://schemas.microsoft.com/office/drawing/2016/ink" xmlns:am3d="http://schemas.microsoft.com/office/drawing/2017/model3d" xmlns:o="urn:schemas-microsoft-com:office:office" xmlns:r="http://schemas.openxmlformats.org/officeDocument/2006/relationships" xmlns:m="http://schemas.openxmlformats.org/officeDocument/2006/math" xmlns:v="urn:schemas-microsoft-com:vml" xmlns:wp14="http://schemas.microsoft.com/office/word/2010/wordprocessingDrawing" xmlns:wp="http://schemas.openxmlformats.org/drawingml/2006/wordprocessingDrawing" xmlns:w10="urn:schemas-microsoft-com:office:word" xmlns:w="http://schemas.openxmlformats.org/wordprocessingml/2006/main" xmlns:w14="http://schemas.microsoft.com/office/word/2010/wordml" xmlns:w15="http://schemas.microsoft.com/office/word/2012/wordml" xmlns:w16cex="http://schemas.microsoft.com/office/word/2018/wordml/cex" xmlns:w16cid="http://schemas.microsoft.com/office/word/2016/wordml/cid" xmlns:w16="http://schemas.microsoft.com/office/word/2018/wordml" xmlns:w16sdtdh="http://schemas.microsoft.com/office/word/2020/wordml/sdtdatahash" xmlns:w16se="http://schemas.microsoft.com/office/word/2015/wordml/symex" xmlns:wpg="http://schemas.microsoft.com/office/word/2010/wordprocessingGroup" xmlns:wpi="http://schemas.microsoft.com/office/word/2010/wordprocessingInk" xmlns:wne="http://schemas.microsoft.com/office/word/2006/wordml" xmlns:wps="http://schemas.microsoft.com/office/word/2010/wordprocessingShape" mc:Ignorable="w14 w15 w16se w16cid w16 w16cex w16sdtdh wp14">
+<w:document xmlns:wpc="http://schemas.microsoft.com/office/word/2010/wordprocessingCanvas" xmlns:cx="http://schemas.microsoft.com/office/drawing/2014/chartex" xmlns:cx1="http://schemas.microsoft.com/office/drawing/2015/9/8/chartex" xmlns:cx2="http://schemas.microsoft.com/office/drawing/2015/10/21/chartex" xmlns:cx3="http://schemas.microsoft.com/office/drawing/2016/5/9/chartex" xmlns:cx4="http://schemas.microsoft.com/office/drawing/2016/5/10/chartex" xmlns:cx5="http://schemas.microsoft.com/office/drawing/2016/5/11/chartex" xmlns:cx6="http://schemas.microsoft.com/office/drawing/2016/5/12/chartex" xmlns:cx7="http://schemas.microsoft.com/office/drawing/2016/5/13/chartex" xmlns:cx8="http://schemas.microsoft.com/office/drawing/2016/5/14/chartex" xmlns:mc="http://schemas.openxmlformats.org/markup-compatibility/2006" xmlns:aink="http://schemas.microsoft.com/office/drawing/2016/ink" xmlns:am3d="http://schemas.microsoft.com/office/drawing/2017/model3d" xmlns:o="urn:schemas-microsoft-com:office:office" xmlns:oel="http://schemas.microsoft.com/office/2019/extlst" xmlns:r="http://schemas.openxmlformats.org/officeDocument/2006/relationships" xmlns:m="http://schemas.openxmlformats.org/officeDocument/2006/math" xmlns:v="urn:schemas-microsoft-com:vml" xmlns:wp14="http://schemas.microsoft.com/office/word/2010/wordprocessingDrawing" xmlns:wp="http://schemas.openxmlformats.org/drawingml/2006/wordprocessingDrawing" xmlns:w10="urn:schemas-microsoft-com:office:word" xmlns:w="http://schemas.openxmlformats.org/wordprocessingml/2006/main" xmlns:w14="http://schemas.microsoft.com/office/word/2010/wordml" xmlns:w15="http://schemas.microsoft.com/office/word/2012/wordml" xmlns:w16cex="http://schemas.microsoft.com/office/word/2018/wordml/cex" xmlns:w16cid="http://schemas.microsoft.com/office/word/2016/wordml/cid" xmlns:w16="http://schemas.microsoft.com/office/word/2018/wordml" xmlns:w16du="http://schemas.microsoft.com/office/word/2023/wordml/word16du" xmlns:w16sdtdh="http://schemas.microsoft.com/office/word/2020/wordml/sdtdatahash" xmlns:w16sdtfl="http://schemas.microsoft.com/office/word/2024/wordml/sdtformatlock" xmlns:w16se="http://schemas.microsoft.com/office/word/2015/wordml/symex" xmlns:wpg="http://schemas.microsoft.com/office/word/2010/wordprocessingGroup" xmlns:wpi="http://schemas.microsoft.com/office/word/2010/wordprocessingInk" xmlns:wne="http://schemas.microsoft.com/office/word/2006/wordml" xmlns:wps="http://schemas.microsoft.com/office/word/2010/wordprocessingShape" mc:Ignorable="w14 w15 w16se w16cid w16 w16cex w16sdtdh w16sdtfl w16du wp14">
   <w:body>
     <w:p>
       <w:pPr>
@@ -79,7 +79,6 @@
           <w:docPartUnique/>
         </w:docPartObj>
       </w:sdtPr>
-      <w:sdtEndPr/>
       <w:sdtContent>
         <w:p>
           <w:pPr>
@@ -118,7 +117,7 @@
           <w:r>
             <w:fldChar w:fldCharType="separate"/>
           </w:r>
-          <w:hyperlink w:anchor="_Toc226374735" w:history="1">
+          <w:hyperlink w:anchor="_Toc226838095" w:history="1">
             <w:r>
               <w:rPr>
                 <w:rStyle w:val="Hipersaite"/>
@@ -145,7 +144,7 @@
                 <w:noProof/>
                 <w:webHidden/>
               </w:rPr>
-              <w:instrText xml:space="preserve"> PAGEREF _Toc226374735 \h </w:instrText>
+              <w:instrText xml:space="preserve"> PAGEREF _Toc226838095 \h </w:instrText>
             </w:r>
             <w:r>
               <w:rPr>
@@ -188,13 +187,13 @@
               <w:lang w:eastAsia="lv-LV"/>
             </w:rPr>
           </w:pPr>
-          <w:hyperlink w:anchor="_Toc226374736" w:history="1">
+          <w:hyperlink w:anchor="_Toc226838096" w:history="1">
             <w:r>
               <w:rPr>
                 <w:rStyle w:val="Hipersaite"/>
                 <w:noProof/>
               </w:rPr>
-              <w:t>Darba mērķis</w:t>
+              <w:t>Jēdzienu skaidrojums</w:t>
             </w:r>
             <w:r>
               <w:rPr>
@@ -215,217 +214,7 @@
                 <w:noProof/>
                 <w:webHidden/>
               </w:rPr>
-              <w:instrText xml:space="preserve"> PAGEREF _Toc226374736 \h </w:instrText>
-            </w:r>
-            <w:r>
-              <w:rPr>
-                <w:noProof/>
-                <w:webHidden/>
-              </w:rPr>
-            </w:r>
-            <w:r>
-              <w:rPr>
-                <w:noProof/>
-                <w:webHidden/>
-              </w:rPr>
-              <w:fldChar w:fldCharType="separate"/>
-            </w:r>
-            <w:r>
-              <w:rPr>
-                <w:noProof/>
-                <w:webHidden/>
-              </w:rPr>
-              <w:t>3</w:t>
-            </w:r>
-            <w:r>
-              <w:rPr>
-                <w:noProof/>
-                <w:webHidden/>
-              </w:rPr>
-              <w:fldChar w:fldCharType="end"/>
-            </w:r>
-          </w:hyperlink>
-        </w:p>
-        <w:p>
-          <w:pPr>
-            <w:pStyle w:val="Saturs2"/>
-            <w:tabs>
-              <w:tab w:val="right" w:leader="dot" w:pos="9060"/>
-            </w:tabs>
-            <w:rPr>
-              <w:rFonts w:asciiTheme="minorHAnsi" w:eastAsiaTheme="minorEastAsia" w:hAnsiTheme="minorHAnsi"/>
-              <w:noProof/>
-              <w:lang w:eastAsia="lv-LV"/>
-            </w:rPr>
-          </w:pPr>
-          <w:hyperlink w:anchor="_Toc226374737" w:history="1">
-            <w:r>
-              <w:rPr>
-                <w:rStyle w:val="Hipersaite"/>
-                <w:noProof/>
-              </w:rPr>
-              <w:t>Darba uzdevumi</w:t>
-            </w:r>
-            <w:r>
-              <w:rPr>
-                <w:noProof/>
-                <w:webHidden/>
-              </w:rPr>
-              <w:tab/>
-            </w:r>
-            <w:r>
-              <w:rPr>
-                <w:noProof/>
-                <w:webHidden/>
-              </w:rPr>
-              <w:fldChar w:fldCharType="begin"/>
-            </w:r>
-            <w:r>
-              <w:rPr>
-                <w:noProof/>
-                <w:webHidden/>
-              </w:rPr>
-              <w:instrText xml:space="preserve"> PAGEREF _Toc226374737 \h </w:instrText>
-            </w:r>
-            <w:r>
-              <w:rPr>
-                <w:noProof/>
-                <w:webHidden/>
-              </w:rPr>
-            </w:r>
-            <w:r>
-              <w:rPr>
-                <w:noProof/>
-                <w:webHidden/>
-              </w:rPr>
-              <w:fldChar w:fldCharType="separate"/>
-            </w:r>
-            <w:r>
-              <w:rPr>
-                <w:noProof/>
-                <w:webHidden/>
-              </w:rPr>
-              <w:t>3</w:t>
-            </w:r>
-            <w:r>
-              <w:rPr>
-                <w:noProof/>
-                <w:webHidden/>
-              </w:rPr>
-              <w:fldChar w:fldCharType="end"/>
-            </w:r>
-          </w:hyperlink>
-        </w:p>
-        <w:p>
-          <w:pPr>
-            <w:pStyle w:val="Saturs2"/>
-            <w:tabs>
-              <w:tab w:val="right" w:leader="dot" w:pos="9060"/>
-            </w:tabs>
-            <w:rPr>
-              <w:rFonts w:asciiTheme="minorHAnsi" w:eastAsiaTheme="minorEastAsia" w:hAnsiTheme="minorHAnsi"/>
-              <w:noProof/>
-              <w:lang w:eastAsia="lv-LV"/>
-            </w:rPr>
-          </w:pPr>
-          <w:hyperlink w:anchor="_Toc226374738" w:history="1">
-            <w:r>
-              <w:rPr>
-                <w:rStyle w:val="Hipersaite"/>
-                <w:noProof/>
-              </w:rPr>
-              <w:t>Caurviju prasmes</w:t>
-            </w:r>
-            <w:r>
-              <w:rPr>
-                <w:noProof/>
-                <w:webHidden/>
-              </w:rPr>
-              <w:tab/>
-            </w:r>
-            <w:r>
-              <w:rPr>
-                <w:noProof/>
-                <w:webHidden/>
-              </w:rPr>
-              <w:fldChar w:fldCharType="begin"/>
-            </w:r>
-            <w:r>
-              <w:rPr>
-                <w:noProof/>
-                <w:webHidden/>
-              </w:rPr>
-              <w:instrText xml:space="preserve"> PAGEREF _Toc226374738 \h </w:instrText>
-            </w:r>
-            <w:r>
-              <w:rPr>
-                <w:noProof/>
-                <w:webHidden/>
-              </w:rPr>
-            </w:r>
-            <w:r>
-              <w:rPr>
-                <w:noProof/>
-                <w:webHidden/>
-              </w:rPr>
-              <w:fldChar w:fldCharType="separate"/>
-            </w:r>
-            <w:r>
-              <w:rPr>
-                <w:noProof/>
-                <w:webHidden/>
-              </w:rPr>
-              <w:t>3</w:t>
-            </w:r>
-            <w:r>
-              <w:rPr>
-                <w:noProof/>
-                <w:webHidden/>
-              </w:rPr>
-              <w:fldChar w:fldCharType="end"/>
-            </w:r>
-          </w:hyperlink>
-        </w:p>
-        <w:p>
-          <w:pPr>
-            <w:pStyle w:val="Saturs2"/>
-            <w:tabs>
-              <w:tab w:val="right" w:leader="dot" w:pos="9060"/>
-            </w:tabs>
-            <w:rPr>
-              <w:rFonts w:asciiTheme="minorHAnsi" w:eastAsiaTheme="minorEastAsia" w:hAnsiTheme="minorHAnsi"/>
-              <w:noProof/>
-              <w:lang w:eastAsia="lv-LV"/>
-            </w:rPr>
-          </w:pPr>
-          <w:hyperlink w:anchor="_Toc226374739" w:history="1">
-            <w:r>
-              <w:rPr>
-                <w:rStyle w:val="Hipersaite"/>
-                <w:noProof/>
-              </w:rPr>
-              <w:t>Jēdzienu šifrējums</w:t>
-            </w:r>
-            <w:r>
-              <w:rPr>
-                <w:noProof/>
-                <w:webHidden/>
-              </w:rPr>
-              <w:tab/>
-            </w:r>
-            <w:r>
-              <w:rPr>
-                <w:noProof/>
-                <w:webHidden/>
-              </w:rPr>
-              <w:fldChar w:fldCharType="begin"/>
-            </w:r>
-            <w:r>
-              <w:rPr>
-                <w:noProof/>
-                <w:webHidden/>
-              </w:rPr>
-              <w:instrText xml:space="preserve"> PAGEREF _Toc226374739 \h </w:instrText>
+              <w:instrText xml:space="preserve"> PAGEREF _Toc226838096 \h </w:instrText>
             </w:r>
             <w:r>
               <w:rPr>
@@ -469,7 +258,7 @@
               <w:lang w:eastAsia="lv-LV"/>
             </w:rPr>
           </w:pPr>
-          <w:hyperlink w:anchor="_Toc226374740" w:history="1">
+          <w:hyperlink w:anchor="_Toc226838097" w:history="1">
             <w:r>
               <w:rPr>
                 <w:rStyle w:val="Hipersaite"/>
@@ -511,77 +300,7 @@
                 <w:noProof/>
                 <w:webHidden/>
               </w:rPr>
-              <w:instrText xml:space="preserve"> PAGEREF _Toc226374740 \h </w:instrText>
-            </w:r>
-            <w:r>
-              <w:rPr>
-                <w:noProof/>
-                <w:webHidden/>
-              </w:rPr>
-            </w:r>
-            <w:r>
-              <w:rPr>
-                <w:noProof/>
-                <w:webHidden/>
-              </w:rPr>
-              <w:fldChar w:fldCharType="separate"/>
-            </w:r>
-            <w:r>
-              <w:rPr>
-                <w:noProof/>
-                <w:webHidden/>
-              </w:rPr>
-              <w:t>4</w:t>
-            </w:r>
-            <w:r>
-              <w:rPr>
-                <w:noProof/>
-                <w:webHidden/>
-              </w:rPr>
-              <w:fldChar w:fldCharType="end"/>
-            </w:r>
-          </w:hyperlink>
-        </w:p>
-        <w:p>
-          <w:pPr>
-            <w:pStyle w:val="Saturs2"/>
-            <w:tabs>
-              <w:tab w:val="right" w:leader="dot" w:pos="9060"/>
-            </w:tabs>
-            <w:rPr>
-              <w:rFonts w:asciiTheme="minorHAnsi" w:eastAsiaTheme="minorEastAsia" w:hAnsiTheme="minorHAnsi"/>
-              <w:noProof/>
-              <w:lang w:eastAsia="lv-LV"/>
-            </w:rPr>
-          </w:pPr>
-          <w:hyperlink w:anchor="_Toc226374741" w:history="1">
-            <w:r>
-              <w:rPr>
-                <w:rStyle w:val="Hipersaite"/>
-                <w:noProof/>
-              </w:rPr>
-              <w:t>1.1 Problēmas izpēte un analīze</w:t>
-            </w:r>
-            <w:r>
-              <w:rPr>
-                <w:noProof/>
-                <w:webHidden/>
-              </w:rPr>
-              <w:tab/>
-            </w:r>
-            <w:r>
-              <w:rPr>
-                <w:noProof/>
-                <w:webHidden/>
-              </w:rPr>
-              <w:fldChar w:fldCharType="begin"/>
-            </w:r>
-            <w:r>
-              <w:rPr>
-                <w:noProof/>
-                <w:webHidden/>
-              </w:rPr>
-              <w:instrText xml:space="preserve"> PAGEREF _Toc226374741 \h </w:instrText>
+              <w:instrText xml:space="preserve"> PAGEREF _Toc226838097 \h </w:instrText>
             </w:r>
             <w:r>
               <w:rPr>
@@ -625,7 +344,7 @@
               <w:lang w:eastAsia="lv-LV"/>
             </w:rPr>
           </w:pPr>
-          <w:hyperlink w:anchor="_Toc226374742" w:history="1">
+          <w:hyperlink w:anchor="_Toc226838098" w:history="1">
             <w:r>
               <w:rPr>
                 <w:rStyle w:val="Hipersaite"/>
@@ -667,7 +386,7 @@
                 <w:noProof/>
                 <w:webHidden/>
               </w:rPr>
-              <w:instrText xml:space="preserve"> PAGEREF _Toc226374742 \h </w:instrText>
+              <w:instrText xml:space="preserve"> PAGEREF _Toc226838098 \h </w:instrText>
             </w:r>
             <w:r>
               <w:rPr>
@@ -711,7 +430,7 @@
               <w:lang w:eastAsia="lv-LV"/>
             </w:rPr>
           </w:pPr>
-          <w:hyperlink w:anchor="_Toc226374743" w:history="1">
+          <w:hyperlink w:anchor="_Toc226838099" w:history="1">
             <w:r>
               <w:rPr>
                 <w:rStyle w:val="Hipersaite"/>
@@ -753,7 +472,7 @@
                 <w:noProof/>
                 <w:webHidden/>
               </w:rPr>
-              <w:instrText xml:space="preserve"> PAGEREF _Toc226374743 \h </w:instrText>
+              <w:instrText xml:space="preserve"> PAGEREF _Toc226838099 \h </w:instrText>
             </w:r>
             <w:r>
               <w:rPr>
@@ -773,7 +492,7 @@
                 <w:noProof/>
                 <w:webHidden/>
               </w:rPr>
-              <w:t>5</w:t>
+              <w:t>6</w:t>
             </w:r>
             <w:r>
               <w:rPr>
@@ -797,7 +516,7 @@
               <w:lang w:eastAsia="lv-LV"/>
             </w:rPr>
           </w:pPr>
-          <w:hyperlink w:anchor="_Toc226374744" w:history="1">
+          <w:hyperlink w:anchor="_Toc226838100" w:history="1">
             <w:r>
               <w:rPr>
                 <w:rStyle w:val="Hipersaite"/>
@@ -839,7 +558,7 @@
                 <w:noProof/>
                 <w:webHidden/>
               </w:rPr>
-              <w:instrText xml:space="preserve"> PAGEREF _Toc226374744 \h </w:instrText>
+              <w:instrText xml:space="preserve"> PAGEREF _Toc226838100 \h </w:instrText>
             </w:r>
             <w:r>
               <w:rPr>
@@ -859,7 +578,7 @@
                 <w:noProof/>
                 <w:webHidden/>
               </w:rPr>
-              <w:t>12</w:t>
+              <w:t>7</w:t>
             </w:r>
             <w:r>
               <w:rPr>
@@ -883,7 +602,7 @@
               <w:lang w:eastAsia="lv-LV"/>
             </w:rPr>
           </w:pPr>
-          <w:hyperlink w:anchor="_Toc226374745" w:history="1">
+          <w:hyperlink w:anchor="_Toc226838101" w:history="1">
             <w:r>
               <w:rPr>
                 <w:rStyle w:val="Hipersaite"/>
@@ -925,7 +644,7 @@
                 <w:noProof/>
                 <w:webHidden/>
               </w:rPr>
-              <w:instrText xml:space="preserve"> PAGEREF _Toc226374745 \h </w:instrText>
+              <w:instrText xml:space="preserve"> PAGEREF _Toc226838101 \h </w:instrText>
             </w:r>
             <w:r>
               <w:rPr>
@@ -945,7 +664,7 @@
                 <w:noProof/>
                 <w:webHidden/>
               </w:rPr>
-              <w:t>13</w:t>
+              <w:t>8</w:t>
             </w:r>
             <w:r>
               <w:rPr>
@@ -968,7 +687,7 @@
               <w:lang w:eastAsia="lv-LV"/>
             </w:rPr>
           </w:pPr>
-          <w:hyperlink w:anchor="_Toc226374746" w:history="1">
+          <w:hyperlink w:anchor="_Toc226838102" w:history="1">
             <w:r>
               <w:rPr>
                 <w:rStyle w:val="Hipersaite"/>
@@ -995,7 +714,7 @@
                 <w:noProof/>
                 <w:webHidden/>
               </w:rPr>
-              <w:instrText xml:space="preserve"> PAGEREF _Toc226374746 \h </w:instrText>
+              <w:instrText xml:space="preserve"> PAGEREF _Toc226838102 \h </w:instrText>
             </w:r>
             <w:r>
               <w:rPr>
@@ -1015,7 +734,7 @@
                 <w:noProof/>
                 <w:webHidden/>
               </w:rPr>
-              <w:t>15</w:t>
+              <w:t>13</w:t>
             </w:r>
             <w:r>
               <w:rPr>
@@ -1038,7 +757,7 @@
               <w:lang w:eastAsia="lv-LV"/>
             </w:rPr>
           </w:pPr>
-          <w:hyperlink w:anchor="_Toc226374747" w:history="1">
+          <w:hyperlink w:anchor="_Toc226838103" w:history="1">
             <w:r>
               <w:rPr>
                 <w:rStyle w:val="Hipersaite"/>
@@ -1065,7 +784,7 @@
                 <w:noProof/>
                 <w:webHidden/>
               </w:rPr>
-              <w:instrText xml:space="preserve"> PAGEREF _Toc226374747 \h </w:instrText>
+              <w:instrText xml:space="preserve"> PAGEREF _Toc226838103 \h </w:instrText>
             </w:r>
             <w:r>
               <w:rPr>
@@ -1085,7 +804,7 @@
                 <w:noProof/>
                 <w:webHidden/>
               </w:rPr>
-              <w:t>16</w:t>
+              <w:t>14</w:t>
             </w:r>
             <w:r>
               <w:rPr>
@@ -1108,7 +827,7 @@
               <w:lang w:eastAsia="lv-LV"/>
             </w:rPr>
           </w:pPr>
-          <w:hyperlink w:anchor="_Toc226374748" w:history="1">
+          <w:hyperlink w:anchor="_Toc226838104" w:history="1">
             <w:r>
               <w:rPr>
                 <w:rStyle w:val="Hipersaite"/>
@@ -1135,7 +854,7 @@
                 <w:noProof/>
                 <w:webHidden/>
               </w:rPr>
-              <w:instrText xml:space="preserve"> PAGEREF _Toc226374748 \h </w:instrText>
+              <w:instrText xml:space="preserve"> PAGEREF _Toc226838104 \h </w:instrText>
             </w:r>
             <w:r>
               <w:rPr>
@@ -1155,7 +874,7 @@
                 <w:noProof/>
                 <w:webHidden/>
               </w:rPr>
-              <w:t>17</w:t>
+              <w:t>15</w:t>
             </w:r>
             <w:r>
               <w:rPr>
@@ -1197,7 +916,7 @@
       <w:pPr>
         <w:pStyle w:val="Virsraksts1"/>
       </w:pPr>
-      <w:bookmarkStart w:id="0" w:name="_Toc226374735"/>
+      <w:bookmarkStart w:id="0" w:name="_Toc226838095"/>
       <w:r>
         <w:lastRenderedPageBreak/>
         <w:t>Ievads</w:t>
@@ -1234,6 +953,8 @@
       <w:r>
         <w:rPr>
           <w:rStyle w:val="Komentraatsauce"/>
+          <w:sz w:val="24"/>
+          <w:szCs w:val="24"/>
         </w:rPr>
         <w:commentReference w:id="1"/>
       </w:r>
@@ -1241,19 +962,101 @@
         <w:t>.</w:t>
       </w:r>
     </w:p>
+    <w:p>
+      <w:r>
+        <w:t>Izglītības iestādēs arī tiek piedāvāti tiešsaistes pakalpojumi, piemēram, skolu tīmekļa lapas (</w:t>
+      </w:r>
+      <w:hyperlink r:id="rId13" w:history="1">
+        <w:r>
+          <w:rPr>
+            <w:rStyle w:val="Hipersaite"/>
+          </w:rPr>
+          <w:t>https://r6vsk.lv/</w:t>
+        </w:r>
+      </w:hyperlink>
+      <w:r>
+        <w:t>), mācību platformas (</w:t>
+      </w:r>
+      <w:hyperlink r:id="rId14" w:history="1">
+        <w:r>
+          <w:rPr>
+            <w:rStyle w:val="Hipersaite"/>
+          </w:rPr>
+          <w:t>https://soma.lv/v2/</w:t>
+        </w:r>
+      </w:hyperlink>
+      <w:r>
+        <w:t xml:space="preserve"> </w:t>
+      </w:r>
+      <w:hyperlink r:id="rId15" w:history="1">
+        <w:r>
+          <w:rPr>
+            <w:rStyle w:val="Hipersaite"/>
+          </w:rPr>
+          <w:t>https://www.uzdevumi.lv/</w:t>
+        </w:r>
+      </w:hyperlink>
+      <w:r>
+        <w:t xml:space="preserve"> </w:t>
+      </w:r>
+      <w:hyperlink r:id="rId16" w:history="1">
+        <w:r>
+          <w:rPr>
+            <w:rStyle w:val="Hipersaite"/>
+          </w:rPr>
+          <w:t>https://skolo.lv</w:t>
+        </w:r>
+      </w:hyperlink>
+      <w:r>
+        <w:t>),  e-žurnāli (</w:t>
+      </w:r>
+      <w:hyperlink r:id="rId17" w:history="1">
+        <w:r>
+          <w:rPr>
+            <w:rStyle w:val="Hipersaite"/>
+          </w:rPr>
+          <w:t>https://www.e-klase.lv/</w:t>
+        </w:r>
+      </w:hyperlink>
+      <w:r>
+        <w:t>) un eksāmenu pieteikumi (</w:t>
+      </w:r>
+      <w:hyperlink r:id="rId18" w:history="1">
+        <w:r>
+          <w:rPr>
+            <w:rStyle w:val="Hipersaite"/>
+          </w:rPr>
+          <w:t>https://eksameni.gov.lv/</w:t>
+        </w:r>
+      </w:hyperlink>
+      <w:r>
+        <w:t>).</w:t>
+      </w:r>
+    </w:p>
+    <w:p>
+      <w:r>
+        <w:t>Tomēr ne visi pakalpojumi cisās skolās ir nodrošināti tiešsaistē, piemēram, konsultāciju pieteikšanās.</w:t>
+      </w:r>
+    </w:p>
     <w:p/>
-    <w:p/>
-    <w:p>
-      <w:bookmarkStart w:id="2" w:name="_Toc226374736"/>
-      <w:r>
-        <w:t>Darba</w:t>
-      </w:r>
-      <w:r>
-        <w:t xml:space="preserve"> mērķis</w:t>
-      </w:r>
-      <w:bookmarkEnd w:id="2"/>
-    </w:p>
-    <w:p>
+    <w:p>
+      <w:pPr>
+        <w:ind w:firstLine="0"/>
+      </w:pPr>
+      <w:r>
+        <w:rPr>
+          <w:b/>
+          <w:bCs/>
+        </w:rPr>
+        <w:t>Darba mērķis</w:t>
+      </w:r>
+      <w:r>
+        <w:rPr>
+          <w:b/>
+          <w:bCs/>
+        </w:rPr>
+        <w:t xml:space="preserve"> - </w:t>
+      </w:r>
       <w:r>
         <w:t>Konsultācijas tīmekļa lapas izstrāde</w:t>
       </w:r>
@@ -1265,11 +1068,28 @@
       </w:r>
     </w:p>
     <w:p>
-      <w:bookmarkStart w:id="3" w:name="_Toc226374737"/>
-      <w:r>
+      <w:pPr>
+        <w:ind w:firstLine="0"/>
+        <w:rPr>
+          <w:b/>
+          <w:bCs/>
+        </w:rPr>
+      </w:pPr>
+    </w:p>
+    <w:p>
+      <w:pPr>
+        <w:rPr>
+          <w:b/>
+          <w:bCs/>
+        </w:rPr>
+      </w:pPr>
+      <w:r>
+        <w:rPr>
+          <w:b/>
+          <w:bCs/>
+        </w:rPr>
         <w:t>Darba uzdevumi</w:t>
       </w:r>
-      <w:bookmarkEnd w:id="3"/>
     </w:p>
     <w:p>
       <w:pPr>
@@ -1344,13 +1164,25 @@
       </w:r>
     </w:p>
     <w:p>
-      <w:bookmarkStart w:id="4" w:name="_Toc226374738"/>
-      <w:r>
+      <w:pPr>
+        <w:ind w:firstLine="0"/>
+      </w:pPr>
+    </w:p>
+    <w:p>
+      <w:pPr>
+        <w:rPr>
+          <w:b/>
+          <w:bCs/>
+        </w:rPr>
+      </w:pPr>
+      <w:r>
+        <w:rPr>
+          <w:b/>
+          <w:bCs/>
+        </w:rPr>
         <w:t>Caurviju prasmes</w:t>
       </w:r>
-      <w:bookmarkEnd w:id="4"/>
-    </w:p>
-    <w:p/>
+    </w:p>
     <w:p>
       <w:pPr>
         <w:pStyle w:val="Sarakstarindkopa"/>
@@ -1486,14 +1318,14 @@
       <w:pPr>
         <w:pStyle w:val="Virsraksts2"/>
       </w:pPr>
-      <w:bookmarkStart w:id="5" w:name="_Toc226374739"/>
+      <w:bookmarkStart w:id="2" w:name="_Toc226838096"/>
       <w:r>
         <w:t xml:space="preserve">Jēdzienu </w:t>
       </w:r>
-      <w:bookmarkEnd w:id="5"/>
       <w:r>
         <w:t>skaidrojums</w:t>
       </w:r>
+      <w:bookmarkEnd w:id="2"/>
     </w:p>
     <w:p/>
     <w:p>
@@ -1556,6 +1388,7 @@
           <w:b/>
           <w:bCs/>
         </w:rPr>
+        <w:lastRenderedPageBreak/>
         <w:t>Autorizācija</w:t>
       </w:r>
       <w:r>
@@ -1619,7 +1452,6 @@
           <w:b/>
           <w:bCs/>
         </w:rPr>
-        <w:lastRenderedPageBreak/>
         <w:t>Front-end</w:t>
       </w:r>
       <w:r>
@@ -1943,11 +1775,11 @@
           <w:numId w:val="8"/>
         </w:numPr>
       </w:pPr>
-      <w:bookmarkStart w:id="6" w:name="_Toc226374740"/>
+      <w:bookmarkStart w:id="3" w:name="_Toc226838097"/>
       <w:r>
         <w:t>Pētāmā problēma</w:t>
       </w:r>
-      <w:bookmarkEnd w:id="6"/>
+      <w:bookmarkEnd w:id="3"/>
     </w:p>
     <w:p>
       <w:r>
@@ -1989,16 +1821,18 @@
       <w:r>
         <w:t xml:space="preserve"> Tādēļ pastāv nepieciešamība izstrādāt pārdomātu konsultāciju tīmekļa lapas dizaina risinājumu, kas uzlabotu lietotāja pieredzi un nodrošinātu ērtu piekļuvi konsultāciju </w:t>
       </w:r>
-      <w:commentRangeStart w:id="7"/>
+      <w:commentRangeStart w:id="4"/>
       <w:r>
         <w:t>pakalpojumiem</w:t>
       </w:r>
-      <w:commentRangeEnd w:id="7"/>
+      <w:commentRangeEnd w:id="4"/>
       <w:r>
         <w:rPr>
           <w:rStyle w:val="Komentraatsauce"/>
+          <w:sz w:val="24"/>
+          <w:szCs w:val="24"/>
         </w:rPr>
-        <w:commentReference w:id="7"/>
+        <w:commentReference w:id="4"/>
       </w:r>
       <w:r>
         <w:t>.</w:t>
@@ -2006,29 +1840,8 @@
       <w:r>
         <w:t xml:space="preserve"> </w:t>
       </w:r>
-    </w:p>
-    <w:p/>
-    <w:p>
-      <w:pPr>
-        <w:pStyle w:val="Virsraksts2"/>
-      </w:pPr>
-      <w:bookmarkStart w:id="8" w:name="_Toc226374741"/>
-      <w:commentRangeStart w:id="9"/>
-      <w:r>
-        <w:t xml:space="preserve">1.1 </w:t>
-      </w:r>
-      <w:r>
-        <w:t>Problēmas izpēte un analīze</w:t>
-      </w:r>
-      <w:bookmarkEnd w:id="8"/>
-      <w:commentRangeEnd w:id="9"/>
-      <w:r>
-        <w:rPr>
-          <w:rStyle w:val="Komentraatsauce"/>
-          <w:rFonts w:eastAsiaTheme="minorHAnsi" w:cstheme="minorBidi"/>
-          <w:b w:val="0"/>
-        </w:rPr>
-        <w:commentReference w:id="9"/>
+      <w:r>
+        <w:t>Lai to paveiktu, jāveic vajadzību un paradumu izpēte.</w:t>
       </w:r>
     </w:p>
     <w:p>
@@ -2036,7 +1849,11 @@
         <w:ind w:firstLine="720"/>
       </w:pPr>
       <w:r>
-        <w:t>Kā pētījuma metode tika izvēlēta aptauja, jo tā nodrošina iespēju īsā laikā iegūt reprezentatīvus datus no abām mērķauditorijas grupām – skolēniem un skolotājiem. Aptaujas dati sniedza objektīvu pamatojumu izstrādājamās sistēmas funkcionālajām prasībām un apstiprināja pētāmās problēmas aktualitāti.</w:t>
+        <w:t xml:space="preserve">Kā pētījuma metode tika izvēlēta aptauja, jo tā nodrošina iespēju īsā laikā iegūt reprezentatīvus datus no abām mērķauditorijas grupām – skolēniem un skolotājiem. Aptaujas </w:t>
+      </w:r>
+      <w:r>
+        <w:lastRenderedPageBreak/>
+        <w:t>dati sniedza objektīvu pamatojumu izstrādājamās sistēmas funkcionālajām prasībām un apstiprināja pētāmās problēmas aktualitāti.</w:t>
       </w:r>
     </w:p>
     <w:p>
@@ -2044,7 +1861,13 @@
         <w:ind w:firstLine="0"/>
       </w:pPr>
       <w:r>
-        <w:t>Skolēnu dotajās atbildēs (28) norāda nepieciešamību pēc moderna risinājuma:</w:t>
+        <w:t>Skolēnu dotajās atbildēs (</w:t>
+      </w:r>
+      <w:r>
+        <w:t>39</w:t>
+      </w:r>
+      <w:r>
+        <w:t>) norāda nepieciešamību pēc moderna risinājuma:</w:t>
       </w:r>
     </w:p>
     <w:p>
@@ -2071,7 +1894,6 @@
         </w:numPr>
       </w:pPr>
       <w:r>
-        <w:lastRenderedPageBreak/>
         <w:t>59% respondenti norādīja, ka būtu gatavi izmantot digitalizētu risinājumu</w:t>
       </w:r>
       <w:r>
@@ -2150,6 +1972,12 @@
         <w:t xml:space="preserve"> </w:t>
       </w:r>
     </w:p>
+    <w:p/>
+    <w:p>
+      <w:r>
+        <w:t>Pēc mērķauditorijas izpētes var secināt, ka gan skolotāji, gan skolēni būtu gatavi izmantot digitalizētu risinājumu, kas atrisinātu vairākas problēmas – skolēnu nepieteikšanos uz konsultāciju, mazāku skolotāju slogu sarunājot konsultāciju laikus un konsultācijas mērķi, lai skolotājs var priekšlaicīgi sagatavot materiālus.</w:t>
+      </w:r>
+    </w:p>
     <w:p>
       <w:pPr>
         <w:ind w:firstLine="0"/>
@@ -2163,11 +1991,11 @@
           <w:numId w:val="8"/>
         </w:numPr>
       </w:pPr>
-      <w:bookmarkStart w:id="10" w:name="_Toc226374742"/>
+      <w:bookmarkStart w:id="5" w:name="_Toc226838098"/>
       <w:r>
         <w:t>Programatūras prasību specifikācija</w:t>
       </w:r>
-      <w:bookmarkEnd w:id="10"/>
+      <w:bookmarkEnd w:id="5"/>
     </w:p>
     <w:p>
       <w:pPr>
@@ -2219,19 +2047,11 @@
       <w:r>
         <w:t xml:space="preserve">Autorizācija: </w:t>
       </w:r>
-      <w:commentRangeStart w:id="11"/>
-      <w:r>
-        <w:t xml:space="preserve">šifrētas </w:t>
-      </w:r>
-      <w:commentRangeEnd w:id="11"/>
-      <w:r>
-        <w:rPr>
-          <w:rStyle w:val="Komentraatsauce"/>
-        </w:rPr>
-        <w:commentReference w:id="11"/>
-      </w:r>
-      <w:r>
-        <w:t>paroles, unikāli lietotājvārdi</w:t>
+      <w:r>
+        <w:t>paroles jaukšana (hashing)</w:t>
+      </w:r>
+      <w:r>
+        <w:t>, unikāli lietotājvārdi</w:t>
       </w:r>
       <w:r>
         <w:t>,</w:t>
@@ -2239,19 +2059,8 @@
       <w:r>
         <w:t xml:space="preserve"> iekšējie sistēmas procesi, </w:t>
       </w:r>
-      <w:commentRangeStart w:id="12"/>
-      <w:r>
-        <w:t>lai nevar “injekcēt” datubāzes datus</w:t>
-      </w:r>
-      <w:commentRangeEnd w:id="12"/>
-      <w:r>
-        <w:rPr>
-          <w:rStyle w:val="Komentraatsauce"/>
-        </w:rPr>
-        <w:commentReference w:id="12"/>
-      </w:r>
-      <w:r>
-        <w:t>,</w:t>
+      <w:r>
+        <w:t>piemēram, nodrošināt pret “inject”.</w:t>
       </w:r>
     </w:p>
     <w:p>
@@ -2288,12 +2097,26 @@
         </w:tabs>
         <w:ind w:firstLine="0"/>
       </w:pPr>
-      <w:commentRangeStart w:id="13"/>
+      <w:commentRangeStart w:id="6"/>
       <w:r>
         <w:t>Programmatūras risinājuma l</w:t>
       </w:r>
       <w:r>
         <w:t>icence: MIT licence, lai kods ir pieejams un aizstāv autortiesības.</w:t>
+      </w:r>
+      <w:r>
+        <w:t xml:space="preserve"> (</w:t>
+      </w:r>
+      <w:hyperlink r:id="rId19" w:history="1">
+        <w:r>
+          <w:rPr>
+            <w:rStyle w:val="Hipersaite"/>
+          </w:rPr>
+          <w:t>https://memgraph.com/blog/what-is-mit-license</w:t>
+        </w:r>
+      </w:hyperlink>
+      <w:r>
+        <w:t xml:space="preserve">) </w:t>
       </w:r>
     </w:p>
     <w:p>
@@ -2303,614 +2126,39 @@
         </w:tabs>
         <w:ind w:firstLine="0"/>
       </w:pPr>
-      <w:commentRangeStart w:id="14"/>
+      <w:commentRangeStart w:id="7"/>
       <w:r>
         <w:t>!!</w:t>
       </w:r>
       <w:r>
         <w:t xml:space="preserve"> </w:t>
       </w:r>
-      <w:commentRangeEnd w:id="13"/>
+      <w:commentRangeEnd w:id="6"/>
       <w:r>
         <w:rPr>
           <w:rStyle w:val="Komentraatsauce"/>
+          <w:noProof/>
+          <w:sz w:val="24"/>
+          <w:szCs w:val="24"/>
         </w:rPr>
-        <w:commentReference w:id="13"/>
-      </w:r>
-      <w:commentRangeEnd w:id="14"/>
+        <w:commentReference w:id="6"/>
+      </w:r>
+      <w:commentRangeEnd w:id="7"/>
       <w:r>
         <w:rPr>
           <w:rStyle w:val="Komentraatsauce"/>
+          <w:noProof/>
+          <w:sz w:val="24"/>
+          <w:szCs w:val="24"/>
         </w:rPr>
-        <w:commentReference w:id="14"/>
-      </w:r>
-    </w:p>
-    <w:p>
-      <w:pPr>
-        <w:tabs>
-          <w:tab w:val="right" w:pos="9070"/>
-        </w:tabs>
-        <w:ind w:firstLine="0"/>
-      </w:pPr>
-      <w:commentRangeStart w:id="15"/>
-      <w:r>
-        <w:t>!!!</w:t>
-      </w:r>
-      <w:commentRangeEnd w:id="15"/>
-      <w:r>
-        <w:rPr>
-          <w:rStyle w:val="Komentraatsauce"/>
-        </w:rPr>
-        <w:commentReference w:id="15"/>
-      </w:r>
-    </w:p>
-    <w:p>
-      <w:pPr>
-        <w:tabs>
-          <w:tab w:val="right" w:pos="9070"/>
-        </w:tabs>
-        <w:ind w:firstLine="0"/>
-      </w:pPr>
-      <w:commentRangeStart w:id="16"/>
-      <w:r>
-        <w:t>!!!</w:t>
-      </w:r>
-      <w:commentRangeEnd w:id="16"/>
-      <w:r>
-        <w:rPr>
-          <w:rStyle w:val="Komentraatsauce"/>
-        </w:rPr>
-        <w:commentReference w:id="16"/>
-      </w:r>
-    </w:p>
-    <w:p>
-      <w:pPr>
-        <w:tabs>
-          <w:tab w:val="right" w:pos="9070"/>
-        </w:tabs>
-        <w:ind w:firstLine="0"/>
-      </w:pPr>
-      <w:commentRangeStart w:id="17"/>
-      <w:r>
-        <w:t>!!!</w:t>
-      </w:r>
-      <w:r>
-        <w:tab/>
-      </w:r>
-      <w:commentRangeEnd w:id="17"/>
-      <w:r>
-        <w:rPr>
-          <w:rStyle w:val="Komentraatsauce"/>
-        </w:rPr>
-        <w:commentReference w:id="17"/>
-      </w:r>
-    </w:p>
-    <w:p>
-      <w:pPr>
-        <w:pStyle w:val="Virsraksts1"/>
-        <w:numPr>
-          <w:ilvl w:val="0"/>
-          <w:numId w:val="8"/>
-        </w:numPr>
-      </w:pPr>
-      <w:bookmarkStart w:id="18" w:name="_Toc226374743"/>
-      <w:r>
-        <w:t>Programmatūras izstrādes plāns</w:t>
-      </w:r>
-      <w:bookmarkEnd w:id="18"/>
-    </w:p>
-    <w:p>
-      <w:r>
-        <w:t xml:space="preserve">Projekts tika veidots pēc Agile jeb Spējā programmatūras izstrādes principiem, jo tas ļauj elastīgi pielāgoties programmas funkcionalitātei pievienojot jaunas funkcijas, kas ļauj nepārtraukti testēt tās </w:t>
-      </w:r>
-      <w:commentRangeStart w:id="19"/>
-      <w:r>
-        <w:t>funkcionalitāti</w:t>
-      </w:r>
-      <w:commentRangeEnd w:id="19"/>
-      <w:r>
-        <w:rPr>
-          <w:rStyle w:val="Komentraatsauce"/>
-        </w:rPr>
-        <w:commentReference w:id="19"/>
-      </w:r>
-      <w:r>
-        <w:t xml:space="preserve">. </w:t>
-      </w:r>
-    </w:p>
-    <w:p/>
-    <w:p>
-      <w:pPr>
-        <w:pStyle w:val="Parakstszemobjekta"/>
-        <w:ind w:firstLine="0"/>
-      </w:pPr>
-    </w:p>
-    <w:p>
-      <w:pPr>
-        <w:keepNext/>
-      </w:pPr>
+        <w:commentReference w:id="7"/>
+      </w:r>
       <w:r>
         <w:rPr>
           <w:noProof/>
         </w:rPr>
         <w:drawing>
-          <wp:inline distT="0" distB="0" distL="0" distR="0" wp14:anchorId="55F1F969" wp14:editId="379792BF">
-            <wp:extent cx="5759450" cy="1167130"/>
-            <wp:effectExtent l="0" t="0" r="0" b="0"/>
-            <wp:docPr id="1256340586" name="Attēls 1"/>
-            <wp:cNvGraphicFramePr>
-              <a:graphicFrameLocks xmlns:a="http://schemas.openxmlformats.org/drawingml/2006/main" noChangeAspect="1"/>
-            </wp:cNvGraphicFramePr>
-            <a:graphic xmlns:a="http://schemas.openxmlformats.org/drawingml/2006/main">
-              <a:graphicData uri="http://schemas.openxmlformats.org/drawingml/2006/picture">
-                <pic:pic xmlns:pic="http://schemas.openxmlformats.org/drawingml/2006/picture">
-                  <pic:nvPicPr>
-                    <pic:cNvPr id="1256340586" name=""/>
-                    <pic:cNvPicPr/>
-                  </pic:nvPicPr>
-                  <pic:blipFill>
-                    <a:blip r:embed="rId13"/>
-                    <a:stretch>
-                      <a:fillRect/>
-                    </a:stretch>
-                  </pic:blipFill>
-                  <pic:spPr>
-                    <a:xfrm>
-                      <a:off x="0" y="0"/>
-                      <a:ext cx="5759450" cy="1167130"/>
-                    </a:xfrm>
-                    <a:prstGeom prst="rect">
-                      <a:avLst/>
-                    </a:prstGeom>
-                  </pic:spPr>
-                </pic:pic>
-              </a:graphicData>
-            </a:graphic>
-          </wp:inline>
-        </w:drawing>
-      </w:r>
-    </w:p>
-    <w:p>
-      <w:pPr>
-        <w:pStyle w:val="Parakstszemobjekta"/>
-      </w:pPr>
-      <w:r>
-        <w:fldChar w:fldCharType="begin"/>
-      </w:r>
-      <w:r>
-        <w:instrText xml:space="preserve"> SEQ Ilustrācija \* ARABIC </w:instrText>
-      </w:r>
-      <w:r>
-        <w:fldChar w:fldCharType="separate"/>
-      </w:r>
-      <w:r>
-        <w:rPr>
-          <w:noProof/>
-        </w:rPr>
-        <w:t>1</w:t>
-      </w:r>
-      <w:r>
-        <w:rPr>
-          <w:noProof/>
-        </w:rPr>
-        <w:fldChar w:fldCharType="end"/>
-      </w:r>
-      <w:r>
-        <w:t>. attēls – izstrādes plāns</w:t>
-      </w:r>
-    </w:p>
-    <w:p>
-      <w:pPr>
-        <w:keepNext/>
-      </w:pPr>
-      <w:r>
-        <w:rPr>
-          <w:noProof/>
-        </w:rPr>
-        <w:lastRenderedPageBreak/>
-        <w:drawing>
-          <wp:inline distT="0" distB="0" distL="0" distR="0" wp14:anchorId="28F2FB34" wp14:editId="6FB792FF">
-            <wp:extent cx="5759450" cy="2367280"/>
-            <wp:effectExtent l="0" t="0" r="0" b="0"/>
-            <wp:docPr id="1005712330" name="Attēls 1"/>
-            <wp:cNvGraphicFramePr>
-              <a:graphicFrameLocks xmlns:a="http://schemas.openxmlformats.org/drawingml/2006/main" noChangeAspect="1"/>
-            </wp:cNvGraphicFramePr>
-            <a:graphic xmlns:a="http://schemas.openxmlformats.org/drawingml/2006/main">
-              <a:graphicData uri="http://schemas.openxmlformats.org/drawingml/2006/picture">
-                <pic:pic xmlns:pic="http://schemas.openxmlformats.org/drawingml/2006/picture">
-                  <pic:nvPicPr>
-                    <pic:cNvPr id="1005712330" name=""/>
-                    <pic:cNvPicPr/>
-                  </pic:nvPicPr>
-                  <pic:blipFill>
-                    <a:blip r:embed="rId14"/>
-                    <a:stretch>
-                      <a:fillRect/>
-                    </a:stretch>
-                  </pic:blipFill>
-                  <pic:spPr>
-                    <a:xfrm>
-                      <a:off x="0" y="0"/>
-                      <a:ext cx="5759450" cy="2367280"/>
-                    </a:xfrm>
-                    <a:prstGeom prst="rect">
-                      <a:avLst/>
-                    </a:prstGeom>
-                  </pic:spPr>
-                </pic:pic>
-              </a:graphicData>
-            </a:graphic>
-          </wp:inline>
-        </w:drawing>
-      </w:r>
-    </w:p>
-    <w:p>
-      <w:pPr>
-        <w:pStyle w:val="Parakstszemobjekta"/>
-      </w:pPr>
-      <w:r>
-        <w:fldChar w:fldCharType="begin"/>
-      </w:r>
-      <w:r>
-        <w:instrText xml:space="preserve"> SEQ Ilustrācija \* ARABIC </w:instrText>
-      </w:r>
-      <w:r>
-        <w:fldChar w:fldCharType="separate"/>
-      </w:r>
-      <w:r>
-        <w:rPr>
-          <w:noProof/>
-        </w:rPr>
-        <w:t>2</w:t>
-      </w:r>
-      <w:r>
-        <w:rPr>
-          <w:noProof/>
-        </w:rPr>
-        <w:fldChar w:fldCharType="end"/>
-      </w:r>
-      <w:r>
-        <w:t>. attēls – dokumentācijas izstrāde</w:t>
-      </w:r>
-    </w:p>
-    <w:p>
-      <w:pPr>
-        <w:keepNext/>
-      </w:pPr>
-    </w:p>
-    <w:p/>
-    <w:p>
-      <w:pPr>
-        <w:keepNext/>
-      </w:pPr>
-      <w:r>
-        <w:rPr>
-          <w:noProof/>
-        </w:rPr>
-        <w:drawing>
-          <wp:inline distT="0" distB="0" distL="0" distR="0" wp14:anchorId="1832D4EE" wp14:editId="1BAF62E9">
-            <wp:extent cx="5759450" cy="2887345"/>
-            <wp:effectExtent l="0" t="0" r="0" b="8255"/>
-            <wp:docPr id="841821037" name="Attēls 1"/>
-            <wp:cNvGraphicFramePr>
-              <a:graphicFrameLocks xmlns:a="http://schemas.openxmlformats.org/drawingml/2006/main" noChangeAspect="1"/>
-            </wp:cNvGraphicFramePr>
-            <a:graphic xmlns:a="http://schemas.openxmlformats.org/drawingml/2006/main">
-              <a:graphicData uri="http://schemas.openxmlformats.org/drawingml/2006/picture">
-                <pic:pic xmlns:pic="http://schemas.openxmlformats.org/drawingml/2006/picture">
-                  <pic:nvPicPr>
-                    <pic:cNvPr id="841821037" name=""/>
-                    <pic:cNvPicPr/>
-                  </pic:nvPicPr>
-                  <pic:blipFill>
-                    <a:blip r:embed="rId15"/>
-                    <a:stretch>
-                      <a:fillRect/>
-                    </a:stretch>
-                  </pic:blipFill>
-                  <pic:spPr>
-                    <a:xfrm>
-                      <a:off x="0" y="0"/>
-                      <a:ext cx="5759450" cy="2887345"/>
-                    </a:xfrm>
-                    <a:prstGeom prst="rect">
-                      <a:avLst/>
-                    </a:prstGeom>
-                  </pic:spPr>
-                </pic:pic>
-              </a:graphicData>
-            </a:graphic>
-          </wp:inline>
-        </w:drawing>
-      </w:r>
-    </w:p>
-    <w:p>
-      <w:pPr>
-        <w:pStyle w:val="Parakstszemobjekta"/>
-      </w:pPr>
-      <w:r>
-        <w:fldChar w:fldCharType="begin"/>
-      </w:r>
-      <w:r>
-        <w:instrText xml:space="preserve"> SEQ Ilustrācija \* ARABIC </w:instrText>
-      </w:r>
-      <w:r>
-        <w:fldChar w:fldCharType="separate"/>
-      </w:r>
-      <w:r>
-        <w:rPr>
-          <w:noProof/>
-        </w:rPr>
-        <w:t>3</w:t>
-      </w:r>
-      <w:r>
-        <w:rPr>
-          <w:noProof/>
-        </w:rPr>
-        <w:fldChar w:fldCharType="end"/>
-      </w:r>
-      <w:r>
-        <w:t>. attēls - vienībtestēšana</w:t>
-      </w:r>
-    </w:p>
-    <w:p/>
-    <w:p>
-      <w:pPr>
-        <w:keepNext/>
-      </w:pPr>
-      <w:r>
-        <w:rPr>
-          <w:noProof/>
-        </w:rPr>
-        <w:drawing>
-          <wp:inline distT="0" distB="0" distL="0" distR="0" wp14:anchorId="064B59A4" wp14:editId="5B734D2D">
-            <wp:extent cx="5759450" cy="2192655"/>
-            <wp:effectExtent l="0" t="0" r="0" b="0"/>
-            <wp:docPr id="1221676532" name="Attēls 1"/>
-            <wp:cNvGraphicFramePr>
-              <a:graphicFrameLocks xmlns:a="http://schemas.openxmlformats.org/drawingml/2006/main" noChangeAspect="1"/>
-            </wp:cNvGraphicFramePr>
-            <a:graphic xmlns:a="http://schemas.openxmlformats.org/drawingml/2006/main">
-              <a:graphicData uri="http://schemas.openxmlformats.org/drawingml/2006/picture">
-                <pic:pic xmlns:pic="http://schemas.openxmlformats.org/drawingml/2006/picture">
-                  <pic:nvPicPr>
-                    <pic:cNvPr id="1221676532" name=""/>
-                    <pic:cNvPicPr/>
-                  </pic:nvPicPr>
-                  <pic:blipFill>
-                    <a:blip r:embed="rId16"/>
-                    <a:stretch>
-                      <a:fillRect/>
-                    </a:stretch>
-                  </pic:blipFill>
-                  <pic:spPr>
-                    <a:xfrm>
-                      <a:off x="0" y="0"/>
-                      <a:ext cx="5759450" cy="2192655"/>
-                    </a:xfrm>
-                    <a:prstGeom prst="rect">
-                      <a:avLst/>
-                    </a:prstGeom>
-                  </pic:spPr>
-                </pic:pic>
-              </a:graphicData>
-            </a:graphic>
-          </wp:inline>
-        </w:drawing>
-      </w:r>
-    </w:p>
-    <w:p>
-      <w:pPr>
-        <w:pStyle w:val="Parakstszemobjekta"/>
-      </w:pPr>
-      <w:r>
-        <w:fldChar w:fldCharType="begin"/>
-      </w:r>
-      <w:r>
-        <w:instrText xml:space="preserve"> SEQ Ilustrācija \* ARABIC </w:instrText>
-      </w:r>
-      <w:r>
-        <w:fldChar w:fldCharType="separate"/>
-      </w:r>
-      <w:r>
-        <w:rPr>
-          <w:noProof/>
-        </w:rPr>
-        <w:t>4</w:t>
-      </w:r>
-      <w:r>
-        <w:rPr>
-          <w:noProof/>
-        </w:rPr>
-        <w:fldChar w:fldCharType="end"/>
-      </w:r>
-      <w:r>
-        <w:t>. attēls – problēmas izpēte</w:t>
-      </w:r>
-    </w:p>
-    <w:p/>
-    <w:p>
-      <w:pPr>
-        <w:keepNext/>
-      </w:pPr>
-      <w:r>
-        <w:rPr>
-          <w:noProof/>
-        </w:rPr>
-        <w:drawing>
-          <wp:inline distT="0" distB="0" distL="0" distR="0" wp14:anchorId="1C08D32F" wp14:editId="7652B978">
-            <wp:extent cx="5759450" cy="4966970"/>
-            <wp:effectExtent l="0" t="0" r="0" b="5080"/>
-            <wp:docPr id="1814621449" name="Attēls 1"/>
-            <wp:cNvGraphicFramePr>
-              <a:graphicFrameLocks xmlns:a="http://schemas.openxmlformats.org/drawingml/2006/main" noChangeAspect="1"/>
-            </wp:cNvGraphicFramePr>
-            <a:graphic xmlns:a="http://schemas.openxmlformats.org/drawingml/2006/main">
-              <a:graphicData uri="http://schemas.openxmlformats.org/drawingml/2006/picture">
-                <pic:pic xmlns:pic="http://schemas.openxmlformats.org/drawingml/2006/picture">
-                  <pic:nvPicPr>
-                    <pic:cNvPr id="1814621449" name=""/>
-                    <pic:cNvPicPr/>
-                  </pic:nvPicPr>
-                  <pic:blipFill>
-                    <a:blip r:embed="rId17"/>
-                    <a:stretch>
-                      <a:fillRect/>
-                    </a:stretch>
-                  </pic:blipFill>
-                  <pic:spPr>
-                    <a:xfrm>
-                      <a:off x="0" y="0"/>
-                      <a:ext cx="5759450" cy="4966970"/>
-                    </a:xfrm>
-                    <a:prstGeom prst="rect">
-                      <a:avLst/>
-                    </a:prstGeom>
-                  </pic:spPr>
-                </pic:pic>
-              </a:graphicData>
-            </a:graphic>
-          </wp:inline>
-        </w:drawing>
-      </w:r>
-    </w:p>
-    <w:p>
-      <w:pPr>
-        <w:pStyle w:val="Parakstszemobjekta"/>
-      </w:pPr>
-      <w:r>
-        <w:fldChar w:fldCharType="begin"/>
-      </w:r>
-      <w:r>
-        <w:instrText xml:space="preserve"> SE</w:instrText>
-      </w:r>
-      <w:r>
-        <w:instrText xml:space="preserve">Q Ilustrācija \* ARABIC </w:instrText>
-      </w:r>
-      <w:r>
-        <w:fldChar w:fldCharType="separate"/>
-      </w:r>
-      <w:r>
-        <w:rPr>
-          <w:noProof/>
-        </w:rPr>
-        <w:t>5</w:t>
-      </w:r>
-      <w:r>
-        <w:rPr>
-          <w:noProof/>
-        </w:rPr>
-        <w:fldChar w:fldCharType="end"/>
-      </w:r>
-      <w:r>
-        <w:t>. attēls – programmatūras specifikācija</w:t>
-      </w:r>
-    </w:p>
-    <w:p/>
-    <w:p>
-      <w:pPr>
-        <w:keepNext/>
-      </w:pPr>
-      <w:r>
-        <w:rPr>
-          <w:noProof/>
-        </w:rPr>
-        <w:lastRenderedPageBreak/>
-        <w:drawing>
-          <wp:inline distT="0" distB="0" distL="0" distR="0" wp14:anchorId="777B91BC" wp14:editId="554E017D">
-            <wp:extent cx="5759450" cy="6351905"/>
-            <wp:effectExtent l="0" t="0" r="0" b="0"/>
-            <wp:docPr id="801433132" name="Attēls 1"/>
-            <wp:cNvGraphicFramePr>
-              <a:graphicFrameLocks xmlns:a="http://schemas.openxmlformats.org/drawingml/2006/main" noChangeAspect="1"/>
-            </wp:cNvGraphicFramePr>
-            <a:graphic xmlns:a="http://schemas.openxmlformats.org/drawingml/2006/main">
-              <a:graphicData uri="http://schemas.openxmlformats.org/drawingml/2006/picture">
-                <pic:pic xmlns:pic="http://schemas.openxmlformats.org/drawingml/2006/picture">
-                  <pic:nvPicPr>
-                    <pic:cNvPr id="801433132" name=""/>
-                    <pic:cNvPicPr/>
-                  </pic:nvPicPr>
-                  <pic:blipFill>
-                    <a:blip r:embed="rId18"/>
-                    <a:stretch>
-                      <a:fillRect/>
-                    </a:stretch>
-                  </pic:blipFill>
-                  <pic:spPr>
-                    <a:xfrm>
-                      <a:off x="0" y="0"/>
-                      <a:ext cx="5759450" cy="6351905"/>
-                    </a:xfrm>
-                    <a:prstGeom prst="rect">
-                      <a:avLst/>
-                    </a:prstGeom>
-                  </pic:spPr>
-                </pic:pic>
-              </a:graphicData>
-            </a:graphic>
-          </wp:inline>
-        </w:drawing>
-      </w:r>
-    </w:p>
-    <w:p>
-      <w:pPr>
-        <w:pStyle w:val="Parakstszemobjekta"/>
-      </w:pPr>
-      <w:r>
-        <w:fldChar w:fldCharType="begin"/>
-      </w:r>
-      <w:r>
-        <w:instrText xml:space="preserve"> SEQ Ilustrācija \* ARABIC </w:instrText>
-      </w:r>
-      <w:r>
-        <w:fldChar w:fldCharType="separate"/>
-      </w:r>
-      <w:r>
-        <w:rPr>
-          <w:noProof/>
-        </w:rPr>
-        <w:t>6</w:t>
-      </w:r>
-      <w:r>
-        <w:rPr>
-          <w:noProof/>
-        </w:rPr>
-        <w:fldChar w:fldCharType="end"/>
-      </w:r>
-      <w:r>
-        <w:t>. attēls- tehniskā specifikācija</w:t>
-      </w:r>
-    </w:p>
-    <w:p/>
-    <w:p>
-      <w:pPr>
-        <w:keepNext/>
-      </w:pPr>
-      <w:commentRangeStart w:id="20"/>
-      <w:r>
-        <w:lastRenderedPageBreak/>
-        <w:t>!</w:t>
-      </w:r>
-      <w:commentRangeEnd w:id="20"/>
-      <w:r>
-        <w:rPr>
-          <w:rStyle w:val="Komentraatsauce"/>
-        </w:rPr>
-        <w:commentReference w:id="20"/>
-      </w:r>
-    </w:p>
-    <w:p>
-      <w:pPr>
-        <w:keepNext/>
-      </w:pPr>
-      <w:r>
-        <w:rPr>
-          <w:noProof/>
-        </w:rPr>
-        <w:drawing>
-          <wp:inline distT="0" distB="0" distL="0" distR="0" wp14:anchorId="7AFD1080" wp14:editId="2FC31448">
+          <wp:inline distT="0" distB="0" distL="0" distR="0" wp14:anchorId="03A3DF40" wp14:editId="20D23FCD">
             <wp:extent cx="5759450" cy="2060575"/>
             <wp:effectExtent l="0" t="0" r="0" b="0"/>
             <wp:docPr id="1555993791" name="Attēls 1"/>
@@ -2925,7 +2173,7 @@
                     <pic:cNvPicPr/>
                   </pic:nvPicPr>
                   <pic:blipFill>
-                    <a:blip r:embed="rId19"/>
+                    <a:blip r:embed="rId20"/>
                     <a:stretch>
                       <a:fillRect/>
                     </a:stretch>
@@ -2948,444 +2196,117 @@
     </w:p>
     <w:p>
       <w:pPr>
-        <w:pStyle w:val="Parakstszemobjekta"/>
-      </w:pPr>
-      <w:r>
-        <w:fldChar w:fldCharType="begin"/>
-      </w:r>
-      <w:r>
-        <w:instrText xml:space="preserve"> SEQ Ilustrācija \* ARABIC </w:instrText>
-      </w:r>
-      <w:r>
-        <w:fldChar w:fldCharType="separate"/>
-      </w:r>
-      <w:r>
-        <w:rPr>
-          <w:noProof/>
-        </w:rPr>
-        <w:t>7</w:t>
-      </w:r>
-      <w:r>
-        <w:rPr>
-          <w:noProof/>
-        </w:rPr>
-        <w:fldChar w:fldCharType="end"/>
-      </w:r>
-      <w:r>
-        <w:t>. attēls - procesu plūsma</w:t>
-      </w:r>
-    </w:p>
-    <w:p>
-      <w:commentRangeStart w:id="21"/>
-      <w:r>
-        <w:t>Saskarnes skices:</w:t>
-      </w:r>
-      <w:commentRangeEnd w:id="21"/>
-      <w:r>
-        <w:rPr>
-          <w:rStyle w:val="Komentraatsauce"/>
-        </w:rPr>
-        <w:commentReference w:id="21"/>
-      </w:r>
-    </w:p>
-    <w:p>
-      <w:pPr>
-        <w:keepNext/>
-      </w:pPr>
+        <w:tabs>
+          <w:tab w:val="right" w:pos="9070"/>
+        </w:tabs>
+        <w:ind w:firstLine="0"/>
+      </w:pPr>
+      <w:r>
+        <w:lastRenderedPageBreak/>
+        <w:tab/>
+        <w:t xml:space="preserve">    </w:t>
+      </w:r>
+      <w:r>
+        <w:t xml:space="preserve">Servera puses loģikas </w:t>
+      </w:r>
+      <w:r>
+        <w:t>izveidei</w:t>
+      </w:r>
+      <w:r>
+        <w:t xml:space="preserve"> tika izmantota Python programmēšanas valoda un</w:t>
+      </w:r>
+      <w:r>
+        <w:t xml:space="preserve"> Python</w:t>
+      </w:r>
+      <w:r>
+        <w:t xml:space="preserve"> Flask, kas nodrošina efektīvu maršrutēšanu, HTTP pieprasījumu apstrādi un drošu lietotāju sesiju pārvaldību. Dat</w:t>
+      </w:r>
+      <w:r>
+        <w:t>i</w:t>
+      </w:r>
+      <w:r>
+        <w:t xml:space="preserve"> tiek nodrošināt</w:t>
+      </w:r>
+      <w:r>
+        <w:t>i</w:t>
+      </w:r>
+      <w:r>
+        <w:t xml:space="preserve">, izmantojot relāciju datubāzi </w:t>
+      </w:r>
+      <w:r>
+        <w:t>MySQL,</w:t>
+      </w:r>
+      <w:r>
+        <w:t xml:space="preserve"> kuras mijiedarbība ar </w:t>
+      </w:r>
+      <w:r>
+        <w:t>programmas</w:t>
+      </w:r>
+      <w:r>
+        <w:t xml:space="preserve"> saskarni tiek īstenota caur SQLAlchemy, tādējādi garantējot datu aizsardzību pret SQL injekcijām. </w:t>
+      </w:r>
+      <w:r>
+        <w:t>Lietotāj</w:t>
+      </w:r>
+      <w:r>
+        <w:t xml:space="preserve"> puses risinājums ir balstīts uz HTML un Tailwind CSS </w:t>
+      </w:r>
+      <w:r>
+        <w:t>bibliotēku</w:t>
+      </w:r>
+      <w:r>
+        <w:t>, kas nodrošina lietotāja saskarn</w:t>
+      </w:r>
+      <w:r>
+        <w:t xml:space="preserve">i. </w:t>
+      </w:r>
+      <w:r>
+        <w:t xml:space="preserve">Kalendāra </w:t>
+      </w:r>
+      <w:r>
+        <w:t xml:space="preserve">datu apmaiņa starp klientu un serveri tiek realizēta ar </w:t>
+      </w:r>
+      <w:r>
+        <w:t>JavaScript</w:t>
+      </w:r>
+      <w:r>
+        <w:t xml:space="preserve"> un </w:t>
+      </w:r>
+      <w:r>
+        <w:t>API</w:t>
+      </w:r>
+      <w:r>
+        <w:t xml:space="preserve"> starpniecību, ļaujot veikt datu struktūru </w:t>
+      </w:r>
+      <w:r>
+        <w:t>izmaiņas</w:t>
+      </w:r>
+      <w:r>
+        <w:t xml:space="preserve"> bez pilnas tīmekļa vietnes pārlādes.</w:t>
+      </w:r>
+      <w:r>
+        <w:tab/>
+      </w:r>
+    </w:p>
+    <w:p>
+      <w:pPr>
+        <w:tabs>
+          <w:tab w:val="right" w:pos="9070"/>
+        </w:tabs>
+        <w:ind w:firstLine="0"/>
+      </w:pPr>
+      <w:r>
+        <w:t xml:space="preserve">    </w:t>
+      </w:r>
+      <w:r>
+        <w:t xml:space="preserve">Tiek izstrādātas 3 tabulas priekš datubāzes. 1. tabula “user” tiek glabāti lietotāju informācija. 2. tabulā “konsultacija” tiek definēti konsultāciju laiks, datums un kabinets katram skolotājam. 3. tabulā “pieteikums” tiek sasaistīti skolēnu pieteikumi uz skolotāju konsultācijām. Kā relācijas tiek izmantotas lietotāju id, kas katram lietotājam ir unikāls, tāpēc no tabulas “user” lauka “user_id” ir 2 relācijas saites, kas sasaista tabulā “konsultacija” lauku “id” un tabulā “pieteikums” lauku “skolens_id”.  </w:t>
+      </w:r>
       <w:r>
         <w:rPr>
           <w:noProof/>
         </w:rPr>
         <w:drawing>
-          <wp:inline distT="0" distB="0" distL="0" distR="0" wp14:anchorId="25FBA652" wp14:editId="2AF516F7">
-            <wp:extent cx="5759450" cy="3751580"/>
-            <wp:effectExtent l="0" t="0" r="0" b="0"/>
-            <wp:docPr id="539691196" name="Attēls 1"/>
-            <wp:cNvGraphicFramePr>
-              <a:graphicFrameLocks xmlns:a="http://schemas.openxmlformats.org/drawingml/2006/main" noChangeAspect="1"/>
-            </wp:cNvGraphicFramePr>
-            <a:graphic xmlns:a="http://schemas.openxmlformats.org/drawingml/2006/main">
-              <a:graphicData uri="http://schemas.openxmlformats.org/drawingml/2006/picture">
-                <pic:pic xmlns:pic="http://schemas.openxmlformats.org/drawingml/2006/picture">
-                  <pic:nvPicPr>
-                    <pic:cNvPr id="539691196" name=""/>
-                    <pic:cNvPicPr/>
-                  </pic:nvPicPr>
-                  <pic:blipFill>
-                    <a:blip r:embed="rId20"/>
-                    <a:stretch>
-                      <a:fillRect/>
-                    </a:stretch>
-                  </pic:blipFill>
-                  <pic:spPr>
-                    <a:xfrm>
-                      <a:off x="0" y="0"/>
-                      <a:ext cx="5759450" cy="3751580"/>
-                    </a:xfrm>
-                    <a:prstGeom prst="rect">
-                      <a:avLst/>
-                    </a:prstGeom>
-                  </pic:spPr>
-                </pic:pic>
-              </a:graphicData>
-            </a:graphic>
-          </wp:inline>
-        </w:drawing>
-      </w:r>
-    </w:p>
-    <w:p>
-      <w:pPr>
-        <w:pStyle w:val="Parakstszemobjekta"/>
-      </w:pPr>
-      <w:r>
-        <w:fldChar w:fldCharType="begin"/>
-      </w:r>
-      <w:r>
-        <w:instrText xml:space="preserve"> SEQ Ilustrācija \* ARABIC </w:instrText>
-      </w:r>
-      <w:r>
-        <w:fldChar w:fldCharType="separate"/>
-      </w:r>
-      <w:r>
-        <w:rPr>
-          <w:noProof/>
-        </w:rPr>
-        <w:t>8</w:t>
-      </w:r>
-      <w:r>
-        <w:rPr>
-          <w:noProof/>
-        </w:rPr>
-        <w:fldChar w:fldCharType="end"/>
-      </w:r>
-      <w:r>
-        <w:t>. attēls - pieteikšanās lapa</w:t>
-      </w:r>
-    </w:p>
-    <w:p>
-      <w:pPr>
-        <w:keepNext/>
-      </w:pPr>
-      <w:r>
-        <w:rPr>
-          <w:noProof/>
-        </w:rPr>
-        <w:lastRenderedPageBreak/>
-        <w:drawing>
-          <wp:inline distT="0" distB="0" distL="0" distR="0" wp14:anchorId="1854CE26" wp14:editId="485C2223">
-            <wp:extent cx="5759450" cy="3698875"/>
-            <wp:effectExtent l="0" t="0" r="0" b="0"/>
-            <wp:docPr id="363566725" name="Attēls 1"/>
-            <wp:cNvGraphicFramePr>
-              <a:graphicFrameLocks xmlns:a="http://schemas.openxmlformats.org/drawingml/2006/main" noChangeAspect="1"/>
-            </wp:cNvGraphicFramePr>
-            <a:graphic xmlns:a="http://schemas.openxmlformats.org/drawingml/2006/main">
-              <a:graphicData uri="http://schemas.openxmlformats.org/drawingml/2006/picture">
-                <pic:pic xmlns:pic="http://schemas.openxmlformats.org/drawingml/2006/picture">
-                  <pic:nvPicPr>
-                    <pic:cNvPr id="363566725" name=""/>
-                    <pic:cNvPicPr/>
-                  </pic:nvPicPr>
-                  <pic:blipFill>
-                    <a:blip r:embed="rId21"/>
-                    <a:stretch>
-                      <a:fillRect/>
-                    </a:stretch>
-                  </pic:blipFill>
-                  <pic:spPr>
-                    <a:xfrm>
-                      <a:off x="0" y="0"/>
-                      <a:ext cx="5759450" cy="3698875"/>
-                    </a:xfrm>
-                    <a:prstGeom prst="rect">
-                      <a:avLst/>
-                    </a:prstGeom>
-                  </pic:spPr>
-                </pic:pic>
-              </a:graphicData>
-            </a:graphic>
-          </wp:inline>
-        </w:drawing>
-      </w:r>
-    </w:p>
-    <w:p>
-      <w:pPr>
-        <w:pStyle w:val="Parakstszemobjekta"/>
-      </w:pPr>
-      <w:r>
-        <w:fldChar w:fldCharType="begin"/>
-      </w:r>
-      <w:r>
-        <w:instrText xml:space="preserve"> SEQ Ilustrācija \* ARABIC </w:instrText>
-      </w:r>
-      <w:r>
-        <w:fldChar w:fldCharType="separate"/>
-      </w:r>
-      <w:r>
-        <w:rPr>
-          <w:noProof/>
-        </w:rPr>
-        <w:t>9</w:t>
-      </w:r>
-      <w:r>
-        <w:rPr>
-          <w:noProof/>
-        </w:rPr>
-        <w:fldChar w:fldCharType="end"/>
-      </w:r>
-      <w:r>
-        <w:t>. attēls - skolēna sākumlapa</w:t>
-      </w:r>
-    </w:p>
-    <w:p>
-      <w:pPr>
-        <w:keepNext/>
-      </w:pPr>
-      <w:r>
-        <w:rPr>
-          <w:noProof/>
-        </w:rPr>
-        <w:drawing>
-          <wp:inline distT="0" distB="0" distL="0" distR="0" wp14:anchorId="5331A751" wp14:editId="757033D4">
-            <wp:extent cx="5759450" cy="3698875"/>
-            <wp:effectExtent l="0" t="0" r="0" b="0"/>
-            <wp:docPr id="315490668" name="Attēls 1"/>
-            <wp:cNvGraphicFramePr>
-              <a:graphicFrameLocks xmlns:a="http://schemas.openxmlformats.org/drawingml/2006/main" noChangeAspect="1"/>
-            </wp:cNvGraphicFramePr>
-            <a:graphic xmlns:a="http://schemas.openxmlformats.org/drawingml/2006/main">
-              <a:graphicData uri="http://schemas.openxmlformats.org/drawingml/2006/picture">
-                <pic:pic xmlns:pic="http://schemas.openxmlformats.org/drawingml/2006/picture">
-                  <pic:nvPicPr>
-                    <pic:cNvPr id="315490668" name=""/>
-                    <pic:cNvPicPr/>
-                  </pic:nvPicPr>
-                  <pic:blipFill>
-                    <a:blip r:embed="rId22"/>
-                    <a:stretch>
-                      <a:fillRect/>
-                    </a:stretch>
-                  </pic:blipFill>
-                  <pic:spPr>
-                    <a:xfrm>
-                      <a:off x="0" y="0"/>
-                      <a:ext cx="5759450" cy="3698875"/>
-                    </a:xfrm>
-                    <a:prstGeom prst="rect">
-                      <a:avLst/>
-                    </a:prstGeom>
-                  </pic:spPr>
-                </pic:pic>
-              </a:graphicData>
-            </a:graphic>
-          </wp:inline>
-        </w:drawing>
-      </w:r>
-    </w:p>
-    <w:p>
-      <w:pPr>
-        <w:pStyle w:val="Parakstszemobjekta"/>
-      </w:pPr>
-      <w:r>
-        <w:fldChar w:fldCharType="begin"/>
-      </w:r>
-      <w:r>
-        <w:instrText xml:space="preserve"> SEQ Ilustrācija \* ARABIC </w:instrText>
-      </w:r>
-      <w:r>
-        <w:fldChar w:fldCharType="separate"/>
-      </w:r>
-      <w:r>
-        <w:rPr>
-          <w:noProof/>
-        </w:rPr>
-        <w:t>10</w:t>
-      </w:r>
-      <w:r>
-        <w:rPr>
-          <w:noProof/>
-        </w:rPr>
-        <w:fldChar w:fldCharType="end"/>
-      </w:r>
-      <w:r>
-        <w:t>. attēls - skolēna pieteikšanās lapa</w:t>
-      </w:r>
-    </w:p>
-    <w:p>
-      <w:pPr>
-        <w:keepNext/>
-      </w:pPr>
-      <w:r>
-        <w:rPr>
-          <w:noProof/>
-        </w:rPr>
-        <w:lastRenderedPageBreak/>
-        <w:drawing>
-          <wp:inline distT="0" distB="0" distL="0" distR="0" wp14:anchorId="18C6DABA" wp14:editId="5422D1F2">
-            <wp:extent cx="5759450" cy="4011295"/>
-            <wp:effectExtent l="0" t="0" r="0" b="0"/>
-            <wp:docPr id="64834579" name="Attēls 1"/>
-            <wp:cNvGraphicFramePr>
-              <a:graphicFrameLocks xmlns:a="http://schemas.openxmlformats.org/drawingml/2006/main" noChangeAspect="1"/>
-            </wp:cNvGraphicFramePr>
-            <a:graphic xmlns:a="http://schemas.openxmlformats.org/drawingml/2006/main">
-              <a:graphicData uri="http://schemas.openxmlformats.org/drawingml/2006/picture">
-                <pic:pic xmlns:pic="http://schemas.openxmlformats.org/drawingml/2006/picture">
-                  <pic:nvPicPr>
-                    <pic:cNvPr id="64834579" name=""/>
-                    <pic:cNvPicPr/>
-                  </pic:nvPicPr>
-                  <pic:blipFill>
-                    <a:blip r:embed="rId23"/>
-                    <a:stretch>
-                      <a:fillRect/>
-                    </a:stretch>
-                  </pic:blipFill>
-                  <pic:spPr>
-                    <a:xfrm>
-                      <a:off x="0" y="0"/>
-                      <a:ext cx="5759450" cy="4011295"/>
-                    </a:xfrm>
-                    <a:prstGeom prst="rect">
-                      <a:avLst/>
-                    </a:prstGeom>
-                  </pic:spPr>
-                </pic:pic>
-              </a:graphicData>
-            </a:graphic>
-          </wp:inline>
-        </w:drawing>
-      </w:r>
-    </w:p>
-    <w:p>
-      <w:pPr>
-        <w:pStyle w:val="Parakstszemobjekta"/>
-      </w:pPr>
-      <w:r>
-        <w:fldChar w:fldCharType="begin"/>
-      </w:r>
-      <w:r>
-        <w:instrText xml:space="preserve"> SEQ Ilustrācija \* ARABIC </w:instrText>
-      </w:r>
-      <w:r>
-        <w:fldChar w:fldCharType="separate"/>
-      </w:r>
-      <w:r>
-        <w:rPr>
-          <w:noProof/>
-        </w:rPr>
-        <w:t>11</w:t>
-      </w:r>
-      <w:r>
-        <w:rPr>
-          <w:noProof/>
-        </w:rPr>
-        <w:fldChar w:fldCharType="end"/>
-      </w:r>
-      <w:r>
-        <w:t>. attēls - skolotāja sākumlapa</w:t>
-      </w:r>
-    </w:p>
-    <w:p>
-      <w:pPr>
-        <w:keepNext/>
-      </w:pPr>
-      <w:r>
-        <w:rPr>
-          <w:noProof/>
-        </w:rPr>
-        <w:lastRenderedPageBreak/>
-        <w:drawing>
-          <wp:inline distT="0" distB="0" distL="0" distR="0" wp14:anchorId="11855C2A" wp14:editId="7F109D46">
-            <wp:extent cx="5759450" cy="4698365"/>
-            <wp:effectExtent l="0" t="0" r="0" b="0"/>
-            <wp:docPr id="1567087792" name="Attēls 1"/>
-            <wp:cNvGraphicFramePr>
-              <a:graphicFrameLocks xmlns:a="http://schemas.openxmlformats.org/drawingml/2006/main" noChangeAspect="1"/>
-            </wp:cNvGraphicFramePr>
-            <a:graphic xmlns:a="http://schemas.openxmlformats.org/drawingml/2006/main">
-              <a:graphicData uri="http://schemas.openxmlformats.org/drawingml/2006/picture">
-                <pic:pic xmlns:pic="http://schemas.openxmlformats.org/drawingml/2006/picture">
-                  <pic:nvPicPr>
-                    <pic:cNvPr id="1567087792" name=""/>
-                    <pic:cNvPicPr/>
-                  </pic:nvPicPr>
-                  <pic:blipFill>
-                    <a:blip r:embed="rId24"/>
-                    <a:stretch>
-                      <a:fillRect/>
-                    </a:stretch>
-                  </pic:blipFill>
-                  <pic:spPr>
-                    <a:xfrm>
-                      <a:off x="0" y="0"/>
-                      <a:ext cx="5759450" cy="4698365"/>
-                    </a:xfrm>
-                    <a:prstGeom prst="rect">
-                      <a:avLst/>
-                    </a:prstGeom>
-                  </pic:spPr>
-                </pic:pic>
-              </a:graphicData>
-            </a:graphic>
-          </wp:inline>
-        </w:drawing>
-      </w:r>
-    </w:p>
-    <w:p>
-      <w:pPr>
-        <w:pStyle w:val="Parakstszemobjekta"/>
-      </w:pPr>
-      <w:r>
-        <w:fldChar w:fldCharType="begin"/>
-      </w:r>
-      <w:r>
-        <w:instrText xml:space="preserve"> SEQ Ilustrācija \* ARABIC </w:instrText>
-      </w:r>
-      <w:r>
-        <w:fldChar w:fldCharType="separate"/>
-      </w:r>
-      <w:r>
-        <w:rPr>
-          <w:noProof/>
-        </w:rPr>
-        <w:t>12</w:t>
-      </w:r>
-      <w:r>
-        <w:rPr>
-          <w:noProof/>
-        </w:rPr>
-        <w:fldChar w:fldCharType="end"/>
-      </w:r>
-      <w:r>
-        <w:t>. attēls - administratora sākumlapa</w:t>
-      </w:r>
-    </w:p>
-    <w:p>
-      <w:pPr>
-        <w:rPr>
-          <w:b/>
-          <w:bCs/>
-        </w:rPr>
-      </w:pPr>
-      <w:r>
-        <w:rPr>
-          <w:b/>
-          <w:bCs/>
-        </w:rPr>
-        <w:t>Datubāzes skice:</w:t>
-      </w:r>
-    </w:p>
-    <w:p>
-      <w:pPr>
-        <w:keepNext/>
-      </w:pPr>
-      <w:r>
-        <w:rPr>
-          <w:noProof/>
-        </w:rPr>
-        <w:drawing>
-          <wp:inline distT="0" distB="0" distL="0" distR="0" wp14:anchorId="4F1BC6FD" wp14:editId="23F391DF">
+          <wp:inline distT="0" distB="0" distL="0" distR="0" wp14:anchorId="72974A89" wp14:editId="5DD96C46">
             <wp:extent cx="5759450" cy="1658620"/>
             <wp:effectExtent l="0" t="0" r="0" b="0"/>
             <wp:docPr id="1542399934" name="Attēls 1"/>
@@ -3400,7 +2321,7 @@
                     <pic:cNvPicPr/>
                   </pic:nvPicPr>
                   <pic:blipFill>
-                    <a:blip r:embed="rId25" cstate="print">
+                    <a:blip r:embed="rId21" cstate="print">
                       <a:extLst>
                         <a:ext uri="{28A0092B-C50C-407E-A947-70E740481C1C}">
                           <a14:useLocalDpi xmlns:a14="http://schemas.microsoft.com/office/drawing/2010/main" val="0"/>
@@ -3429,31 +2350,53 @@
     </w:p>
     <w:p>
       <w:pPr>
-        <w:pStyle w:val="Parakstszemobjekta"/>
-      </w:pPr>
-      <w:r>
-        <w:fldChar w:fldCharType="begin"/>
-      </w:r>
-      <w:r>
-        <w:instrText xml:space="preserve"> SEQ Ilustrācija \* ARABIC </w:instrText>
-      </w:r>
-      <w:r>
-        <w:fldChar w:fldCharType="separate"/>
-      </w:r>
+        <w:tabs>
+          <w:tab w:val="right" w:pos="9070"/>
+        </w:tabs>
+        <w:ind w:firstLine="0"/>
+      </w:pPr>
+    </w:p>
+    <w:p>
+      <w:pPr>
+        <w:tabs>
+          <w:tab w:val="right" w:pos="9070"/>
+        </w:tabs>
+        <w:ind w:firstLine="0"/>
+      </w:pPr>
+      <w:r>
+        <w:t xml:space="preserve">Izmantojot rīku </w:t>
+      </w:r>
+      <w:hyperlink r:id="rId22" w:history="1">
+        <w:r>
+          <w:rPr>
+            <w:rStyle w:val="Hipersaite"/>
+          </w:rPr>
+          <w:t>Figma.com</w:t>
+        </w:r>
+      </w:hyperlink>
+      <w:r>
+        <w:t xml:space="preserve"> un par pamatu ņemot procesu shēmu ir izveidots lietoāja saskarnes prototips (wireframe). Sk. 1. pielikumu. </w:t>
+      </w:r>
+    </w:p>
+    <w:p>
+      <w:pPr>
+        <w:tabs>
+          <w:tab w:val="right" w:pos="9070"/>
+        </w:tabs>
+        <w:ind w:firstLine="0"/>
+      </w:pPr>
+      <w:commentRangeStart w:id="8"/>
+      <w:r>
+        <w:tab/>
+      </w:r>
+      <w:commentRangeEnd w:id="8"/>
       <w:r>
         <w:rPr>
-          <w:noProof/>
+          <w:rStyle w:val="Komentraatsauce"/>
+          <w:sz w:val="24"/>
+          <w:szCs w:val="24"/>
         </w:rPr>
-        <w:t>13</w:t>
-      </w:r>
-      <w:r>
-        <w:rPr>
-          <w:noProof/>
-        </w:rPr>
-        <w:fldChar w:fldCharType="end"/>
-      </w:r>
-      <w:r>
-        <w:t>. attēls - datubāzes saskarsne</w:t>
+        <w:commentReference w:id="8"/>
       </w:r>
     </w:p>
     <w:p>
@@ -3464,11 +2407,478 @@
           <w:numId w:val="8"/>
         </w:numPr>
       </w:pPr>
-      <w:bookmarkStart w:id="22" w:name="_Toc226374744"/>
+      <w:bookmarkStart w:id="9" w:name="_Toc226838099"/>
+      <w:r>
+        <w:t>Programmatūras izstrādes plāns</w:t>
+      </w:r>
+      <w:bookmarkEnd w:id="9"/>
+    </w:p>
+    <w:p>
+      <w:r>
+        <w:t xml:space="preserve">Projekts tika veidots pēc Agile jeb Spējā programmatūras izstrādes principiem, jo tas ļauj elastīgi pielāgoties programmas funkcionalitātei pievienojot jaunas funkcijas, kas ļauj nepārtraukti testēt tās </w:t>
+      </w:r>
+      <w:commentRangeStart w:id="10"/>
+      <w:r>
+        <w:t>funkcionalitāti</w:t>
+      </w:r>
+      <w:commentRangeEnd w:id="10"/>
+      <w:r>
+        <w:rPr>
+          <w:rStyle w:val="Komentraatsauce"/>
+          <w:sz w:val="24"/>
+          <w:szCs w:val="24"/>
+        </w:rPr>
+        <w:commentReference w:id="10"/>
+      </w:r>
+      <w:r>
+        <w:t>.</w:t>
+      </w:r>
+    </w:p>
+    <w:p>
+      <w:pPr>
+        <w:pStyle w:val="Sarakstarindkopa"/>
+        <w:numPr>
+          <w:ilvl w:val="0"/>
+          <w:numId w:val="17"/>
+        </w:numPr>
+        <w:rPr>
+          <w:b/>
+          <w:bCs/>
+        </w:rPr>
+      </w:pPr>
+      <w:r>
+        <w:rPr>
+          <w:b/>
+          <w:bCs/>
+        </w:rPr>
+        <w:t>Prasību analīze un specifikācijas izstrāde</w:t>
+      </w:r>
+    </w:p>
+    <w:p>
+      <w:pPr>
+        <w:pStyle w:val="Sarakstarindkopa"/>
+        <w:numPr>
+          <w:ilvl w:val="1"/>
+          <w:numId w:val="18"/>
+        </w:numPr>
+      </w:pPr>
+      <w:r>
+        <w:t xml:space="preserve"> Tiek izvēlēta mērķauditorija, pētīšanas metode.</w:t>
+      </w:r>
+    </w:p>
+    <w:p>
+      <w:pPr>
+        <w:pStyle w:val="Sarakstarindkopa"/>
+        <w:numPr>
+          <w:ilvl w:val="1"/>
+          <w:numId w:val="18"/>
+        </w:numPr>
+      </w:pPr>
+      <w:r>
+        <w:t xml:space="preserve"> Tiek izstrādāta aptauja.</w:t>
+      </w:r>
+    </w:p>
+    <w:p>
+      <w:pPr>
+        <w:pStyle w:val="Sarakstarindkopa"/>
+        <w:numPr>
+          <w:ilvl w:val="1"/>
+          <w:numId w:val="18"/>
+        </w:numPr>
+      </w:pPr>
+      <w:r>
+        <w:t xml:space="preserve"> Secinājumi par lietotāju prasībām. </w:t>
+      </w:r>
+    </w:p>
+    <w:p>
+      <w:pPr>
+        <w:pStyle w:val="Sarakstarindkopa"/>
+        <w:numPr>
+          <w:ilvl w:val="1"/>
+          <w:numId w:val="18"/>
+        </w:numPr>
+      </w:pPr>
+      <w:r>
+        <w:t xml:space="preserve"> Tiek izvēlētas tehnoloģijas priekš Front-end, Back-end un datubāzes izveides.</w:t>
+      </w:r>
+    </w:p>
+    <w:p>
+      <w:pPr>
+        <w:pStyle w:val="Sarakstarindkopa"/>
+        <w:numPr>
+          <w:ilvl w:val="1"/>
+          <w:numId w:val="18"/>
+        </w:numPr>
+      </w:pPr>
+      <w:r>
+        <w:t xml:space="preserve"> Tiek izstrādāts darba plāns platformā </w:t>
+      </w:r>
+      <w:hyperlink r:id="rId23" w:history="1">
+        <w:r>
+          <w:rPr>
+            <w:rStyle w:val="Hipersaite"/>
+          </w:rPr>
+          <w:t>https://trello.com/</w:t>
+        </w:r>
+      </w:hyperlink>
+      <w:r>
+        <w:t xml:space="preserve">. </w:t>
+      </w:r>
+    </w:p>
+    <w:p>
+      <w:pPr>
+        <w:pStyle w:val="Sarakstarindkopa"/>
+        <w:numPr>
+          <w:ilvl w:val="1"/>
+          <w:numId w:val="18"/>
+        </w:numPr>
+      </w:pPr>
+      <w:r>
+        <w:t xml:space="preserve"> Tiek izstrādāta dokumentācija.</w:t>
+      </w:r>
+    </w:p>
+    <w:p/>
+    <w:p>
+      <w:pPr>
+        <w:pStyle w:val="Sarakstarindkopa"/>
+        <w:numPr>
+          <w:ilvl w:val="0"/>
+          <w:numId w:val="17"/>
+        </w:numPr>
+        <w:rPr>
+          <w:b/>
+          <w:bCs/>
+        </w:rPr>
+      </w:pPr>
+      <w:r>
+        <w:rPr>
+          <w:b/>
+          <w:bCs/>
+        </w:rPr>
+        <w:t>Sistēmas projektēšana un ERD (Wireframe) shēmu izveide</w:t>
+      </w:r>
+    </w:p>
+    <w:p>
+      <w:pPr>
+        <w:pStyle w:val="Sarakstarindkopa"/>
+        <w:numPr>
+          <w:ilvl w:val="1"/>
+          <w:numId w:val="20"/>
+        </w:numPr>
+      </w:pPr>
+      <w:r>
+        <w:t xml:space="preserve">Tiek izstrādāta programmas vizuālā skice platformā </w:t>
+      </w:r>
+      <w:hyperlink r:id="rId24" w:history="1">
+        <w:r>
+          <w:rPr>
+            <w:rStyle w:val="Hipersaite"/>
+          </w:rPr>
+          <w:t>Figma.com</w:t>
+        </w:r>
+      </w:hyperlink>
+      <w:r>
+        <w:t>.</w:t>
+      </w:r>
+    </w:p>
+    <w:p>
+      <w:pPr>
+        <w:pStyle w:val="Sarakstarindkopa"/>
+        <w:numPr>
+          <w:ilvl w:val="1"/>
+          <w:numId w:val="20"/>
+        </w:numPr>
+      </w:pPr>
+      <w:r>
+        <w:t xml:space="preserve"> Tiek izstrādāta programmas datubāzes skice platformā </w:t>
+      </w:r>
+      <w:hyperlink r:id="rId25" w:history="1">
+        <w:r>
+          <w:rPr>
+            <w:rStyle w:val="Hipersaite"/>
+          </w:rPr>
+          <w:t>https://drawsql.app/</w:t>
+        </w:r>
+      </w:hyperlink>
+      <w:r>
+        <w:t>.</w:t>
+      </w:r>
+    </w:p>
+    <w:p>
+      <w:pPr>
+        <w:ind w:firstLine="0"/>
+      </w:pPr>
+    </w:p>
+    <w:p>
+      <w:pPr>
+        <w:pStyle w:val="Sarakstarindkopa"/>
+        <w:numPr>
+          <w:ilvl w:val="0"/>
+          <w:numId w:val="17"/>
+        </w:numPr>
+        <w:jc w:val="left"/>
+        <w:rPr>
+          <w:b/>
+          <w:bCs/>
+        </w:rPr>
+      </w:pPr>
+      <w:r>
+        <w:rPr>
+          <w:b/>
+          <w:bCs/>
+        </w:rPr>
+        <w:t>Kodēšana</w:t>
+      </w:r>
+    </w:p>
+    <w:p>
+      <w:pPr>
+        <w:pStyle w:val="Sarakstarindkopa"/>
+        <w:numPr>
+          <w:ilvl w:val="1"/>
+          <w:numId w:val="8"/>
+        </w:numPr>
+        <w:rPr>
+          <w:b/>
+          <w:bCs/>
+        </w:rPr>
+      </w:pPr>
+      <w:r>
+        <w:rPr>
+          <w:b/>
+          <w:bCs/>
+        </w:rPr>
+        <w:t xml:space="preserve"> </w:t>
+      </w:r>
+      <w:r>
+        <w:t>Tiek izstrādāt</w:t>
+      </w:r>
+      <w:r>
+        <w:t>a back-end ar Python, Python Flask  un front-end daļa ar HTML, CSS un JavaScript.</w:t>
+      </w:r>
+    </w:p>
+    <w:p>
+      <w:pPr>
+        <w:pStyle w:val="Sarakstarindkopa"/>
+        <w:numPr>
+          <w:ilvl w:val="1"/>
+          <w:numId w:val="8"/>
+        </w:numPr>
+        <w:rPr>
+          <w:b/>
+          <w:bCs/>
+        </w:rPr>
+      </w:pPr>
+      <w:r>
+        <w:t xml:space="preserve"> Kods tiek sasaistīts ar datubāzi, kas tiek izveidota DB Browser aplikācijā ,un tiek sasaistīta Back-end koda daļā ar MySQL un SQLAlchemy tehnoloģiju.</w:t>
+      </w:r>
+    </w:p>
+    <w:p>
+      <w:pPr>
+        <w:ind w:firstLine="0"/>
+        <w:rPr>
+          <w:b/>
+          <w:bCs/>
+        </w:rPr>
+      </w:pPr>
+    </w:p>
+    <w:p>
+      <w:pPr>
+        <w:pStyle w:val="Sarakstarindkopa"/>
+        <w:numPr>
+          <w:ilvl w:val="0"/>
+          <w:numId w:val="17"/>
+        </w:numPr>
+        <w:rPr>
+          <w:b/>
+          <w:bCs/>
+        </w:rPr>
+      </w:pPr>
+      <w:r>
+        <w:rPr>
+          <w:b/>
+          <w:bCs/>
+        </w:rPr>
+        <w:t>Testēšana un kvalitātes nodrošināšana</w:t>
+      </w:r>
+    </w:p>
+    <w:p>
+      <w:pPr>
+        <w:pStyle w:val="Sarakstarindkopa"/>
+        <w:numPr>
+          <w:ilvl w:val="1"/>
+          <w:numId w:val="22"/>
+        </w:numPr>
+        <w:rPr>
+          <w:b/>
+          <w:bCs/>
+        </w:rPr>
+      </w:pPr>
+      <w:r>
+        <w:rPr>
+          <w:b/>
+          <w:bCs/>
+        </w:rPr>
+        <w:t xml:space="preserve"> </w:t>
+      </w:r>
+      <w:r>
+        <w:t>Tiek testēta programmas tehniskā specifikācija.</w:t>
+      </w:r>
+    </w:p>
+    <w:p>
+      <w:pPr>
+        <w:pStyle w:val="Sarakstarindkopa"/>
+        <w:numPr>
+          <w:ilvl w:val="1"/>
+          <w:numId w:val="22"/>
+        </w:numPr>
+        <w:rPr>
+          <w:b/>
+          <w:bCs/>
+        </w:rPr>
+      </w:pPr>
+      <w:r>
+        <w:t xml:space="preserve"> Tiek testēta lietotāju funkcionalitāte</w:t>
+      </w:r>
+    </w:p>
+    <w:p>
+      <w:pPr>
+        <w:pStyle w:val="Sarakstarindkopa"/>
+        <w:numPr>
+          <w:ilvl w:val="1"/>
+          <w:numId w:val="22"/>
+        </w:numPr>
+        <w:rPr>
+          <w:b/>
+          <w:bCs/>
+        </w:rPr>
+      </w:pPr>
+      <w:r>
+        <w:t xml:space="preserve"> Atkļūdošana izmantojot </w:t>
+      </w:r>
+      <w:r>
+        <w:t>Flask Debugger, HTTP.</w:t>
+      </w:r>
+    </w:p>
+    <w:p>
+      <w:pPr>
+        <w:ind w:firstLine="0"/>
+        <w:rPr>
+          <w:b/>
+          <w:bCs/>
+        </w:rPr>
+      </w:pPr>
+    </w:p>
+    <w:p>
+      <w:pPr>
+        <w:pStyle w:val="Sarakstarindkopa"/>
+        <w:numPr>
+          <w:ilvl w:val="0"/>
+          <w:numId w:val="17"/>
+        </w:numPr>
+        <w:rPr>
+          <w:b/>
+          <w:bCs/>
+        </w:rPr>
+      </w:pPr>
+      <w:r>
+        <w:rPr>
+          <w:b/>
+          <w:bCs/>
+        </w:rPr>
+        <w:t>Nodošana lietotājam</w:t>
+      </w:r>
+    </w:p>
+    <w:p>
+      <w:pPr>
+        <w:pStyle w:val="Sarakstarindkopa"/>
+        <w:ind w:left="1211" w:firstLine="0"/>
+      </w:pPr>
+      <w:r>
+        <w:t xml:space="preserve">5.1. </w:t>
+      </w:r>
+      <w:r>
+        <w:t>Programma ir funkcionējoša un testēta, lai nodotu klientam.</w:t>
+      </w:r>
+    </w:p>
+    <w:p>
+      <w:pPr>
+        <w:pStyle w:val="Sarakstarindkopa"/>
+        <w:ind w:left="1211" w:firstLine="0"/>
+      </w:pPr>
+      <w:r>
+        <w:t>5.2. Tiek sniegta produkta prezentācija.</w:t>
+      </w:r>
+    </w:p>
+    <w:p>
+      <w:pPr>
+        <w:pStyle w:val="Sarakstarindkopa"/>
+        <w:numPr>
+          <w:ilvl w:val="0"/>
+          <w:numId w:val="17"/>
+        </w:numPr>
+        <w:rPr>
+          <w:b/>
+          <w:bCs/>
+        </w:rPr>
+      </w:pPr>
+      <w:r>
+        <w:rPr>
+          <w:b/>
+          <w:bCs/>
+        </w:rPr>
+        <w:t>Uzturēšana un atjauninājumi</w:t>
+      </w:r>
+    </w:p>
+    <w:p>
+      <w:pPr>
+        <w:pStyle w:val="Sarakstarindkopa"/>
+        <w:ind w:left="1211" w:firstLine="0"/>
+      </w:pPr>
+      <w:r>
+        <w:t xml:space="preserve">6.1. </w:t>
+      </w:r>
+      <w:r>
+        <w:t>Programmas funkciju papildināšana pēc lietotāju vajadzības</w:t>
+      </w:r>
+    </w:p>
+    <w:p>
+      <w:pPr>
+        <w:pStyle w:val="Sarakstarindkopa"/>
+        <w:ind w:left="1211" w:firstLine="0"/>
+      </w:pPr>
+      <w:r>
+        <w:t>6.2. Tīmekļlapas uzturēšana interneta pārlūkā.</w:t>
+      </w:r>
+    </w:p>
+    <w:p>
+      <w:pPr>
+        <w:pStyle w:val="Sarakstarindkopa"/>
+        <w:ind w:left="1211" w:firstLine="0"/>
+      </w:pPr>
+    </w:p>
+    <w:p>
+      <w:pPr>
+        <w:ind w:firstLine="0"/>
+      </w:pPr>
+      <w:r>
+        <w:t>Visi iepriekš minētie soļi ir grafiski attēloti 2. pielikumā.</w:t>
+      </w:r>
+    </w:p>
+    <w:p/>
+    <w:p/>
+    <w:p>
+      <w:pPr>
+        <w:pStyle w:val="Virsraksts1"/>
+        <w:numPr>
+          <w:ilvl w:val="0"/>
+          <w:numId w:val="21"/>
+        </w:numPr>
+      </w:pPr>
+      <w:bookmarkStart w:id="11" w:name="_Toc226838100"/>
       <w:r>
         <w:t>Atkļūdošana un vienībtestēšana</w:t>
       </w:r>
-      <w:bookmarkEnd w:id="22"/>
+      <w:bookmarkEnd w:id="11"/>
     </w:p>
     <w:p>
       <w:pPr>
@@ -3513,6 +2923,27 @@
       </w:r>
       <w:r>
         <w:t>Kritiskajos koda punktos tika pievienota datu izvade terminālī, lai pārbaudītu mainīgo vērtības pirms to saglabāšanas datubāzē.</w:t>
+      </w:r>
+    </w:p>
+    <w:p>
+      <w:pPr>
+        <w:ind w:left="589"/>
+      </w:pPr>
+    </w:p>
+    <w:p>
+      <w:pPr>
+        <w:ind w:left="2029"/>
+        <w:rPr>
+          <w:b/>
+          <w:bCs/>
+        </w:rPr>
+      </w:pPr>
+      <w:r>
+        <w:rPr>
+          <w:b/>
+          <w:bCs/>
+        </w:rPr>
+        <w:t>Vienībtestēšana programmā</w:t>
       </w:r>
     </w:p>
     <w:tbl>
@@ -3543,7 +2974,6 @@
               <w:ind w:firstLine="0"/>
             </w:pPr>
             <w:r>
-              <w:lastRenderedPageBreak/>
               <w:t>Tests</w:t>
             </w:r>
           </w:p>
@@ -3628,16 +3058,18 @@
               <w:ind w:firstLine="0"/>
               <w:cnfStyle w:val="000000000000" w:firstRow="0" w:lastRow="0" w:firstColumn="0" w:lastColumn="0" w:oddVBand="0" w:evenVBand="0" w:oddHBand="0" w:evenHBand="0" w:firstRowFirstColumn="0" w:firstRowLastColumn="0" w:lastRowFirstColumn="0" w:lastRowLastColumn="0"/>
             </w:pPr>
-            <w:commentRangeStart w:id="23"/>
+            <w:commentRangeStart w:id="12"/>
             <w:r>
               <w:t>Pareizs lietotājvārds un parole</w:t>
             </w:r>
-            <w:commentRangeEnd w:id="23"/>
+            <w:commentRangeEnd w:id="12"/>
             <w:r>
               <w:rPr>
                 <w:rStyle w:val="Komentraatsauce"/>
-              </w:rPr>
-              <w:commentReference w:id="23"/>
+                <w:sz w:val="24"/>
+                <w:szCs w:val="24"/>
+              </w:rPr>
+              <w:commentReference w:id="12"/>
             </w:r>
           </w:p>
         </w:tc>
@@ -3838,6 +3270,7 @@
                 <w:b w:val="0"/>
                 <w:bCs w:val="0"/>
               </w:rPr>
+              <w:lastRenderedPageBreak/>
               <w:t>Konsultācijas pieteikšanās</w:t>
             </w:r>
           </w:p>
@@ -4031,34 +3464,158 @@
           </w:p>
         </w:tc>
       </w:tr>
+      <w:tr>
+        <w:tc>
+          <w:tcPr>
+            <w:cnfStyle w:val="001000000000" w:firstRow="0" w:lastRow="0" w:firstColumn="1" w:lastColumn="0" w:oddVBand="0" w:evenVBand="0" w:oddHBand="0" w:evenHBand="0" w:firstRowFirstColumn="0" w:firstRowLastColumn="0" w:lastRowFirstColumn="0" w:lastRowLastColumn="0"/>
+            <w:tcW w:w="1812" w:type="dxa"/>
+            <w:shd w:val="clear" w:color="auto" w:fill="F2F2F2" w:themeFill="background1" w:themeFillShade="F2"/>
+          </w:tcPr>
+          <w:p>
+            <w:pPr>
+              <w:ind w:firstLine="0"/>
+              <w:rPr>
+                <w:b w:val="0"/>
+                <w:bCs w:val="0"/>
+              </w:rPr>
+            </w:pPr>
+            <w:r>
+              <w:rPr>
+                <w:b w:val="0"/>
+                <w:bCs w:val="0"/>
+              </w:rPr>
+              <w:t>Skolotājs noraida bez komentāra</w:t>
+            </w:r>
+          </w:p>
+        </w:tc>
+        <w:tc>
+          <w:tcPr>
+            <w:tcW w:w="1812" w:type="dxa"/>
+            <w:shd w:val="clear" w:color="auto" w:fill="F2F2F2" w:themeFill="background1" w:themeFillShade="F2"/>
+          </w:tcPr>
+          <w:p>
+            <w:pPr>
+              <w:ind w:firstLine="0"/>
+              <w:cnfStyle w:val="000000000000" w:firstRow="0" w:lastRow="0" w:firstColumn="0" w:lastColumn="0" w:oddVBand="0" w:evenVBand="0" w:oddHBand="0" w:evenHBand="0" w:firstRowFirstColumn="0" w:firstRowLastColumn="0" w:lastRowFirstColumn="0" w:lastRowLastColumn="0"/>
+            </w:pPr>
+            <w:r>
+              <w:t>Netiek ievadīts atteikuma iemesls</w:t>
+            </w:r>
+          </w:p>
+        </w:tc>
+        <w:tc>
+          <w:tcPr>
+            <w:tcW w:w="1812" w:type="dxa"/>
+            <w:shd w:val="clear" w:color="auto" w:fill="F2F2F2" w:themeFill="background1" w:themeFillShade="F2"/>
+          </w:tcPr>
+          <w:p>
+            <w:pPr>
+              <w:ind w:firstLine="0"/>
+              <w:cnfStyle w:val="000000000000" w:firstRow="0" w:lastRow="0" w:firstColumn="0" w:lastColumn="0" w:oddVBand="0" w:evenVBand="0" w:oddHBand="0" w:evenHBand="0" w:firstRowFirstColumn="0" w:firstRowLastColumn="0" w:lastRowFirstColumn="0" w:lastRowLastColumn="0"/>
+            </w:pPr>
+          </w:p>
+        </w:tc>
+        <w:tc>
+          <w:tcPr>
+            <w:tcW w:w="1812" w:type="dxa"/>
+            <w:shd w:val="clear" w:color="auto" w:fill="F2F2F2" w:themeFill="background1" w:themeFillShade="F2"/>
+          </w:tcPr>
+          <w:p>
+            <w:pPr>
+              <w:ind w:firstLine="0"/>
+              <w:cnfStyle w:val="000000000000" w:firstRow="0" w:lastRow="0" w:firstColumn="0" w:lastColumn="0" w:oddVBand="0" w:evenVBand="0" w:oddHBand="0" w:evenHBand="0" w:firstRowFirstColumn="0" w:firstRowLastColumn="0" w:lastRowFirstColumn="0" w:lastRowLastColumn="0"/>
+            </w:pPr>
+          </w:p>
+        </w:tc>
+      </w:tr>
+      <w:tr>
+        <w:tc>
+          <w:tcPr>
+            <w:cnfStyle w:val="001000000000" w:firstRow="0" w:lastRow="0" w:firstColumn="1" w:lastColumn="0" w:oddVBand="0" w:evenVBand="0" w:oddHBand="0" w:evenHBand="0" w:firstRowFirstColumn="0" w:firstRowLastColumn="0" w:lastRowFirstColumn="0" w:lastRowLastColumn="0"/>
+            <w:tcW w:w="1812" w:type="dxa"/>
+            <w:shd w:val="clear" w:color="auto" w:fill="F2F2F2" w:themeFill="background1" w:themeFillShade="F2"/>
+          </w:tcPr>
+          <w:p>
+            <w:pPr>
+              <w:ind w:firstLine="0"/>
+              <w:rPr>
+                <w:b w:val="0"/>
+                <w:bCs w:val="0"/>
+              </w:rPr>
+            </w:pPr>
+            <w:r>
+              <w:rPr>
+                <w:b w:val="0"/>
+                <w:bCs w:val="0"/>
+              </w:rPr>
+              <w:t>Admin rediģē vai dzēš konsultāciju, uz kuru ir pieteikumi nākotnē</w:t>
+            </w:r>
+          </w:p>
+        </w:tc>
+        <w:tc>
+          <w:tcPr>
+            <w:tcW w:w="1812" w:type="dxa"/>
+            <w:shd w:val="clear" w:color="auto" w:fill="F2F2F2" w:themeFill="background1" w:themeFillShade="F2"/>
+          </w:tcPr>
+          <w:p>
+            <w:pPr>
+              <w:ind w:firstLine="0"/>
+              <w:cnfStyle w:val="000000000000" w:firstRow="0" w:lastRow="0" w:firstColumn="0" w:lastColumn="0" w:oddVBand="0" w:evenVBand="0" w:oddHBand="0" w:evenHBand="0" w:firstRowFirstColumn="0" w:firstRowLastColumn="0" w:lastRowFirstColumn="0" w:lastRowLastColumn="0"/>
+            </w:pPr>
+            <w:r>
+              <w:t>Skolotāja konsultācijas logā tiek uzspiesta poga “dzēst”</w:t>
+            </w:r>
+          </w:p>
+        </w:tc>
+        <w:tc>
+          <w:tcPr>
+            <w:tcW w:w="1812" w:type="dxa"/>
+            <w:shd w:val="clear" w:color="auto" w:fill="F2F2F2" w:themeFill="background1" w:themeFillShade="F2"/>
+          </w:tcPr>
+          <w:p>
+            <w:pPr>
+              <w:ind w:firstLine="0"/>
+              <w:cnfStyle w:val="000000000000" w:firstRow="0" w:lastRow="0" w:firstColumn="0" w:lastColumn="0" w:oddVBand="0" w:evenVBand="0" w:oddHBand="0" w:evenHBand="0" w:firstRowFirstColumn="0" w:firstRowLastColumn="0" w:lastRowFirstColumn="0" w:lastRowLastColumn="0"/>
+            </w:pPr>
+          </w:p>
+        </w:tc>
+        <w:tc>
+          <w:tcPr>
+            <w:tcW w:w="1812" w:type="dxa"/>
+            <w:shd w:val="clear" w:color="auto" w:fill="F2F2F2" w:themeFill="background1" w:themeFillShade="F2"/>
+          </w:tcPr>
+          <w:p>
+            <w:pPr>
+              <w:ind w:firstLine="0"/>
+              <w:cnfStyle w:val="000000000000" w:firstRow="0" w:lastRow="0" w:firstColumn="0" w:lastColumn="0" w:oddVBand="0" w:evenVBand="0" w:oddHBand="0" w:evenHBand="0" w:firstRowFirstColumn="0" w:firstRowLastColumn="0" w:lastRowFirstColumn="0" w:lastRowLastColumn="0"/>
+            </w:pPr>
+          </w:p>
+        </w:tc>
+      </w:tr>
     </w:tbl>
-    <w:p>
-      <w:pPr>
-        <w:ind w:left="589"/>
-      </w:pPr>
-    </w:p>
+    <w:p/>
     <w:p>
       <w:pPr>
         <w:pStyle w:val="Virsraksts1"/>
         <w:numPr>
           <w:ilvl w:val="0"/>
-          <w:numId w:val="8"/>
+          <w:numId w:val="21"/>
         </w:numPr>
       </w:pPr>
-      <w:bookmarkStart w:id="24" w:name="_Toc226374745"/>
-      <w:commentRangeStart w:id="25"/>
+      <w:bookmarkStart w:id="13" w:name="_Toc226838101"/>
+      <w:commentRangeStart w:id="14"/>
       <w:r>
         <w:t>Lietotāja ceļvedis</w:t>
       </w:r>
-      <w:bookmarkEnd w:id="24"/>
-      <w:commentRangeEnd w:id="25"/>
+      <w:bookmarkEnd w:id="13"/>
+      <w:commentRangeEnd w:id="14"/>
       <w:r>
         <w:rPr>
           <w:rStyle w:val="Komentraatsauce"/>
-          <w:rFonts w:eastAsiaTheme="minorHAnsi" w:cstheme="minorBidi"/>
-          <w:b w:val="0"/>
+          <w:sz w:val="32"/>
+          <w:szCs w:val="40"/>
         </w:rPr>
-        <w:commentReference w:id="25"/>
+        <w:commentReference w:id="14"/>
       </w:r>
     </w:p>
     <w:p>
@@ -4088,13 +3645,47 @@
     <w:p>
       <w:pPr>
         <w:pStyle w:val="Sarakstarindkopa"/>
-        <w:numPr>
-          <w:ilvl w:val="0"/>
-          <w:numId w:val="14"/>
-        </w:numPr>
-      </w:pPr>
-      <w:r>
-        <w:t>Lai pieteiktos uz konsultāciju, jāuzspiež poga “Pieteikties konsultācijai”.</w:t>
+        <w:ind w:left="1211" w:firstLine="0"/>
+      </w:pPr>
+      <w:r>
+        <w:rPr>
+          <w:noProof/>
+        </w:rPr>
+        <w:drawing>
+          <wp:inline distT="0" distB="0" distL="0" distR="0" wp14:anchorId="7B87009D" wp14:editId="52633B7A">
+            <wp:extent cx="5759450" cy="2789555"/>
+            <wp:effectExtent l="0" t="0" r="0" b="0"/>
+            <wp:docPr id="359995075" name="Attēls 1"/>
+            <wp:cNvGraphicFramePr>
+              <a:graphicFrameLocks xmlns:a="http://schemas.openxmlformats.org/drawingml/2006/main" noChangeAspect="1"/>
+            </wp:cNvGraphicFramePr>
+            <a:graphic xmlns:a="http://schemas.openxmlformats.org/drawingml/2006/main">
+              <a:graphicData uri="http://schemas.openxmlformats.org/drawingml/2006/picture">
+                <pic:pic xmlns:pic="http://schemas.openxmlformats.org/drawingml/2006/picture">
+                  <pic:nvPicPr>
+                    <pic:cNvPr id="359995075" name=""/>
+                    <pic:cNvPicPr/>
+                  </pic:nvPicPr>
+                  <pic:blipFill>
+                    <a:blip r:embed="rId26"/>
+                    <a:stretch>
+                      <a:fillRect/>
+                    </a:stretch>
+                  </pic:blipFill>
+                  <pic:spPr>
+                    <a:xfrm>
+                      <a:off x="0" y="0"/>
+                      <a:ext cx="5759450" cy="2789555"/>
+                    </a:xfrm>
+                    <a:prstGeom prst="rect">
+                      <a:avLst/>
+                    </a:prstGeom>
+                  </pic:spPr>
+                </pic:pic>
+              </a:graphicData>
+            </a:graphic>
+          </wp:inline>
+        </w:drawing>
       </w:r>
     </w:p>
     <w:p>
@@ -4106,7 +3697,54 @@
         </w:numPr>
       </w:pPr>
       <w:r>
-        <w:t>Teksta logā “Kāpēc vēlies ierasties?”, jāievada konsultācijas mērķis (PD, apgūt mācību vielu, utt.)</w:t>
+        <w:t>Lai pieteiktos uz konsultāciju, jāuzspiež poga “Pieteikties konsultācijai”.</w:t>
+      </w:r>
+    </w:p>
+    <w:p>
+      <w:pPr>
+        <w:pStyle w:val="Sarakstarindkopa"/>
+        <w:ind w:left="1211" w:firstLine="0"/>
+      </w:pPr>
+      <w:r>
+        <w:rPr>
+          <w:noProof/>
+        </w:rPr>
+        <w:lastRenderedPageBreak/>
+        <w:drawing>
+          <wp:inline distT="0" distB="0" distL="0" distR="0" wp14:anchorId="1E21A0D8" wp14:editId="5E9F56D9">
+            <wp:extent cx="5759450" cy="2786380"/>
+            <wp:effectExtent l="0" t="0" r="0" b="0"/>
+            <wp:docPr id="2049354624" name="Attēls 1"/>
+            <wp:cNvGraphicFramePr>
+              <a:graphicFrameLocks xmlns:a="http://schemas.openxmlformats.org/drawingml/2006/main" noChangeAspect="1"/>
+            </wp:cNvGraphicFramePr>
+            <a:graphic xmlns:a="http://schemas.openxmlformats.org/drawingml/2006/main">
+              <a:graphicData uri="http://schemas.openxmlformats.org/drawingml/2006/picture">
+                <pic:pic xmlns:pic="http://schemas.openxmlformats.org/drawingml/2006/picture">
+                  <pic:nvPicPr>
+                    <pic:cNvPr id="2049354624" name=""/>
+                    <pic:cNvPicPr/>
+                  </pic:nvPicPr>
+                  <pic:blipFill>
+                    <a:blip r:embed="rId27"/>
+                    <a:stretch>
+                      <a:fillRect/>
+                    </a:stretch>
+                  </pic:blipFill>
+                  <pic:spPr>
+                    <a:xfrm>
+                      <a:off x="0" y="0"/>
+                      <a:ext cx="5759450" cy="2786380"/>
+                    </a:xfrm>
+                    <a:prstGeom prst="rect">
+                      <a:avLst/>
+                    </a:prstGeom>
+                  </pic:spPr>
+                </pic:pic>
+              </a:graphicData>
+            </a:graphic>
+          </wp:inline>
+        </w:drawing>
       </w:r>
     </w:p>
     <w:p>
@@ -4118,7 +3756,115 @@
         </w:numPr>
       </w:pPr>
       <w:r>
+        <w:t>Teksta logā “Kāpēc vēlies ierasties?”, jāievada konsultācijas mērķis (PD, apgūt mācību vielu, utt.)</w:t>
+      </w:r>
+    </w:p>
+    <w:p>
+      <w:pPr>
+        <w:pStyle w:val="Sarakstarindkopa"/>
+        <w:ind w:left="1211" w:firstLine="0"/>
+      </w:pPr>
+      <w:r>
+        <w:rPr>
+          <w:noProof/>
+        </w:rPr>
+        <w:drawing>
+          <wp:inline distT="0" distB="0" distL="0" distR="0" wp14:anchorId="332C1A31" wp14:editId="676B0BCD">
+            <wp:extent cx="5759450" cy="2765425"/>
+            <wp:effectExtent l="0" t="0" r="0" b="0"/>
+            <wp:docPr id="261973614" name="Attēls 1"/>
+            <wp:cNvGraphicFramePr>
+              <a:graphicFrameLocks xmlns:a="http://schemas.openxmlformats.org/drawingml/2006/main" noChangeAspect="1"/>
+            </wp:cNvGraphicFramePr>
+            <a:graphic xmlns:a="http://schemas.openxmlformats.org/drawingml/2006/main">
+              <a:graphicData uri="http://schemas.openxmlformats.org/drawingml/2006/picture">
+                <pic:pic xmlns:pic="http://schemas.openxmlformats.org/drawingml/2006/picture">
+                  <pic:nvPicPr>
+                    <pic:cNvPr id="261973614" name=""/>
+                    <pic:cNvPicPr/>
+                  </pic:nvPicPr>
+                  <pic:blipFill>
+                    <a:blip r:embed="rId28"/>
+                    <a:stretch>
+                      <a:fillRect/>
+                    </a:stretch>
+                  </pic:blipFill>
+                  <pic:spPr>
+                    <a:xfrm>
+                      <a:off x="0" y="0"/>
+                      <a:ext cx="5759450" cy="2765425"/>
+                    </a:xfrm>
+                    <a:prstGeom prst="rect">
+                      <a:avLst/>
+                    </a:prstGeom>
+                  </pic:spPr>
+                </pic:pic>
+              </a:graphicData>
+            </a:graphic>
+          </wp:inline>
+        </w:drawing>
+      </w:r>
+    </w:p>
+    <w:p>
+      <w:pPr>
+        <w:pStyle w:val="Sarakstarindkopa"/>
+        <w:numPr>
+          <w:ilvl w:val="0"/>
+          <w:numId w:val="14"/>
+        </w:numPr>
+      </w:pPr>
+      <w:r>
         <w:t>Jānospiež poga “Nosūtīt pieteikumu” un gaidīt atbildi no skolotāja sākuma lapā 2. solī</w:t>
+      </w:r>
+      <w:r>
+        <w:t>.</w:t>
+      </w:r>
+    </w:p>
+    <w:p>
+      <w:pPr>
+        <w:pStyle w:val="Sarakstarindkopa"/>
+        <w:ind w:left="1211" w:firstLine="0"/>
+      </w:pPr>
+      <w:r>
+        <w:rPr>
+          <w:noProof/>
+        </w:rPr>
+        <w:lastRenderedPageBreak/>
+        <w:drawing>
+          <wp:inline distT="0" distB="0" distL="0" distR="0" wp14:anchorId="1D9D2055" wp14:editId="63BB947F">
+            <wp:extent cx="5759450" cy="2780665"/>
+            <wp:effectExtent l="0" t="0" r="0" b="635"/>
+            <wp:docPr id="1438849672" name="Attēls 1"/>
+            <wp:cNvGraphicFramePr>
+              <a:graphicFrameLocks xmlns:a="http://schemas.openxmlformats.org/drawingml/2006/main" noChangeAspect="1"/>
+            </wp:cNvGraphicFramePr>
+            <a:graphic xmlns:a="http://schemas.openxmlformats.org/drawingml/2006/main">
+              <a:graphicData uri="http://schemas.openxmlformats.org/drawingml/2006/picture">
+                <pic:pic xmlns:pic="http://schemas.openxmlformats.org/drawingml/2006/picture">
+                  <pic:nvPicPr>
+                    <pic:cNvPr id="1438849672" name=""/>
+                    <pic:cNvPicPr/>
+                  </pic:nvPicPr>
+                  <pic:blipFill>
+                    <a:blip r:embed="rId29"/>
+                    <a:stretch>
+                      <a:fillRect/>
+                    </a:stretch>
+                  </pic:blipFill>
+                  <pic:spPr>
+                    <a:xfrm>
+                      <a:off x="0" y="0"/>
+                      <a:ext cx="5759450" cy="2780665"/>
+                    </a:xfrm>
+                    <a:prstGeom prst="rect">
+                      <a:avLst/>
+                    </a:prstGeom>
+                  </pic:spPr>
+                </pic:pic>
+              </a:graphicData>
+            </a:graphic>
+          </wp:inline>
+        </w:drawing>
       </w:r>
     </w:p>
     <w:p>
@@ -4147,7 +3893,56 @@
         </w:numPr>
       </w:pPr>
       <w:r>
-        <w:t xml:space="preserve">Ievada lietotājvārdu un paroli. </w:t>
+        <w:t>Ievada lietotājvārdu un paroli.</w:t>
+      </w:r>
+    </w:p>
+    <w:p>
+      <w:pPr>
+        <w:pStyle w:val="Sarakstarindkopa"/>
+        <w:ind w:left="1211" w:firstLine="0"/>
+      </w:pPr>
+      <w:r>
+        <w:rPr>
+          <w:noProof/>
+        </w:rPr>
+        <w:drawing>
+          <wp:inline distT="0" distB="0" distL="0" distR="0" wp14:anchorId="3EE1CD19" wp14:editId="183005F6">
+            <wp:extent cx="5759450" cy="2789555"/>
+            <wp:effectExtent l="0" t="0" r="0" b="0"/>
+            <wp:docPr id="550885522" name="Attēls 1"/>
+            <wp:cNvGraphicFramePr>
+              <a:graphicFrameLocks xmlns:a="http://schemas.openxmlformats.org/drawingml/2006/main" noChangeAspect="1"/>
+            </wp:cNvGraphicFramePr>
+            <a:graphic xmlns:a="http://schemas.openxmlformats.org/drawingml/2006/main">
+              <a:graphicData uri="http://schemas.openxmlformats.org/drawingml/2006/picture">
+                <pic:pic xmlns:pic="http://schemas.openxmlformats.org/drawingml/2006/picture">
+                  <pic:nvPicPr>
+                    <pic:cNvPr id="359995075" name=""/>
+                    <pic:cNvPicPr/>
+                  </pic:nvPicPr>
+                  <pic:blipFill>
+                    <a:blip r:embed="rId26"/>
+                    <a:stretch>
+                      <a:fillRect/>
+                    </a:stretch>
+                  </pic:blipFill>
+                  <pic:spPr>
+                    <a:xfrm>
+                      <a:off x="0" y="0"/>
+                      <a:ext cx="5759450" cy="2789555"/>
+                    </a:xfrm>
+                    <a:prstGeom prst="rect">
+                      <a:avLst/>
+                    </a:prstGeom>
+                  </pic:spPr>
+                </pic:pic>
+              </a:graphicData>
+            </a:graphic>
+          </wp:inline>
+        </w:drawing>
+      </w:r>
+      <w:r>
+        <w:t xml:space="preserve"> </w:t>
       </w:r>
     </w:p>
     <w:p>
@@ -4164,6 +3959,53 @@
     </w:p>
     <w:p>
       <w:pPr>
+        <w:pStyle w:val="Sarakstarindkopa"/>
+        <w:ind w:left="1211" w:firstLine="0"/>
+      </w:pPr>
+      <w:r>
+        <w:rPr>
+          <w:noProof/>
+        </w:rPr>
+        <w:lastRenderedPageBreak/>
+        <w:drawing>
+          <wp:inline distT="0" distB="0" distL="0" distR="0" wp14:anchorId="071D4593" wp14:editId="4E5D5597">
+            <wp:extent cx="5759450" cy="2788285"/>
+            <wp:effectExtent l="0" t="0" r="0" b="0"/>
+            <wp:docPr id="435946150" name="Attēls 1"/>
+            <wp:cNvGraphicFramePr>
+              <a:graphicFrameLocks xmlns:a="http://schemas.openxmlformats.org/drawingml/2006/main" noChangeAspect="1"/>
+            </wp:cNvGraphicFramePr>
+            <a:graphic xmlns:a="http://schemas.openxmlformats.org/drawingml/2006/main">
+              <a:graphicData uri="http://schemas.openxmlformats.org/drawingml/2006/picture">
+                <pic:pic xmlns:pic="http://schemas.openxmlformats.org/drawingml/2006/picture">
+                  <pic:nvPicPr>
+                    <pic:cNvPr id="435946150" name=""/>
+                    <pic:cNvPicPr/>
+                  </pic:nvPicPr>
+                  <pic:blipFill>
+                    <a:blip r:embed="rId30"/>
+                    <a:stretch>
+                      <a:fillRect/>
+                    </a:stretch>
+                  </pic:blipFill>
+                  <pic:spPr>
+                    <a:xfrm>
+                      <a:off x="0" y="0"/>
+                      <a:ext cx="5759450" cy="2788285"/>
+                    </a:xfrm>
+                    <a:prstGeom prst="rect">
+                      <a:avLst/>
+                    </a:prstGeom>
+                  </pic:spPr>
+                </pic:pic>
+              </a:graphicData>
+            </a:graphic>
+          </wp:inline>
+        </w:drawing>
+      </w:r>
+    </w:p>
+    <w:p>
+      <w:pPr>
         <w:ind w:left="851" w:firstLine="0"/>
       </w:pPr>
     </w:p>
@@ -4204,16 +4046,47 @@
     <w:p>
       <w:pPr>
         <w:pStyle w:val="Sarakstarindkopa"/>
-        <w:numPr>
-          <w:ilvl w:val="0"/>
-          <w:numId w:val="16"/>
-        </w:numPr>
-      </w:pPr>
-      <w:r>
-        <w:t xml:space="preserve">Sadaļā “Pievienot lietotāju”, </w:t>
-      </w:r>
-      <w:r>
-        <w:t>jāievada lietotājvārds, vārds, uzvārds, parole, loma(skolēns/skolotājs) un priekšmets, ja lietotājs ir skolotājs.</w:t>
+        <w:ind w:left="1211" w:firstLine="0"/>
+      </w:pPr>
+      <w:r>
+        <w:rPr>
+          <w:noProof/>
+        </w:rPr>
+        <w:drawing>
+          <wp:inline distT="0" distB="0" distL="0" distR="0" wp14:anchorId="3C9786E0" wp14:editId="6756DF99">
+            <wp:extent cx="5759450" cy="2789555"/>
+            <wp:effectExtent l="0" t="0" r="0" b="0"/>
+            <wp:docPr id="775048807" name="Attēls 1"/>
+            <wp:cNvGraphicFramePr>
+              <a:graphicFrameLocks xmlns:a="http://schemas.openxmlformats.org/drawingml/2006/main" noChangeAspect="1"/>
+            </wp:cNvGraphicFramePr>
+            <a:graphic xmlns:a="http://schemas.openxmlformats.org/drawingml/2006/main">
+              <a:graphicData uri="http://schemas.openxmlformats.org/drawingml/2006/picture">
+                <pic:pic xmlns:pic="http://schemas.openxmlformats.org/drawingml/2006/picture">
+                  <pic:nvPicPr>
+                    <pic:cNvPr id="359995075" name=""/>
+                    <pic:cNvPicPr/>
+                  </pic:nvPicPr>
+                  <pic:blipFill>
+                    <a:blip r:embed="rId26"/>
+                    <a:stretch>
+                      <a:fillRect/>
+                    </a:stretch>
+                  </pic:blipFill>
+                  <pic:spPr>
+                    <a:xfrm>
+                      <a:off x="0" y="0"/>
+                      <a:ext cx="5759450" cy="2789555"/>
+                    </a:xfrm>
+                    <a:prstGeom prst="rect">
+                      <a:avLst/>
+                    </a:prstGeom>
+                  </pic:spPr>
+                </pic:pic>
+              </a:graphicData>
+            </a:graphic>
+          </wp:inline>
+        </w:drawing>
       </w:r>
     </w:p>
     <w:p>
@@ -4225,7 +4098,57 @@
         </w:numPr>
       </w:pPr>
       <w:r>
-        <w:t>Pievieno lietotāju uzspiežot pogu “Pievienot”.</w:t>
+        <w:t xml:space="preserve">Sadaļā “Pievienot lietotāju”, </w:t>
+      </w:r>
+      <w:r>
+        <w:t>jāievada lietotājvārds, vārds, uzvārds, parole, loma(skolēns/skolotājs) un priekšmets, ja lietotājs ir skolotājs.</w:t>
+      </w:r>
+    </w:p>
+    <w:p>
+      <w:pPr>
+        <w:pStyle w:val="Sarakstarindkopa"/>
+        <w:ind w:left="1211" w:firstLine="0"/>
+      </w:pPr>
+      <w:r>
+        <w:rPr>
+          <w:noProof/>
+        </w:rPr>
+        <w:lastRenderedPageBreak/>
+        <w:drawing>
+          <wp:inline distT="0" distB="0" distL="0" distR="0" wp14:anchorId="3F2DFB44" wp14:editId="5B63C8BF">
+            <wp:extent cx="5759450" cy="2786380"/>
+            <wp:effectExtent l="0" t="0" r="0" b="0"/>
+            <wp:docPr id="1649905690" name="Attēls 1"/>
+            <wp:cNvGraphicFramePr>
+              <a:graphicFrameLocks xmlns:a="http://schemas.openxmlformats.org/drawingml/2006/main" noChangeAspect="1"/>
+            </wp:cNvGraphicFramePr>
+            <a:graphic xmlns:a="http://schemas.openxmlformats.org/drawingml/2006/main">
+              <a:graphicData uri="http://schemas.openxmlformats.org/drawingml/2006/picture">
+                <pic:pic xmlns:pic="http://schemas.openxmlformats.org/drawingml/2006/picture">
+                  <pic:nvPicPr>
+                    <pic:cNvPr id="1649905690" name=""/>
+                    <pic:cNvPicPr/>
+                  </pic:nvPicPr>
+                  <pic:blipFill>
+                    <a:blip r:embed="rId31"/>
+                    <a:stretch>
+                      <a:fillRect/>
+                    </a:stretch>
+                  </pic:blipFill>
+                  <pic:spPr>
+                    <a:xfrm>
+                      <a:off x="0" y="0"/>
+                      <a:ext cx="5759450" cy="2786380"/>
+                    </a:xfrm>
+                    <a:prstGeom prst="rect">
+                      <a:avLst/>
+                    </a:prstGeom>
+                  </pic:spPr>
+                </pic:pic>
+              </a:graphicData>
+            </a:graphic>
+          </wp:inline>
+        </w:drawing>
       </w:r>
     </w:p>
     <w:p>
@@ -4237,7 +4160,7 @@
         </w:numPr>
       </w:pPr>
       <w:r>
-        <w:t xml:space="preserve">Sadaļā “Konsultācijas pievienošana”, jānorāda skolotājs, jānorāda diena, laiks, un kabinets. </w:t>
+        <w:t>Pievieno lietotāju uzspiežot pogu “Pievienot”.</w:t>
       </w:r>
     </w:p>
     <w:p>
@@ -4249,13 +4172,53 @@
         </w:numPr>
       </w:pPr>
       <w:r>
-        <w:t>Pievieno konsultāciju uzspiež</w:t>
-      </w:r>
-      <w:r>
-        <w:t>o</w:t>
-      </w:r>
-      <w:r>
-        <w:t>t pogu “Saglabāt”.</w:t>
+        <w:t xml:space="preserve">Sadaļā “Konsultācijas pievienošana”, jānorāda skolotājs, jānorāda diena, laiks, un kabinets. </w:t>
+      </w:r>
+    </w:p>
+    <w:p>
+      <w:pPr>
+        <w:pStyle w:val="Sarakstarindkopa"/>
+        <w:ind w:left="1211" w:firstLine="0"/>
+      </w:pPr>
+      <w:r>
+        <w:rPr>
+          <w:noProof/>
+        </w:rPr>
+        <w:drawing>
+          <wp:inline distT="0" distB="0" distL="0" distR="0" wp14:anchorId="3A51EA09" wp14:editId="184F8115">
+            <wp:extent cx="5759450" cy="2777490"/>
+            <wp:effectExtent l="0" t="0" r="0" b="3810"/>
+            <wp:docPr id="653872268" name="Attēls 1"/>
+            <wp:cNvGraphicFramePr>
+              <a:graphicFrameLocks xmlns:a="http://schemas.openxmlformats.org/drawingml/2006/main" noChangeAspect="1"/>
+            </wp:cNvGraphicFramePr>
+            <a:graphic xmlns:a="http://schemas.openxmlformats.org/drawingml/2006/main">
+              <a:graphicData uri="http://schemas.openxmlformats.org/drawingml/2006/picture">
+                <pic:pic xmlns:pic="http://schemas.openxmlformats.org/drawingml/2006/picture">
+                  <pic:nvPicPr>
+                    <pic:cNvPr id="653872268" name=""/>
+                    <pic:cNvPicPr/>
+                  </pic:nvPicPr>
+                  <pic:blipFill>
+                    <a:blip r:embed="rId32"/>
+                    <a:stretch>
+                      <a:fillRect/>
+                    </a:stretch>
+                  </pic:blipFill>
+                  <pic:spPr>
+                    <a:xfrm>
+                      <a:off x="0" y="0"/>
+                      <a:ext cx="5759450" cy="2777490"/>
+                    </a:xfrm>
+                    <a:prstGeom prst="rect">
+                      <a:avLst/>
+                    </a:prstGeom>
+                  </pic:spPr>
+                </pic:pic>
+              </a:graphicData>
+            </a:graphic>
+          </wp:inline>
+        </w:drawing>
       </w:r>
     </w:p>
     <w:p>
@@ -4267,8 +4230,71 @@
         </w:numPr>
       </w:pPr>
       <w:r>
-        <w:lastRenderedPageBreak/>
+        <w:t>Pievieno konsultāciju uzspiež</w:t>
+      </w:r>
+      <w:r>
+        <w:t>o</w:t>
+      </w:r>
+      <w:r>
+        <w:t>t pogu “Saglabāt”.</w:t>
+      </w:r>
+    </w:p>
+    <w:p>
+      <w:pPr>
+        <w:pStyle w:val="Sarakstarindkopa"/>
+        <w:numPr>
+          <w:ilvl w:val="0"/>
+          <w:numId w:val="16"/>
+        </w:numPr>
+      </w:pPr>
+      <w:r>
         <w:t>Sadalā “Esošās konsultācijas” pēc vajadzības var mainīt konsultāciju laiku un dzēst kosnultācijas laiku.</w:t>
+      </w:r>
+    </w:p>
+    <w:p>
+      <w:pPr>
+        <w:pStyle w:val="Sarakstarindkopa"/>
+        <w:ind w:left="1211" w:firstLine="0"/>
+      </w:pPr>
+      <w:r>
+        <w:rPr>
+          <w:noProof/>
+        </w:rPr>
+        <w:drawing>
+          <wp:inline distT="0" distB="0" distL="0" distR="0" wp14:anchorId="10021CD7" wp14:editId="63EA24DD">
+            <wp:extent cx="5759450" cy="1163955"/>
+            <wp:effectExtent l="0" t="0" r="0" b="0"/>
+            <wp:docPr id="477900030" name="Attēls 1"/>
+            <wp:cNvGraphicFramePr>
+              <a:graphicFrameLocks xmlns:a="http://schemas.openxmlformats.org/drawingml/2006/main" noChangeAspect="1"/>
+            </wp:cNvGraphicFramePr>
+            <a:graphic xmlns:a="http://schemas.openxmlformats.org/drawingml/2006/main">
+              <a:graphicData uri="http://schemas.openxmlformats.org/drawingml/2006/picture">
+                <pic:pic xmlns:pic="http://schemas.openxmlformats.org/drawingml/2006/picture">
+                  <pic:nvPicPr>
+                    <pic:cNvPr id="477900030" name=""/>
+                    <pic:cNvPicPr/>
+                  </pic:nvPicPr>
+                  <pic:blipFill>
+                    <a:blip r:embed="rId33"/>
+                    <a:stretch>
+                      <a:fillRect/>
+                    </a:stretch>
+                  </pic:blipFill>
+                  <pic:spPr>
+                    <a:xfrm>
+                      <a:off x="0" y="0"/>
+                      <a:ext cx="5759450" cy="1163955"/>
+                    </a:xfrm>
+                    <a:prstGeom prst="rect">
+                      <a:avLst/>
+                    </a:prstGeom>
+                  </pic:spPr>
+                </pic:pic>
+              </a:graphicData>
+            </a:graphic>
+          </wp:inline>
+        </w:drawing>
       </w:r>
     </w:p>
     <w:p>
@@ -4291,7 +4317,7 @@
           <w:numId w:val="16"/>
         </w:numPr>
         <w:sectPr>
-          <w:footerReference w:type="default" r:id="rId26"/>
+          <w:footerReference w:type="default" r:id="rId34"/>
           <w:pgSz w:w="11906" w:h="16838"/>
           <w:pgMar w:top="1418" w:right="1418" w:bottom="1418" w:left="1418" w:header="709" w:footer="709" w:gutter="0"/>
           <w:cols w:space="708"/>
@@ -4317,18 +4343,18 @@
       <w:pPr>
         <w:pStyle w:val="Virsraksts1"/>
       </w:pPr>
-      <w:bookmarkStart w:id="26" w:name="_Toc226374746"/>
+      <w:bookmarkStart w:id="15" w:name="_Toc226838102"/>
       <w:r>
         <w:t>Secinājumi</w:t>
       </w:r>
-      <w:bookmarkEnd w:id="26"/>
+      <w:bookmarkEnd w:id="15"/>
     </w:p>
     <w:p>
       <w:pPr>
         <w:spacing w:after="160"/>
       </w:pPr>
       <w:r>
-        <w:t>Li Europan lingues es membres del sam familie. Lor separat existentie es un myth. Por scientie, musica, sport etc, litot Europa usa li sam vocabular. Li lingues differe solmen in li grammatica, li pronunciation e li plu commun vocabules. Omnicos directe al desirabilite de un nov lingua franca: On refusa continuar payar custosi traductores. At solmen va esser necessi far uniform grammatica, pronunciation e plu sommun paroles.</w:t>
+        <w:t>Tika izpildīts pamatfunkciju mērķis, sistēma ir responsīva un droša. Lietotāji var lietot šo sistēmu, nesalaužot sistēmas loģikas uzbūvi. Ja mēģina ievadīt neatbilstošus datus vai obligātajos datu laukos netiek ievadīti dati, atkļūdošanas rezultātā, sistēma nenobrūk.</w:t>
       </w:r>
     </w:p>
     <w:p>
@@ -4336,7 +4362,26 @@
         <w:spacing w:after="160"/>
       </w:pPr>
       <w:r>
-        <w:t>Ma quande lingues coalesce, li grammatica del resultant lingue es plu simplic e regulari quam ti del coalescent lingues. Li nov lingua franca va esser plu simplic e regulari quam li existent Europan lingues. It va esser tam simplic quam Occidental in fact, it va esser Occidental. A un Angleso it va semblar un simplificat Angles, quam un skeptic Cambridge amico dit me que Occidental es. Li Europan lingues es membres del sam familie. Lor separat existentie es un myth. Por scientie, musica, sport etc, litot Europa usa li sam vocabular. Li lingues differe solmen in li grammatica, li pronunciation e li plu commun vocabules. Omnicos directe al desirabilite de un nov lingua franca: On refusa continuar payar custosi traductores. At solmen va esser necessi far uniform grammatica, p</w:t>
+        <w:t>Izaicinājumi projekta darba izstrādes laikā būtu izvēlētais Agile projekta izstrādāšanas veids, jo tas paredz, ka tas var tikt papildināts ar funkcionālajām prasībām, kas būtiski ietekmēja izstrādes laiku. Koda loģikas izveidē bija grūtības izveidot atbilstošu datu validācijas pārbaudi, lai Back-end loģika nenobruktu. Saskarnes izveidē nebija tiešs virziens, lai vizualizētu sistēmas izskatu lietotājiem.</w:t>
+      </w:r>
+    </w:p>
+    <w:p>
+      <w:pPr>
+        <w:spacing w:after="160"/>
+      </w:pPr>
+      <w:r>
+        <w:t xml:space="preserve">Tika pilnveidotas iepriekšminētās caurviju prasmes, piemēram, pašvadīta mācīšanās, kas būtiski uzlabojās projekta izveidē. </w:t>
+      </w:r>
+      <w:r>
+        <w:t>Kritiskā domāšana palīdzēja atrast kļūdainās vietas koda tapšanas laikā un salīdzinoši ātri novērst kļūmes.</w:t>
+      </w:r>
+    </w:p>
+    <w:p>
+      <w:pPr>
+        <w:spacing w:after="160"/>
+      </w:pPr>
+      <w:r>
+        <w:t>Nākotnē varētu šo programmu pilnveidot ar e-klases pieteikšanos, ka jebkura skola varētu šo dizaina risinājumu izmantot. Varētu papildināt lietotājufunkcijas ar sava profila izveidi, kad var nomainīt, piemēram, paroli, profila attēlu, utt.</w:t>
       </w:r>
     </w:p>
     <w:p/>
@@ -4351,7 +4396,7 @@
         </w:sectPr>
       </w:pPr>
     </w:p>
-    <w:bookmarkStart w:id="27" w:name="_Toc226374747" w:displacedByCustomXml="next"/>
+    <w:bookmarkStart w:id="16" w:name="_Toc226838103" w:displacedByCustomXml="next"/>
     <w:sdt>
       <w:sdtPr>
         <w:rPr>
@@ -4366,7 +4411,6 @@
           <w:docPartUnique/>
         </w:docPartObj>
       </w:sdtPr>
-      <w:sdtEndPr/>
       <w:sdtContent>
         <w:p>
           <w:pPr>
@@ -4375,14 +4419,13 @@
           <w:r>
             <w:t>Bibliogrāfija</w:t>
           </w:r>
-          <w:bookmarkEnd w:id="27"/>
+          <w:bookmarkEnd w:id="16"/>
         </w:p>
         <w:sdt>
           <w:sdtPr>
             <w:id w:val="111145805"/>
             <w:bibliography/>
           </w:sdtPr>
-          <w:sdtEndPr/>
           <w:sdtContent>
             <w:p>
               <w:pPr>
@@ -4405,10 +4448,50 @@
               </w:r>
               <w:r>
                 <w:rPr>
+                  <w:i/>
+                  <w:iCs/>
                   <w:noProof/>
                 </w:rPr>
-                <w:t xml:space="preserve">autors, V. (2025. gada 22.. Oktobris). </w:t>
+                <w:t>CSS</w:t>
               </w:r>
+              <w:r>
+                <w:rPr>
+                  <w:noProof/>
+                </w:rPr>
+                <w:t>. Ielādēts no https://tailwindcss.com/</w:t>
+              </w:r>
+            </w:p>
+            <w:p>
+              <w:pPr>
+                <w:pStyle w:val="Bibliogrfija"/>
+                <w:ind w:left="720" w:hanging="720"/>
+                <w:rPr>
+                  <w:noProof/>
+                </w:rPr>
+              </w:pPr>
+              <w:r>
+                <w:rPr>
+                  <w:i/>
+                  <w:iCs/>
+                  <w:noProof/>
+                </w:rPr>
+                <w:t>DB Browser</w:t>
+              </w:r>
+              <w:r>
+                <w:rPr>
+                  <w:noProof/>
+                </w:rPr>
+                <w:t>. Ielādēts no https://sqlitebrowser.org/</w:t>
+              </w:r>
+            </w:p>
+            <w:p>
+              <w:pPr>
+                <w:pStyle w:val="Bibliogrfija"/>
+                <w:ind w:left="720" w:hanging="720"/>
+                <w:rPr>
+                  <w:noProof/>
+                </w:rPr>
+              </w:pPr>
               <w:r>
                 <w:rPr>
                   <w:i/>
@@ -4421,7 +4504,192 @@
                 <w:rPr>
                   <w:noProof/>
                 </w:rPr>
-                <w:t>. Ielādēts no W3Schools: W3Schools.com</w:t>
+                <w:t>. Ielādēts no W3Schools: https://www.w3schools.com/html</w:t>
+              </w:r>
+            </w:p>
+            <w:p>
+              <w:pPr>
+                <w:pStyle w:val="Bibliogrfija"/>
+                <w:ind w:left="720" w:hanging="720"/>
+                <w:rPr>
+                  <w:noProof/>
+                </w:rPr>
+              </w:pPr>
+              <w:r>
+                <w:rPr>
+                  <w:i/>
+                  <w:iCs/>
+                  <w:noProof/>
+                </w:rPr>
+                <w:t>JavaScript</w:t>
+              </w:r>
+              <w:r>
+                <w:rPr>
+                  <w:noProof/>
+                </w:rPr>
+                <w:t>. Ielādēts no https://calendarjs.com/</w:t>
+              </w:r>
+            </w:p>
+            <w:p>
+              <w:pPr>
+                <w:pStyle w:val="Bibliogrfija"/>
+                <w:ind w:left="720" w:hanging="720"/>
+                <w:rPr>
+                  <w:noProof/>
+                </w:rPr>
+              </w:pPr>
+              <w:r>
+                <w:rPr>
+                  <w:i/>
+                  <w:iCs/>
+                  <w:noProof/>
+                </w:rPr>
+                <w:t>Python</w:t>
+              </w:r>
+              <w:r>
+                <w:rPr>
+                  <w:noProof/>
+                </w:rPr>
+                <w:t>. Ielādēts no https://www.w3schools.com/python</w:t>
+              </w:r>
+            </w:p>
+            <w:p>
+              <w:pPr>
+                <w:pStyle w:val="Bibliogrfija"/>
+                <w:ind w:left="720" w:hanging="720"/>
+                <w:rPr>
+                  <w:noProof/>
+                </w:rPr>
+              </w:pPr>
+              <w:r>
+                <w:rPr>
+                  <w:i/>
+                  <w:iCs/>
+                  <w:noProof/>
+                </w:rPr>
+                <w:t>Python Flask</w:t>
+              </w:r>
+              <w:r>
+                <w:rPr>
+                  <w:noProof/>
+                </w:rPr>
+                <w:t>. Ielādēts no https://www.geeksforgeeks.org/python/flask-tutorial/</w:t>
+              </w:r>
+            </w:p>
+            <w:p>
+              <w:pPr>
+                <w:pStyle w:val="Bibliogrfija"/>
+                <w:ind w:left="720" w:hanging="720"/>
+                <w:rPr>
+                  <w:noProof/>
+                </w:rPr>
+              </w:pPr>
+              <w:r>
+                <w:rPr>
+                  <w:i/>
+                  <w:iCs/>
+                  <w:noProof/>
+                </w:rPr>
+                <w:t>Projekta plānošanas izstrāde</w:t>
+              </w:r>
+              <w:r>
+                <w:rPr>
+                  <w:noProof/>
+                </w:rPr>
+                <w:t>. Ielādēts no https://www.startdesign.lv/</w:t>
+              </w:r>
+            </w:p>
+            <w:p>
+              <w:pPr>
+                <w:pStyle w:val="Bibliogrfija"/>
+                <w:ind w:left="720" w:hanging="720"/>
+                <w:rPr>
+                  <w:noProof/>
+                </w:rPr>
+              </w:pPr>
+              <w:r>
+                <w:rPr>
+                  <w:i/>
+                  <w:iCs/>
+                  <w:noProof/>
+                </w:rPr>
+                <w:t>SQL</w:t>
+              </w:r>
+              <w:r>
+                <w:rPr>
+                  <w:noProof/>
+                </w:rPr>
+                <w:t>. Ielādēts no https://www.w3schools.com/sql/</w:t>
+              </w:r>
+            </w:p>
+            <w:p>
+              <w:pPr>
+                <w:pStyle w:val="Bibliogrfija"/>
+                <w:ind w:left="720" w:hanging="720"/>
+                <w:rPr>
+                  <w:noProof/>
+                </w:rPr>
+              </w:pPr>
+              <w:r>
+                <w:rPr>
+                  <w:i/>
+                  <w:iCs/>
+                  <w:noProof/>
+                </w:rPr>
+                <w:t>SQLAlchemy</w:t>
+              </w:r>
+              <w:r>
+                <w:rPr>
+                  <w:noProof/>
+                </w:rPr>
+                <w:t>.</w:t>
+              </w:r>
+              <w:r>
+                <w:rPr>
+                  <w:noProof/>
+                </w:rPr>
+                <w:t xml:space="preserve"> </w:t>
+              </w:r>
+              <w:r>
+                <w:rPr>
+                  <w:noProof/>
+                </w:rPr>
+                <w:t>Ielādēts no https://www.geeksforgeeks.org/python/sqlalchemy-tutorial-in-python/</w:t>
+              </w:r>
+            </w:p>
+            <w:p>
+              <w:pPr>
+                <w:pStyle w:val="Bibliogrfija"/>
+                <w:ind w:left="720" w:hanging="720"/>
+                <w:rPr>
+                  <w:noProof/>
+                </w:rPr>
+              </w:pPr>
+              <w:r>
+                <w:rPr>
+                  <w:i/>
+                  <w:iCs/>
+                  <w:noProof/>
+                </w:rPr>
+                <w:t>Werkzeug</w:t>
+              </w:r>
+              <w:r>
+                <w:rPr>
+                  <w:noProof/>
+                </w:rPr>
+                <w:t>.</w:t>
+              </w:r>
+              <w:r>
+                <w:rPr>
+                  <w:noProof/>
+                </w:rPr>
+                <w:t xml:space="preserve"> </w:t>
+              </w:r>
+              <w:r>
+                <w:rPr>
+                  <w:noProof/>
+                </w:rPr>
+                <w:t>Ielādēts no https://www.geeksforgeeks.org/python/convert-immutablemultidict-with-duplicate-keys-to-list-of-lists-in-python/</w:t>
               </w:r>
             </w:p>
             <w:p>
@@ -4456,21 +4724,16 @@
       <w:pPr>
         <w:pStyle w:val="Virsraksts1"/>
       </w:pPr>
-      <w:bookmarkStart w:id="28" w:name="_Toc226374748"/>
+      <w:bookmarkStart w:id="17" w:name="_Toc226838104"/>
       <w:r>
         <w:lastRenderedPageBreak/>
         <w:t>Pielikumi</w:t>
       </w:r>
-      <w:bookmarkEnd w:id="28"/>
+      <w:bookmarkEnd w:id="17"/>
     </w:p>
     <w:p>
       <w:r>
         <w:t>1. pielikums</w:t>
-      </w:r>
-    </w:p>
-    <w:p>
-      <w:r>
-        <w:t>skice</w:t>
       </w:r>
     </w:p>
     <w:p>
@@ -4480,18 +4743,263 @@
         <w:jc w:val="left"/>
       </w:pPr>
       <w:r>
+        <w:rPr>
+          <w:noProof/>
+        </w:rPr>
+        <w:drawing>
+          <wp:inline distT="0" distB="0" distL="0" distR="0" wp14:anchorId="1A939C33" wp14:editId="7790003E">
+            <wp:extent cx="5759450" cy="3751580"/>
+            <wp:effectExtent l="0" t="0" r="0" b="0"/>
+            <wp:docPr id="539691196" name="Attēls 1"/>
+            <wp:cNvGraphicFramePr>
+              <a:graphicFrameLocks xmlns:a="http://schemas.openxmlformats.org/drawingml/2006/main" noChangeAspect="1"/>
+            </wp:cNvGraphicFramePr>
+            <a:graphic xmlns:a="http://schemas.openxmlformats.org/drawingml/2006/main">
+              <a:graphicData uri="http://schemas.openxmlformats.org/drawingml/2006/picture">
+                <pic:pic xmlns:pic="http://schemas.openxmlformats.org/drawingml/2006/picture">
+                  <pic:nvPicPr>
+                    <pic:cNvPr id="539691196" name=""/>
+                    <pic:cNvPicPr/>
+                  </pic:nvPicPr>
+                  <pic:blipFill>
+                    <a:blip r:embed="rId35"/>
+                    <a:stretch>
+                      <a:fillRect/>
+                    </a:stretch>
+                  </pic:blipFill>
+                  <pic:spPr>
+                    <a:xfrm>
+                      <a:off x="0" y="0"/>
+                      <a:ext cx="5759450" cy="3751580"/>
+                    </a:xfrm>
+                    <a:prstGeom prst="rect">
+                      <a:avLst/>
+                    </a:prstGeom>
+                  </pic:spPr>
+                </pic:pic>
+              </a:graphicData>
+            </a:graphic>
+          </wp:inline>
+        </w:drawing>
+      </w:r>
+      <w:r>
+        <w:rPr>
+          <w:noProof/>
+        </w:rPr>
+        <w:drawing>
+          <wp:inline distT="0" distB="0" distL="0" distR="0" wp14:anchorId="669A24A8" wp14:editId="6024781D">
+            <wp:extent cx="5759450" cy="3698875"/>
+            <wp:effectExtent l="0" t="0" r="0" b="0"/>
+            <wp:docPr id="363566725" name="Attēls 1"/>
+            <wp:cNvGraphicFramePr>
+              <a:graphicFrameLocks xmlns:a="http://schemas.openxmlformats.org/drawingml/2006/main" noChangeAspect="1"/>
+            </wp:cNvGraphicFramePr>
+            <a:graphic xmlns:a="http://schemas.openxmlformats.org/drawingml/2006/main">
+              <a:graphicData uri="http://schemas.openxmlformats.org/drawingml/2006/picture">
+                <pic:pic xmlns:pic="http://schemas.openxmlformats.org/drawingml/2006/picture">
+                  <pic:nvPicPr>
+                    <pic:cNvPr id="363566725" name=""/>
+                    <pic:cNvPicPr/>
+                  </pic:nvPicPr>
+                  <pic:blipFill>
+                    <a:blip r:embed="rId36"/>
+                    <a:stretch>
+                      <a:fillRect/>
+                    </a:stretch>
+                  </pic:blipFill>
+                  <pic:spPr>
+                    <a:xfrm>
+                      <a:off x="0" y="0"/>
+                      <a:ext cx="5759450" cy="3698875"/>
+                    </a:xfrm>
+                    <a:prstGeom prst="rect">
+                      <a:avLst/>
+                    </a:prstGeom>
+                  </pic:spPr>
+                </pic:pic>
+              </a:graphicData>
+            </a:graphic>
+          </wp:inline>
+        </w:drawing>
+      </w:r>
+      <w:r>
+        <w:rPr>
+          <w:noProof/>
+        </w:rPr>
+        <w:lastRenderedPageBreak/>
+        <w:drawing>
+          <wp:inline distT="0" distB="0" distL="0" distR="0" wp14:anchorId="1E3DEF11" wp14:editId="3137DC0C">
+            <wp:extent cx="5759450" cy="3698875"/>
+            <wp:effectExtent l="0" t="0" r="0" b="0"/>
+            <wp:docPr id="315490668" name="Attēls 1"/>
+            <wp:cNvGraphicFramePr>
+              <a:graphicFrameLocks xmlns:a="http://schemas.openxmlformats.org/drawingml/2006/main" noChangeAspect="1"/>
+            </wp:cNvGraphicFramePr>
+            <a:graphic xmlns:a="http://schemas.openxmlformats.org/drawingml/2006/main">
+              <a:graphicData uri="http://schemas.openxmlformats.org/drawingml/2006/picture">
+                <pic:pic xmlns:pic="http://schemas.openxmlformats.org/drawingml/2006/picture">
+                  <pic:nvPicPr>
+                    <pic:cNvPr id="315490668" name=""/>
+                    <pic:cNvPicPr/>
+                  </pic:nvPicPr>
+                  <pic:blipFill>
+                    <a:blip r:embed="rId37"/>
+                    <a:stretch>
+                      <a:fillRect/>
+                    </a:stretch>
+                  </pic:blipFill>
+                  <pic:spPr>
+                    <a:xfrm>
+                      <a:off x="0" y="0"/>
+                      <a:ext cx="5759450" cy="3698875"/>
+                    </a:xfrm>
+                    <a:prstGeom prst="rect">
+                      <a:avLst/>
+                    </a:prstGeom>
+                  </pic:spPr>
+                </pic:pic>
+              </a:graphicData>
+            </a:graphic>
+          </wp:inline>
+        </w:drawing>
+      </w:r>
+      <w:r>
+        <w:rPr>
+          <w:noProof/>
+        </w:rPr>
+        <w:drawing>
+          <wp:inline distT="0" distB="0" distL="0" distR="0" wp14:anchorId="2165B5F6" wp14:editId="05CC8E0B">
+            <wp:extent cx="5759450" cy="4011295"/>
+            <wp:effectExtent l="0" t="0" r="0" b="0"/>
+            <wp:docPr id="64834579" name="Attēls 1"/>
+            <wp:cNvGraphicFramePr>
+              <a:graphicFrameLocks xmlns:a="http://schemas.openxmlformats.org/drawingml/2006/main" noChangeAspect="1"/>
+            </wp:cNvGraphicFramePr>
+            <a:graphic xmlns:a="http://schemas.openxmlformats.org/drawingml/2006/main">
+              <a:graphicData uri="http://schemas.openxmlformats.org/drawingml/2006/picture">
+                <pic:pic xmlns:pic="http://schemas.openxmlformats.org/drawingml/2006/picture">
+                  <pic:nvPicPr>
+                    <pic:cNvPr id="64834579" name=""/>
+                    <pic:cNvPicPr/>
+                  </pic:nvPicPr>
+                  <pic:blipFill>
+                    <a:blip r:embed="rId38"/>
+                    <a:stretch>
+                      <a:fillRect/>
+                    </a:stretch>
+                  </pic:blipFill>
+                  <pic:spPr>
+                    <a:xfrm>
+                      <a:off x="0" y="0"/>
+                      <a:ext cx="5759450" cy="4011295"/>
+                    </a:xfrm>
+                    <a:prstGeom prst="rect">
+                      <a:avLst/>
+                    </a:prstGeom>
+                  </pic:spPr>
+                </pic:pic>
+              </a:graphicData>
+            </a:graphic>
+          </wp:inline>
+        </w:drawing>
+      </w:r>
+      <w:r>
+        <w:rPr>
+          <w:noProof/>
+        </w:rPr>
+        <w:lastRenderedPageBreak/>
+        <w:drawing>
+          <wp:inline distT="0" distB="0" distL="0" distR="0" wp14:anchorId="4EC2948C" wp14:editId="25A8B1F2">
+            <wp:extent cx="5759450" cy="4698365"/>
+            <wp:effectExtent l="0" t="0" r="0" b="0"/>
+            <wp:docPr id="1567087792" name="Attēls 1"/>
+            <wp:cNvGraphicFramePr>
+              <a:graphicFrameLocks xmlns:a="http://schemas.openxmlformats.org/drawingml/2006/main" noChangeAspect="1"/>
+            </wp:cNvGraphicFramePr>
+            <a:graphic xmlns:a="http://schemas.openxmlformats.org/drawingml/2006/main">
+              <a:graphicData uri="http://schemas.openxmlformats.org/drawingml/2006/picture">
+                <pic:pic xmlns:pic="http://schemas.openxmlformats.org/drawingml/2006/picture">
+                  <pic:nvPicPr>
+                    <pic:cNvPr id="1567087792" name=""/>
+                    <pic:cNvPicPr/>
+                  </pic:nvPicPr>
+                  <pic:blipFill>
+                    <a:blip r:embed="rId39"/>
+                    <a:stretch>
+                      <a:fillRect/>
+                    </a:stretch>
+                  </pic:blipFill>
+                  <pic:spPr>
+                    <a:xfrm>
+                      <a:off x="0" y="0"/>
+                      <a:ext cx="5759450" cy="4698365"/>
+                    </a:xfrm>
+                    <a:prstGeom prst="rect">
+                      <a:avLst/>
+                    </a:prstGeom>
+                  </pic:spPr>
+                </pic:pic>
+              </a:graphicData>
+            </a:graphic>
+          </wp:inline>
+        </w:drawing>
+      </w:r>
+      <w:r>
         <w:br w:type="page"/>
       </w:r>
     </w:p>
     <w:p>
       <w:r>
         <w:lastRenderedPageBreak/>
-        <w:t>2. piel</w:t>
-      </w:r>
-    </w:p>
-    <w:p>
-      <w:r>
-        <w:t>process</w:t>
+        <w:t>2.piel</w:t>
+      </w:r>
+      <w:r>
+        <w:t>ikums</w:t>
+      </w:r>
+    </w:p>
+    <w:p>
+      <w:pPr>
+        <w:ind w:firstLine="0"/>
+      </w:pPr>
+      <w:r>
+        <w:rPr>
+          <w:noProof/>
+        </w:rPr>
+        <w:drawing>
+          <wp:inline distT="0" distB="0" distL="0" distR="0" wp14:anchorId="47043842" wp14:editId="23A47360">
+            <wp:extent cx="5948045" cy="2264454"/>
+            <wp:effectExtent l="0" t="0" r="0" b="2540"/>
+            <wp:docPr id="1221676532" name="Attēls 1"/>
+            <wp:cNvGraphicFramePr>
+              <a:graphicFrameLocks xmlns:a="http://schemas.openxmlformats.org/drawingml/2006/main" noChangeAspect="1"/>
+            </wp:cNvGraphicFramePr>
+            <a:graphic xmlns:a="http://schemas.openxmlformats.org/drawingml/2006/main">
+              <a:graphicData uri="http://schemas.openxmlformats.org/drawingml/2006/picture">
+                <pic:pic xmlns:pic="http://schemas.openxmlformats.org/drawingml/2006/picture">
+                  <pic:nvPicPr>
+                    <pic:cNvPr id="1221676532" name=""/>
+                    <pic:cNvPicPr/>
+                  </pic:nvPicPr>
+                  <pic:blipFill>
+                    <a:blip r:embed="rId40"/>
+                    <a:stretch>
+                      <a:fillRect/>
+                    </a:stretch>
+                  </pic:blipFill>
+                  <pic:spPr>
+                    <a:xfrm>
+                      <a:off x="0" y="0"/>
+                      <a:ext cx="5954016" cy="2266727"/>
+                    </a:xfrm>
+                    <a:prstGeom prst="rect">
+                      <a:avLst/>
+                    </a:prstGeom>
+                  </pic:spPr>
+                </pic:pic>
+              </a:graphicData>
+            </a:graphic>
+          </wp:inline>
+        </w:drawing>
       </w:r>
     </w:p>
     <w:p>
@@ -4500,6 +5008,209 @@
         <w:ind w:firstLine="0"/>
         <w:jc w:val="left"/>
       </w:pPr>
+      <w:r>
+        <w:rPr>
+          <w:noProof/>
+        </w:rPr>
+        <w:drawing>
+          <wp:inline distT="0" distB="0" distL="0" distR="0" wp14:anchorId="0ABF21A0" wp14:editId="15BD6997">
+            <wp:extent cx="6486432" cy="1314450"/>
+            <wp:effectExtent l="0" t="0" r="0" b="0"/>
+            <wp:docPr id="1256340586" name="Attēls 1"/>
+            <wp:cNvGraphicFramePr>
+              <a:graphicFrameLocks xmlns:a="http://schemas.openxmlformats.org/drawingml/2006/main" noChangeAspect="1"/>
+            </wp:cNvGraphicFramePr>
+            <a:graphic xmlns:a="http://schemas.openxmlformats.org/drawingml/2006/main">
+              <a:graphicData uri="http://schemas.openxmlformats.org/drawingml/2006/picture">
+                <pic:pic xmlns:pic="http://schemas.openxmlformats.org/drawingml/2006/picture">
+                  <pic:nvPicPr>
+                    <pic:cNvPr id="1256340586" name=""/>
+                    <pic:cNvPicPr/>
+                  </pic:nvPicPr>
+                  <pic:blipFill>
+                    <a:blip r:embed="rId41"/>
+                    <a:stretch>
+                      <a:fillRect/>
+                    </a:stretch>
+                  </pic:blipFill>
+                  <pic:spPr>
+                    <a:xfrm>
+                      <a:off x="0" y="0"/>
+                      <a:ext cx="6492056" cy="1315590"/>
+                    </a:xfrm>
+                    <a:prstGeom prst="rect">
+                      <a:avLst/>
+                    </a:prstGeom>
+                  </pic:spPr>
+                </pic:pic>
+              </a:graphicData>
+            </a:graphic>
+          </wp:inline>
+        </w:drawing>
+      </w:r>
+      <w:r>
+        <w:rPr>
+          <w:noProof/>
+        </w:rPr>
+        <w:drawing>
+          <wp:inline distT="0" distB="0" distL="0" distR="0" wp14:anchorId="791BCEB4" wp14:editId="04B25950">
+            <wp:extent cx="6419129" cy="2638425"/>
+            <wp:effectExtent l="0" t="0" r="1270" b="0"/>
+            <wp:docPr id="1005712330" name="Attēls 1"/>
+            <wp:cNvGraphicFramePr>
+              <a:graphicFrameLocks xmlns:a="http://schemas.openxmlformats.org/drawingml/2006/main" noChangeAspect="1"/>
+            </wp:cNvGraphicFramePr>
+            <a:graphic xmlns:a="http://schemas.openxmlformats.org/drawingml/2006/main">
+              <a:graphicData uri="http://schemas.openxmlformats.org/drawingml/2006/picture">
+                <pic:pic xmlns:pic="http://schemas.openxmlformats.org/drawingml/2006/picture">
+                  <pic:nvPicPr>
+                    <pic:cNvPr id="1005712330" name=""/>
+                    <pic:cNvPicPr/>
+                  </pic:nvPicPr>
+                  <pic:blipFill>
+                    <a:blip r:embed="rId42"/>
+                    <a:stretch>
+                      <a:fillRect/>
+                    </a:stretch>
+                  </pic:blipFill>
+                  <pic:spPr>
+                    <a:xfrm>
+                      <a:off x="0" y="0"/>
+                      <a:ext cx="6423247" cy="2640118"/>
+                    </a:xfrm>
+                    <a:prstGeom prst="rect">
+                      <a:avLst/>
+                    </a:prstGeom>
+                  </pic:spPr>
+                </pic:pic>
+              </a:graphicData>
+            </a:graphic>
+          </wp:inline>
+        </w:drawing>
+      </w:r>
+      <w:r>
+        <w:rPr>
+          <w:noProof/>
+        </w:rPr>
+        <w:lastRenderedPageBreak/>
+        <w:drawing>
+          <wp:inline distT="0" distB="0" distL="0" distR="0" wp14:anchorId="2B7541CA" wp14:editId="3F131B5A">
+            <wp:extent cx="5759450" cy="4966970"/>
+            <wp:effectExtent l="0" t="0" r="0" b="5080"/>
+            <wp:docPr id="1814621449" name="Attēls 1"/>
+            <wp:cNvGraphicFramePr>
+              <a:graphicFrameLocks xmlns:a="http://schemas.openxmlformats.org/drawingml/2006/main" noChangeAspect="1"/>
+            </wp:cNvGraphicFramePr>
+            <a:graphic xmlns:a="http://schemas.openxmlformats.org/drawingml/2006/main">
+              <a:graphicData uri="http://schemas.openxmlformats.org/drawingml/2006/picture">
+                <pic:pic xmlns:pic="http://schemas.openxmlformats.org/drawingml/2006/picture">
+                  <pic:nvPicPr>
+                    <pic:cNvPr id="1814621449" name=""/>
+                    <pic:cNvPicPr/>
+                  </pic:nvPicPr>
+                  <pic:blipFill>
+                    <a:blip r:embed="rId43"/>
+                    <a:stretch>
+                      <a:fillRect/>
+                    </a:stretch>
+                  </pic:blipFill>
+                  <pic:spPr>
+                    <a:xfrm>
+                      <a:off x="0" y="0"/>
+                      <a:ext cx="5759450" cy="4966970"/>
+                    </a:xfrm>
+                    <a:prstGeom prst="rect">
+                      <a:avLst/>
+                    </a:prstGeom>
+                  </pic:spPr>
+                </pic:pic>
+              </a:graphicData>
+            </a:graphic>
+          </wp:inline>
+        </w:drawing>
+      </w:r>
+      <w:r>
+        <w:rPr>
+          <w:noProof/>
+        </w:rPr>
+        <w:lastRenderedPageBreak/>
+        <w:drawing>
+          <wp:inline distT="0" distB="0" distL="0" distR="0" wp14:anchorId="0BC16515" wp14:editId="0EF97CCF">
+            <wp:extent cx="5759450" cy="6351905"/>
+            <wp:effectExtent l="0" t="0" r="0" b="0"/>
+            <wp:docPr id="801433132" name="Attēls 1"/>
+            <wp:cNvGraphicFramePr>
+              <a:graphicFrameLocks xmlns:a="http://schemas.openxmlformats.org/drawingml/2006/main" noChangeAspect="1"/>
+            </wp:cNvGraphicFramePr>
+            <a:graphic xmlns:a="http://schemas.openxmlformats.org/drawingml/2006/main">
+              <a:graphicData uri="http://schemas.openxmlformats.org/drawingml/2006/picture">
+                <pic:pic xmlns:pic="http://schemas.openxmlformats.org/drawingml/2006/picture">
+                  <pic:nvPicPr>
+                    <pic:cNvPr id="801433132" name=""/>
+                    <pic:cNvPicPr/>
+                  </pic:nvPicPr>
+                  <pic:blipFill>
+                    <a:blip r:embed="rId44"/>
+                    <a:stretch>
+                      <a:fillRect/>
+                    </a:stretch>
+                  </pic:blipFill>
+                  <pic:spPr>
+                    <a:xfrm>
+                      <a:off x="0" y="0"/>
+                      <a:ext cx="5759450" cy="6351905"/>
+                    </a:xfrm>
+                    <a:prstGeom prst="rect">
+                      <a:avLst/>
+                    </a:prstGeom>
+                  </pic:spPr>
+                </pic:pic>
+              </a:graphicData>
+            </a:graphic>
+          </wp:inline>
+        </w:drawing>
+      </w:r>
+      <w:r>
+        <w:rPr>
+          <w:noProof/>
+        </w:rPr>
+        <w:lastRenderedPageBreak/>
+        <w:drawing>
+          <wp:inline distT="0" distB="0" distL="0" distR="0" wp14:anchorId="6D62570B" wp14:editId="4CCE6C24">
+            <wp:extent cx="5759450" cy="2887345"/>
+            <wp:effectExtent l="0" t="0" r="0" b="8255"/>
+            <wp:docPr id="841821037" name="Attēls 1"/>
+            <wp:cNvGraphicFramePr>
+              <a:graphicFrameLocks xmlns:a="http://schemas.openxmlformats.org/drawingml/2006/main" noChangeAspect="1"/>
+            </wp:cNvGraphicFramePr>
+            <a:graphic xmlns:a="http://schemas.openxmlformats.org/drawingml/2006/main">
+              <a:graphicData uri="http://schemas.openxmlformats.org/drawingml/2006/picture">
+                <pic:pic xmlns:pic="http://schemas.openxmlformats.org/drawingml/2006/picture">
+                  <pic:nvPicPr>
+                    <pic:cNvPr id="841821037" name=""/>
+                    <pic:cNvPicPr/>
+                  </pic:nvPicPr>
+                  <pic:blipFill>
+                    <a:blip r:embed="rId45"/>
+                    <a:stretch>
+                      <a:fillRect/>
+                    </a:stretch>
+                  </pic:blipFill>
+                  <pic:spPr>
+                    <a:xfrm>
+                      <a:off x="0" y="0"/>
+                      <a:ext cx="5759450" cy="2887345"/>
+                    </a:xfrm>
+                    <a:prstGeom prst="rect">
+                      <a:avLst/>
+                    </a:prstGeom>
+                  </pic:spPr>
+                </pic:pic>
+              </a:graphicData>
+            </a:graphic>
+          </wp:inline>
+        </w:drawing>
+      </w:r>
       <w:r>
         <w:br w:type="page"/>
       </w:r>
@@ -4519,7 +5230,7 @@
           <w:numId w:val="7"/>
         </w:numPr>
       </w:pPr>
-      <w:hyperlink r:id="rId27" w:history="1">
+      <w:hyperlink r:id="rId46" w:history="1">
         <w:r>
           <w:rPr>
             <w:rStyle w:val="Hipersaite"/>
@@ -4536,7 +5247,7 @@
           <w:numId w:val="7"/>
         </w:numPr>
       </w:pPr>
-      <w:hyperlink r:id="rId28" w:history="1">
+      <w:hyperlink r:id="rId47" w:history="1">
         <w:r>
           <w:rPr>
             <w:rStyle w:val="Hipersaite"/>
@@ -4553,7 +5264,7 @@
           <w:numId w:val="7"/>
         </w:numPr>
       </w:pPr>
-      <w:hyperlink r:id="rId29" w:history="1">
+      <w:hyperlink r:id="rId48" w:history="1">
         <w:r>
           <w:rPr>
             <w:rStyle w:val="Hipersaite"/>
@@ -4570,7 +5281,7 @@
           <w:numId w:val="7"/>
         </w:numPr>
       </w:pPr>
-      <w:hyperlink r:id="rId30" w:history="1">
+      <w:hyperlink r:id="rId49" w:history="1">
         <w:r>
           <w:rPr>
             <w:rStyle w:val="Hipersaite"/>
@@ -4587,7 +5298,7 @@
           <w:numId w:val="7"/>
         </w:numPr>
       </w:pPr>
-      <w:hyperlink r:id="rId31" w:history="1">
+      <w:hyperlink r:id="rId50" w:history="1">
         <w:r>
           <w:rPr>
             <w:rStyle w:val="Hipersaite"/>
@@ -4604,7 +5315,7 @@
           <w:numId w:val="7"/>
         </w:numPr>
       </w:pPr>
-      <w:hyperlink r:id="rId32" w:history="1">
+      <w:hyperlink r:id="rId51" w:history="1">
         <w:r>
           <w:rPr>
             <w:rStyle w:val="Hipersaite"/>
@@ -4633,7 +5344,7 @@
 </file>
 
 <file path=word/comments.xml><?xml version="1.0" encoding="utf-8"?>
-<w:comments xmlns:wpc="http://schemas.microsoft.com/office/word/2010/wordprocessingCanvas" xmlns:cx="http://schemas.microsoft.com/office/drawing/2014/chartex" xmlns:cx1="http://schemas.microsoft.com/office/drawing/2015/9/8/chartex" xmlns:cx2="http://schemas.microsoft.com/office/drawing/2015/10/21/chartex" xmlns:cx3="http://schemas.microsoft.com/office/drawing/2016/5/9/chartex" xmlns:cx4="http://schemas.microsoft.com/office/drawing/2016/5/10/chartex" xmlns:cx5="http://schemas.microsoft.com/office/drawing/2016/5/11/chartex" xmlns:cx6="http://schemas.microsoft.com/office/drawing/2016/5/12/chartex" xmlns:cx7="http://schemas.microsoft.com/office/drawing/2016/5/13/chartex" xmlns:cx8="http://schemas.microsoft.com/office/drawing/2016/5/14/chartex" xmlns:mc="http://schemas.openxmlformats.org/markup-compatibility/2006" xmlns:aink="http://schemas.microsoft.com/office/drawing/2016/ink" xmlns:am3d="http://schemas.microsoft.com/office/drawing/2017/model3d" xmlns:o="urn:schemas-microsoft-com:office:office" xmlns:r="http://schemas.openxmlformats.org/officeDocument/2006/relationships" xmlns:m="http://schemas.openxmlformats.org/officeDocument/2006/math" xmlns:v="urn:schemas-microsoft-com:vml" xmlns:wp14="http://schemas.microsoft.com/office/word/2010/wordprocessingDrawing" xmlns:wp="http://schemas.openxmlformats.org/drawingml/2006/wordprocessingDrawing" xmlns:w10="urn:schemas-microsoft-com:office:word" xmlns:w="http://schemas.openxmlformats.org/wordprocessingml/2006/main" xmlns:w14="http://schemas.microsoft.com/office/word/2010/wordml" xmlns:w15="http://schemas.microsoft.com/office/word/2012/wordml" xmlns:w16cex="http://schemas.microsoft.com/office/word/2018/wordml/cex" xmlns:w16cid="http://schemas.microsoft.com/office/word/2016/wordml/cid" xmlns:w16="http://schemas.microsoft.com/office/word/2018/wordml" xmlns:w16sdtdh="http://schemas.microsoft.com/office/word/2020/wordml/sdtdatahash" xmlns:w16se="http://schemas.microsoft.com/office/word/2015/wordml/symex" xmlns:wpg="http://schemas.microsoft.com/office/word/2010/wordprocessingGroup" xmlns:wpi="http://schemas.microsoft.com/office/word/2010/wordprocessingInk" xmlns:wne="http://schemas.microsoft.com/office/word/2006/wordml" xmlns:wps="http://schemas.microsoft.com/office/word/2010/wordprocessingShape" mc:Ignorable="w14 w15 w16se w16cid w16 w16cex w16sdtdh wp14">
+<w:comments xmlns:wpc="http://schemas.microsoft.com/office/word/2010/wordprocessingCanvas" xmlns:cx="http://schemas.microsoft.com/office/drawing/2014/chartex" xmlns:cx1="http://schemas.microsoft.com/office/drawing/2015/9/8/chartex" xmlns:cx2="http://schemas.microsoft.com/office/drawing/2015/10/21/chartex" xmlns:cx3="http://schemas.microsoft.com/office/drawing/2016/5/9/chartex" xmlns:cx4="http://schemas.microsoft.com/office/drawing/2016/5/10/chartex" xmlns:cx5="http://schemas.microsoft.com/office/drawing/2016/5/11/chartex" xmlns:cx6="http://schemas.microsoft.com/office/drawing/2016/5/12/chartex" xmlns:cx7="http://schemas.microsoft.com/office/drawing/2016/5/13/chartex" xmlns:cx8="http://schemas.microsoft.com/office/drawing/2016/5/14/chartex" xmlns:mc="http://schemas.openxmlformats.org/markup-compatibility/2006" xmlns:aink="http://schemas.microsoft.com/office/drawing/2016/ink" xmlns:am3d="http://schemas.microsoft.com/office/drawing/2017/model3d" xmlns:o="urn:schemas-microsoft-com:office:office" xmlns:oel="http://schemas.microsoft.com/office/2019/extlst" xmlns:r="http://schemas.openxmlformats.org/officeDocument/2006/relationships" xmlns:m="http://schemas.openxmlformats.org/officeDocument/2006/math" xmlns:v="urn:schemas-microsoft-com:vml" xmlns:wp14="http://schemas.microsoft.com/office/word/2010/wordprocessingDrawing" xmlns:wp="http://schemas.openxmlformats.org/drawingml/2006/wordprocessingDrawing" xmlns:w10="urn:schemas-microsoft-com:office:word" xmlns:w="http://schemas.openxmlformats.org/wordprocessingml/2006/main" xmlns:w14="http://schemas.microsoft.com/office/word/2010/wordml" xmlns:w15="http://schemas.microsoft.com/office/word/2012/wordml" xmlns:w16cex="http://schemas.microsoft.com/office/word/2018/wordml/cex" xmlns:w16cid="http://schemas.microsoft.com/office/word/2016/wordml/cid" xmlns:w16="http://schemas.microsoft.com/office/word/2018/wordml" xmlns:w16du="http://schemas.microsoft.com/office/word/2023/wordml/word16du" xmlns:w16sdtdh="http://schemas.microsoft.com/office/word/2020/wordml/sdtdatahash" xmlns:w16sdtfl="http://schemas.microsoft.com/office/word/2024/wordml/sdtformatlock" xmlns:w16se="http://schemas.microsoft.com/office/word/2015/wordml/symex" xmlns:wpg="http://schemas.microsoft.com/office/word/2010/wordprocessingGroup" xmlns:wpi="http://schemas.microsoft.com/office/word/2010/wordprocessingInk" xmlns:wne="http://schemas.microsoft.com/office/word/2006/wordml" xmlns:wps="http://schemas.microsoft.com/office/word/2010/wordprocessingShape" mc:Ignorable="w14 w15 w16se w16cid w16 w16cex w16sdtdh w16sdtfl w16du wp14">
   <w:comment w:id="1" w:author="Kalvis Kincis" w:date="2026-04-08T14:07:00Z" w:initials="KK">
     <w:p>
       <w:pPr>
@@ -4658,7 +5369,7 @@
       </w:r>
     </w:p>
   </w:comment>
-  <w:comment w:id="7" w:author="Kalvis Kincis" w:date="2026-04-08T14:11:00Z" w:initials="KK">
+  <w:comment w:id="4" w:author="Kalvis Kincis" w:date="2026-04-08T14:11:00Z" w:initials="KK">
     <w:p>
       <w:pPr>
         <w:pStyle w:val="Komentrateksts"/>
@@ -4674,7 +5385,7 @@
       </w:r>
     </w:p>
   </w:comment>
-  <w:comment w:id="9" w:author="Kalvis Kincis" w:date="2026-04-08T14:13:00Z" w:initials="KK">
+  <w:comment w:id="6" w:author="Kalvis Kincis" w:date="2026-04-08T14:17:00Z" w:initials="KK">
     <w:p>
       <w:pPr>
         <w:pStyle w:val="Komentrateksts"/>
@@ -4686,11 +5397,11 @@
         <w:annotationRef/>
       </w:r>
       <w:r>
-        <w:t>Visdrīzāk bez 1.1. Un secinājumus par skolotāju, skolēnu anketām</w:t>
+        <w:t>Info avotu par MIT licenci</w:t>
       </w:r>
     </w:p>
   </w:comment>
-  <w:comment w:id="11" w:author="Kalvis Kincis" w:date="2026-04-08T14:14:00Z" w:initials="KK">
+  <w:comment w:id="7" w:author="Kalvis Kincis" w:date="2026-04-08T14:29:00Z" w:initials="KK">
     <w:p>
       <w:pPr>
         <w:pStyle w:val="Komentrateksts"/>
@@ -4702,11 +5413,11 @@
         <w:annotationRef/>
       </w:r>
       <w:r>
-        <w:t>!</w:t>
+        <w:t>Procesu shēma.</w:t>
       </w:r>
     </w:p>
   </w:comment>
-  <w:comment w:id="12" w:author="Kalvis Kincis" w:date="2026-04-08T14:15:00Z" w:initials="KK">
+  <w:comment w:id="8" w:author="Kalvis Kincis" w:date="2026-04-08T14:33:00Z" w:initials="KK">
     <w:p>
       <w:pPr>
         <w:pStyle w:val="Komentrateksts"/>
@@ -4718,11 +5429,11 @@
         <w:annotationRef/>
       </w:r>
       <w:r>
-        <w:t>Atbilst labajai praksei DB drošībai, piemēram, nodrošinot pret inject.</w:t>
+        <w:t>Izmantojot rīku X un par pamatu ņemot procesu shēmu ir izveidots lietotāja saskarnes prototips (wireframe). Sk. pielikumu 2.</w:t>
       </w:r>
     </w:p>
   </w:comment>
-  <w:comment w:id="13" w:author="Kalvis Kincis" w:date="2026-04-08T14:17:00Z" w:initials="KK">
+  <w:comment w:id="10" w:author="Kalvis Kincis" w:date="2026-04-08T14:20:00Z" w:initials="KK">
     <w:p>
       <w:pPr>
         <w:pStyle w:val="Komentrateksts"/>
@@ -4734,11 +5445,21 @@
         <w:annotationRef/>
       </w:r>
       <w:r>
-        <w:t>Info avotu par MIT licenci</w:t>
+        <w:t>Nosauksi izstrādes soļus (testa 7. jaut.) un vienā, divos teikumos, kas katrā notiek. Pēc tā uzrakstīsi, ka katrs solis grafiski attēlots 1. pielikumā.</w:t>
+      </w:r>
+      <w:r>
+        <w:br/>
+      </w:r>
+      <w:r>
+        <w:br/>
+        <w:t>1. līdz 6. attēlu uz pielikumu (viss kā 1. pielikums). Padomā par secību!</w:t>
+      </w:r>
+      <w:r>
+        <w:br/>
       </w:r>
     </w:p>
   </w:comment>
-  <w:comment w:id="14" w:author="Kalvis Kincis" w:date="2026-04-08T14:29:00Z" w:initials="KK">
+  <w:comment w:id="12" w:author="Kalvis Kincis" w:date="2026-04-08T14:38:00Z" w:initials="KK">
     <w:p>
       <w:pPr>
         <w:pStyle w:val="Komentrateksts"/>
@@ -4750,166 +5471,37 @@
         <w:annotationRef/>
       </w:r>
       <w:r>
-        <w:t>Procesu shēma.</w:t>
+        <w:t>Kas notiek, ja nav ievadīts vispār?</w:t>
+      </w:r>
+    </w:p>
+    <w:p>
+      <w:pPr>
+        <w:pStyle w:val="Komentrateksts"/>
+      </w:pPr>
+    </w:p>
+    <w:p>
+      <w:pPr>
+        <w:pStyle w:val="Komentrateksts"/>
+      </w:pPr>
+      <w:r>
+        <w:t>Skolotājs noraida bez komentāra</w:t>
+      </w:r>
+    </w:p>
+    <w:p>
+      <w:pPr>
+        <w:pStyle w:val="Komentrateksts"/>
+      </w:pPr>
+    </w:p>
+    <w:p>
+      <w:pPr>
+        <w:pStyle w:val="Komentrateksts"/>
+      </w:pPr>
+      <w:r>
+        <w:t>Admin rediģē vai dzēš konsultāciju, uz kuru ir pieteikumi nākotnē.</w:t>
       </w:r>
     </w:p>
   </w:comment>
-  <w:comment w:id="15" w:author="Kalvis Kincis" w:date="2026-04-08T14:29:00Z" w:initials="KK">
-    <w:p>
-      <w:pPr>
-        <w:pStyle w:val="Komentrateksts"/>
-      </w:pPr>
-      <w:r>
-        <w:rPr>
-          <w:rStyle w:val="Komentraatsauce"/>
-        </w:rPr>
-        <w:annotationRef/>
-      </w:r>
-      <w:r>
-        <w:t>Izmantotās tehnoloģijas.</w:t>
-      </w:r>
-    </w:p>
-  </w:comment>
-  <w:comment w:id="16" w:author="Kalvis Kincis" w:date="2026-04-08T14:31:00Z" w:initials="KK">
-    <w:p>
-      <w:pPr>
-        <w:pStyle w:val="Komentrateksts"/>
-      </w:pPr>
-      <w:r>
-        <w:rPr>
-          <w:rStyle w:val="Komentraatsauce"/>
-        </w:rPr>
-        <w:annotationRef/>
-      </w:r>
-      <w:r>
-        <w:t xml:space="preserve">DB shēma arī šeit. Uzrakstot tabulu </w:t>
-      </w:r>
-      <w:r>
-        <w:t>nosaukumus. UN</w:t>
-      </w:r>
-      <w:r>
-        <w:t xml:space="preserve"> tad sk. attēlu.</w:t>
-      </w:r>
-    </w:p>
-  </w:comment>
-  <w:comment w:id="17" w:author="Kalvis Kincis" w:date="2026-04-08T14:33:00Z" w:initials="KK">
-    <w:p>
-      <w:pPr>
-        <w:pStyle w:val="Komentrateksts"/>
-      </w:pPr>
-      <w:r>
-        <w:rPr>
-          <w:rStyle w:val="Komentraatsauce"/>
-        </w:rPr>
-        <w:annotationRef/>
-      </w:r>
-      <w:r>
-        <w:t>Izmantojot rīku X un par pamatu ņemot procesu shēmu ir izveidots lietotāja saskarnes prototips (wireframe). Sk. pielikumu 2.</w:t>
-      </w:r>
-    </w:p>
-  </w:comment>
-  <w:comment w:id="19" w:author="Kalvis Kincis" w:date="2026-04-08T14:20:00Z" w:initials="KK">
-    <w:p>
-      <w:pPr>
-        <w:pStyle w:val="Komentrateksts"/>
-      </w:pPr>
-      <w:r>
-        <w:rPr>
-          <w:rStyle w:val="Komentraatsauce"/>
-        </w:rPr>
-        <w:annotationRef/>
-      </w:r>
-      <w:r>
-        <w:t>Nosauksi izstrādes soļus (testa 7. jaut.) un vienā, divos teikumos, kas katrā notiek. Pēc tā uzrakstīsi, ka katrs solis grafiski attēlots 1. pielikumā.</w:t>
-      </w:r>
-      <w:r>
-        <w:br/>
-      </w:r>
-      <w:r>
-        <w:br/>
-        <w:t>1. līdz 6. attēlu uz pielikumu (viss kā 1. pielikums). Padomā par secību!</w:t>
-      </w:r>
-      <w:r>
-        <w:br/>
-      </w:r>
-    </w:p>
-  </w:comment>
-  <w:comment w:id="20" w:author="Kalvis Kincis" w:date="2026-04-08T14:26:00Z" w:initials="KK">
-    <w:p>
-      <w:pPr>
-        <w:pStyle w:val="Komentrateksts"/>
-      </w:pPr>
-      <w:r>
-        <w:rPr>
-          <w:rStyle w:val="Komentraatsauce"/>
-        </w:rPr>
-        <w:annotationRef/>
-      </w:r>
-      <w:r>
-        <w:softHyphen/>
-        <w:t>Katrai no specifikācijā minētajām lomām ir sava procesu, informācijas plūsma, kura parādīta X. attēlā. Bet šo varbūt 2. nodaļā. Tāpat arī DB skici.</w:t>
-      </w:r>
-    </w:p>
-  </w:comment>
-  <w:comment w:id="21" w:author="Kalvis Kincis" w:date="2026-04-08T14:34:00Z" w:initials="KK">
-    <w:p>
-      <w:pPr>
-        <w:pStyle w:val="Komentrateksts"/>
-      </w:pPr>
-      <w:r>
-        <w:rPr>
-          <w:rStyle w:val="Komentraatsauce"/>
-        </w:rPr>
-        <w:annotationRef/>
-      </w:r>
-      <w:r>
-        <w:t>Šis viss ir 2. pielikums</w:t>
-      </w:r>
-    </w:p>
-  </w:comment>
-  <w:comment w:id="23" w:author="Kalvis Kincis" w:date="2026-04-08T14:38:00Z" w:initials="KK">
-    <w:p>
-      <w:pPr>
-        <w:pStyle w:val="Komentrateksts"/>
-      </w:pPr>
-      <w:r>
-        <w:rPr>
-          <w:rStyle w:val="Komentraatsauce"/>
-        </w:rPr>
-        <w:annotationRef/>
-      </w:r>
-      <w:r>
-        <w:t>Kas notiek, ja nav ievadīts vispār?</w:t>
-      </w:r>
-    </w:p>
-    <w:p>
-      <w:pPr>
-        <w:pStyle w:val="Komentrateksts"/>
-      </w:pPr>
-    </w:p>
-    <w:p>
-      <w:pPr>
-        <w:pStyle w:val="Komentrateksts"/>
-      </w:pPr>
-      <w:r>
-        <w:t>Skolotājs noraida bez komentāra</w:t>
-      </w:r>
-    </w:p>
-    <w:p>
-      <w:pPr>
-        <w:pStyle w:val="Komentrateksts"/>
-      </w:pPr>
-    </w:p>
-    <w:p>
-      <w:pPr>
-        <w:pStyle w:val="Komentrateksts"/>
-      </w:pPr>
-      <w:r>
-        <w:t>Admin rediģē vai dzēš konsultāciju, uz kuru ir pieteikumi nākotnē.</w:t>
-      </w:r>
-    </w:p>
-  </w:comment>
-  <w:comment w:id="25" w:author="Kalvis Kincis" w:date="2026-04-08T14:43:00Z" w:initials="KK">
+  <w:comment w:id="14" w:author="Kalvis Kincis" w:date="2026-04-08T14:43:00Z" w:initials="KK">
     <w:p>
       <w:pPr>
         <w:pStyle w:val="Komentrateksts"/>
@@ -4929,67 +5521,46 @@
 </file>
 
 <file path=word/commentsExtended.xml><?xml version="1.0" encoding="utf-8"?>
-<w15:commentsEx xmlns:wpc="http://schemas.microsoft.com/office/word/2010/wordprocessingCanvas" xmlns:cx="http://schemas.microsoft.com/office/drawing/2014/chartex" xmlns:cx1="http://schemas.microsoft.com/office/drawing/2015/9/8/chartex" xmlns:cx2="http://schemas.microsoft.com/office/drawing/2015/10/21/chartex" xmlns:cx3="http://schemas.microsoft.com/office/drawing/2016/5/9/chartex" xmlns:cx4="http://schemas.microsoft.com/office/drawing/2016/5/10/chartex" xmlns:cx5="http://schemas.microsoft.com/office/drawing/2016/5/11/chartex" xmlns:cx6="http://schemas.microsoft.com/office/drawing/2016/5/12/chartex" xmlns:cx7="http://schemas.microsoft.com/office/drawing/2016/5/13/chartex" xmlns:cx8="http://schemas.microsoft.com/office/drawing/2016/5/14/chartex" xmlns:mc="http://schemas.openxmlformats.org/markup-compatibility/2006" xmlns:aink="http://schemas.microsoft.com/office/drawing/2016/ink" xmlns:am3d="http://schemas.microsoft.com/office/drawing/2017/model3d" xmlns:o="urn:schemas-microsoft-com:office:office" xmlns:r="http://schemas.openxmlformats.org/officeDocument/2006/relationships" xmlns:m="http://schemas.openxmlformats.org/officeDocument/2006/math" xmlns:v="urn:schemas-microsoft-com:vml" xmlns:wp14="http://schemas.microsoft.com/office/word/2010/wordprocessingDrawing" xmlns:wp="http://schemas.openxmlformats.org/drawingml/2006/wordprocessingDrawing" xmlns:w10="urn:schemas-microsoft-com:office:word" xmlns:w="http://schemas.openxmlformats.org/wordprocessingml/2006/main" xmlns:w14="http://schemas.microsoft.com/office/word/2010/wordml" xmlns:w15="http://schemas.microsoft.com/office/word/2012/wordml" xmlns:w16cex="http://schemas.microsoft.com/office/word/2018/wordml/cex" xmlns:w16cid="http://schemas.microsoft.com/office/word/2016/wordml/cid" xmlns:w16="http://schemas.microsoft.com/office/word/2018/wordml" xmlns:w16sdtdh="http://schemas.microsoft.com/office/word/2020/wordml/sdtdatahash" xmlns:w16se="http://schemas.microsoft.com/office/word/2015/wordml/symex" xmlns:wpg="http://schemas.microsoft.com/office/word/2010/wordprocessingGroup" xmlns:wpi="http://schemas.microsoft.com/office/word/2010/wordprocessingInk" xmlns:wne="http://schemas.microsoft.com/office/word/2006/wordml" xmlns:wps="http://schemas.microsoft.com/office/word/2010/wordprocessingShape" mc:Ignorable="w14 w15 w16se w16cid w16 w16cex w16sdtdh wp14">
-  <w15:commentEx w15:paraId="2981814B" w15:done="0"/>
-  <w15:commentEx w15:paraId="4D8764A7" w15:done="0"/>
-  <w15:commentEx w15:paraId="5C534002" w15:done="0"/>
-  <w15:commentEx w15:paraId="592DBE5D" w15:done="0"/>
-  <w15:commentEx w15:paraId="2366DD3B" w15:done="0"/>
-  <w15:commentEx w15:paraId="7791EF74" w15:done="0"/>
-  <w15:commentEx w15:paraId="1BA38603" w15:done="0"/>
-  <w15:commentEx w15:paraId="1A49F144" w15:done="0"/>
-  <w15:commentEx w15:paraId="09C51306" w15:done="0"/>
-  <w15:commentEx w15:paraId="1EE4B8AD" w15:done="0"/>
-  <w15:commentEx w15:paraId="238141C4" w15:done="0"/>
-  <w15:commentEx w15:paraId="2C112B25" w15:done="0"/>
-  <w15:commentEx w15:paraId="7B97E123" w15:done="0"/>
-  <w15:commentEx w15:paraId="3C43B75D" w15:done="0"/>
-  <w15:commentEx w15:paraId="75D03363" w15:done="0"/>
+<w15:commentsEx xmlns:wpc="http://schemas.microsoft.com/office/word/2010/wordprocessingCanvas" xmlns:cx="http://schemas.microsoft.com/office/drawing/2014/chartex" xmlns:cx1="http://schemas.microsoft.com/office/drawing/2015/9/8/chartex" xmlns:cx2="http://schemas.microsoft.com/office/drawing/2015/10/21/chartex" xmlns:cx3="http://schemas.microsoft.com/office/drawing/2016/5/9/chartex" xmlns:cx4="http://schemas.microsoft.com/office/drawing/2016/5/10/chartex" xmlns:cx5="http://schemas.microsoft.com/office/drawing/2016/5/11/chartex" xmlns:cx6="http://schemas.microsoft.com/office/drawing/2016/5/12/chartex" xmlns:cx7="http://schemas.microsoft.com/office/drawing/2016/5/13/chartex" xmlns:cx8="http://schemas.microsoft.com/office/drawing/2016/5/14/chartex" xmlns:mc="http://schemas.openxmlformats.org/markup-compatibility/2006" xmlns:aink="http://schemas.microsoft.com/office/drawing/2016/ink" xmlns:am3d="http://schemas.microsoft.com/office/drawing/2017/model3d" xmlns:o="urn:schemas-microsoft-com:office:office" xmlns:oel="http://schemas.microsoft.com/office/2019/extlst" xmlns:r="http://schemas.openxmlformats.org/officeDocument/2006/relationships" xmlns:m="http://schemas.openxmlformats.org/officeDocument/2006/math" xmlns:v="urn:schemas-microsoft-com:vml" xmlns:wp14="http://schemas.microsoft.com/office/word/2010/wordprocessingDrawing" xmlns:wp="http://schemas.openxmlformats.org/drawingml/2006/wordprocessingDrawing" xmlns:w10="urn:schemas-microsoft-com:office:word" xmlns:w="http://schemas.openxmlformats.org/wordprocessingml/2006/main" xmlns:w14="http://schemas.microsoft.com/office/word/2010/wordml" xmlns:w15="http://schemas.microsoft.com/office/word/2012/wordml" xmlns:w16cex="http://schemas.microsoft.com/office/word/2018/wordml/cex" xmlns:w16cid="http://schemas.microsoft.com/office/word/2016/wordml/cid" xmlns:w16="http://schemas.microsoft.com/office/word/2018/wordml" xmlns:w16du="http://schemas.microsoft.com/office/word/2023/wordml/word16du" xmlns:w16sdtdh="http://schemas.microsoft.com/office/word/2020/wordml/sdtdatahash" xmlns:w16sdtfl="http://schemas.microsoft.com/office/word/2024/wordml/sdtformatlock" xmlns:w16se="http://schemas.microsoft.com/office/word/2015/wordml/symex" xmlns:wpg="http://schemas.microsoft.com/office/word/2010/wordprocessingGroup" xmlns:wpi="http://schemas.microsoft.com/office/word/2010/wordprocessingInk" xmlns:wne="http://schemas.microsoft.com/office/word/2006/wordml" xmlns:wps="http://schemas.microsoft.com/office/word/2010/wordprocessingShape" mc:Ignorable="w14 w15 w16se w16cid w16 w16cex w16sdtdh w16sdtfl w16du wp14">
+  <w15:commentEx w15:paraId="2981814B" w15:done="1"/>
+  <w15:commentEx w15:paraId="4D8764A7" w15:done="1"/>
+  <w15:commentEx w15:paraId="7791EF74" w15:done="1"/>
+  <w15:commentEx w15:paraId="1BA38603" w15:done="1"/>
+  <w15:commentEx w15:paraId="1EE4B8AD" w15:done="1"/>
+  <w15:commentEx w15:paraId="238141C4" w15:done="1"/>
+  <w15:commentEx w15:paraId="3C43B75D" w15:done="1"/>
+  <w15:commentEx w15:paraId="75D03363" w15:done="1"/>
 </w15:commentsEx>
 </file>
 
 <file path=word/commentsExtensible.xml><?xml version="1.0" encoding="utf-8"?>
-<w16cex:commentsExtensible xmlns:wpc="http://schemas.microsoft.com/office/word/2010/wordprocessingCanvas" xmlns:cx="http://schemas.microsoft.com/office/drawing/2014/chartex" xmlns:cx1="http://schemas.microsoft.com/office/drawing/2015/9/8/chartex" xmlns:cx2="http://schemas.microsoft.com/office/drawing/2015/10/21/chartex" xmlns:cx3="http://schemas.microsoft.com/office/drawing/2016/5/9/chartex" xmlns:cx4="http://schemas.microsoft.com/office/drawing/2016/5/10/chartex" xmlns:cx5="http://schemas.microsoft.com/office/drawing/2016/5/11/chartex" xmlns:cx6="http://schemas.microsoft.com/office/drawing/2016/5/12/chartex" xmlns:cx7="http://schemas.microsoft.com/office/drawing/2016/5/13/chartex" xmlns:cx8="http://schemas.microsoft.com/office/drawing/2016/5/14/chartex" xmlns:mc="http://schemas.openxmlformats.org/markup-compatibility/2006" xmlns:aink="http://schemas.microsoft.com/office/drawing/2016/ink" xmlns:am3d="http://schemas.microsoft.com/office/drawing/2017/model3d" xmlns:o="urn:schemas-microsoft-com:office:office" xmlns:r="http://schemas.openxmlformats.org/officeDocument/2006/relationships" xmlns:m="http://schemas.openxmlformats.org/officeDocument/2006/math" xmlns:v="urn:schemas-microsoft-com:vml" xmlns:wp14="http://schemas.microsoft.com/office/word/2010/wordprocessingDrawing" xmlns:wp="http://schemas.openxmlformats.org/drawingml/2006/wordprocessingDrawing" xmlns:w10="urn:schemas-microsoft-com:office:word" xmlns:w="http://schemas.openxmlformats.org/wordprocessingml/2006/main" xmlns:w14="http://schemas.microsoft.com/office/word/2010/wordml" xmlns:w15="http://schemas.microsoft.com/office/word/2012/wordml" xmlns:w16cex="http://schemas.microsoft.com/office/word/2018/wordml/cex" xmlns:w16cid="http://schemas.microsoft.com/office/word/2016/wordml/cid" xmlns:w16="http://schemas.microsoft.com/office/word/2018/wordml" xmlns:w16sdtdh="http://schemas.microsoft.com/office/word/2020/wordml/sdtdatahash" xmlns:w16se="http://schemas.microsoft.com/office/word/2015/wordml/symex" xmlns:wpg="http://schemas.microsoft.com/office/word/2010/wordprocessingGroup" xmlns:wpi="http://schemas.microsoft.com/office/word/2010/wordprocessingInk" xmlns:wne="http://schemas.microsoft.com/office/word/2006/wordml" xmlns:wps="http://schemas.microsoft.com/office/word/2010/wordprocessingShape" mc:Ignorable="w14 w15 w16se w16cid w16 w16cex w16sdtdh wp14">
+<w16cex:commentsExtensible xmlns:wpc="http://schemas.microsoft.com/office/word/2010/wordprocessingCanvas" xmlns:cx="http://schemas.microsoft.com/office/drawing/2014/chartex" xmlns:cx1="http://schemas.microsoft.com/office/drawing/2015/9/8/chartex" xmlns:cx2="http://schemas.microsoft.com/office/drawing/2015/10/21/chartex" xmlns:cx3="http://schemas.microsoft.com/office/drawing/2016/5/9/chartex" xmlns:cx4="http://schemas.microsoft.com/office/drawing/2016/5/10/chartex" xmlns:cx5="http://schemas.microsoft.com/office/drawing/2016/5/11/chartex" xmlns:cx6="http://schemas.microsoft.com/office/drawing/2016/5/12/chartex" xmlns:cx7="http://schemas.microsoft.com/office/drawing/2016/5/13/chartex" xmlns:cx8="http://schemas.microsoft.com/office/drawing/2016/5/14/chartex" xmlns:cr="http://schemas.microsoft.com/office/comments/2020/reactions" xmlns:mc="http://schemas.openxmlformats.org/markup-compatibility/2006" xmlns:aink="http://schemas.microsoft.com/office/drawing/2016/ink" xmlns:am3d="http://schemas.microsoft.com/office/drawing/2017/model3d" xmlns:o="urn:schemas-microsoft-com:office:office" xmlns:oel="http://schemas.microsoft.com/office/2019/extlst" xmlns:r="http://schemas.openxmlformats.org/officeDocument/2006/relationships" xmlns:m="http://schemas.openxmlformats.org/officeDocument/2006/math" xmlns:v="urn:schemas-microsoft-com:vml" xmlns:wp14="http://schemas.microsoft.com/office/word/2010/wordprocessingDrawing" xmlns:wp="http://schemas.openxmlformats.org/drawingml/2006/wordprocessingDrawing" xmlns:w10="urn:schemas-microsoft-com:office:word" xmlns:w="http://schemas.openxmlformats.org/wordprocessingml/2006/main" xmlns:w14="http://schemas.microsoft.com/office/word/2010/wordml" xmlns:w15="http://schemas.microsoft.com/office/word/2012/wordml" xmlns:w16cex="http://schemas.microsoft.com/office/word/2018/wordml/cex" xmlns:w16cid="http://schemas.microsoft.com/office/word/2016/wordml/cid" xmlns:w16="http://schemas.microsoft.com/office/word/2018/wordml" xmlns:w16du="http://schemas.microsoft.com/office/word/2023/wordml/word16du" xmlns:w16sdtdh="http://schemas.microsoft.com/office/word/2020/wordml/sdtdatahash" xmlns:w16sdtfl="http://schemas.microsoft.com/office/word/2024/wordml/sdtformatlock" xmlns:w16se="http://schemas.microsoft.com/office/word/2015/wordml/symex" xmlns:wpg="http://schemas.microsoft.com/office/word/2010/wordprocessingGroup" xmlns:wpi="http://schemas.microsoft.com/office/word/2010/wordprocessingInk" xmlns:wne="http://schemas.microsoft.com/office/word/2006/wordml" xmlns:wps="http://schemas.microsoft.com/office/word/2010/wordprocessingShape" mc:Ignorable="w14 w15 w16se w16cid w16 w16cex w16sdtdh w16sdtfl cr w16du wp14">
   <w16cex:commentExtensible w16cex:durableId="2D80DF96" w16cex:dateUtc="2026-04-08T11:07:00Z"/>
   <w16cex:commentExtensible w16cex:durableId="2D80E096" w16cex:dateUtc="2026-04-08T11:11:00Z"/>
-  <w16cex:commentExtensible w16cex:durableId="2D80E112" w16cex:dateUtc="2026-04-08T11:13:00Z"/>
-  <w16cex:commentExtensible w16cex:durableId="2D80E147" w16cex:dateUtc="2026-04-08T11:14:00Z"/>
-  <w16cex:commentExtensible w16cex:durableId="2D80E17C" w16cex:dateUtc="2026-04-08T11:15:00Z"/>
   <w16cex:commentExtensible w16cex:durableId="2D80E214" w16cex:dateUtc="2026-04-08T11:17:00Z"/>
   <w16cex:commentExtensible w16cex:durableId="2D80E4C8" w16cex:dateUtc="2026-04-08T11:29:00Z"/>
-  <w16cex:commentExtensible w16cex:durableId="2D80E4DA" w16cex:dateUtc="2026-04-08T11:29:00Z"/>
-  <w16cex:commentExtensible w16cex:durableId="2D80E539" w16cex:dateUtc="2026-04-08T11:31:00Z"/>
   <w16cex:commentExtensible w16cex:durableId="2D80E5A4" w16cex:dateUtc="2026-04-08T11:33:00Z"/>
   <w16cex:commentExtensible w16cex:durableId="2D80E2C6" w16cex:dateUtc="2026-04-08T11:20:00Z"/>
-  <w16cex:commentExtensible w16cex:durableId="2D80E418" w16cex:dateUtc="2026-04-08T11:26:00Z"/>
-  <w16cex:commentExtensible w16cex:durableId="2D80E5F3" w16cex:dateUtc="2026-04-08T11:34:00Z"/>
   <w16cex:commentExtensible w16cex:durableId="2D80E6D9" w16cex:dateUtc="2026-04-08T11:38:00Z"/>
   <w16cex:commentExtensible w16cex:durableId="2D80E7FB" w16cex:dateUtc="2026-04-08T11:43:00Z"/>
 </w16cex:commentsExtensible>
 </file>
 
 <file path=word/commentsIds.xml><?xml version="1.0" encoding="utf-8"?>
-<w16cid:commentsIds xmlns:wpc="http://schemas.microsoft.com/office/word/2010/wordprocessingCanvas" xmlns:cx="http://schemas.microsoft.com/office/drawing/2014/chartex" xmlns:cx1="http://schemas.microsoft.com/office/drawing/2015/9/8/chartex" xmlns:cx2="http://schemas.microsoft.com/office/drawing/2015/10/21/chartex" xmlns:cx3="http://schemas.microsoft.com/office/drawing/2016/5/9/chartex" xmlns:cx4="http://schemas.microsoft.com/office/drawing/2016/5/10/chartex" xmlns:cx5="http://schemas.microsoft.com/office/drawing/2016/5/11/chartex" xmlns:cx6="http://schemas.microsoft.com/office/drawing/2016/5/12/chartex" xmlns:cx7="http://schemas.microsoft.com/office/drawing/2016/5/13/chartex" xmlns:cx8="http://schemas.microsoft.com/office/drawing/2016/5/14/chartex" xmlns:mc="http://schemas.openxmlformats.org/markup-compatibility/2006" xmlns:aink="http://schemas.microsoft.com/office/drawing/2016/ink" xmlns:am3d="http://schemas.microsoft.com/office/drawing/2017/model3d" xmlns:o="urn:schemas-microsoft-com:office:office" xmlns:r="http://schemas.openxmlformats.org/officeDocument/2006/relationships" xmlns:m="http://schemas.openxmlformats.org/officeDocument/2006/math" xmlns:v="urn:schemas-microsoft-com:vml" xmlns:wp14="http://schemas.microsoft.com/office/word/2010/wordprocessingDrawing" xmlns:wp="http://schemas.openxmlformats.org/drawingml/2006/wordprocessingDrawing" xmlns:w10="urn:schemas-microsoft-com:office:word" xmlns:w="http://schemas.openxmlformats.org/wordprocessingml/2006/main" xmlns:w14="http://schemas.microsoft.com/office/word/2010/wordml" xmlns:w15="http://schemas.microsoft.com/office/word/2012/wordml" xmlns:w16cex="http://schemas.microsoft.com/office/word/2018/wordml/cex" xmlns:w16cid="http://schemas.microsoft.com/office/word/2016/wordml/cid" xmlns:w16="http://schemas.microsoft.com/office/word/2018/wordml" xmlns:w16sdtdh="http://schemas.microsoft.com/office/word/2020/wordml/sdtdatahash" xmlns:w16se="http://schemas.microsoft.com/office/word/2015/wordml/symex" xmlns:wpg="http://schemas.microsoft.com/office/word/2010/wordprocessingGroup" xmlns:wpi="http://schemas.microsoft.com/office/word/2010/wordprocessingInk" xmlns:wne="http://schemas.microsoft.com/office/word/2006/wordml" xmlns:wps="http://schemas.microsoft.com/office/word/2010/wordprocessingShape" mc:Ignorable="w14 w15 w16se w16cid w16 w16cex w16sdtdh wp14">
+<w16cid:commentsIds xmlns:wpc="http://schemas.microsoft.com/office/word/2010/wordprocessingCanvas" xmlns:cx="http://schemas.microsoft.com/office/drawing/2014/chartex" xmlns:cx1="http://schemas.microsoft.com/office/drawing/2015/9/8/chartex" xmlns:cx2="http://schemas.microsoft.com/office/drawing/2015/10/21/chartex" xmlns:cx3="http://schemas.microsoft.com/office/drawing/2016/5/9/chartex" xmlns:cx4="http://schemas.microsoft.com/office/drawing/2016/5/10/chartex" xmlns:cx5="http://schemas.microsoft.com/office/drawing/2016/5/11/chartex" xmlns:cx6="http://schemas.microsoft.com/office/drawing/2016/5/12/chartex" xmlns:cx7="http://schemas.microsoft.com/office/drawing/2016/5/13/chartex" xmlns:cx8="http://schemas.microsoft.com/office/drawing/2016/5/14/chartex" xmlns:mc="http://schemas.openxmlformats.org/markup-compatibility/2006" xmlns:aink="http://schemas.microsoft.com/office/drawing/2016/ink" xmlns:am3d="http://schemas.microsoft.com/office/drawing/2017/model3d" xmlns:o="urn:schemas-microsoft-com:office:office" xmlns:oel="http://schemas.microsoft.com/office/2019/extlst" xmlns:r="http://schemas.openxmlformats.org/officeDocument/2006/relationships" xmlns:m="http://schemas.openxmlformats.org/officeDocument/2006/math" xmlns:v="urn:schemas-microsoft-com:vml" xmlns:wp14="http://schemas.microsoft.com/office/word/2010/wordprocessingDrawing" xmlns:wp="http://schemas.openxmlformats.org/drawingml/2006/wordprocessingDrawing" xmlns:w10="urn:schemas-microsoft-com:office:word" xmlns:w="http://schemas.openxmlformats.org/wordprocessingml/2006/main" xmlns:w14="http://schemas.microsoft.com/office/word/2010/wordml" xmlns:w15="http://schemas.microsoft.com/office/word/2012/wordml" xmlns:w16cex="http://schemas.microsoft.com/office/word/2018/wordml/cex" xmlns:w16cid="http://schemas.microsoft.com/office/word/2016/wordml/cid" xmlns:w16="http://schemas.microsoft.com/office/word/2018/wordml" xmlns:w16du="http://schemas.microsoft.com/office/word/2023/wordml/word16du" xmlns:w16sdtdh="http://schemas.microsoft.com/office/word/2020/wordml/sdtdatahash" xmlns:w16sdtfl="http://schemas.microsoft.com/office/word/2024/wordml/sdtformatlock" xmlns:w16se="http://schemas.microsoft.com/office/word/2015/wordml/symex" xmlns:wpg="http://schemas.microsoft.com/office/word/2010/wordprocessingGroup" xmlns:wpi="http://schemas.microsoft.com/office/word/2010/wordprocessingInk" xmlns:wne="http://schemas.microsoft.com/office/word/2006/wordml" xmlns:wps="http://schemas.microsoft.com/office/word/2010/wordprocessingShape" mc:Ignorable="w14 w15 w16se w16cid w16 w16cex w16sdtdh w16sdtfl w16du wp14">
   <w16cid:commentId w16cid:paraId="2981814B" w16cid:durableId="2D80DF96"/>
   <w16cid:commentId w16cid:paraId="4D8764A7" w16cid:durableId="2D80E096"/>
-  <w16cid:commentId w16cid:paraId="5C534002" w16cid:durableId="2D80E112"/>
-  <w16cid:commentId w16cid:paraId="592DBE5D" w16cid:durableId="2D80E147"/>
-  <w16cid:commentId w16cid:paraId="2366DD3B" w16cid:durableId="2D80E17C"/>
   <w16cid:commentId w16cid:paraId="7791EF74" w16cid:durableId="2D80E214"/>
   <w16cid:commentId w16cid:paraId="1BA38603" w16cid:durableId="2D80E4C8"/>
-  <w16cid:commentId w16cid:paraId="1A49F144" w16cid:durableId="2D80E4DA"/>
-  <w16cid:commentId w16cid:paraId="09C51306" w16cid:durableId="2D80E539"/>
   <w16cid:commentId w16cid:paraId="1EE4B8AD" w16cid:durableId="2D80E5A4"/>
   <w16cid:commentId w16cid:paraId="238141C4" w16cid:durableId="2D80E2C6"/>
-  <w16cid:commentId w16cid:paraId="2C112B25" w16cid:durableId="2D80E418"/>
-  <w16cid:commentId w16cid:paraId="7B97E123" w16cid:durableId="2D80E5F3"/>
   <w16cid:commentId w16cid:paraId="3C43B75D" w16cid:durableId="2D80E6D9"/>
   <w16cid:commentId w16cid:paraId="75D03363" w16cid:durableId="2D80E7FB"/>
 </w16cid:commentsIds>
 </file>
 
 <file path=word/endnotes.xml><?xml version="1.0" encoding="utf-8"?>
-<w:endnotes xmlns:wpc="http://schemas.microsoft.com/office/word/2010/wordprocessingCanvas" xmlns:cx="http://schemas.microsoft.com/office/drawing/2014/chartex" xmlns:cx1="http://schemas.microsoft.com/office/drawing/2015/9/8/chartex" xmlns:cx2="http://schemas.microsoft.com/office/drawing/2015/10/21/chartex" xmlns:cx3="http://schemas.microsoft.com/office/drawing/2016/5/9/chartex" xmlns:cx4="http://schemas.microsoft.com/office/drawing/2016/5/10/chartex" xmlns:cx5="http://schemas.microsoft.com/office/drawing/2016/5/11/chartex" xmlns:cx6="http://schemas.microsoft.com/office/drawing/2016/5/12/chartex" xmlns:cx7="http://schemas.microsoft.com/office/drawing/2016/5/13/chartex" xmlns:cx8="http://schemas.microsoft.com/office/drawing/2016/5/14/chartex" xmlns:mc="http://schemas.openxmlformats.org/markup-compatibility/2006" xmlns:aink="http://schemas.microsoft.com/office/drawing/2016/ink" xmlns:am3d="http://schemas.microsoft.com/office/drawing/2017/model3d" xmlns:o="urn:schemas-microsoft-com:office:office" xmlns:r="http://schemas.openxmlformats.org/officeDocument/2006/relationships" xmlns:m="http://schemas.openxmlformats.org/officeDocument/2006/math" xmlns:v="urn:schemas-microsoft-com:vml" xmlns:wp14="http://schemas.microsoft.com/office/word/2010/wordprocessingDrawing" xmlns:wp="http://schemas.openxmlformats.org/drawingml/2006/wordprocessingDrawing" xmlns:w10="urn:schemas-microsoft-com:office:word" xmlns:w="http://schemas.openxmlformats.org/wordprocessingml/2006/main" xmlns:w14="http://schemas.microsoft.com/office/word/2010/wordml" xmlns:w15="http://schemas.microsoft.com/office/word/2012/wordml" xmlns:w16cex="http://schemas.microsoft.com/office/word/2018/wordml/cex" xmlns:w16cid="http://schemas.microsoft.com/office/word/2016/wordml/cid" xmlns:w16="http://schemas.microsoft.com/office/word/2018/wordml" xmlns:w16sdtdh="http://schemas.microsoft.com/office/word/2020/wordml/sdtdatahash" xmlns:w16se="http://schemas.microsoft.com/office/word/2015/wordml/symex" xmlns:wpg="http://schemas.microsoft.com/office/word/2010/wordprocessingGroup" xmlns:wpi="http://schemas.microsoft.com/office/word/2010/wordprocessingInk" xmlns:wne="http://schemas.microsoft.com/office/word/2006/wordml" xmlns:wps="http://schemas.microsoft.com/office/word/2010/wordprocessingShape" mc:Ignorable="w14 w15 w16se w16cid w16 w16cex w16sdtdh wp14">
+<w:endnotes xmlns:wpc="http://schemas.microsoft.com/office/word/2010/wordprocessingCanvas" xmlns:cx="http://schemas.microsoft.com/office/drawing/2014/chartex" xmlns:cx1="http://schemas.microsoft.com/office/drawing/2015/9/8/chartex" xmlns:cx2="http://schemas.microsoft.com/office/drawing/2015/10/21/chartex" xmlns:cx3="http://schemas.microsoft.com/office/drawing/2016/5/9/chartex" xmlns:cx4="http://schemas.microsoft.com/office/drawing/2016/5/10/chartex" xmlns:cx5="http://schemas.microsoft.com/office/drawing/2016/5/11/chartex" xmlns:cx6="http://schemas.microsoft.com/office/drawing/2016/5/12/chartex" xmlns:cx7="http://schemas.microsoft.com/office/drawing/2016/5/13/chartex" xmlns:cx8="http://schemas.microsoft.com/office/drawing/2016/5/14/chartex" xmlns:mc="http://schemas.openxmlformats.org/markup-compatibility/2006" xmlns:aink="http://schemas.microsoft.com/office/drawing/2016/ink" xmlns:am3d="http://schemas.microsoft.com/office/drawing/2017/model3d" xmlns:o="urn:schemas-microsoft-com:office:office" xmlns:oel="http://schemas.microsoft.com/office/2019/extlst" xmlns:r="http://schemas.openxmlformats.org/officeDocument/2006/relationships" xmlns:m="http://schemas.openxmlformats.org/officeDocument/2006/math" xmlns:v="urn:schemas-microsoft-com:vml" xmlns:wp14="http://schemas.microsoft.com/office/word/2010/wordprocessingDrawing" xmlns:wp="http://schemas.openxmlformats.org/drawingml/2006/wordprocessingDrawing" xmlns:w10="urn:schemas-microsoft-com:office:word" xmlns:w="http://schemas.openxmlformats.org/wordprocessingml/2006/main" xmlns:w14="http://schemas.microsoft.com/office/word/2010/wordml" xmlns:w15="http://schemas.microsoft.com/office/word/2012/wordml" xmlns:w16cex="http://schemas.microsoft.com/office/word/2018/wordml/cex" xmlns:w16cid="http://schemas.microsoft.com/office/word/2016/wordml/cid" xmlns:w16="http://schemas.microsoft.com/office/word/2018/wordml" xmlns:w16du="http://schemas.microsoft.com/office/word/2023/wordml/word16du" xmlns:w16sdtdh="http://schemas.microsoft.com/office/word/2020/wordml/sdtdatahash" xmlns:w16sdtfl="http://schemas.microsoft.com/office/word/2024/wordml/sdtformatlock" xmlns:w16se="http://schemas.microsoft.com/office/word/2015/wordml/symex" xmlns:wpg="http://schemas.microsoft.com/office/word/2010/wordprocessingGroup" xmlns:wpi="http://schemas.microsoft.com/office/word/2010/wordprocessingInk" xmlns:wne="http://schemas.microsoft.com/office/word/2006/wordml" xmlns:wps="http://schemas.microsoft.com/office/word/2010/wordprocessingShape" mc:Ignorable="w14 w15 w16se w16cid w16 w16cex w16sdtdh w16sdtfl w16du wp14">
   <w:endnote w:type="separator" w:id="-1">
     <w:p>
       <w:pPr>
@@ -5014,7 +5585,7 @@
 </file>
 
 <file path=word/footer1.xml><?xml version="1.0" encoding="utf-8"?>
-<w:ftr xmlns:wpc="http://schemas.microsoft.com/office/word/2010/wordprocessingCanvas" xmlns:cx="http://schemas.microsoft.com/office/drawing/2014/chartex" xmlns:cx1="http://schemas.microsoft.com/office/drawing/2015/9/8/chartex" xmlns:cx2="http://schemas.microsoft.com/office/drawing/2015/10/21/chartex" xmlns:cx3="http://schemas.microsoft.com/office/drawing/2016/5/9/chartex" xmlns:cx4="http://schemas.microsoft.com/office/drawing/2016/5/10/chartex" xmlns:cx5="http://schemas.microsoft.com/office/drawing/2016/5/11/chartex" xmlns:cx6="http://schemas.microsoft.com/office/drawing/2016/5/12/chartex" xmlns:cx7="http://schemas.microsoft.com/office/drawing/2016/5/13/chartex" xmlns:cx8="http://schemas.microsoft.com/office/drawing/2016/5/14/chartex" xmlns:mc="http://schemas.openxmlformats.org/markup-compatibility/2006" xmlns:aink="http://schemas.microsoft.com/office/drawing/2016/ink" xmlns:am3d="http://schemas.microsoft.com/office/drawing/2017/model3d" xmlns:o="urn:schemas-microsoft-com:office:office" xmlns:r="http://schemas.openxmlformats.org/officeDocument/2006/relationships" xmlns:m="http://schemas.openxmlformats.org/officeDocument/2006/math" xmlns:v="urn:schemas-microsoft-com:vml" xmlns:wp14="http://schemas.microsoft.com/office/word/2010/wordprocessingDrawing" xmlns:wp="http://schemas.openxmlformats.org/drawingml/2006/wordprocessingDrawing" xmlns:w10="urn:schemas-microsoft-com:office:word" xmlns:w="http://schemas.openxmlformats.org/wordprocessingml/2006/main" xmlns:w14="http://schemas.microsoft.com/office/word/2010/wordml" xmlns:w15="http://schemas.microsoft.com/office/word/2012/wordml" xmlns:w16cex="http://schemas.microsoft.com/office/word/2018/wordml/cex" xmlns:w16cid="http://schemas.microsoft.com/office/word/2016/wordml/cid" xmlns:w16="http://schemas.microsoft.com/office/word/2018/wordml" xmlns:w16sdtdh="http://schemas.microsoft.com/office/word/2020/wordml/sdtdatahash" xmlns:w16se="http://schemas.microsoft.com/office/word/2015/wordml/symex" xmlns:wpg="http://schemas.microsoft.com/office/word/2010/wordprocessingGroup" xmlns:wpi="http://schemas.microsoft.com/office/word/2010/wordprocessingInk" xmlns:wne="http://schemas.microsoft.com/office/word/2006/wordml" xmlns:wps="http://schemas.microsoft.com/office/word/2010/wordprocessingShape" mc:Ignorable="w14 w15 w16se w16cid w16 w16cex w16sdtdh wp14">
+<w:ftr xmlns:wpc="http://schemas.microsoft.com/office/word/2010/wordprocessingCanvas" xmlns:cx="http://schemas.microsoft.com/office/drawing/2014/chartex" xmlns:cx1="http://schemas.microsoft.com/office/drawing/2015/9/8/chartex" xmlns:cx2="http://schemas.microsoft.com/office/drawing/2015/10/21/chartex" xmlns:cx3="http://schemas.microsoft.com/office/drawing/2016/5/9/chartex" xmlns:cx4="http://schemas.microsoft.com/office/drawing/2016/5/10/chartex" xmlns:cx5="http://schemas.microsoft.com/office/drawing/2016/5/11/chartex" xmlns:cx6="http://schemas.microsoft.com/office/drawing/2016/5/12/chartex" xmlns:cx7="http://schemas.microsoft.com/office/drawing/2016/5/13/chartex" xmlns:cx8="http://schemas.microsoft.com/office/drawing/2016/5/14/chartex" xmlns:mc="http://schemas.openxmlformats.org/markup-compatibility/2006" xmlns:aink="http://schemas.microsoft.com/office/drawing/2016/ink" xmlns:am3d="http://schemas.microsoft.com/office/drawing/2017/model3d" xmlns:o="urn:schemas-microsoft-com:office:office" xmlns:oel="http://schemas.microsoft.com/office/2019/extlst" xmlns:r="http://schemas.openxmlformats.org/officeDocument/2006/relationships" xmlns:m="http://schemas.openxmlformats.org/officeDocument/2006/math" xmlns:v="urn:schemas-microsoft-com:vml" xmlns:wp14="http://schemas.microsoft.com/office/word/2010/wordprocessingDrawing" xmlns:wp="http://schemas.openxmlformats.org/drawingml/2006/wordprocessingDrawing" xmlns:w10="urn:schemas-microsoft-com:office:word" xmlns:w="http://schemas.openxmlformats.org/wordprocessingml/2006/main" xmlns:w14="http://schemas.microsoft.com/office/word/2010/wordml" xmlns:w15="http://schemas.microsoft.com/office/word/2012/wordml" xmlns:w16cex="http://schemas.microsoft.com/office/word/2018/wordml/cex" xmlns:w16cid="http://schemas.microsoft.com/office/word/2016/wordml/cid" xmlns:w16="http://schemas.microsoft.com/office/word/2018/wordml" xmlns:w16du="http://schemas.microsoft.com/office/word/2023/wordml/word16du" xmlns:w16sdtdh="http://schemas.microsoft.com/office/word/2020/wordml/sdtdatahash" xmlns:w16sdtfl="http://schemas.microsoft.com/office/word/2024/wordml/sdtformatlock" xmlns:w16se="http://schemas.microsoft.com/office/word/2015/wordml/symex" xmlns:wpg="http://schemas.microsoft.com/office/word/2010/wordprocessingGroup" xmlns:wpi="http://schemas.microsoft.com/office/word/2010/wordprocessingInk" xmlns:wne="http://schemas.microsoft.com/office/word/2006/wordml" xmlns:wps="http://schemas.microsoft.com/office/word/2010/wordprocessingShape" mc:Ignorable="w14 w15 w16se w16cid w16 w16cex w16sdtdh w16sdtfl w16du wp14">
   <w:p>
     <w:pPr>
       <w:pStyle w:val="Kjene"/>
@@ -5030,7 +5601,7 @@
 </file>
 
 <file path=word/footer2.xml><?xml version="1.0" encoding="utf-8"?>
-<w:ftr xmlns:wpc="http://schemas.microsoft.com/office/word/2010/wordprocessingCanvas" xmlns:cx="http://schemas.microsoft.com/office/drawing/2014/chartex" xmlns:cx1="http://schemas.microsoft.com/office/drawing/2015/9/8/chartex" xmlns:cx2="http://schemas.microsoft.com/office/drawing/2015/10/21/chartex" xmlns:cx3="http://schemas.microsoft.com/office/drawing/2016/5/9/chartex" xmlns:cx4="http://schemas.microsoft.com/office/drawing/2016/5/10/chartex" xmlns:cx5="http://schemas.microsoft.com/office/drawing/2016/5/11/chartex" xmlns:cx6="http://schemas.microsoft.com/office/drawing/2016/5/12/chartex" xmlns:cx7="http://schemas.microsoft.com/office/drawing/2016/5/13/chartex" xmlns:cx8="http://schemas.microsoft.com/office/drawing/2016/5/14/chartex" xmlns:mc="http://schemas.openxmlformats.org/markup-compatibility/2006" xmlns:aink="http://schemas.microsoft.com/office/drawing/2016/ink" xmlns:am3d="http://schemas.microsoft.com/office/drawing/2017/model3d" xmlns:o="urn:schemas-microsoft-com:office:office" xmlns:r="http://schemas.openxmlformats.org/officeDocument/2006/relationships" xmlns:m="http://schemas.openxmlformats.org/officeDocument/2006/math" xmlns:v="urn:schemas-microsoft-com:vml" xmlns:wp14="http://schemas.microsoft.com/office/word/2010/wordprocessingDrawing" xmlns:wp="http://schemas.openxmlformats.org/drawingml/2006/wordprocessingDrawing" xmlns:w10="urn:schemas-microsoft-com:office:word" xmlns:w="http://schemas.openxmlformats.org/wordprocessingml/2006/main" xmlns:w14="http://schemas.microsoft.com/office/word/2010/wordml" xmlns:w15="http://schemas.microsoft.com/office/word/2012/wordml" xmlns:w16cex="http://schemas.microsoft.com/office/word/2018/wordml/cex" xmlns:w16cid="http://schemas.microsoft.com/office/word/2016/wordml/cid" xmlns:w16="http://schemas.microsoft.com/office/word/2018/wordml" xmlns:w16sdtdh="http://schemas.microsoft.com/office/word/2020/wordml/sdtdatahash" xmlns:w16se="http://schemas.microsoft.com/office/word/2015/wordml/symex" xmlns:wpg="http://schemas.microsoft.com/office/word/2010/wordprocessingGroup" xmlns:wpi="http://schemas.microsoft.com/office/word/2010/wordprocessingInk" xmlns:wne="http://schemas.microsoft.com/office/word/2006/wordml" xmlns:wps="http://schemas.microsoft.com/office/word/2010/wordprocessingShape" mc:Ignorable="w14 w15 w16se w16cid w16 w16cex w16sdtdh wp14">
+<w:ftr xmlns:wpc="http://schemas.microsoft.com/office/word/2010/wordprocessingCanvas" xmlns:cx="http://schemas.microsoft.com/office/drawing/2014/chartex" xmlns:cx1="http://schemas.microsoft.com/office/drawing/2015/9/8/chartex" xmlns:cx2="http://schemas.microsoft.com/office/drawing/2015/10/21/chartex" xmlns:cx3="http://schemas.microsoft.com/office/drawing/2016/5/9/chartex" xmlns:cx4="http://schemas.microsoft.com/office/drawing/2016/5/10/chartex" xmlns:cx5="http://schemas.microsoft.com/office/drawing/2016/5/11/chartex" xmlns:cx6="http://schemas.microsoft.com/office/drawing/2016/5/12/chartex" xmlns:cx7="http://schemas.microsoft.com/office/drawing/2016/5/13/chartex" xmlns:cx8="http://schemas.microsoft.com/office/drawing/2016/5/14/chartex" xmlns:mc="http://schemas.openxmlformats.org/markup-compatibility/2006" xmlns:aink="http://schemas.microsoft.com/office/drawing/2016/ink" xmlns:am3d="http://schemas.microsoft.com/office/drawing/2017/model3d" xmlns:o="urn:schemas-microsoft-com:office:office" xmlns:oel="http://schemas.microsoft.com/office/2019/extlst" xmlns:r="http://schemas.openxmlformats.org/officeDocument/2006/relationships" xmlns:m="http://schemas.openxmlformats.org/officeDocument/2006/math" xmlns:v="urn:schemas-microsoft-com:vml" xmlns:wp14="http://schemas.microsoft.com/office/word/2010/wordprocessingDrawing" xmlns:wp="http://schemas.openxmlformats.org/drawingml/2006/wordprocessingDrawing" xmlns:w10="urn:schemas-microsoft-com:office:word" xmlns:w="http://schemas.openxmlformats.org/wordprocessingml/2006/main" xmlns:w14="http://schemas.microsoft.com/office/word/2010/wordml" xmlns:w15="http://schemas.microsoft.com/office/word/2012/wordml" xmlns:w16cex="http://schemas.microsoft.com/office/word/2018/wordml/cex" xmlns:w16cid="http://schemas.microsoft.com/office/word/2016/wordml/cid" xmlns:w16="http://schemas.microsoft.com/office/word/2018/wordml" xmlns:w16du="http://schemas.microsoft.com/office/word/2023/wordml/word16du" xmlns:w16sdtdh="http://schemas.microsoft.com/office/word/2020/wordml/sdtdatahash" xmlns:w16sdtfl="http://schemas.microsoft.com/office/word/2024/wordml/sdtformatlock" xmlns:w16se="http://schemas.microsoft.com/office/word/2015/wordml/symex" xmlns:wpg="http://schemas.microsoft.com/office/word/2010/wordprocessingGroup" xmlns:wpi="http://schemas.microsoft.com/office/word/2010/wordprocessingInk" xmlns:wne="http://schemas.microsoft.com/office/word/2006/wordml" xmlns:wps="http://schemas.microsoft.com/office/word/2010/wordprocessingShape" mc:Ignorable="w14 w15 w16se w16cid w16 w16cex w16sdtdh w16sdtfl w16du wp14">
   <w:sdt>
     <w:sdtPr>
       <w:id w:val="2017180790"/>
@@ -5039,7 +5610,6 @@
         <w:docPartUnique/>
       </w:docPartObj>
     </w:sdtPr>
-    <w:sdtEndPr/>
     <w:sdtContent>
       <w:p>
         <w:pPr>
@@ -5073,7 +5643,7 @@
 </file>
 
 <file path=word/footnotes.xml><?xml version="1.0" encoding="utf-8"?>
-<w:footnotes xmlns:wpc="http://schemas.microsoft.com/office/word/2010/wordprocessingCanvas" xmlns:cx="http://schemas.microsoft.com/office/drawing/2014/chartex" xmlns:cx1="http://schemas.microsoft.com/office/drawing/2015/9/8/chartex" xmlns:cx2="http://schemas.microsoft.com/office/drawing/2015/10/21/chartex" xmlns:cx3="http://schemas.microsoft.com/office/drawing/2016/5/9/chartex" xmlns:cx4="http://schemas.microsoft.com/office/drawing/2016/5/10/chartex" xmlns:cx5="http://schemas.microsoft.com/office/drawing/2016/5/11/chartex" xmlns:cx6="http://schemas.microsoft.com/office/drawing/2016/5/12/chartex" xmlns:cx7="http://schemas.microsoft.com/office/drawing/2016/5/13/chartex" xmlns:cx8="http://schemas.microsoft.com/office/drawing/2016/5/14/chartex" xmlns:mc="http://schemas.openxmlformats.org/markup-compatibility/2006" xmlns:aink="http://schemas.microsoft.com/office/drawing/2016/ink" xmlns:am3d="http://schemas.microsoft.com/office/drawing/2017/model3d" xmlns:o="urn:schemas-microsoft-com:office:office" xmlns:r="http://schemas.openxmlformats.org/officeDocument/2006/relationships" xmlns:m="http://schemas.openxmlformats.org/officeDocument/2006/math" xmlns:v="urn:schemas-microsoft-com:vml" xmlns:wp14="http://schemas.microsoft.com/office/word/2010/wordprocessingDrawing" xmlns:wp="http://schemas.openxmlformats.org/drawingml/2006/wordprocessingDrawing" xmlns:w10="urn:schemas-microsoft-com:office:word" xmlns:w="http://schemas.openxmlformats.org/wordprocessingml/2006/main" xmlns:w14="http://schemas.microsoft.com/office/word/2010/wordml" xmlns:w15="http://schemas.microsoft.com/office/word/2012/wordml" xmlns:w16cex="http://schemas.microsoft.com/office/word/2018/wordml/cex" xmlns:w16cid="http://schemas.microsoft.com/office/word/2016/wordml/cid" xmlns:w16="http://schemas.microsoft.com/office/word/2018/wordml" xmlns:w16sdtdh="http://schemas.microsoft.com/office/word/2020/wordml/sdtdatahash" xmlns:w16se="http://schemas.microsoft.com/office/word/2015/wordml/symex" xmlns:wpg="http://schemas.microsoft.com/office/word/2010/wordprocessingGroup" xmlns:wpi="http://schemas.microsoft.com/office/word/2010/wordprocessingInk" xmlns:wne="http://schemas.microsoft.com/office/word/2006/wordml" xmlns:wps="http://schemas.microsoft.com/office/word/2010/wordprocessingShape" mc:Ignorable="w14 w15 w16se w16cid w16 w16cex w16sdtdh wp14">
+<w:footnotes xmlns:wpc="http://schemas.microsoft.com/office/word/2010/wordprocessingCanvas" xmlns:cx="http://schemas.microsoft.com/office/drawing/2014/chartex" xmlns:cx1="http://schemas.microsoft.com/office/drawing/2015/9/8/chartex" xmlns:cx2="http://schemas.microsoft.com/office/drawing/2015/10/21/chartex" xmlns:cx3="http://schemas.microsoft.com/office/drawing/2016/5/9/chartex" xmlns:cx4="http://schemas.microsoft.com/office/drawing/2016/5/10/chartex" xmlns:cx5="http://schemas.microsoft.com/office/drawing/2016/5/11/chartex" xmlns:cx6="http://schemas.microsoft.com/office/drawing/2016/5/12/chartex" xmlns:cx7="http://schemas.microsoft.com/office/drawing/2016/5/13/chartex" xmlns:cx8="http://schemas.microsoft.com/office/drawing/2016/5/14/chartex" xmlns:mc="http://schemas.openxmlformats.org/markup-compatibility/2006" xmlns:aink="http://schemas.microsoft.com/office/drawing/2016/ink" xmlns:am3d="http://schemas.microsoft.com/office/drawing/2017/model3d" xmlns:o="urn:schemas-microsoft-com:office:office" xmlns:oel="http://schemas.microsoft.com/office/2019/extlst" xmlns:r="http://schemas.openxmlformats.org/officeDocument/2006/relationships" xmlns:m="http://schemas.openxmlformats.org/officeDocument/2006/math" xmlns:v="urn:schemas-microsoft-com:vml" xmlns:wp14="http://schemas.microsoft.com/office/word/2010/wordprocessingDrawing" xmlns:wp="http://schemas.openxmlformats.org/drawingml/2006/wordprocessingDrawing" xmlns:w10="urn:schemas-microsoft-com:office:word" xmlns:w="http://schemas.openxmlformats.org/wordprocessingml/2006/main" xmlns:w14="http://schemas.microsoft.com/office/word/2010/wordml" xmlns:w15="http://schemas.microsoft.com/office/word/2012/wordml" xmlns:w16cex="http://schemas.microsoft.com/office/word/2018/wordml/cex" xmlns:w16cid="http://schemas.microsoft.com/office/word/2016/wordml/cid" xmlns:w16="http://schemas.microsoft.com/office/word/2018/wordml" xmlns:w16du="http://schemas.microsoft.com/office/word/2023/wordml/word16du" xmlns:w16sdtdh="http://schemas.microsoft.com/office/word/2020/wordml/sdtdatahash" xmlns:w16sdtfl="http://schemas.microsoft.com/office/word/2024/wordml/sdtformatlock" xmlns:w16se="http://schemas.microsoft.com/office/word/2015/wordml/symex" xmlns:wpg="http://schemas.microsoft.com/office/word/2010/wordprocessingGroup" xmlns:wpi="http://schemas.microsoft.com/office/word/2010/wordprocessingInk" xmlns:wne="http://schemas.microsoft.com/office/word/2006/wordml" xmlns:wps="http://schemas.microsoft.com/office/word/2010/wordprocessingShape" mc:Ignorable="w14 w15 w16se w16cid w16 w16cex w16sdtdh w16sdtfl w16du wp14">
   <w:footnote w:type="separator" w:id="-1">
     <w:p>
       <w:pPr>
@@ -5098,8 +5668,121 @@
 </file>
 
 <file path=word/numbering.xml><?xml version="1.0" encoding="utf-8"?>
-<w:numbering xmlns:wpc="http://schemas.microsoft.com/office/word/2010/wordprocessingCanvas" xmlns:cx="http://schemas.microsoft.com/office/drawing/2014/chartex" xmlns:cx1="http://schemas.microsoft.com/office/drawing/2015/9/8/chartex" xmlns:cx2="http://schemas.microsoft.com/office/drawing/2015/10/21/chartex" xmlns:cx3="http://schemas.microsoft.com/office/drawing/2016/5/9/chartex" xmlns:cx4="http://schemas.microsoft.com/office/drawing/2016/5/10/chartex" xmlns:cx5="http://schemas.microsoft.com/office/drawing/2016/5/11/chartex" xmlns:cx6="http://schemas.microsoft.com/office/drawing/2016/5/12/chartex" xmlns:cx7="http://schemas.microsoft.com/office/drawing/2016/5/13/chartex" xmlns:cx8="http://schemas.microsoft.com/office/drawing/2016/5/14/chartex" xmlns:mc="http://schemas.openxmlformats.org/markup-compatibility/2006" xmlns:aink="http://schemas.microsoft.com/office/drawing/2016/ink" xmlns:am3d="http://schemas.microsoft.com/office/drawing/2017/model3d" xmlns:o="urn:schemas-microsoft-com:office:office" xmlns:r="http://schemas.openxmlformats.org/officeDocument/2006/relationships" xmlns:m="http://schemas.openxmlformats.org/officeDocument/2006/math" xmlns:v="urn:schemas-microsoft-com:vml" xmlns:wp14="http://schemas.microsoft.com/office/word/2010/wordprocessingDrawing" xmlns:wp="http://schemas.openxmlformats.org/drawingml/2006/wordprocessingDrawing" xmlns:w10="urn:schemas-microsoft-com:office:word" xmlns:w="http://schemas.openxmlformats.org/wordprocessingml/2006/main" xmlns:w14="http://schemas.microsoft.com/office/word/2010/wordml" xmlns:w15="http://schemas.microsoft.com/office/word/2012/wordml" xmlns:w16cex="http://schemas.microsoft.com/office/word/2018/wordml/cex" xmlns:w16cid="http://schemas.microsoft.com/office/word/2016/wordml/cid" xmlns:w16="http://schemas.microsoft.com/office/word/2018/wordml" xmlns:w16sdtdh="http://schemas.microsoft.com/office/word/2020/wordml/sdtdatahash" xmlns:w16se="http://schemas.microsoft.com/office/word/2015/wordml/symex" xmlns:wpg="http://schemas.microsoft.com/office/word/2010/wordprocessingGroup" xmlns:wpi="http://schemas.microsoft.com/office/word/2010/wordprocessingInk" xmlns:wne="http://schemas.microsoft.com/office/word/2006/wordml" xmlns:wps="http://schemas.microsoft.com/office/word/2010/wordprocessingShape" mc:Ignorable="w14 w15 w16se w16cid w16 w16cex w16sdtdh wp14">
+<w:numbering xmlns:wpc="http://schemas.microsoft.com/office/word/2010/wordprocessingCanvas" xmlns:cx="http://schemas.microsoft.com/office/drawing/2014/chartex" xmlns:cx1="http://schemas.microsoft.com/office/drawing/2015/9/8/chartex" xmlns:cx2="http://schemas.microsoft.com/office/drawing/2015/10/21/chartex" xmlns:cx3="http://schemas.microsoft.com/office/drawing/2016/5/9/chartex" xmlns:cx4="http://schemas.microsoft.com/office/drawing/2016/5/10/chartex" xmlns:cx5="http://schemas.microsoft.com/office/drawing/2016/5/11/chartex" xmlns:cx6="http://schemas.microsoft.com/office/drawing/2016/5/12/chartex" xmlns:cx7="http://schemas.microsoft.com/office/drawing/2016/5/13/chartex" xmlns:cx8="http://schemas.microsoft.com/office/drawing/2016/5/14/chartex" xmlns:mc="http://schemas.openxmlformats.org/markup-compatibility/2006" xmlns:aink="http://schemas.microsoft.com/office/drawing/2016/ink" xmlns:am3d="http://schemas.microsoft.com/office/drawing/2017/model3d" xmlns:o="urn:schemas-microsoft-com:office:office" xmlns:oel="http://schemas.microsoft.com/office/2019/extlst" xmlns:r="http://schemas.openxmlformats.org/officeDocument/2006/relationships" xmlns:m="http://schemas.openxmlformats.org/officeDocument/2006/math" xmlns:v="urn:schemas-microsoft-com:vml" xmlns:wp14="http://schemas.microsoft.com/office/word/2010/wordprocessingDrawing" xmlns:wp="http://schemas.openxmlformats.org/drawingml/2006/wordprocessingDrawing" xmlns:w10="urn:schemas-microsoft-com:office:word" xmlns:w="http://schemas.openxmlformats.org/wordprocessingml/2006/main" xmlns:w14="http://schemas.microsoft.com/office/word/2010/wordml" xmlns:w15="http://schemas.microsoft.com/office/word/2012/wordml" xmlns:w16cex="http://schemas.microsoft.com/office/word/2018/wordml/cex" xmlns:w16cid="http://schemas.microsoft.com/office/word/2016/wordml/cid" xmlns:w16="http://schemas.microsoft.com/office/word/2018/wordml" xmlns:w16du="http://schemas.microsoft.com/office/word/2023/wordml/word16du" xmlns:w16sdtdh="http://schemas.microsoft.com/office/word/2020/wordml/sdtdatahash" xmlns:w16sdtfl="http://schemas.microsoft.com/office/word/2024/wordml/sdtformatlock" xmlns:w16se="http://schemas.microsoft.com/office/word/2015/wordml/symex" xmlns:wpg="http://schemas.microsoft.com/office/word/2010/wordprocessingGroup" xmlns:wpi="http://schemas.microsoft.com/office/word/2010/wordprocessingInk" xmlns:wne="http://schemas.microsoft.com/office/word/2006/wordml" xmlns:wps="http://schemas.microsoft.com/office/word/2010/wordprocessingShape" mc:Ignorable="w14 w15 w16se w16cid w16 w16cex w16sdtdh w16sdtfl w16du wp14">
   <w:abstractNum w:abstractNumId="0" w15:restartNumberingAfterBreak="0">
+    <w:nsid w:val="09744FE1"/>
+    <w:multiLevelType w:val="multilevel"/>
+    <w:tmpl w:val="62863C92"/>
+    <w:lvl w:ilvl="0">
+      <w:start w:val="4"/>
+      <w:numFmt w:val="decimal"/>
+      <w:lvlText w:val="%1."/>
+      <w:lvlJc w:val="left"/>
+      <w:pPr>
+        <w:ind w:left="360" w:hanging="360"/>
+      </w:pPr>
+      <w:rPr>
+        <w:rFonts w:hint="default"/>
+      </w:rPr>
+    </w:lvl>
+    <w:lvl w:ilvl="1">
+      <w:start w:val="1"/>
+      <w:numFmt w:val="decimal"/>
+      <w:lvlText w:val="%1.%2."/>
+      <w:lvlJc w:val="left"/>
+      <w:pPr>
+        <w:ind w:left="1211" w:hanging="360"/>
+      </w:pPr>
+      <w:rPr>
+        <w:rFonts w:hint="default"/>
+      </w:rPr>
+    </w:lvl>
+    <w:lvl w:ilvl="2">
+      <w:start w:val="1"/>
+      <w:numFmt w:val="decimal"/>
+      <w:lvlText w:val="%1.%2.%3."/>
+      <w:lvlJc w:val="left"/>
+      <w:pPr>
+        <w:ind w:left="2422" w:hanging="720"/>
+      </w:pPr>
+      <w:rPr>
+        <w:rFonts w:hint="default"/>
+      </w:rPr>
+    </w:lvl>
+    <w:lvl w:ilvl="3">
+      <w:start w:val="1"/>
+      <w:numFmt w:val="decimal"/>
+      <w:lvlText w:val="%1.%2.%3.%4."/>
+      <w:lvlJc w:val="left"/>
+      <w:pPr>
+        <w:ind w:left="3273" w:hanging="720"/>
+      </w:pPr>
+      <w:rPr>
+        <w:rFonts w:hint="default"/>
+      </w:rPr>
+    </w:lvl>
+    <w:lvl w:ilvl="4">
+      <w:start w:val="1"/>
+      <w:numFmt w:val="decimal"/>
+      <w:lvlText w:val="%1.%2.%3.%4.%5."/>
+      <w:lvlJc w:val="left"/>
+      <w:pPr>
+        <w:ind w:left="4484" w:hanging="1080"/>
+      </w:pPr>
+      <w:rPr>
+        <w:rFonts w:hint="default"/>
+      </w:rPr>
+    </w:lvl>
+    <w:lvl w:ilvl="5">
+      <w:start w:val="1"/>
+      <w:numFmt w:val="decimal"/>
+      <w:lvlText w:val="%1.%2.%3.%4.%5.%6."/>
+      <w:lvlJc w:val="left"/>
+      <w:pPr>
+        <w:ind w:left="5335" w:hanging="1080"/>
+      </w:pPr>
+      <w:rPr>
+        <w:rFonts w:hint="default"/>
+      </w:rPr>
+    </w:lvl>
+    <w:lvl w:ilvl="6">
+      <w:start w:val="1"/>
+      <w:numFmt w:val="decimal"/>
+      <w:lvlText w:val="%1.%2.%3.%4.%5.%6.%7."/>
+      <w:lvlJc w:val="left"/>
+      <w:pPr>
+        <w:ind w:left="6546" w:hanging="1440"/>
+      </w:pPr>
+      <w:rPr>
+        <w:rFonts w:hint="default"/>
+      </w:rPr>
+    </w:lvl>
+    <w:lvl w:ilvl="7">
+      <w:start w:val="1"/>
+      <w:numFmt w:val="decimal"/>
+      <w:lvlText w:val="%1.%2.%3.%4.%5.%6.%7.%8."/>
+      <w:lvlJc w:val="left"/>
+      <w:pPr>
+        <w:ind w:left="7397" w:hanging="1440"/>
+      </w:pPr>
+      <w:rPr>
+        <w:rFonts w:hint="default"/>
+      </w:rPr>
+    </w:lvl>
+    <w:lvl w:ilvl="8">
+      <w:start w:val="1"/>
+      <w:numFmt w:val="decimal"/>
+      <w:lvlText w:val="%1.%2.%3.%4.%5.%6.%7.%8.%9."/>
+      <w:lvlJc w:val="left"/>
+      <w:pPr>
+        <w:ind w:left="8608" w:hanging="1800"/>
+      </w:pPr>
+      <w:rPr>
+        <w:rFonts w:hint="default"/>
+      </w:rPr>
+    </w:lvl>
+  </w:abstractNum>
+  <w:abstractNum w:abstractNumId="1" w15:restartNumberingAfterBreak="0">
     <w:nsid w:val="0B5F7F33"/>
     <w:multiLevelType w:val="multilevel"/>
     <w:tmpl w:val="F5FEDA10"/>
@@ -5220,7 +5903,7 @@
       </w:rPr>
     </w:lvl>
   </w:abstractNum>
-  <w:abstractNum w:abstractNumId="1" w15:restartNumberingAfterBreak="0">
+  <w:abstractNum w:abstractNumId="2" w15:restartNumberingAfterBreak="0">
     <w:nsid w:val="188E33AA"/>
     <w:multiLevelType w:val="hybridMultilevel"/>
     <w:tmpl w:val="754EAC56"/>
@@ -5333,7 +6016,120 @@
       </w:rPr>
     </w:lvl>
   </w:abstractNum>
-  <w:abstractNum w:abstractNumId="2" w15:restartNumberingAfterBreak="0">
+  <w:abstractNum w:abstractNumId="3" w15:restartNumberingAfterBreak="0">
+    <w:nsid w:val="1B891D1A"/>
+    <w:multiLevelType w:val="multilevel"/>
+    <w:tmpl w:val="2B1AEDBC"/>
+    <w:lvl w:ilvl="0">
+      <w:start w:val="2"/>
+      <w:numFmt w:val="decimal"/>
+      <w:lvlText w:val="%1."/>
+      <w:lvlJc w:val="left"/>
+      <w:pPr>
+        <w:ind w:left="360" w:hanging="360"/>
+      </w:pPr>
+      <w:rPr>
+        <w:rFonts w:hint="default"/>
+      </w:rPr>
+    </w:lvl>
+    <w:lvl w:ilvl="1">
+      <w:start w:val="1"/>
+      <w:numFmt w:val="decimal"/>
+      <w:lvlText w:val="%1.%2."/>
+      <w:lvlJc w:val="left"/>
+      <w:pPr>
+        <w:ind w:left="1931" w:hanging="360"/>
+      </w:pPr>
+      <w:rPr>
+        <w:rFonts w:hint="default"/>
+      </w:rPr>
+    </w:lvl>
+    <w:lvl w:ilvl="2">
+      <w:start w:val="1"/>
+      <w:numFmt w:val="decimal"/>
+      <w:lvlText w:val="%1.%2.%3."/>
+      <w:lvlJc w:val="left"/>
+      <w:pPr>
+        <w:ind w:left="3862" w:hanging="720"/>
+      </w:pPr>
+      <w:rPr>
+        <w:rFonts w:hint="default"/>
+      </w:rPr>
+    </w:lvl>
+    <w:lvl w:ilvl="3">
+      <w:start w:val="1"/>
+      <w:numFmt w:val="decimal"/>
+      <w:lvlText w:val="%1.%2.%3.%4."/>
+      <w:lvlJc w:val="left"/>
+      <w:pPr>
+        <w:ind w:left="5433" w:hanging="720"/>
+      </w:pPr>
+      <w:rPr>
+        <w:rFonts w:hint="default"/>
+      </w:rPr>
+    </w:lvl>
+    <w:lvl w:ilvl="4">
+      <w:start w:val="1"/>
+      <w:numFmt w:val="decimal"/>
+      <w:lvlText w:val="%1.%2.%3.%4.%5."/>
+      <w:lvlJc w:val="left"/>
+      <w:pPr>
+        <w:ind w:left="7364" w:hanging="1080"/>
+      </w:pPr>
+      <w:rPr>
+        <w:rFonts w:hint="default"/>
+      </w:rPr>
+    </w:lvl>
+    <w:lvl w:ilvl="5">
+      <w:start w:val="1"/>
+      <w:numFmt w:val="decimal"/>
+      <w:lvlText w:val="%1.%2.%3.%4.%5.%6."/>
+      <w:lvlJc w:val="left"/>
+      <w:pPr>
+        <w:ind w:left="8935" w:hanging="1080"/>
+      </w:pPr>
+      <w:rPr>
+        <w:rFonts w:hint="default"/>
+      </w:rPr>
+    </w:lvl>
+    <w:lvl w:ilvl="6">
+      <w:start w:val="1"/>
+      <w:numFmt w:val="decimal"/>
+      <w:lvlText w:val="%1.%2.%3.%4.%5.%6.%7."/>
+      <w:lvlJc w:val="left"/>
+      <w:pPr>
+        <w:ind w:left="10866" w:hanging="1440"/>
+      </w:pPr>
+      <w:rPr>
+        <w:rFonts w:hint="default"/>
+      </w:rPr>
+    </w:lvl>
+    <w:lvl w:ilvl="7">
+      <w:start w:val="1"/>
+      <w:numFmt w:val="decimal"/>
+      <w:lvlText w:val="%1.%2.%3.%4.%5.%6.%7.%8."/>
+      <w:lvlJc w:val="left"/>
+      <w:pPr>
+        <w:ind w:left="12437" w:hanging="1440"/>
+      </w:pPr>
+      <w:rPr>
+        <w:rFonts w:hint="default"/>
+      </w:rPr>
+    </w:lvl>
+    <w:lvl w:ilvl="8">
+      <w:start w:val="1"/>
+      <w:numFmt w:val="decimal"/>
+      <w:lvlText w:val="%1.%2.%3.%4.%5.%6.%7.%8.%9."/>
+      <w:lvlJc w:val="left"/>
+      <w:pPr>
+        <w:ind w:left="14368" w:hanging="1800"/>
+      </w:pPr>
+      <w:rPr>
+        <w:rFonts w:hint="default"/>
+      </w:rPr>
+    </w:lvl>
+  </w:abstractNum>
+  <w:abstractNum w:abstractNumId="4" w15:restartNumberingAfterBreak="0">
     <w:nsid w:val="1BEF5939"/>
     <w:multiLevelType w:val="hybridMultilevel"/>
     <w:tmpl w:val="4A144A6C"/>
@@ -5422,7 +6218,120 @@
       </w:pPr>
     </w:lvl>
   </w:abstractNum>
-  <w:abstractNum w:abstractNumId="3" w15:restartNumberingAfterBreak="0">
+  <w:abstractNum w:abstractNumId="5" w15:restartNumberingAfterBreak="0">
+    <w:nsid w:val="23BF1DB2"/>
+    <w:multiLevelType w:val="multilevel"/>
+    <w:tmpl w:val="BDBC5436"/>
+    <w:lvl w:ilvl="0">
+      <w:start w:val="1"/>
+      <w:numFmt w:val="decimal"/>
+      <w:lvlText w:val="%1."/>
+      <w:lvlJc w:val="left"/>
+      <w:pPr>
+        <w:ind w:left="360" w:hanging="360"/>
+      </w:pPr>
+      <w:rPr>
+        <w:rFonts w:hint="default"/>
+      </w:rPr>
+    </w:lvl>
+    <w:lvl w:ilvl="1">
+      <w:start w:val="1"/>
+      <w:numFmt w:val="decimal"/>
+      <w:lvlText w:val="%1.%2."/>
+      <w:lvlJc w:val="left"/>
+      <w:pPr>
+        <w:ind w:left="1571" w:hanging="360"/>
+      </w:pPr>
+      <w:rPr>
+        <w:rFonts w:hint="default"/>
+      </w:rPr>
+    </w:lvl>
+    <w:lvl w:ilvl="2">
+      <w:start w:val="1"/>
+      <w:numFmt w:val="decimal"/>
+      <w:lvlText w:val="%1.%2.%3."/>
+      <w:lvlJc w:val="left"/>
+      <w:pPr>
+        <w:ind w:left="3142" w:hanging="720"/>
+      </w:pPr>
+      <w:rPr>
+        <w:rFonts w:hint="default"/>
+      </w:rPr>
+    </w:lvl>
+    <w:lvl w:ilvl="3">
+      <w:start w:val="1"/>
+      <w:numFmt w:val="decimal"/>
+      <w:lvlText w:val="%1.%2.%3.%4."/>
+      <w:lvlJc w:val="left"/>
+      <w:pPr>
+        <w:ind w:left="4353" w:hanging="720"/>
+      </w:pPr>
+      <w:rPr>
+        <w:rFonts w:hint="default"/>
+      </w:rPr>
+    </w:lvl>
+    <w:lvl w:ilvl="4">
+      <w:start w:val="1"/>
+      <w:numFmt w:val="decimal"/>
+      <w:lvlText w:val="%1.%2.%3.%4.%5."/>
+      <w:lvlJc w:val="left"/>
+      <w:pPr>
+        <w:ind w:left="5924" w:hanging="1080"/>
+      </w:pPr>
+      <w:rPr>
+        <w:rFonts w:hint="default"/>
+      </w:rPr>
+    </w:lvl>
+    <w:lvl w:ilvl="5">
+      <w:start w:val="1"/>
+      <w:numFmt w:val="decimal"/>
+      <w:lvlText w:val="%1.%2.%3.%4.%5.%6."/>
+      <w:lvlJc w:val="left"/>
+      <w:pPr>
+        <w:ind w:left="7135" w:hanging="1080"/>
+      </w:pPr>
+      <w:rPr>
+        <w:rFonts w:hint="default"/>
+      </w:rPr>
+    </w:lvl>
+    <w:lvl w:ilvl="6">
+      <w:start w:val="1"/>
+      <w:numFmt w:val="decimal"/>
+      <w:lvlText w:val="%1.%2.%3.%4.%5.%6.%7."/>
+      <w:lvlJc w:val="left"/>
+      <w:pPr>
+        <w:ind w:left="8706" w:hanging="1440"/>
+      </w:pPr>
+      <w:rPr>
+        <w:rFonts w:hint="default"/>
+      </w:rPr>
+    </w:lvl>
+    <w:lvl w:ilvl="7">
+      <w:start w:val="1"/>
+      <w:numFmt w:val="decimal"/>
+      <w:lvlText w:val="%1.%2.%3.%4.%5.%6.%7.%8."/>
+      <w:lvlJc w:val="left"/>
+      <w:pPr>
+        <w:ind w:left="9917" w:hanging="1440"/>
+      </w:pPr>
+      <w:rPr>
+        <w:rFonts w:hint="default"/>
+      </w:rPr>
+    </w:lvl>
+    <w:lvl w:ilvl="8">
+      <w:start w:val="1"/>
+      <w:numFmt w:val="decimal"/>
+      <w:lvlText w:val="%1.%2.%3.%4.%5.%6.%7.%8.%9."/>
+      <w:lvlJc w:val="left"/>
+      <w:pPr>
+        <w:ind w:left="11488" w:hanging="1800"/>
+      </w:pPr>
+      <w:rPr>
+        <w:rFonts w:hint="default"/>
+      </w:rPr>
+    </w:lvl>
+  </w:abstractNum>
+  <w:abstractNum w:abstractNumId="6" w15:restartNumberingAfterBreak="0">
     <w:nsid w:val="2DF30C3D"/>
     <w:multiLevelType w:val="hybridMultilevel"/>
     <w:tmpl w:val="6BAE625C"/>
@@ -5535,7 +6444,120 @@
       </w:rPr>
     </w:lvl>
   </w:abstractNum>
-  <w:abstractNum w:abstractNumId="4" w15:restartNumberingAfterBreak="0">
+  <w:abstractNum w:abstractNumId="7" w15:restartNumberingAfterBreak="0">
+    <w:nsid w:val="38F306D7"/>
+    <w:multiLevelType w:val="multilevel"/>
+    <w:tmpl w:val="3398C5AC"/>
+    <w:lvl w:ilvl="0">
+      <w:start w:val="2"/>
+      <w:numFmt w:val="decimal"/>
+      <w:lvlText w:val="%1"/>
+      <w:lvlJc w:val="left"/>
+      <w:pPr>
+        <w:ind w:left="360" w:hanging="360"/>
+      </w:pPr>
+      <w:rPr>
+        <w:rFonts w:hint="default"/>
+      </w:rPr>
+    </w:lvl>
+    <w:lvl w:ilvl="1">
+      <w:start w:val="1"/>
+      <w:numFmt w:val="decimal"/>
+      <w:lvlText w:val="%1.%2"/>
+      <w:lvlJc w:val="left"/>
+      <w:pPr>
+        <w:ind w:left="1931" w:hanging="360"/>
+      </w:pPr>
+      <w:rPr>
+        <w:rFonts w:hint="default"/>
+      </w:rPr>
+    </w:lvl>
+    <w:lvl w:ilvl="2">
+      <w:start w:val="1"/>
+      <w:numFmt w:val="decimal"/>
+      <w:lvlText w:val="%1.%2.%3"/>
+      <w:lvlJc w:val="left"/>
+      <w:pPr>
+        <w:ind w:left="3862" w:hanging="720"/>
+      </w:pPr>
+      <w:rPr>
+        <w:rFonts w:hint="default"/>
+      </w:rPr>
+    </w:lvl>
+    <w:lvl w:ilvl="3">
+      <w:start w:val="1"/>
+      <w:numFmt w:val="decimal"/>
+      <w:lvlText w:val="%1.%2.%3.%4"/>
+      <w:lvlJc w:val="left"/>
+      <w:pPr>
+        <w:ind w:left="5433" w:hanging="720"/>
+      </w:pPr>
+      <w:rPr>
+        <w:rFonts w:hint="default"/>
+      </w:rPr>
+    </w:lvl>
+    <w:lvl w:ilvl="4">
+      <w:start w:val="1"/>
+      <w:numFmt w:val="decimal"/>
+      <w:lvlText w:val="%1.%2.%3.%4.%5"/>
+      <w:lvlJc w:val="left"/>
+      <w:pPr>
+        <w:ind w:left="7364" w:hanging="1080"/>
+      </w:pPr>
+      <w:rPr>
+        <w:rFonts w:hint="default"/>
+      </w:rPr>
+    </w:lvl>
+    <w:lvl w:ilvl="5">
+      <w:start w:val="1"/>
+      <w:numFmt w:val="decimal"/>
+      <w:lvlText w:val="%1.%2.%3.%4.%5.%6"/>
+      <w:lvlJc w:val="left"/>
+      <w:pPr>
+        <w:ind w:left="8935" w:hanging="1080"/>
+      </w:pPr>
+      <w:rPr>
+        <w:rFonts w:hint="default"/>
+      </w:rPr>
+    </w:lvl>
+    <w:lvl w:ilvl="6">
+      <w:start w:val="1"/>
+      <w:numFmt w:val="decimal"/>
+      <w:lvlText w:val="%1.%2.%3.%4.%5.%6.%7"/>
+      <w:lvlJc w:val="left"/>
+      <w:pPr>
+        <w:ind w:left="10866" w:hanging="1440"/>
+      </w:pPr>
+      <w:rPr>
+        <w:rFonts w:hint="default"/>
+      </w:rPr>
+    </w:lvl>
+    <w:lvl w:ilvl="7">
+      <w:start w:val="1"/>
+      <w:numFmt w:val="decimal"/>
+      <w:lvlText w:val="%1.%2.%3.%4.%5.%6.%7.%8"/>
+      <w:lvlJc w:val="left"/>
+      <w:pPr>
+        <w:ind w:left="12437" w:hanging="1440"/>
+      </w:pPr>
+      <w:rPr>
+        <w:rFonts w:hint="default"/>
+      </w:rPr>
+    </w:lvl>
+    <w:lvl w:ilvl="8">
+      <w:start w:val="1"/>
+      <w:numFmt w:val="decimal"/>
+      <w:lvlText w:val="%1.%2.%3.%4.%5.%6.%7.%8.%9"/>
+      <w:lvlJc w:val="left"/>
+      <w:pPr>
+        <w:ind w:left="14368" w:hanging="1800"/>
+      </w:pPr>
+      <w:rPr>
+        <w:rFonts w:hint="default"/>
+      </w:rPr>
+    </w:lvl>
+  </w:abstractNum>
+  <w:abstractNum w:abstractNumId="8" w15:restartNumberingAfterBreak="0">
     <w:nsid w:val="3A574B1D"/>
     <w:multiLevelType w:val="hybridMultilevel"/>
     <w:tmpl w:val="E9FC0888"/>
@@ -5648,7 +6670,7 @@
       </w:rPr>
     </w:lvl>
   </w:abstractNum>
-  <w:abstractNum w:abstractNumId="5" w15:restartNumberingAfterBreak="0">
+  <w:abstractNum w:abstractNumId="9" w15:restartNumberingAfterBreak="0">
     <w:nsid w:val="3CC168A8"/>
     <w:multiLevelType w:val="hybridMultilevel"/>
     <w:tmpl w:val="01C2DE66"/>
@@ -5737,7 +6759,96 @@
       </w:pPr>
     </w:lvl>
   </w:abstractNum>
-  <w:abstractNum w:abstractNumId="6" w15:restartNumberingAfterBreak="0">
+  <w:abstractNum w:abstractNumId="10" w15:restartNumberingAfterBreak="0">
+    <w:nsid w:val="453964C1"/>
+    <w:multiLevelType w:val="hybridMultilevel"/>
+    <w:tmpl w:val="AC304F06"/>
+    <w:lvl w:ilvl="0" w:tplc="B5AE5664">
+      <w:start w:val="1"/>
+      <w:numFmt w:val="decimal"/>
+      <w:lvlText w:val="%1."/>
+      <w:lvlJc w:val="left"/>
+      <w:pPr>
+        <w:ind w:left="1211" w:hanging="360"/>
+      </w:pPr>
+      <w:rPr>
+        <w:rFonts w:hint="default"/>
+      </w:rPr>
+    </w:lvl>
+    <w:lvl w:ilvl="1" w:tplc="04260019">
+      <w:start w:val="1"/>
+      <w:numFmt w:val="lowerLetter"/>
+      <w:lvlText w:val="%2."/>
+      <w:lvlJc w:val="left"/>
+      <w:pPr>
+        <w:ind w:left="1931" w:hanging="360"/>
+      </w:pPr>
+    </w:lvl>
+    <w:lvl w:ilvl="2" w:tplc="0426001B">
+      <w:start w:val="1"/>
+      <w:numFmt w:val="lowerRoman"/>
+      <w:lvlText w:val="%3."/>
+      <w:lvlJc w:val="right"/>
+      <w:pPr>
+        <w:ind w:left="2651" w:hanging="180"/>
+      </w:pPr>
+    </w:lvl>
+    <w:lvl w:ilvl="3" w:tplc="0426000F">
+      <w:start w:val="1"/>
+      <w:numFmt w:val="decimal"/>
+      <w:lvlText w:val="%4."/>
+      <w:lvlJc w:val="left"/>
+      <w:pPr>
+        <w:ind w:left="3371" w:hanging="360"/>
+      </w:pPr>
+    </w:lvl>
+    <w:lvl w:ilvl="4" w:tplc="04260019">
+      <w:start w:val="1"/>
+      <w:numFmt w:val="lowerLetter"/>
+      <w:lvlText w:val="%5."/>
+      <w:lvlJc w:val="left"/>
+      <w:pPr>
+        <w:ind w:left="4091" w:hanging="360"/>
+      </w:pPr>
+    </w:lvl>
+    <w:lvl w:ilvl="5" w:tplc="0426001B">
+      <w:start w:val="1"/>
+      <w:numFmt w:val="lowerRoman"/>
+      <w:lvlText w:val="%6."/>
+      <w:lvlJc w:val="right"/>
+      <w:pPr>
+        <w:ind w:left="4811" w:hanging="180"/>
+      </w:pPr>
+    </w:lvl>
+    <w:lvl w:ilvl="6" w:tplc="0426000F" w:tentative="1">
+      <w:start w:val="1"/>
+      <w:numFmt w:val="decimal"/>
+      <w:lvlText w:val="%7."/>
+      <w:lvlJc w:val="left"/>
+      <w:pPr>
+        <w:ind w:left="5531" w:hanging="360"/>
+      </w:pPr>
+    </w:lvl>
+    <w:lvl w:ilvl="7" w:tplc="04260019" w:tentative="1">
+      <w:start w:val="1"/>
+      <w:numFmt w:val="lowerLetter"/>
+      <w:lvlText w:val="%8."/>
+      <w:lvlJc w:val="left"/>
+      <w:pPr>
+        <w:ind w:left="6251" w:hanging="360"/>
+      </w:pPr>
+    </w:lvl>
+    <w:lvl w:ilvl="8" w:tplc="0426001B" w:tentative="1">
+      <w:start w:val="1"/>
+      <w:numFmt w:val="lowerRoman"/>
+      <w:lvlText w:val="%9."/>
+      <w:lvlJc w:val="right"/>
+      <w:pPr>
+        <w:ind w:left="6971" w:hanging="180"/>
+      </w:pPr>
+    </w:lvl>
+  </w:abstractNum>
+  <w:abstractNum w:abstractNumId="11" w15:restartNumberingAfterBreak="0">
     <w:nsid w:val="45CF5B73"/>
     <w:multiLevelType w:val="hybridMultilevel"/>
     <w:tmpl w:val="FB769450"/>
@@ -5850,7 +6961,7 @@
       </w:rPr>
     </w:lvl>
   </w:abstractNum>
-  <w:abstractNum w:abstractNumId="7" w15:restartNumberingAfterBreak="0">
+  <w:abstractNum w:abstractNumId="12" w15:restartNumberingAfterBreak="0">
     <w:nsid w:val="47EC69B8"/>
     <w:multiLevelType w:val="hybridMultilevel"/>
     <w:tmpl w:val="62B41292"/>
@@ -5963,11 +7074,11 @@
       </w:rPr>
     </w:lvl>
   </w:abstractNum>
-  <w:abstractNum w:abstractNumId="8" w15:restartNumberingAfterBreak="0">
+  <w:abstractNum w:abstractNumId="13" w15:restartNumberingAfterBreak="0">
     <w:nsid w:val="4DA02E22"/>
-    <w:multiLevelType w:val="hybridMultilevel"/>
-    <w:tmpl w:val="1840AE7C"/>
-    <w:lvl w:ilvl="0" w:tplc="0426000F">
+    <w:multiLevelType w:val="multilevel"/>
+    <w:tmpl w:val="63448038"/>
+    <w:lvl w:ilvl="0">
       <w:start w:val="1"/>
       <w:numFmt w:val="decimal"/>
       <w:lvlText w:val="%1."/>
@@ -5979,80 +7090,114 @@
         <w:rFonts w:hint="default"/>
       </w:rPr>
     </w:lvl>
-    <w:lvl w:ilvl="1" w:tplc="04260019" w:tentative="1">
-      <w:start w:val="1"/>
-      <w:numFmt w:val="lowerLetter"/>
-      <w:lvlText w:val="%2."/>
-      <w:lvlJc w:val="left"/>
-      <w:pPr>
-        <w:ind w:left="1440" w:hanging="360"/>
-      </w:pPr>
-    </w:lvl>
-    <w:lvl w:ilvl="2" w:tplc="0426001B" w:tentative="1">
-      <w:start w:val="1"/>
-      <w:numFmt w:val="lowerRoman"/>
-      <w:lvlText w:val="%3."/>
-      <w:lvlJc w:val="right"/>
-      <w:pPr>
-        <w:ind w:left="2160" w:hanging="180"/>
-      </w:pPr>
-    </w:lvl>
-    <w:lvl w:ilvl="3" w:tplc="0426000F" w:tentative="1">
+    <w:lvl w:ilvl="1">
       <w:start w:val="1"/>
       <w:numFmt w:val="decimal"/>
-      <w:lvlText w:val="%4."/>
-      <w:lvlJc w:val="left"/>
-      <w:pPr>
-        <w:ind w:left="2880" w:hanging="360"/>
-      </w:pPr>
-    </w:lvl>
-    <w:lvl w:ilvl="4" w:tplc="04260019" w:tentative="1">
-      <w:start w:val="1"/>
-      <w:numFmt w:val="lowerLetter"/>
-      <w:lvlText w:val="%5."/>
-      <w:lvlJc w:val="left"/>
-      <w:pPr>
-        <w:ind w:left="3600" w:hanging="360"/>
-      </w:pPr>
-    </w:lvl>
-    <w:lvl w:ilvl="5" w:tplc="0426001B" w:tentative="1">
-      <w:start w:val="1"/>
-      <w:numFmt w:val="lowerRoman"/>
-      <w:lvlText w:val="%6."/>
-      <w:lvlJc w:val="right"/>
-      <w:pPr>
-        <w:ind w:left="4320" w:hanging="180"/>
-      </w:pPr>
-    </w:lvl>
-    <w:lvl w:ilvl="6" w:tplc="0426000F" w:tentative="1">
+      <w:isLgl/>
+      <w:lvlText w:val="%1.%2."/>
+      <w:lvlJc w:val="left"/>
+      <w:pPr>
+        <w:ind w:left="1571" w:hanging="360"/>
+      </w:pPr>
+      <w:rPr>
+        <w:rFonts w:hint="default"/>
+        <w:b w:val="0"/>
+        <w:bCs w:val="0"/>
+      </w:rPr>
+    </w:lvl>
+    <w:lvl w:ilvl="2">
       <w:start w:val="1"/>
       <w:numFmt w:val="decimal"/>
-      <w:lvlText w:val="%7."/>
-      <w:lvlJc w:val="left"/>
-      <w:pPr>
-        <w:ind w:left="5040" w:hanging="360"/>
-      </w:pPr>
-    </w:lvl>
-    <w:lvl w:ilvl="7" w:tplc="04260019" w:tentative="1">
-      <w:start w:val="1"/>
-      <w:numFmt w:val="lowerLetter"/>
-      <w:lvlText w:val="%8."/>
-      <w:lvlJc w:val="left"/>
-      <w:pPr>
-        <w:ind w:left="5760" w:hanging="360"/>
-      </w:pPr>
-    </w:lvl>
-    <w:lvl w:ilvl="8" w:tplc="0426001B" w:tentative="1">
-      <w:start w:val="1"/>
-      <w:numFmt w:val="lowerRoman"/>
-      <w:lvlText w:val="%9."/>
-      <w:lvlJc w:val="right"/>
-      <w:pPr>
-        <w:ind w:left="6480" w:hanging="180"/>
-      </w:pPr>
+      <w:isLgl/>
+      <w:lvlText w:val="%1.%2.%3."/>
+      <w:lvlJc w:val="left"/>
+      <w:pPr>
+        <w:ind w:left="2782" w:hanging="720"/>
+      </w:pPr>
+      <w:rPr>
+        <w:rFonts w:hint="default"/>
+      </w:rPr>
+    </w:lvl>
+    <w:lvl w:ilvl="3">
+      <w:start w:val="1"/>
+      <w:numFmt w:val="decimal"/>
+      <w:isLgl/>
+      <w:lvlText w:val="%1.%2.%3.%4."/>
+      <w:lvlJc w:val="left"/>
+      <w:pPr>
+        <w:ind w:left="3633" w:hanging="720"/>
+      </w:pPr>
+      <w:rPr>
+        <w:rFonts w:hint="default"/>
+      </w:rPr>
+    </w:lvl>
+    <w:lvl w:ilvl="4">
+      <w:start w:val="1"/>
+      <w:numFmt w:val="decimal"/>
+      <w:isLgl/>
+      <w:lvlText w:val="%1.%2.%3.%4.%5."/>
+      <w:lvlJc w:val="left"/>
+      <w:pPr>
+        <w:ind w:left="4844" w:hanging="1080"/>
+      </w:pPr>
+      <w:rPr>
+        <w:rFonts w:hint="default"/>
+      </w:rPr>
+    </w:lvl>
+    <w:lvl w:ilvl="5">
+      <w:start w:val="1"/>
+      <w:numFmt w:val="decimal"/>
+      <w:isLgl/>
+      <w:lvlText w:val="%1.%2.%3.%4.%5.%6."/>
+      <w:lvlJc w:val="left"/>
+      <w:pPr>
+        <w:ind w:left="5695" w:hanging="1080"/>
+      </w:pPr>
+      <w:rPr>
+        <w:rFonts w:hint="default"/>
+      </w:rPr>
+    </w:lvl>
+    <w:lvl w:ilvl="6">
+      <w:start w:val="1"/>
+      <w:numFmt w:val="decimal"/>
+      <w:isLgl/>
+      <w:lvlText w:val="%1.%2.%3.%4.%5.%6.%7."/>
+      <w:lvlJc w:val="left"/>
+      <w:pPr>
+        <w:ind w:left="6906" w:hanging="1440"/>
+      </w:pPr>
+      <w:rPr>
+        <w:rFonts w:hint="default"/>
+      </w:rPr>
+    </w:lvl>
+    <w:lvl w:ilvl="7">
+      <w:start w:val="1"/>
+      <w:numFmt w:val="decimal"/>
+      <w:isLgl/>
+      <w:lvlText w:val="%1.%2.%3.%4.%5.%6.%7.%8."/>
+      <w:lvlJc w:val="left"/>
+      <w:pPr>
+        <w:ind w:left="7757" w:hanging="1440"/>
+      </w:pPr>
+      <w:rPr>
+        <w:rFonts w:hint="default"/>
+      </w:rPr>
+    </w:lvl>
+    <w:lvl w:ilvl="8">
+      <w:start w:val="1"/>
+      <w:numFmt w:val="decimal"/>
+      <w:isLgl/>
+      <w:lvlText w:val="%1.%2.%3.%4.%5.%6.%7.%8.%9."/>
+      <w:lvlJc w:val="left"/>
+      <w:pPr>
+        <w:ind w:left="8968" w:hanging="1800"/>
+      </w:pPr>
+      <w:rPr>
+        <w:rFonts w:hint="default"/>
+      </w:rPr>
     </w:lvl>
   </w:abstractNum>
-  <w:abstractNum w:abstractNumId="9" w15:restartNumberingAfterBreak="0">
+  <w:abstractNum w:abstractNumId="14" w15:restartNumberingAfterBreak="0">
     <w:nsid w:val="55A73A0D"/>
     <w:multiLevelType w:val="hybridMultilevel"/>
     <w:tmpl w:val="9F44889E"/>
@@ -6165,7 +7310,7 @@
       </w:rPr>
     </w:lvl>
   </w:abstractNum>
-  <w:abstractNum w:abstractNumId="10" w15:restartNumberingAfterBreak="0">
+  <w:abstractNum w:abstractNumId="15" w15:restartNumberingAfterBreak="0">
     <w:nsid w:val="5C126DE8"/>
     <w:multiLevelType w:val="hybridMultilevel"/>
     <w:tmpl w:val="73B8D2AA"/>
@@ -6254,7 +7399,7 @@
       </w:pPr>
     </w:lvl>
   </w:abstractNum>
-  <w:abstractNum w:abstractNumId="11" w15:restartNumberingAfterBreak="0">
+  <w:abstractNum w:abstractNumId="16" w15:restartNumberingAfterBreak="0">
     <w:nsid w:val="5FC56307"/>
     <w:multiLevelType w:val="hybridMultilevel"/>
     <w:tmpl w:val="E546696E"/>
@@ -6367,7 +7512,7 @@
       </w:rPr>
     </w:lvl>
   </w:abstractNum>
-  <w:abstractNum w:abstractNumId="12" w15:restartNumberingAfterBreak="0">
+  <w:abstractNum w:abstractNumId="17" w15:restartNumberingAfterBreak="0">
     <w:nsid w:val="60073447"/>
     <w:multiLevelType w:val="hybridMultilevel"/>
     <w:tmpl w:val="A97C832E"/>
@@ -6480,7 +7625,7 @@
       </w:rPr>
     </w:lvl>
   </w:abstractNum>
-  <w:abstractNum w:abstractNumId="13" w15:restartNumberingAfterBreak="0">
+  <w:abstractNum w:abstractNumId="18" w15:restartNumberingAfterBreak="0">
     <w:nsid w:val="620E0858"/>
     <w:multiLevelType w:val="hybridMultilevel"/>
     <w:tmpl w:val="84EE2042"/>
@@ -6593,7 +7738,7 @@
       </w:rPr>
     </w:lvl>
   </w:abstractNum>
-  <w:abstractNum w:abstractNumId="14" w15:restartNumberingAfterBreak="0">
+  <w:abstractNum w:abstractNumId="19" w15:restartNumberingAfterBreak="0">
     <w:nsid w:val="64C104DA"/>
     <w:multiLevelType w:val="hybridMultilevel"/>
     <w:tmpl w:val="FE3CC84A"/>
@@ -6682,7 +7827,120 @@
       </w:pPr>
     </w:lvl>
   </w:abstractNum>
-  <w:abstractNum w:abstractNumId="15" w15:restartNumberingAfterBreak="0">
+  <w:abstractNum w:abstractNumId="20" w15:restartNumberingAfterBreak="0">
+    <w:nsid w:val="7671100B"/>
+    <w:multiLevelType w:val="hybridMultilevel"/>
+    <w:tmpl w:val="3CA86F7A"/>
+    <w:lvl w:ilvl="0" w:tplc="04260001">
+      <w:start w:val="1"/>
+      <w:numFmt w:val="bullet"/>
+      <w:lvlText w:val=""/>
+      <w:lvlJc w:val="left"/>
+      <w:pPr>
+        <w:ind w:left="2160" w:hanging="360"/>
+      </w:pPr>
+      <w:rPr>
+        <w:rFonts w:ascii="Symbol" w:hAnsi="Symbol" w:hint="default"/>
+      </w:rPr>
+    </w:lvl>
+    <w:lvl w:ilvl="1" w:tplc="04260003" w:tentative="1">
+      <w:start w:val="1"/>
+      <w:numFmt w:val="bullet"/>
+      <w:lvlText w:val="o"/>
+      <w:lvlJc w:val="left"/>
+      <w:pPr>
+        <w:ind w:left="2880" w:hanging="360"/>
+      </w:pPr>
+      <w:rPr>
+        <w:rFonts w:ascii="Courier New" w:hAnsi="Courier New" w:cs="Courier New" w:hint="default"/>
+      </w:rPr>
+    </w:lvl>
+    <w:lvl w:ilvl="2" w:tplc="04260005" w:tentative="1">
+      <w:start w:val="1"/>
+      <w:numFmt w:val="bullet"/>
+      <w:lvlText w:val=""/>
+      <w:lvlJc w:val="left"/>
+      <w:pPr>
+        <w:ind w:left="3600" w:hanging="360"/>
+      </w:pPr>
+      <w:rPr>
+        <w:rFonts w:ascii="Wingdings" w:hAnsi="Wingdings" w:hint="default"/>
+      </w:rPr>
+    </w:lvl>
+    <w:lvl w:ilvl="3" w:tplc="04260001" w:tentative="1">
+      <w:start w:val="1"/>
+      <w:numFmt w:val="bullet"/>
+      <w:lvlText w:val=""/>
+      <w:lvlJc w:val="left"/>
+      <w:pPr>
+        <w:ind w:left="4320" w:hanging="360"/>
+      </w:pPr>
+      <w:rPr>
+        <w:rFonts w:ascii="Symbol" w:hAnsi="Symbol" w:hint="default"/>
+      </w:rPr>
+    </w:lvl>
+    <w:lvl w:ilvl="4" w:tplc="04260003" w:tentative="1">
+      <w:start w:val="1"/>
+      <w:numFmt w:val="bullet"/>
+      <w:lvlText w:val="o"/>
+      <w:lvlJc w:val="left"/>
+      <w:pPr>
+        <w:ind w:left="5040" w:hanging="360"/>
+      </w:pPr>
+      <w:rPr>
+        <w:rFonts w:ascii="Courier New" w:hAnsi="Courier New" w:cs="Courier New" w:hint="default"/>
+      </w:rPr>
+    </w:lvl>
+    <w:lvl w:ilvl="5" w:tplc="04260005" w:tentative="1">
+      <w:start w:val="1"/>
+      <w:numFmt w:val="bullet"/>
+      <w:lvlText w:val=""/>
+      <w:lvlJc w:val="left"/>
+      <w:pPr>
+        <w:ind w:left="5760" w:hanging="360"/>
+      </w:pPr>
+      <w:rPr>
+        <w:rFonts w:ascii="Wingdings" w:hAnsi="Wingdings" w:hint="default"/>
+      </w:rPr>
+    </w:lvl>
+    <w:lvl w:ilvl="6" w:tplc="04260001" w:tentative="1">
+      <w:start w:val="1"/>
+      <w:numFmt w:val="bullet"/>
+      <w:lvlText w:val=""/>
+      <w:lvlJc w:val="left"/>
+      <w:pPr>
+        <w:ind w:left="6480" w:hanging="360"/>
+      </w:pPr>
+      <w:rPr>
+        <w:rFonts w:ascii="Symbol" w:hAnsi="Symbol" w:hint="default"/>
+      </w:rPr>
+    </w:lvl>
+    <w:lvl w:ilvl="7" w:tplc="04260003" w:tentative="1">
+      <w:start w:val="1"/>
+      <w:numFmt w:val="bullet"/>
+      <w:lvlText w:val="o"/>
+      <w:lvlJc w:val="left"/>
+      <w:pPr>
+        <w:ind w:left="7200" w:hanging="360"/>
+      </w:pPr>
+      <w:rPr>
+        <w:rFonts w:ascii="Courier New" w:hAnsi="Courier New" w:cs="Courier New" w:hint="default"/>
+      </w:rPr>
+    </w:lvl>
+    <w:lvl w:ilvl="8" w:tplc="04260005" w:tentative="1">
+      <w:start w:val="1"/>
+      <w:numFmt w:val="bullet"/>
+      <w:lvlText w:val=""/>
+      <w:lvlJc w:val="left"/>
+      <w:pPr>
+        <w:ind w:left="7920" w:hanging="360"/>
+      </w:pPr>
+      <w:rPr>
+        <w:rFonts w:ascii="Wingdings" w:hAnsi="Wingdings" w:hint="default"/>
+      </w:rPr>
+    </w:lvl>
+  </w:abstractNum>
+  <w:abstractNum w:abstractNumId="21" w15:restartNumberingAfterBreak="0">
     <w:nsid w:val="7DA15C90"/>
     <w:multiLevelType w:val="hybridMultilevel"/>
     <w:tmpl w:val="A394EC8E"/>
@@ -6795,59 +8053,195 @@
       </w:rPr>
     </w:lvl>
   </w:abstractNum>
-  <w:num w:numId="1">
+  <w:abstractNum w:abstractNumId="22" w15:restartNumberingAfterBreak="0">
+    <w:nsid w:val="7F4B30EF"/>
+    <w:multiLevelType w:val="multilevel"/>
+    <w:tmpl w:val="D7347CA6"/>
+    <w:lvl w:ilvl="0">
+      <w:start w:val="4"/>
+      <w:numFmt w:val="decimal"/>
+      <w:lvlText w:val="%1."/>
+      <w:lvlJc w:val="left"/>
+      <w:pPr>
+        <w:ind w:left="360" w:hanging="360"/>
+      </w:pPr>
+      <w:rPr>
+        <w:rFonts w:hint="default"/>
+      </w:rPr>
+    </w:lvl>
+    <w:lvl w:ilvl="1">
+      <w:start w:val="1"/>
+      <w:numFmt w:val="decimal"/>
+      <w:lvlText w:val="%1.%2."/>
+      <w:lvlJc w:val="left"/>
+      <w:pPr>
+        <w:ind w:left="1571" w:hanging="360"/>
+      </w:pPr>
+      <w:rPr>
+        <w:rFonts w:hint="default"/>
+        <w:b w:val="0"/>
+        <w:bCs w:val="0"/>
+      </w:rPr>
+    </w:lvl>
+    <w:lvl w:ilvl="2">
+      <w:start w:val="1"/>
+      <w:numFmt w:val="decimal"/>
+      <w:lvlText w:val="%1.%2.%3."/>
+      <w:lvlJc w:val="left"/>
+      <w:pPr>
+        <w:ind w:left="3142" w:hanging="720"/>
+      </w:pPr>
+      <w:rPr>
+        <w:rFonts w:hint="default"/>
+      </w:rPr>
+    </w:lvl>
+    <w:lvl w:ilvl="3">
+      <w:start w:val="1"/>
+      <w:numFmt w:val="decimal"/>
+      <w:lvlText w:val="%1.%2.%3.%4."/>
+      <w:lvlJc w:val="left"/>
+      <w:pPr>
+        <w:ind w:left="4353" w:hanging="720"/>
+      </w:pPr>
+      <w:rPr>
+        <w:rFonts w:hint="default"/>
+      </w:rPr>
+    </w:lvl>
+    <w:lvl w:ilvl="4">
+      <w:start w:val="1"/>
+      <w:numFmt w:val="decimal"/>
+      <w:lvlText w:val="%1.%2.%3.%4.%5."/>
+      <w:lvlJc w:val="left"/>
+      <w:pPr>
+        <w:ind w:left="5924" w:hanging="1080"/>
+      </w:pPr>
+      <w:rPr>
+        <w:rFonts w:hint="default"/>
+      </w:rPr>
+    </w:lvl>
+    <w:lvl w:ilvl="5">
+      <w:start w:val="1"/>
+      <w:numFmt w:val="decimal"/>
+      <w:lvlText w:val="%1.%2.%3.%4.%5.%6."/>
+      <w:lvlJc w:val="left"/>
+      <w:pPr>
+        <w:ind w:left="7135" w:hanging="1080"/>
+      </w:pPr>
+      <w:rPr>
+        <w:rFonts w:hint="default"/>
+      </w:rPr>
+    </w:lvl>
+    <w:lvl w:ilvl="6">
+      <w:start w:val="1"/>
+      <w:numFmt w:val="decimal"/>
+      <w:lvlText w:val="%1.%2.%3.%4.%5.%6.%7."/>
+      <w:lvlJc w:val="left"/>
+      <w:pPr>
+        <w:ind w:left="8706" w:hanging="1440"/>
+      </w:pPr>
+      <w:rPr>
+        <w:rFonts w:hint="default"/>
+      </w:rPr>
+    </w:lvl>
+    <w:lvl w:ilvl="7">
+      <w:start w:val="1"/>
+      <w:numFmt w:val="decimal"/>
+      <w:lvlText w:val="%1.%2.%3.%4.%5.%6.%7.%8."/>
+      <w:lvlJc w:val="left"/>
+      <w:pPr>
+        <w:ind w:left="9917" w:hanging="1440"/>
+      </w:pPr>
+      <w:rPr>
+        <w:rFonts w:hint="default"/>
+      </w:rPr>
+    </w:lvl>
+    <w:lvl w:ilvl="8">
+      <w:start w:val="1"/>
+      <w:numFmt w:val="decimal"/>
+      <w:lvlText w:val="%1.%2.%3.%4.%5.%6.%7.%8.%9."/>
+      <w:lvlJc w:val="left"/>
+      <w:pPr>
+        <w:ind w:left="11488" w:hanging="1800"/>
+      </w:pPr>
+      <w:rPr>
+        <w:rFonts w:hint="default"/>
+      </w:rPr>
+    </w:lvl>
+  </w:abstractNum>
+  <w:num w:numId="1" w16cid:durableId="2125339700">
+    <w:abstractNumId w:val="1"/>
+  </w:num>
+  <w:num w:numId="2" w16cid:durableId="372268443">
+    <w:abstractNumId w:val="11"/>
+  </w:num>
+  <w:num w:numId="3" w16cid:durableId="1702394171">
+    <w:abstractNumId w:val="17"/>
+  </w:num>
+  <w:num w:numId="4" w16cid:durableId="1897357645">
+    <w:abstractNumId w:val="18"/>
+  </w:num>
+  <w:num w:numId="5" w16cid:durableId="1814104412">
+    <w:abstractNumId w:val="14"/>
+  </w:num>
+  <w:num w:numId="6" w16cid:durableId="1664700463">
+    <w:abstractNumId w:val="6"/>
+  </w:num>
+  <w:num w:numId="7" w16cid:durableId="1722317935">
+    <w:abstractNumId w:val="19"/>
+  </w:num>
+  <w:num w:numId="8" w16cid:durableId="32002102">
+    <w:abstractNumId w:val="13"/>
+  </w:num>
+  <w:num w:numId="9" w16cid:durableId="1547060190">
+    <w:abstractNumId w:val="21"/>
+  </w:num>
+  <w:num w:numId="10" w16cid:durableId="956330550">
+    <w:abstractNumId w:val="2"/>
+  </w:num>
+  <w:num w:numId="11" w16cid:durableId="1079599952">
+    <w:abstractNumId w:val="12"/>
+  </w:num>
+  <w:num w:numId="12" w16cid:durableId="1371151666">
+    <w:abstractNumId w:val="8"/>
+  </w:num>
+  <w:num w:numId="13" w16cid:durableId="322003129">
+    <w:abstractNumId w:val="16"/>
+  </w:num>
+  <w:num w:numId="14" w16cid:durableId="379786295">
+    <w:abstractNumId w:val="9"/>
+  </w:num>
+  <w:num w:numId="15" w16cid:durableId="671877677">
+    <w:abstractNumId w:val="4"/>
+  </w:num>
+  <w:num w:numId="16" w16cid:durableId="157962194">
+    <w:abstractNumId w:val="15"/>
+  </w:num>
+  <w:num w:numId="17" w16cid:durableId="1180656241">
+    <w:abstractNumId w:val="10"/>
+  </w:num>
+  <w:num w:numId="18" w16cid:durableId="138764483">
+    <w:abstractNumId w:val="5"/>
+  </w:num>
+  <w:num w:numId="19" w16cid:durableId="127289032">
+    <w:abstractNumId w:val="7"/>
+  </w:num>
+  <w:num w:numId="20" w16cid:durableId="39475344">
+    <w:abstractNumId w:val="3"/>
+  </w:num>
+  <w:num w:numId="21" w16cid:durableId="102891575">
     <w:abstractNumId w:val="0"/>
   </w:num>
-  <w:num w:numId="2">
-    <w:abstractNumId w:val="6"/>
+  <w:num w:numId="22" w16cid:durableId="1265916965">
+    <w:abstractNumId w:val="22"/>
   </w:num>
-  <w:num w:numId="3">
-    <w:abstractNumId w:val="12"/>
-  </w:num>
-  <w:num w:numId="4">
-    <w:abstractNumId w:val="13"/>
-  </w:num>
-  <w:num w:numId="5">
-    <w:abstractNumId w:val="9"/>
-  </w:num>
-  <w:num w:numId="6">
-    <w:abstractNumId w:val="3"/>
-  </w:num>
-  <w:num w:numId="7">
-    <w:abstractNumId w:val="14"/>
-  </w:num>
-  <w:num w:numId="8">
-    <w:abstractNumId w:val="8"/>
-  </w:num>
-  <w:num w:numId="9">
-    <w:abstractNumId w:val="15"/>
-  </w:num>
-  <w:num w:numId="10">
-    <w:abstractNumId w:val="1"/>
-  </w:num>
-  <w:num w:numId="11">
-    <w:abstractNumId w:val="7"/>
-  </w:num>
-  <w:num w:numId="12">
-    <w:abstractNumId w:val="4"/>
-  </w:num>
-  <w:num w:numId="13">
-    <w:abstractNumId w:val="11"/>
-  </w:num>
-  <w:num w:numId="14">
-    <w:abstractNumId w:val="5"/>
-  </w:num>
-  <w:num w:numId="15">
-    <w:abstractNumId w:val="2"/>
-  </w:num>
-  <w:num w:numId="16">
-    <w:abstractNumId w:val="10"/>
+  <w:num w:numId="23" w16cid:durableId="1993094433">
+    <w:abstractNumId w:val="20"/>
   </w:num>
 </w:numbering>
 </file>
 
 <file path=word/people.xml><?xml version="1.0" encoding="utf-8"?>
-<w15:people xmlns:wpc="http://schemas.microsoft.com/office/word/2010/wordprocessingCanvas" xmlns:cx="http://schemas.microsoft.com/office/drawing/2014/chartex" xmlns:cx1="http://schemas.microsoft.com/office/drawing/2015/9/8/chartex" xmlns:cx2="http://schemas.microsoft.com/office/drawing/2015/10/21/chartex" xmlns:cx3="http://schemas.microsoft.com/office/drawing/2016/5/9/chartex" xmlns:cx4="http://schemas.microsoft.com/office/drawing/2016/5/10/chartex" xmlns:cx5="http://schemas.microsoft.com/office/drawing/2016/5/11/chartex" xmlns:cx6="http://schemas.microsoft.com/office/drawing/2016/5/12/chartex" xmlns:cx7="http://schemas.microsoft.com/office/drawing/2016/5/13/chartex" xmlns:cx8="http://schemas.microsoft.com/office/drawing/2016/5/14/chartex" xmlns:mc="http://schemas.openxmlformats.org/markup-compatibility/2006" xmlns:aink="http://schemas.microsoft.com/office/drawing/2016/ink" xmlns:am3d="http://schemas.microsoft.com/office/drawing/2017/model3d" xmlns:o="urn:schemas-microsoft-com:office:office" xmlns:r="http://schemas.openxmlformats.org/officeDocument/2006/relationships" xmlns:m="http://schemas.openxmlformats.org/officeDocument/2006/math" xmlns:v="urn:schemas-microsoft-com:vml" xmlns:wp14="http://schemas.microsoft.com/office/word/2010/wordprocessingDrawing" xmlns:wp="http://schemas.openxmlformats.org/drawingml/2006/wordprocessingDrawing" xmlns:w10="urn:schemas-microsoft-com:office:word" xmlns:w="http://schemas.openxmlformats.org/wordprocessingml/2006/main" xmlns:w14="http://schemas.microsoft.com/office/word/2010/wordml" xmlns:w15="http://schemas.microsoft.com/office/word/2012/wordml" xmlns:w16cex="http://schemas.microsoft.com/office/word/2018/wordml/cex" xmlns:w16cid="http://schemas.microsoft.com/office/word/2016/wordml/cid" xmlns:w16="http://schemas.microsoft.com/office/word/2018/wordml" xmlns:w16sdtdh="http://schemas.microsoft.com/office/word/2020/wordml/sdtdatahash" xmlns:w16se="http://schemas.microsoft.com/office/word/2015/wordml/symex" xmlns:wpg="http://schemas.microsoft.com/office/word/2010/wordprocessingGroup" xmlns:wpi="http://schemas.microsoft.com/office/word/2010/wordprocessingInk" xmlns:wne="http://schemas.microsoft.com/office/word/2006/wordml" xmlns:wps="http://schemas.microsoft.com/office/word/2010/wordprocessingShape" mc:Ignorable="w14 w15 w16se w16cid w16 w16cex w16sdtdh wp14">
+<w15:people xmlns:wpc="http://schemas.microsoft.com/office/word/2010/wordprocessingCanvas" xmlns:cx="http://schemas.microsoft.com/office/drawing/2014/chartex" xmlns:cx1="http://schemas.microsoft.com/office/drawing/2015/9/8/chartex" xmlns:cx2="http://schemas.microsoft.com/office/drawing/2015/10/21/chartex" xmlns:cx3="http://schemas.microsoft.com/office/drawing/2016/5/9/chartex" xmlns:cx4="http://schemas.microsoft.com/office/drawing/2016/5/10/chartex" xmlns:cx5="http://schemas.microsoft.com/office/drawing/2016/5/11/chartex" xmlns:cx6="http://schemas.microsoft.com/office/drawing/2016/5/12/chartex" xmlns:cx7="http://schemas.microsoft.com/office/drawing/2016/5/13/chartex" xmlns:cx8="http://schemas.microsoft.com/office/drawing/2016/5/14/chartex" xmlns:mc="http://schemas.openxmlformats.org/markup-compatibility/2006" xmlns:aink="http://schemas.microsoft.com/office/drawing/2016/ink" xmlns:am3d="http://schemas.microsoft.com/office/drawing/2017/model3d" xmlns:o="urn:schemas-microsoft-com:office:office" xmlns:oel="http://schemas.microsoft.com/office/2019/extlst" xmlns:r="http://schemas.openxmlformats.org/officeDocument/2006/relationships" xmlns:m="http://schemas.openxmlformats.org/officeDocument/2006/math" xmlns:v="urn:schemas-microsoft-com:vml" xmlns:wp14="http://schemas.microsoft.com/office/word/2010/wordprocessingDrawing" xmlns:wp="http://schemas.openxmlformats.org/drawingml/2006/wordprocessingDrawing" xmlns:w10="urn:schemas-microsoft-com:office:word" xmlns:w="http://schemas.openxmlformats.org/wordprocessingml/2006/main" xmlns:w14="http://schemas.microsoft.com/office/word/2010/wordml" xmlns:w15="http://schemas.microsoft.com/office/word/2012/wordml" xmlns:w16cex="http://schemas.microsoft.com/office/word/2018/wordml/cex" xmlns:w16cid="http://schemas.microsoft.com/office/word/2016/wordml/cid" xmlns:w16="http://schemas.microsoft.com/office/word/2018/wordml" xmlns:w16du="http://schemas.microsoft.com/office/word/2023/wordml/word16du" xmlns:w16sdtdh="http://schemas.microsoft.com/office/word/2020/wordml/sdtdatahash" xmlns:w16sdtfl="http://schemas.microsoft.com/office/word/2024/wordml/sdtformatlock" xmlns:w16se="http://schemas.microsoft.com/office/word/2015/wordml/symex" xmlns:wpg="http://schemas.microsoft.com/office/word/2010/wordprocessingGroup" xmlns:wpi="http://schemas.microsoft.com/office/word/2010/wordprocessingInk" xmlns:wne="http://schemas.microsoft.com/office/word/2006/wordml" xmlns:wps="http://schemas.microsoft.com/office/word/2010/wordprocessingShape" mc:Ignorable="w14 w15 w16se w16cid w16 w16cex w16sdtdh w16sdtfl w16du wp14">
   <w15:person w15:author="Kalvis Kincis">
     <w15:presenceInfo w15:providerId="AD" w15:userId="S::kkincis@edu.riga.lv::f73362b4-6916-4cb2-86ec-fedbf6605d93"/>
   </w15:person>
@@ -6855,7 +8249,7 @@
 </file>
 
 <file path=word/styles.xml><?xml version="1.0" encoding="utf-8"?>
-<w:styles xmlns:mc="http://schemas.openxmlformats.org/markup-compatibility/2006" xmlns:r="http://schemas.openxmlformats.org/officeDocument/2006/relationships" xmlns:w="http://schemas.openxmlformats.org/wordprocessingml/2006/main" xmlns:w14="http://schemas.microsoft.com/office/word/2010/wordml" xmlns:w15="http://schemas.microsoft.com/office/word/2012/wordml" xmlns:w16cex="http://schemas.microsoft.com/office/word/2018/wordml/cex" xmlns:w16cid="http://schemas.microsoft.com/office/word/2016/wordml/cid" xmlns:w16="http://schemas.microsoft.com/office/word/2018/wordml" xmlns:w16sdtdh="http://schemas.microsoft.com/office/word/2020/wordml/sdtdatahash" xmlns:w16se="http://schemas.microsoft.com/office/word/2015/wordml/symex" mc:Ignorable="w14 w15 w16se w16cid w16 w16cex w16sdtdh">
+<w:styles xmlns:mc="http://schemas.openxmlformats.org/markup-compatibility/2006" xmlns:r="http://schemas.openxmlformats.org/officeDocument/2006/relationships" xmlns:w="http://schemas.openxmlformats.org/wordprocessingml/2006/main" xmlns:w14="http://schemas.microsoft.com/office/word/2010/wordml" xmlns:w15="http://schemas.microsoft.com/office/word/2012/wordml" xmlns:w16cex="http://schemas.microsoft.com/office/word/2018/wordml/cex" xmlns:w16cid="http://schemas.microsoft.com/office/word/2016/wordml/cid" xmlns:w16="http://schemas.microsoft.com/office/word/2018/wordml" xmlns:w16du="http://schemas.microsoft.com/office/word/2023/wordml/word16du" xmlns:w16sdtdh="http://schemas.microsoft.com/office/word/2020/wordml/sdtdatahash" xmlns:w16sdtfl="http://schemas.microsoft.com/office/word/2024/wordml/sdtformatlock" xmlns:w16se="http://schemas.microsoft.com/office/word/2015/wordml/symex" mc:Ignorable="w14 w15 w16se w16cid w16 w16cex w16sdtdh w16sdtfl w16du">
   <w:docDefaults>
     <w:rPrDefault>
       <w:rPr>
@@ -8406,30 +9800,89 @@
   <b:Source>
     <b:Tag>Vie25</b:Tag>
     <b:SourceType>InternetSite</b:SourceType>
-    <b:Guid>{1B0EA170-D370-401B-B61F-415AEAD3B3DA}</b:Guid>
+    <b:Guid>{614B3590-50CE-4A00-8311-6BC155CB3DCF}</b:Guid>
     <b:Title>HTML</b:Title>
-    <b:Year>2025</b:Year>
-    <b:Author>
-      <b:Author>
-        <b:NameList>
-          <b:Person>
-            <b:Last>autors</b:Last>
-            <b:First>Vietnes</b:First>
-          </b:Person>
-        </b:NameList>
-      </b:Author>
-    </b:Author>
     <b:InternetSiteTitle>W3Schools</b:InternetSiteTitle>
-    <b:Month>Oktobris</b:Month>
-    <b:Day>22.</b:Day>
-    <b:URL>W3Schools.com</b:URL>
+    <b:URL>https://www.w3schools.com/html</b:URL>
     <b:RefOrder>1</b:RefOrder>
+  </b:Source>
+  <b:Source>
+    <b:Tag>W3S</b:Tag>
+    <b:SourceType>InternetSite</b:SourceType>
+    <b:Guid>{D8FA8E6D-E653-4854-AD36-643F8C11FED2}</b:Guid>
+    <b:Title>Python</b:Title>
+    <b:URL>https://www.w3schools.com/python</b:URL>
+    <b:RefOrder>2</b:RefOrder>
+  </b:Source>
+  <b:Source>
+    <b:Tag>tai</b:Tag>
+    <b:SourceType>InternetSite</b:SourceType>
+    <b:Guid>{813EAAF9-3292-4C9F-8428-35634B3FBB6B}</b:Guid>
+    <b:Title>CSS</b:Title>
+    <b:URL>https://tailwindcss.com/</b:URL>
+    <b:RefOrder>3</b:RefOrder>
+  </b:Source>
+  <b:Source>
+    <b:Tag>Pyt</b:Tag>
+    <b:SourceType>InternetSite</b:SourceType>
+    <b:Guid>{EE337753-044D-493B-88DD-C77B2A693600}</b:Guid>
+    <b:Title>Python Flask</b:Title>
+    <b:URL>https://www.geeksforgeeks.org/python/flask-tutorial/</b:URL>
+    <b:RefOrder>4</b:RefOrder>
+  </b:Source>
+  <b:Source>
+    <b:Tag>SQL</b:Tag>
+    <b:SourceType>InternetSite</b:SourceType>
+    <b:Guid>{82E15AEA-D618-4668-9558-EB4391A57440}</b:Guid>
+    <b:Title>SQL</b:Title>
+    <b:URL>https://www.w3schools.com/sql/</b:URL>
+    <b:RefOrder>5</b:RefOrder>
+  </b:Source>
+  <b:Source>
+    <b:Tag>SQL1</b:Tag>
+    <b:SourceType>InternetSite</b:SourceType>
+    <b:Guid>{93D0DCBA-9A1F-4EFC-9689-44EE65F363A2}</b:Guid>
+    <b:Title>SQLAlchemy</b:Title>
+    <b:URL>https://www.geeksforgeeks.org/python/sqlalchemy-tutorial-in-python/</b:URL>
+    <b:RefOrder>6</b:RefOrder>
+  </b:Source>
+  <b:Source>
+    <b:Tag>Jav</b:Tag>
+    <b:SourceType>InternetSite</b:SourceType>
+    <b:Guid>{8BCAE988-AE83-47F1-8F9E-3C84AB75CF26}</b:Guid>
+    <b:Title>JavaScript</b:Title>
+    <b:URL>https://calendarjs.com/</b:URL>
+    <b:RefOrder>7</b:RefOrder>
+  </b:Source>
+  <b:Source>
+    <b:Tag>DBB</b:Tag>
+    <b:SourceType>InternetSite</b:SourceType>
+    <b:Guid>{5BB81A72-C464-4B52-AF08-E7DF05BE1E6E}</b:Guid>
+    <b:Title>DB Browser</b:Title>
+    <b:URL>https://sqlitebrowser.org/</b:URL>
+    <b:RefOrder>8</b:RefOrder>
+  </b:Source>
+  <b:Source>
+    <b:Tag>Pro</b:Tag>
+    <b:SourceType>InternetSite</b:SourceType>
+    <b:Guid>{6F60CEE5-01EA-4DC3-AD4C-B8D34B1FC9F7}</b:Guid>
+    <b:Title>Projekta plānošanas izstrāde</b:Title>
+    <b:URL>https://www.startdesign.lv/</b:URL>
+    <b:RefOrder>9</b:RefOrder>
+  </b:Source>
+  <b:Source>
+    <b:Tag>Wer</b:Tag>
+    <b:SourceType>InternetSite</b:SourceType>
+    <b:Guid>{20DCD6D2-0EE6-458F-AD4F-C40E0DBAD5B4}</b:Guid>
+    <b:Title>Werkzeug</b:Title>
+    <b:URL>https://www.geeksforgeeks.org/python/convert-immutablemultidict-with-duplicate-keys-to-list-of-lists-in-python/</b:URL>
+    <b:RefOrder>10</b:RefOrder>
   </b:Source>
 </b:Sources>
 </file>
 
 <file path=customXml/itemProps1.xml><?xml version="1.0" encoding="utf-8"?>
-<ds:datastoreItem xmlns:ds="http://schemas.openxmlformats.org/officeDocument/2006/customXml" ds:itemID="{496D612F-D2BE-4A2D-AA75-1887BA7F5A16}">
+<ds:datastoreItem xmlns:ds="http://schemas.openxmlformats.org/officeDocument/2006/customXml" ds:itemID="{807F3E7E-C2CD-4D45-8EE2-233A0EF548ED}">
   <ds:schemaRefs>
     <ds:schemaRef ds:uri="http://schemas.openxmlformats.org/officeDocument/2006/bibliography"/>
   </ds:schemaRefs>

--- a/Projekta_darba_sagatave.docx
+++ b/Projekta_darba_sagatave.docx
@@ -117,7 +117,7 @@
           <w:r>
             <w:fldChar w:fldCharType="separate"/>
           </w:r>
-          <w:hyperlink w:anchor="_Toc226838095" w:history="1">
+          <w:hyperlink w:anchor="_Toc226901426" w:history="1">
             <w:r>
               <w:rPr>
                 <w:rStyle w:val="Hipersaite"/>
@@ -144,7 +144,7 @@
                 <w:noProof/>
                 <w:webHidden/>
               </w:rPr>
-              <w:instrText xml:space="preserve"> PAGEREF _Toc226838095 \h </w:instrText>
+              <w:instrText xml:space="preserve"> PAGEREF _Toc226901426 \h </w:instrText>
             </w:r>
             <w:r>
               <w:rPr>
@@ -187,7 +187,7 @@
               <w:lang w:eastAsia="lv-LV"/>
             </w:rPr>
           </w:pPr>
-          <w:hyperlink w:anchor="_Toc226838096" w:history="1">
+          <w:hyperlink w:anchor="_Toc226901427" w:history="1">
             <w:r>
               <w:rPr>
                 <w:rStyle w:val="Hipersaite"/>
@@ -214,7 +214,7 @@
                 <w:noProof/>
                 <w:webHidden/>
               </w:rPr>
-              <w:instrText xml:space="preserve"> PAGEREF _Toc226838096 \h </w:instrText>
+              <w:instrText xml:space="preserve"> PAGEREF _Toc226901427 \h </w:instrText>
             </w:r>
             <w:r>
               <w:rPr>
@@ -258,7 +258,7 @@
               <w:lang w:eastAsia="lv-LV"/>
             </w:rPr>
           </w:pPr>
-          <w:hyperlink w:anchor="_Toc226838097" w:history="1">
+          <w:hyperlink w:anchor="_Toc226901428" w:history="1">
             <w:r>
               <w:rPr>
                 <w:rStyle w:val="Hipersaite"/>
@@ -300,7 +300,7 @@
                 <w:noProof/>
                 <w:webHidden/>
               </w:rPr>
-              <w:instrText xml:space="preserve"> PAGEREF _Toc226838097 \h </w:instrText>
+              <w:instrText xml:space="preserve"> PAGEREF _Toc226901428 \h </w:instrText>
             </w:r>
             <w:r>
               <w:rPr>
@@ -344,7 +344,7 @@
               <w:lang w:eastAsia="lv-LV"/>
             </w:rPr>
           </w:pPr>
-          <w:hyperlink w:anchor="_Toc226838098" w:history="1">
+          <w:hyperlink w:anchor="_Toc226901429" w:history="1">
             <w:r>
               <w:rPr>
                 <w:rStyle w:val="Hipersaite"/>
@@ -386,7 +386,7 @@
                 <w:noProof/>
                 <w:webHidden/>
               </w:rPr>
-              <w:instrText xml:space="preserve"> PAGEREF _Toc226838098 \h </w:instrText>
+              <w:instrText xml:space="preserve"> PAGEREF _Toc226901429 \h </w:instrText>
             </w:r>
             <w:r>
               <w:rPr>
@@ -430,7 +430,7 @@
               <w:lang w:eastAsia="lv-LV"/>
             </w:rPr>
           </w:pPr>
-          <w:hyperlink w:anchor="_Toc226838099" w:history="1">
+          <w:hyperlink w:anchor="_Toc226901430" w:history="1">
             <w:r>
               <w:rPr>
                 <w:rStyle w:val="Hipersaite"/>
@@ -472,7 +472,7 @@
                 <w:noProof/>
                 <w:webHidden/>
               </w:rPr>
-              <w:instrText xml:space="preserve"> PAGEREF _Toc226838099 \h </w:instrText>
+              <w:instrText xml:space="preserve"> PAGEREF _Toc226901430 \h </w:instrText>
             </w:r>
             <w:r>
               <w:rPr>
@@ -516,7 +516,7 @@
               <w:lang w:eastAsia="lv-LV"/>
             </w:rPr>
           </w:pPr>
-          <w:hyperlink w:anchor="_Toc226838100" w:history="1">
+          <w:hyperlink w:anchor="_Toc226901431" w:history="1">
             <w:r>
               <w:rPr>
                 <w:rStyle w:val="Hipersaite"/>
@@ -558,7 +558,7 @@
                 <w:noProof/>
                 <w:webHidden/>
               </w:rPr>
-              <w:instrText xml:space="preserve"> PAGEREF _Toc226838100 \h </w:instrText>
+              <w:instrText xml:space="preserve"> PAGEREF _Toc226901431 \h </w:instrText>
             </w:r>
             <w:r>
               <w:rPr>
@@ -602,7 +602,7 @@
               <w:lang w:eastAsia="lv-LV"/>
             </w:rPr>
           </w:pPr>
-          <w:hyperlink w:anchor="_Toc226838101" w:history="1">
+          <w:hyperlink w:anchor="_Toc226901432" w:history="1">
             <w:r>
               <w:rPr>
                 <w:rStyle w:val="Hipersaite"/>
@@ -644,7 +644,7 @@
                 <w:noProof/>
                 <w:webHidden/>
               </w:rPr>
-              <w:instrText xml:space="preserve"> PAGEREF _Toc226838101 \h </w:instrText>
+              <w:instrText xml:space="preserve"> PAGEREF _Toc226901432 \h </w:instrText>
             </w:r>
             <w:r>
               <w:rPr>
@@ -687,7 +687,7 @@
               <w:lang w:eastAsia="lv-LV"/>
             </w:rPr>
           </w:pPr>
-          <w:hyperlink w:anchor="_Toc226838102" w:history="1">
+          <w:hyperlink w:anchor="_Toc226901433" w:history="1">
             <w:r>
               <w:rPr>
                 <w:rStyle w:val="Hipersaite"/>
@@ -714,7 +714,7 @@
                 <w:noProof/>
                 <w:webHidden/>
               </w:rPr>
-              <w:instrText xml:space="preserve"> PAGEREF _Toc226838102 \h </w:instrText>
+              <w:instrText xml:space="preserve"> PAGEREF _Toc226901433 \h </w:instrText>
             </w:r>
             <w:r>
               <w:rPr>
@@ -757,7 +757,7 @@
               <w:lang w:eastAsia="lv-LV"/>
             </w:rPr>
           </w:pPr>
-          <w:hyperlink w:anchor="_Toc226838103" w:history="1">
+          <w:hyperlink w:anchor="_Toc226901434" w:history="1">
             <w:r>
               <w:rPr>
                 <w:rStyle w:val="Hipersaite"/>
@@ -784,7 +784,7 @@
                 <w:noProof/>
                 <w:webHidden/>
               </w:rPr>
-              <w:instrText xml:space="preserve"> PAGEREF _Toc226838103 \h </w:instrText>
+              <w:instrText xml:space="preserve"> PAGEREF _Toc226901434 \h </w:instrText>
             </w:r>
             <w:r>
               <w:rPr>
@@ -827,7 +827,7 @@
               <w:lang w:eastAsia="lv-LV"/>
             </w:rPr>
           </w:pPr>
-          <w:hyperlink w:anchor="_Toc226838104" w:history="1">
+          <w:hyperlink w:anchor="_Toc226901435" w:history="1">
             <w:r>
               <w:rPr>
                 <w:rStyle w:val="Hipersaite"/>
@@ -854,7 +854,7 @@
                 <w:noProof/>
                 <w:webHidden/>
               </w:rPr>
-              <w:instrText xml:space="preserve"> PAGEREF _Toc226838104 \h </w:instrText>
+              <w:instrText xml:space="preserve"> PAGEREF _Toc226901435 \h </w:instrText>
             </w:r>
             <w:r>
               <w:rPr>
@@ -916,7 +916,7 @@
       <w:pPr>
         <w:pStyle w:val="Virsraksts1"/>
       </w:pPr>
-      <w:bookmarkStart w:id="0" w:name="_Toc226838095"/>
+      <w:bookmarkStart w:id="0" w:name="_Toc226901426"/>
       <w:r>
         <w:lastRenderedPageBreak/>
         <w:t>Ievads</w:t>
@@ -1318,7 +1318,7 @@
       <w:pPr>
         <w:pStyle w:val="Virsraksts2"/>
       </w:pPr>
-      <w:bookmarkStart w:id="2" w:name="_Toc226838096"/>
+      <w:bookmarkStart w:id="2" w:name="_Toc226901427"/>
       <w:r>
         <w:t xml:space="preserve">Jēdzienu </w:t>
       </w:r>
@@ -1775,7 +1775,7 @@
           <w:numId w:val="8"/>
         </w:numPr>
       </w:pPr>
-      <w:bookmarkStart w:id="3" w:name="_Toc226838097"/>
+      <w:bookmarkStart w:id="3" w:name="_Toc226901428"/>
       <w:r>
         <w:t>Pētāmā problēma</w:t>
       </w:r>
@@ -1991,7 +1991,7 @@
           <w:numId w:val="8"/>
         </w:numPr>
       </w:pPr>
-      <w:bookmarkStart w:id="5" w:name="_Toc226838098"/>
+      <w:bookmarkStart w:id="5" w:name="_Toc226901429"/>
       <w:r>
         <w:t>Programatūras prasību specifikācija</w:t>
       </w:r>
@@ -2306,7 +2306,7 @@
           <w:noProof/>
         </w:rPr>
         <w:drawing>
-          <wp:inline distT="0" distB="0" distL="0" distR="0" wp14:anchorId="72974A89" wp14:editId="5DD96C46">
+          <wp:inline distT="0" distB="0" distL="0" distR="0" wp14:anchorId="72974A89" wp14:editId="078DD58C">
             <wp:extent cx="5759450" cy="1658620"/>
             <wp:effectExtent l="0" t="0" r="0" b="0"/>
             <wp:docPr id="1542399934" name="Attēls 1"/>
@@ -2407,7 +2407,7 @@
           <w:numId w:val="8"/>
         </w:numPr>
       </w:pPr>
-      <w:bookmarkStart w:id="9" w:name="_Toc226838099"/>
+      <w:bookmarkStart w:id="9" w:name="_Toc226901430"/>
       <w:r>
         <w:t>Programmatūras izstrādes plāns</w:t>
       </w:r>
@@ -2874,7 +2874,7 @@
           <w:numId w:val="21"/>
         </w:numPr>
       </w:pPr>
-      <w:bookmarkStart w:id="11" w:name="_Toc226838100"/>
+      <w:bookmarkStart w:id="11" w:name="_Toc226901431"/>
       <w:r>
         <w:t>Atkļūdošana un vienībtestēšana</w:t>
       </w:r>
@@ -3513,6 +3513,9 @@
               <w:ind w:firstLine="0"/>
               <w:cnfStyle w:val="000000000000" w:firstRow="0" w:lastRow="0" w:firstColumn="0" w:lastColumn="0" w:oddVBand="0" w:evenVBand="0" w:oddHBand="0" w:evenHBand="0" w:firstRowFirstColumn="0" w:firstRowLastColumn="0" w:lastRowFirstColumn="0" w:lastRowLastColumn="0"/>
             </w:pPr>
+            <w:r>
+              <w:t>Poga “noraidīt” nepilda funkcionalitāti</w:t>
+            </w:r>
           </w:p>
         </w:tc>
         <w:tc>
@@ -3525,6 +3528,9 @@
               <w:ind w:firstLine="0"/>
               <w:cnfStyle w:val="000000000000" w:firstRow="0" w:lastRow="0" w:firstColumn="0" w:lastColumn="0" w:oddVBand="0" w:evenVBand="0" w:oddHBand="0" w:evenHBand="0" w:firstRowFirstColumn="0" w:firstRowLastColumn="0" w:lastRowFirstColumn="0" w:lastRowLastColumn="0"/>
             </w:pPr>
+            <w:r>
+              <w:t>Sekmīgs</w:t>
+            </w:r>
           </w:p>
         </w:tc>
       </w:tr>
@@ -3577,6 +3583,9 @@
               <w:ind w:firstLine="0"/>
               <w:cnfStyle w:val="000000000000" w:firstRow="0" w:lastRow="0" w:firstColumn="0" w:lastColumn="0" w:oddVBand="0" w:evenVBand="0" w:oddHBand="0" w:evenHBand="0" w:firstRowFirstColumn="0" w:firstRowLastColumn="0" w:lastRowFirstColumn="0" w:lastRowLastColumn="0"/>
             </w:pPr>
+            <w:r>
+              <w:t>Poga “dzēst” nepilda funkcionalitāti un tiek parādīta kļūme</w:t>
+            </w:r>
           </w:p>
         </w:tc>
         <w:tc>
@@ -3589,6 +3598,9 @@
               <w:ind w:firstLine="0"/>
               <w:cnfStyle w:val="000000000000" w:firstRow="0" w:lastRow="0" w:firstColumn="0" w:lastColumn="0" w:oddVBand="0" w:evenVBand="0" w:oddHBand="0" w:evenHBand="0" w:firstRowFirstColumn="0" w:firstRowLastColumn="0" w:lastRowFirstColumn="0" w:lastRowLastColumn="0"/>
             </w:pPr>
+            <w:r>
+              <w:t>Nesekmīgs</w:t>
+            </w:r>
           </w:p>
         </w:tc>
       </w:tr>
@@ -3602,7 +3614,7 @@
           <w:numId w:val="21"/>
         </w:numPr>
       </w:pPr>
-      <w:bookmarkStart w:id="13" w:name="_Toc226838101"/>
+      <w:bookmarkStart w:id="13" w:name="_Toc226901432"/>
       <w:commentRangeStart w:id="14"/>
       <w:r>
         <w:t>Lietotāja ceļvedis</w:t>
@@ -4343,7 +4355,7 @@
       <w:pPr>
         <w:pStyle w:val="Virsraksts1"/>
       </w:pPr>
-      <w:bookmarkStart w:id="15" w:name="_Toc226838102"/>
+      <w:bookmarkStart w:id="15" w:name="_Toc226901433"/>
       <w:r>
         <w:t>Secinājumi</w:t>
       </w:r>
@@ -4396,7 +4408,7 @@
         </w:sectPr>
       </w:pPr>
     </w:p>
-    <w:bookmarkStart w:id="16" w:name="_Toc226838103" w:displacedByCustomXml="next"/>
+    <w:bookmarkStart w:id="16" w:name="_Toc226901434" w:displacedByCustomXml="next"/>
     <w:sdt>
       <w:sdtPr>
         <w:rPr>
@@ -4724,7 +4736,7 @@
       <w:pPr>
         <w:pStyle w:val="Virsraksts1"/>
       </w:pPr>
-      <w:bookmarkStart w:id="17" w:name="_Toc226838104"/>
+      <w:bookmarkStart w:id="17" w:name="_Toc226901435"/>
       <w:r>
         <w:lastRenderedPageBreak/>
         <w:t>Pielikumi</w:t>
@@ -8852,6 +8864,7 @@
   <w:style w:type="character" w:default="1" w:styleId="Noklusjumarindkopasfonts">
     <w:name w:val="Default Paragraph Font"/>
     <w:uiPriority w:val="1"/>
+    <w:semiHidden/>
     <w:unhideWhenUsed/>
   </w:style>
   <w:style w:type="table" w:default="1" w:styleId="Parastatabula">

--- a/Projekta_darba_sagatave.docx
+++ b/Projekta_darba_sagatave.docx
@@ -2306,7 +2306,7 @@
           <w:noProof/>
         </w:rPr>
         <w:drawing>
-          <wp:inline distT="0" distB="0" distL="0" distR="0" wp14:anchorId="72974A89" wp14:editId="078DD58C">
+          <wp:inline distT="0" distB="0" distL="0" distR="0" wp14:anchorId="72974A89" wp14:editId="5325732E">
             <wp:extent cx="5759450" cy="1658620"/>
             <wp:effectExtent l="0" t="0" r="0" b="0"/>
             <wp:docPr id="1542399934" name="Attēls 1"/>
@@ -2375,7 +2375,13 @@
         </w:r>
       </w:hyperlink>
       <w:r>
-        <w:t xml:space="preserve"> un par pamatu ņemot procesu shēmu ir izveidots lietoāja saskarnes prototips (wireframe). Sk. 1. pielikumu. </w:t>
+        <w:t xml:space="preserve"> un par pamatu ņemot procesu shēmu ir izveidots lieto</w:t>
+      </w:r>
+      <w:r>
+        <w:t>t</w:t>
+      </w:r>
+      <w:r>
+        <w:t xml:space="preserve">āja saskarnes prototips (wireframe). Sk. 1. pielikumu. </w:t>
       </w:r>
     </w:p>
     <w:p>
@@ -4260,7 +4266,16 @@
         </w:numPr>
       </w:pPr>
       <w:r>
-        <w:t>Sadalā “Esošās konsultācijas” pēc vajadzības var mainīt konsultāciju laiku un dzēst kosnultācijas laiku.</w:t>
+        <w:t>Sadaļā</w:t>
+      </w:r>
+      <w:r>
+        <w:t xml:space="preserve"> “Esošās konsultācijas” pēc vajadzības var mainīt konsultāciju laiku un dzēst </w:t>
+      </w:r>
+      <w:r>
+        <w:t>konsultācijas</w:t>
+      </w:r>
+      <w:r>
+        <w:t xml:space="preserve"> laiku.</w:t>
       </w:r>
     </w:p>
     <w:p>
@@ -4393,7 +4408,13 @@
         <w:spacing w:after="160"/>
       </w:pPr>
       <w:r>
-        <w:t>Nākotnē varētu šo programmu pilnveidot ar e-klases pieteikšanos, ka jebkura skola varētu šo dizaina risinājumu izmantot. Varētu papildināt lietotājufunkcijas ar sava profila izveidi, kad var nomainīt, piemēram, paroli, profila attēlu, utt.</w:t>
+        <w:t xml:space="preserve">Nākotnē varētu šo programmu pilnveidot ar e-klases pieteikšanos, ka jebkura skola varētu šo dizaina risinājumu izmantot. Varētu papildināt </w:t>
+      </w:r>
+      <w:r>
+        <w:t>lietotāju funkcijas</w:t>
+      </w:r>
+      <w:r>
+        <w:t xml:space="preserve"> ar sava profila izveidi, kad var nomainīt, piemēram, paroli, profila attēlu, utt.</w:t>
       </w:r>
     </w:p>
     <w:p/>

--- a/Projekta_darba_sagatave.docx
+++ b/Projekta_darba_sagatave.docx
@@ -1759,6 +1759,18 @@
       <w:r>
         <w:t>.</w:t>
       </w:r>
+      <w:r>
+        <w:br w:type="page"/>
+      </w:r>
+    </w:p>
+    <w:p>
+      <w:pPr>
+        <w:pStyle w:val="Sarakstarindkopa"/>
+        <w:numPr>
+          <w:ilvl w:val="0"/>
+          <w:numId w:val="6"/>
+        </w:numPr>
+      </w:pPr>
     </w:p>
     <w:p>
       <w:pPr>
@@ -1849,11 +1861,7 @@
         <w:ind w:firstLine="720"/>
       </w:pPr>
       <w:r>
-        <w:t xml:space="preserve">Kā pētījuma metode tika izvēlēta aptauja, jo tā nodrošina iespēju īsā laikā iegūt reprezentatīvus datus no abām mērķauditorijas grupām – skolēniem un skolotājiem. Aptaujas </w:t>
-      </w:r>
-      <w:r>
-        <w:lastRenderedPageBreak/>
-        <w:t>dati sniedza objektīvu pamatojumu izstrādājamās sistēmas funkcionālajām prasībām un apstiprināja pētāmās problēmas aktualitāti.</w:t>
+        <w:t>Kā pētījuma metode tika izvēlēta aptauja, jo tā nodrošina iespēju īsā laikā iegūt reprezentatīvus datus no abām mērķauditorijas grupām – skolēniem un skolotājiem. Aptaujas dati sniedza objektīvu pamatojumu izstrādājamās sistēmas funkcionālajām prasībām un apstiprināja pētāmās problēmas aktualitāti.</w:t>
       </w:r>
     </w:p>
     <w:p>
@@ -1977,7 +1985,11 @@
       <w:r>
         <w:t>Pēc mērķauditorijas izpētes var secināt, ka gan skolotāji, gan skolēni būtu gatavi izmantot digitalizētu risinājumu, kas atrisinātu vairākas problēmas – skolēnu nepieteikšanos uz konsultāciju, mazāku skolotāju slogu sarunājot konsultāciju laikus un konsultācijas mērķi, lai skolotājs var priekšlaicīgi sagatavot materiālus.</w:t>
       </w:r>
-    </w:p>
+      <w:r>
+        <w:br w:type="page"/>
+      </w:r>
+    </w:p>
+    <w:p/>
     <w:p>
       <w:pPr>
         <w:ind w:firstLine="0"/>
@@ -2121,6 +2133,7 @@
     </w:p>
     <w:p>
       <w:pPr>
+        <w:keepNext/>
         <w:tabs>
           <w:tab w:val="right" w:pos="9070"/>
         </w:tabs>
@@ -2196,117 +2209,147 @@
     </w:p>
     <w:p>
       <w:pPr>
+        <w:pStyle w:val="Parakstszemobjekta"/>
+      </w:pPr>
+      <w:r>
+        <w:fldChar w:fldCharType="begin"/>
+      </w:r>
+      <w:r>
+        <w:instrText xml:space="preserve"> SEQ Ilustrācija \* ARABIC </w:instrText>
+      </w:r>
+      <w:r>
+        <w:fldChar w:fldCharType="separate"/>
+      </w:r>
+      <w:r>
+        <w:rPr>
+          <w:noProof/>
+        </w:rPr>
+        <w:t>1</w:t>
+      </w:r>
+      <w:r>
+        <w:fldChar w:fldCharType="end"/>
+      </w:r>
+      <w:r>
+        <w:t>. attēls - saskarnes skice</w:t>
+      </w:r>
+    </w:p>
+    <w:p>
+      <w:pPr>
         <w:tabs>
           <w:tab w:val="right" w:pos="9070"/>
         </w:tabs>
         <w:ind w:firstLine="0"/>
       </w:pPr>
-      <w:r>
-        <w:lastRenderedPageBreak/>
+    </w:p>
+    <w:p>
+      <w:r>
+        <w:t xml:space="preserve">Servera puses loģikas </w:t>
+      </w:r>
+      <w:r>
+        <w:t>izveidei</w:t>
+      </w:r>
+      <w:r>
+        <w:t xml:space="preserve"> tika izmantota Python programmēšanas valoda un</w:t>
+      </w:r>
+      <w:r>
+        <w:t xml:space="preserve"> Python</w:t>
+      </w:r>
+      <w:r>
+        <w:t xml:space="preserve"> Flask, kas nodrošina efektīvu maršrutēšanu, HTTP pieprasījumu apstrādi un drošu lietotāju sesiju pārvaldību. Dat</w:t>
+      </w:r>
+      <w:r>
+        <w:t>i</w:t>
+      </w:r>
+      <w:r>
+        <w:t xml:space="preserve"> tiek nodrošināt</w:t>
+      </w:r>
+      <w:r>
+        <w:t>i</w:t>
+      </w:r>
+      <w:r>
+        <w:t xml:space="preserve">, izmantojot relāciju datubāzi </w:t>
+      </w:r>
+      <w:r>
+        <w:t>MySQL,</w:t>
+      </w:r>
+      <w:r>
+        <w:t xml:space="preserve"> kuras mijiedarbība ar </w:t>
+      </w:r>
+      <w:r>
+        <w:t>programmas</w:t>
+      </w:r>
+      <w:r>
+        <w:t xml:space="preserve"> saskarni tiek īstenota caur SQLAlchemy, tādējādi garantējot datu aizsardzību pret SQL injekcijām. </w:t>
+      </w:r>
+      <w:r>
+        <w:t>Lietotāj</w:t>
+      </w:r>
+      <w:r>
+        <w:t xml:space="preserve"> puses risinājums ir balstīts uz HTML un Tailwind CSS </w:t>
+      </w:r>
+      <w:r>
+        <w:t>bibliotēku</w:t>
+      </w:r>
+      <w:r>
+        <w:t>, kas nodrošina lietotāja saskarn</w:t>
+      </w:r>
+      <w:r>
+        <w:t xml:space="preserve">i. </w:t>
+      </w:r>
+      <w:r>
+        <w:t xml:space="preserve">Kalendāra </w:t>
+      </w:r>
+      <w:r>
+        <w:t xml:space="preserve">datu apmaiņa starp klientu un serveri tiek realizēta ar </w:t>
+      </w:r>
+      <w:r>
+        <w:t>JavaScript</w:t>
+      </w:r>
+      <w:r>
+        <w:t xml:space="preserve"> un </w:t>
+      </w:r>
+      <w:r>
+        <w:t>API</w:t>
+      </w:r>
+      <w:r>
+        <w:t xml:space="preserve"> starpniecību, ļaujot veikt datu struktūru </w:t>
+      </w:r>
+      <w:r>
+        <w:t>izmaiņas</w:t>
+      </w:r>
+      <w:r>
+        <w:t xml:space="preserve"> bez pilnas tīmekļa vietnes pārlādes.</w:t>
+      </w:r>
+      <w:r>
+        <w:t xml:space="preserve"> Skat. 1. attēlu.</w:t>
+      </w:r>
+      <w:r>
         <w:tab/>
-        <w:t xml:space="preserve">    </w:t>
-      </w:r>
-      <w:r>
-        <w:t xml:space="preserve">Servera puses loģikas </w:t>
-      </w:r>
-      <w:r>
-        <w:t>izveidei</w:t>
-      </w:r>
-      <w:r>
-        <w:t xml:space="preserve"> tika izmantota Python programmēšanas valoda un</w:t>
-      </w:r>
-      <w:r>
-        <w:t xml:space="preserve"> Python</w:t>
-      </w:r>
-      <w:r>
-        <w:t xml:space="preserve"> Flask, kas nodrošina efektīvu maršrutēšanu, HTTP pieprasījumu apstrādi un drošu lietotāju sesiju pārvaldību. Dat</w:t>
-      </w:r>
-      <w:r>
-        <w:t>i</w:t>
-      </w:r>
-      <w:r>
-        <w:t xml:space="preserve"> tiek nodrošināt</w:t>
-      </w:r>
-      <w:r>
-        <w:t>i</w:t>
-      </w:r>
-      <w:r>
-        <w:t xml:space="preserve">, izmantojot relāciju datubāzi </w:t>
-      </w:r>
-      <w:r>
-        <w:t>MySQL,</w:t>
-      </w:r>
-      <w:r>
-        <w:t xml:space="preserve"> kuras mijiedarbība ar </w:t>
-      </w:r>
-      <w:r>
-        <w:t>programmas</w:t>
-      </w:r>
-      <w:r>
-        <w:t xml:space="preserve"> saskarni tiek īstenota caur SQLAlchemy, tādējādi garantējot datu aizsardzību pret SQL injekcijām. </w:t>
-      </w:r>
-      <w:r>
-        <w:t>Lietotāj</w:t>
-      </w:r>
-      <w:r>
-        <w:t xml:space="preserve"> puses risinājums ir balstīts uz HTML un Tailwind CSS </w:t>
-      </w:r>
-      <w:r>
-        <w:t>bibliotēku</w:t>
-      </w:r>
-      <w:r>
-        <w:t>, kas nodrošina lietotāja saskarn</w:t>
-      </w:r>
-      <w:r>
-        <w:t xml:space="preserve">i. </w:t>
-      </w:r>
-      <w:r>
-        <w:t xml:space="preserve">Kalendāra </w:t>
-      </w:r>
-      <w:r>
-        <w:t xml:space="preserve">datu apmaiņa starp klientu un serveri tiek realizēta ar </w:t>
-      </w:r>
-      <w:r>
-        <w:t>JavaScript</w:t>
-      </w:r>
-      <w:r>
-        <w:t xml:space="preserve"> un </w:t>
-      </w:r>
-      <w:r>
-        <w:t>API</w:t>
-      </w:r>
-      <w:r>
-        <w:t xml:space="preserve"> starpniecību, ļaujot veikt datu struktūru </w:t>
-      </w:r>
-      <w:r>
-        <w:t>izmaiņas</w:t>
-      </w:r>
-      <w:r>
-        <w:t xml:space="preserve"> bez pilnas tīmekļa vietnes pārlādes.</w:t>
-      </w:r>
-      <w:r>
-        <w:tab/>
-      </w:r>
-    </w:p>
-    <w:p>
-      <w:pPr>
+      </w:r>
+    </w:p>
+    <w:p>
+      <w:r>
+        <w:t>Tiek izstrādātas 3 tabulas priekš datubāzes. 1. tabula “user” tiek glabāti lietotāju informācija. 2. tabulā “konsultacija” tiek definēti konsultāciju laiks, datums un kabinets katram skolotājam. 3. tabulā “pieteikums” tiek sasaistīti skolēnu pieteikumi uz skolotāju konsultācijām. Kā relācijas tiek izmantotas lietotāju id, kas katram lietotājam ir unikāls, tāpēc no tabulas “user” lauka “user_id” ir 2 relācijas saites, kas sasaista tabulā “konsultacija” lauku “id” un tabulā “pieteikums” lauku “skolens_id”.</w:t>
+      </w:r>
+      <w:r>
+        <w:t xml:space="preserve"> Skat. 2. attēlu.</w:t>
+      </w:r>
+    </w:p>
+    <w:p>
+      <w:pPr>
+        <w:keepNext/>
         <w:tabs>
           <w:tab w:val="right" w:pos="9070"/>
         </w:tabs>
         <w:ind w:firstLine="0"/>
       </w:pPr>
       <w:r>
-        <w:t xml:space="preserve">    </w:t>
-      </w:r>
-      <w:r>
-        <w:t xml:space="preserve">Tiek izstrādātas 3 tabulas priekš datubāzes. 1. tabula “user” tiek glabāti lietotāju informācija. 2. tabulā “konsultacija” tiek definēti konsultāciju laiks, datums un kabinets katram skolotājam. 3. tabulā “pieteikums” tiek sasaistīti skolēnu pieteikumi uz skolotāju konsultācijām. Kā relācijas tiek izmantotas lietotāju id, kas katram lietotājam ir unikāls, tāpēc no tabulas “user” lauka “user_id” ir 2 relācijas saites, kas sasaista tabulā “konsultacija” lauku “id” un tabulā “pieteikums” lauku “skolens_id”.  </w:t>
-      </w:r>
-      <w:r>
         <w:rPr>
           <w:noProof/>
         </w:rPr>
+        <w:lastRenderedPageBreak/>
         <w:drawing>
-          <wp:inline distT="0" distB="0" distL="0" distR="0" wp14:anchorId="72974A89" wp14:editId="5325732E">
+          <wp:inline distT="0" distB="0" distL="0" distR="0" wp14:anchorId="72974A89" wp14:editId="5EC32F06">
             <wp:extent cx="5759450" cy="1658620"/>
             <wp:effectExtent l="0" t="0" r="0" b="0"/>
             <wp:docPr id="1542399934" name="Attēls 1"/>
@@ -2350,6 +2393,32 @@
     </w:p>
     <w:p>
       <w:pPr>
+        <w:pStyle w:val="Parakstszemobjekta"/>
+      </w:pPr>
+      <w:r>
+        <w:fldChar w:fldCharType="begin"/>
+      </w:r>
+      <w:r>
+        <w:instrText xml:space="preserve"> SEQ Ilustrācija \* ARABIC </w:instrText>
+      </w:r>
+      <w:r>
+        <w:fldChar w:fldCharType="separate"/>
+      </w:r>
+      <w:r>
+        <w:rPr>
+          <w:noProof/>
+        </w:rPr>
+        <w:t>2</w:t>
+      </w:r>
+      <w:r>
+        <w:fldChar w:fldCharType="end"/>
+      </w:r>
+      <w:r>
+        <w:t>. attēls - datubāzes skice</w:t>
+      </w:r>
+    </w:p>
+    <w:p>
+      <w:pPr>
         <w:tabs>
           <w:tab w:val="right" w:pos="9070"/>
         </w:tabs>
@@ -2383,6 +2452,17 @@
       <w:r>
         <w:t xml:space="preserve">āja saskarnes prototips (wireframe). Sk. 1. pielikumu. </w:t>
       </w:r>
+      <w:r>
+        <w:br w:type="page"/>
+      </w:r>
+    </w:p>
+    <w:p>
+      <w:pPr>
+        <w:tabs>
+          <w:tab w:val="right" w:pos="9070"/>
+        </w:tabs>
+        <w:ind w:firstLine="0"/>
+      </w:pPr>
     </w:p>
     <w:p>
       <w:pPr>
@@ -2459,6 +2539,13 @@
         </w:rPr>
         <w:t>Prasību analīze un specifikācijas izstrāde</w:t>
       </w:r>
+      <w:r>
+        <w:rPr>
+          <w:b/>
+          <w:bCs/>
+        </w:rPr>
+        <w:t xml:space="preserve"> (3 nedēļas)</w:t>
+      </w:r>
     </w:p>
     <w:p>
       <w:pPr>
@@ -2562,6 +2649,13 @@
           <w:bCs/>
         </w:rPr>
         <w:t>Sistēmas projektēšana un ERD (Wireframe) shēmu izveide</w:t>
+      </w:r>
+      <w:r>
+        <w:rPr>
+          <w:b/>
+          <w:bCs/>
+        </w:rPr>
+        <w:t xml:space="preserve"> (2 nedēļas)</w:t>
       </w:r>
     </w:p>
     <w:p>
@@ -2635,6 +2729,13 @@
         </w:rPr>
         <w:t>Kodēšana</w:t>
       </w:r>
+      <w:r>
+        <w:rPr>
+          <w:b/>
+          <w:bCs/>
+        </w:rPr>
+        <w:t xml:space="preserve"> (5-7 nedēļas)</w:t>
+      </w:r>
     </w:p>
     <w:p>
       <w:pPr>
@@ -2706,6 +2807,13 @@
         </w:rPr>
         <w:t>Testēšana un kvalitātes nodrošināšana</w:t>
       </w:r>
+      <w:r>
+        <w:rPr>
+          <w:b/>
+          <w:bCs/>
+        </w:rPr>
+        <w:t xml:space="preserve"> (1-2 nedēļa)</w:t>
+      </w:r>
     </w:p>
     <w:p>
       <w:pPr>
@@ -2793,6 +2901,13 @@
         </w:rPr>
         <w:t>Nodošana lietotājam</w:t>
       </w:r>
+      <w:r>
+        <w:rPr>
+          <w:b/>
+          <w:bCs/>
+        </w:rPr>
+        <w:t xml:space="preserve"> (1-2 nedēļa)</w:t>
+      </w:r>
     </w:p>
     <w:p>
       <w:pPr>
@@ -2834,6 +2949,13 @@
         </w:rPr>
         <w:t>Uzturēšana un atjauninājumi</w:t>
       </w:r>
+      <w:r>
+        <w:rPr>
+          <w:b/>
+          <w:bCs/>
+        </w:rPr>
+        <w:t xml:space="preserve"> </w:t>
+      </w:r>
     </w:p>
     <w:p>
       <w:pPr>
@@ -2869,8 +2991,15 @@
       <w:r>
         <w:t>Visi iepriekš minētie soļi ir grafiski attēloti 2. pielikumā.</w:t>
       </w:r>
-    </w:p>
-    <w:p/>
+      <w:r>
+        <w:br w:type="page"/>
+      </w:r>
+    </w:p>
+    <w:p>
+      <w:pPr>
+        <w:ind w:firstLine="0"/>
+      </w:pPr>
+    </w:p>
     <w:p/>
     <w:p>
       <w:pPr>
@@ -2887,9 +3016,6 @@
       <w:bookmarkEnd w:id="11"/>
     </w:p>
     <w:p>
-      <w:pPr>
-        <w:ind w:left="589"/>
-      </w:pPr>
       <w:r>
         <w:t xml:space="preserve">Programmas izstrādes laikā regulāri tiek veiktas izmaiņas, kas ir paredzēts Agile projekta </w:t>
       </w:r>
@@ -2949,7 +3075,7 @@
           <w:b/>
           <w:bCs/>
         </w:rPr>
-        <w:t>Vienībtestēšana programmā</w:t>
+        <w:t>Testa iznākumi veicot atkļūdošanu</w:t>
       </w:r>
     </w:p>
     <w:tbl>
@@ -3276,7 +3402,6 @@
                 <w:b w:val="0"/>
                 <w:bCs w:val="0"/>
               </w:rPr>
-              <w:lastRenderedPageBreak/>
               <w:t>Konsultācijas pieteikšanās</w:t>
             </w:r>
           </w:p>
@@ -3611,7 +3736,32 @@
         </w:tc>
       </w:tr>
     </w:tbl>
-    <w:p/>
+    <w:p>
+      <w:pPr>
+        <w:pStyle w:val="Parakstszemobjekta"/>
+        <w:numPr>
+          <w:ilvl w:val="0"/>
+          <w:numId w:val="25"/>
+        </w:numPr>
+      </w:pPr>
+      <w:r>
+        <w:t>Tabula</w:t>
+      </w:r>
+      <w:r>
+        <w:t xml:space="preserve"> </w:t>
+      </w:r>
+      <w:r>
+        <w:t xml:space="preserve">- </w:t>
+      </w:r>
+      <w:r>
+        <w:t>Testa iznākumi veicot atkļūdošanu</w:t>
+      </w:r>
+    </w:p>
+    <w:p>
+      <w:pPr>
+        <w:pStyle w:val="Parakstszemobjekta"/>
+      </w:pPr>
+    </w:p>
     <w:p>
       <w:pPr>
         <w:pStyle w:val="Virsraksts1"/>
@@ -3623,6 +3773,7 @@
       <w:bookmarkStart w:id="13" w:name="_Toc226901432"/>
       <w:commentRangeStart w:id="14"/>
       <w:r>
+        <w:lastRenderedPageBreak/>
         <w:t>Lietotāja ceļvedis</w:t>
       </w:r>
       <w:bookmarkEnd w:id="13"/>
@@ -3651,29 +3802,179 @@
     <w:p>
       <w:pPr>
         <w:pStyle w:val="Sarakstarindkopa"/>
-        <w:numPr>
-          <w:ilvl w:val="0"/>
-          <w:numId w:val="14"/>
-        </w:numPr>
-      </w:pPr>
-      <w:r>
-        <w:t xml:space="preserve">Ievada lietotājvārdu un paroli. </w:t>
-      </w:r>
-    </w:p>
-    <w:p>
-      <w:pPr>
-        <w:pStyle w:val="Sarakstarindkopa"/>
         <w:ind w:left="1211" w:firstLine="0"/>
       </w:pPr>
+      <w:r>
+        <w:rPr>
+          <w:noProof/>
+        </w:rPr>
+        <mc:AlternateContent>
+          <mc:Choice Requires="wps">
+            <w:drawing>
+              <wp:anchor distT="0" distB="0" distL="114300" distR="114300" simplePos="0" relativeHeight="251662336" behindDoc="0" locked="0" layoutInCell="1" allowOverlap="1" wp14:anchorId="62E24267" wp14:editId="1552BF8F">
+                <wp:simplePos x="0" y="0"/>
+                <wp:positionH relativeFrom="column">
+                  <wp:posOffset>2642870</wp:posOffset>
+                </wp:positionH>
+                <wp:positionV relativeFrom="paragraph">
+                  <wp:posOffset>1148715</wp:posOffset>
+                </wp:positionV>
+                <wp:extent cx="3681095" cy="635"/>
+                <wp:effectExtent l="0" t="0" r="0" b="0"/>
+                <wp:wrapSquare wrapText="bothSides"/>
+                <wp:docPr id="201391565" name="Tekstlodziņš 1"/>
+                <wp:cNvGraphicFramePr/>
+                <a:graphic xmlns:a="http://schemas.openxmlformats.org/drawingml/2006/main">
+                  <a:graphicData uri="http://schemas.microsoft.com/office/word/2010/wordprocessingShape">
+                    <wps:wsp>
+                      <wps:cNvSpPr txBox="1"/>
+                      <wps:spPr>
+                        <a:xfrm>
+                          <a:off x="0" y="0"/>
+                          <a:ext cx="3681095" cy="635"/>
+                        </a:xfrm>
+                        <a:prstGeom prst="rect">
+                          <a:avLst/>
+                        </a:prstGeom>
+                        <a:solidFill>
+                          <a:prstClr val="white"/>
+                        </a:solidFill>
+                        <a:ln>
+                          <a:noFill/>
+                        </a:ln>
+                      </wps:spPr>
+                      <wps:txbx>
+                        <w:txbxContent>
+                          <w:p>
+                            <w:pPr>
+                              <w:pStyle w:val="Parakstszemobjekta"/>
+                              <w:rPr>
+                                <w:noProof/>
+                              </w:rPr>
+                            </w:pPr>
+                            <w:r>
+                              <w:rPr>
+                                <w:noProof/>
+                              </w:rPr>
+                              <w:fldChar w:fldCharType="begin"/>
+                            </w:r>
+                            <w:r>
+                              <w:rPr>
+                                <w:noProof/>
+                              </w:rPr>
+                              <w:instrText xml:space="preserve"> SEQ Ilustrācija \* ARABIC </w:instrText>
+                            </w:r>
+                            <w:r>
+                              <w:rPr>
+                                <w:noProof/>
+                              </w:rPr>
+                              <w:fldChar w:fldCharType="separate"/>
+                            </w:r>
+                            <w:r>
+                              <w:rPr>
+                                <w:noProof/>
+                              </w:rPr>
+                              <w:t>3</w:t>
+                            </w:r>
+                            <w:r>
+                              <w:rPr>
+                                <w:noProof/>
+                              </w:rPr>
+                              <w:fldChar w:fldCharType="end"/>
+                            </w:r>
+                            <w:r>
+                              <w:t>. attēls - pieteikšanās lapa</w:t>
+                            </w:r>
+                          </w:p>
+                        </w:txbxContent>
+                      </wps:txbx>
+                      <wps:bodyPr rot="0" spcFirstLastPara="0" vertOverflow="overflow" horzOverflow="overflow" vert="horz" wrap="square" lIns="0" tIns="0" rIns="0" bIns="0" numCol="1" spcCol="0" rtlCol="0" fromWordArt="0" anchor="t" anchorCtr="0" forceAA="0" compatLnSpc="1">
+                        <a:prstTxWarp prst="textNoShape">
+                          <a:avLst/>
+                        </a:prstTxWarp>
+                        <a:spAutoFit/>
+                      </wps:bodyPr>
+                    </wps:wsp>
+                  </a:graphicData>
+                </a:graphic>
+              </wp:anchor>
+            </w:drawing>
+          </mc:Choice>
+          <mc:Fallback>
+            <w:pict>
+              <v:shapetype w14:anchorId="62E24267" id="_x0000_t202" coordsize="21600,21600" o:spt="202" path="m,l,21600r21600,l21600,xe">
+                <v:stroke joinstyle="miter"/>
+                <v:path gradientshapeok="t" o:connecttype="rect"/>
+              </v:shapetype>
+              <v:shape id="Tekstlodziņš 1" o:spid="_x0000_s1026" type="#_x0000_t202" style="position:absolute;left:0;text-align:left;margin-left:208.1pt;margin-top:90.45pt;width:289.85pt;height:.05pt;z-index:251662336;visibility:visible;mso-wrap-style:square;mso-wrap-distance-left:9pt;mso-wrap-distance-top:0;mso-wrap-distance-right:9pt;mso-wrap-distance-bottom:0;mso-position-horizontal:absolute;mso-position-horizontal-relative:text;mso-position-vertical:absolute;mso-position-vertical-relative:text;v-text-anchor:top" o:gfxdata="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" stroked="f">
+                <v:textbox style="mso-fit-shape-to-text:t" inset="0,0,0,0">
+                  <w:txbxContent>
+                    <w:p>
+                      <w:pPr>
+                        <w:pStyle w:val="Parakstszemobjekta"/>
+                        <w:rPr>
+                          <w:noProof/>
+                        </w:rPr>
+                      </w:pPr>
+                      <w:r>
+                        <w:rPr>
+                          <w:noProof/>
+                        </w:rPr>
+                        <w:fldChar w:fldCharType="begin"/>
+                      </w:r>
+                      <w:r>
+                        <w:rPr>
+                          <w:noProof/>
+                        </w:rPr>
+                        <w:instrText xml:space="preserve"> SEQ Ilustrācija \* ARABIC </w:instrText>
+                      </w:r>
+                      <w:r>
+                        <w:rPr>
+                          <w:noProof/>
+                        </w:rPr>
+                        <w:fldChar w:fldCharType="separate"/>
+                      </w:r>
+                      <w:r>
+                        <w:rPr>
+                          <w:noProof/>
+                        </w:rPr>
+                        <w:t>3</w:t>
+                      </w:r>
+                      <w:r>
+                        <w:rPr>
+                          <w:noProof/>
+                        </w:rPr>
+                        <w:fldChar w:fldCharType="end"/>
+                      </w:r>
+                      <w:r>
+                        <w:t>. attēls - pieteikšanās lapa</w:t>
+                      </w:r>
+                    </w:p>
+                  </w:txbxContent>
+                </v:textbox>
+                <w10:wrap type="square"/>
+              </v:shape>
+            </w:pict>
+          </mc:Fallback>
+        </mc:AlternateContent>
+      </w:r>
       <w:r>
         <w:rPr>
           <w:noProof/>
         </w:rPr>
         <w:drawing>
-          <wp:inline distT="0" distB="0" distL="0" distR="0" wp14:anchorId="7B87009D" wp14:editId="52633B7A">
-            <wp:extent cx="5759450" cy="2789555"/>
-            <wp:effectExtent l="0" t="0" r="0" b="0"/>
-            <wp:docPr id="359995075" name="Attēls 1"/>
+          <wp:anchor distT="0" distB="0" distL="114300" distR="114300" simplePos="0" relativeHeight="251658240" behindDoc="0" locked="0" layoutInCell="1" allowOverlap="1" wp14:anchorId="3C3CAF60" wp14:editId="54489A4A">
+            <wp:simplePos x="0" y="0"/>
+            <wp:positionH relativeFrom="column">
+              <wp:posOffset>2642870</wp:posOffset>
+            </wp:positionH>
+            <wp:positionV relativeFrom="paragraph">
+              <wp:posOffset>205740</wp:posOffset>
+            </wp:positionV>
+            <wp:extent cx="3681095" cy="885825"/>
+            <wp:effectExtent l="0" t="0" r="0" b="9525"/>
+            <wp:wrapSquare wrapText="bothSides"/>
+            <wp:docPr id="1773378" name="Attēls 1"/>
             <wp:cNvGraphicFramePr>
               <a:graphicFrameLocks xmlns:a="http://schemas.openxmlformats.org/drawingml/2006/main" noChangeAspect="1"/>
             </wp:cNvGraphicFramePr>
@@ -3681,11 +3982,250 @@
               <a:graphicData uri="http://schemas.openxmlformats.org/drawingml/2006/picture">
                 <pic:pic xmlns:pic="http://schemas.openxmlformats.org/drawingml/2006/picture">
                   <pic:nvPicPr>
-                    <pic:cNvPr id="359995075" name=""/>
+                    <pic:cNvPr id="1773378" name="Attēls 1773378"/>
+                    <pic:cNvPicPr/>
+                  </pic:nvPicPr>
+                  <pic:blipFill rotWithShape="1">
+                    <a:blip r:embed="rId26" cstate="print">
+                      <a:extLst>
+                        <a:ext uri="{28A0092B-C50C-407E-A947-70E740481C1C}">
+                          <a14:useLocalDpi xmlns:a14="http://schemas.microsoft.com/office/drawing/2010/main" val="0"/>
+                        </a:ext>
+                      </a:extLst>
+                    </a:blip>
+                    <a:srcRect r="56009" b="83081"/>
+                    <a:stretch>
+                      <a:fillRect/>
+                    </a:stretch>
+                  </pic:blipFill>
+                  <pic:spPr bwMode="auto">
+                    <a:xfrm>
+                      <a:off x="0" y="0"/>
+                      <a:ext cx="3681095" cy="885825"/>
+                    </a:xfrm>
+                    <a:prstGeom prst="rect">
+                      <a:avLst/>
+                    </a:prstGeom>
+                    <a:ln>
+                      <a:noFill/>
+                    </a:ln>
+                    <a:extLst>
+                      <a:ext uri="{53640926-AAD7-44D8-BBD7-CCE9431645EC}">
+                        <a14:shadowObscured xmlns:a14="http://schemas.microsoft.com/office/drawing/2010/main"/>
+                      </a:ext>
+                    </a:extLst>
+                  </pic:spPr>
+                </pic:pic>
+              </a:graphicData>
+            </a:graphic>
+            <wp14:sizeRelH relativeFrom="margin">
+              <wp14:pctWidth>0</wp14:pctWidth>
+            </wp14:sizeRelH>
+            <wp14:sizeRelV relativeFrom="margin">
+              <wp14:pctHeight>0</wp14:pctHeight>
+            </wp14:sizeRelV>
+          </wp:anchor>
+        </w:drawing>
+      </w:r>
+    </w:p>
+    <w:p>
+      <w:pPr>
+        <w:pStyle w:val="Sarakstarindkopa"/>
+        <w:numPr>
+          <w:ilvl w:val="0"/>
+          <w:numId w:val="14"/>
+        </w:numPr>
+      </w:pPr>
+      <w:r>
+        <w:t xml:space="preserve">Ievada lietotājvārdu un paroli. </w:t>
+      </w:r>
+      <w:r>
+        <w:t>Skat. 3. attēlu.</w:t>
+      </w:r>
+    </w:p>
+    <w:p>
+      <w:pPr>
+        <w:pStyle w:val="Sarakstarindkopa"/>
+        <w:ind w:left="1211" w:firstLine="0"/>
+      </w:pPr>
+    </w:p>
+    <w:p>
+      <w:pPr>
+        <w:pStyle w:val="Sarakstarindkopa"/>
+        <w:numPr>
+          <w:ilvl w:val="0"/>
+          <w:numId w:val="14"/>
+        </w:numPr>
+      </w:pPr>
+      <w:r>
+        <w:t>Lai pieteiktos uz konsultāciju, jāuzspiež poga “Pieteikties konsultācijai”.</w:t>
+      </w:r>
+    </w:p>
+    <w:p>
+      <w:pPr>
+        <w:ind w:firstLine="0"/>
+      </w:pPr>
+    </w:p>
+    <w:p>
+      <w:pPr>
+        <w:pStyle w:val="Sarakstarindkopa"/>
+        <w:numPr>
+          <w:ilvl w:val="0"/>
+          <w:numId w:val="14"/>
+        </w:numPr>
+      </w:pPr>
+      <w:r>
+        <w:rPr>
+          <w:noProof/>
+        </w:rPr>
+        <mc:AlternateContent>
+          <mc:Choice Requires="wps">
+            <w:drawing>
+              <wp:anchor distT="0" distB="0" distL="114300" distR="114300" simplePos="0" relativeHeight="251664384" behindDoc="0" locked="0" layoutInCell="1" allowOverlap="1" wp14:anchorId="263DD072" wp14:editId="2DEE49A8">
+                <wp:simplePos x="0" y="0"/>
+                <wp:positionH relativeFrom="column">
+                  <wp:posOffset>2595245</wp:posOffset>
+                </wp:positionH>
+                <wp:positionV relativeFrom="paragraph">
+                  <wp:posOffset>1923415</wp:posOffset>
+                </wp:positionV>
+                <wp:extent cx="3797300" cy="635"/>
+                <wp:effectExtent l="0" t="0" r="0" b="0"/>
+                <wp:wrapSquare wrapText="bothSides"/>
+                <wp:docPr id="1849731719" name="Tekstlodziņš 1"/>
+                <wp:cNvGraphicFramePr/>
+                <a:graphic xmlns:a="http://schemas.openxmlformats.org/drawingml/2006/main">
+                  <a:graphicData uri="http://schemas.microsoft.com/office/word/2010/wordprocessingShape">
+                    <wps:wsp>
+                      <wps:cNvSpPr txBox="1"/>
+                      <wps:spPr>
+                        <a:xfrm>
+                          <a:off x="0" y="0"/>
+                          <a:ext cx="3797300" cy="635"/>
+                        </a:xfrm>
+                        <a:prstGeom prst="rect">
+                          <a:avLst/>
+                        </a:prstGeom>
+                        <a:solidFill>
+                          <a:prstClr val="white"/>
+                        </a:solidFill>
+                        <a:ln>
+                          <a:noFill/>
+                        </a:ln>
+                      </wps:spPr>
+                      <wps:txbx>
+                        <w:txbxContent>
+                          <w:p>
+                            <w:pPr>
+                              <w:pStyle w:val="Parakstszemobjekta"/>
+                            </w:pPr>
+                            <w:r>
+                              <w:fldChar w:fldCharType="begin"/>
+                            </w:r>
+                            <w:r>
+                              <w:instrText xml:space="preserve"> SEQ Ilustrācija \* ARABIC </w:instrText>
+                            </w:r>
+                            <w:r>
+                              <w:fldChar w:fldCharType="separate"/>
+                            </w:r>
+                            <w:r>
+                              <w:rPr>
+                                <w:noProof/>
+                              </w:rPr>
+                              <w:t>4</w:t>
+                            </w:r>
+                            <w:r>
+                              <w:fldChar w:fldCharType="end"/>
+                            </w:r>
+                            <w:r>
+                              <w:t>. attēls - kalendāra lapa</w:t>
+                            </w:r>
+                          </w:p>
+                        </w:txbxContent>
+                      </wps:txbx>
+                      <wps:bodyPr rot="0" spcFirstLastPara="0" vertOverflow="overflow" horzOverflow="overflow" vert="horz" wrap="square" lIns="0" tIns="0" rIns="0" bIns="0" numCol="1" spcCol="0" rtlCol="0" fromWordArt="0" anchor="t" anchorCtr="0" forceAA="0" compatLnSpc="1">
+                        <a:prstTxWarp prst="textNoShape">
+                          <a:avLst/>
+                        </a:prstTxWarp>
+                        <a:spAutoFit/>
+                      </wps:bodyPr>
+                    </wps:wsp>
+                  </a:graphicData>
+                </a:graphic>
+              </wp:anchor>
+            </w:drawing>
+          </mc:Choice>
+          <mc:Fallback>
+            <w:pict>
+              <v:shape w14:anchorId="263DD072" id="_x0000_s1027" type="#_x0000_t202" style="position:absolute;left:0;text-align:left;margin-left:204.35pt;margin-top:151.45pt;width:299pt;height:.05pt;z-index:251664384;visibility:visible;mso-wrap-style:square;mso-wrap-distance-left:9pt;mso-wrap-distance-top:0;mso-wrap-distance-right:9pt;mso-wrap-distance-bottom:0;mso-position-horizontal:absolute;mso-position-horizontal-relative:text;mso-position-vertical:absolute;mso-position-vertical-relative:text;v-text-anchor:top" o:gfxdata="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" stroked="f">
+                <v:textbox style="mso-fit-shape-to-text:t" inset="0,0,0,0">
+                  <w:txbxContent>
+                    <w:p>
+                      <w:pPr>
+                        <w:pStyle w:val="Parakstszemobjekta"/>
+                      </w:pPr>
+                      <w:r>
+                        <w:fldChar w:fldCharType="begin"/>
+                      </w:r>
+                      <w:r>
+                        <w:instrText xml:space="preserve"> SEQ Ilustrācija \* ARABIC </w:instrText>
+                      </w:r>
+                      <w:r>
+                        <w:fldChar w:fldCharType="separate"/>
+                      </w:r>
+                      <w:r>
+                        <w:rPr>
+                          <w:noProof/>
+                        </w:rPr>
+                        <w:t>4</w:t>
+                      </w:r>
+                      <w:r>
+                        <w:fldChar w:fldCharType="end"/>
+                      </w:r>
+                      <w:r>
+                        <w:t>. attēls - kalendāra lapa</w:t>
+                      </w:r>
+                    </w:p>
+                  </w:txbxContent>
+                </v:textbox>
+                <w10:wrap type="square"/>
+              </v:shape>
+            </w:pict>
+          </mc:Fallback>
+        </mc:AlternateContent>
+      </w:r>
+      <w:r>
+        <w:drawing>
+          <wp:anchor distT="0" distB="0" distL="114300" distR="114300" simplePos="0" relativeHeight="251659264" behindDoc="0" locked="0" layoutInCell="1" allowOverlap="1" wp14:anchorId="711B4229" wp14:editId="32B491C2">
+            <wp:simplePos x="0" y="0"/>
+            <wp:positionH relativeFrom="column">
+              <wp:posOffset>2595245</wp:posOffset>
+            </wp:positionH>
+            <wp:positionV relativeFrom="paragraph">
+              <wp:posOffset>-1905</wp:posOffset>
+            </wp:positionV>
+            <wp:extent cx="3797300" cy="1868170"/>
+            <wp:effectExtent l="0" t="0" r="0" b="0"/>
+            <wp:wrapSquare wrapText="bothSides"/>
+            <wp:docPr id="489577217" name="Attēls 1"/>
+            <wp:cNvGraphicFramePr>
+              <a:graphicFrameLocks xmlns:a="http://schemas.openxmlformats.org/drawingml/2006/main" noChangeAspect="1"/>
+            </wp:cNvGraphicFramePr>
+            <a:graphic xmlns:a="http://schemas.openxmlformats.org/drawingml/2006/main">
+              <a:graphicData uri="http://schemas.openxmlformats.org/drawingml/2006/picture">
+                <pic:pic xmlns:pic="http://schemas.openxmlformats.org/drawingml/2006/picture">
+                  <pic:nvPicPr>
+                    <pic:cNvPr id="489577217" name=""/>
                     <pic:cNvPicPr/>
                   </pic:nvPicPr>
                   <pic:blipFill>
-                    <a:blip r:embed="rId26"/>
+                    <a:blip r:embed="rId27" cstate="print">
+                      <a:extLst>
+                        <a:ext uri="{28A0092B-C50C-407E-A947-70E740481C1C}">
+                          <a14:useLocalDpi xmlns:a14="http://schemas.microsoft.com/office/drawing/2010/main" val="0"/>
+                        </a:ext>
+                      </a:extLst>
+                    </a:blip>
                     <a:stretch>
                       <a:fillRect/>
                     </a:stretch>
@@ -3693,7 +4233,7 @@
                   <pic:spPr>
                     <a:xfrm>
                       <a:off x="0" y="0"/>
-                      <a:ext cx="5759450" cy="2789555"/>
+                      <a:ext cx="3797300" cy="1868170"/>
                     </a:xfrm>
                     <a:prstGeom prst="rect">
                       <a:avLst/>
@@ -3702,9 +4242,26 @@
                 </pic:pic>
               </a:graphicData>
             </a:graphic>
-          </wp:inline>
+            <wp14:sizeRelH relativeFrom="margin">
+              <wp14:pctWidth>0</wp14:pctWidth>
+            </wp14:sizeRelH>
+            <wp14:sizeRelV relativeFrom="margin">
+              <wp14:pctHeight>0</wp14:pctHeight>
+            </wp14:sizeRelV>
+          </wp:anchor>
         </w:drawing>
       </w:r>
+      <w:r>
+        <w:t>Teksta logā “Kāpēc vēlies ierasties?”, jāievada konsultācijas mērķis (PD, apgūt mācību vielu, utt.)</w:t>
+      </w:r>
+      <w:r>
+        <w:t xml:space="preserve"> Skat. 4. attēlu</w:t>
+      </w:r>
+    </w:p>
+    <w:p>
+      <w:pPr>
+        <w:ind w:firstLine="0"/>
+      </w:pPr>
     </w:p>
     <w:p>
       <w:pPr>
@@ -3715,24 +4272,152 @@
         </w:numPr>
       </w:pPr>
       <w:r>
-        <w:t>Lai pieteiktos uz konsultāciju, jāuzspiež poga “Pieteikties konsultācijai”.</w:t>
-      </w:r>
-    </w:p>
-    <w:p>
-      <w:pPr>
-        <w:pStyle w:val="Sarakstarindkopa"/>
-        <w:ind w:left="1211" w:firstLine="0"/>
-      </w:pPr>
+        <w:t>Jānospiež poga “Nosūtīt pieteikumu” un gaidīt atbildi no skolotāja sākuma lapā 2. solī</w:t>
+      </w:r>
+      <w:r>
+        <w:t>.</w:t>
+      </w:r>
+    </w:p>
+    <w:p>
+      <w:pPr>
+        <w:ind w:left="851" w:firstLine="0"/>
+      </w:pPr>
+    </w:p>
+    <w:p>
       <w:r>
         <w:rPr>
           <w:noProof/>
         </w:rPr>
-        <w:lastRenderedPageBreak/>
+        <mc:AlternateContent>
+          <mc:Choice Requires="wps">
+            <w:drawing>
+              <wp:anchor distT="0" distB="0" distL="114300" distR="114300" simplePos="0" relativeHeight="251666432" behindDoc="0" locked="0" layoutInCell="1" allowOverlap="1" wp14:anchorId="44AEC3F8" wp14:editId="612BBE6B">
+                <wp:simplePos x="0" y="0"/>
+                <wp:positionH relativeFrom="column">
+                  <wp:posOffset>3042920</wp:posOffset>
+                </wp:positionH>
+                <wp:positionV relativeFrom="paragraph">
+                  <wp:posOffset>2336800</wp:posOffset>
+                </wp:positionV>
+                <wp:extent cx="3016250" cy="635"/>
+                <wp:effectExtent l="0" t="0" r="0" b="0"/>
+                <wp:wrapSquare wrapText="bothSides"/>
+                <wp:docPr id="2137787535" name="Tekstlodziņš 1"/>
+                <wp:cNvGraphicFramePr/>
+                <a:graphic xmlns:a="http://schemas.openxmlformats.org/drawingml/2006/main">
+                  <a:graphicData uri="http://schemas.microsoft.com/office/word/2010/wordprocessingShape">
+                    <wps:wsp>
+                      <wps:cNvSpPr txBox="1"/>
+                      <wps:spPr>
+                        <a:xfrm>
+                          <a:off x="0" y="0"/>
+                          <a:ext cx="3016250" cy="635"/>
+                        </a:xfrm>
+                        <a:prstGeom prst="rect">
+                          <a:avLst/>
+                        </a:prstGeom>
+                        <a:solidFill>
+                          <a:prstClr val="white"/>
+                        </a:solidFill>
+                        <a:ln>
+                          <a:noFill/>
+                        </a:ln>
+                      </wps:spPr>
+                      <wps:txbx>
+                        <w:txbxContent>
+                          <w:p>
+                            <w:pPr>
+                              <w:pStyle w:val="Parakstszemobjekta"/>
+                            </w:pPr>
+                            <w:r>
+                              <w:fldChar w:fldCharType="begin"/>
+                            </w:r>
+                            <w:r>
+                              <w:instrText xml:space="preserve"> SEQ Ilustrācija \* ARABIC </w:instrText>
+                            </w:r>
+                            <w:r>
+                              <w:fldChar w:fldCharType="separate"/>
+                            </w:r>
+                            <w:r>
+                              <w:rPr>
+                                <w:noProof/>
+                              </w:rPr>
+                              <w:t>5</w:t>
+                            </w:r>
+                            <w:r>
+                              <w:fldChar w:fldCharType="end"/>
+                            </w:r>
+                            <w:r>
+                              <w:t>. attēls - pieteikumu lapa</w:t>
+                            </w:r>
+                          </w:p>
+                        </w:txbxContent>
+                      </wps:txbx>
+                      <wps:bodyPr rot="0" spcFirstLastPara="0" vertOverflow="overflow" horzOverflow="overflow" vert="horz" wrap="square" lIns="0" tIns="0" rIns="0" bIns="0" numCol="1" spcCol="0" rtlCol="0" fromWordArt="0" anchor="t" anchorCtr="0" forceAA="0" compatLnSpc="1">
+                        <a:prstTxWarp prst="textNoShape">
+                          <a:avLst/>
+                        </a:prstTxWarp>
+                        <a:spAutoFit/>
+                      </wps:bodyPr>
+                    </wps:wsp>
+                  </a:graphicData>
+                </a:graphic>
+              </wp:anchor>
+            </w:drawing>
+          </mc:Choice>
+          <mc:Fallback>
+            <w:pict>
+              <v:shape w14:anchorId="44AEC3F8" id="_x0000_s1028" type="#_x0000_t202" style="position:absolute;left:0;text-align:left;margin-left:239.6pt;margin-top:184pt;width:237.5pt;height:.05pt;z-index:251666432;visibility:visible;mso-wrap-style:square;mso-wrap-distance-left:9pt;mso-wrap-distance-top:0;mso-wrap-distance-right:9pt;mso-wrap-distance-bottom:0;mso-position-horizontal:absolute;mso-position-horizontal-relative:text;mso-position-vertical:absolute;mso-position-vertical-relative:text;v-text-anchor:top" o:gfxdata="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" stroked="f">
+                <v:textbox style="mso-fit-shape-to-text:t" inset="0,0,0,0">
+                  <w:txbxContent>
+                    <w:p>
+                      <w:pPr>
+                        <w:pStyle w:val="Parakstszemobjekta"/>
+                      </w:pPr>
+                      <w:r>
+                        <w:fldChar w:fldCharType="begin"/>
+                      </w:r>
+                      <w:r>
+                        <w:instrText xml:space="preserve"> SEQ Ilustrācija \* ARABIC </w:instrText>
+                      </w:r>
+                      <w:r>
+                        <w:fldChar w:fldCharType="separate"/>
+                      </w:r>
+                      <w:r>
+                        <w:rPr>
+                          <w:noProof/>
+                        </w:rPr>
+                        <w:t>5</w:t>
+                      </w:r>
+                      <w:r>
+                        <w:fldChar w:fldCharType="end"/>
+                      </w:r>
+                      <w:r>
+                        <w:t>. attēls - pieteikumu lapa</w:t>
+                      </w:r>
+                    </w:p>
+                  </w:txbxContent>
+                </v:textbox>
+                <w10:wrap type="square"/>
+              </v:shape>
+            </w:pict>
+          </mc:Fallback>
+        </mc:AlternateContent>
+      </w:r>
+      <w:r>
         <w:drawing>
-          <wp:inline distT="0" distB="0" distL="0" distR="0" wp14:anchorId="1E21A0D8" wp14:editId="5E9F56D9">
-            <wp:extent cx="5759450" cy="2786380"/>
+          <wp:anchor distT="0" distB="0" distL="114300" distR="114300" simplePos="0" relativeHeight="251660288" behindDoc="0" locked="0" layoutInCell="1" allowOverlap="1" wp14:anchorId="03C66033" wp14:editId="05D0B4CB">
+            <wp:simplePos x="0" y="0"/>
+            <wp:positionH relativeFrom="column">
+              <wp:posOffset>3042920</wp:posOffset>
+            </wp:positionH>
+            <wp:positionV relativeFrom="paragraph">
+              <wp:posOffset>162560</wp:posOffset>
+            </wp:positionV>
+            <wp:extent cx="3016250" cy="2117090"/>
             <wp:effectExtent l="0" t="0" r="0" b="0"/>
-            <wp:docPr id="2049354624" name="Attēls 1"/>
+            <wp:wrapSquare wrapText="bothSides"/>
+            <wp:docPr id="2035016762" name="Attēls 1"/>
             <wp:cNvGraphicFramePr>
               <a:graphicFrameLocks xmlns:a="http://schemas.openxmlformats.org/drawingml/2006/main" noChangeAspect="1"/>
             </wp:cNvGraphicFramePr>
@@ -3740,11 +4425,17 @@
               <a:graphicData uri="http://schemas.openxmlformats.org/drawingml/2006/picture">
                 <pic:pic xmlns:pic="http://schemas.openxmlformats.org/drawingml/2006/picture">
                   <pic:nvPicPr>
-                    <pic:cNvPr id="2049354624" name=""/>
+                    <pic:cNvPr id="2035016762" name=""/>
                     <pic:cNvPicPr/>
                   </pic:nvPicPr>
                   <pic:blipFill>
-                    <a:blip r:embed="rId27"/>
+                    <a:blip r:embed="rId28" cstate="print">
+                      <a:extLst>
+                        <a:ext uri="{28A0092B-C50C-407E-A947-70E740481C1C}">
+                          <a14:useLocalDpi xmlns:a14="http://schemas.microsoft.com/office/drawing/2010/main" val="0"/>
+                        </a:ext>
+                      </a:extLst>
+                    </a:blip>
                     <a:stretch>
                       <a:fillRect/>
                     </a:stretch>
@@ -3752,7 +4443,7 @@
                   <pic:spPr>
                     <a:xfrm>
                       <a:off x="0" y="0"/>
-                      <a:ext cx="5759450" cy="2786380"/>
+                      <a:ext cx="3016250" cy="2117090"/>
                     </a:xfrm>
                     <a:prstGeom prst="rect">
                       <a:avLst/>
@@ -3761,8 +4452,18 @@
                 </pic:pic>
               </a:graphicData>
             </a:graphic>
-          </wp:inline>
+          </wp:anchor>
         </w:drawing>
+      </w:r>
+      <w:r>
+        <w:rPr>
+          <w:b/>
+          <w:bCs/>
+        </w:rPr>
+        <w:t>Skolotājam</w:t>
+      </w:r>
+      <w:r>
+        <w:t>:</w:t>
       </w:r>
     </w:p>
     <w:p>
@@ -3770,57 +4471,26 @@
         <w:pStyle w:val="Sarakstarindkopa"/>
         <w:numPr>
           <w:ilvl w:val="0"/>
-          <w:numId w:val="14"/>
+          <w:numId w:val="15"/>
         </w:numPr>
       </w:pPr>
       <w:r>
-        <w:t>Teksta logā “Kāpēc vēlies ierasties?”, jāievada konsultācijas mērķis (PD, apgūt mācību vielu, utt.)</w:t>
-      </w:r>
-    </w:p>
-    <w:p>
-      <w:pPr>
-        <w:pStyle w:val="Sarakstarindkopa"/>
-        <w:ind w:left="1211" w:firstLine="0"/>
-      </w:pPr>
+        <w:t>Ievada lietotājvārdu un paroli.</w:t>
+      </w:r>
       <w:r>
         <w:rPr>
           <w:noProof/>
         </w:rPr>
-        <w:drawing>
-          <wp:inline distT="0" distB="0" distL="0" distR="0" wp14:anchorId="332C1A31" wp14:editId="676B0BCD">
-            <wp:extent cx="5759450" cy="2765425"/>
-            <wp:effectExtent l="0" t="0" r="0" b="0"/>
-            <wp:docPr id="261973614" name="Attēls 1"/>
-            <wp:cNvGraphicFramePr>
-              <a:graphicFrameLocks xmlns:a="http://schemas.openxmlformats.org/drawingml/2006/main" noChangeAspect="1"/>
-            </wp:cNvGraphicFramePr>
-            <a:graphic xmlns:a="http://schemas.openxmlformats.org/drawingml/2006/main">
-              <a:graphicData uri="http://schemas.openxmlformats.org/drawingml/2006/picture">
-                <pic:pic xmlns:pic="http://schemas.openxmlformats.org/drawingml/2006/picture">
-                  <pic:nvPicPr>
-                    <pic:cNvPr id="261973614" name=""/>
-                    <pic:cNvPicPr/>
-                  </pic:nvPicPr>
-                  <pic:blipFill>
-                    <a:blip r:embed="rId28"/>
-                    <a:stretch>
-                      <a:fillRect/>
-                    </a:stretch>
-                  </pic:blipFill>
-                  <pic:spPr>
-                    <a:xfrm>
-                      <a:off x="0" y="0"/>
-                      <a:ext cx="5759450" cy="2765425"/>
-                    </a:xfrm>
-                    <a:prstGeom prst="rect">
-                      <a:avLst/>
-                    </a:prstGeom>
-                  </pic:spPr>
-                </pic:pic>
-              </a:graphicData>
-            </a:graphic>
-          </wp:inline>
-        </w:drawing>
+        <w:t xml:space="preserve"> </w:t>
+      </w:r>
+    </w:p>
+    <w:p>
+      <w:pPr>
+        <w:pStyle w:val="Sarakstarindkopa"/>
+        <w:ind w:left="1211" w:firstLine="0"/>
+      </w:pPr>
+      <w:r>
+        <w:t xml:space="preserve"> </w:t>
       </w:r>
     </w:p>
     <w:p>
@@ -3828,20 +4498,98 @@
         <w:pStyle w:val="Sarakstarindkopa"/>
         <w:numPr>
           <w:ilvl w:val="0"/>
-          <w:numId w:val="14"/>
+          <w:numId w:val="15"/>
         </w:numPr>
       </w:pPr>
       <w:r>
-        <w:t>Jānospiež poga “Nosūtīt pieteikumu” un gaidīt atbildi no skolotāja sākuma lapā 2. solī</w:t>
-      </w:r>
-      <w:r>
-        <w:t>.</w:t>
+        <w:t>Sākuma lapā apstiprina vai noraida skolēnu pieteikumus, ja noraida pieteikumu, tad ir jānorāda iemesls.</w:t>
+      </w:r>
+      <w:r>
+        <w:rPr>
+          <w:noProof/>
+        </w:rPr>
+        <w:t xml:space="preserve"> </w:t>
+      </w:r>
+      <w:r>
+        <w:rPr>
+          <w:noProof/>
+        </w:rPr>
+        <w:t>Skatīt 5. attēlu.</w:t>
       </w:r>
     </w:p>
     <w:p>
       <w:pPr>
         <w:pStyle w:val="Sarakstarindkopa"/>
         <w:ind w:left="1211" w:firstLine="0"/>
+      </w:pPr>
+    </w:p>
+    <w:p>
+      <w:pPr>
+        <w:ind w:left="851" w:firstLine="0"/>
+      </w:pPr>
+    </w:p>
+    <w:p>
+      <w:pPr>
+        <w:ind w:left="851" w:firstLine="0"/>
+      </w:pPr>
+    </w:p>
+    <w:p>
+      <w:pPr>
+        <w:ind w:left="851" w:firstLine="0"/>
+      </w:pPr>
+    </w:p>
+    <w:p>
+      <w:pPr>
+        <w:ind w:left="851" w:firstLine="0"/>
+      </w:pPr>
+    </w:p>
+    <w:p>
+      <w:pPr>
+        <w:ind w:left="851" w:firstLine="0"/>
+      </w:pPr>
+      <w:r>
+        <w:rPr>
+          <w:b/>
+          <w:bCs/>
+        </w:rPr>
+        <w:t>Administrator</w:t>
+      </w:r>
+      <w:r>
+        <w:rPr>
+          <w:b/>
+          <w:bCs/>
+        </w:rPr>
+        <w:t>am</w:t>
+      </w:r>
+      <w:r>
+        <w:t>:</w:t>
+      </w:r>
+    </w:p>
+    <w:p>
+      <w:pPr>
+        <w:pStyle w:val="Sarakstarindkopa"/>
+        <w:numPr>
+          <w:ilvl w:val="0"/>
+          <w:numId w:val="16"/>
+        </w:numPr>
+      </w:pPr>
+      <w:r>
+        <w:t>Ievada lietotājvārdu un paroli.</w:t>
+      </w:r>
+    </w:p>
+    <w:p>
+      <w:pPr>
+        <w:pStyle w:val="Sarakstarindkopa"/>
+        <w:ind w:left="1211" w:firstLine="0"/>
+      </w:pPr>
+    </w:p>
+    <w:p>
+      <w:pPr>
+        <w:pStyle w:val="Sarakstarindkopa"/>
+        <w:numPr>
+          <w:ilvl w:val="0"/>
+          <w:numId w:val="16"/>
+        </w:numPr>
       </w:pPr>
       <w:r>
         <w:rPr>
@@ -3849,293 +4597,17 @@
         </w:rPr>
         <w:lastRenderedPageBreak/>
         <w:drawing>
-          <wp:inline distT="0" distB="0" distL="0" distR="0" wp14:anchorId="1D9D2055" wp14:editId="63BB947F">
-            <wp:extent cx="5759450" cy="2780665"/>
-            <wp:effectExtent l="0" t="0" r="0" b="635"/>
-            <wp:docPr id="1438849672" name="Attēls 1"/>
-            <wp:cNvGraphicFramePr>
-              <a:graphicFrameLocks xmlns:a="http://schemas.openxmlformats.org/drawingml/2006/main" noChangeAspect="1"/>
-            </wp:cNvGraphicFramePr>
-            <a:graphic xmlns:a="http://schemas.openxmlformats.org/drawingml/2006/main">
-              <a:graphicData uri="http://schemas.openxmlformats.org/drawingml/2006/picture">
-                <pic:pic xmlns:pic="http://schemas.openxmlformats.org/drawingml/2006/picture">
-                  <pic:nvPicPr>
-                    <pic:cNvPr id="1438849672" name=""/>
-                    <pic:cNvPicPr/>
-                  </pic:nvPicPr>
-                  <pic:blipFill>
-                    <a:blip r:embed="rId29"/>
-                    <a:stretch>
-                      <a:fillRect/>
-                    </a:stretch>
-                  </pic:blipFill>
-                  <pic:spPr>
-                    <a:xfrm>
-                      <a:off x="0" y="0"/>
-                      <a:ext cx="5759450" cy="2780665"/>
-                    </a:xfrm>
-                    <a:prstGeom prst="rect">
-                      <a:avLst/>
-                    </a:prstGeom>
-                  </pic:spPr>
-                </pic:pic>
-              </a:graphicData>
-            </a:graphic>
-          </wp:inline>
-        </w:drawing>
-      </w:r>
-    </w:p>
-    <w:p>
-      <w:pPr>
-        <w:ind w:left="851" w:firstLine="0"/>
-      </w:pPr>
-    </w:p>
-    <w:p>
-      <w:r>
-        <w:rPr>
-          <w:b/>
-          <w:bCs/>
-        </w:rPr>
-        <w:t>Skolotājam</w:t>
-      </w:r>
-      <w:r>
-        <w:t>:</w:t>
-      </w:r>
-    </w:p>
-    <w:p>
-      <w:pPr>
-        <w:pStyle w:val="Sarakstarindkopa"/>
-        <w:numPr>
-          <w:ilvl w:val="0"/>
-          <w:numId w:val="15"/>
-        </w:numPr>
-      </w:pPr>
-      <w:r>
-        <w:t>Ievada lietotājvārdu un paroli.</w:t>
-      </w:r>
-    </w:p>
-    <w:p>
-      <w:pPr>
-        <w:pStyle w:val="Sarakstarindkopa"/>
-        <w:ind w:left="1211" w:firstLine="0"/>
-      </w:pPr>
-      <w:r>
-        <w:rPr>
-          <w:noProof/>
-        </w:rPr>
-        <w:drawing>
-          <wp:inline distT="0" distB="0" distL="0" distR="0" wp14:anchorId="3EE1CD19" wp14:editId="183005F6">
-            <wp:extent cx="5759450" cy="2789555"/>
-            <wp:effectExtent l="0" t="0" r="0" b="0"/>
-            <wp:docPr id="550885522" name="Attēls 1"/>
-            <wp:cNvGraphicFramePr>
-              <a:graphicFrameLocks xmlns:a="http://schemas.openxmlformats.org/drawingml/2006/main" noChangeAspect="1"/>
-            </wp:cNvGraphicFramePr>
-            <a:graphic xmlns:a="http://schemas.openxmlformats.org/drawingml/2006/main">
-              <a:graphicData uri="http://schemas.openxmlformats.org/drawingml/2006/picture">
-                <pic:pic xmlns:pic="http://schemas.openxmlformats.org/drawingml/2006/picture">
-                  <pic:nvPicPr>
-                    <pic:cNvPr id="359995075" name=""/>
-                    <pic:cNvPicPr/>
-                  </pic:nvPicPr>
-                  <pic:blipFill>
-                    <a:blip r:embed="rId26"/>
-                    <a:stretch>
-                      <a:fillRect/>
-                    </a:stretch>
-                  </pic:blipFill>
-                  <pic:spPr>
-                    <a:xfrm>
-                      <a:off x="0" y="0"/>
-                      <a:ext cx="5759450" cy="2789555"/>
-                    </a:xfrm>
-                    <a:prstGeom prst="rect">
-                      <a:avLst/>
-                    </a:prstGeom>
-                  </pic:spPr>
-                </pic:pic>
-              </a:graphicData>
-            </a:graphic>
-          </wp:inline>
-        </w:drawing>
-      </w:r>
-      <w:r>
-        <w:t xml:space="preserve"> </w:t>
-      </w:r>
-    </w:p>
-    <w:p>
-      <w:pPr>
-        <w:pStyle w:val="Sarakstarindkopa"/>
-        <w:numPr>
-          <w:ilvl w:val="0"/>
-          <w:numId w:val="15"/>
-        </w:numPr>
-      </w:pPr>
-      <w:r>
-        <w:t>Sākuma lapā apstiprina vai noraida skolēnu pieteikumus, ja noraida pieteikumu, tad ir jānorāda iemesls.</w:t>
-      </w:r>
-    </w:p>
-    <w:p>
-      <w:pPr>
-        <w:pStyle w:val="Sarakstarindkopa"/>
-        <w:ind w:left="1211" w:firstLine="0"/>
-      </w:pPr>
-      <w:r>
-        <w:rPr>
-          <w:noProof/>
-        </w:rPr>
-        <w:lastRenderedPageBreak/>
-        <w:drawing>
-          <wp:inline distT="0" distB="0" distL="0" distR="0" wp14:anchorId="071D4593" wp14:editId="4E5D5597">
-            <wp:extent cx="5759450" cy="2788285"/>
-            <wp:effectExtent l="0" t="0" r="0" b="0"/>
-            <wp:docPr id="435946150" name="Attēls 1"/>
-            <wp:cNvGraphicFramePr>
-              <a:graphicFrameLocks xmlns:a="http://schemas.openxmlformats.org/drawingml/2006/main" noChangeAspect="1"/>
-            </wp:cNvGraphicFramePr>
-            <a:graphic xmlns:a="http://schemas.openxmlformats.org/drawingml/2006/main">
-              <a:graphicData uri="http://schemas.openxmlformats.org/drawingml/2006/picture">
-                <pic:pic xmlns:pic="http://schemas.openxmlformats.org/drawingml/2006/picture">
-                  <pic:nvPicPr>
-                    <pic:cNvPr id="435946150" name=""/>
-                    <pic:cNvPicPr/>
-                  </pic:nvPicPr>
-                  <pic:blipFill>
-                    <a:blip r:embed="rId30"/>
-                    <a:stretch>
-                      <a:fillRect/>
-                    </a:stretch>
-                  </pic:blipFill>
-                  <pic:spPr>
-                    <a:xfrm>
-                      <a:off x="0" y="0"/>
-                      <a:ext cx="5759450" cy="2788285"/>
-                    </a:xfrm>
-                    <a:prstGeom prst="rect">
-                      <a:avLst/>
-                    </a:prstGeom>
-                  </pic:spPr>
-                </pic:pic>
-              </a:graphicData>
-            </a:graphic>
-          </wp:inline>
-        </w:drawing>
-      </w:r>
-    </w:p>
-    <w:p>
-      <w:pPr>
-        <w:ind w:left="851" w:firstLine="0"/>
-      </w:pPr>
-    </w:p>
-    <w:p>
-      <w:pPr>
-        <w:ind w:left="851" w:firstLine="0"/>
-      </w:pPr>
-      <w:r>
-        <w:rPr>
-          <w:b/>
-          <w:bCs/>
-        </w:rPr>
-        <w:t>Administrator</w:t>
-      </w:r>
-      <w:r>
-        <w:rPr>
-          <w:b/>
-          <w:bCs/>
-        </w:rPr>
-        <w:t>am</w:t>
-      </w:r>
-      <w:r>
-        <w:t>:</w:t>
-      </w:r>
-    </w:p>
-    <w:p>
-      <w:pPr>
-        <w:pStyle w:val="Sarakstarindkopa"/>
-        <w:numPr>
-          <w:ilvl w:val="0"/>
-          <w:numId w:val="16"/>
-        </w:numPr>
-      </w:pPr>
-      <w:r>
-        <w:t>Ievada lietotājvārdu un paroli.</w:t>
-      </w:r>
-    </w:p>
-    <w:p>
-      <w:pPr>
-        <w:pStyle w:val="Sarakstarindkopa"/>
-        <w:ind w:left="1211" w:firstLine="0"/>
-      </w:pPr>
-      <w:r>
-        <w:rPr>
-          <w:noProof/>
-        </w:rPr>
-        <w:drawing>
-          <wp:inline distT="0" distB="0" distL="0" distR="0" wp14:anchorId="3C9786E0" wp14:editId="6756DF99">
-            <wp:extent cx="5759450" cy="2789555"/>
-            <wp:effectExtent l="0" t="0" r="0" b="0"/>
-            <wp:docPr id="775048807" name="Attēls 1"/>
-            <wp:cNvGraphicFramePr>
-              <a:graphicFrameLocks xmlns:a="http://schemas.openxmlformats.org/drawingml/2006/main" noChangeAspect="1"/>
-            </wp:cNvGraphicFramePr>
-            <a:graphic xmlns:a="http://schemas.openxmlformats.org/drawingml/2006/main">
-              <a:graphicData uri="http://schemas.openxmlformats.org/drawingml/2006/picture">
-                <pic:pic xmlns:pic="http://schemas.openxmlformats.org/drawingml/2006/picture">
-                  <pic:nvPicPr>
-                    <pic:cNvPr id="359995075" name=""/>
-                    <pic:cNvPicPr/>
-                  </pic:nvPicPr>
-                  <pic:blipFill>
-                    <a:blip r:embed="rId26"/>
-                    <a:stretch>
-                      <a:fillRect/>
-                    </a:stretch>
-                  </pic:blipFill>
-                  <pic:spPr>
-                    <a:xfrm>
-                      <a:off x="0" y="0"/>
-                      <a:ext cx="5759450" cy="2789555"/>
-                    </a:xfrm>
-                    <a:prstGeom prst="rect">
-                      <a:avLst/>
-                    </a:prstGeom>
-                  </pic:spPr>
-                </pic:pic>
-              </a:graphicData>
-            </a:graphic>
-          </wp:inline>
-        </w:drawing>
-      </w:r>
-    </w:p>
-    <w:p>
-      <w:pPr>
-        <w:pStyle w:val="Sarakstarindkopa"/>
-        <w:numPr>
-          <w:ilvl w:val="0"/>
-          <w:numId w:val="16"/>
-        </w:numPr>
-      </w:pPr>
-      <w:r>
-        <w:t xml:space="preserve">Sadaļā “Pievienot lietotāju”, </w:t>
-      </w:r>
-      <w:r>
-        <w:t>jāievada lietotājvārds, vārds, uzvārds, parole, loma(skolēns/skolotājs) un priekšmets, ja lietotājs ir skolotājs.</w:t>
-      </w:r>
-    </w:p>
-    <w:p>
-      <w:pPr>
-        <w:pStyle w:val="Sarakstarindkopa"/>
-        <w:ind w:left="1211" w:firstLine="0"/>
-      </w:pPr>
-      <w:r>
-        <w:rPr>
-          <w:noProof/>
-        </w:rPr>
-        <w:lastRenderedPageBreak/>
-        <w:drawing>
-          <wp:inline distT="0" distB="0" distL="0" distR="0" wp14:anchorId="3F2DFB44" wp14:editId="5B63C8BF">
-            <wp:extent cx="5759450" cy="2786380"/>
-            <wp:effectExtent l="0" t="0" r="0" b="0"/>
+          <wp:anchor distT="0" distB="0" distL="114300" distR="114300" simplePos="0" relativeHeight="251667456" behindDoc="0" locked="0" layoutInCell="1" allowOverlap="1" wp14:anchorId="3F2DFB44" wp14:editId="6CC9EC62">
+            <wp:simplePos x="0" y="0"/>
+            <wp:positionH relativeFrom="column">
+              <wp:posOffset>2498725</wp:posOffset>
+            </wp:positionH>
+            <wp:positionV relativeFrom="paragraph">
+              <wp:posOffset>-234950</wp:posOffset>
+            </wp:positionV>
+            <wp:extent cx="3897630" cy="1885950"/>
+            <wp:effectExtent l="0" t="0" r="7620" b="0"/>
+            <wp:wrapSquare wrapText="bothSides"/>
             <wp:docPr id="1649905690" name="Attēls 1"/>
             <wp:cNvGraphicFramePr>
               <a:graphicFrameLocks xmlns:a="http://schemas.openxmlformats.org/drawingml/2006/main" noChangeAspect="1"/>
@@ -4148,7 +4620,13 @@
                     <pic:cNvPicPr/>
                   </pic:nvPicPr>
                   <pic:blipFill>
-                    <a:blip r:embed="rId31"/>
+                    <a:blip r:embed="rId29" cstate="print">
+                      <a:extLst>
+                        <a:ext uri="{28A0092B-C50C-407E-A947-70E740481C1C}">
+                          <a14:useLocalDpi xmlns:a14="http://schemas.microsoft.com/office/drawing/2010/main" val="0"/>
+                        </a:ext>
+                      </a:extLst>
+                    </a:blip>
                     <a:stretch>
                       <a:fillRect/>
                     </a:stretch>
@@ -4156,7 +4634,7 @@
                   <pic:spPr>
                     <a:xfrm>
                       <a:off x="0" y="0"/>
-                      <a:ext cx="5759450" cy="2786380"/>
+                      <a:ext cx="3897630" cy="1885950"/>
                     </a:xfrm>
                     <a:prstGeom prst="rect">
                       <a:avLst/>
@@ -4165,9 +4643,30 @@
                 </pic:pic>
               </a:graphicData>
             </a:graphic>
-          </wp:inline>
+            <wp14:sizeRelH relativeFrom="margin">
+              <wp14:pctWidth>0</wp14:pctWidth>
+            </wp14:sizeRelH>
+            <wp14:sizeRelV relativeFrom="margin">
+              <wp14:pctHeight>0</wp14:pctHeight>
+            </wp14:sizeRelV>
+          </wp:anchor>
         </w:drawing>
       </w:r>
+      <w:r>
+        <w:t xml:space="preserve">Sadaļā “Pievienot lietotāju”, </w:t>
+      </w:r>
+      <w:r>
+        <w:t>jāievada lietotājvārds, vārds, uzvārds, parole, loma(skolēns/skolotājs) un priekšmets, ja lietotājs ir skolotājs.</w:t>
+      </w:r>
+      <w:r>
+        <w:t xml:space="preserve"> Skat. 6. attēlu.</w:t>
+      </w:r>
+    </w:p>
+    <w:p>
+      <w:pPr>
+        <w:pStyle w:val="Sarakstarindkopa"/>
+        <w:ind w:left="1211" w:firstLine="0"/>
+      </w:pPr>
     </w:p>
     <w:p>
       <w:pPr>
@@ -4178,6 +4677,156 @@
         </w:numPr>
       </w:pPr>
       <w:r>
+        <w:rPr>
+          <w:noProof/>
+        </w:rPr>
+        <mc:AlternateContent>
+          <mc:Choice Requires="wps">
+            <w:drawing>
+              <wp:anchor distT="0" distB="0" distL="114300" distR="114300" simplePos="0" relativeHeight="251669504" behindDoc="0" locked="0" layoutInCell="1" allowOverlap="1" wp14:anchorId="33673774" wp14:editId="3A855763">
+                <wp:simplePos x="0" y="0"/>
+                <wp:positionH relativeFrom="column">
+                  <wp:posOffset>2493645</wp:posOffset>
+                </wp:positionH>
+                <wp:positionV relativeFrom="paragraph">
+                  <wp:posOffset>225425</wp:posOffset>
+                </wp:positionV>
+                <wp:extent cx="3897630" cy="635"/>
+                <wp:effectExtent l="0" t="0" r="0" b="0"/>
+                <wp:wrapSquare wrapText="bothSides"/>
+                <wp:docPr id="1617057364" name="Tekstlodziņš 1"/>
+                <wp:cNvGraphicFramePr/>
+                <a:graphic xmlns:a="http://schemas.openxmlformats.org/drawingml/2006/main">
+                  <a:graphicData uri="http://schemas.microsoft.com/office/word/2010/wordprocessingShape">
+                    <wps:wsp>
+                      <wps:cNvSpPr txBox="1"/>
+                      <wps:spPr>
+                        <a:xfrm>
+                          <a:off x="0" y="0"/>
+                          <a:ext cx="3897630" cy="635"/>
+                        </a:xfrm>
+                        <a:prstGeom prst="rect">
+                          <a:avLst/>
+                        </a:prstGeom>
+                        <a:solidFill>
+                          <a:prstClr val="white"/>
+                        </a:solidFill>
+                        <a:ln>
+                          <a:noFill/>
+                        </a:ln>
+                      </wps:spPr>
+                      <wps:txbx>
+                        <w:txbxContent>
+                          <w:p>
+                            <w:pPr>
+                              <w:pStyle w:val="Parakstszemobjekta"/>
+                              <w:rPr>
+                                <w:noProof/>
+                              </w:rPr>
+                            </w:pPr>
+                            <w:r>
+                              <w:rPr>
+                                <w:noProof/>
+                              </w:rPr>
+                              <w:fldChar w:fldCharType="begin"/>
+                            </w:r>
+                            <w:r>
+                              <w:rPr>
+                                <w:noProof/>
+                              </w:rPr>
+                              <w:instrText xml:space="preserve"> SEQ Ilustrācija \* ARABIC </w:instrText>
+                            </w:r>
+                            <w:r>
+                              <w:rPr>
+                                <w:noProof/>
+                              </w:rPr>
+                              <w:fldChar w:fldCharType="separate"/>
+                            </w:r>
+                            <w:r>
+                              <w:rPr>
+                                <w:noProof/>
+                              </w:rPr>
+                              <w:t>6</w:t>
+                            </w:r>
+                            <w:r>
+                              <w:rPr>
+                                <w:noProof/>
+                              </w:rPr>
+                              <w:fldChar w:fldCharType="end"/>
+                            </w:r>
+                            <w:r>
+                              <w:t>. attēls - admin lapa(pievienot lietotāju)</w:t>
+                            </w:r>
+                          </w:p>
+                        </w:txbxContent>
+                      </wps:txbx>
+                      <wps:bodyPr rot="0" spcFirstLastPara="0" vertOverflow="overflow" horzOverflow="overflow" vert="horz" wrap="square" lIns="0" tIns="0" rIns="0" bIns="0" numCol="1" spcCol="0" rtlCol="0" fromWordArt="0" anchor="t" anchorCtr="0" forceAA="0" compatLnSpc="1">
+                        <a:prstTxWarp prst="textNoShape">
+                          <a:avLst/>
+                        </a:prstTxWarp>
+                        <a:spAutoFit/>
+                      </wps:bodyPr>
+                    </wps:wsp>
+                  </a:graphicData>
+                </a:graphic>
+              </wp:anchor>
+            </w:drawing>
+          </mc:Choice>
+          <mc:Fallback>
+            <w:pict>
+              <v:shape w14:anchorId="33673774" id="_x0000_s1029" type="#_x0000_t202" style="position:absolute;left:0;text-align:left;margin-left:196.35pt;margin-top:17.75pt;width:306.9pt;height:.05pt;z-index:251669504;visibility:visible;mso-wrap-style:square;mso-wrap-distance-left:9pt;mso-wrap-distance-top:0;mso-wrap-distance-right:9pt;mso-wrap-distance-bottom:0;mso-position-horizontal:absolute;mso-position-horizontal-relative:text;mso-position-vertical:absolute;mso-position-vertical-relative:text;v-text-anchor:top" o:gfxdata="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" stroked="f">
+                <v:textbox style="mso-fit-shape-to-text:t" inset="0,0,0,0">
+                  <w:txbxContent>
+                    <w:p>
+                      <w:pPr>
+                        <w:pStyle w:val="Parakstszemobjekta"/>
+                        <w:rPr>
+                          <w:noProof/>
+                        </w:rPr>
+                      </w:pPr>
+                      <w:r>
+                        <w:rPr>
+                          <w:noProof/>
+                        </w:rPr>
+                        <w:fldChar w:fldCharType="begin"/>
+                      </w:r>
+                      <w:r>
+                        <w:rPr>
+                          <w:noProof/>
+                        </w:rPr>
+                        <w:instrText xml:space="preserve"> SEQ Ilustrācija \* ARABIC </w:instrText>
+                      </w:r>
+                      <w:r>
+                        <w:rPr>
+                          <w:noProof/>
+                        </w:rPr>
+                        <w:fldChar w:fldCharType="separate"/>
+                      </w:r>
+                      <w:r>
+                        <w:rPr>
+                          <w:noProof/>
+                        </w:rPr>
+                        <w:t>6</w:t>
+                      </w:r>
+                      <w:r>
+                        <w:rPr>
+                          <w:noProof/>
+                        </w:rPr>
+                        <w:fldChar w:fldCharType="end"/>
+                      </w:r>
+                      <w:r>
+                        <w:t>. attēls - admin lapa(pievienot lietotāju)</w:t>
+                      </w:r>
+                    </w:p>
+                  </w:txbxContent>
+                </v:textbox>
+                <w10:wrap type="square"/>
+              </v:shape>
+            </w:pict>
+          </mc:Fallback>
+        </mc:AlternateContent>
+      </w:r>
+      <w:r>
         <w:t>Pievieno lietotāju uzspiežot pogu “Pievienot”.</w:t>
       </w:r>
     </w:p>
@@ -4192,10 +4841,23 @@
       <w:r>
         <w:t xml:space="preserve">Sadaļā “Konsultācijas pievienošana”, jānorāda skolotājs, jānorāda diena, laiks, un kabinets. </w:t>
       </w:r>
+      <w:r>
+        <w:t>Skat. 7. attēlu.</w:t>
+      </w:r>
     </w:p>
     <w:p>
       <w:pPr>
         <w:pStyle w:val="Sarakstarindkopa"/>
+        <w:numPr>
+          <w:ilvl w:val="0"/>
+          <w:numId w:val="16"/>
+        </w:numPr>
+      </w:pPr>
+    </w:p>
+    <w:p>
+      <w:pPr>
+        <w:pStyle w:val="Sarakstarindkopa"/>
+        <w:keepNext/>
         <w:ind w:left="1211" w:firstLine="0"/>
       </w:pPr>
       <w:r>
@@ -4203,7 +4865,7 @@
           <w:noProof/>
         </w:rPr>
         <w:drawing>
-          <wp:inline distT="0" distB="0" distL="0" distR="0" wp14:anchorId="3A51EA09" wp14:editId="184F8115">
+          <wp:inline distT="0" distB="0" distL="0" distR="0" wp14:anchorId="3A51EA09" wp14:editId="69861605">
             <wp:extent cx="5759450" cy="2777490"/>
             <wp:effectExtent l="0" t="0" r="0" b="3810"/>
             <wp:docPr id="653872268" name="Attēls 1"/>
@@ -4218,7 +4880,7 @@
                     <pic:cNvPicPr/>
                   </pic:nvPicPr>
                   <pic:blipFill>
-                    <a:blip r:embed="rId32"/>
+                    <a:blip r:embed="rId30"/>
                     <a:stretch>
                       <a:fillRect/>
                     </a:stretch>
@@ -4241,6 +4903,32 @@
     </w:p>
     <w:p>
       <w:pPr>
+        <w:pStyle w:val="Parakstszemobjekta"/>
+      </w:pPr>
+      <w:r>
+        <w:fldChar w:fldCharType="begin"/>
+      </w:r>
+      <w:r>
+        <w:instrText xml:space="preserve"> SEQ Ilustrācija \* ARABIC </w:instrText>
+      </w:r>
+      <w:r>
+        <w:fldChar w:fldCharType="separate"/>
+      </w:r>
+      <w:r>
+        <w:rPr>
+          <w:noProof/>
+        </w:rPr>
+        <w:t>7</w:t>
+      </w:r>
+      <w:r>
+        <w:fldChar w:fldCharType="end"/>
+      </w:r>
+      <w:r>
+        <w:t>. attēls - admin lapa (rediģēt konsultāciju)</w:t>
+      </w:r>
+    </w:p>
+    <w:p>
+      <w:pPr>
         <w:pStyle w:val="Sarakstarindkopa"/>
         <w:numPr>
           <w:ilvl w:val="0"/>
@@ -4277,10 +4965,14 @@
       <w:r>
         <w:t xml:space="preserve"> laiku.</w:t>
       </w:r>
+      <w:r>
+        <w:t xml:space="preserve"> Skat. 8. attēlu.</w:t>
+      </w:r>
     </w:p>
     <w:p>
       <w:pPr>
         <w:pStyle w:val="Sarakstarindkopa"/>
+        <w:keepNext/>
         <w:ind w:left="1211" w:firstLine="0"/>
       </w:pPr>
       <w:r>
@@ -4303,7 +4995,7 @@
                     <pic:cNvPicPr/>
                   </pic:nvPicPr>
                   <pic:blipFill>
-                    <a:blip r:embed="rId33"/>
+                    <a:blip r:embed="rId31"/>
                     <a:stretch>
                       <a:fillRect/>
                     </a:stretch>
@@ -4326,6 +5018,32 @@
     </w:p>
     <w:p>
       <w:pPr>
+        <w:pStyle w:val="Parakstszemobjekta"/>
+      </w:pPr>
+      <w:r>
+        <w:fldChar w:fldCharType="begin"/>
+      </w:r>
+      <w:r>
+        <w:instrText xml:space="preserve"> SEQ Ilustrācija \* ARABIC </w:instrText>
+      </w:r>
+      <w:r>
+        <w:fldChar w:fldCharType="separate"/>
+      </w:r>
+      <w:r>
+        <w:rPr>
+          <w:noProof/>
+        </w:rPr>
+        <w:t>8</w:t>
+      </w:r>
+      <w:r>
+        <w:fldChar w:fldCharType="end"/>
+      </w:r>
+      <w:r>
+        <w:t>. attēls – admin lapa(rediģēt esošu konsultāciju)</w:t>
+      </w:r>
+    </w:p>
+    <w:p>
+      <w:pPr>
         <w:pStyle w:val="Sarakstarindkopa"/>
         <w:numPr>
           <w:ilvl w:val="0"/>
@@ -4334,6 +5052,21 @@
       </w:pPr>
       <w:r>
         <w:t>Izvēloties “rediģēt”, atkārojiet 3-5. soli.</w:t>
+      </w:r>
+    </w:p>
+    <w:p>
+      <w:pPr>
+        <w:pStyle w:val="Sarakstarindkopa"/>
+        <w:numPr>
+          <w:ilvl w:val="0"/>
+          <w:numId w:val="16"/>
+        </w:numPr>
+      </w:pPr>
+      <w:r>
+        <w:t>Izvēloties “dzēst”, konsultācijas laiks tiek dzēsts.</w:t>
+      </w:r>
+      <w:r>
+        <w:br w:type="page"/>
       </w:r>
     </w:p>
     <w:p>
@@ -4344,16 +5077,13 @@
           <w:numId w:val="16"/>
         </w:numPr>
         <w:sectPr>
-          <w:footerReference w:type="default" r:id="rId34"/>
+          <w:footerReference w:type="default" r:id="rId32"/>
           <w:pgSz w:w="11906" w:h="16838"/>
           <w:pgMar w:top="1418" w:right="1418" w:bottom="1418" w:left="1418" w:header="709" w:footer="709" w:gutter="0"/>
           <w:cols w:space="708"/>
           <w:docGrid w:linePitch="360"/>
         </w:sectPr>
       </w:pPr>
-      <w:r>
-        <w:t>Izvēloties “dzēst”, konsultācijas laiks tiek dzēsts.</w:t>
-      </w:r>
     </w:p>
     <w:p>
       <w:pPr>
@@ -4485,13 +5215,13 @@
                   <w:iCs/>
                   <w:noProof/>
                 </w:rPr>
-                <w:t>CSS</w:t>
+                <w:t>CSS.</w:t>
               </w:r>
               <w:r>
                 <w:rPr>
                   <w:noProof/>
                 </w:rPr>
-                <w:t>. Ielādēts no https://tailwindcss.com/</w:t>
+                <w:t xml:space="preserve"> bez datuma. https://tailwindcss.com/ (piekļūts 2026. gada 25. janvāris).</w:t>
               </w:r>
             </w:p>
             <w:p>
@@ -4508,13 +5238,13 @@
                   <w:iCs/>
                   <w:noProof/>
                 </w:rPr>
-                <w:t>DB Browser</w:t>
+                <w:t>DB Browser.</w:t>
               </w:r>
               <w:r>
                 <w:rPr>
                   <w:noProof/>
                 </w:rPr>
-                <w:t>. Ielādēts no https://sqlitebrowser.org/</w:t>
+                <w:t xml:space="preserve"> bez datuma. https://sqlitebrowser.org/ (piekļūts 2025. gada 15. novembris).</w:t>
               </w:r>
             </w:p>
             <w:p>
@@ -4531,13 +5261,13 @@
                   <w:iCs/>
                   <w:noProof/>
                 </w:rPr>
-                <w:t>HTML</w:t>
+                <w:t>HTML.</w:t>
               </w:r>
               <w:r>
                 <w:rPr>
                   <w:noProof/>
                 </w:rPr>
-                <w:t>. Ielādēts no W3Schools: https://www.w3schools.com/html</w:t>
+                <w:t xml:space="preserve"> bez datuma. https://www.w3schools.com/html (piekļūts 2025. gada 27. oktobris).</w:t>
               </w:r>
             </w:p>
             <w:p>
@@ -4554,13 +5284,13 @@
                   <w:iCs/>
                   <w:noProof/>
                 </w:rPr>
-                <w:t>JavaScript</w:t>
+                <w:t>JavaScript.</w:t>
               </w:r>
               <w:r>
                 <w:rPr>
                   <w:noProof/>
                 </w:rPr>
-                <w:t>. Ielādēts no https://calendarjs.com/</w:t>
+                <w:t xml:space="preserve"> bez datuma. https://calendarjs.com/ (piekļūts 2026. gada 7. februāris).</w:t>
               </w:r>
             </w:p>
             <w:p>
@@ -4577,13 +5307,13 @@
                   <w:iCs/>
                   <w:noProof/>
                 </w:rPr>
-                <w:t>Python</w:t>
+                <w:t>Python.</w:t>
               </w:r>
               <w:r>
                 <w:rPr>
                   <w:noProof/>
                 </w:rPr>
-                <w:t>. Ielādēts no https://www.w3schools.com/python</w:t>
+                <w:t xml:space="preserve"> bez datuma. https://www.w3schools.com/python (piekļūts 2026. gada 6. janvāris).</w:t>
               </w:r>
             </w:p>
             <w:p>
@@ -4600,13 +5330,13 @@
                   <w:iCs/>
                   <w:noProof/>
                 </w:rPr>
-                <w:t>Python Flask</w:t>
+                <w:t>Python Flask.</w:t>
               </w:r>
               <w:r>
                 <w:rPr>
                   <w:noProof/>
                 </w:rPr>
-                <w:t>. Ielādēts no https://www.geeksforgeeks.org/python/flask-tutorial/</w:t>
+                <w:t xml:space="preserve"> bez datuma. https://www.geeksforgeeks.org/python/flask-tutorial/ (piekļūts 2026. gada 7. februāris).</w:t>
               </w:r>
             </w:p>
             <w:p>
@@ -4623,13 +5353,13 @@
                   <w:iCs/>
                   <w:noProof/>
                 </w:rPr>
-                <w:t>Projekta plānošanas izstrāde</w:t>
+                <w:t>Projekta plānošanas izstrāde.</w:t>
               </w:r>
               <w:r>
                 <w:rPr>
                   <w:noProof/>
                 </w:rPr>
-                <w:t>. Ielādēts no https://www.startdesign.lv/</w:t>
+                <w:t xml:space="preserve"> bez datuma. https://www.startdesign.lv/ (piekļūts 2025. gada 28. novembris).</w:t>
               </w:r>
             </w:p>
             <w:p>
@@ -4646,13 +5376,13 @@
                   <w:iCs/>
                   <w:noProof/>
                 </w:rPr>
-                <w:t>SQL</w:t>
+                <w:t>SQL.</w:t>
               </w:r>
               <w:r>
                 <w:rPr>
                   <w:noProof/>
                 </w:rPr>
-                <w:t>. Ielādēts no https://www.w3schools.com/sql/</w:t>
+                <w:t xml:space="preserve"> bez datuma. https://www.w3schools.com/sql/ (piekļūts 2025. gada 13. decembris).</w:t>
               </w:r>
             </w:p>
             <w:p>
@@ -4669,25 +5399,13 @@
                   <w:iCs/>
                   <w:noProof/>
                 </w:rPr>
-                <w:t>SQLAlchemy</w:t>
+                <w:t>SQLAlchemy.</w:t>
               </w:r>
               <w:r>
                 <w:rPr>
                   <w:noProof/>
                 </w:rPr>
-                <w:t>.</w:t>
-              </w:r>
-              <w:r>
-                <w:rPr>
-                  <w:noProof/>
-                </w:rPr>
-                <w:t xml:space="preserve"> </w:t>
-              </w:r>
-              <w:r>
-                <w:rPr>
-                  <w:noProof/>
-                </w:rPr>
-                <w:t>Ielādēts no https://www.geeksforgeeks.org/python/sqlalchemy-tutorial-in-python/</w:t>
+                <w:t xml:space="preserve"> bez datuma. https://www.geeksforgeeks.org/python/sqlalchemy-tutorial-in-python/ (piekļūts 2026. gada 1. aprīlis).</w:t>
               </w:r>
             </w:p>
             <w:p>
@@ -4704,25 +5422,13 @@
                   <w:iCs/>
                   <w:noProof/>
                 </w:rPr>
-                <w:t>Werkzeug</w:t>
+                <w:t>Werkzeug.</w:t>
               </w:r>
               <w:r>
                 <w:rPr>
                   <w:noProof/>
                 </w:rPr>
-                <w:t>.</w:t>
-              </w:r>
-              <w:r>
-                <w:rPr>
-                  <w:noProof/>
-                </w:rPr>
-                <w:t xml:space="preserve"> </w:t>
-              </w:r>
-              <w:r>
-                <w:rPr>
-                  <w:noProof/>
-                </w:rPr>
-                <w:t>Ielādēts no https://www.geeksforgeeks.org/python/convert-immutablemultidict-with-duplicate-keys-to-list-of-lists-in-python/</w:t>
+                <w:t xml:space="preserve"> bez datuma. https://www.geeksforgeeks.org/python/convert-immutablemultidict-with-duplicate-keys-to-list-of-lists-in-python/ (piekļūts 2026. gada 11. februāris).</w:t>
               </w:r>
             </w:p>
             <w:p>
@@ -4795,7 +5501,7 @@
                     <pic:cNvPicPr/>
                   </pic:nvPicPr>
                   <pic:blipFill>
-                    <a:blip r:embed="rId35"/>
+                    <a:blip r:embed="rId33"/>
                     <a:stretch>
                       <a:fillRect/>
                     </a:stretch>
@@ -4835,7 +5541,7 @@
                     <pic:cNvPicPr/>
                   </pic:nvPicPr>
                   <pic:blipFill>
-                    <a:blip r:embed="rId36"/>
+                    <a:blip r:embed="rId34"/>
                     <a:stretch>
                       <a:fillRect/>
                     </a:stretch>
@@ -4876,7 +5582,7 @@
                     <pic:cNvPicPr/>
                   </pic:nvPicPr>
                   <pic:blipFill>
-                    <a:blip r:embed="rId37"/>
+                    <a:blip r:embed="rId35"/>
                     <a:stretch>
                       <a:fillRect/>
                     </a:stretch>
@@ -4916,7 +5622,7 @@
                     <pic:cNvPicPr/>
                   </pic:nvPicPr>
                   <pic:blipFill>
-                    <a:blip r:embed="rId38"/>
+                    <a:blip r:embed="rId36"/>
                     <a:stretch>
                       <a:fillRect/>
                     </a:stretch>
@@ -4957,7 +5663,7 @@
                     <pic:cNvPicPr/>
                   </pic:nvPicPr>
                   <pic:blipFill>
-                    <a:blip r:embed="rId39"/>
+                    <a:blip r:embed="rId37"/>
                     <a:stretch>
                       <a:fillRect/>
                     </a:stretch>
@@ -5014,7 +5720,7 @@
                     <pic:cNvPicPr/>
                   </pic:nvPicPr>
                   <pic:blipFill>
-                    <a:blip r:embed="rId40"/>
+                    <a:blip r:embed="rId38"/>
                     <a:stretch>
                       <a:fillRect/>
                     </a:stretch>
@@ -5061,7 +5767,7 @@
                     <pic:cNvPicPr/>
                   </pic:nvPicPr>
                   <pic:blipFill>
-                    <a:blip r:embed="rId41"/>
+                    <a:blip r:embed="rId39"/>
                     <a:stretch>
                       <a:fillRect/>
                     </a:stretch>
@@ -5101,7 +5807,7 @@
                     <pic:cNvPicPr/>
                   </pic:nvPicPr>
                   <pic:blipFill>
-                    <a:blip r:embed="rId42"/>
+                    <a:blip r:embed="rId40"/>
                     <a:stretch>
                       <a:fillRect/>
                     </a:stretch>
@@ -5142,7 +5848,7 @@
                     <pic:cNvPicPr/>
                   </pic:nvPicPr>
                   <pic:blipFill>
-                    <a:blip r:embed="rId43"/>
+                    <a:blip r:embed="rId41"/>
                     <a:stretch>
                       <a:fillRect/>
                     </a:stretch>
@@ -5183,7 +5889,7 @@
                     <pic:cNvPicPr/>
                   </pic:nvPicPr>
                   <pic:blipFill>
-                    <a:blip r:embed="rId44"/>
+                    <a:blip r:embed="rId42"/>
                     <a:stretch>
                       <a:fillRect/>
                     </a:stretch>
@@ -5224,7 +5930,7 @@
                     <pic:cNvPicPr/>
                   </pic:nvPicPr>
                   <pic:blipFill>
-                    <a:blip r:embed="rId45"/>
+                    <a:blip r:embed="rId43"/>
                     <a:stretch>
                       <a:fillRect/>
                     </a:stretch>
@@ -5263,7 +5969,7 @@
           <w:numId w:val="7"/>
         </w:numPr>
       </w:pPr>
-      <w:hyperlink r:id="rId46" w:history="1">
+      <w:hyperlink r:id="rId44" w:history="1">
         <w:r>
           <w:rPr>
             <w:rStyle w:val="Hipersaite"/>
@@ -5280,7 +5986,7 @@
           <w:numId w:val="7"/>
         </w:numPr>
       </w:pPr>
-      <w:hyperlink r:id="rId47" w:history="1">
+      <w:hyperlink r:id="rId45" w:history="1">
         <w:r>
           <w:rPr>
             <w:rStyle w:val="Hipersaite"/>
@@ -5297,7 +6003,7 @@
           <w:numId w:val="7"/>
         </w:numPr>
       </w:pPr>
-      <w:hyperlink r:id="rId48" w:history="1">
+      <w:hyperlink r:id="rId46" w:history="1">
         <w:r>
           <w:rPr>
             <w:rStyle w:val="Hipersaite"/>
@@ -5314,7 +6020,7 @@
           <w:numId w:val="7"/>
         </w:numPr>
       </w:pPr>
-      <w:hyperlink r:id="rId49" w:history="1">
+      <w:hyperlink r:id="rId47" w:history="1">
         <w:r>
           <w:rPr>
             <w:rStyle w:val="Hipersaite"/>
@@ -5331,7 +6037,7 @@
           <w:numId w:val="7"/>
         </w:numPr>
       </w:pPr>
-      <w:hyperlink r:id="rId50" w:history="1">
+      <w:hyperlink r:id="rId48" w:history="1">
         <w:r>
           <w:rPr>
             <w:rStyle w:val="Hipersaite"/>
@@ -5348,7 +6054,7 @@
           <w:numId w:val="7"/>
         </w:numPr>
       </w:pPr>
-      <w:hyperlink r:id="rId51" w:history="1">
+      <w:hyperlink r:id="rId49" w:history="1">
         <w:r>
           <w:rPr>
             <w:rStyle w:val="Hipersaite"/>
@@ -7108,6 +7814,95 @@
     </w:lvl>
   </w:abstractNum>
   <w:abstractNum w:abstractNumId="13" w15:restartNumberingAfterBreak="0">
+    <w:nsid w:val="4D254584"/>
+    <w:multiLevelType w:val="hybridMultilevel"/>
+    <w:tmpl w:val="4AFADE66"/>
+    <w:lvl w:ilvl="0" w:tplc="5A9462B6">
+      <w:start w:val="1"/>
+      <w:numFmt w:val="decimal"/>
+      <w:lvlText w:val="%1."/>
+      <w:lvlJc w:val="left"/>
+      <w:pPr>
+        <w:ind w:left="1211" w:hanging="360"/>
+      </w:pPr>
+      <w:rPr>
+        <w:rFonts w:hint="default"/>
+      </w:rPr>
+    </w:lvl>
+    <w:lvl w:ilvl="1" w:tplc="04260019" w:tentative="1">
+      <w:start w:val="1"/>
+      <w:numFmt w:val="lowerLetter"/>
+      <w:lvlText w:val="%2."/>
+      <w:lvlJc w:val="left"/>
+      <w:pPr>
+        <w:ind w:left="1931" w:hanging="360"/>
+      </w:pPr>
+    </w:lvl>
+    <w:lvl w:ilvl="2" w:tplc="0426001B" w:tentative="1">
+      <w:start w:val="1"/>
+      <w:numFmt w:val="lowerRoman"/>
+      <w:lvlText w:val="%3."/>
+      <w:lvlJc w:val="right"/>
+      <w:pPr>
+        <w:ind w:left="2651" w:hanging="180"/>
+      </w:pPr>
+    </w:lvl>
+    <w:lvl w:ilvl="3" w:tplc="0426000F" w:tentative="1">
+      <w:start w:val="1"/>
+      <w:numFmt w:val="decimal"/>
+      <w:lvlText w:val="%4."/>
+      <w:lvlJc w:val="left"/>
+      <w:pPr>
+        <w:ind w:left="3371" w:hanging="360"/>
+      </w:pPr>
+    </w:lvl>
+    <w:lvl w:ilvl="4" w:tplc="04260019" w:tentative="1">
+      <w:start w:val="1"/>
+      <w:numFmt w:val="lowerLetter"/>
+      <w:lvlText w:val="%5."/>
+      <w:lvlJc w:val="left"/>
+      <w:pPr>
+        <w:ind w:left="4091" w:hanging="360"/>
+      </w:pPr>
+    </w:lvl>
+    <w:lvl w:ilvl="5" w:tplc="0426001B" w:tentative="1">
+      <w:start w:val="1"/>
+      <w:numFmt w:val="lowerRoman"/>
+      <w:lvlText w:val="%6."/>
+      <w:lvlJc w:val="right"/>
+      <w:pPr>
+        <w:ind w:left="4811" w:hanging="180"/>
+      </w:pPr>
+    </w:lvl>
+    <w:lvl w:ilvl="6" w:tplc="0426000F" w:tentative="1">
+      <w:start w:val="1"/>
+      <w:numFmt w:val="decimal"/>
+      <w:lvlText w:val="%7."/>
+      <w:lvlJc w:val="left"/>
+      <w:pPr>
+        <w:ind w:left="5531" w:hanging="360"/>
+      </w:pPr>
+    </w:lvl>
+    <w:lvl w:ilvl="7" w:tplc="04260019" w:tentative="1">
+      <w:start w:val="1"/>
+      <w:numFmt w:val="lowerLetter"/>
+      <w:lvlText w:val="%8."/>
+      <w:lvlJc w:val="left"/>
+      <w:pPr>
+        <w:ind w:left="6251" w:hanging="360"/>
+      </w:pPr>
+    </w:lvl>
+    <w:lvl w:ilvl="8" w:tplc="0426001B" w:tentative="1">
+      <w:start w:val="1"/>
+      <w:numFmt w:val="lowerRoman"/>
+      <w:lvlText w:val="%9."/>
+      <w:lvlJc w:val="right"/>
+      <w:pPr>
+        <w:ind w:left="6971" w:hanging="180"/>
+      </w:pPr>
+    </w:lvl>
+  </w:abstractNum>
+  <w:abstractNum w:abstractNumId="14" w15:restartNumberingAfterBreak="0">
     <w:nsid w:val="4DA02E22"/>
     <w:multiLevelType w:val="multilevel"/>
     <w:tmpl w:val="63448038"/>
@@ -7230,7 +8025,7 @@
       </w:rPr>
     </w:lvl>
   </w:abstractNum>
-  <w:abstractNum w:abstractNumId="14" w15:restartNumberingAfterBreak="0">
+  <w:abstractNum w:abstractNumId="15" w15:restartNumberingAfterBreak="0">
     <w:nsid w:val="55A73A0D"/>
     <w:multiLevelType w:val="hybridMultilevel"/>
     <w:tmpl w:val="9F44889E"/>
@@ -7343,7 +8138,96 @@
       </w:rPr>
     </w:lvl>
   </w:abstractNum>
-  <w:abstractNum w:abstractNumId="15" w15:restartNumberingAfterBreak="0">
+  <w:abstractNum w:abstractNumId="16" w15:restartNumberingAfterBreak="0">
+    <w:nsid w:val="56D90EE5"/>
+    <w:multiLevelType w:val="hybridMultilevel"/>
+    <w:tmpl w:val="36608C4E"/>
+    <w:lvl w:ilvl="0" w:tplc="7B168D7C">
+      <w:start w:val="1"/>
+      <w:numFmt w:val="decimal"/>
+      <w:lvlText w:val="%1."/>
+      <w:lvlJc w:val="left"/>
+      <w:pPr>
+        <w:ind w:left="1211" w:hanging="360"/>
+      </w:pPr>
+      <w:rPr>
+        <w:rFonts w:hint="default"/>
+      </w:rPr>
+    </w:lvl>
+    <w:lvl w:ilvl="1" w:tplc="04260019" w:tentative="1">
+      <w:start w:val="1"/>
+      <w:numFmt w:val="lowerLetter"/>
+      <w:lvlText w:val="%2."/>
+      <w:lvlJc w:val="left"/>
+      <w:pPr>
+        <w:ind w:left="1931" w:hanging="360"/>
+      </w:pPr>
+    </w:lvl>
+    <w:lvl w:ilvl="2" w:tplc="0426001B" w:tentative="1">
+      <w:start w:val="1"/>
+      <w:numFmt w:val="lowerRoman"/>
+      <w:lvlText w:val="%3."/>
+      <w:lvlJc w:val="right"/>
+      <w:pPr>
+        <w:ind w:left="2651" w:hanging="180"/>
+      </w:pPr>
+    </w:lvl>
+    <w:lvl w:ilvl="3" w:tplc="0426000F" w:tentative="1">
+      <w:start w:val="1"/>
+      <w:numFmt w:val="decimal"/>
+      <w:lvlText w:val="%4."/>
+      <w:lvlJc w:val="left"/>
+      <w:pPr>
+        <w:ind w:left="3371" w:hanging="360"/>
+      </w:pPr>
+    </w:lvl>
+    <w:lvl w:ilvl="4" w:tplc="04260019" w:tentative="1">
+      <w:start w:val="1"/>
+      <w:numFmt w:val="lowerLetter"/>
+      <w:lvlText w:val="%5."/>
+      <w:lvlJc w:val="left"/>
+      <w:pPr>
+        <w:ind w:left="4091" w:hanging="360"/>
+      </w:pPr>
+    </w:lvl>
+    <w:lvl w:ilvl="5" w:tplc="0426001B" w:tentative="1">
+      <w:start w:val="1"/>
+      <w:numFmt w:val="lowerRoman"/>
+      <w:lvlText w:val="%6."/>
+      <w:lvlJc w:val="right"/>
+      <w:pPr>
+        <w:ind w:left="4811" w:hanging="180"/>
+      </w:pPr>
+    </w:lvl>
+    <w:lvl w:ilvl="6" w:tplc="0426000F" w:tentative="1">
+      <w:start w:val="1"/>
+      <w:numFmt w:val="decimal"/>
+      <w:lvlText w:val="%7."/>
+      <w:lvlJc w:val="left"/>
+      <w:pPr>
+        <w:ind w:left="5531" w:hanging="360"/>
+      </w:pPr>
+    </w:lvl>
+    <w:lvl w:ilvl="7" w:tplc="04260019" w:tentative="1">
+      <w:start w:val="1"/>
+      <w:numFmt w:val="lowerLetter"/>
+      <w:lvlText w:val="%8."/>
+      <w:lvlJc w:val="left"/>
+      <w:pPr>
+        <w:ind w:left="6251" w:hanging="360"/>
+      </w:pPr>
+    </w:lvl>
+    <w:lvl w:ilvl="8" w:tplc="0426001B" w:tentative="1">
+      <w:start w:val="1"/>
+      <w:numFmt w:val="lowerRoman"/>
+      <w:lvlText w:val="%9."/>
+      <w:lvlJc w:val="right"/>
+      <w:pPr>
+        <w:ind w:left="6971" w:hanging="180"/>
+      </w:pPr>
+    </w:lvl>
+  </w:abstractNum>
+  <w:abstractNum w:abstractNumId="17" w15:restartNumberingAfterBreak="0">
     <w:nsid w:val="5C126DE8"/>
     <w:multiLevelType w:val="hybridMultilevel"/>
     <w:tmpl w:val="73B8D2AA"/>
@@ -7432,7 +8316,7 @@
       </w:pPr>
     </w:lvl>
   </w:abstractNum>
-  <w:abstractNum w:abstractNumId="16" w15:restartNumberingAfterBreak="0">
+  <w:abstractNum w:abstractNumId="18" w15:restartNumberingAfterBreak="0">
     <w:nsid w:val="5FC56307"/>
     <w:multiLevelType w:val="hybridMultilevel"/>
     <w:tmpl w:val="E546696E"/>
@@ -7545,7 +8429,7 @@
       </w:rPr>
     </w:lvl>
   </w:abstractNum>
-  <w:abstractNum w:abstractNumId="17" w15:restartNumberingAfterBreak="0">
+  <w:abstractNum w:abstractNumId="19" w15:restartNumberingAfterBreak="0">
     <w:nsid w:val="60073447"/>
     <w:multiLevelType w:val="hybridMultilevel"/>
     <w:tmpl w:val="A97C832E"/>
@@ -7658,7 +8542,7 @@
       </w:rPr>
     </w:lvl>
   </w:abstractNum>
-  <w:abstractNum w:abstractNumId="18" w15:restartNumberingAfterBreak="0">
+  <w:abstractNum w:abstractNumId="20" w15:restartNumberingAfterBreak="0">
     <w:nsid w:val="620E0858"/>
     <w:multiLevelType w:val="hybridMultilevel"/>
     <w:tmpl w:val="84EE2042"/>
@@ -7771,7 +8655,7 @@
       </w:rPr>
     </w:lvl>
   </w:abstractNum>
-  <w:abstractNum w:abstractNumId="19" w15:restartNumberingAfterBreak="0">
+  <w:abstractNum w:abstractNumId="21" w15:restartNumberingAfterBreak="0">
     <w:nsid w:val="64C104DA"/>
     <w:multiLevelType w:val="hybridMultilevel"/>
     <w:tmpl w:val="FE3CC84A"/>
@@ -7860,7 +8744,7 @@
       </w:pPr>
     </w:lvl>
   </w:abstractNum>
-  <w:abstractNum w:abstractNumId="20" w15:restartNumberingAfterBreak="0">
+  <w:abstractNum w:abstractNumId="22" w15:restartNumberingAfterBreak="0">
     <w:nsid w:val="7671100B"/>
     <w:multiLevelType w:val="hybridMultilevel"/>
     <w:tmpl w:val="3CA86F7A"/>
@@ -7973,7 +8857,7 @@
       </w:rPr>
     </w:lvl>
   </w:abstractNum>
-  <w:abstractNum w:abstractNumId="21" w15:restartNumberingAfterBreak="0">
+  <w:abstractNum w:abstractNumId="23" w15:restartNumberingAfterBreak="0">
     <w:nsid w:val="7DA15C90"/>
     <w:multiLevelType w:val="hybridMultilevel"/>
     <w:tmpl w:val="A394EC8E"/>
@@ -8086,7 +8970,7 @@
       </w:rPr>
     </w:lvl>
   </w:abstractNum>
-  <w:abstractNum w:abstractNumId="22" w15:restartNumberingAfterBreak="0">
+  <w:abstractNum w:abstractNumId="24" w15:restartNumberingAfterBreak="0">
     <w:nsid w:val="7F4B30EF"/>
     <w:multiLevelType w:val="multilevel"/>
     <w:tmpl w:val="D7347CA6"/>
@@ -8208,25 +9092,25 @@
     <w:abstractNumId w:val="11"/>
   </w:num>
   <w:num w:numId="3" w16cid:durableId="1702394171">
-    <w:abstractNumId w:val="17"/>
+    <w:abstractNumId w:val="19"/>
   </w:num>
   <w:num w:numId="4" w16cid:durableId="1897357645">
-    <w:abstractNumId w:val="18"/>
+    <w:abstractNumId w:val="20"/>
   </w:num>
   <w:num w:numId="5" w16cid:durableId="1814104412">
-    <w:abstractNumId w:val="14"/>
+    <w:abstractNumId w:val="15"/>
   </w:num>
   <w:num w:numId="6" w16cid:durableId="1664700463">
     <w:abstractNumId w:val="6"/>
   </w:num>
   <w:num w:numId="7" w16cid:durableId="1722317935">
-    <w:abstractNumId w:val="19"/>
+    <w:abstractNumId w:val="21"/>
   </w:num>
   <w:num w:numId="8" w16cid:durableId="32002102">
-    <w:abstractNumId w:val="13"/>
+    <w:abstractNumId w:val="14"/>
   </w:num>
   <w:num w:numId="9" w16cid:durableId="1547060190">
-    <w:abstractNumId w:val="21"/>
+    <w:abstractNumId w:val="23"/>
   </w:num>
   <w:num w:numId="10" w16cid:durableId="956330550">
     <w:abstractNumId w:val="2"/>
@@ -8238,7 +9122,7 @@
     <w:abstractNumId w:val="8"/>
   </w:num>
   <w:num w:numId="13" w16cid:durableId="322003129">
-    <w:abstractNumId w:val="16"/>
+    <w:abstractNumId w:val="18"/>
   </w:num>
   <w:num w:numId="14" w16cid:durableId="379786295">
     <w:abstractNumId w:val="9"/>
@@ -8247,7 +9131,7 @@
     <w:abstractNumId w:val="4"/>
   </w:num>
   <w:num w:numId="16" w16cid:durableId="157962194">
-    <w:abstractNumId w:val="15"/>
+    <w:abstractNumId w:val="17"/>
   </w:num>
   <w:num w:numId="17" w16cid:durableId="1180656241">
     <w:abstractNumId w:val="10"/>
@@ -8265,10 +9149,16 @@
     <w:abstractNumId w:val="0"/>
   </w:num>
   <w:num w:numId="22" w16cid:durableId="1265916965">
+    <w:abstractNumId w:val="24"/>
+  </w:num>
+  <w:num w:numId="23" w16cid:durableId="1993094433">
     <w:abstractNumId w:val="22"/>
   </w:num>
-  <w:num w:numId="23" w16cid:durableId="1993094433">
-    <w:abstractNumId w:val="20"/>
+  <w:num w:numId="24" w16cid:durableId="622003524">
+    <w:abstractNumId w:val="16"/>
+  </w:num>
+  <w:num w:numId="25" w16cid:durableId="805510903">
+    <w:abstractNumId w:val="13"/>
   </w:num>
 </w:numbering>
 </file>
@@ -8681,7 +9571,7 @@
   <w:style w:type="paragraph" w:default="1" w:styleId="Parasts">
     <w:name w:val="Normal"/>
     <w:qFormat/>
-    <w:rsid w:val="007D3C43"/>
+    <w:rsid w:val="00583378"/>
     <w:pPr>
       <w:spacing w:after="0"/>
       <w:ind w:firstLine="851"/>
@@ -9511,6 +10401,20 @@
       <w:szCs w:val="20"/>
     </w:rPr>
   </w:style>
+  <w:style w:type="paragraph" w:styleId="Bezatstarpm">
+    <w:name w:val="No Spacing"/>
+    <w:uiPriority w:val="1"/>
+    <w:qFormat/>
+    <w:rsid w:val="001E5AE0"/>
+    <w:pPr>
+      <w:spacing w:after="0" w:line="240" w:lineRule="auto"/>
+      <w:ind w:firstLine="851"/>
+      <w:jc w:val="both"/>
+    </w:pPr>
+    <w:rPr>
+      <w:rFonts w:ascii="Times New Roman" w:hAnsi="Times New Roman"/>
+    </w:rPr>
+  </w:style>
 </w:styles>
 </file>
 
@@ -9830,93 +10734,123 @@
 </file>
 
 <file path=customXml/item1.xml><?xml version="1.0" encoding="utf-8"?>
-<b:Sources xmlns:b="http://schemas.openxmlformats.org/officeDocument/2006/bibliography" xmlns="http://schemas.openxmlformats.org/officeDocument/2006/bibliography" SelectedStyle="\APASixthEditionOfficeOnline.xsl" StyleName="APA" Version="6">
+<b:Sources xmlns:b="http://schemas.openxmlformats.org/officeDocument/2006/bibliography" xmlns="http://schemas.openxmlformats.org/officeDocument/2006/bibliography" SelectedStyle="\CHICAGO.XSL" StyleName="Chicago" Version="15">
+  <b:Source>
+    <b:Tag>tai</b:Tag>
+    <b:SourceType>InternetSite</b:SourceType>
+    <b:Guid>{B44E59CB-B0B5-407D-9BAF-15104F6505D3}</b:Guid>
+    <b:Title>CSS</b:Title>
+    <b:URL>https://tailwindcss.com/</b:URL>
+    <b:YearAccessed>2026</b:YearAccessed>
+    <b:MonthAccessed>janvāris</b:MonthAccessed>
+    <b:DayAccessed>25</b:DayAccessed>
+    <b:RefOrder>1</b:RefOrder>
+  </b:Source>
+  <b:Source>
+    <b:Tag>DBB</b:Tag>
+    <b:SourceType>InternetSite</b:SourceType>
+    <b:Guid>{BBDF34FC-4565-40E4-89E9-3A54021F8159}</b:Guid>
+    <b:Title>DB Browser</b:Title>
+    <b:URL>https://sqlitebrowser.org/</b:URL>
+    <b:YearAccessed>2025</b:YearAccessed>
+    <b:MonthAccessed>novembris</b:MonthAccessed>
+    <b:DayAccessed>15</b:DayAccessed>
+    <b:RefOrder>2</b:RefOrder>
+  </b:Source>
   <b:Source>
     <b:Tag>Vie25</b:Tag>
     <b:SourceType>InternetSite</b:SourceType>
-    <b:Guid>{614B3590-50CE-4A00-8311-6BC155CB3DCF}</b:Guid>
+    <b:Guid>{25CF17D8-10AF-4A18-9BD9-DFBFCCA18A8E}</b:Guid>
     <b:Title>HTML</b:Title>
     <b:InternetSiteTitle>W3Schools</b:InternetSiteTitle>
     <b:URL>https://www.w3schools.com/html</b:URL>
-    <b:RefOrder>1</b:RefOrder>
+    <b:YearAccessed>2025</b:YearAccessed>
+    <b:MonthAccessed>oktobris</b:MonthAccessed>
+    <b:DayAccessed>27</b:DayAccessed>
+    <b:RefOrder>3</b:RefOrder>
+  </b:Source>
+  <b:Source>
+    <b:Tag>Jav</b:Tag>
+    <b:SourceType>InternetSite</b:SourceType>
+    <b:Guid>{821F6CC0-7573-43FF-A27C-C7B24280191B}</b:Guid>
+    <b:Title>JavaScript</b:Title>
+    <b:URL>https://calendarjs.com/</b:URL>
+    <b:YearAccessed>2026</b:YearAccessed>
+    <b:MonthAccessed>februāris</b:MonthAccessed>
+    <b:DayAccessed>7</b:DayAccessed>
+    <b:RefOrder>4</b:RefOrder>
   </b:Source>
   <b:Source>
     <b:Tag>W3S</b:Tag>
     <b:SourceType>InternetSite</b:SourceType>
-    <b:Guid>{D8FA8E6D-E653-4854-AD36-643F8C11FED2}</b:Guid>
+    <b:Guid>{74BD097B-0741-4ABB-B540-50438899B532}</b:Guid>
     <b:Title>Python</b:Title>
     <b:URL>https://www.w3schools.com/python</b:URL>
-    <b:RefOrder>2</b:RefOrder>
-  </b:Source>
-  <b:Source>
-    <b:Tag>tai</b:Tag>
-    <b:SourceType>InternetSite</b:SourceType>
-    <b:Guid>{813EAAF9-3292-4C9F-8428-35634B3FBB6B}</b:Guid>
-    <b:Title>CSS</b:Title>
-    <b:URL>https://tailwindcss.com/</b:URL>
-    <b:RefOrder>3</b:RefOrder>
+    <b:YearAccessed>2026</b:YearAccessed>
+    <b:MonthAccessed>janvāris</b:MonthAccessed>
+    <b:DayAccessed>6</b:DayAccessed>
+    <b:RefOrder>5</b:RefOrder>
   </b:Source>
   <b:Source>
     <b:Tag>Pyt</b:Tag>
     <b:SourceType>InternetSite</b:SourceType>
-    <b:Guid>{EE337753-044D-493B-88DD-C77B2A693600}</b:Guid>
+    <b:Guid>{B44C3365-D555-4D93-9758-5B78991B5D6C}</b:Guid>
     <b:Title>Python Flask</b:Title>
     <b:URL>https://www.geeksforgeeks.org/python/flask-tutorial/</b:URL>
-    <b:RefOrder>4</b:RefOrder>
+    <b:YearAccessed>2026</b:YearAccessed>
+    <b:MonthAccessed>februāris</b:MonthAccessed>
+    <b:DayAccessed>7</b:DayAccessed>
+    <b:RefOrder>6</b:RefOrder>
+  </b:Source>
+  <b:Source>
+    <b:Tag>Pro</b:Tag>
+    <b:SourceType>InternetSite</b:SourceType>
+    <b:Guid>{F1D3B606-E8E8-43DE-97CD-EE422434CC40}</b:Guid>
+    <b:Title>Projekta plānošanas izstrāde</b:Title>
+    <b:URL>https://www.startdesign.lv/</b:URL>
+    <b:YearAccessed>2025</b:YearAccessed>
+    <b:MonthAccessed>novembris</b:MonthAccessed>
+    <b:DayAccessed>28</b:DayAccessed>
+    <b:RefOrder>7</b:RefOrder>
   </b:Source>
   <b:Source>
     <b:Tag>SQL</b:Tag>
     <b:SourceType>InternetSite</b:SourceType>
-    <b:Guid>{82E15AEA-D618-4668-9558-EB4391A57440}</b:Guid>
+    <b:Guid>{0E72DA79-65F9-4603-8D71-340F1D2F2670}</b:Guid>
     <b:Title>SQL</b:Title>
     <b:URL>https://www.w3schools.com/sql/</b:URL>
-    <b:RefOrder>5</b:RefOrder>
+    <b:YearAccessed>2025</b:YearAccessed>
+    <b:MonthAccessed>decembris</b:MonthAccessed>
+    <b:DayAccessed>13</b:DayAccessed>
+    <b:RefOrder>8</b:RefOrder>
   </b:Source>
   <b:Source>
     <b:Tag>SQL1</b:Tag>
     <b:SourceType>InternetSite</b:SourceType>
-    <b:Guid>{93D0DCBA-9A1F-4EFC-9689-44EE65F363A2}</b:Guid>
+    <b:Guid>{E9BBF850-418C-413B-9C7B-78893AD87F4A}</b:Guid>
     <b:Title>SQLAlchemy</b:Title>
     <b:URL>https://www.geeksforgeeks.org/python/sqlalchemy-tutorial-in-python/</b:URL>
-    <b:RefOrder>6</b:RefOrder>
-  </b:Source>
-  <b:Source>
-    <b:Tag>Jav</b:Tag>
-    <b:SourceType>InternetSite</b:SourceType>
-    <b:Guid>{8BCAE988-AE83-47F1-8F9E-3C84AB75CF26}</b:Guid>
-    <b:Title>JavaScript</b:Title>
-    <b:URL>https://calendarjs.com/</b:URL>
-    <b:RefOrder>7</b:RefOrder>
-  </b:Source>
-  <b:Source>
-    <b:Tag>DBB</b:Tag>
-    <b:SourceType>InternetSite</b:SourceType>
-    <b:Guid>{5BB81A72-C464-4B52-AF08-E7DF05BE1E6E}</b:Guid>
-    <b:Title>DB Browser</b:Title>
-    <b:URL>https://sqlitebrowser.org/</b:URL>
-    <b:RefOrder>8</b:RefOrder>
-  </b:Source>
-  <b:Source>
-    <b:Tag>Pro</b:Tag>
-    <b:SourceType>InternetSite</b:SourceType>
-    <b:Guid>{6F60CEE5-01EA-4DC3-AD4C-B8D34B1FC9F7}</b:Guid>
-    <b:Title>Projekta plānošanas izstrāde</b:Title>
-    <b:URL>https://www.startdesign.lv/</b:URL>
+    <b:YearAccessed>2026</b:YearAccessed>
+    <b:MonthAccessed>aprīlis</b:MonthAccessed>
+    <b:DayAccessed>1</b:DayAccessed>
     <b:RefOrder>9</b:RefOrder>
   </b:Source>
   <b:Source>
     <b:Tag>Wer</b:Tag>
     <b:SourceType>InternetSite</b:SourceType>
-    <b:Guid>{20DCD6D2-0EE6-458F-AD4F-C40E0DBAD5B4}</b:Guid>
+    <b:Guid>{13BA56C1-D524-4C30-8E20-AF585B3AE3D0}</b:Guid>
     <b:Title>Werkzeug</b:Title>
     <b:URL>https://www.geeksforgeeks.org/python/convert-immutablemultidict-with-duplicate-keys-to-list-of-lists-in-python/</b:URL>
+    <b:YearAccessed>2026</b:YearAccessed>
+    <b:MonthAccessed>februāris</b:MonthAccessed>
+    <b:DayAccessed>11</b:DayAccessed>
     <b:RefOrder>10</b:RefOrder>
   </b:Source>
 </b:Sources>
 </file>
 
 <file path=customXml/itemProps1.xml><?xml version="1.0" encoding="utf-8"?>
-<ds:datastoreItem xmlns:ds="http://schemas.openxmlformats.org/officeDocument/2006/customXml" ds:itemID="{807F3E7E-C2CD-4D45-8EE2-233A0EF548ED}">
+<ds:datastoreItem xmlns:ds="http://schemas.openxmlformats.org/officeDocument/2006/customXml" ds:itemID="{2D461D2D-99EC-4CA4-85F4-704AAAD7B6D8}">
   <ds:schemaRefs>
     <ds:schemaRef ds:uri="http://schemas.openxmlformats.org/officeDocument/2006/bibliography"/>
   </ds:schemaRefs>

--- a/Projekta_darba_sagatave.docx
+++ b/Projekta_darba_sagatave.docx
@@ -104,7 +104,6 @@
             </w:tabs>
             <w:rPr>
               <w:rFonts w:asciiTheme="minorHAnsi" w:eastAsiaTheme="minorEastAsia" w:hAnsiTheme="minorHAnsi"/>
-              <w:noProof/>
               <w:lang w:eastAsia="lv-LV"/>
             </w:rPr>
           </w:pPr>
@@ -121,54 +120,46 @@
             <w:r>
               <w:rPr>
                 <w:rStyle w:val="Hipersaite"/>
-                <w:noProof/>
               </w:rPr>
               <w:t>Ievads</w:t>
             </w:r>
             <w:r>
               <w:rPr>
-                <w:noProof/>
                 <w:webHidden/>
               </w:rPr>
               <w:tab/>
             </w:r>
             <w:r>
               <w:rPr>
-                <w:noProof/>
                 <w:webHidden/>
               </w:rPr>
               <w:fldChar w:fldCharType="begin"/>
             </w:r>
             <w:r>
               <w:rPr>
-                <w:noProof/>
                 <w:webHidden/>
               </w:rPr>
               <w:instrText xml:space="preserve"> PAGEREF _Toc226901426 \h </w:instrText>
             </w:r>
             <w:r>
               <w:rPr>
-                <w:noProof/>
                 <w:webHidden/>
               </w:rPr>
             </w:r>
             <w:r>
               <w:rPr>
-                <w:noProof/>
                 <w:webHidden/>
               </w:rPr>
               <w:fldChar w:fldCharType="separate"/>
             </w:r>
             <w:r>
               <w:rPr>
-                <w:noProof/>
                 <w:webHidden/>
               </w:rPr>
               <w:t>3</w:t>
             </w:r>
             <w:r>
               <w:rPr>
-                <w:noProof/>
                 <w:webHidden/>
               </w:rPr>
               <w:fldChar w:fldCharType="end"/>
@@ -183,7 +174,6 @@
             </w:tabs>
             <w:rPr>
               <w:rFonts w:asciiTheme="minorHAnsi" w:eastAsiaTheme="minorEastAsia" w:hAnsiTheme="minorHAnsi"/>
-              <w:noProof/>
               <w:lang w:eastAsia="lv-LV"/>
             </w:rPr>
           </w:pPr>
@@ -191,54 +181,46 @@
             <w:r>
               <w:rPr>
                 <w:rStyle w:val="Hipersaite"/>
-                <w:noProof/>
               </w:rPr>
               <w:t>Jēdzienu skaidrojums</w:t>
             </w:r>
             <w:r>
               <w:rPr>
-                <w:noProof/>
                 <w:webHidden/>
               </w:rPr>
               <w:tab/>
             </w:r>
             <w:r>
               <w:rPr>
-                <w:noProof/>
                 <w:webHidden/>
               </w:rPr>
               <w:fldChar w:fldCharType="begin"/>
             </w:r>
             <w:r>
               <w:rPr>
-                <w:noProof/>
                 <w:webHidden/>
               </w:rPr>
               <w:instrText xml:space="preserve"> PAGEREF _Toc226901427 \h </w:instrText>
             </w:r>
             <w:r>
               <w:rPr>
-                <w:noProof/>
                 <w:webHidden/>
               </w:rPr>
             </w:r>
             <w:r>
               <w:rPr>
-                <w:noProof/>
                 <w:webHidden/>
               </w:rPr>
               <w:fldChar w:fldCharType="separate"/>
             </w:r>
             <w:r>
               <w:rPr>
-                <w:noProof/>
                 <w:webHidden/>
               </w:rPr>
               <w:t>3</w:t>
             </w:r>
             <w:r>
               <w:rPr>
-                <w:noProof/>
                 <w:webHidden/>
               </w:rPr>
               <w:fldChar w:fldCharType="end"/>
@@ -254,7 +236,6 @@
             </w:tabs>
             <w:rPr>
               <w:rFonts w:asciiTheme="minorHAnsi" w:eastAsiaTheme="minorEastAsia" w:hAnsiTheme="minorHAnsi"/>
-              <w:noProof/>
               <w:lang w:eastAsia="lv-LV"/>
             </w:rPr>
           </w:pPr>
@@ -262,14 +243,12 @@
             <w:r>
               <w:rPr>
                 <w:rStyle w:val="Hipersaite"/>
-                <w:noProof/>
               </w:rPr>
               <w:t>1.</w:t>
             </w:r>
             <w:r>
               <w:rPr>
                 <w:rFonts w:asciiTheme="minorHAnsi" w:eastAsiaTheme="minorEastAsia" w:hAnsiTheme="minorHAnsi"/>
-                <w:noProof/>
                 <w:lang w:eastAsia="lv-LV"/>
               </w:rPr>
               <w:tab/>
@@ -277,54 +256,46 @@
             <w:r>
               <w:rPr>
                 <w:rStyle w:val="Hipersaite"/>
-                <w:noProof/>
               </w:rPr>
               <w:t>Pētāmā problēma</w:t>
             </w:r>
             <w:r>
               <w:rPr>
-                <w:noProof/>
                 <w:webHidden/>
               </w:rPr>
               <w:tab/>
             </w:r>
             <w:r>
               <w:rPr>
-                <w:noProof/>
                 <w:webHidden/>
               </w:rPr>
               <w:fldChar w:fldCharType="begin"/>
             </w:r>
             <w:r>
               <w:rPr>
-                <w:noProof/>
                 <w:webHidden/>
               </w:rPr>
               <w:instrText xml:space="preserve"> PAGEREF _Toc226901428 \h </w:instrText>
             </w:r>
             <w:r>
               <w:rPr>
-                <w:noProof/>
                 <w:webHidden/>
               </w:rPr>
             </w:r>
             <w:r>
               <w:rPr>
-                <w:noProof/>
                 <w:webHidden/>
               </w:rPr>
               <w:fldChar w:fldCharType="separate"/>
             </w:r>
             <w:r>
               <w:rPr>
-                <w:noProof/>
                 <w:webHidden/>
               </w:rPr>
               <w:t>4</w:t>
             </w:r>
             <w:r>
               <w:rPr>
-                <w:noProof/>
                 <w:webHidden/>
               </w:rPr>
               <w:fldChar w:fldCharType="end"/>
@@ -340,7 +311,6 @@
             </w:tabs>
             <w:rPr>
               <w:rFonts w:asciiTheme="minorHAnsi" w:eastAsiaTheme="minorEastAsia" w:hAnsiTheme="minorHAnsi"/>
-              <w:noProof/>
               <w:lang w:eastAsia="lv-LV"/>
             </w:rPr>
           </w:pPr>
@@ -348,14 +318,12 @@
             <w:r>
               <w:rPr>
                 <w:rStyle w:val="Hipersaite"/>
-                <w:noProof/>
               </w:rPr>
               <w:t>2.</w:t>
             </w:r>
             <w:r>
               <w:rPr>
                 <w:rFonts w:asciiTheme="minorHAnsi" w:eastAsiaTheme="minorEastAsia" w:hAnsiTheme="minorHAnsi"/>
-                <w:noProof/>
                 <w:lang w:eastAsia="lv-LV"/>
               </w:rPr>
               <w:tab/>
@@ -363,54 +331,46 @@
             <w:r>
               <w:rPr>
                 <w:rStyle w:val="Hipersaite"/>
-                <w:noProof/>
               </w:rPr>
               <w:t>Programatūras prasību specifikācija</w:t>
             </w:r>
             <w:r>
               <w:rPr>
-                <w:noProof/>
                 <w:webHidden/>
               </w:rPr>
               <w:tab/>
             </w:r>
             <w:r>
               <w:rPr>
-                <w:noProof/>
                 <w:webHidden/>
               </w:rPr>
               <w:fldChar w:fldCharType="begin"/>
             </w:r>
             <w:r>
               <w:rPr>
-                <w:noProof/>
                 <w:webHidden/>
               </w:rPr>
               <w:instrText xml:space="preserve"> PAGEREF _Toc226901429 \h </w:instrText>
             </w:r>
             <w:r>
               <w:rPr>
-                <w:noProof/>
                 <w:webHidden/>
               </w:rPr>
             </w:r>
             <w:r>
               <w:rPr>
-                <w:noProof/>
                 <w:webHidden/>
               </w:rPr>
               <w:fldChar w:fldCharType="separate"/>
             </w:r>
             <w:r>
               <w:rPr>
-                <w:noProof/>
                 <w:webHidden/>
               </w:rPr>
               <w:t>5</w:t>
             </w:r>
             <w:r>
               <w:rPr>
-                <w:noProof/>
                 <w:webHidden/>
               </w:rPr>
               <w:fldChar w:fldCharType="end"/>
@@ -426,7 +386,6 @@
             </w:tabs>
             <w:rPr>
               <w:rFonts w:asciiTheme="minorHAnsi" w:eastAsiaTheme="minorEastAsia" w:hAnsiTheme="minorHAnsi"/>
-              <w:noProof/>
               <w:lang w:eastAsia="lv-LV"/>
             </w:rPr>
           </w:pPr>
@@ -434,14 +393,12 @@
             <w:r>
               <w:rPr>
                 <w:rStyle w:val="Hipersaite"/>
-                <w:noProof/>
               </w:rPr>
               <w:t>3.</w:t>
             </w:r>
             <w:r>
               <w:rPr>
                 <w:rFonts w:asciiTheme="minorHAnsi" w:eastAsiaTheme="minorEastAsia" w:hAnsiTheme="minorHAnsi"/>
-                <w:noProof/>
                 <w:lang w:eastAsia="lv-LV"/>
               </w:rPr>
               <w:tab/>
@@ -449,54 +406,46 @@
             <w:r>
               <w:rPr>
                 <w:rStyle w:val="Hipersaite"/>
-                <w:noProof/>
               </w:rPr>
               <w:t>Programmatūras izstrādes plāns</w:t>
             </w:r>
             <w:r>
               <w:rPr>
-                <w:noProof/>
                 <w:webHidden/>
               </w:rPr>
               <w:tab/>
             </w:r>
             <w:r>
               <w:rPr>
-                <w:noProof/>
                 <w:webHidden/>
               </w:rPr>
               <w:fldChar w:fldCharType="begin"/>
             </w:r>
             <w:r>
               <w:rPr>
-                <w:noProof/>
                 <w:webHidden/>
               </w:rPr>
               <w:instrText xml:space="preserve"> PAGEREF _Toc226901430 \h </w:instrText>
             </w:r>
             <w:r>
               <w:rPr>
-                <w:noProof/>
                 <w:webHidden/>
               </w:rPr>
             </w:r>
             <w:r>
               <w:rPr>
-                <w:noProof/>
                 <w:webHidden/>
               </w:rPr>
               <w:fldChar w:fldCharType="separate"/>
             </w:r>
             <w:r>
               <w:rPr>
-                <w:noProof/>
                 <w:webHidden/>
               </w:rPr>
               <w:t>6</w:t>
             </w:r>
             <w:r>
               <w:rPr>
-                <w:noProof/>
                 <w:webHidden/>
               </w:rPr>
               <w:fldChar w:fldCharType="end"/>
@@ -512,7 +461,6 @@
             </w:tabs>
             <w:rPr>
               <w:rFonts w:asciiTheme="minorHAnsi" w:eastAsiaTheme="minorEastAsia" w:hAnsiTheme="minorHAnsi"/>
-              <w:noProof/>
               <w:lang w:eastAsia="lv-LV"/>
             </w:rPr>
           </w:pPr>
@@ -520,14 +468,12 @@
             <w:r>
               <w:rPr>
                 <w:rStyle w:val="Hipersaite"/>
-                <w:noProof/>
               </w:rPr>
               <w:t>4.</w:t>
             </w:r>
             <w:r>
               <w:rPr>
                 <w:rFonts w:asciiTheme="minorHAnsi" w:eastAsiaTheme="minorEastAsia" w:hAnsiTheme="minorHAnsi"/>
-                <w:noProof/>
                 <w:lang w:eastAsia="lv-LV"/>
               </w:rPr>
               <w:tab/>
@@ -535,54 +481,46 @@
             <w:r>
               <w:rPr>
                 <w:rStyle w:val="Hipersaite"/>
-                <w:noProof/>
               </w:rPr>
               <w:t>Atkļūdošana un vienībtestēšana</w:t>
             </w:r>
             <w:r>
               <w:rPr>
-                <w:noProof/>
                 <w:webHidden/>
               </w:rPr>
               <w:tab/>
             </w:r>
             <w:r>
               <w:rPr>
-                <w:noProof/>
                 <w:webHidden/>
               </w:rPr>
               <w:fldChar w:fldCharType="begin"/>
             </w:r>
             <w:r>
               <w:rPr>
-                <w:noProof/>
                 <w:webHidden/>
               </w:rPr>
               <w:instrText xml:space="preserve"> PAGEREF _Toc226901431 \h </w:instrText>
             </w:r>
             <w:r>
               <w:rPr>
-                <w:noProof/>
                 <w:webHidden/>
               </w:rPr>
             </w:r>
             <w:r>
               <w:rPr>
-                <w:noProof/>
                 <w:webHidden/>
               </w:rPr>
               <w:fldChar w:fldCharType="separate"/>
             </w:r>
             <w:r>
               <w:rPr>
-                <w:noProof/>
                 <w:webHidden/>
               </w:rPr>
               <w:t>7</w:t>
             </w:r>
             <w:r>
               <w:rPr>
-                <w:noProof/>
                 <w:webHidden/>
               </w:rPr>
               <w:fldChar w:fldCharType="end"/>
@@ -598,7 +536,6 @@
             </w:tabs>
             <w:rPr>
               <w:rFonts w:asciiTheme="minorHAnsi" w:eastAsiaTheme="minorEastAsia" w:hAnsiTheme="minorHAnsi"/>
-              <w:noProof/>
               <w:lang w:eastAsia="lv-LV"/>
             </w:rPr>
           </w:pPr>
@@ -606,14 +543,12 @@
             <w:r>
               <w:rPr>
                 <w:rStyle w:val="Hipersaite"/>
-                <w:noProof/>
               </w:rPr>
               <w:t>5.</w:t>
             </w:r>
             <w:r>
               <w:rPr>
                 <w:rFonts w:asciiTheme="minorHAnsi" w:eastAsiaTheme="minorEastAsia" w:hAnsiTheme="minorHAnsi"/>
-                <w:noProof/>
                 <w:lang w:eastAsia="lv-LV"/>
               </w:rPr>
               <w:tab/>
@@ -621,54 +556,46 @@
             <w:r>
               <w:rPr>
                 <w:rStyle w:val="Hipersaite"/>
-                <w:noProof/>
               </w:rPr>
               <w:t>Lietotāja ceļvedis</w:t>
             </w:r>
             <w:r>
               <w:rPr>
-                <w:noProof/>
                 <w:webHidden/>
               </w:rPr>
               <w:tab/>
             </w:r>
             <w:r>
               <w:rPr>
-                <w:noProof/>
                 <w:webHidden/>
               </w:rPr>
               <w:fldChar w:fldCharType="begin"/>
             </w:r>
             <w:r>
               <w:rPr>
-                <w:noProof/>
                 <w:webHidden/>
               </w:rPr>
               <w:instrText xml:space="preserve"> PAGEREF _Toc226901432 \h </w:instrText>
             </w:r>
             <w:r>
               <w:rPr>
-                <w:noProof/>
                 <w:webHidden/>
               </w:rPr>
             </w:r>
             <w:r>
               <w:rPr>
-                <w:noProof/>
                 <w:webHidden/>
               </w:rPr>
               <w:fldChar w:fldCharType="separate"/>
             </w:r>
             <w:r>
               <w:rPr>
-                <w:noProof/>
                 <w:webHidden/>
               </w:rPr>
               <w:t>8</w:t>
             </w:r>
             <w:r>
               <w:rPr>
-                <w:noProof/>
                 <w:webHidden/>
               </w:rPr>
               <w:fldChar w:fldCharType="end"/>
@@ -683,7 +610,6 @@
             </w:tabs>
             <w:rPr>
               <w:rFonts w:asciiTheme="minorHAnsi" w:eastAsiaTheme="minorEastAsia" w:hAnsiTheme="minorHAnsi"/>
-              <w:noProof/>
               <w:lang w:eastAsia="lv-LV"/>
             </w:rPr>
           </w:pPr>
@@ -691,54 +617,46 @@
             <w:r>
               <w:rPr>
                 <w:rStyle w:val="Hipersaite"/>
-                <w:noProof/>
               </w:rPr>
               <w:t>Secinājumi</w:t>
             </w:r>
             <w:r>
               <w:rPr>
-                <w:noProof/>
                 <w:webHidden/>
               </w:rPr>
               <w:tab/>
             </w:r>
             <w:r>
               <w:rPr>
-                <w:noProof/>
                 <w:webHidden/>
               </w:rPr>
               <w:fldChar w:fldCharType="begin"/>
             </w:r>
             <w:r>
               <w:rPr>
-                <w:noProof/>
                 <w:webHidden/>
               </w:rPr>
               <w:instrText xml:space="preserve"> PAGEREF _Toc226901433 \h </w:instrText>
             </w:r>
             <w:r>
               <w:rPr>
-                <w:noProof/>
                 <w:webHidden/>
               </w:rPr>
             </w:r>
             <w:r>
               <w:rPr>
-                <w:noProof/>
                 <w:webHidden/>
               </w:rPr>
               <w:fldChar w:fldCharType="separate"/>
             </w:r>
             <w:r>
               <w:rPr>
-                <w:noProof/>
                 <w:webHidden/>
               </w:rPr>
               <w:t>13</w:t>
             </w:r>
             <w:r>
               <w:rPr>
-                <w:noProof/>
                 <w:webHidden/>
               </w:rPr>
               <w:fldChar w:fldCharType="end"/>
@@ -753,7 +671,6 @@
             </w:tabs>
             <w:rPr>
               <w:rFonts w:asciiTheme="minorHAnsi" w:eastAsiaTheme="minorEastAsia" w:hAnsiTheme="minorHAnsi"/>
-              <w:noProof/>
               <w:lang w:eastAsia="lv-LV"/>
             </w:rPr>
           </w:pPr>
@@ -761,54 +678,46 @@
             <w:r>
               <w:rPr>
                 <w:rStyle w:val="Hipersaite"/>
-                <w:noProof/>
               </w:rPr>
               <w:t>Bibliogrāfija</w:t>
             </w:r>
             <w:r>
               <w:rPr>
-                <w:noProof/>
                 <w:webHidden/>
               </w:rPr>
               <w:tab/>
             </w:r>
             <w:r>
               <w:rPr>
-                <w:noProof/>
                 <w:webHidden/>
               </w:rPr>
               <w:fldChar w:fldCharType="begin"/>
             </w:r>
             <w:r>
               <w:rPr>
-                <w:noProof/>
                 <w:webHidden/>
               </w:rPr>
               <w:instrText xml:space="preserve"> PAGEREF _Toc226901434 \h </w:instrText>
             </w:r>
             <w:r>
               <w:rPr>
-                <w:noProof/>
                 <w:webHidden/>
               </w:rPr>
             </w:r>
             <w:r>
               <w:rPr>
-                <w:noProof/>
                 <w:webHidden/>
               </w:rPr>
               <w:fldChar w:fldCharType="separate"/>
             </w:r>
             <w:r>
               <w:rPr>
-                <w:noProof/>
                 <w:webHidden/>
               </w:rPr>
               <w:t>14</w:t>
             </w:r>
             <w:r>
               <w:rPr>
-                <w:noProof/>
                 <w:webHidden/>
               </w:rPr>
               <w:fldChar w:fldCharType="end"/>
@@ -823,7 +732,6 @@
             </w:tabs>
             <w:rPr>
               <w:rFonts w:asciiTheme="minorHAnsi" w:eastAsiaTheme="minorEastAsia" w:hAnsiTheme="minorHAnsi"/>
-              <w:noProof/>
               <w:lang w:eastAsia="lv-LV"/>
             </w:rPr>
           </w:pPr>
@@ -831,54 +739,46 @@
             <w:r>
               <w:rPr>
                 <w:rStyle w:val="Hipersaite"/>
-                <w:noProof/>
               </w:rPr>
               <w:t>Pielikumi</w:t>
             </w:r>
             <w:r>
               <w:rPr>
-                <w:noProof/>
                 <w:webHidden/>
               </w:rPr>
               <w:tab/>
             </w:r>
             <w:r>
               <w:rPr>
-                <w:noProof/>
                 <w:webHidden/>
               </w:rPr>
               <w:fldChar w:fldCharType="begin"/>
             </w:r>
             <w:r>
               <w:rPr>
-                <w:noProof/>
                 <w:webHidden/>
               </w:rPr>
               <w:instrText xml:space="preserve"> PAGEREF _Toc226901435 \h </w:instrText>
             </w:r>
             <w:r>
               <w:rPr>
-                <w:noProof/>
                 <w:webHidden/>
               </w:rPr>
             </w:r>
             <w:r>
               <w:rPr>
-                <w:noProof/>
                 <w:webHidden/>
               </w:rPr>
               <w:fldChar w:fldCharType="separate"/>
             </w:r>
             <w:r>
               <w:rPr>
-                <w:noProof/>
                 <w:webHidden/>
               </w:rPr>
               <w:t>15</w:t>
             </w:r>
             <w:r>
               <w:rPr>
-                <w:noProof/>
                 <w:webHidden/>
               </w:rPr>
               <w:fldChar w:fldCharType="end"/>
@@ -1078,6 +978,7 @@
     </w:p>
     <w:p>
       <w:pPr>
+        <w:ind w:firstLine="0"/>
         <w:rPr>
           <w:b/>
           <w:bCs/>
@@ -1098,6 +999,7 @@
           <w:ilvl w:val="0"/>
           <w:numId w:val="3"/>
         </w:numPr>
+        <w:ind w:left="567"/>
       </w:pPr>
       <w:r>
         <w:t>Izstrādes plāns</w:t>
@@ -1110,6 +1012,7 @@
           <w:ilvl w:val="0"/>
           <w:numId w:val="3"/>
         </w:numPr>
+        <w:ind w:left="567"/>
       </w:pPr>
       <w:r>
         <w:t xml:space="preserve">Problēmas izpēte </w:t>
@@ -1122,6 +1025,7 @@
           <w:ilvl w:val="0"/>
           <w:numId w:val="3"/>
         </w:numPr>
+        <w:ind w:left="567"/>
       </w:pPr>
       <w:r>
         <w:t>Dokumentācijas izstrāde</w:t>
@@ -1134,6 +1038,7 @@
           <w:ilvl w:val="0"/>
           <w:numId w:val="3"/>
         </w:numPr>
+        <w:ind w:left="567"/>
       </w:pPr>
       <w:r>
         <w:t xml:space="preserve">Programmatūras specifikācija </w:t>
@@ -1146,6 +1051,7 @@
           <w:ilvl w:val="0"/>
           <w:numId w:val="3"/>
         </w:numPr>
+        <w:ind w:left="567"/>
       </w:pPr>
       <w:r>
         <w:t>Tehniskā specifikācija</w:t>
@@ -1158,6 +1064,7 @@
           <w:ilvl w:val="0"/>
           <w:numId w:val="3"/>
         </w:numPr>
+        <w:ind w:left="567"/>
       </w:pPr>
       <w:r>
         <w:t>Testēšana</w:t>
@@ -1170,6 +1077,7 @@
     </w:p>
     <w:p>
       <w:pPr>
+        <w:ind w:firstLine="0"/>
         <w:rPr>
           <w:b/>
           <w:bCs/>
@@ -1344,10 +1252,7 @@
         <w:t>API</w:t>
       </w:r>
       <w:r>
-        <w:t xml:space="preserve"> - </w:t>
-      </w:r>
-      <w:r>
-        <w:t>funkciju un procedūru kopums, kas ļauj izveidot lietojumprogrammas, kas piekļūst operētājsistēmas, lietojumprogrammas vai cita pakalpojuma līdzekļiem vai datiem.</w:t>
+        <w:t xml:space="preserve"> - funkciju un procedūru kopums, kas ļauj izveidot lietojumprogrammas, kas piekļūst operētājsistēmas, lietojumprogrammas vai cita pakalpojuma līdzekļiem vai datiem.</w:t>
       </w:r>
     </w:p>
     <w:p>
@@ -1366,13 +1271,7 @@
         <w:t>Autentifikācija</w:t>
       </w:r>
       <w:r>
-        <w:t xml:space="preserve"> - </w:t>
-      </w:r>
-      <w:r>
-        <w:t>p</w:t>
-      </w:r>
-      <w:r>
-        <w:t>rocess, ko uzņēmumi izmanto, lai nodrošinātu, ka organizācijas resursus var iegūt tikai atbilstošās personas, pakalpojumi un programmas ar pareizajām atļaujām sistēmām.</w:t>
+        <w:t xml:space="preserve"> - process, ko uzņēmumi izmanto, lai nodrošinātu, ka organizācijas resursus var iegūt tikai atbilstošās personas, pakalpojumi un programmas ar pareizajām atļaujām sistēmām.</w:t>
       </w:r>
     </w:p>
     <w:p>
@@ -1392,10 +1291,7 @@
         <w:t>Autorizācija</w:t>
       </w:r>
       <w:r>
-        <w:t xml:space="preserve"> - </w:t>
-      </w:r>
-      <w:r>
-        <w:t>process, kurā datorsistēma lietotājam nosaka noteiktas pilnvaras un resursus sistēmā.</w:t>
+        <w:t xml:space="preserve"> - process, kurā datorsistēma lietotājam nosaka noteiktas pilnvaras un resursus sistēmā.</w:t>
       </w:r>
     </w:p>
     <w:p>
@@ -1414,10 +1310,7 @@
         <w:t>Back-end</w:t>
       </w:r>
       <w:r>
-        <w:t xml:space="preserve"> – </w:t>
-      </w:r>
-      <w:r>
-        <w:t>datorsistēmas vai lietojumprogrammas daļa, kurai lietotājs tieši nepiekļūst un kas parasti ir atbildīga par datu glabāšanu un manipulācijām ar tiem.</w:t>
+        <w:t xml:space="preserve"> – datorsistēmas vai lietojumprogrammas daļa, kurai lietotājs tieši nepiekļūst un kas parasti ir atbildīga par datu glabāšanu un manipulācijām ar tiem.</w:t>
       </w:r>
     </w:p>
     <w:p>
@@ -1455,31 +1348,13 @@
         <w:t>Front-end</w:t>
       </w:r>
       <w:r>
-        <w:t xml:space="preserve"> </w:t>
-      </w:r>
-      <w:r>
-        <w:t>–</w:t>
-      </w:r>
-      <w:r>
-        <w:t xml:space="preserve"> </w:t>
-      </w:r>
-      <w:r>
-        <w:t>datorsistēmas vai lietoju</w:t>
+        <w:t xml:space="preserve"> – datorsistēmas vai lietoju</w:t>
       </w:r>
       <w:r>
         <w:t>m</w:t>
       </w:r>
       <w:r>
-        <w:t xml:space="preserve">programmas daļa, kas </w:t>
-      </w:r>
-      <w:r>
-        <w:t>attiecas uz vai apzīmē datorsistēmas vai lietojumprogrammas daļu, ar kuru lietotājs</w:t>
-      </w:r>
-      <w:r>
-        <w:t xml:space="preserve"> </w:t>
-      </w:r>
-      <w:r>
-        <w:t>tieši mijiedarbojas.</w:t>
+        <w:t>programmas daļa, kas attiecas uz vai apzīmē datorsistēmas vai lietojumprogrammas daļu, ar kuru lietotājs tieši mijiedarbojas.</w:t>
       </w:r>
     </w:p>
     <w:p>
@@ -1501,13 +1376,7 @@
         <w:t xml:space="preserve"> - </w:t>
       </w:r>
       <w:r>
-        <w:t>standartizēta sistēma teksta failu marķēšanai, lai tīmekļa lapās iegūtu fontu, krāsu, grafikas</w:t>
-      </w:r>
-      <w:r>
-        <w:t xml:space="preserve"> </w:t>
-      </w:r>
-      <w:r>
-        <w:t>un hipersaišu efektus.</w:t>
+        <w:t>standartizēta sistēma teksta failu marķēšanai, lai tīmekļa lapās iegūtu fontu, krāsu, grafikas un hipersaišu efektus.</w:t>
       </w:r>
     </w:p>
     <w:p>
@@ -1529,10 +1398,7 @@
         <w:t xml:space="preserve"> - </w:t>
       </w:r>
       <w:r>
-        <w:t>datu pārsūtīšanas protokols, ko izmanto globālajā tīmeklī</w:t>
-      </w:r>
-      <w:r>
-        <w:t xml:space="preserve">. </w:t>
+        <w:t xml:space="preserve">datu pārsūtīšanas protokols, ko izmanto globālajā tīmeklī. </w:t>
       </w:r>
     </w:p>
     <w:p>
@@ -1576,13 +1442,7 @@
         <w:t xml:space="preserve"> - </w:t>
       </w:r>
       <w:r>
-        <w:t>izmanto SQL, lai izveidotu un pārvaldītu datu bāzes. Kā relāciju datu bāze MySQL saglabā datus</w:t>
-      </w:r>
-      <w:r>
-        <w:t>,</w:t>
-      </w:r>
-      <w:r>
-        <w:t xml:space="preserve"> rindu un kolonnu tabulās, kas sakārtotas shēmās.</w:t>
+        <w:t>izmanto SQL, lai izveidotu un pārvaldītu datu bāzes. Kā relāciju datu bāze MySQL saglabā datus, rindu un kolonnu tabulās, kas sakārtotas shēmās.</w:t>
       </w:r>
     </w:p>
     <w:p>
@@ -1626,10 +1486,7 @@
         <w:t>Python Flask</w:t>
       </w:r>
       <w:r>
-        <w:t xml:space="preserve"> -</w:t>
-      </w:r>
-      <w:r>
-        <w:t>tīmekļa ietvars, tas ir Python modulis, kas ļauj viegli izstrādāt tīmekļa lietojumprogrammas</w:t>
+        <w:t xml:space="preserve"> -tīmekļa ietvars, tas ir Python modulis, kas ļauj viegli izstrādāt tīmekļa lietojumprogrammas</w:t>
       </w:r>
     </w:p>
     <w:p>
@@ -1648,13 +1505,7 @@
         <w:t>CSS</w:t>
       </w:r>
       <w:r>
-        <w:t xml:space="preserve"> - </w:t>
-      </w:r>
-      <w:r>
-        <w:t>stila lapas valoda, ko izmanto, lai aprakstītu HTML vai XML formātā rakstīta dokumenta noformējumu</w:t>
-      </w:r>
-      <w:r>
-        <w:t>.</w:t>
+        <w:t xml:space="preserve"> - stila lapas valoda, ko izmanto, lai aprakstītu HTML vai XML formātā rakstīta dokumenta noformējumu.</w:t>
       </w:r>
     </w:p>
     <w:p>
@@ -1673,16 +1524,7 @@
         <w:t>JSON</w:t>
       </w:r>
       <w:r>
-        <w:t xml:space="preserve"> - </w:t>
-      </w:r>
-      <w:r>
-        <w:t>atvērts standarta faila formāts un datu apmaiņas formāts, kas izmanto cilvēkiem lasāmu tekstu, lai saglabātu un pārsūtītu datu objektus, kas sastāv no nosaukuma un vērtības pāriem un masīviem</w:t>
-      </w:r>
-      <w:r>
-        <w:t>.</w:t>
-      </w:r>
-      <w:r>
-        <w:t> </w:t>
+        <w:t xml:space="preserve"> - atvērts standarta faila formāts un datu apmaiņas formāts, kas izmanto cilvēkiem lasāmu tekstu, lai saglabātu un pārsūtītu datu objektus, kas sastāv no nosaukuma un vērtības pāriem un masīviem. </w:t>
       </w:r>
     </w:p>
     <w:p>
@@ -1723,13 +1565,7 @@
         <w:t xml:space="preserve">DB Browser </w:t>
       </w:r>
       <w:r>
-        <w:t>-</w:t>
-      </w:r>
-      <w:r>
-        <w:t xml:space="preserve"> </w:t>
-      </w:r>
-      <w:r>
-        <w:t>vizuāla, atvērtā pirmkoda tehnoloģija, ko izmanto, lai izveidotu, izstrādātu un rediģētu datu bāzes failus, kas ir saderīgi ar SQLite. Šī tehnoloģija ļauj lietotājiem un izstrādātājiem izveidot datu bāzes, meklēt un rediģēt datus, izmantojot izklājlapai līdzīgu saskarni.</w:t>
+        <w:t>- vizuāla, atvērtā pirmkoda tehnoloģija, ko izmanto, lai izveidotu, izstrādātu un rediģētu datu bāzes failus, kas ir saderīgi ar SQLite. Šī tehnoloģija ļauj lietotājiem un izstrādātājiem izveidot datu bāzes, meklēt un rediģēt datus, izmantojot izklājlapai līdzīgu saskarni.</w:t>
       </w:r>
     </w:p>
     <w:p>
@@ -1748,36 +1584,11 @@
         <w:t>SQLAlchemy</w:t>
       </w:r>
       <w:r>
-        <w:t xml:space="preserve"> </w:t>
-      </w:r>
-      <w:r>
-        <w:t>-</w:t>
-      </w:r>
-      <w:r>
-        <w:t xml:space="preserve"> atvērtā pirmkoda Python bibliotēka, kas nodrošina SQL rīkkopu (sauktu par "SQLAlchemy Core") un objektu relāciju kartētāju (ORM) datu bāzes mijiedarbībai</w:t>
-      </w:r>
-      <w:r>
-        <w:t>.</w:t>
+        <w:t xml:space="preserve"> - atvērtā pirmkoda Python bibliotēka, kas nodrošina SQL rīkkopu (sauktu par "SQLAlchemy Core") un objektu relāciju kartētāju (ORM) datu bāzes mijiedarbībai.</w:t>
       </w:r>
       <w:r>
         <w:br w:type="page"/>
       </w:r>
-    </w:p>
-    <w:p>
-      <w:pPr>
-        <w:pStyle w:val="Sarakstarindkopa"/>
-        <w:numPr>
-          <w:ilvl w:val="0"/>
-          <w:numId w:val="6"/>
-        </w:numPr>
-      </w:pPr>
-    </w:p>
-    <w:p>
-      <w:pPr>
-        <w:spacing w:after="160" w:line="259" w:lineRule="auto"/>
-        <w:ind w:firstLine="0"/>
-        <w:jc w:val="left"/>
-      </w:pPr>
     </w:p>
     <w:p>
       <w:pPr>
@@ -1789,6 +1600,7 @@
       </w:pPr>
       <w:bookmarkStart w:id="3" w:name="_Toc226901428"/>
       <w:r>
+        <w:lastRenderedPageBreak/>
         <w:t>Pētāmā problēma</w:t>
       </w:r>
       <w:bookmarkEnd w:id="3"/>
@@ -1989,12 +1801,6 @@
         <w:br w:type="page"/>
       </w:r>
     </w:p>
-    <w:p/>
-    <w:p>
-      <w:pPr>
-        <w:ind w:firstLine="0"/>
-      </w:pPr>
-    </w:p>
     <w:p>
       <w:pPr>
         <w:pStyle w:val="Virsraksts1"/>
@@ -2005,6 +1811,7 @@
       </w:pPr>
       <w:bookmarkStart w:id="5" w:name="_Toc226901429"/>
       <w:r>
+        <w:lastRenderedPageBreak/>
         <w:t>Programatūras prasību specifikācija</w:t>
       </w:r>
       <w:bookmarkEnd w:id="5"/>
@@ -2021,11 +1828,6 @@
       <w:r>
         <w:t>Sistēmai jānodrošina šādas galvenās funkcijas, lai lietotājiem būtu viegli orientēties:</w:t>
       </w:r>
-    </w:p>
-    <w:p>
-      <w:pPr>
-        <w:ind w:firstLine="0"/>
-      </w:pPr>
     </w:p>
     <w:p>
       <w:pPr>
@@ -2131,6 +1933,7 @@
         <w:t xml:space="preserve">) </w:t>
       </w:r>
     </w:p>
+    <w:commentRangeEnd w:id="6"/>
     <w:p>
       <w:pPr>
         <w:keepNext/>
@@ -2139,37 +1942,15 @@
         </w:tabs>
         <w:ind w:firstLine="0"/>
       </w:pPr>
-      <w:commentRangeStart w:id="7"/>
-      <w:r>
-        <w:t>!!</w:t>
-      </w:r>
-      <w:r>
-        <w:t xml:space="preserve"> </w:t>
-      </w:r>
-      <w:commentRangeEnd w:id="6"/>
       <w:r>
         <w:rPr>
           <w:rStyle w:val="Komentraatsauce"/>
-          <w:noProof/>
           <w:sz w:val="24"/>
           <w:szCs w:val="24"/>
         </w:rPr>
         <w:commentReference w:id="6"/>
       </w:r>
-      <w:commentRangeEnd w:id="7"/>
-      <w:r>
-        <w:rPr>
-          <w:rStyle w:val="Komentraatsauce"/>
-          <w:noProof/>
-          <w:sz w:val="24"/>
-          <w:szCs w:val="24"/>
-        </w:rPr>
-        <w:commentReference w:id="7"/>
-      </w:r>
-      <w:r>
-        <w:rPr>
-          <w:noProof/>
-        </w:rPr>
+      <w:r>
         <w:drawing>
           <wp:inline distT="0" distB="0" distL="0" distR="0" wp14:anchorId="03A3DF40" wp14:editId="20D23FCD">
             <wp:extent cx="5759450" cy="2060575"/>
@@ -2211,24 +1992,11 @@
       <w:pPr>
         <w:pStyle w:val="Parakstszemobjekta"/>
       </w:pPr>
-      <w:r>
-        <w:fldChar w:fldCharType="begin"/>
-      </w:r>
-      <w:r>
-        <w:instrText xml:space="preserve"> SEQ Ilustrācija \* ARABIC </w:instrText>
-      </w:r>
-      <w:r>
-        <w:fldChar w:fldCharType="separate"/>
-      </w:r>
-      <w:r>
-        <w:rPr>
-          <w:noProof/>
-        </w:rPr>
-        <w:t>1</w:t>
-      </w:r>
-      <w:r>
-        <w:fldChar w:fldCharType="end"/>
-      </w:r>
+      <w:fldSimple w:instr=" SEQ Ilustrācija \* ARABIC ">
+        <w:r>
+          <w:t>1</w:t>
+        </w:r>
+      </w:fldSimple>
       <w:r>
         <w:t>. attēls - saskarnes skice</w:t>
       </w:r>
@@ -2243,70 +2011,13 @@
     </w:p>
     <w:p>
       <w:r>
-        <w:t xml:space="preserve">Servera puses loģikas </w:t>
-      </w:r>
-      <w:r>
-        <w:t>izveidei</w:t>
-      </w:r>
-      <w:r>
-        <w:t xml:space="preserve"> tika izmantota Python programmēšanas valoda un</w:t>
-      </w:r>
-      <w:r>
-        <w:t xml:space="preserve"> Python</w:t>
-      </w:r>
-      <w:r>
-        <w:t xml:space="preserve"> Flask, kas nodrošina efektīvu maršrutēšanu, HTTP pieprasījumu apstrādi un drošu lietotāju sesiju pārvaldību. Dat</w:t>
-      </w:r>
-      <w:r>
-        <w:t>i</w:t>
-      </w:r>
-      <w:r>
-        <w:t xml:space="preserve"> tiek nodrošināt</w:t>
-      </w:r>
-      <w:r>
-        <w:t>i</w:t>
-      </w:r>
-      <w:r>
-        <w:t xml:space="preserve">, izmantojot relāciju datubāzi </w:t>
-      </w:r>
-      <w:r>
-        <w:t>MySQL,</w:t>
-      </w:r>
-      <w:r>
-        <w:t xml:space="preserve"> kuras mijiedarbība ar </w:t>
-      </w:r>
-      <w:r>
-        <w:t>programmas</w:t>
-      </w:r>
-      <w:r>
-        <w:t xml:space="preserve"> saskarni tiek īstenota caur SQLAlchemy, tādējādi garantējot datu aizsardzību pret SQL injekcijām. </w:t>
-      </w:r>
-      <w:r>
-        <w:t>Lietotāj</w:t>
-      </w:r>
-      <w:r>
-        <w:t xml:space="preserve"> puses risinājums ir balstīts uz HTML un Tailwind CSS </w:t>
-      </w:r>
-      <w:r>
-        <w:t>bibliotēku</w:t>
-      </w:r>
-      <w:r>
-        <w:t>, kas nodrošina lietotāja saskarn</w:t>
-      </w:r>
-      <w:r>
-        <w:t xml:space="preserve">i. </w:t>
+        <w:t xml:space="preserve">Servera puses loģikas izveidei tika izmantota Python programmēšanas valoda un Python Flask, kas nodrošina efektīvu maršrutēšanu, HTTP pieprasījumu apstrādi un drošu lietotāju sesiju pārvaldību. Dati tiek nodrošināti, izmantojot relāciju datubāzi MySQL, kuras mijiedarbība ar programmas saskarni tiek īstenota caur SQLAlchemy, tādējādi garantējot datu aizsardzību pret SQL injekcijām. Lietotāj puses risinājums ir balstīts uz HTML un Tailwind CSS bibliotēku, kas nodrošina lietotāja saskarni. </w:t>
       </w:r>
       <w:r>
         <w:t xml:space="preserve">Kalendāra </w:t>
       </w:r>
       <w:r>
-        <w:t xml:space="preserve">datu apmaiņa starp klientu un serveri tiek realizēta ar </w:t>
-      </w:r>
-      <w:r>
-        <w:t>JavaScript</w:t>
-      </w:r>
-      <w:r>
-        <w:t xml:space="preserve"> un </w:t>
+        <w:t xml:space="preserve">datu apmaiņa starp klientu un serveri tiek realizēta ar JavaScript un </w:t>
       </w:r>
       <w:r>
         <w:t>API</w:t>
@@ -2344,12 +2055,9 @@
         <w:ind w:firstLine="0"/>
       </w:pPr>
       <w:r>
-        <w:rPr>
-          <w:noProof/>
-        </w:rPr>
         <w:lastRenderedPageBreak/>
         <w:drawing>
-          <wp:inline distT="0" distB="0" distL="0" distR="0" wp14:anchorId="72974A89" wp14:editId="5EC32F06">
+          <wp:inline distT="0" distB="0" distL="0" distR="0" wp14:anchorId="72974A89" wp14:editId="367308D7">
             <wp:extent cx="5759450" cy="1658620"/>
             <wp:effectExtent l="0" t="0" r="0" b="0"/>
             <wp:docPr id="1542399934" name="Attēls 1"/>
@@ -2395,24 +2103,11 @@
       <w:pPr>
         <w:pStyle w:val="Parakstszemobjekta"/>
       </w:pPr>
-      <w:r>
-        <w:fldChar w:fldCharType="begin"/>
-      </w:r>
-      <w:r>
-        <w:instrText xml:space="preserve"> SEQ Ilustrācija \* ARABIC </w:instrText>
-      </w:r>
-      <w:r>
-        <w:fldChar w:fldCharType="separate"/>
-      </w:r>
-      <w:r>
-        <w:rPr>
-          <w:noProof/>
-        </w:rPr>
-        <w:t>2</w:t>
-      </w:r>
-      <w:r>
-        <w:fldChar w:fldCharType="end"/>
-      </w:r>
+      <w:fldSimple w:instr=" SEQ Ilustrācija \* ARABIC ">
+        <w:r>
+          <w:t>2</w:t>
+        </w:r>
+      </w:fldSimple>
       <w:r>
         <w:t>. attēls - datubāzes skice</w:t>
       </w:r>
@@ -2455,34 +2150,19 @@
       <w:r>
         <w:br w:type="page"/>
       </w:r>
-    </w:p>
-    <w:p>
-      <w:pPr>
-        <w:tabs>
-          <w:tab w:val="right" w:pos="9070"/>
-        </w:tabs>
-        <w:ind w:firstLine="0"/>
-      </w:pPr>
-    </w:p>
-    <w:p>
-      <w:pPr>
-        <w:tabs>
-          <w:tab w:val="right" w:pos="9070"/>
-        </w:tabs>
-        <w:ind w:firstLine="0"/>
-      </w:pPr>
-      <w:commentRangeStart w:id="8"/>
-      <w:r>
+      <w:commentRangeStart w:id="7"/>
+      <w:r>
+        <w:lastRenderedPageBreak/>
         <w:tab/>
       </w:r>
-      <w:commentRangeEnd w:id="8"/>
+      <w:commentRangeEnd w:id="7"/>
       <w:r>
         <w:rPr>
           <w:rStyle w:val="Komentraatsauce"/>
           <w:sz w:val="24"/>
           <w:szCs w:val="24"/>
         </w:rPr>
-        <w:commentReference w:id="8"/>
+        <w:commentReference w:id="7"/>
       </w:r>
     </w:p>
     <w:p>
@@ -2493,28 +2173,28 @@
           <w:numId w:val="8"/>
         </w:numPr>
       </w:pPr>
-      <w:bookmarkStart w:id="9" w:name="_Toc226901430"/>
+      <w:bookmarkStart w:id="8" w:name="_Toc226901430"/>
       <w:r>
         <w:t>Programmatūras izstrādes plāns</w:t>
       </w:r>
-      <w:bookmarkEnd w:id="9"/>
+      <w:bookmarkEnd w:id="8"/>
     </w:p>
     <w:p>
       <w:r>
         <w:t xml:space="preserve">Projekts tika veidots pēc Agile jeb Spējā programmatūras izstrādes principiem, jo tas ļauj elastīgi pielāgoties programmas funkcionalitātei pievienojot jaunas funkcijas, kas ļauj nepārtraukti testēt tās </w:t>
       </w:r>
-      <w:commentRangeStart w:id="10"/>
+      <w:commentRangeStart w:id="9"/>
       <w:r>
         <w:t>funkcionalitāti</w:t>
       </w:r>
-      <w:commentRangeEnd w:id="10"/>
+      <w:commentRangeEnd w:id="9"/>
       <w:r>
         <w:rPr>
           <w:rStyle w:val="Komentraatsauce"/>
           <w:sz w:val="24"/>
           <w:szCs w:val="24"/>
         </w:rPr>
-        <w:commentReference w:id="10"/>
+        <w:commentReference w:id="9"/>
       </w:r>
       <w:r>
         <w:t>.</w:t>
@@ -2915,10 +2595,7 @@
         <w:ind w:left="1211" w:firstLine="0"/>
       </w:pPr>
       <w:r>
-        <w:t xml:space="preserve">5.1. </w:t>
-      </w:r>
-      <w:r>
-        <w:t>Programma ir funkcionējoša un testēta, lai nodotu klientam.</w:t>
+        <w:t>5.1. Programma ir funkcionējoša un testēta, lai nodotu klientam.</w:t>
       </w:r>
     </w:p>
     <w:p>
@@ -2963,10 +2640,7 @@
         <w:ind w:left="1211" w:firstLine="0"/>
       </w:pPr>
       <w:r>
-        <w:t xml:space="preserve">6.1. </w:t>
-      </w:r>
-      <w:r>
-        <w:t>Programmas funkciju papildināšana pēc lietotāju vajadzības</w:t>
+        <w:t>6.1. Programmas funkciju papildināšana pēc lietotāju vajadzības</w:t>
       </w:r>
     </w:p>
     <w:p>
@@ -2995,12 +2669,6 @@
         <w:br w:type="page"/>
       </w:r>
     </w:p>
-    <w:p>
-      <w:pPr>
-        <w:ind w:firstLine="0"/>
-      </w:pPr>
-    </w:p>
-    <w:p/>
     <w:p>
       <w:pPr>
         <w:pStyle w:val="Virsraksts1"/>
@@ -3009,11 +2677,12 @@
           <w:numId w:val="21"/>
         </w:numPr>
       </w:pPr>
-      <w:bookmarkStart w:id="11" w:name="_Toc226901431"/>
-      <w:r>
+      <w:bookmarkStart w:id="10" w:name="_Toc226901431"/>
+      <w:r>
+        <w:lastRenderedPageBreak/>
         <w:t>Atkļūdošana un vienībtestēšana</w:t>
       </w:r>
-      <w:bookmarkEnd w:id="11"/>
+      <w:bookmarkEnd w:id="10"/>
     </w:p>
     <w:p>
       <w:r>
@@ -3023,16 +2692,7 @@
         <w:t>izstrādes metodē</w:t>
       </w:r>
       <w:r>
-        <w:t xml:space="preserve">. Izstrādes procesā tika izmantota manuāla un automatizēta vienībtestēšana. </w:t>
-      </w:r>
-      <w:r>
-        <w:t>Izstrādes vidē tika aktivizēts</w:t>
-      </w:r>
-      <w:r>
-        <w:t xml:space="preserve"> Flask Debugger</w:t>
-      </w:r>
-      <w:r>
-        <w:t xml:space="preserve"> atkļūdošanas režīms, kas ļāva fiksēt Python kļūdas reāllaikā un analizēt steka izsekojamību (</w:t>
+        <w:t>. Izstrādes procesā tika izmantota manuāla un automatizēta vienībtestēšana. Izstrādes vidē tika aktivizēts Flask Debugger atkļūdošanas režīms, kas ļāva fiksēt Python kļūdas reāllaikā un analizēt steka izsekojamību (</w:t>
       </w:r>
       <w:r>
         <w:rPr>
@@ -3042,19 +2702,7 @@
         <w:t>Stack Trace</w:t>
       </w:r>
       <w:r>
-        <w:t>).</w:t>
-      </w:r>
-      <w:r>
-        <w:t xml:space="preserve"> </w:t>
-      </w:r>
-      <w:r>
-        <w:t>Tika kontrolēta HTTP pieprasījumu un atbilžu apmaiņa starp klientu un serveri (JSON datu struktūras pārbaude /api/slots maršrutā).</w:t>
-      </w:r>
-      <w:r>
-        <w:t xml:space="preserve"> </w:t>
-      </w:r>
-      <w:r>
-        <w:t>Kritiskajos koda punktos tika pievienota datu izvade terminālī, lai pārbaudītu mainīgo vērtības pirms to saglabāšanas datubāzē.</w:t>
+        <w:t>). Tika kontrolēta HTTP pieprasījumu un atbilžu apmaiņa starp klientu un serveri (JSON datu struktūras pārbaude /api/slots maršrutā). Kritiskajos koda punktos tika pievienota datu izvade terminālī, lai pārbaudītu mainīgo vērtības pirms to saglabāšanas datubāzē.</w:t>
       </w:r>
     </w:p>
     <w:p>
@@ -3190,18 +2838,18 @@
               <w:ind w:firstLine="0"/>
               <w:cnfStyle w:val="000000000000" w:firstRow="0" w:lastRow="0" w:firstColumn="0" w:lastColumn="0" w:oddVBand="0" w:evenVBand="0" w:oddHBand="0" w:evenHBand="0" w:firstRowFirstColumn="0" w:firstRowLastColumn="0" w:lastRowFirstColumn="0" w:lastRowLastColumn="0"/>
             </w:pPr>
-            <w:commentRangeStart w:id="12"/>
+            <w:commentRangeStart w:id="11"/>
             <w:r>
               <w:t>Pareizs lietotājvārds un parole</w:t>
             </w:r>
-            <w:commentRangeEnd w:id="12"/>
+            <w:commentRangeEnd w:id="11"/>
             <w:r>
               <w:rPr>
                 <w:rStyle w:val="Komentraatsauce"/>
                 <w:sz w:val="24"/>
                 <w:szCs w:val="24"/>
               </w:rPr>
-              <w:commentReference w:id="12"/>
+              <w:commentReference w:id="11"/>
             </w:r>
           </w:p>
         </w:tc>
@@ -3745,22 +3393,16 @@
         </w:numPr>
       </w:pPr>
       <w:r>
-        <w:t>Tabula</w:t>
-      </w:r>
-      <w:r>
-        <w:t xml:space="preserve"> </w:t>
-      </w:r>
-      <w:r>
-        <w:t xml:space="preserve">- </w:t>
-      </w:r>
-      <w:r>
-        <w:t>Testa iznākumi veicot atkļūdošanu</w:t>
+        <w:t>Tabula - Testa iznākumi veicot atkļūdošanu</w:t>
       </w:r>
     </w:p>
     <w:p>
       <w:pPr>
         <w:pStyle w:val="Parakstszemobjekta"/>
       </w:pPr>
+      <w:r>
+        <w:br w:type="page"/>
+      </w:r>
     </w:p>
     <w:p>
       <w:pPr>
@@ -3770,21 +3412,21 @@
           <w:numId w:val="21"/>
         </w:numPr>
       </w:pPr>
-      <w:bookmarkStart w:id="13" w:name="_Toc226901432"/>
-      <w:commentRangeStart w:id="14"/>
+      <w:bookmarkStart w:id="12" w:name="_Toc226901432"/>
+      <w:commentRangeStart w:id="13"/>
       <w:r>
         <w:lastRenderedPageBreak/>
         <w:t>Lietotāja ceļvedis</w:t>
       </w:r>
-      <w:bookmarkEnd w:id="13"/>
-      <w:commentRangeEnd w:id="14"/>
+      <w:bookmarkEnd w:id="12"/>
+      <w:commentRangeEnd w:id="13"/>
       <w:r>
         <w:rPr>
           <w:rStyle w:val="Komentraatsauce"/>
           <w:sz w:val="32"/>
           <w:szCs w:val="40"/>
         </w:rPr>
-        <w:commentReference w:id="14"/>
+        <w:commentReference w:id="13"/>
       </w:r>
     </w:p>
     <w:p>
@@ -3805,9 +3447,6 @@
         <w:ind w:left="1211" w:firstLine="0"/>
       </w:pPr>
       <w:r>
-        <w:rPr>
-          <w:noProof/>
-        </w:rPr>
         <mc:AlternateContent>
           <mc:Choice Requires="wps">
             <w:drawing>
@@ -3848,40 +3487,12 @@
                           <w:p>
                             <w:pPr>
                               <w:pStyle w:val="Parakstszemobjekta"/>
-                              <w:rPr>
-                                <w:noProof/>
-                              </w:rPr>
                             </w:pPr>
-                            <w:r>
-                              <w:rPr>
-                                <w:noProof/>
-                              </w:rPr>
-                              <w:fldChar w:fldCharType="begin"/>
-                            </w:r>
-                            <w:r>
-                              <w:rPr>
-                                <w:noProof/>
-                              </w:rPr>
-                              <w:instrText xml:space="preserve"> SEQ Ilustrācija \* ARABIC </w:instrText>
-                            </w:r>
-                            <w:r>
-                              <w:rPr>
-                                <w:noProof/>
-                              </w:rPr>
-                              <w:fldChar w:fldCharType="separate"/>
-                            </w:r>
-                            <w:r>
-                              <w:rPr>
-                                <w:noProof/>
-                              </w:rPr>
-                              <w:t>3</w:t>
-                            </w:r>
-                            <w:r>
-                              <w:rPr>
-                                <w:noProof/>
-                              </w:rPr>
-                              <w:fldChar w:fldCharType="end"/>
-                            </w:r>
+                            <w:fldSimple w:instr=" SEQ Ilustrācija \* ARABIC ">
+                              <w:r>
+                                <w:t>3</w:t>
+                              </w:r>
+                            </w:fldSimple>
                             <w:r>
                               <w:t>. attēls - pieteikšanās lapa</w:t>
                             </w:r>
@@ -3912,40 +3523,12 @@
                     <w:p>
                       <w:pPr>
                         <w:pStyle w:val="Parakstszemobjekta"/>
-                        <w:rPr>
-                          <w:noProof/>
-                        </w:rPr>
                       </w:pPr>
-                      <w:r>
-                        <w:rPr>
-                          <w:noProof/>
-                        </w:rPr>
-                        <w:fldChar w:fldCharType="begin"/>
-                      </w:r>
-                      <w:r>
-                        <w:rPr>
-                          <w:noProof/>
-                        </w:rPr>
-                        <w:instrText xml:space="preserve"> SEQ Ilustrācija \* ARABIC </w:instrText>
-                      </w:r>
-                      <w:r>
-                        <w:rPr>
-                          <w:noProof/>
-                        </w:rPr>
-                        <w:fldChar w:fldCharType="separate"/>
-                      </w:r>
-                      <w:r>
-                        <w:rPr>
-                          <w:noProof/>
-                        </w:rPr>
-                        <w:t>3</w:t>
-                      </w:r>
-                      <w:r>
-                        <w:rPr>
-                          <w:noProof/>
-                        </w:rPr>
-                        <w:fldChar w:fldCharType="end"/>
-                      </w:r>
+                      <w:fldSimple w:instr=" SEQ Ilustrācija \* ARABIC ">
+                        <w:r>
+                          <w:t>3</w:t>
+                        </w:r>
+                      </w:fldSimple>
                       <w:r>
                         <w:t>. attēls - pieteikšanās lapa</w:t>
                       </w:r>
@@ -3959,11 +3542,8 @@
         </mc:AlternateContent>
       </w:r>
       <w:r>
-        <w:rPr>
-          <w:noProof/>
-        </w:rPr>
         <w:drawing>
-          <wp:anchor distT="0" distB="0" distL="114300" distR="114300" simplePos="0" relativeHeight="251658240" behindDoc="0" locked="0" layoutInCell="1" allowOverlap="1" wp14:anchorId="3C3CAF60" wp14:editId="54489A4A">
+          <wp:anchor distT="0" distB="0" distL="114300" distR="114300" simplePos="0" relativeHeight="251658240" behindDoc="0" locked="0" layoutInCell="1" allowOverlap="1" wp14:anchorId="3C3CAF60" wp14:editId="57F3939E">
             <wp:simplePos x="0" y="0"/>
             <wp:positionH relativeFrom="column">
               <wp:posOffset>2642870</wp:posOffset>
@@ -4075,9 +3655,6 @@
         </w:numPr>
       </w:pPr>
       <w:r>
-        <w:rPr>
-          <w:noProof/>
-        </w:rPr>
         <mc:AlternateContent>
           <mc:Choice Requires="wps">
             <w:drawing>
@@ -4119,24 +3696,11 @@
                             <w:pPr>
                               <w:pStyle w:val="Parakstszemobjekta"/>
                             </w:pPr>
-                            <w:r>
-                              <w:fldChar w:fldCharType="begin"/>
-                            </w:r>
-                            <w:r>
-                              <w:instrText xml:space="preserve"> SEQ Ilustrācija \* ARABIC </w:instrText>
-                            </w:r>
-                            <w:r>
-                              <w:fldChar w:fldCharType="separate"/>
-                            </w:r>
-                            <w:r>
-                              <w:rPr>
-                                <w:noProof/>
-                              </w:rPr>
-                              <w:t>4</w:t>
-                            </w:r>
-                            <w:r>
-                              <w:fldChar w:fldCharType="end"/>
-                            </w:r>
+                            <w:fldSimple w:instr=" SEQ Ilustrācija \* ARABIC ">
+                              <w:r>
+                                <w:t>4</w:t>
+                              </w:r>
+                            </w:fldSimple>
                             <w:r>
                               <w:t>. attēls - kalendāra lapa</w:t>
                             </w:r>
@@ -4164,24 +3728,11 @@
                       <w:pPr>
                         <w:pStyle w:val="Parakstszemobjekta"/>
                       </w:pPr>
-                      <w:r>
-                        <w:fldChar w:fldCharType="begin"/>
-                      </w:r>
-                      <w:r>
-                        <w:instrText xml:space="preserve"> SEQ Ilustrācija \* ARABIC </w:instrText>
-                      </w:r>
-                      <w:r>
-                        <w:fldChar w:fldCharType="separate"/>
-                      </w:r>
-                      <w:r>
-                        <w:rPr>
-                          <w:noProof/>
-                        </w:rPr>
-                        <w:t>4</w:t>
-                      </w:r>
-                      <w:r>
-                        <w:fldChar w:fldCharType="end"/>
-                      </w:r>
+                      <w:fldSimple w:instr=" SEQ Ilustrācija \* ARABIC ">
+                        <w:r>
+                          <w:t>4</w:t>
+                        </w:r>
+                      </w:fldSimple>
                       <w:r>
                         <w:t>. attēls - kalendāra lapa</w:t>
                       </w:r>
@@ -4196,7 +3747,7 @@
       </w:r>
       <w:r>
         <w:drawing>
-          <wp:anchor distT="0" distB="0" distL="114300" distR="114300" simplePos="0" relativeHeight="251659264" behindDoc="0" locked="0" layoutInCell="1" allowOverlap="1" wp14:anchorId="711B4229" wp14:editId="32B491C2">
+          <wp:anchor distT="0" distB="0" distL="114300" distR="114300" simplePos="0" relativeHeight="251659264" behindDoc="0" locked="0" layoutInCell="1" allowOverlap="1" wp14:anchorId="711B4229" wp14:editId="001C479A">
             <wp:simplePos x="0" y="0"/>
             <wp:positionH relativeFrom="column">
               <wp:posOffset>2595245</wp:posOffset>
@@ -4285,9 +3836,6 @@
     </w:p>
     <w:p>
       <w:r>
-        <w:rPr>
-          <w:noProof/>
-        </w:rPr>
         <mc:AlternateContent>
           <mc:Choice Requires="wps">
             <w:drawing>
@@ -4329,24 +3877,11 @@
                             <w:pPr>
                               <w:pStyle w:val="Parakstszemobjekta"/>
                             </w:pPr>
-                            <w:r>
-                              <w:fldChar w:fldCharType="begin"/>
-                            </w:r>
-                            <w:r>
-                              <w:instrText xml:space="preserve"> SEQ Ilustrācija \* ARABIC </w:instrText>
-                            </w:r>
-                            <w:r>
-                              <w:fldChar w:fldCharType="separate"/>
-                            </w:r>
-                            <w:r>
-                              <w:rPr>
-                                <w:noProof/>
-                              </w:rPr>
-                              <w:t>5</w:t>
-                            </w:r>
-                            <w:r>
-                              <w:fldChar w:fldCharType="end"/>
-                            </w:r>
+                            <w:fldSimple w:instr=" SEQ Ilustrācija \* ARABIC ">
+                              <w:r>
+                                <w:t>5</w:t>
+                              </w:r>
+                            </w:fldSimple>
                             <w:r>
                               <w:t>. attēls - pieteikumu lapa</w:t>
                             </w:r>
@@ -4374,24 +3909,11 @@
                       <w:pPr>
                         <w:pStyle w:val="Parakstszemobjekta"/>
                       </w:pPr>
-                      <w:r>
-                        <w:fldChar w:fldCharType="begin"/>
-                      </w:r>
-                      <w:r>
-                        <w:instrText xml:space="preserve"> SEQ Ilustrācija \* ARABIC </w:instrText>
-                      </w:r>
-                      <w:r>
-                        <w:fldChar w:fldCharType="separate"/>
-                      </w:r>
-                      <w:r>
-                        <w:rPr>
-                          <w:noProof/>
-                        </w:rPr>
-                        <w:t>5</w:t>
-                      </w:r>
-                      <w:r>
-                        <w:fldChar w:fldCharType="end"/>
-                      </w:r>
+                      <w:fldSimple w:instr=" SEQ Ilustrācija \* ARABIC ">
+                        <w:r>
+                          <w:t>5</w:t>
+                        </w:r>
+                      </w:fldSimple>
                       <w:r>
                         <w:t>. attēls - pieteikumu lapa</w:t>
                       </w:r>
@@ -4406,7 +3928,7 @@
       </w:r>
       <w:r>
         <w:drawing>
-          <wp:anchor distT="0" distB="0" distL="114300" distR="114300" simplePos="0" relativeHeight="251660288" behindDoc="0" locked="0" layoutInCell="1" allowOverlap="1" wp14:anchorId="03C66033" wp14:editId="05D0B4CB">
+          <wp:anchor distT="0" distB="0" distL="114300" distR="114300" simplePos="0" relativeHeight="251660288" behindDoc="0" locked="0" layoutInCell="1" allowOverlap="1" wp14:anchorId="03C66033" wp14:editId="6F57386B">
             <wp:simplePos x="0" y="0"/>
             <wp:positionH relativeFrom="column">
               <wp:posOffset>3042920</wp:posOffset>
@@ -4478,9 +4000,6 @@
         <w:t>Ievada lietotājvārdu un paroli.</w:t>
       </w:r>
       <w:r>
-        <w:rPr>
-          <w:noProof/>
-        </w:rPr>
         <w:t xml:space="preserve"> </w:t>
       </w:r>
     </w:p>
@@ -4505,15 +4024,9 @@
         <w:t>Sākuma lapā apstiprina vai noraida skolēnu pieteikumus, ja noraida pieteikumu, tad ir jānorāda iemesls.</w:t>
       </w:r>
       <w:r>
-        <w:rPr>
-          <w:noProof/>
-        </w:rPr>
         <w:t xml:space="preserve"> </w:t>
       </w:r>
       <w:r>
-        <w:rPr>
-          <w:noProof/>
-        </w:rPr>
         <w:t>Skatīt 5. attēlu.</w:t>
       </w:r>
     </w:p>
@@ -4521,6 +4034,56 @@
       <w:pPr>
         <w:pStyle w:val="Sarakstarindkopa"/>
         <w:ind w:left="1211" w:firstLine="0"/>
+      </w:pPr>
+    </w:p>
+    <w:p>
+      <w:pPr>
+        <w:ind w:left="851" w:firstLine="0"/>
+      </w:pPr>
+    </w:p>
+    <w:p>
+      <w:pPr>
+        <w:ind w:left="851" w:firstLine="0"/>
+      </w:pPr>
+    </w:p>
+    <w:p>
+      <w:pPr>
+        <w:ind w:left="851" w:firstLine="0"/>
+      </w:pPr>
+    </w:p>
+    <w:p>
+      <w:pPr>
+        <w:ind w:left="851" w:firstLine="0"/>
+      </w:pPr>
+    </w:p>
+    <w:p>
+      <w:pPr>
+        <w:ind w:left="851" w:firstLine="0"/>
+      </w:pPr>
+    </w:p>
+    <w:p>
+      <w:pPr>
+        <w:ind w:left="851" w:firstLine="0"/>
+      </w:pPr>
+    </w:p>
+    <w:p>
+      <w:pPr>
+        <w:ind w:left="851" w:firstLine="0"/>
+      </w:pPr>
+    </w:p>
+    <w:p>
+      <w:pPr>
+        <w:ind w:left="851" w:firstLine="0"/>
+      </w:pPr>
+    </w:p>
+    <w:p>
+      <w:pPr>
+        <w:ind w:left="851" w:firstLine="0"/>
+      </w:pPr>
+    </w:p>
+    <w:p>
+      <w:pPr>
+        <w:ind w:left="851" w:firstLine="0"/>
       </w:pPr>
     </w:p>
     <w:p>
@@ -4552,14 +4115,8 @@
           <w:b/>
           <w:bCs/>
         </w:rPr>
-        <w:t>Administrator</w:t>
-      </w:r>
-      <w:r>
-        <w:rPr>
-          <w:b/>
-          <w:bCs/>
-        </w:rPr>
-        <w:t>am</w:t>
+        <w:lastRenderedPageBreak/>
+        <w:t>Administratoram</w:t>
       </w:r>
       <w:r>
         <w:t>:</w:t>
@@ -4580,22 +4137,12 @@
     <w:p>
       <w:pPr>
         <w:pStyle w:val="Sarakstarindkopa"/>
-        <w:ind w:left="1211" w:firstLine="0"/>
-      </w:pPr>
-    </w:p>
-    <w:p>
-      <w:pPr>
-        <w:pStyle w:val="Sarakstarindkopa"/>
         <w:numPr>
           <w:ilvl w:val="0"/>
           <w:numId w:val="16"/>
         </w:numPr>
       </w:pPr>
       <w:r>
-        <w:rPr>
-          <w:noProof/>
-        </w:rPr>
-        <w:lastRenderedPageBreak/>
         <w:drawing>
           <wp:anchor distT="0" distB="0" distL="114300" distR="114300" simplePos="0" relativeHeight="251667456" behindDoc="0" locked="0" layoutInCell="1" allowOverlap="1" wp14:anchorId="3F2DFB44" wp14:editId="6CC9EC62">
             <wp:simplePos x="0" y="0"/>
@@ -4665,21 +4212,12 @@
     <w:p>
       <w:pPr>
         <w:pStyle w:val="Sarakstarindkopa"/>
-        <w:ind w:left="1211" w:firstLine="0"/>
-      </w:pPr>
-    </w:p>
-    <w:p>
-      <w:pPr>
-        <w:pStyle w:val="Sarakstarindkopa"/>
         <w:numPr>
           <w:ilvl w:val="0"/>
           <w:numId w:val="16"/>
         </w:numPr>
       </w:pPr>
       <w:r>
-        <w:rPr>
-          <w:noProof/>
-        </w:rPr>
         <mc:AlternateContent>
           <mc:Choice Requires="wps">
             <w:drawing>
@@ -4720,40 +4258,12 @@
                           <w:p>
                             <w:pPr>
                               <w:pStyle w:val="Parakstszemobjekta"/>
-                              <w:rPr>
-                                <w:noProof/>
-                              </w:rPr>
                             </w:pPr>
-                            <w:r>
-                              <w:rPr>
-                                <w:noProof/>
-                              </w:rPr>
-                              <w:fldChar w:fldCharType="begin"/>
-                            </w:r>
-                            <w:r>
-                              <w:rPr>
-                                <w:noProof/>
-                              </w:rPr>
-                              <w:instrText xml:space="preserve"> SEQ Ilustrācija \* ARABIC </w:instrText>
-                            </w:r>
-                            <w:r>
-                              <w:rPr>
-                                <w:noProof/>
-                              </w:rPr>
-                              <w:fldChar w:fldCharType="separate"/>
-                            </w:r>
-                            <w:r>
-                              <w:rPr>
-                                <w:noProof/>
-                              </w:rPr>
-                              <w:t>6</w:t>
-                            </w:r>
-                            <w:r>
-                              <w:rPr>
-                                <w:noProof/>
-                              </w:rPr>
-                              <w:fldChar w:fldCharType="end"/>
-                            </w:r>
+                            <w:fldSimple w:instr=" SEQ Ilustrācija \* ARABIC ">
+                              <w:r>
+                                <w:t>6</w:t>
+                              </w:r>
+                            </w:fldSimple>
                             <w:r>
                               <w:t>. attēls - admin lapa(pievienot lietotāju)</w:t>
                             </w:r>
@@ -4780,40 +4290,12 @@
                     <w:p>
                       <w:pPr>
                         <w:pStyle w:val="Parakstszemobjekta"/>
-                        <w:rPr>
-                          <w:noProof/>
-                        </w:rPr>
                       </w:pPr>
-                      <w:r>
-                        <w:rPr>
-                          <w:noProof/>
-                        </w:rPr>
-                        <w:fldChar w:fldCharType="begin"/>
-                      </w:r>
-                      <w:r>
-                        <w:rPr>
-                          <w:noProof/>
-                        </w:rPr>
-                        <w:instrText xml:space="preserve"> SEQ Ilustrācija \* ARABIC </w:instrText>
-                      </w:r>
-                      <w:r>
-                        <w:rPr>
-                          <w:noProof/>
-                        </w:rPr>
-                        <w:fldChar w:fldCharType="separate"/>
-                      </w:r>
-                      <w:r>
-                        <w:rPr>
-                          <w:noProof/>
-                        </w:rPr>
-                        <w:t>6</w:t>
-                      </w:r>
-                      <w:r>
-                        <w:rPr>
-                          <w:noProof/>
-                        </w:rPr>
-                        <w:fldChar w:fldCharType="end"/>
-                      </w:r>
+                      <w:fldSimple w:instr=" SEQ Ilustrācija \* ARABIC ">
+                        <w:r>
+                          <w:t>6</w:t>
+                        </w:r>
+                      </w:fldSimple>
                       <w:r>
                         <w:t>. attēls - admin lapa(pievienot lietotāju)</w:t>
                       </w:r>
@@ -4861,9 +4343,6 @@
         <w:ind w:left="1211" w:firstLine="0"/>
       </w:pPr>
       <w:r>
-        <w:rPr>
-          <w:noProof/>
-        </w:rPr>
         <w:drawing>
           <wp:inline distT="0" distB="0" distL="0" distR="0" wp14:anchorId="3A51EA09" wp14:editId="69861605">
             <wp:extent cx="5759450" cy="2777490"/>
@@ -4905,24 +4384,11 @@
       <w:pPr>
         <w:pStyle w:val="Parakstszemobjekta"/>
       </w:pPr>
-      <w:r>
-        <w:fldChar w:fldCharType="begin"/>
-      </w:r>
-      <w:r>
-        <w:instrText xml:space="preserve"> SEQ Ilustrācija \* ARABIC </w:instrText>
-      </w:r>
-      <w:r>
-        <w:fldChar w:fldCharType="separate"/>
-      </w:r>
-      <w:r>
-        <w:rPr>
-          <w:noProof/>
-        </w:rPr>
-        <w:t>7</w:t>
-      </w:r>
-      <w:r>
-        <w:fldChar w:fldCharType="end"/>
-      </w:r>
+      <w:fldSimple w:instr=" SEQ Ilustrācija \* ARABIC ">
+        <w:r>
+          <w:t>7</w:t>
+        </w:r>
+      </w:fldSimple>
       <w:r>
         <w:t>. attēls - admin lapa (rediģēt konsultāciju)</w:t>
       </w:r>
@@ -4976,9 +4442,6 @@
         <w:ind w:left="1211" w:firstLine="0"/>
       </w:pPr>
       <w:r>
-        <w:rPr>
-          <w:noProof/>
-        </w:rPr>
         <w:drawing>
           <wp:inline distT="0" distB="0" distL="0" distR="0" wp14:anchorId="10021CD7" wp14:editId="63EA24DD">
             <wp:extent cx="5759450" cy="1163955"/>
@@ -5020,24 +4483,11 @@
       <w:pPr>
         <w:pStyle w:val="Parakstszemobjekta"/>
       </w:pPr>
-      <w:r>
-        <w:fldChar w:fldCharType="begin"/>
-      </w:r>
-      <w:r>
-        <w:instrText xml:space="preserve"> SEQ Ilustrācija \* ARABIC </w:instrText>
-      </w:r>
-      <w:r>
-        <w:fldChar w:fldCharType="separate"/>
-      </w:r>
-      <w:r>
-        <w:rPr>
-          <w:noProof/>
-        </w:rPr>
-        <w:t>8</w:t>
-      </w:r>
-      <w:r>
-        <w:fldChar w:fldCharType="end"/>
-      </w:r>
+      <w:fldSimple w:instr=" SEQ Ilustrācija \* ARABIC ">
+        <w:r>
+          <w:t>8</w:t>
+        </w:r>
+      </w:fldSimple>
       <w:r>
         <w:t>. attēls – admin lapa(rediģēt esošu konsultāciju)</w:t>
       </w:r>
@@ -5071,11 +4521,6 @@
     </w:p>
     <w:p>
       <w:pPr>
-        <w:pStyle w:val="Sarakstarindkopa"/>
-        <w:numPr>
-          <w:ilvl w:val="0"/>
-          <w:numId w:val="16"/>
-        </w:numPr>
         <w:sectPr>
           <w:footerReference w:type="default" r:id="rId32"/>
           <w:pgSz w:w="11906" w:h="16838"/>
@@ -5087,24 +4532,14 @@
     </w:p>
     <w:p>
       <w:pPr>
-        <w:ind w:firstLine="0"/>
-      </w:pPr>
-    </w:p>
-    <w:p>
-      <w:pPr>
-        <w:ind w:firstLine="0"/>
-      </w:pPr>
-    </w:p>
-    <w:p/>
-    <w:p>
-      <w:pPr>
         <w:pStyle w:val="Virsraksts1"/>
       </w:pPr>
-      <w:bookmarkStart w:id="15" w:name="_Toc226901433"/>
-      <w:r>
+      <w:bookmarkStart w:id="14" w:name="_Toc226901433"/>
+      <w:r>
+        <w:lastRenderedPageBreak/>
         <w:t>Secinājumi</w:t>
       </w:r>
-      <w:bookmarkEnd w:id="15"/>
+      <w:bookmarkEnd w:id="14"/>
     </w:p>
     <w:p>
       <w:pPr>
@@ -5159,7 +4594,7 @@
         </w:sectPr>
       </w:pPr>
     </w:p>
-    <w:bookmarkStart w:id="16" w:name="_Toc226901434" w:displacedByCustomXml="next"/>
+    <w:bookmarkStart w:id="15" w:name="_Toc226901434" w:displacedByCustomXml="next"/>
     <w:sdt>
       <w:sdtPr>
         <w:rPr>
@@ -5182,7 +4617,7 @@
           <w:r>
             <w:t>Bibliogrāfija</w:t>
           </w:r>
-          <w:bookmarkEnd w:id="16"/>
+          <w:bookmarkEnd w:id="15"/>
         </w:p>
         <w:sdt>
           <w:sdtPr>
@@ -5195,7 +4630,6 @@
                 <w:pStyle w:val="Bibliogrfija"/>
                 <w:ind w:left="720" w:hanging="720"/>
                 <w:rPr>
-                  <w:noProof/>
                   <w:kern w:val="0"/>
                   <w14:ligatures w14:val="none"/>
                 </w:rPr>
@@ -5213,14 +4647,10 @@
                 <w:rPr>
                   <w:i/>
                   <w:iCs/>
-                  <w:noProof/>
                 </w:rPr>
                 <w:t>CSS.</w:t>
               </w:r>
               <w:r>
-                <w:rPr>
-                  <w:noProof/>
-                </w:rPr>
                 <w:t xml:space="preserve"> bez datuma. https://tailwindcss.com/ (piekļūts 2026. gada 25. janvāris).</w:t>
               </w:r>
             </w:p>
@@ -5228,22 +4658,15 @@
               <w:pPr>
                 <w:pStyle w:val="Bibliogrfija"/>
                 <w:ind w:left="720" w:hanging="720"/>
-                <w:rPr>
-                  <w:noProof/>
-                </w:rPr>
               </w:pPr>
               <w:r>
                 <w:rPr>
                   <w:i/>
                   <w:iCs/>
-                  <w:noProof/>
                 </w:rPr>
                 <w:t>DB Browser.</w:t>
               </w:r>
               <w:r>
-                <w:rPr>
-                  <w:noProof/>
-                </w:rPr>
                 <w:t xml:space="preserve"> bez datuma. https://sqlitebrowser.org/ (piekļūts 2025. gada 15. novembris).</w:t>
               </w:r>
             </w:p>
@@ -5251,22 +4674,15 @@
               <w:pPr>
                 <w:pStyle w:val="Bibliogrfija"/>
                 <w:ind w:left="720" w:hanging="720"/>
-                <w:rPr>
-                  <w:noProof/>
-                </w:rPr>
               </w:pPr>
               <w:r>
                 <w:rPr>
                   <w:i/>
                   <w:iCs/>
-                  <w:noProof/>
                 </w:rPr>
                 <w:t>HTML.</w:t>
               </w:r>
               <w:r>
-                <w:rPr>
-                  <w:noProof/>
-                </w:rPr>
                 <w:t xml:space="preserve"> bez datuma. https://www.w3schools.com/html (piekļūts 2025. gada 27. oktobris).</w:t>
               </w:r>
             </w:p>
@@ -5274,22 +4690,15 @@
               <w:pPr>
                 <w:pStyle w:val="Bibliogrfija"/>
                 <w:ind w:left="720" w:hanging="720"/>
-                <w:rPr>
-                  <w:noProof/>
-                </w:rPr>
               </w:pPr>
               <w:r>
                 <w:rPr>
                   <w:i/>
                   <w:iCs/>
-                  <w:noProof/>
                 </w:rPr>
                 <w:t>JavaScript.</w:t>
               </w:r>
               <w:r>
-                <w:rPr>
-                  <w:noProof/>
-                </w:rPr>
                 <w:t xml:space="preserve"> bez datuma. https://calendarjs.com/ (piekļūts 2026. gada 7. februāris).</w:t>
               </w:r>
             </w:p>
@@ -5297,22 +4706,15 @@
               <w:pPr>
                 <w:pStyle w:val="Bibliogrfija"/>
                 <w:ind w:left="720" w:hanging="720"/>
-                <w:rPr>
-                  <w:noProof/>
-                </w:rPr>
               </w:pPr>
               <w:r>
                 <w:rPr>
                   <w:i/>
                   <w:iCs/>
-                  <w:noProof/>
                 </w:rPr>
                 <w:t>Python.</w:t>
               </w:r>
               <w:r>
-                <w:rPr>
-                  <w:noProof/>
-                </w:rPr>
                 <w:t xml:space="preserve"> bez datuma. https://www.w3schools.com/python (piekļūts 2026. gada 6. janvāris).</w:t>
               </w:r>
             </w:p>
@@ -5320,22 +4722,15 @@
               <w:pPr>
                 <w:pStyle w:val="Bibliogrfija"/>
                 <w:ind w:left="720" w:hanging="720"/>
-                <w:rPr>
-                  <w:noProof/>
-                </w:rPr>
               </w:pPr>
               <w:r>
                 <w:rPr>
                   <w:i/>
                   <w:iCs/>
-                  <w:noProof/>
                 </w:rPr>
                 <w:t>Python Flask.</w:t>
               </w:r>
               <w:r>
-                <w:rPr>
-                  <w:noProof/>
-                </w:rPr>
                 <w:t xml:space="preserve"> bez datuma. https://www.geeksforgeeks.org/python/flask-tutorial/ (piekļūts 2026. gada 7. februāris).</w:t>
               </w:r>
             </w:p>
@@ -5343,22 +4738,15 @@
               <w:pPr>
                 <w:pStyle w:val="Bibliogrfija"/>
                 <w:ind w:left="720" w:hanging="720"/>
-                <w:rPr>
-                  <w:noProof/>
-                </w:rPr>
               </w:pPr>
               <w:r>
                 <w:rPr>
                   <w:i/>
                   <w:iCs/>
-                  <w:noProof/>
                 </w:rPr>
                 <w:t>Projekta plānošanas izstrāde.</w:t>
               </w:r>
               <w:r>
-                <w:rPr>
-                  <w:noProof/>
-                </w:rPr>
                 <w:t xml:space="preserve"> bez datuma. https://www.startdesign.lv/ (piekļūts 2025. gada 28. novembris).</w:t>
               </w:r>
             </w:p>
@@ -5366,22 +4754,15 @@
               <w:pPr>
                 <w:pStyle w:val="Bibliogrfija"/>
                 <w:ind w:left="720" w:hanging="720"/>
-                <w:rPr>
-                  <w:noProof/>
-                </w:rPr>
               </w:pPr>
               <w:r>
                 <w:rPr>
                   <w:i/>
                   <w:iCs/>
-                  <w:noProof/>
                 </w:rPr>
                 <w:t>SQL.</w:t>
               </w:r>
               <w:r>
-                <w:rPr>
-                  <w:noProof/>
-                </w:rPr>
                 <w:t xml:space="preserve"> bez datuma. https://www.w3schools.com/sql/ (piekļūts 2025. gada 13. decembris).</w:t>
               </w:r>
             </w:p>
@@ -5389,22 +4770,15 @@
               <w:pPr>
                 <w:pStyle w:val="Bibliogrfija"/>
                 <w:ind w:left="720" w:hanging="720"/>
-                <w:rPr>
-                  <w:noProof/>
-                </w:rPr>
               </w:pPr>
               <w:r>
                 <w:rPr>
                   <w:i/>
                   <w:iCs/>
-                  <w:noProof/>
                 </w:rPr>
                 <w:t>SQLAlchemy.</w:t>
               </w:r>
               <w:r>
-                <w:rPr>
-                  <w:noProof/>
-                </w:rPr>
                 <w:t xml:space="preserve"> bez datuma. https://www.geeksforgeeks.org/python/sqlalchemy-tutorial-in-python/ (piekļūts 2026. gada 1. aprīlis).</w:t>
               </w:r>
             </w:p>
@@ -5412,22 +4786,15 @@
               <w:pPr>
                 <w:pStyle w:val="Bibliogrfija"/>
                 <w:ind w:left="720" w:hanging="720"/>
-                <w:rPr>
-                  <w:noProof/>
-                </w:rPr>
               </w:pPr>
               <w:r>
                 <w:rPr>
                   <w:i/>
                   <w:iCs/>
-                  <w:noProof/>
                 </w:rPr>
                 <w:t>Werkzeug.</w:t>
               </w:r>
               <w:r>
-                <w:rPr>
-                  <w:noProof/>
-                </w:rPr>
                 <w:t xml:space="preserve"> bez datuma. https://www.geeksforgeeks.org/python/convert-immutablemultidict-with-duplicate-keys-to-list-of-lists-in-python/ (piekļūts 2026. gada 11. februāris).</w:t>
               </w:r>
             </w:p>
@@ -5446,11 +4813,6 @@
     </w:sdt>
     <w:p>
       <w:pPr>
-        <w:ind w:firstLine="0"/>
-      </w:pPr>
-    </w:p>
-    <w:p>
-      <w:pPr>
         <w:spacing w:after="160"/>
         <w:ind w:firstLine="0"/>
         <w:jc w:val="left"/>
@@ -5463,12 +4825,12 @@
       <w:pPr>
         <w:pStyle w:val="Virsraksts1"/>
       </w:pPr>
-      <w:bookmarkStart w:id="17" w:name="_Toc226901435"/>
+      <w:bookmarkStart w:id="16" w:name="_Toc226901435"/>
       <w:r>
         <w:lastRenderedPageBreak/>
         <w:t>Pielikumi</w:t>
       </w:r>
-      <w:bookmarkEnd w:id="17"/>
+      <w:bookmarkEnd w:id="16"/>
     </w:p>
     <w:p>
       <w:r>
@@ -5482,9 +4844,6 @@
         <w:jc w:val="left"/>
       </w:pPr>
       <w:r>
-        <w:rPr>
-          <w:noProof/>
-        </w:rPr>
         <w:drawing>
           <wp:inline distT="0" distB="0" distL="0" distR="0" wp14:anchorId="1A939C33" wp14:editId="7790003E">
             <wp:extent cx="5759450" cy="3751580"/>
@@ -5522,9 +4881,6 @@
         </w:drawing>
       </w:r>
       <w:r>
-        <w:rPr>
-          <w:noProof/>
-        </w:rPr>
         <w:drawing>
           <wp:inline distT="0" distB="0" distL="0" distR="0" wp14:anchorId="669A24A8" wp14:editId="6024781D">
             <wp:extent cx="5759450" cy="3698875"/>
@@ -5562,9 +4918,6 @@
         </w:drawing>
       </w:r>
       <w:r>
-        <w:rPr>
-          <w:noProof/>
-        </w:rPr>
         <w:lastRenderedPageBreak/>
         <w:drawing>
           <wp:inline distT="0" distB="0" distL="0" distR="0" wp14:anchorId="1E3DEF11" wp14:editId="3137DC0C">
@@ -5603,9 +4956,6 @@
         </w:drawing>
       </w:r>
       <w:r>
-        <w:rPr>
-          <w:noProof/>
-        </w:rPr>
         <w:drawing>
           <wp:inline distT="0" distB="0" distL="0" distR="0" wp14:anchorId="2165B5F6" wp14:editId="05CC8E0B">
             <wp:extent cx="5759450" cy="4011295"/>
@@ -5643,9 +4993,6 @@
         </w:drawing>
       </w:r>
       <w:r>
-        <w:rPr>
-          <w:noProof/>
-        </w:rPr>
         <w:lastRenderedPageBreak/>
         <w:drawing>
           <wp:inline distT="0" distB="0" distL="0" distR="0" wp14:anchorId="4EC2948C" wp14:editId="25A8B1F2">
@@ -5701,9 +5048,6 @@
         <w:ind w:firstLine="0"/>
       </w:pPr>
       <w:r>
-        <w:rPr>
-          <w:noProof/>
-        </w:rPr>
         <w:drawing>
           <wp:inline distT="0" distB="0" distL="0" distR="0" wp14:anchorId="47043842" wp14:editId="23A47360">
             <wp:extent cx="5948045" cy="2264454"/>
@@ -5748,9 +5092,6 @@
         <w:jc w:val="left"/>
       </w:pPr>
       <w:r>
-        <w:rPr>
-          <w:noProof/>
-        </w:rPr>
         <w:drawing>
           <wp:inline distT="0" distB="0" distL="0" distR="0" wp14:anchorId="0ABF21A0" wp14:editId="15BD6997">
             <wp:extent cx="6486432" cy="1314450"/>
@@ -5788,9 +5129,6 @@
         </w:drawing>
       </w:r>
       <w:r>
-        <w:rPr>
-          <w:noProof/>
-        </w:rPr>
         <w:drawing>
           <wp:inline distT="0" distB="0" distL="0" distR="0" wp14:anchorId="791BCEB4" wp14:editId="04B25950">
             <wp:extent cx="6419129" cy="2638425"/>
@@ -5828,9 +5166,6 @@
         </w:drawing>
       </w:r>
       <w:r>
-        <w:rPr>
-          <w:noProof/>
-        </w:rPr>
         <w:lastRenderedPageBreak/>
         <w:drawing>
           <wp:inline distT="0" distB="0" distL="0" distR="0" wp14:anchorId="2B7541CA" wp14:editId="3F131B5A">
@@ -5869,9 +5204,6 @@
         </w:drawing>
       </w:r>
       <w:r>
-        <w:rPr>
-          <w:noProof/>
-        </w:rPr>
         <w:lastRenderedPageBreak/>
         <w:drawing>
           <wp:inline distT="0" distB="0" distL="0" distR="0" wp14:anchorId="0BC16515" wp14:editId="0EF97CCF">
@@ -5910,9 +5242,6 @@
         </w:drawing>
       </w:r>
       <w:r>
-        <w:rPr>
-          <w:noProof/>
-        </w:rPr>
         <w:lastRenderedPageBreak/>
         <w:drawing>
           <wp:inline distT="0" distB="0" distL="0" distR="0" wp14:anchorId="6D62570B" wp14:editId="4CCE6C24">
@@ -5957,7 +5286,10 @@
     <w:p>
       <w:r>
         <w:lastRenderedPageBreak/>
-        <w:t>3. piel.</w:t>
+        <w:t>3. piel</w:t>
+      </w:r>
+      <w:r>
+        <w:t>ikums</w:t>
       </w:r>
     </w:p>
     <w:p/>
@@ -6062,15 +5394,6 @@
           <w:t>https://drawsql.app/teams/mans-workspace/diagrams/datubazes-shema-2</w:t>
         </w:r>
       </w:hyperlink>
-    </w:p>
-    <w:p>
-      <w:pPr>
-        <w:pStyle w:val="Sarakstarindkopa"/>
-        <w:numPr>
-          <w:ilvl w:val="0"/>
-          <w:numId w:val="7"/>
-        </w:numPr>
-      </w:pPr>
     </w:p>
     <w:sectPr>
       <w:pgSz w:w="11906" w:h="16838"/>
@@ -6140,7 +5463,7 @@
       </w:r>
     </w:p>
   </w:comment>
-  <w:comment w:id="7" w:author="Kalvis Kincis" w:date="2026-04-08T14:29:00Z" w:initials="KK">
+  <w:comment w:id="7" w:author="Kalvis Kincis" w:date="2026-04-08T14:33:00Z" w:initials="KK">
     <w:p>
       <w:pPr>
         <w:pStyle w:val="Komentrateksts"/>
@@ -6152,11 +5475,11 @@
         <w:annotationRef/>
       </w:r>
       <w:r>
-        <w:t>Procesu shēma.</w:t>
+        <w:t>Izmantojot rīku X un par pamatu ņemot procesu shēmu ir izveidots lietotāja saskarnes prototips (wireframe). Sk. pielikumu 2.</w:t>
       </w:r>
     </w:p>
   </w:comment>
-  <w:comment w:id="8" w:author="Kalvis Kincis" w:date="2026-04-08T14:33:00Z" w:initials="KK">
+  <w:comment w:id="9" w:author="Kalvis Kincis" w:date="2026-04-08T14:20:00Z" w:initials="KK">
     <w:p>
       <w:pPr>
         <w:pStyle w:val="Komentrateksts"/>
@@ -6168,11 +5491,21 @@
         <w:annotationRef/>
       </w:r>
       <w:r>
-        <w:t>Izmantojot rīku X un par pamatu ņemot procesu shēmu ir izveidots lietotāja saskarnes prototips (wireframe). Sk. pielikumu 2.</w:t>
+        <w:t>Nosauksi izstrādes soļus (testa 7. jaut.) un vienā, divos teikumos, kas katrā notiek. Pēc tā uzrakstīsi, ka katrs solis grafiski attēlots 1. pielikumā.</w:t>
+      </w:r>
+      <w:r>
+        <w:br/>
+      </w:r>
+      <w:r>
+        <w:br/>
+        <w:t>1. līdz 6. attēlu uz pielikumu (viss kā 1. pielikums). Padomā par secību!</w:t>
+      </w:r>
+      <w:r>
+        <w:br/>
       </w:r>
     </w:p>
   </w:comment>
-  <w:comment w:id="10" w:author="Kalvis Kincis" w:date="2026-04-08T14:20:00Z" w:initials="KK">
+  <w:comment w:id="11" w:author="Kalvis Kincis" w:date="2026-04-08T14:38:00Z" w:initials="KK">
     <w:p>
       <w:pPr>
         <w:pStyle w:val="Komentrateksts"/>
@@ -6184,63 +5517,37 @@
         <w:annotationRef/>
       </w:r>
       <w:r>
-        <w:t>Nosauksi izstrādes soļus (testa 7. jaut.) un vienā, divos teikumos, kas katrā notiek. Pēc tā uzrakstīsi, ka katrs solis grafiski attēlots 1. pielikumā.</w:t>
-      </w:r>
-      <w:r>
-        <w:br/>
-      </w:r>
-      <w:r>
-        <w:br/>
-        <w:t>1. līdz 6. attēlu uz pielikumu (viss kā 1. pielikums). Padomā par secību!</w:t>
-      </w:r>
-      <w:r>
-        <w:br/>
+        <w:t>Kas notiek, ja nav ievadīts vispār?</w:t>
+      </w:r>
+    </w:p>
+    <w:p>
+      <w:pPr>
+        <w:pStyle w:val="Komentrateksts"/>
+      </w:pPr>
+    </w:p>
+    <w:p>
+      <w:pPr>
+        <w:pStyle w:val="Komentrateksts"/>
+      </w:pPr>
+      <w:r>
+        <w:t>Skolotājs noraida bez komentāra</w:t>
+      </w:r>
+    </w:p>
+    <w:p>
+      <w:pPr>
+        <w:pStyle w:val="Komentrateksts"/>
+      </w:pPr>
+    </w:p>
+    <w:p>
+      <w:pPr>
+        <w:pStyle w:val="Komentrateksts"/>
+      </w:pPr>
+      <w:r>
+        <w:t>Admin rediģē vai dzēš konsultāciju, uz kuru ir pieteikumi nākotnē.</w:t>
       </w:r>
     </w:p>
   </w:comment>
-  <w:comment w:id="12" w:author="Kalvis Kincis" w:date="2026-04-08T14:38:00Z" w:initials="KK">
-    <w:p>
-      <w:pPr>
-        <w:pStyle w:val="Komentrateksts"/>
-      </w:pPr>
-      <w:r>
-        <w:rPr>
-          <w:rStyle w:val="Komentraatsauce"/>
-        </w:rPr>
-        <w:annotationRef/>
-      </w:r>
-      <w:r>
-        <w:t>Kas notiek, ja nav ievadīts vispār?</w:t>
-      </w:r>
-    </w:p>
-    <w:p>
-      <w:pPr>
-        <w:pStyle w:val="Komentrateksts"/>
-      </w:pPr>
-    </w:p>
-    <w:p>
-      <w:pPr>
-        <w:pStyle w:val="Komentrateksts"/>
-      </w:pPr>
-      <w:r>
-        <w:t>Skolotājs noraida bez komentāra</w:t>
-      </w:r>
-    </w:p>
-    <w:p>
-      <w:pPr>
-        <w:pStyle w:val="Komentrateksts"/>
-      </w:pPr>
-    </w:p>
-    <w:p>
-      <w:pPr>
-        <w:pStyle w:val="Komentrateksts"/>
-      </w:pPr>
-      <w:r>
-        <w:t>Admin rediģē vai dzēš konsultāciju, uz kuru ir pieteikumi nākotnē.</w:t>
-      </w:r>
-    </w:p>
-  </w:comment>
-  <w:comment w:id="14" w:author="Kalvis Kincis" w:date="2026-04-08T14:43:00Z" w:initials="KK">
+  <w:comment w:id="13" w:author="Kalvis Kincis" w:date="2026-04-08T14:43:00Z" w:initials="KK">
     <w:p>
       <w:pPr>
         <w:pStyle w:val="Komentrateksts"/>
@@ -6264,7 +5571,6 @@
   <w15:commentEx w15:paraId="2981814B" w15:done="1"/>
   <w15:commentEx w15:paraId="4D8764A7" w15:done="1"/>
   <w15:commentEx w15:paraId="7791EF74" w15:done="1"/>
-  <w15:commentEx w15:paraId="1BA38603" w15:done="1"/>
   <w15:commentEx w15:paraId="1EE4B8AD" w15:done="1"/>
   <w15:commentEx w15:paraId="238141C4" w15:done="1"/>
   <w15:commentEx w15:paraId="3C43B75D" w15:done="1"/>
@@ -6277,7 +5583,6 @@
   <w16cex:commentExtensible w16cex:durableId="2D80DF96" w16cex:dateUtc="2026-04-08T11:07:00Z"/>
   <w16cex:commentExtensible w16cex:durableId="2D80E096" w16cex:dateUtc="2026-04-08T11:11:00Z"/>
   <w16cex:commentExtensible w16cex:durableId="2D80E214" w16cex:dateUtc="2026-04-08T11:17:00Z"/>
-  <w16cex:commentExtensible w16cex:durableId="2D80E4C8" w16cex:dateUtc="2026-04-08T11:29:00Z"/>
   <w16cex:commentExtensible w16cex:durableId="2D80E5A4" w16cex:dateUtc="2026-04-08T11:33:00Z"/>
   <w16cex:commentExtensible w16cex:durableId="2D80E2C6" w16cex:dateUtc="2026-04-08T11:20:00Z"/>
   <w16cex:commentExtensible w16cex:durableId="2D80E6D9" w16cex:dateUtc="2026-04-08T11:38:00Z"/>
@@ -6290,7 +5595,6 @@
   <w16cid:commentId w16cid:paraId="2981814B" w16cid:durableId="2D80DF96"/>
   <w16cid:commentId w16cid:paraId="4D8764A7" w16cid:durableId="2D80E096"/>
   <w16cid:commentId w16cid:paraId="7791EF74" w16cid:durableId="2D80E214"/>
-  <w16cid:commentId w16cid:paraId="1BA38603" w16cid:durableId="2D80E4C8"/>
   <w16cid:commentId w16cid:paraId="1EE4B8AD" w16cid:durableId="2D80E5A4"/>
   <w16cid:commentId w16cid:paraId="238141C4" w16cid:durableId="2D80E2C6"/>
   <w16cid:commentId w16cid:paraId="3C43B75D" w16cid:durableId="2D80E6D9"/>
@@ -7597,7 +6901,7 @@
       <w:lvlText w:val=""/>
       <w:lvlJc w:val="left"/>
       <w:pPr>
-        <w:ind w:left="1571" w:hanging="360"/>
+        <w:ind w:left="360" w:hanging="360"/>
       </w:pPr>
       <w:rPr>
         <w:rFonts w:ascii="Symbol" w:hAnsi="Symbol" w:hint="default"/>
@@ -7609,7 +6913,7 @@
       <w:lvlText w:val="o"/>
       <w:lvlJc w:val="left"/>
       <w:pPr>
-        <w:ind w:left="2291" w:hanging="360"/>
+        <w:ind w:left="1080" w:hanging="360"/>
       </w:pPr>
       <w:rPr>
         <w:rFonts w:ascii="Courier New" w:hAnsi="Courier New" w:cs="Courier New" w:hint="default"/>
@@ -7621,7 +6925,7 @@
       <w:lvlText w:val=""/>
       <w:lvlJc w:val="left"/>
       <w:pPr>
-        <w:ind w:left="3011" w:hanging="360"/>
+        <w:ind w:left="1800" w:hanging="360"/>
       </w:pPr>
       <w:rPr>
         <w:rFonts w:ascii="Wingdings" w:hAnsi="Wingdings" w:hint="default"/>
@@ -7633,7 +6937,7 @@
       <w:lvlText w:val=""/>
       <w:lvlJc w:val="left"/>
       <w:pPr>
-        <w:ind w:left="3731" w:hanging="360"/>
+        <w:ind w:left="2520" w:hanging="360"/>
       </w:pPr>
       <w:rPr>
         <w:rFonts w:ascii="Symbol" w:hAnsi="Symbol" w:hint="default"/>
@@ -7645,7 +6949,7 @@
       <w:lvlText w:val="o"/>
       <w:lvlJc w:val="left"/>
       <w:pPr>
-        <w:ind w:left="4451" w:hanging="360"/>
+        <w:ind w:left="3240" w:hanging="360"/>
       </w:pPr>
       <w:rPr>
         <w:rFonts w:ascii="Courier New" w:hAnsi="Courier New" w:cs="Courier New" w:hint="default"/>
@@ -7657,7 +6961,7 @@
       <w:lvlText w:val=""/>
       <w:lvlJc w:val="left"/>
       <w:pPr>
-        <w:ind w:left="5171" w:hanging="360"/>
+        <w:ind w:left="3960" w:hanging="360"/>
       </w:pPr>
       <w:rPr>
         <w:rFonts w:ascii="Wingdings" w:hAnsi="Wingdings" w:hint="default"/>
@@ -7669,7 +6973,7 @@
       <w:lvlText w:val=""/>
       <w:lvlJc w:val="left"/>
       <w:pPr>
-        <w:ind w:left="5891" w:hanging="360"/>
+        <w:ind w:left="4680" w:hanging="360"/>
       </w:pPr>
       <w:rPr>
         <w:rFonts w:ascii="Symbol" w:hAnsi="Symbol" w:hint="default"/>
@@ -7681,7 +6985,7 @@
       <w:lvlText w:val="o"/>
       <w:lvlJc w:val="left"/>
       <w:pPr>
-        <w:ind w:left="6611" w:hanging="360"/>
+        <w:ind w:left="5400" w:hanging="360"/>
       </w:pPr>
       <w:rPr>
         <w:rFonts w:ascii="Courier New" w:hAnsi="Courier New" w:cs="Courier New" w:hint="default"/>
@@ -7693,7 +6997,7 @@
       <w:lvlText w:val=""/>
       <w:lvlJc w:val="left"/>
       <w:pPr>
-        <w:ind w:left="7331" w:hanging="360"/>
+        <w:ind w:left="6120" w:hanging="360"/>
       </w:pPr>
       <w:rPr>
         <w:rFonts w:ascii="Wingdings" w:hAnsi="Wingdings" w:hint="default"/>

--- a/Projekta_darba_sagatave.docx
+++ b/Projekta_darba_sagatave.docx
@@ -14,17 +14,37 @@
     <w:p>
       <w:pPr>
         <w:jc w:val="center"/>
-      </w:pPr>
-      <w:r>
+        <w:rPr>
+          <w:sz w:val="52"/>
+          <w:szCs w:val="52"/>
+        </w:rPr>
+      </w:pPr>
+      <w:r>
+        <w:rPr>
+          <w:sz w:val="52"/>
+          <w:szCs w:val="52"/>
+        </w:rPr>
         <w:t>Konsultāciju timekļu lapas izstrāde</w:t>
       </w:r>
       <w:r>
+        <w:rPr>
+          <w:sz w:val="52"/>
+          <w:szCs w:val="52"/>
+        </w:rPr>
         <w:br/>
       </w:r>
       <w:r>
+        <w:rPr>
+          <w:sz w:val="52"/>
+          <w:szCs w:val="52"/>
+        </w:rPr>
         <w:t>d</w:t>
       </w:r>
       <w:r>
+        <w:rPr>
+          <w:sz w:val="52"/>
+          <w:szCs w:val="52"/>
+        </w:rPr>
         <w:t>izaina risinājums</w:t>
       </w:r>
     </w:p>
@@ -1945,12 +1965,16 @@
       <w:r>
         <w:rPr>
           <w:rStyle w:val="Komentraatsauce"/>
+          <w:noProof/>
           <w:sz w:val="24"/>
           <w:szCs w:val="24"/>
         </w:rPr>
         <w:commentReference w:id="6"/>
       </w:r>
       <w:r>
+        <w:rPr>
+          <w:noProof/>
+        </w:rPr>
         <w:drawing>
           <wp:inline distT="0" distB="0" distL="0" distR="0" wp14:anchorId="03A3DF40" wp14:editId="20D23FCD">
             <wp:extent cx="5759450" cy="2060575"/>
@@ -2055,9 +2079,12 @@
         <w:ind w:firstLine="0"/>
       </w:pPr>
       <w:r>
+        <w:rPr>
+          <w:noProof/>
+        </w:rPr>
         <w:lastRenderedPageBreak/>
         <w:drawing>
-          <wp:inline distT="0" distB="0" distL="0" distR="0" wp14:anchorId="72974A89" wp14:editId="367308D7">
+          <wp:inline distT="0" distB="0" distL="0" distR="0" wp14:anchorId="72974A89" wp14:editId="393AC2F0">
             <wp:extent cx="5759450" cy="1658620"/>
             <wp:effectExtent l="0" t="0" r="0" b="0"/>
             <wp:docPr id="1542399934" name="Attēls 1"/>
@@ -3447,6 +3474,9 @@
         <w:ind w:left="1211" w:firstLine="0"/>
       </w:pPr>
       <w:r>
+        <w:rPr>
+          <w:noProof/>
+        </w:rPr>
         <mc:AlternateContent>
           <mc:Choice Requires="wps">
             <w:drawing>
@@ -3542,8 +3572,11 @@
         </mc:AlternateContent>
       </w:r>
       <w:r>
+        <w:rPr>
+          <w:noProof/>
+        </w:rPr>
         <w:drawing>
-          <wp:anchor distT="0" distB="0" distL="114300" distR="114300" simplePos="0" relativeHeight="251658240" behindDoc="0" locked="0" layoutInCell="1" allowOverlap="1" wp14:anchorId="3C3CAF60" wp14:editId="57F3939E">
+          <wp:anchor distT="0" distB="0" distL="114300" distR="114300" simplePos="0" relativeHeight="251658240" behindDoc="0" locked="0" layoutInCell="1" allowOverlap="1" wp14:anchorId="3C3CAF60" wp14:editId="33A76E2F">
             <wp:simplePos x="0" y="0"/>
             <wp:positionH relativeFrom="column">
               <wp:posOffset>2642870</wp:posOffset>
@@ -3655,6 +3688,9 @@
         </w:numPr>
       </w:pPr>
       <w:r>
+        <w:rPr>
+          <w:noProof/>
+        </w:rPr>
         <mc:AlternateContent>
           <mc:Choice Requires="wps">
             <w:drawing>
@@ -3746,8 +3782,11 @@
         </mc:AlternateContent>
       </w:r>
       <w:r>
+        <w:rPr>
+          <w:noProof/>
+        </w:rPr>
         <w:drawing>
-          <wp:anchor distT="0" distB="0" distL="114300" distR="114300" simplePos="0" relativeHeight="251659264" behindDoc="0" locked="0" layoutInCell="1" allowOverlap="1" wp14:anchorId="711B4229" wp14:editId="001C479A">
+          <wp:anchor distT="0" distB="0" distL="114300" distR="114300" simplePos="0" relativeHeight="251659264" behindDoc="0" locked="0" layoutInCell="1" allowOverlap="1" wp14:anchorId="711B4229" wp14:editId="6BC65B3F">
             <wp:simplePos x="0" y="0"/>
             <wp:positionH relativeFrom="column">
               <wp:posOffset>2595245</wp:posOffset>
@@ -3836,6 +3875,9 @@
     </w:p>
     <w:p>
       <w:r>
+        <w:rPr>
+          <w:noProof/>
+        </w:rPr>
         <mc:AlternateContent>
           <mc:Choice Requires="wps">
             <w:drawing>
@@ -3927,8 +3969,11 @@
         </mc:AlternateContent>
       </w:r>
       <w:r>
+        <w:rPr>
+          <w:noProof/>
+        </w:rPr>
         <w:drawing>
-          <wp:anchor distT="0" distB="0" distL="114300" distR="114300" simplePos="0" relativeHeight="251660288" behindDoc="0" locked="0" layoutInCell="1" allowOverlap="1" wp14:anchorId="03C66033" wp14:editId="6F57386B">
+          <wp:anchor distT="0" distB="0" distL="114300" distR="114300" simplePos="0" relativeHeight="251660288" behindDoc="0" locked="0" layoutInCell="1" allowOverlap="1" wp14:anchorId="03C66033" wp14:editId="533D2522">
             <wp:simplePos x="0" y="0"/>
             <wp:positionH relativeFrom="column">
               <wp:posOffset>3042920</wp:posOffset>
@@ -4143,6 +4188,9 @@
         </w:numPr>
       </w:pPr>
       <w:r>
+        <w:rPr>
+          <w:noProof/>
+        </w:rPr>
         <w:drawing>
           <wp:anchor distT="0" distB="0" distL="114300" distR="114300" simplePos="0" relativeHeight="251667456" behindDoc="0" locked="0" layoutInCell="1" allowOverlap="1" wp14:anchorId="3F2DFB44" wp14:editId="6CC9EC62">
             <wp:simplePos x="0" y="0"/>
@@ -4218,6 +4266,9 @@
         </w:numPr>
       </w:pPr>
       <w:r>
+        <w:rPr>
+          <w:noProof/>
+        </w:rPr>
         <mc:AlternateContent>
           <mc:Choice Requires="wps">
             <w:drawing>
@@ -4343,6 +4394,9 @@
         <w:ind w:left="1211" w:firstLine="0"/>
       </w:pPr>
       <w:r>
+        <w:rPr>
+          <w:noProof/>
+        </w:rPr>
         <w:drawing>
           <wp:inline distT="0" distB="0" distL="0" distR="0" wp14:anchorId="3A51EA09" wp14:editId="69861605">
             <wp:extent cx="5759450" cy="2777490"/>
@@ -4442,6 +4496,9 @@
         <w:ind w:left="1211" w:firstLine="0"/>
       </w:pPr>
       <w:r>
+        <w:rPr>
+          <w:noProof/>
+        </w:rPr>
         <w:drawing>
           <wp:inline distT="0" distB="0" distL="0" distR="0" wp14:anchorId="10021CD7" wp14:editId="63EA24DD">
             <wp:extent cx="5759450" cy="1163955"/>
@@ -4546,7 +4603,25 @@
         <w:spacing w:after="160"/>
       </w:pPr>
       <w:r>
-        <w:t>Tika izpildīts pamatfunkciju mērķis, sistēma ir responsīva un droša. Lietotāji var lietot šo sistēmu, nesalaužot sistēmas loģikas uzbūvi. Ja mēģina ievadīt neatbilstošus datus vai obligātajos datu laukos netiek ievadīti dati, atkļūdošanas rezultātā, sistēma nenobrūk.</w:t>
+        <w:t xml:space="preserve">Tika izpildīts </w:t>
+      </w:r>
+      <w:r>
+        <w:t>darba</w:t>
+      </w:r>
+      <w:r>
+        <w:t xml:space="preserve"> mērķis, sistēma ir responsīva</w:t>
+      </w:r>
+      <w:r>
+        <w:t>,</w:t>
+      </w:r>
+      <w:r>
+        <w:t xml:space="preserve"> droša</w:t>
+      </w:r>
+      <w:r>
+        <w:t xml:space="preserve"> un viegli lietojama</w:t>
+      </w:r>
+      <w:r>
+        <w:t>. Lietotāji var lietot šo sistēmu, nesalaužot sistēmas loģikas uzbūvi. Ja mēģina ievadīt neatbilstošus datus vai obligātajos datu laukos netiek ievadīti dati, atkļūdošanas rezultātā, sistēma nenobrūk.</w:t>
       </w:r>
     </w:p>
     <w:p>
@@ -4573,13 +4648,25 @@
         <w:spacing w:after="160"/>
       </w:pPr>
       <w:r>
-        <w:t xml:space="preserve">Nākotnē varētu šo programmu pilnveidot ar e-klases pieteikšanos, ka jebkura skola varētu šo dizaina risinājumu izmantot. Varētu papildināt </w:t>
+        <w:t xml:space="preserve">Nākotnē šo programmu </w:t>
+      </w:r>
+      <w:r>
+        <w:t xml:space="preserve">varētu </w:t>
+      </w:r>
+      <w:r>
+        <w:t>pilnveidot ar e-klases</w:t>
+      </w:r>
+      <w:r>
+        <w:t xml:space="preserve"> vai moodle</w:t>
+      </w:r>
+      <w:r>
+        <w:t xml:space="preserve"> pieteikšanos, ka jebkura skola varētu šo dizaina risinājumu izmantot. Varētu papildināt </w:t>
       </w:r>
       <w:r>
         <w:t>lietotāju funkcijas</w:t>
       </w:r>
       <w:r>
-        <w:t xml:space="preserve"> ar sava profila izveidi, kad var nomainīt, piemēram, paroli, profila attēlu, utt.</w:t>
+        <w:t xml:space="preserve"> ar sava profila izveidi, ka var nomainīt, piemēram, paroli, profila attēlu, utt.</w:t>
       </w:r>
     </w:p>
     <w:p/>
@@ -4844,6 +4931,9 @@
         <w:jc w:val="left"/>
       </w:pPr>
       <w:r>
+        <w:rPr>
+          <w:noProof/>
+        </w:rPr>
         <w:drawing>
           <wp:inline distT="0" distB="0" distL="0" distR="0" wp14:anchorId="1A939C33" wp14:editId="7790003E">
             <wp:extent cx="5759450" cy="3751580"/>
@@ -4881,6 +4971,9 @@
         </w:drawing>
       </w:r>
       <w:r>
+        <w:rPr>
+          <w:noProof/>
+        </w:rPr>
         <w:drawing>
           <wp:inline distT="0" distB="0" distL="0" distR="0" wp14:anchorId="669A24A8" wp14:editId="6024781D">
             <wp:extent cx="5759450" cy="3698875"/>
@@ -4918,6 +5011,9 @@
         </w:drawing>
       </w:r>
       <w:r>
+        <w:rPr>
+          <w:noProof/>
+        </w:rPr>
         <w:lastRenderedPageBreak/>
         <w:drawing>
           <wp:inline distT="0" distB="0" distL="0" distR="0" wp14:anchorId="1E3DEF11" wp14:editId="3137DC0C">
@@ -4956,6 +5052,9 @@
         </w:drawing>
       </w:r>
       <w:r>
+        <w:rPr>
+          <w:noProof/>
+        </w:rPr>
         <w:drawing>
           <wp:inline distT="0" distB="0" distL="0" distR="0" wp14:anchorId="2165B5F6" wp14:editId="05CC8E0B">
             <wp:extent cx="5759450" cy="4011295"/>
@@ -4993,6 +5092,9 @@
         </w:drawing>
       </w:r>
       <w:r>
+        <w:rPr>
+          <w:noProof/>
+        </w:rPr>
         <w:lastRenderedPageBreak/>
         <w:drawing>
           <wp:inline distT="0" distB="0" distL="0" distR="0" wp14:anchorId="4EC2948C" wp14:editId="25A8B1F2">
@@ -5048,6 +5150,9 @@
         <w:ind w:firstLine="0"/>
       </w:pPr>
       <w:r>
+        <w:rPr>
+          <w:noProof/>
+        </w:rPr>
         <w:drawing>
           <wp:inline distT="0" distB="0" distL="0" distR="0" wp14:anchorId="47043842" wp14:editId="23A47360">
             <wp:extent cx="5948045" cy="2264454"/>
@@ -5092,6 +5197,9 @@
         <w:jc w:val="left"/>
       </w:pPr>
       <w:r>
+        <w:rPr>
+          <w:noProof/>
+        </w:rPr>
         <w:drawing>
           <wp:inline distT="0" distB="0" distL="0" distR="0" wp14:anchorId="0ABF21A0" wp14:editId="15BD6997">
             <wp:extent cx="6486432" cy="1314450"/>
@@ -5129,6 +5237,9 @@
         </w:drawing>
       </w:r>
       <w:r>
+        <w:rPr>
+          <w:noProof/>
+        </w:rPr>
         <w:drawing>
           <wp:inline distT="0" distB="0" distL="0" distR="0" wp14:anchorId="791BCEB4" wp14:editId="04B25950">
             <wp:extent cx="6419129" cy="2638425"/>
@@ -5166,6 +5277,9 @@
         </w:drawing>
       </w:r>
       <w:r>
+        <w:rPr>
+          <w:noProof/>
+        </w:rPr>
         <w:lastRenderedPageBreak/>
         <w:drawing>
           <wp:inline distT="0" distB="0" distL="0" distR="0" wp14:anchorId="2B7541CA" wp14:editId="3F131B5A">
@@ -5204,6 +5318,9 @@
         </w:drawing>
       </w:r>
       <w:r>
+        <w:rPr>
+          <w:noProof/>
+        </w:rPr>
         <w:lastRenderedPageBreak/>
         <w:drawing>
           <wp:inline distT="0" distB="0" distL="0" distR="0" wp14:anchorId="0BC16515" wp14:editId="0EF97CCF">
@@ -5242,6 +5359,9 @@
         </w:drawing>
       </w:r>
       <w:r>
+        <w:rPr>
+          <w:noProof/>
+        </w:rPr>
         <w:lastRenderedPageBreak/>
         <w:drawing>
           <wp:inline distT="0" distB="0" distL="0" distR="0" wp14:anchorId="6D62570B" wp14:editId="4CCE6C24">
